--- a/รายงาน_บทที่7-9_Line-Guard.docx
+++ b/รายงาน_บทที่7-9_Line-Guard.docx
@@ -335,7 +335,7 @@
           <w:sz w:val="32"/>
           <w:szCs w:val="32"/>
         </w:rPr>
-        <w:t xml:space="preserve">การทดสอบทั้งหมดในบทนี้ทำบนคลิปทดสอบ </w:t>
+        <w:t xml:space="preserve">ทดสอบบนคลิป </w:t>
       </w:r>
       <w:r>
         <w:rPr>
@@ -354,7 +354,7 @@
           <w:sz w:val="32"/>
           <w:szCs w:val="32"/>
         </w:rPr>
-        <w:t xml:space="preserve"> ความยาว 3 นาที 39 วินาที (219 วินาที)</w:t>
+        <w:t xml:space="preserve"> ยาว 3 นาที 39 วินาที (จัดฉากในห้องปฏิบัติการ ผู้ปฏิบัติงาน 2 คน</w:t>
       </w:r>
     </w:p>
     <w:p>
@@ -365,7 +365,17 @@
           <w:sz w:val="32"/>
           <w:szCs w:val="32"/>
         </w:rPr>
-        <w:t>ซึ่งจัดฉากขึ้นในห้องปฏิบัติการโดยจำลองสถานีตรวจกระป๋องที่มีผู้ปฏิบัติงาน 2 คน</w:t>
+        <w:t xml:space="preserve">สายพาน ลังคัดแยก 3 ใบ) เทียบกับ </w:t>
+      </w:r>
+      <w:r>
+        <w:rPr>
+          <w:rFonts w:ascii="TH Sarabun New" w:hAnsi="TH Sarabun New" w:cs="TH Sarabun New"/>
+          <w:b/>
+          <w:sz w:val="32"/>
+          <w:szCs w:val="32"/>
+          <w:bCs/>
+        </w:rPr>
+        <w:t>เฉลยที่เปิดภาพดูด้วยตาทีละเฟรม ทุก 3 วินาที รวม 74 จุดตรวจ</w:t>
       </w:r>
     </w:p>
     <w:p>
@@ -376,7 +386,7 @@
           <w:sz w:val="32"/>
           <w:szCs w:val="32"/>
         </w:rPr>
-        <w:t>สายพาน ลังคัดแยก 3 ใบ (WAIT / NG / GOOD) และเหตุการณ์ผิดปกติที่แสดงโดยตั้งใจ</w:t>
+        <w:t>ครบทั้งหมวก ถุงมือ หน้ากาก ของทั้งสองคน</w:t>
       </w:r>
     </w:p>
     <w:p/>
@@ -389,7 +399,7 @@
           <w:szCs w:val="32"/>
           <w:bCs/>
         </w:rPr>
-        <w:t>เกณฑ์ที่ยึด 4 ข้อ</w:t>
+        <w:t>เกณฑ์การวัด 4 ข้อ</w:t>
       </w:r>
       <w:r>
         <w:rPr>
@@ -398,146 +408,7 @@
           <w:sz w:val="32"/>
           <w:szCs w:val="32"/>
         </w:rPr>
-        <w:t xml:space="preserve"> ซึ่งกำหนดขึ้นหลังจากพบว่าการวัดรอบแรก ๆ เชื่อถือไม่ได้ (รายละเอียดในบทที่ 8)</w:t>
-      </w:r>
-    </w:p>
-    <w:p/>
-    <w:p>
-      <w:pPr>
-        <w:pStyle w:val="ListNumber"/>
-      </w:pPr>
-      <w:r>
-        <w:rPr>
-          <w:rFonts w:ascii="TH Sarabun New" w:hAnsi="TH Sarabun New" w:cs="TH Sarabun New"/>
-          <w:b/>
-          <w:sz w:val="32"/>
-          <w:szCs w:val="32"/>
-          <w:bCs/>
-        </w:rPr>
-        <w:t>วัดบนเครื่องเดียวกับที่รันโมเดล</w:t>
-      </w:r>
-      <w:r>
-        <w:rPr>
-          <w:rFonts w:ascii="TH Sarabun New" w:hAnsi="TH Sarabun New" w:cs="TH Sarabun New"/>
-          <w:b w:val="0"/>
-          <w:sz w:val="32"/>
-          <w:szCs w:val="32"/>
-        </w:rPr>
-        <w:t xml:space="preserve"> (co-located) ไม่วัดผ่าน SSH tunnel</w:t>
-      </w:r>
-    </w:p>
-    <w:p>
-      <w:r>
-        <w:rPr>
-          <w:rFonts w:ascii="TH Sarabun New" w:hAnsi="TH Sarabun New" w:cs="TH Sarabun New"/>
-          <w:b w:val="0"/>
-          <w:sz w:val="32"/>
-          <w:szCs w:val="32"/>
-        </w:rPr>
-        <w:t>เพราะเวลาส่งภาพข้ามเครือข่ายกลบเวลาประมวลผลจริงจนอ่านผลไม่ได้</w:t>
-      </w:r>
-    </w:p>
-    <w:p>
-      <w:pPr>
-        <w:pStyle w:val="ListNumber"/>
-      </w:pPr>
-      <w:r>
-        <w:rPr>
-          <w:rFonts w:ascii="TH Sarabun New" w:hAnsi="TH Sarabun New" w:cs="TH Sarabun New"/>
-          <w:b/>
-          <w:sz w:val="32"/>
-          <w:szCs w:val="32"/>
-          <w:bCs/>
-        </w:rPr>
-        <w:t>ยืนยันว่ากำลังวัดโมเดลตัวที่ตั้งใจ</w:t>
-      </w:r>
-      <w:r>
-        <w:rPr>
-          <w:rFonts w:ascii="TH Sarabun New" w:hAnsi="TH Sarabun New" w:cs="TH Sarabun New"/>
-          <w:b w:val="0"/>
-          <w:sz w:val="32"/>
-          <w:szCs w:val="32"/>
-        </w:rPr>
-        <w:t xml:space="preserve"> ด้วย </w:t>
-      </w:r>
-      <w:r>
-        <w:rPr>
-          <w:rFonts w:ascii="Courier New" w:hAnsi="Courier New" w:cs="Courier New"/>
-          <w:b w:val="0"/>
-          <w:sz w:val="28"/>
-          <w:szCs w:val="28"/>
-        </w:rPr>
-        <w:t>preflight.py</w:t>
-      </w:r>
-      <w:r>
-        <w:rPr>
-          <w:rFonts w:ascii="TH Sarabun New" w:hAnsi="TH Sarabun New" w:cs="TH Sarabun New"/>
-          <w:b w:val="0"/>
-          <w:sz w:val="32"/>
-          <w:szCs w:val="32"/>
-        </w:rPr>
-        <w:t xml:space="preserve"> ก่อนวัดทุกครั้ง</w:t>
-      </w:r>
-    </w:p>
-    <w:p>
-      <w:pPr>
-        <w:pStyle w:val="ListNumber"/>
-      </w:pPr>
-      <w:r>
-        <w:rPr>
-          <w:rFonts w:ascii="TH Sarabun New" w:hAnsi="TH Sarabun New" w:cs="TH Sarabun New"/>
-          <w:b/>
-          <w:sz w:val="32"/>
-          <w:szCs w:val="32"/>
-          <w:bCs/>
-        </w:rPr>
-        <w:t>ใช้คำสั่ง (prompt) ตัวเดียวกับที่ระบบส่งจริง</w:t>
-      </w:r>
-      <w:r>
-        <w:rPr>
-          <w:rFonts w:ascii="TH Sarabun New" w:hAnsi="TH Sarabun New" w:cs="TH Sarabun New"/>
-          <w:b w:val="0"/>
-          <w:sz w:val="32"/>
-          <w:szCs w:val="32"/>
-        </w:rPr>
-        <w:t xml:space="preserve"> ไม่เขียนคำสั่งใหม่ขึ้นมาเพื่อวัด</w:t>
-      </w:r>
-    </w:p>
-    <w:p>
-      <w:pPr>
-        <w:pStyle w:val="ListNumber"/>
-      </w:pPr>
-      <w:r>
-        <w:rPr>
-          <w:rFonts w:ascii="TH Sarabun New" w:hAnsi="TH Sarabun New" w:cs="TH Sarabun New"/>
-          <w:b/>
-          <w:sz w:val="32"/>
-          <w:szCs w:val="32"/>
-          <w:bCs/>
-        </w:rPr>
-        <w:t>บันทึกคำตอบดิบรายเฟรม</w:t>
-      </w:r>
-      <w:r>
-        <w:rPr>
-          <w:rFonts w:ascii="TH Sarabun New" w:hAnsi="TH Sarabun New" w:cs="TH Sarabun New"/>
-          <w:b w:val="0"/>
-          <w:sz w:val="32"/>
-          <w:szCs w:val="32"/>
-        </w:rPr>
-        <w:t xml:space="preserve"> ไม่เก็บแค่ผลสรุป เพื่อให้ย้อนตรวจได้ว่าตัวเลขมาจากไหน</w:t>
-      </w:r>
-    </w:p>
-    <w:p/>
-    <w:p>
-      <w:r>
-        <w:rPr>
-          <w:rFonts w:ascii="TH Sarabun New" w:hAnsi="TH Sarabun New" w:cs="TH Sarabun New"/>
-          <w:b/>
-          <w:sz w:val="32"/>
-          <w:szCs w:val="32"/>
-          <w:bCs/>
-        </w:rPr>
-        <w:t>สภาพแวดล้อมที่ใช้วัด</w:t>
+        <w:t xml:space="preserve"> ตั้งขึ้นหลังพบว่าการวัดรอบแรกเชื่อไม่ได้ (บทที่ 8)</w:t>
       </w:r>
     </w:p>
     <w:p/>
@@ -569,7 +440,7 @@
                 <w:sz w:val="28"/>
                 <w:szCs w:val="28"/>
               </w:rPr>
-              <w:t>รายการ</w:t>
+              <w:t>เกณฑ์</w:t>
             </w:r>
           </w:p>
         </w:tc>
@@ -590,7 +461,7 @@
                 <w:sz w:val="28"/>
                 <w:szCs w:val="28"/>
               </w:rPr>
-              <w:t>ค่า</w:t>
+              <w:t>เหตุผล</w:t>
             </w:r>
           </w:p>
         </w:tc>
@@ -609,7 +480,7 @@
                 <w:sz w:val="28"/>
                 <w:szCs w:val="28"/>
               </w:rPr>
-              <w:t>GPU</w:t>
+              <w:t>วัดบนเครื่องเดียวกับที่แบบจำลองทำงาน</w:t>
             </w:r>
           </w:p>
         </w:tc>
@@ -626,7 +497,7 @@
                 <w:sz w:val="28"/>
                 <w:szCs w:val="28"/>
               </w:rPr>
-              <w:t>NVIDIA GeForce RTX 4090 × 2 (24,564 MiB ต่อใบ)</w:t>
+              <w:t>วัดข้ามเครือข่าย เวลาส่งภาพจะกลบเวลาประมวลผลจริง</w:t>
             </w:r>
           </w:p>
         </w:tc>
@@ -645,7 +516,7 @@
                 <w:sz w:val="28"/>
                 <w:szCs w:val="28"/>
               </w:rPr>
-              <w:t>ไดรเวอร์</w:t>
+              <w:t>ตรวจก่อนวัดว่าเครื่องให้บริการแบบจำลองตัวที่ตั้งใจจริง</w:t>
             </w:r>
           </w:p>
         </w:tc>
@@ -662,7 +533,7 @@
                 <w:sz w:val="28"/>
                 <w:szCs w:val="28"/>
               </w:rPr>
-              <w:t>595.71.05</w:t>
+              <w:t>เครื่องเช่าตั้งค่าชี้แบบจำลองตัวอื่นไว้ (หัวข้อ 8.5)</w:t>
             </w:r>
           </w:p>
         </w:tc>
@@ -681,7 +552,7 @@
                 <w:sz w:val="28"/>
                 <w:szCs w:val="28"/>
               </w:rPr>
-              <w:t>CPU / RAM</w:t>
+              <w:t>ใช้ชุดคำสั่งตัวเดียวกับที่ระบบส่งจริง</w:t>
             </w:r>
           </w:p>
         </w:tc>
@@ -698,7 +569,7 @@
                 <w:sz w:val="28"/>
                 <w:szCs w:val="28"/>
               </w:rPr>
-              <w:t>AMD EPYC 7282 16-Core (32 threads) / 125 GB</w:t>
+              <w:t>คำสั่งต่างกันให้เวลาต่างกัน</w:t>
             </w:r>
           </w:p>
         </w:tc>
@@ -717,7 +588,7 @@
                 <w:sz w:val="28"/>
                 <w:szCs w:val="28"/>
               </w:rPr>
-              <w:t>Python / PyTorch / CUDA</w:t>
+              <w:t>เก็บคำตอบดิบทุกเฟรม ไม่เก็บแค่ผลสรุป</w:t>
             </w:r>
           </w:p>
         </w:tc>
@@ -734,88 +605,7 @@
                 <w:sz w:val="28"/>
                 <w:szCs w:val="28"/>
               </w:rPr>
-              <w:t>3.12.13 / 2.11.0+cu130 / 13.0</w:t>
-            </w:r>
-          </w:p>
-        </w:tc>
-      </w:tr>
-      <w:tr>
-        <w:tc>
-          <w:tcPr>
-            <w:tcW w:type="dxa" w:w="4514"/>
-          </w:tcPr>
-          <w:p>
-            <w:r/>
-            <w:r>
-              <w:rPr>
-                <w:rFonts w:ascii="TH Sarabun New" w:hAnsi="TH Sarabun New" w:cs="TH Sarabun New"/>
-                <w:b w:val="0"/>
-                <w:sz w:val="28"/>
-                <w:szCs w:val="28"/>
-              </w:rPr>
-              <w:t>vLLM</w:t>
-            </w:r>
-          </w:p>
-        </w:tc>
-        <w:tc>
-          <w:tcPr>
-            <w:tcW w:type="dxa" w:w="4514"/>
-          </w:tcPr>
-          <w:p>
-            <w:r/>
-            <w:r>
-              <w:rPr>
-                <w:rFonts w:ascii="TH Sarabun New" w:hAnsi="TH Sarabun New" w:cs="TH Sarabun New"/>
-                <w:b w:val="0"/>
-                <w:sz w:val="28"/>
-                <w:szCs w:val="28"/>
-              </w:rPr>
-              <w:t>0.25.0</w:t>
-            </w:r>
-          </w:p>
-        </w:tc>
-      </w:tr>
-      <w:tr>
-        <w:tc>
-          <w:tcPr>
-            <w:tcW w:type="dxa" w:w="4514"/>
-          </w:tcPr>
-          <w:p>
-            <w:r/>
-            <w:r>
-              <w:rPr>
-                <w:rFonts w:ascii="TH Sarabun New" w:hAnsi="TH Sarabun New" w:cs="TH Sarabun New"/>
-                <w:b w:val="0"/>
-                <w:sz w:val="28"/>
-                <w:szCs w:val="28"/>
-              </w:rPr>
-              <w:t>โมเดล</w:t>
-            </w:r>
-          </w:p>
-        </w:tc>
-        <w:tc>
-          <w:tcPr>
-            <w:tcW w:type="dxa" w:w="4514"/>
-          </w:tcPr>
-          <w:p>
-            <w:r/>
-            <w:r>
-              <w:rPr>
-                <w:rFonts w:ascii="Courier New" w:hAnsi="Courier New" w:cs="Courier New"/>
-                <w:b w:val="0"/>
-                <w:sz w:val="24"/>
-                <w:szCs w:val="24"/>
-              </w:rPr>
-              <w:t>nvidia/Cosmos-Reason2-8B</w:t>
-            </w:r>
-            <w:r>
-              <w:rPr>
-                <w:rFonts w:ascii="TH Sarabun New" w:hAnsi="TH Sarabun New" w:cs="TH Sarabun New"/>
-                <w:b w:val="0"/>
-                <w:sz w:val="28"/>
-                <w:szCs w:val="28"/>
-              </w:rPr>
-              <w:t xml:space="preserve"> (BF16)</w:t>
+              <w:t>เพื่อย้อนตรวจได้ว่าตัวเลขมาจากไหน</w:t>
             </w:r>
           </w:p>
         </w:tc>
@@ -831,7 +621,7 @@
           <w:szCs w:val="32"/>
           <w:bCs/>
         </w:rPr>
-        <w:t>เฉลยอ้างอิง</w:t>
+        <w:t>เครื่องที่ใช้วัด:</w:t>
       </w:r>
       <w:r>
         <w:rPr>
@@ -840,25 +630,7 @@
           <w:sz w:val="32"/>
           <w:szCs w:val="32"/>
         </w:rPr>
-        <w:t xml:space="preserve"> คือ </w:t>
-      </w:r>
-      <w:r>
-        <w:rPr>
-          <w:rFonts w:ascii="Courier New" w:hAnsi="Courier New" w:cs="Courier New"/>
-          <w:b w:val="0"/>
-          <w:sz w:val="28"/>
-          <w:szCs w:val="28"/>
-        </w:rPr>
-        <w:t>claude_gt_v4.json</w:t>
-      </w:r>
-      <w:r>
-        <w:rPr>
-          <w:rFonts w:ascii="TH Sarabun New" w:hAnsi="TH Sarabun New" w:cs="TH Sarabun New"/>
-          <w:b w:val="0"/>
-          <w:sz w:val="32"/>
-          <w:szCs w:val="32"/>
-        </w:rPr>
-        <w:t xml:space="preserve"> ซึ่งได้จากการเปิดภาพดูด้วยตาทีละเฟรม</w:t>
+        <w:t xml:space="preserve"> RTX 4090 × 2 (24,564 MiB/ใบ) · ไดรเวอร์ 595.71.05 · AMD EPYC 7282 (32 threads)</w:t>
       </w:r>
     </w:p>
     <w:p>
@@ -869,26 +641,7 @@
           <w:sz w:val="32"/>
           <w:szCs w:val="32"/>
         </w:rPr>
-        <w:t xml:space="preserve">ทุก 3 วินาที รวม </w:t>
-      </w:r>
-      <w:r>
-        <w:rPr>
-          <w:rFonts w:ascii="TH Sarabun New" w:hAnsi="TH Sarabun New" w:cs="TH Sarabun New"/>
-          <w:b/>
-          <w:sz w:val="32"/>
-          <w:szCs w:val="32"/>
-          <w:bCs/>
-        </w:rPr>
-        <w:t>74 จุดตรวจ</w:t>
-      </w:r>
-      <w:r>
-        <w:rPr>
-          <w:rFonts w:ascii="TH Sarabun New" w:hAnsi="TH Sarabun New" w:cs="TH Sarabun New"/>
-          <w:b w:val="0"/>
-          <w:sz w:val="32"/>
-          <w:szCs w:val="32"/>
-        </w:rPr>
-        <w:t xml:space="preserve"> ตรวจครบทั้งสามรายการ (หมวก / ถุงมือ / หน้ากาก)</w:t>
+        <w:t>· RAM 125 GB · Python 3.12.13 / PyTorch 2.11.0+cu130 / CUDA 13.0 · vLLM 0.25.0</w:t>
       </w:r>
     </w:p>
     <w:p>
@@ -899,8 +652,29 @@
           <w:sz w:val="32"/>
           <w:szCs w:val="32"/>
         </w:rPr>
-        <w:t xml:space="preserve">สำหรับผู้ปฏิบัติงานทั้งสองคน พบการละเมิดจริงทั้งหมด </w:t>
+        <w:t xml:space="preserve">· แบบจำลอง </w:t>
       </w:r>
+      <w:r>
+        <w:rPr>
+          <w:rFonts w:ascii="Courier New" w:hAnsi="Courier New" w:cs="Courier New"/>
+          <w:b w:val="0"/>
+          <w:sz w:val="28"/>
+          <w:szCs w:val="28"/>
+        </w:rPr>
+        <w:t>nvidia/Cosmos-Reason2-8B</w:t>
+      </w:r>
+      <w:r>
+        <w:rPr>
+          <w:rFonts w:ascii="TH Sarabun New" w:hAnsi="TH Sarabun New" w:cs="TH Sarabun New"/>
+          <w:b w:val="0"/>
+          <w:sz w:val="32"/>
+          <w:szCs w:val="32"/>
+        </w:rPr>
+        <w:t xml:space="preserve"> (BF16)</w:t>
+      </w:r>
+    </w:p>
+    <w:p/>
+    <w:p>
       <w:r>
         <w:rPr>
           <w:rFonts w:ascii="TH Sarabun New" w:hAnsi="TH Sarabun New" w:cs="TH Sarabun New"/>
@@ -909,7 +683,7 @@
           <w:szCs w:val="32"/>
           <w:bCs/>
         </w:rPr>
-        <w:t>56 จุด</w:t>
+        <w:t>การละเมิดจริงในคลิป รวม 56 จุด</w:t>
       </w:r>
     </w:p>
     <w:p/>
@@ -942,7 +716,7 @@
                 <w:sz w:val="28"/>
                 <w:szCs w:val="28"/>
               </w:rPr>
-              <w:t>รายการที่ละเมิด</w:t>
+              <w:t>รายการ</w:t>
             </w:r>
           </w:p>
         </w:tc>
@@ -963,7 +737,7 @@
                 <w:sz w:val="28"/>
                 <w:szCs w:val="28"/>
               </w:rPr>
-              <w:t>จำนวนจุด</w:t>
+              <w:t>จุด</w:t>
             </w:r>
           </w:p>
         </w:tc>
@@ -1197,61 +971,6 @@
                 <w:szCs w:val="28"/>
               </w:rPr>
               <w:t>03:36–03:39</w:t>
-            </w:r>
-          </w:p>
-        </w:tc>
-      </w:tr>
-      <w:tr>
-        <w:tc>
-          <w:tcPr>
-            <w:tcW w:type="dxa" w:w="3010"/>
-          </w:tcPr>
-          <w:p>
-            <w:r/>
-            <w:r>
-              <w:rPr>
-                <w:rFonts w:ascii="TH Sarabun New" w:hAnsi="TH Sarabun New" w:cs="TH Sarabun New"/>
-                <w:b/>
-                <w:sz w:val="28"/>
-                <w:szCs w:val="28"/>
-                <w:bCs/>
-              </w:rPr>
-              <w:t>รวม</w:t>
-            </w:r>
-          </w:p>
-        </w:tc>
-        <w:tc>
-          <w:tcPr>
-            <w:tcW w:type="dxa" w:w="3010"/>
-          </w:tcPr>
-          <w:p>
-            <w:r/>
-            <w:r>
-              <w:rPr>
-                <w:rFonts w:ascii="TH Sarabun New" w:hAnsi="TH Sarabun New" w:cs="TH Sarabun New"/>
-                <w:b/>
-                <w:sz w:val="28"/>
-                <w:szCs w:val="28"/>
-                <w:bCs/>
-              </w:rPr>
-              <w:t>56</w:t>
-            </w:r>
-          </w:p>
-        </w:tc>
-        <w:tc>
-          <w:tcPr>
-            <w:tcW w:type="dxa" w:w="3010"/>
-          </w:tcPr>
-          <w:p>
-            <w:r/>
-            <w:r>
-              <w:rPr>
-                <w:rFonts w:ascii="TH Sarabun New" w:hAnsi="TH Sarabun New" w:cs="TH Sarabun New"/>
-                <w:b w:val="0"/>
-                <w:sz w:val="28"/>
-                <w:szCs w:val="28"/>
-              </w:rPr>
-              <w:t xml:space="preserve"> </w:t>
             </w:r>
           </w:p>
         </w:tc>
@@ -1270,22 +989,7 @@
           <w:sz w:val="30"/>
           <w:szCs w:val="30"/>
         </w:rPr>
-        <w:t>เฉลยชุดนี้เป็นรุ่นที่ 4 เพราะสามรุ่นก่อนหน้าตรวจพบภายหลังว่าผิด</w:t>
-      </w:r>
-    </w:p>
-    <w:p>
-      <w:pPr>
-        <w:ind w:left="504"/>
-      </w:pPr>
-      <w:r>
-        <w:rPr>
-          <w:rFonts w:ascii="TH Sarabun New" w:hAnsi="TH Sarabun New" w:cs="TH Sarabun New"/>
-          <w:b w:val="0"/>
-          <w:i/>
-          <w:sz w:val="30"/>
-          <w:szCs w:val="30"/>
-        </w:rPr>
-        <w:t>เหตุผลของแต่ละรุ่นอยู่ในบทที่ 8 หัวข้อ 8.1 ซึ่งเป็นอุปสรรคที่ใหญ่ที่สุดของโครงงานนี้</w:t>
+        <w:t>เฉลยนี้เป็นฉบับที่ 4 เพราะสามฉบับก่อนหน้าพบภายหลังว่าผิด (หัวข้อ 8.1)</w:t>
       </w:r>
     </w:p>
     <w:p/>
@@ -1298,7 +1002,7 @@
           <w:szCs w:val="36"/>
           <w:bCs/>
         </w:rPr>
-        <w:t>7.2 ผลการตรวจจับอุปกรณ์ป้องกันส่วนบุคคล (PPE)</w:t>
+        <w:t>7.2 ผลการตรวจจับอุปกรณ์ป้องกัน</w:t>
       </w:r>
     </w:p>
     <w:p/>
@@ -1306,11 +1010,21 @@
       <w:r>
         <w:rPr>
           <w:rFonts w:ascii="TH Sarabun New" w:hAnsi="TH Sarabun New" w:cs="TH Sarabun New"/>
+          <w:b/>
+          <w:sz w:val="32"/>
+          <w:szCs w:val="32"/>
+          <w:bCs/>
+        </w:rPr>
+        <w:t>ตัวชี้วัด</w:t>
+      </w:r>
+      <w:r>
+        <w:rPr>
+          <w:rFonts w:ascii="TH Sarabun New" w:hAnsi="TH Sarabun New" w:cs="TH Sarabun New"/>
           <w:b w:val="0"/>
           <w:sz w:val="32"/>
           <w:szCs w:val="32"/>
         </w:rPr>
-        <w:t>คอนฟิกที่ส่งมอบคือ **หมวกและถุงมือตรวจจากเฟรมเต็มความละเอียด 1080p</w:t>
+        <w:t xml:space="preserve"> — *อัตราการตรวจพบ*: จับได้กี่ % จากการละเมิดจริง (สำคัญสุด เพราะพลาดเหตุจริงคือความเสียหาย)</w:t>
       </w:r>
     </w:p>
     <w:p>
@@ -1321,7 +1035,40 @@
           <w:sz w:val="32"/>
           <w:szCs w:val="32"/>
         </w:rPr>
-        <w:t>ส่วนหน้ากากตรวจจากภาพศีรษะที่ผ่านการขยายด้วย super-resolution (EDSR ×4)**</w:t>
+        <w:t>· *การแจ้งผิด*: แจ้งทั้งที่ไม่มีเหตุ (สำคัญเพราะถ้าแจ้งผิดบ่อย เจ้าหน้าที่จะเลิกสนใจ)</w:t>
+      </w:r>
+    </w:p>
+    <w:p/>
+    <w:p>
+      <w:r>
+        <w:rPr>
+          <w:rFonts w:ascii="TH Sarabun New" w:hAnsi="TH Sarabun New" w:cs="TH Sarabun New"/>
+          <w:b/>
+          <w:sz w:val="32"/>
+          <w:szCs w:val="32"/>
+          <w:bCs/>
+        </w:rPr>
+        <w:t>รูปแบบที่ส่งมอบ:</w:t>
+      </w:r>
+      <w:r>
+        <w:rPr>
+          <w:rFonts w:ascii="TH Sarabun New" w:hAnsi="TH Sarabun New" w:cs="TH Sarabun New"/>
+          <w:b w:val="0"/>
+          <w:sz w:val="32"/>
+          <w:szCs w:val="32"/>
+        </w:rPr>
+        <w:t xml:space="preserve"> หมวกและถุงมือตรวจจากภาพเต็ม 1080p · หน้ากากตรวจจากภาพศีรษะที่ขยาย 4 เท่า</w:t>
+      </w:r>
+    </w:p>
+    <w:p>
+      <w:r>
+        <w:rPr>
+          <w:rFonts w:ascii="TH Sarabun New" w:hAnsi="TH Sarabun New" w:cs="TH Sarabun New"/>
+          <w:b w:val="0"/>
+          <w:sz w:val="32"/>
+          <w:szCs w:val="32"/>
+        </w:rPr>
+        <w:t>ด้วยเทคนิค super-resolution (ขยายให้คมด้วยแบบจำลอง ไม่ใช่ยืดภาพ)</w:t>
       </w:r>
     </w:p>
     <w:p/>
@@ -1397,7 +1144,7 @@
                 <w:sz w:val="28"/>
                 <w:szCs w:val="28"/>
               </w:rPr>
-              <w:t>recall</w:t>
+              <w:t>อัตราการตรวจพบ</w:t>
             </w:r>
           </w:p>
         </w:tc>
@@ -1418,7 +1165,7 @@
                 <w:sz w:val="28"/>
                 <w:szCs w:val="28"/>
               </w:rPr>
-              <w:t>แจ้งผิด (FP)</w:t>
+              <w:t>แจ้งผิด</w:t>
             </w:r>
           </w:p>
         </w:tc>
@@ -1710,49 +1457,6 @@
         </w:tc>
       </w:tr>
     </w:tbl>
-    <w:p/>
-    <w:p>
-      <w:r>
-        <w:rPr>
-          <w:rFonts w:ascii="TH Sarabun New" w:hAnsi="TH Sarabun New" w:cs="TH Sarabun New"/>
-          <w:b w:val="0"/>
-          <w:sz w:val="32"/>
-          <w:szCs w:val="32"/>
-        </w:rPr>
-        <w:t xml:space="preserve">ผลนี้ทำซ้ำได้ด้วยคำสั่งเดียวคือ </w:t>
-      </w:r>
-      <w:r>
-        <w:rPr>
-          <w:rFonts w:ascii="Courier New" w:hAnsi="Courier New" w:cs="Courier New"/>
-          <w:b w:val="0"/>
-          <w:sz w:val="28"/>
-          <w:szCs w:val="28"/>
-        </w:rPr>
-        <w:t>python diff_gt.py</w:t>
-      </w:r>
-      <w:r>
-        <w:rPr>
-          <w:rFonts w:ascii="TH Sarabun New" w:hAnsi="TH Sarabun New" w:cs="TH Sarabun New"/>
-          <w:b w:val="0"/>
-          <w:sz w:val="32"/>
-          <w:szCs w:val="32"/>
-        </w:rPr>
-        <w:t xml:space="preserve"> ซึ่งพิมพ์ตารางข้างต้นออกมาตรงทุกตัว</w:t>
-      </w:r>
-    </w:p>
-    <w:p/>
-    <w:p>
-      <w:r>
-        <w:rPr>
-          <w:rFonts w:ascii="TH Sarabun New" w:hAnsi="TH Sarabun New" w:cs="TH Sarabun New"/>
-          <w:b/>
-          <w:sz w:val="32"/>
-          <w:szCs w:val="32"/>
-          <w:bCs/>
-        </w:rPr>
-        <w:t>การอ่านผลอย่างตรงไปตรงมา</w:t>
-      </w:r>
-    </w:p>
     <w:p/>
     <w:p>
       <w:pPr>
@@ -1766,7 +1470,7 @@
           <w:szCs w:val="32"/>
           <w:bCs/>
         </w:rPr>
-        <w:t>หมวก 100% โดยไม่มีการแจ้งผิดเลย</w:t>
+        <w:t>หมวก 100% ไม่มีแจ้งผิด</w:t>
       </w:r>
       <w:r>
         <w:rPr>
@@ -1775,29 +1479,7 @@
           <w:sz w:val="32"/>
           <w:szCs w:val="32"/>
         </w:rPr>
-        <w:t xml:space="preserve"> เป็นผลที่ดีจริงและไม่มีข้อแม้ หมวกเป็นวัตถุใหญ่</w:t>
-      </w:r>
-    </w:p>
-    <w:p>
-      <w:r>
-        <w:rPr>
-          <w:rFonts w:ascii="TH Sarabun New" w:hAnsi="TH Sarabun New" w:cs="TH Sarabun New"/>
-          <w:b w:val="0"/>
-          <w:sz w:val="32"/>
-          <w:szCs w:val="32"/>
-        </w:rPr>
-        <w:t>สีตัดกับฉาก และอยู่ในตำแหน่งที่คาดเดาได้ จุดเปลี่ยนจาก "สวม" เป็น "ไม่สวม" ที่ 03:00</w:t>
-      </w:r>
-    </w:p>
-    <w:p>
-      <w:r>
-        <w:rPr>
-          <w:rFonts w:ascii="TH Sarabun New" w:hAnsi="TH Sarabun New" w:cs="TH Sarabun New"/>
-          <w:b w:val="0"/>
-          <w:sz w:val="32"/>
-          <w:szCs w:val="32"/>
-        </w:rPr>
-        <w:t>ตรงกับเฉลยพอดีทุกจุด</w:t>
+        <w:t xml:space="preserve"> — ดีจริง วัตถุใหญ่ สีตัดฉาก จุดเปลี่ยนที่ 03:00 ตรงเฉลยพอดี</w:t>
       </w:r>
     </w:p>
     <w:p>
@@ -1812,7 +1494,7 @@
           <w:szCs w:val="32"/>
           <w:bCs/>
         </w:rPr>
-        <w:t>หน้ากาก 80% เป็นผลที่เกินคาด</w:t>
+        <w:t>หน้ากาก 80% เกินคาด</w:t>
       </w:r>
       <w:r>
         <w:rPr>
@@ -1821,7 +1503,7 @@
           <w:sz w:val="32"/>
           <w:szCs w:val="32"/>
         </w:rPr>
-        <w:t xml:space="preserve"> เพราะหน้ากากกินพื้นที่ประมาณ 4% ของภาพ</w:t>
+        <w:t xml:space="preserve"> — ของกินพื้นที่ ~4% ของภาพ คนก้มหน้า และการละเมิดคือ "ดึงลงคาง"</w:t>
       </w:r>
     </w:p>
     <w:p>
@@ -1832,18 +1514,7 @@
           <w:sz w:val="32"/>
           <w:szCs w:val="32"/>
         </w:rPr>
-        <w:t>ผู้ปฏิบัติงานก้มหน้าเกือบตลอดเวลา และการละเมิดคือ "ดึงลงคาง" ไม่ใช่ "ไม่สวม"</w:t>
-      </w:r>
-    </w:p>
-    <w:p>
-      <w:r>
-        <w:rPr>
-          <w:rFonts w:ascii="TH Sarabun New" w:hAnsi="TH Sarabun New" w:cs="TH Sarabun New"/>
-          <w:b w:val="0"/>
-          <w:sz w:val="32"/>
-          <w:szCs w:val="32"/>
-        </w:rPr>
-        <w:t>ซึ่งสังเกตยากกว่ามาก จนกระทั่ง</w:t>
+        <w:t xml:space="preserve">ไม่ใช่ "ไม่สวม" ยากขนาดที่ </w:t>
       </w:r>
       <w:r>
         <w:rPr>
@@ -1853,7 +1524,7 @@
           <w:szCs w:val="32"/>
           <w:bCs/>
         </w:rPr>
-        <w:t>ผู้ตรวจที่เป็นคนยังเคยตรวจพลาดถึง 27 จุด</w:t>
+        <w:t>คนตรวจเองยังเคยพลาด 27 จุด</w:t>
       </w:r>
     </w:p>
     <w:p>
@@ -1868,7 +1539,7 @@
           <w:szCs w:val="32"/>
           <w:bCs/>
         </w:rPr>
-        <w:t>ถุงมือ 57% เป็นผลที่อ่อนจริง</w:t>
+        <w:t>ถุงมือ 57% อ่อนจริง ไม่มีข้อแก้ตัว</w:t>
       </w:r>
       <w:r>
         <w:rPr>
@@ -1877,7 +1548,7 @@
           <w:sz w:val="32"/>
           <w:szCs w:val="32"/>
         </w:rPr>
-        <w:t xml:space="preserve"> ไม่มีข้อแก้ตัว แต่วิเคราะห์สาเหตุได้ครบแล้ว (ดูหัวข้อ 7.3)</w:t>
+        <w:t xml:space="preserve"> — แต่รู้สาเหตุครบแล้ว (หัวข้อ 7.3)</w:t>
       </w:r>
     </w:p>
     <w:p/>
@@ -1886,11 +1557,11 @@
         <w:rPr>
           <w:rFonts w:ascii="TH Sarabun New" w:hAnsi="TH Sarabun New" w:cs="TH Sarabun New"/>
           <w:b/>
-          <w:sz w:val="34"/>
-          <w:szCs w:val="34"/>
+          <w:sz w:val="32"/>
+          <w:szCs w:val="32"/>
           <w:bCs/>
         </w:rPr>
-        <w:t>7.2.1 ผลของ super-resolution ต่อการตรวจหน้ากาก</w:t>
+        <w:t>ผลของการขยายภาพต่อการตรวจหน้ากาก</w:t>
       </w:r>
     </w:p>
     <w:p/>
@@ -1965,7 +1636,7 @@
                 <w:sz w:val="28"/>
                 <w:szCs w:val="28"/>
               </w:rPr>
-              <w:t>FP</w:t>
+              <w:t>แจ้งผิด</w:t>
             </w:r>
           </w:p>
         </w:tc>
@@ -1984,7 +1655,7 @@
                 <w:sz w:val="28"/>
                 <w:szCs w:val="28"/>
               </w:rPr>
-              <w:t>เฟรมเต็ม ไม่ทำอะไรเพิ่ม</w:t>
+              <w:t>ใช้ภาพเต็ม ไม่ขยาย</w:t>
             </w:r>
           </w:p>
         </w:tc>
@@ -2038,7 +1709,7 @@
                 <w:szCs w:val="28"/>
                 <w:bCs/>
               </w:rPr>
-              <w:t>super-resolution (EDSR ×4) ไม่มี gate</w:t>
+              <w:t>ขยายภาพศีรษะ 4 เท่า</w:t>
             </w:r>
           </w:p>
         </w:tc>
@@ -2093,7 +1764,7 @@
                 <w:sz w:val="28"/>
                 <w:szCs w:val="28"/>
               </w:rPr>
-              <w:t>super-resolution + face-visibility gate</w:t>
+              <w:t>ขยายภาพ + ตัวกรอง "ถ้ามองไม่เห็นหน้าไม่ต้องตอบ"</w:t>
             </w:r>
           </w:p>
         </w:tc>
@@ -2142,7 +1813,7 @@
           <w:sz w:val="32"/>
           <w:szCs w:val="32"/>
         </w:rPr>
-        <w:t xml:space="preserve">การขยายภาพศีรษะก่อนส่งให้โมเดล </w:t>
+        <w:t xml:space="preserve">การขยายภาพเพิ่มการตรวจพบ </w:t>
       </w:r>
       <w:r>
         <w:rPr>
@@ -2152,7 +1823,7 @@
           <w:szCs w:val="32"/>
           <w:bCs/>
         </w:rPr>
-        <w:t>เพิ่ม recall จาก 23% เป็น 80%</w:t>
+        <w:t>จาก 23% เป็น 80%</w:t>
       </w:r>
       <w:r>
         <w:rPr>
@@ -2161,7 +1832,7 @@
           <w:sz w:val="32"/>
           <w:szCs w:val="32"/>
         </w:rPr>
-        <w:t xml:space="preserve"> โดยแลกกับการแจ้งผิด 2 จุด</w:t>
+        <w:t xml:space="preserve"> แลกกับแจ้งผิด 2 จุด — คุ้มชัดเจนสำหรับงานความปลอดภัย</w:t>
       </w:r>
     </w:p>
     <w:p>
@@ -2172,19 +1843,7 @@
           <w:sz w:val="32"/>
           <w:szCs w:val="32"/>
         </w:rPr>
-        <w:t>นับเป็นการแลกที่คุ้มค่าชัดเจนสำหรับงานความปลอดภัย ซึ่งการพลาดการละเมิดจริงเสียหายกว่าการแจ้งเกิน</w:t>
-      </w:r>
-    </w:p>
-    <w:p/>
-    <w:p>
-      <w:r>
-        <w:rPr>
-          <w:rFonts w:ascii="TH Sarabun New" w:hAnsi="TH Sarabun New" w:cs="TH Sarabun New"/>
-          <w:b w:val="0"/>
-          <w:sz w:val="32"/>
-          <w:szCs w:val="32"/>
-        </w:rPr>
-        <w:t xml:space="preserve">แถวสุดท้ายของตารางคือ </w:t>
+        <w:t xml:space="preserve">ส่วนแถวสุดท้ายคือ </w:t>
       </w:r>
       <w:r>
         <w:rPr>
@@ -2194,7 +1853,7 @@
           <w:szCs w:val="32"/>
           <w:bCs/>
         </w:rPr>
-        <w:t>บทเรียนที่แพงที่สุดของโครงงานนี้</w:t>
+        <w:t>บทเรียนที่แพงที่สุดของโครงงาน</w:t>
       </w:r>
       <w:r>
         <w:rPr>
@@ -2203,7 +1862,7 @@
           <w:sz w:val="32"/>
           <w:szCs w:val="32"/>
         </w:rPr>
-        <w:t xml:space="preserve"> — face-visibility gate เป็นกลไก</w:t>
+        <w:t>: ตัวกรองนั้นฟังดูสมเหตุสมผลมาก</w:t>
       </w:r>
     </w:p>
     <w:p>
@@ -2214,10 +1873,8 @@
           <w:sz w:val="32"/>
           <w:szCs w:val="32"/>
         </w:rPr>
-        <w:t>ที่เพิ่มเข้ามาเพื่อกดการแจ้งผิด และเคยถูกบันทึกว่า "แก้สำเร็จ" แต่ความจริงคือมัน</w:t>
+        <w:t xml:space="preserve">แต่ทำให้ระบบ </w:t>
       </w:r>
-    </w:p>
-    <w:p>
       <w:r>
         <w:rPr>
           <w:rFonts w:ascii="TH Sarabun New" w:hAnsi="TH Sarabun New" w:cs="TH Sarabun New"/>
@@ -2226,7 +1883,7 @@
           <w:szCs w:val="32"/>
           <w:bCs/>
         </w:rPr>
-        <w:t>ทำให้ระบบแย่ลงกว่าการไม่ทำอะไรเลย</w:t>
+        <w:t>แย่กว่าการไม่ทำอะไรเลย</w:t>
       </w:r>
       <w:r>
         <w:rPr>
@@ -2235,7 +1892,7 @@
           <w:sz w:val="32"/>
           <w:szCs w:val="32"/>
         </w:rPr>
-        <w:t xml:space="preserve"> รายละเอียดว่าทำไมถึงตัดสินใจผิดอยู่ในหัวข้อ 8.1</w:t>
+        <w:t xml:space="preserve"> (หัวข้อ 8.1)</w:t>
       </w:r>
     </w:p>
     <w:p/>
@@ -2248,7 +1905,7 @@
           <w:szCs w:val="32"/>
           <w:bCs/>
         </w:rPr>
-        <w:t>การแจ้งผิด 2 จุดของหน้ากาก</w:t>
+        <w:t>แจ้งผิด 2 จุดของหน้ากาก (00:21, 00:33)</w:t>
       </w:r>
       <w:r>
         <w:rPr>
@@ -2257,27 +1914,19 @@
           <w:sz w:val="32"/>
           <w:szCs w:val="32"/>
         </w:rPr>
-        <w:t xml:space="preserve"> (00:21 และ 00:33) ตรวจแล้วเป็นความผิดของโมเดลจริง</w:t>
+        <w:t xml:space="preserve"> — แบบจำลองรายงานเองว่ามองไม่เห็นใบหน้า</w:t>
       </w:r>
     </w:p>
     <w:p>
       <w:r>
         <w:rPr>
           <w:rFonts w:ascii="TH Sarabun New" w:hAnsi="TH Sarabun New" w:cs="TH Sarabun New"/>
-          <w:b w:val="0"/>
+          <w:b/>
           <w:sz w:val="32"/>
           <w:szCs w:val="32"/>
+          <w:bCs/>
         </w:rPr>
-        <w:t>โมเดลรายงานเองว่ามองไม่เห็นใบหน้า (</w:t>
-      </w:r>
-      <w:r>
-        <w:rPr>
-          <w:rFonts w:ascii="Courier New" w:hAnsi="Courier New" w:cs="Courier New"/>
-          <w:b w:val="0"/>
-          <w:sz w:val="28"/>
-          <w:szCs w:val="28"/>
-        </w:rPr>
-        <w:t>face_visible = no</w:t>
+        <w:t>แต่ก็ยังเดาว่า "ไม่สวม"</w:t>
       </w:r>
       <w:r>
         <w:rPr>
@@ -2286,7 +1935,7 @@
           <w:sz w:val="32"/>
           <w:szCs w:val="32"/>
         </w:rPr>
-        <w:t>) แต่ยังเดาว่า "ไม่สวม" ทั้งที่ตอนนั้นสวมอยู่</w:t>
+        <w:t xml:space="preserve"> คือรู้ตัวว่ามองไม่เห็น แต่เลือกเดาแทนที่จะบอกว่าไม่รู้</w:t>
       </w:r>
     </w:p>
     <w:p/>
@@ -2299,40 +1948,7 @@
           <w:szCs w:val="36"/>
           <w:bCs/>
         </w:rPr>
-        <w:t>7.3 การวิเคราะห์ความผิดพลาดเรื่องถุงมือ</w:t>
-      </w:r>
-    </w:p>
-    <w:p/>
-    <w:p>
-      <w:r>
-        <w:rPr>
-          <w:rFonts w:ascii="TH Sarabun New" w:hAnsi="TH Sarabun New" w:cs="TH Sarabun New"/>
-          <w:b w:val="0"/>
-          <w:sz w:val="32"/>
-          <w:szCs w:val="32"/>
-        </w:rPr>
-        <w:t>ถุงมือเป็นรายการที่ทำได้แย่ที่สุด จึงตรวจสอบทุกจุดที่ผิดเพื่อหาสาเหตุ ผลคือความผิดพลาด</w:t>
-      </w:r>
-    </w:p>
-    <w:p>
-      <w:r>
-        <w:rPr>
-          <w:rFonts w:ascii="TH Sarabun New" w:hAnsi="TH Sarabun New" w:cs="TH Sarabun New"/>
-          <w:b w:val="0"/>
-          <w:sz w:val="32"/>
-          <w:szCs w:val="32"/>
-        </w:rPr>
-        <w:t>ทั้ง 6 จุดแบ่งได้เป็น 2 โหมด และ</w:t>
-      </w:r>
-      <w:r>
-        <w:rPr>
-          <w:rFonts w:ascii="TH Sarabun New" w:hAnsi="TH Sarabun New" w:cs="TH Sarabun New"/>
-          <w:b/>
-          <w:sz w:val="32"/>
-          <w:szCs w:val="32"/>
-          <w:bCs/>
-        </w:rPr>
-        <w:t>มาจากรากเดียวกัน</w:t>
+        <w:t>7.3 สาเหตุความผิดพลาดเรื่องถุงมือ</w:t>
       </w:r>
     </w:p>
     <w:p/>
@@ -2387,7 +2003,7 @@
                 <w:sz w:val="28"/>
                 <w:szCs w:val="28"/>
               </w:rPr>
-              <w:t>จำนวน</w:t>
+              <w:t>จุด</w:t>
             </w:r>
           </w:p>
         </w:tc>
@@ -2429,7 +2045,7 @@
                 <w:sz w:val="28"/>
                 <w:szCs w:val="28"/>
               </w:rPr>
-              <w:t>สาเหตุที่ตรวจพบ</w:t>
+              <w:t>สาเหตุ</w:t>
             </w:r>
           </w:p>
         </w:tc>
@@ -2448,7 +2064,7 @@
                 <w:sz w:val="28"/>
                 <w:szCs w:val="28"/>
               </w:rPr>
-              <w:t>แจ้งเกิน — บอกถอด ทั้งที่ใส่</w:t>
+              <w:t>แจ้งเกิน (บอกถอด ทั้งที่ใส่)</w:t>
             </w:r>
           </w:p>
         </w:tc>
@@ -2499,7 +2115,7 @@
                 <w:sz w:val="28"/>
                 <w:szCs w:val="28"/>
               </w:rPr>
-              <w:t>ผ้าเช็ดสีแดงบังมือ โมเดลไม่เห็นสีขาวจึงสรุปว่าไม่ได้ใส่</w:t>
+              <w:t>ผ้าเช็ดสีแดงบังมือ ไม่เห็นสีขาวจึงสรุปว่าไม่ใส่</w:t>
             </w:r>
           </w:p>
         </w:tc>
@@ -2518,7 +2134,7 @@
                 <w:sz w:val="28"/>
                 <w:szCs w:val="28"/>
               </w:rPr>
-              <w:t>แจ้งขาด — บอกใส่ ทั้งที่ถอด</w:t>
+              <w:t>แจ้งขาด (บอกใส่ ทั้งที่ถอด)</w:t>
             </w:r>
           </w:p>
         </w:tc>
@@ -2569,7 +2185,7 @@
                 <w:sz w:val="28"/>
                 <w:szCs w:val="28"/>
               </w:rPr>
-              <w:t>ถอดข้างเดียว โมเดลเห็นมืออีกข้างที่ยังใส่อยู่จึงสรุปว่าใส่</w:t>
+              <w:t>ถอดข้างเดียว เห็นมืออีกข้างที่ยังใส่จึงสรุปว่าใส่</w:t>
             </w:r>
           </w:p>
         </w:tc>
@@ -2639,7 +2255,7 @@
                 <w:sz w:val="28"/>
                 <w:szCs w:val="28"/>
               </w:rPr>
-              <w:t>ถอดทั้งสองข้าง มือเปลือยชัดเจน</w:t>
+              <w:t>ถอดสองข้าง มือเปลือยชัดเจน</w:t>
             </w:r>
           </w:p>
         </w:tc>
@@ -2655,26 +2271,7 @@
           <w:szCs w:val="32"/>
           <w:bCs/>
         </w:rPr>
-        <w:t>ข้อสรุป:</w:t>
-      </w:r>
-      <w:r>
-        <w:rPr>
-          <w:rFonts w:ascii="TH Sarabun New" w:hAnsi="TH Sarabun New" w:cs="TH Sarabun New"/>
-          <w:b w:val="0"/>
-          <w:sz w:val="32"/>
-          <w:szCs w:val="32"/>
-        </w:rPr>
-        <w:t xml:space="preserve"> โมเดลตอบคำถาม "สวมถุงมือหรือไม่" ที่ </w:t>
-      </w:r>
-      <w:r>
-        <w:rPr>
-          <w:rFonts w:ascii="TH Sarabun New" w:hAnsi="TH Sarabun New" w:cs="TH Sarabun New"/>
-          <w:b/>
-          <w:sz w:val="32"/>
-          <w:szCs w:val="32"/>
-          <w:bCs/>
-        </w:rPr>
-        <w:t>ระดับคน ไม่ใช่ระดับมือ</w:t>
+        <w:t>ความผิดทั้ง 6 จุดมีรากเดียวกัน — แบบจำลองตอบที่ระดับคน ไม่ใช่ระดับมือ</w:t>
       </w:r>
     </w:p>
     <w:p>
@@ -2685,7 +2282,7 @@
           <w:sz w:val="32"/>
           <w:szCs w:val="32"/>
         </w:rPr>
-        <w:t>เมื่อมือสองข้างมีสถานะต่างกัน หรือมือข้างหนึ่งถูกบัง โมเดลจะยุบให้เหลือคำตอบเดียว</w:t>
+        <w:t>เมื่อมือสองข้างสถานะต่างกันหรือข้างหนึ่งถูกบัง มันจะยุบเหลือคำตอบเดียว</w:t>
       </w:r>
     </w:p>
     <w:p>
@@ -2696,7 +2293,7 @@
           <w:sz w:val="32"/>
           <w:szCs w:val="32"/>
         </w:rPr>
-        <w:t xml:space="preserve">ทางแก้จึงไม่ใช่การปรับคำสั่ง แต่เป็นการ </w:t>
+        <w:t xml:space="preserve">ทางแก้คือ </w:t>
       </w:r>
       <w:r>
         <w:rPr>
@@ -2715,18 +2312,7 @@
           <w:sz w:val="32"/>
           <w:szCs w:val="32"/>
         </w:rPr>
-        <w:t xml:space="preserve"> ซึ่งเป็นแนวทางเดียวกับที่</w:t>
-      </w:r>
-    </w:p>
-    <w:p>
-      <w:r>
-        <w:rPr>
-          <w:rFonts w:ascii="TH Sarabun New" w:hAnsi="TH Sarabun New" w:cs="TH Sarabun New"/>
-          <w:b w:val="0"/>
-          <w:sz w:val="32"/>
-          <w:szCs w:val="32"/>
-        </w:rPr>
-        <w:t>ROI grounding ใช้แก้ปัญหาการระบุลังได้สำเร็จ (หัวข้อ 7.4)</w:t>
+        <w:t xml:space="preserve"> ไม่ใช่ปรับคำสั่ง (หัวข้อ 9.1)</w:t>
       </w:r>
     </w:p>
     <w:p/>
@@ -2738,7 +2324,7 @@
           <w:sz w:val="32"/>
           <w:szCs w:val="32"/>
         </w:rPr>
-        <w:t>จุดที่แจ้งผิดทั้งสามจุดถูกนำกลับไปตรวจซ้ำอีกรอบด้วยการขยายภาพ 3 เท่าและดูเฟรมข้างเคียง</w:t>
+        <w:t>จุดแจ้งผิดทั้งสามถูกนำกลับไปตรวจซ้ำด้วยการขยายภาพ 3 เท่าและดูเฟรมข้างเคียง ±8 วินาที</w:t>
       </w:r>
     </w:p>
     <w:p>
@@ -2749,7 +2335,7 @@
           <w:sz w:val="32"/>
           <w:szCs w:val="32"/>
         </w:rPr>
-        <w:t>ในช่วง ±8 วินาที เพื่อดูสถานะตอนที่ผ้าขยับพ้นมือ ผลคือ</w:t>
+        <w:t xml:space="preserve">ผลคือ </w:t>
       </w:r>
       <w:r>
         <w:rPr>
@@ -2759,7 +2345,7 @@
           <w:szCs w:val="32"/>
           <w:bCs/>
         </w:rPr>
-        <w:t>เฉลยถูกทั้งสามจุด</w:t>
+        <w:t>เฉลยถูกทั้งสามจุด ตัวเลขไม่เปลี่ยน</w:t>
       </w:r>
       <w:r>
         <w:rPr>
@@ -2768,7 +2354,7 @@
           <w:sz w:val="32"/>
           <w:szCs w:val="32"/>
         </w:rPr>
-        <w:t xml:space="preserve"> ตัวเลขจึงไม่เปลี่ยน</w:t>
+        <w:t xml:space="preserve"> เป็นครั้งแรกที่ตรวจแล้วเฉลยถูก</w:t>
       </w:r>
     </w:p>
     <w:p>
@@ -2779,7 +2365,7 @@
           <w:sz w:val="32"/>
           <w:szCs w:val="32"/>
         </w:rPr>
-        <w:t>การตรวจรอบนี้เป็นครั้งแรกที่ยืนยันว่าเฉลยถูก หลังจากสี่ครั้งก่อนหน้าพบว่าเฉลยผิดทุกครั้ง</w:t>
+        <w:t>หลังจากสี่ครั้งก่อนหน้าเฉลยผิดทุกครั้ง</w:t>
       </w:r>
     </w:p>
     <w:p/>
@@ -2792,41 +2378,7 @@
           <w:szCs w:val="36"/>
           <w:bCs/>
         </w:rPr>
-        <w:t>7.4 ผลการระบุลังด้วย ROI grounding</w:t>
-      </w:r>
-    </w:p>
-    <w:p/>
-    <w:p>
-      <w:r>
-        <w:rPr>
-          <w:rFonts w:ascii="TH Sarabun New" w:hAnsi="TH Sarabun New" w:cs="TH Sarabun New"/>
-          <w:b w:val="0"/>
-          <w:sz w:val="32"/>
-          <w:szCs w:val="32"/>
-        </w:rPr>
-        <w:t>การบอกว่าผู้ปฏิบัติงานหยิบของจากลังใบไหนเป็นเงื่อนไขจำเป็นของการตรวจสอบขั้นตอนการทำงาน</w:t>
-      </w:r>
-    </w:p>
-    <w:p>
-      <w:r>
-        <w:rPr>
-          <w:rFonts w:ascii="TH Sarabun New" w:hAnsi="TH Sarabun New" w:cs="TH Sarabun New"/>
-          <w:b w:val="0"/>
-          <w:sz w:val="32"/>
-          <w:szCs w:val="32"/>
-        </w:rPr>
-        <w:t>เดิมให้โมเดลอ่านป้ายลังจากภาพเต็มโดยตรง ซึ่งล้มเหลว จึงเปลี่ยนวิธีเป็นให้โค้ดครอบภาพ</w:t>
-      </w:r>
-    </w:p>
-    <w:p>
-      <w:r>
-        <w:rPr>
-          <w:rFonts w:ascii="TH Sarabun New" w:hAnsi="TH Sarabun New" w:cs="TH Sarabun New"/>
-          <w:b w:val="0"/>
-          <w:sz w:val="32"/>
-          <w:szCs w:val="32"/>
-        </w:rPr>
-        <w:t>ทีละลัง แล้วถามโมเดลเพียงว่า "ในกรอบนี้มีมืออยู่หรือไม่"</w:t>
+        <w:t>7.4 ผลการระบุลังด้วยวิธีครอบภาพทีละลัง</w:t>
       </w:r>
     </w:p>
     <w:p/>
@@ -2898,7 +2450,7 @@
                 <w:sz w:val="28"/>
                 <w:szCs w:val="28"/>
               </w:rPr>
-              <w:t>ให้โมเดลอ่านป้ายลังเองจากภาพเต็ม</w:t>
+              <w:t>ให้แบบจำลองอ่านป้ายลังเองจากภาพเต็ม</w:t>
             </w:r>
           </w:p>
         </w:tc>
@@ -2916,7 +2468,7 @@
                 <w:szCs w:val="28"/>
                 <w:bCs/>
               </w:rPr>
-              <w:t>ผิด 146 จาก 220 จุด (66%)</w:t>
+              <w:t>ผิด 146/220 จุด (66%)</w:t>
             </w:r>
           </w:p>
         </w:tc>
@@ -2936,7 +2488,7 @@
                 <w:szCs w:val="28"/>
                 <w:bCs/>
               </w:rPr>
-              <w:t>ครอบภาพทีละลังแล้วถามว่ามีมือไหม</w:t>
+              <w:t>ให้โปรแกรมครอบภาพทีละลัง แล้วถามแค่ "มีมือไหม"</w:t>
             </w:r>
           </w:p>
         </w:tc>
@@ -2954,7 +2506,7 @@
                 <w:szCs w:val="28"/>
                 <w:bCs/>
               </w:rPr>
-              <w:t>ตรง 7 จาก 7 จุด · แจ้งผิด 0</w:t>
+              <w:t>ตรง 7/7 · แจ้งผิด 0</w:t>
             </w:r>
           </w:p>
         </w:tc>
@@ -2962,15 +2514,6 @@
     </w:tbl>
     <w:p/>
     <w:p>
-      <w:r>
-        <w:rPr>
-          <w:rFonts w:ascii="TH Sarabun New" w:hAnsi="TH Sarabun New" w:cs="TH Sarabun New"/>
-          <w:b w:val="0"/>
-          <w:sz w:val="32"/>
-          <w:szCs w:val="32"/>
-        </w:rPr>
-        <w:t xml:space="preserve">หลักฐานสำคัญคือ </w:t>
-      </w:r>
       <w:r>
         <w:rPr>
           <w:rFonts w:ascii="TH Sarabun New" w:hAnsi="TH Sarabun New" w:cs="TH Sarabun New"/>
@@ -3034,7 +2577,7 @@
                 <w:sz w:val="28"/>
                 <w:szCs w:val="28"/>
               </w:rPr>
-              <w:t>ระยะห่างจากลังข้างเคียง</w:t>
+              <w:t>ห่างจากลังข้างเคียง</w:t>
             </w:r>
           </w:p>
         </w:tc>
@@ -3055,7 +2598,7 @@
                 <w:sz w:val="28"/>
                 <w:szCs w:val="28"/>
               </w:rPr>
-              <w:t>สัดส่วนของภาพ</w:t>
+              <w:t>% ของภาพ</w:t>
             </w:r>
           </w:p>
         </w:tc>
@@ -3217,7 +2760,7 @@
                 <w:szCs w:val="28"/>
                 <w:bCs/>
               </w:rPr>
-              <w:t>ไม่เคยเรียกผิดเลย</w:t>
+              <w:t>ไม่เคยผิดเลย</w:t>
             </w:r>
           </w:p>
         </w:tc>
@@ -3232,7 +2775,7 @@
           <w:sz w:val="32"/>
           <w:szCs w:val="32"/>
         </w:rPr>
-        <w:t>โมเดลอ่านป้ายทุกป้ายออก และรู้ว่าในภาพมีลังอะไรบ้าง แต่</w:t>
+        <w:t xml:space="preserve">แบบจำลองอ่านป้ายออกทุกป้าย แต่ </w:t>
       </w:r>
       <w:r>
         <w:rPr>
@@ -3242,7 +2785,16 @@
           <w:szCs w:val="32"/>
           <w:bCs/>
         </w:rPr>
-        <w:t>จับคู่ป้ายเข้ากับลังผิด</w:t>
+        <w:t>จับคู่ป้ายกับลังผิดเมื่อลังอยู่ใกล้กัน</w:t>
+      </w:r>
+      <w:r>
+        <w:rPr>
+          <w:rFonts w:ascii="TH Sarabun New" w:hAnsi="TH Sarabun New" w:cs="TH Sarabun New"/>
+          <w:b w:val="0"/>
+          <w:sz w:val="32"/>
+          <w:szCs w:val="32"/>
+        </w:rPr>
+        <w:t xml:space="preserve"> ตรงกับงานวิจัย</w:t>
       </w:r>
     </w:p>
     <w:p>
@@ -3253,29 +2805,7 @@
           <w:sz w:val="32"/>
           <w:szCs w:val="32"/>
         </w:rPr>
-        <w:t>เมื่อลังสองใบอยู่ใกล้กัน ซึ่งตรงกับข้อค้นพบในงานวิจัยเรื่อง compositionality ของ</w:t>
-      </w:r>
-    </w:p>
-    <w:p>
-      <w:r>
-        <w:rPr>
-          <w:rFonts w:ascii="TH Sarabun New" w:hAnsi="TH Sarabun New" w:cs="TH Sarabun New"/>
-          <w:b w:val="0"/>
-          <w:sz w:val="32"/>
-          <w:szCs w:val="32"/>
-        </w:rPr>
-        <w:t>แบบจำลองภาษาและภาพ (ดูบรรณานุกรม [9] ในบทที่ 5) ที่ระบุว่าแบบจำลองกลุ่มนี้</w:t>
-      </w:r>
-    </w:p>
-    <w:p>
-      <w:r>
-        <w:rPr>
-          <w:rFonts w:ascii="TH Sarabun New" w:hAnsi="TH Sarabun New" w:cs="TH Sarabun New"/>
-          <w:b w:val="0"/>
-          <w:sz w:val="32"/>
-          <w:szCs w:val="32"/>
-        </w:rPr>
-        <w:t>เข้ารหัสภาพเสมือน "ถุงคำ" คือรู้ว่ามีอะไรอยู่ในภาพ แต่จับคู่คุณสมบัติกับวัตถุไม่ได้</w:t>
+        <w:t>ที่ระบุว่าแบบจำลองกลุ่มนี้เข้ารหัสภาพเสมือน "ถุงคำ" (บรรณานุกรม [9])</w:t>
       </w:r>
     </w:p>
     <w:p/>
@@ -3288,14 +2818,8 @@
           <w:szCs w:val="32"/>
           <w:bCs/>
         </w:rPr>
-        <w:t>ผลที่ได้จากการสแกนทั้งคลิป</w:t>
+        <w:t>ผลสแกนทั้งคลิป:</w:t>
       </w:r>
-    </w:p>
-    <w:p/>
-    <w:p>
-      <w:pPr>
-        <w:pStyle w:val="ListBullet"/>
-      </w:pPr>
       <w:r>
         <w:rPr>
           <w:rFonts w:ascii="TH Sarabun New" w:hAnsi="TH Sarabun New" w:cs="TH Sarabun New"/>
@@ -3303,7 +2827,7 @@
           <w:sz w:val="32"/>
           <w:szCs w:val="32"/>
         </w:rPr>
-        <w:t xml:space="preserve">มือเข้าไปยุ่งกับลัง </w:t>
+        <w:t xml:space="preserve"> มือยุ่งกับลัง WAIT </w:t>
       </w:r>
       <w:r>
         <w:rPr>
@@ -3313,13 +2837,8 @@
           <w:szCs w:val="32"/>
           <w:bCs/>
         </w:rPr>
-        <w:t>WAIT 28 ครั้ง</w:t>
+        <w:t>28 ครั้ง</w:t>
       </w:r>
-    </w:p>
-    <w:p>
-      <w:pPr>
-        <w:pStyle w:val="ListBullet"/>
-      </w:pPr>
       <w:r>
         <w:rPr>
           <w:rFonts w:ascii="TH Sarabun New" w:hAnsi="TH Sarabun New" w:cs="TH Sarabun New"/>
@@ -3327,7 +2846,7 @@
           <w:sz w:val="32"/>
           <w:szCs w:val="32"/>
         </w:rPr>
-        <w:t xml:space="preserve">มือเข้าไปยุ่งกับลัง </w:t>
+        <w:t xml:space="preserve"> · ลัง NG </w:t>
       </w:r>
       <w:r>
         <w:rPr>
@@ -3337,7 +2856,7 @@
           <w:szCs w:val="32"/>
           <w:bCs/>
         </w:rPr>
-        <w:t>NG 4 ครั้ง</w:t>
+        <w:t>4 ครั้ง</w:t>
       </w:r>
       <w:r>
         <w:rPr>
@@ -3350,9 +2869,15 @@
       </w:r>
     </w:p>
     <w:p>
-      <w:pPr>
-        <w:pStyle w:val="ListBullet"/>
-      </w:pPr>
+      <w:r>
+        <w:rPr>
+          <w:rFonts w:ascii="TH Sarabun New" w:hAnsi="TH Sarabun New" w:cs="TH Sarabun New"/>
+          <w:b w:val="0"/>
+          <w:sz w:val="32"/>
+          <w:szCs w:val="32"/>
+        </w:rPr>
+        <w:t xml:space="preserve">· </w:t>
+      </w:r>
       <w:r>
         <w:rPr>
           <w:rFonts w:ascii="TH Sarabun New" w:hAnsi="TH Sarabun New" w:cs="TH Sarabun New"/>
@@ -3361,7 +2886,7 @@
           <w:szCs w:val="32"/>
           <w:bCs/>
         </w:rPr>
-        <w:t>ไม่พบการหยิบของออกจากลัง NG</w:t>
+        <w:t>ไม่พบการหยิบออกจากลัง NG</w:t>
       </w:r>
     </w:p>
     <w:p/>
@@ -3378,7 +2903,7 @@
           <w:szCs w:val="30"/>
           <w:bCs/>
         </w:rPr>
-        <w:t>ข้อจำกัดที่ต้องระบุให้ชัด:</w:t>
+        <w:t>ข้อจำกัด:</w:t>
       </w:r>
       <w:r>
         <w:rPr>
@@ -3388,13 +2913,8 @@
           <w:sz w:val="30"/>
           <w:szCs w:val="30"/>
         </w:rPr>
-        <w:t xml:space="preserve"> ระบบรู้เพียงว่า "มีมือเข้าไปยุ่งกับลัง"</w:t>
+        <w:t xml:space="preserve"> ระบบรู้แค่ "มีมือยุ่งกับลัง" </w:t>
       </w:r>
-    </w:p>
-    <w:p>
-      <w:pPr>
-        <w:ind w:left="504"/>
-      </w:pPr>
       <w:r>
         <w:rPr>
           <w:rFonts w:ascii="TH Sarabun New" w:hAnsi="TH Sarabun New" w:cs="TH Sarabun New"/>
@@ -3404,17 +2924,7 @@
           <w:szCs w:val="30"/>
           <w:bCs/>
         </w:rPr>
-        <w:t>แยกไม่ได้ว่าเป็นการหยิบออกหรือวางลง</w:t>
-      </w:r>
-      <w:r>
-        <w:rPr>
-          <w:rFonts w:ascii="TH Sarabun New" w:hAnsi="TH Sarabun New" w:cs="TH Sarabun New"/>
-          <w:b w:val="0"/>
-          <w:i/>
-          <w:sz w:val="30"/>
-          <w:szCs w:val="30"/>
-        </w:rPr>
-        <w:t xml:space="preserve"> จึงรายงานเป็น "ต้องให้คนตรวจ" 4 จุด</w:t>
+        <w:t>แยกไม่ได้ว่าหยิบออกหรือวางลง</w:t>
       </w:r>
     </w:p>
     <w:p>
@@ -3429,7 +2939,7 @@
           <w:sz w:val="30"/>
           <w:szCs w:val="30"/>
         </w:rPr>
-        <w:t>ไม่ใช่ "หยิบจากลัง NG" ซึ่งจะเป็นการสรุปเกินกว่าที่ข้อมูลรองรับ</w:t>
+        <w:t>จึงรายงานเป็น "ต้องให้คนตรวจ" ไม่ใช่ "หยิบจากลัง NG" ซึ่งจะเป็นการสรุปเกินข้อมูล</w:t>
       </w:r>
     </w:p>
     <w:p/>
@@ -3442,7 +2952,7 @@
           <w:szCs w:val="36"/>
           <w:bCs/>
         </w:rPr>
-        <w:t>7.5 ผลการตรวจจับเหตุการณ์และการจับคู่กฎความปลอดภัย</w:t>
+        <w:t>7.5 ผลการตรวจจับเหตุการณ์และการจับคู่กฎ</w:t>
       </w:r>
     </w:p>
     <w:p/>
@@ -3454,7 +2964,7 @@
           <w:sz w:val="32"/>
           <w:szCs w:val="32"/>
         </w:rPr>
-        <w:t xml:space="preserve">ระบบตรวจพบเหตุการณ์ที่ต้องแจ้งเตือน </w:t>
+        <w:t xml:space="preserve">ตรวจพบ </w:t>
       </w:r>
       <w:r>
         <w:rPr>
@@ -3464,7 +2974,7 @@
           <w:szCs w:val="32"/>
           <w:bCs/>
         </w:rPr>
-        <w:t>11 รายการ</w:t>
+        <w:t>11 เหตุการณ์</w:t>
       </w:r>
       <w:r>
         <w:rPr>
@@ -3473,18 +2983,7 @@
           <w:sz w:val="32"/>
           <w:szCs w:val="32"/>
         </w:rPr>
-        <w:t xml:space="preserve"> ทุกรายการถูกจับคู่เข้ากับกฎความปลอดภัย</w:t>
-      </w:r>
-    </w:p>
-    <w:p>
-      <w:r>
-        <w:rPr>
-          <w:rFonts w:ascii="TH Sarabun New" w:hAnsi="TH Sarabun New" w:cs="TH Sarabun New"/>
-          <w:b w:val="0"/>
-          <w:sz w:val="32"/>
-          <w:szCs w:val="32"/>
-        </w:rPr>
-        <w:t>R1–R10 ได้ครบ (</w:t>
+        <w:t xml:space="preserve"> จับคู่กฎ R1–R10 ได้ครบ </w:t>
       </w:r>
       <w:r>
         <w:rPr>
@@ -3503,7 +3002,7 @@
           <w:sz w:val="32"/>
           <w:szCs w:val="32"/>
         </w:rPr>
-        <w:t>) พร้อมระบุระดับความรุนแรงและภาพหลักฐานประกอบทุกรายการ</w:t>
+        <w:t xml:space="preserve"> พร้อมระดับความรุนแรงและภาพหลักฐานทุกรายการ</w:t>
       </w:r>
     </w:p>
     <w:p/>
@@ -4094,7 +3593,7 @@
                 <w:szCs w:val="28"/>
                 <w:bCs/>
               </w:rPr>
-              <w:t>near-miss — มือเข้าใกล้เครื่องที่กำลังทำงาน</w:t>
+              <w:t>เหตุเกือบเกิดอุบัติเหตุ — มือเข้าใกล้เครื่องที่กำลังทำงาน</w:t>
             </w:r>
           </w:p>
         </w:tc>
@@ -4389,7 +3888,7 @@
           <w:sz w:val="32"/>
           <w:szCs w:val="32"/>
         </w:rPr>
-        <w:t>การกระจายของระดับความรุนแรง: วิกฤต 1 · สูง 3 · กลาง 6 · ต่ำ 1</w:t>
+        <w:t>ระดับความรุนแรง: วิกฤต 1 · สูง 3 · กลาง 6 · ต่ำ 1</w:t>
       </w:r>
     </w:p>
     <w:p/>
@@ -4402,7 +3901,7 @@
           <w:szCs w:val="32"/>
           <w:bCs/>
         </w:rPr>
-        <w:t>เหตุการณ์ที่สำคัญที่สุดคือ near-miss ที่ 02:45</w:t>
+        <w:t>เหตุการณ์สำคัญที่สุดคือเหตุเกือบเกิดอุบัติเหตุที่ 02:45</w:t>
       </w:r>
       <w:r>
         <w:rPr>
@@ -4411,7 +3910,7 @@
           <w:sz w:val="32"/>
           <w:szCs w:val="32"/>
         </w:rPr>
-        <w:t xml:space="preserve"> ซึ่งเป็นเหตุการณ์ที่อันตรายที่สุดในคลิป</w:t>
+        <w:t xml:space="preserve"> ซึ่งระบบกฎแบบเดิมตรวจยากที่สุด</w:t>
       </w:r>
     </w:p>
     <w:p>
@@ -4422,19 +3921,10 @@
           <w:sz w:val="32"/>
           <w:szCs w:val="32"/>
         </w:rPr>
-        <w:t>และเป็นเหตุการณ์ที่ระบบตรวจจับด้วยกฎแบบเดิมทำได้ยากที่สุด เพราะไม่มีวัตถุใดหายไปหรือปรากฏขึ้น</w:t>
+        <w:t>เพราะไม่มีวัตถุใดหายไปหรือปรากฏขึ้น มีเพียงความสัมพันธ์เชิงพื้นที่ระหว่างมือกับเครื่องจักรที่เปลี่ยนไป</w:t>
       </w:r>
     </w:p>
     <w:p>
-      <w:r>
-        <w:rPr>
-          <w:rFonts w:ascii="TH Sarabun New" w:hAnsi="TH Sarabun New" w:cs="TH Sarabun New"/>
-          <w:b w:val="0"/>
-          <w:sz w:val="32"/>
-          <w:szCs w:val="32"/>
-        </w:rPr>
-        <w:t xml:space="preserve">มีเพียงความสัมพันธ์เชิงพื้นที่ระหว่างมือกับเครื่องจักรที่เปลี่ยนไป </w:t>
-      </w:r>
       <w:r>
         <w:rPr>
           <w:rFonts w:ascii="TH Sarabun New" w:hAnsi="TH Sarabun New" w:cs="TH Sarabun New"/>
@@ -4443,7 +3933,7 @@
           <w:szCs w:val="32"/>
           <w:bCs/>
         </w:rPr>
-        <w:t>ระบบตรวจพบเหตุการณ์นี้ได้</w:t>
+        <w:t>ระบบตรวจพบได้</w:t>
       </w:r>
     </w:p>
     <w:p/>
@@ -4455,7 +3945,7 @@
           <w:sz w:val="32"/>
           <w:szCs w:val="32"/>
         </w:rPr>
-        <w:t xml:space="preserve">นอกจากนี้ยังผลิตคำบรรยายเหตุการณ์รายวินาทีครบ </w:t>
+        <w:t xml:space="preserve">นอกจากนี้ยังผลิตคำบรรยายรายวินาที </w:t>
       </w:r>
       <w:r>
         <w:rPr>
@@ -4474,18 +3964,7 @@
           <w:sz w:val="32"/>
           <w:szCs w:val="32"/>
         </w:rPr>
-        <w:t xml:space="preserve"> ตลอดคลิป</w:t>
-      </w:r>
-    </w:p>
-    <w:p>
-      <w:r>
-        <w:rPr>
-          <w:rFonts w:ascii="TH Sarabun New" w:hAnsi="TH Sarabun New" w:cs="TH Sarabun New"/>
-          <w:b w:val="0"/>
-          <w:sz w:val="32"/>
-          <w:szCs w:val="32"/>
-        </w:rPr>
-        <w:t xml:space="preserve">และสรุปกิจกรรมระดับลังได้ </w:t>
+        <w:t xml:space="preserve"> และสรุปกิจกรรมระดับลัง </w:t>
       </w:r>
       <w:r>
         <w:rPr>
@@ -4508,19 +3987,7 @@
           <w:szCs w:val="36"/>
           <w:bCs/>
         </w:rPr>
-        <w:t>7.6 ผลการเปรียบเทียบกับแบบจำลองอื่น</w:t>
-      </w:r>
-    </w:p>
-    <w:p/>
-    <w:p>
-      <w:r>
-        <w:rPr>
-          <w:rFonts w:ascii="TH Sarabun New" w:hAnsi="TH Sarabun New" w:cs="TH Sarabun New"/>
-          <w:b w:val="0"/>
-          <w:sz w:val="32"/>
-          <w:szCs w:val="32"/>
-        </w:rPr>
-        <w:t>ตอนเลือกโมเดลได้ทดลองเทียบกับ Qwen3-VL-8B บนวิดีโอเดียวกันและวิธีเดียวกัน</w:t>
+        <w:t>7.6 เปรียบเทียบกับแบบจำลองอื่น</w:t>
       </w:r>
     </w:p>
     <w:p/>
@@ -4554,7 +4021,7 @@
                 <w:sz w:val="28"/>
                 <w:szCs w:val="28"/>
               </w:rPr>
-              <w:t>โมเดล</w:t>
+              <w:t>แบบจำลอง</w:t>
             </w:r>
           </w:p>
         </w:tc>
@@ -4617,7 +4084,7 @@
                 <w:sz w:val="28"/>
                 <w:szCs w:val="28"/>
               </w:rPr>
-              <w:t>จับ near-miss ได้ไหม</w:t>
+              <w:t>จับเหตุเกือบเกิดอุบัติเหตุ</w:t>
             </w:r>
           </w:p>
         </w:tc>
@@ -4781,22 +4248,7 @@
           <w:sz w:val="30"/>
           <w:szCs w:val="30"/>
         </w:rPr>
-        <w:t>ตัวเลขชุดนี้วัดด้วยวิธีรุ่นแรก (ส่งวิดีโอเป็นช่วง ๆ ช่วงละ 15 วินาที) ซึ่งต่างจากวิธีสุดท้าย</w:t>
-      </w:r>
-    </w:p>
-    <w:p>
-      <w:pPr>
-        <w:ind w:left="504"/>
-      </w:pPr>
-      <w:r>
-        <w:rPr>
-          <w:rFonts w:ascii="TH Sarabun New" w:hAnsi="TH Sarabun New" w:cs="TH Sarabun New"/>
-          <w:b w:val="0"/>
-          <w:i/>
-          <w:sz w:val="30"/>
-          <w:szCs w:val="30"/>
-        </w:rPr>
-        <w:t>ที่ใช้ในผลงาน จึงใช้ประกอบ</w:t>
+        <w:t>วัดด้วยวิธีรุ่นแรก (ส่งวิดีโอเป็นช่วง ๆ) ต่างจากวิธีสุดท้าย จึงใช้ประกอบ</w:t>
       </w:r>
       <w:r>
         <w:rPr>
@@ -4807,7 +4259,7 @@
           <w:szCs w:val="30"/>
           <w:bCs/>
         </w:rPr>
-        <w:t>การตัดสินใจเลือกโมเดล</w:t>
+        <w:t>การเลือกแบบจำลอง</w:t>
       </w:r>
       <w:r>
         <w:rPr>
@@ -4817,7 +4269,7 @@
           <w:sz w:val="30"/>
           <w:szCs w:val="30"/>
         </w:rPr>
-        <w:t>เท่านั้น ไม่ใช่ผลของระบบที่ส่งมอบ</w:t>
+        <w:t>เท่านั้น</w:t>
       </w:r>
     </w:p>
     <w:p/>
@@ -4829,7 +4281,17 @@
           <w:sz w:val="32"/>
           <w:szCs w:val="32"/>
         </w:rPr>
-        <w:t>จุดชี้ขาดไม่ใช่ตัวเลขรวม แต่คือ **Qwen ตรวจไม่พบเหตุการณ์ near-miss ซึ่งเป็นเหตุการณ์</w:t>
+        <w:t xml:space="preserve">จุดชี้ขาดไม่ใช่ตัวเลขรวม แต่คือ </w:t>
+      </w:r>
+      <w:r>
+        <w:rPr>
+          <w:rFonts w:ascii="TH Sarabun New" w:hAnsi="TH Sarabun New" w:cs="TH Sarabun New"/>
+          <w:b/>
+          <w:sz w:val="32"/>
+          <w:szCs w:val="32"/>
+          <w:bCs/>
+        </w:rPr>
+        <w:t>Qwen ตรวจไม่พบเหตุเกือบเกิดอุบัติเหตุ ส่วน Cosmos ตรวจพบ</w:t>
       </w:r>
     </w:p>
     <w:p>
@@ -4840,18 +4302,7 @@
           <w:sz w:val="32"/>
           <w:szCs w:val="32"/>
         </w:rPr>
-        <w:t>ที่วิกฤตที่สุด ส่วน Cosmos ตรวจพบ** ซึ่งสอดคล้องกับที่ Cosmos ถูกปรับแต่งมาสำหรับ</w:t>
-      </w:r>
-    </w:p>
-    <w:p>
-      <w:r>
-        <w:rPr>
-          <w:rFonts w:ascii="TH Sarabun New" w:hAnsi="TH Sarabun New" w:cs="TH Sarabun New"/>
-          <w:b w:val="0"/>
-          <w:sz w:val="32"/>
-          <w:szCs w:val="32"/>
-        </w:rPr>
-        <w:t>การให้เหตุผลเชิงกายภาพและเชิงพื้นที่โดยเฉพาะ</w:t>
+        <w:t>สอดคล้องกับที่ Cosmos ถูกปรับแต่งมาสำหรับการให้เหตุผลเชิงกายภาพโดยเฉพาะ</w:t>
       </w:r>
     </w:p>
     <w:p/>
@@ -4864,7 +4315,7 @@
           <w:szCs w:val="36"/>
           <w:bCs/>
         </w:rPr>
-        <w:t>7.7 ผลการวัดความเร็ว</w:t>
+        <w:t>7.7 ความเร็ว</w:t>
       </w:r>
     </w:p>
     <w:p/>
@@ -4873,11 +4324,11 @@
         <w:rPr>
           <w:rFonts w:ascii="TH Sarabun New" w:hAnsi="TH Sarabun New" w:cs="TH Sarabun New"/>
           <w:b/>
-          <w:sz w:val="34"/>
-          <w:szCs w:val="34"/>
+          <w:sz w:val="32"/>
+          <w:szCs w:val="32"/>
           <w:bCs/>
         </w:rPr>
-        <w:t>7.7.1 เวลาตอบสนองต่อหนึ่งคำขอ</w:t>
+        <w:t>เวลาต่อหนึ่งคำขอ</w:t>
       </w:r>
     </w:p>
     <w:p/>
@@ -4933,7 +4384,7 @@
                 <w:sz w:val="28"/>
                 <w:szCs w:val="28"/>
               </w:rPr>
-              <w:t>อินพุต</w:t>
+              <w:t>ข้อมูลเข้า</w:t>
             </w:r>
           </w:p>
         </w:tc>
@@ -4954,7 +4405,7 @@
                 <w:sz w:val="28"/>
                 <w:szCs w:val="28"/>
               </w:rPr>
-              <w:t>prompt tokens</w:t>
+              <w:t>ขนาดคำถาม</w:t>
             </w:r>
           </w:p>
         </w:tc>
@@ -4975,7 +4426,7 @@
                 <w:sz w:val="28"/>
                 <w:szCs w:val="28"/>
               </w:rPr>
-              <w:t>1 GPU</w:t>
+              <w:t>1 การ์ด</w:t>
             </w:r>
           </w:p>
         </w:tc>
@@ -4996,7 +4447,7 @@
                 <w:sz w:val="28"/>
                 <w:szCs w:val="28"/>
               </w:rPr>
-              <w:t>2 GPU</w:t>
+              <w:t>2 การ์ด</w:t>
             </w:r>
           </w:p>
         </w:tc>
@@ -5015,7 +4466,7 @@
                 <w:sz w:val="28"/>
                 <w:szCs w:val="28"/>
               </w:rPr>
-              <w:t>ตรวจ PPE จากภาพ</w:t>
+              <w:t>ตรวจอุปกรณ์ป้องกันจากภาพ</w:t>
             </w:r>
           </w:p>
         </w:tc>
@@ -5189,7 +4640,7 @@
                 <w:sz w:val="28"/>
                 <w:szCs w:val="28"/>
               </w:rPr>
-              <w:t>ถาม ROI ทีละลัง</w:t>
+              <w:t>ถามทีละลังว่ามีมือไหม</w:t>
             </w:r>
           </w:p>
         </w:tc>
@@ -5264,6 +4715,39 @@
         </w:tc>
       </w:tr>
     </w:tbl>
+    <w:p/>
+    <w:p>
+      <w:r>
+        <w:rPr>
+          <w:rFonts w:ascii="TH Sarabun New" w:hAnsi="TH Sarabun New" w:cs="TH Sarabun New"/>
+          <w:b w:val="0"/>
+          <w:sz w:val="32"/>
+          <w:szCs w:val="32"/>
+        </w:rPr>
+        <w:t>แบบจำลองแปลงภาพเป็นหน่วยข้อมูลย่อย (token) ก่อนอ่าน ภาพยิ่งใหญ่ยิ่งได้ token มากและยิ่งช้า</w:t>
+      </w:r>
+    </w:p>
+    <w:p>
+      <w:r>
+        <w:rPr>
+          <w:rFonts w:ascii="TH Sarabun New" w:hAnsi="TH Sarabun New" w:cs="TH Sarabun New"/>
+          <w:b/>
+          <w:sz w:val="32"/>
+          <w:szCs w:val="32"/>
+          <w:bCs/>
+        </w:rPr>
+        <w:t>การถามทีละลังจึงถูกกว่าการบรรยาย 8.4 เท่า</w:t>
+      </w:r>
+      <w:r>
+        <w:rPr>
+          <w:rFonts w:ascii="TH Sarabun New" w:hAnsi="TH Sarabun New" w:cs="TH Sarabun New"/>
+          <w:b w:val="0"/>
+          <w:sz w:val="32"/>
+          <w:szCs w:val="32"/>
+        </w:rPr>
+        <w:t xml:space="preserve"> เพราะภาพครอบเล็กกว่า ได้ token น้อยกว่า 4.7 เท่า</w:t>
+      </w:r>
+    </w:p>
     <w:p/>
     <w:p>
       <w:r>
@@ -5274,51 +4758,7 @@
           <w:szCs w:val="32"/>
           <w:bCs/>
         </w:rPr>
-        <w:t>การถาม ROI ถูกกว่าการบรรยาย 8.4 เท่า</w:t>
-      </w:r>
-      <w:r>
-        <w:rPr>
-          <w:rFonts w:ascii="TH Sarabun New" w:hAnsi="TH Sarabun New" w:cs="TH Sarabun New"/>
-          <w:b w:val="0"/>
-          <w:sz w:val="32"/>
-          <w:szCs w:val="32"/>
-        </w:rPr>
-        <w:t xml:space="preserve"> เพราะภาพที่ครอบแล้วเล็กกว่ามาก</w:t>
-      </w:r>
-    </w:p>
-    <w:p>
-      <w:r>
-        <w:rPr>
-          <w:rFonts w:ascii="TH Sarabun New" w:hAnsi="TH Sarabun New" w:cs="TH Sarabun New"/>
-          <w:b w:val="0"/>
-          <w:sz w:val="32"/>
-          <w:szCs w:val="32"/>
-        </w:rPr>
-        <w:t>ทำให้จำนวน token น้อยกว่า 4.7 เท่า ซึ่งเป็นเหตุผลที่การเพิ่ม ROI เข้าไปในโหมดสด</w:t>
-      </w:r>
-    </w:p>
-    <w:p>
-      <w:r>
-        <w:rPr>
-          <w:rFonts w:ascii="TH Sarabun New" w:hAnsi="TH Sarabun New" w:cs="TH Sarabun New"/>
-          <w:b w:val="0"/>
-          <w:sz w:val="32"/>
-          <w:szCs w:val="32"/>
-        </w:rPr>
-        <w:t>มีต้นทุนต่ำกว่าที่คาด</w:t>
-      </w:r>
-    </w:p>
-    <w:p/>
-    <w:p>
-      <w:r>
-        <w:rPr>
-          <w:rFonts w:ascii="TH Sarabun New" w:hAnsi="TH Sarabun New" w:cs="TH Sarabun New"/>
-          <w:b/>
-          <w:sz w:val="34"/>
-          <w:szCs w:val="34"/>
-          <w:bCs/>
-        </w:rPr>
-        <w:t>7.7.2 อัตราการประมวลผลและความเร็ววิดีโอสูงสุด</w:t>
+        <w:t>อัตราการประมวลผล</w:t>
       </w:r>
     </w:p>
     <w:p/>
@@ -5521,7 +4961,7 @@
                 <w:sz w:val="28"/>
                 <w:szCs w:val="28"/>
               </w:rPr>
-              <w:t>RTX 4090 × 2 + ROI grounding</w:t>
+              <w:t>RTX 4090 × 2 + ระบุลังทีละใบ</w:t>
             </w:r>
           </w:p>
         </w:tc>
@@ -5571,7 +5011,7 @@
           <w:szCs w:val="32"/>
           <w:bCs/>
         </w:rPr>
-        <w:t>การ์ดใบที่สองเร่งความเร็วได้ 2.13 / 1.17 = 1.82 เท่า</w:t>
+        <w:t>การ์ดใบที่สองเร่งได้ 1.82 เท่า</w:t>
       </w:r>
       <w:r>
         <w:rPr>
@@ -5580,7 +5020,7 @@
           <w:sz w:val="32"/>
           <w:szCs w:val="32"/>
         </w:rPr>
-        <w:t xml:space="preserve"> ซึ่งใกล้เคียงกับ 2 เท่าตามทฤษฎี</w:t>
+        <w:t xml:space="preserve"> (ใกล้ 2 เท่าตามทฤษฎี) ยืนยันว่าวิธีแบ่งงานที่เลือกใช้</w:t>
       </w:r>
     </w:p>
     <w:p>
@@ -5591,7 +5031,29 @@
           <w:sz w:val="32"/>
           <w:szCs w:val="32"/>
         </w:rPr>
-        <w:t>ผลนี้เป็นหลักฐานยืนยันว่าการแบ่งงานแบบ data-parallel ที่เลือกใช้ไม่มีต้นทุนการสื่อสารข้ามการ์ดจริง</w:t>
+        <w:t>ไม่มีต้นทุนสื่อสารข้ามการ์ดจริง เพราะการ์ดแต่ละใบเก็บแบบจำลองครบทั้งตัวและผลัดกันรับงานคนละชิ้น</w:t>
+      </w:r>
+    </w:p>
+    <w:p/>
+    <w:p>
+      <w:r>
+        <w:rPr>
+          <w:rFonts w:ascii="TH Sarabun New" w:hAnsi="TH Sarabun New" w:cs="TH Sarabun New"/>
+          <w:b/>
+          <w:sz w:val="32"/>
+          <w:szCs w:val="32"/>
+          <w:bCs/>
+        </w:rPr>
+        <w:t>เวลาทั้งคลิป:</w:t>
+      </w:r>
+      <w:r>
+        <w:rPr>
+          <w:rFonts w:ascii="TH Sarabun New" w:hAnsi="TH Sarabun New" w:cs="TH Sarabun New"/>
+          <w:b w:val="0"/>
+          <w:sz w:val="32"/>
+          <w:szCs w:val="32"/>
+        </w:rPr>
+        <w:t xml:space="preserve"> ตรวจอุปกรณ์ป้องกัน 74 เฟรม = 121 วินาที · ระบุลังทั้งคลิป = 67 วินาที</w:t>
       </w:r>
     </w:p>
     <w:p>
@@ -5602,7 +5064,7 @@
           <w:sz w:val="32"/>
           <w:szCs w:val="32"/>
         </w:rPr>
-        <w:t>เพราะการ์ดแต่ละใบมีสำเนาโมเดลครบทั้งตัวและทำงานแยกกันโดยสมบูรณ์</w:t>
+        <w:t>· สร้างคำบรรยาย 220 จุด ≈ 311 วินาที</w:t>
       </w:r>
     </w:p>
     <w:p/>
@@ -5613,23 +5075,12 @@
       <w:r>
         <w:rPr>
           <w:rFonts w:ascii="TH Sarabun New" w:hAnsi="TH Sarabun New" w:cs="TH Sarabun New"/>
-          <w:b/>
-          <w:i/>
-          <w:sz w:val="30"/>
-          <w:szCs w:val="30"/>
-          <w:bCs/>
-        </w:rPr>
-        <w:t>ข้อสังเกตเรื่องความผันผวน:</w:t>
-      </w:r>
-      <w:r>
-        <w:rPr>
-          <w:rFonts w:ascii="TH Sarabun New" w:hAnsi="TH Sarabun New" w:cs="TH Sarabun New"/>
           <w:b w:val="0"/>
           <w:i/>
           <w:sz w:val="30"/>
           <w:szCs w:val="30"/>
         </w:rPr>
-        <w:t xml:space="preserve"> วัดบนเครื่องเช่าคนละเครื่องได้ 0.86× กับ 0.98×</w:t>
+        <w:t>เครื่องเช่าคนละตัวให้ 0.86× กับ 0.98× ต่างกัน ~12% เพราะแชร์ทรัพยากรกับผู้เช่ารายอื่น</w:t>
       </w:r>
     </w:p>
     <w:p>
@@ -5644,201 +5095,9 @@
           <w:sz w:val="30"/>
           <w:szCs w:val="30"/>
         </w:rPr>
-        <w:t>ต่างกันประมาณ 12% ตัวเลขในรายงานยึดจากเครื่องที่ระบุสเปกไว้ในหัวข้อ 7.1</w:t>
+        <w:t>ตัวเลขในรายงานยึดจากเครื่องที่ระบุสเปกไว้ในหัวข้อ 7.1</w:t>
       </w:r>
     </w:p>
-    <w:p>
-      <w:pPr>
-        <w:ind w:left="504"/>
-      </w:pPr>
-      <w:r>
-        <w:rPr>
-          <w:rFonts w:ascii="TH Sarabun New" w:hAnsi="TH Sarabun New" w:cs="TH Sarabun New"/>
-          <w:b w:val="0"/>
-          <w:i/>
-          <w:sz w:val="30"/>
-          <w:szCs w:val="30"/>
-        </w:rPr>
-        <w:t>ความต่างนี้เป็นธรรมชาติของเครื่องเช่าที่แชร์ทรัพยากรกับผู้ใช้อื่น</w:t>
-      </w:r>
-    </w:p>
-    <w:p/>
-    <w:p>
-      <w:r>
-        <w:rPr>
-          <w:rFonts w:ascii="TH Sarabun New" w:hAnsi="TH Sarabun New" w:cs="TH Sarabun New"/>
-          <w:b/>
-          <w:sz w:val="32"/>
-          <w:szCs w:val="32"/>
-          <w:bCs/>
-        </w:rPr>
-        <w:t>เวลาที่ใช้ประมวลผลทั้งคลิป</w:t>
-      </w:r>
-    </w:p>
-    <w:p/>
-    <w:tbl>
-      <w:tblPr>
-        <w:tblStyle w:val="TableGrid"/>
-        <w:tblW w:type="auto" w:w="0"/>
-        <w:tblLook w:firstColumn="1" w:firstRow="1" w:lastColumn="0" w:lastRow="0" w:noHBand="0" w:noVBand="1" w:val="04A0"/>
-      </w:tblPr>
-      <w:tblGrid>
-        <w:gridCol w:w="4514"/>
-        <w:gridCol w:w="4514"/>
-      </w:tblGrid>
-      <w:tr>
-        <w:tc>
-          <w:tcPr>
-            <w:tcW w:type="dxa" w:w="4514"/>
-          </w:tcPr>
-          <w:p>
-            <w:r>
-              <w:rPr>
-                <w:b/>
-              </w:rPr>
-            </w:r>
-            <w:r>
-              <w:rPr>
-                <w:rFonts w:ascii="TH Sarabun New" w:hAnsi="TH Sarabun New" w:cs="TH Sarabun New"/>
-                <w:b/>
-                <w:sz w:val="28"/>
-                <w:szCs w:val="28"/>
-              </w:rPr>
-              <w:t>งาน</w:t>
-            </w:r>
-          </w:p>
-        </w:tc>
-        <w:tc>
-          <w:tcPr>
-            <w:tcW w:type="dxa" w:w="4514"/>
-          </w:tcPr>
-          <w:p>
-            <w:r>
-              <w:rPr>
-                <w:b/>
-              </w:rPr>
-            </w:r>
-            <w:r>
-              <w:rPr>
-                <w:rFonts w:ascii="TH Sarabun New" w:hAnsi="TH Sarabun New" w:cs="TH Sarabun New"/>
-                <w:b/>
-                <w:sz w:val="28"/>
-                <w:szCs w:val="28"/>
-              </w:rPr>
-              <w:t>เวลา</w:t>
-            </w:r>
-          </w:p>
-        </w:tc>
-      </w:tr>
-      <w:tr>
-        <w:tc>
-          <w:tcPr>
-            <w:tcW w:type="dxa" w:w="4514"/>
-          </w:tcPr>
-          <w:p>
-            <w:r/>
-            <w:r>
-              <w:rPr>
-                <w:rFonts w:ascii="TH Sarabun New" w:hAnsi="TH Sarabun New" w:cs="TH Sarabun New"/>
-                <w:b w:val="0"/>
-                <w:sz w:val="28"/>
-                <w:szCs w:val="28"/>
-              </w:rPr>
-              <w:t>ตรวจ PPE 74 เฟรม (3 คำสั่งต่อเฟรม)</w:t>
-            </w:r>
-          </w:p>
-        </w:tc>
-        <w:tc>
-          <w:tcPr>
-            <w:tcW w:type="dxa" w:w="4514"/>
-          </w:tcPr>
-          <w:p>
-            <w:r/>
-            <w:r>
-              <w:rPr>
-                <w:rFonts w:ascii="TH Sarabun New" w:hAnsi="TH Sarabun New" w:cs="TH Sarabun New"/>
-                <w:b w:val="0"/>
-                <w:sz w:val="28"/>
-                <w:szCs w:val="28"/>
-              </w:rPr>
-              <w:t>121 วินาที (1.63 วิ/เฟรม)</w:t>
-            </w:r>
-          </w:p>
-        </w:tc>
-      </w:tr>
-      <w:tr>
-        <w:tc>
-          <w:tcPr>
-            <w:tcW w:type="dxa" w:w="4514"/>
-          </w:tcPr>
-          <w:p>
-            <w:r/>
-            <w:r>
-              <w:rPr>
-                <w:rFonts w:ascii="TH Sarabun New" w:hAnsi="TH Sarabun New" w:cs="TH Sarabun New"/>
-                <w:b w:val="0"/>
-                <w:sz w:val="28"/>
-                <w:szCs w:val="28"/>
-              </w:rPr>
-              <w:t>ROI grounding ทั้งคลิป</w:t>
-            </w:r>
-          </w:p>
-        </w:tc>
-        <w:tc>
-          <w:tcPr>
-            <w:tcW w:type="dxa" w:w="4514"/>
-          </w:tcPr>
-          <w:p>
-            <w:r/>
-            <w:r>
-              <w:rPr>
-                <w:rFonts w:ascii="TH Sarabun New" w:hAnsi="TH Sarabun New" w:cs="TH Sarabun New"/>
-                <w:b w:val="0"/>
-                <w:sz w:val="28"/>
-                <w:szCs w:val="28"/>
-              </w:rPr>
-              <w:t>67 วินาที</w:t>
-            </w:r>
-          </w:p>
-        </w:tc>
-      </w:tr>
-      <w:tr>
-        <w:tc>
-          <w:tcPr>
-            <w:tcW w:type="dxa" w:w="4514"/>
-          </w:tcPr>
-          <w:p>
-            <w:r/>
-            <w:r>
-              <w:rPr>
-                <w:rFonts w:ascii="TH Sarabun New" w:hAnsi="TH Sarabun New" w:cs="TH Sarabun New"/>
-                <w:b w:val="0"/>
-                <w:sz w:val="28"/>
-                <w:szCs w:val="28"/>
-              </w:rPr>
-              <w:t>สร้างคำบรรยาย 220 จุด</w:t>
-            </w:r>
-          </w:p>
-        </w:tc>
-        <w:tc>
-          <w:tcPr>
-            <w:tcW w:type="dxa" w:w="4514"/>
-          </w:tcPr>
-          <w:p>
-            <w:r/>
-            <w:r>
-              <w:rPr>
-                <w:rFonts w:ascii="TH Sarabun New" w:hAnsi="TH Sarabun New" w:cs="TH Sarabun New"/>
-                <w:b w:val="0"/>
-                <w:sz w:val="28"/>
-                <w:szCs w:val="28"/>
-              </w:rPr>
-              <w:t>ประมาณ 311 วินาที</w:t>
-            </w:r>
-          </w:p>
-        </w:tc>
-      </w:tr>
-    </w:tbl>
     <w:p/>
     <w:p>
       <w:r>
@@ -5849,7 +5108,7 @@
           <w:szCs w:val="36"/>
           <w:bCs/>
         </w:rPr>
-        <w:t>7.8 ผลการทดสอบความเสถียรของคำตอบ</w:t>
+        <w:t>7.8 ความคงที่ของคำตอบ</w:t>
       </w:r>
     </w:p>
     <w:p/>
@@ -5861,25 +5120,7 @@
           <w:sz w:val="32"/>
           <w:szCs w:val="32"/>
         </w:rPr>
-        <w:t xml:space="preserve">ทดสอบโดยยิงคำขอเดิมซ้ำหลายครั้งแล้วเทียบคำตอบ ทั้งที่ตั้งค่า </w:t>
-      </w:r>
-      <w:r>
-        <w:rPr>
-          <w:rFonts w:ascii="Courier New" w:hAnsi="Courier New" w:cs="Courier New"/>
-          <w:b w:val="0"/>
-          <w:sz w:val="28"/>
-          <w:szCs w:val="28"/>
-        </w:rPr>
-        <w:t>temperature = 0</w:t>
-      </w:r>
-      <w:r>
-        <w:rPr>
-          <w:rFonts w:ascii="TH Sarabun New" w:hAnsi="TH Sarabun New" w:cs="TH Sarabun New"/>
-          <w:b w:val="0"/>
-          <w:sz w:val="32"/>
-          <w:szCs w:val="32"/>
-        </w:rPr>
-        <w:t xml:space="preserve"> แล้ว</w:t>
+        <w:t>ส่งคำถามเดิมซ้ำ โดยสั่งไม่ให้แบบจำลองสุ่มคำตอบเลย ซึ่งตามทฤษฎีควรได้ผลเดิมทุกครั้ง</w:t>
       </w:r>
     </w:p>
     <w:p/>
@@ -5933,7 +5174,7 @@
                 <w:sz w:val="28"/>
                 <w:szCs w:val="28"/>
               </w:rPr>
-              <w:t>ยิงซ้ำ</w:t>
+              <w:t>ถามซ้ำ</w:t>
             </w:r>
           </w:p>
         </w:tc>
@@ -5973,7 +5214,7 @@
                 <w:sz w:val="28"/>
                 <w:szCs w:val="28"/>
               </w:rPr>
-              <w:t>การบรรยายเหตุการณ์ (พ่นข้อความประมาณ 100 token)</w:t>
+              <w:t>บรรยายเหตุการณ์ (ตอบข้อความยาว)</w:t>
             </w:r>
           </w:p>
         </w:tc>
@@ -6007,7 +5248,7 @@
                 <w:sz w:val="28"/>
                 <w:szCs w:val="28"/>
               </w:rPr>
-              <w:t xml:space="preserve">ได้คำตอบ </w:t>
+              <w:t xml:space="preserve">ได้ </w:t>
             </w:r>
             <w:r>
               <w:rPr>
@@ -6017,7 +5258,7 @@
                 <w:szCs w:val="28"/>
                 <w:bCs/>
               </w:rPr>
-              <w:t>2 แบบ — ไม่นิ่ง</w:t>
+              <w:t>2 แบบ — ไม่คงที่</w:t>
             </w:r>
           </w:p>
         </w:tc>
@@ -6037,7 +5278,7 @@
                 <w:szCs w:val="28"/>
                 <w:bCs/>
               </w:rPr>
-              <w:t>การถาม ROI (ตอบเพียง yes/no)</w:t>
+              <w:t>ถามทีละลัง (ตอบว่าใช่/ไม่ใช่)</w:t>
             </w:r>
           </w:p>
         </w:tc>
@@ -6072,16 +5313,7 @@
                 <w:szCs w:val="28"/>
                 <w:bCs/>
               </w:rPr>
-              <w:t>นิ่ง 12/12</w:t>
-            </w:r>
-            <w:r>
-              <w:rPr>
-                <w:rFonts w:ascii="TH Sarabun New" w:hAnsi="TH Sarabun New" w:cs="TH Sarabun New"/>
-                <w:b w:val="0"/>
-                <w:sz w:val="28"/>
-                <w:szCs w:val="28"/>
-              </w:rPr>
-              <w:t xml:space="preserve"> และตรงกับผลสแกนทั้งชุด 12/12</w:t>
+              <w:t>คงที่ 12/12</w:t>
             </w:r>
           </w:p>
         </w:tc>
@@ -6092,11 +5324,21 @@
       <w:r>
         <w:rPr>
           <w:rFonts w:ascii="TH Sarabun New" w:hAnsi="TH Sarabun New" w:cs="TH Sarabun New"/>
+          <w:b/>
+          <w:sz w:val="32"/>
+          <w:szCs w:val="32"/>
+          <w:bCs/>
+        </w:rPr>
+        <w:t>ข้อสรุปเชิงออกแบบ:</w:t>
+      </w:r>
+      <w:r>
+        <w:rPr>
+          <w:rFonts w:ascii="TH Sarabun New" w:hAnsi="TH Sarabun New" w:cs="TH Sarabun New"/>
           <w:b w:val="0"/>
           <w:sz w:val="32"/>
           <w:szCs w:val="32"/>
         </w:rPr>
-        <w:t>สาเหตุคือ vLLM ใช้ continuous batching ซึ่งจัดกลุ่มคำขอที่เข้ามาพร้อมกันแบบเปลี่ยนไปเรื่อย ๆ</w:t>
+        <w:t xml:space="preserve"> ชั้นที่ต้องรายงานเป็น "ข้อเท็จจริง" ต้องออกแบบให้ตอบสั้นที่สุด</w:t>
       </w:r>
     </w:p>
     <w:p>
@@ -6107,21 +5349,9 @@
           <w:sz w:val="32"/>
           <w:szCs w:val="32"/>
         </w:rPr>
-        <w:t>ทำให้ลำดับการคำนวณเลขทศนิยมต่างกันเล็กน้อยในแต่ละครั้ง และเมื่อคำตอบยาว</w:t>
+        <w:t>จึงจะคงที่พอเชื่อถือได้ ส่วนการให้ตอบข้อความยาวไม่มีทางทำซ้ำได้เป๊ะ</w:t>
       </w:r>
     </w:p>
-    <w:p>
-      <w:r>
-        <w:rPr>
-          <w:rFonts w:ascii="TH Sarabun New" w:hAnsi="TH Sarabun New" w:cs="TH Sarabun New"/>
-          <w:b w:val="0"/>
-          <w:sz w:val="32"/>
-          <w:szCs w:val="32"/>
-        </w:rPr>
-        <w:t>ความต่างเล็กน้อยนั้นสะสมจนเปลี่ยนคำที่เลือก</w:t>
-      </w:r>
-    </w:p>
-    <w:p/>
     <w:p>
       <w:r>
         <w:rPr>
@@ -6131,7 +5361,7 @@
           <w:szCs w:val="32"/>
           <w:bCs/>
         </w:rPr>
-        <w:t>ข้อสรุปเชิงออกแบบที่ได้จากผลนี้:</w:t>
+        <w:t>นี่คือเหตุผลที่ระบบแยกเป็น 2 ชั้น</w:t>
       </w:r>
       <w:r>
         <w:rPr>
@@ -6140,40 +5370,7 @@
           <w:sz w:val="32"/>
           <w:szCs w:val="32"/>
         </w:rPr>
-        <w:t xml:space="preserve"> ชั้นที่ต้องรายงานเป็น "ข้อเท็จจริง" ต้องออกแบบให้โมเดล</w:t>
-      </w:r>
-    </w:p>
-    <w:p>
-      <w:r>
-        <w:rPr>
-          <w:rFonts w:ascii="TH Sarabun New" w:hAnsi="TH Sarabun New" w:cs="TH Sarabun New"/>
-          <w:b w:val="0"/>
-          <w:sz w:val="32"/>
-          <w:szCs w:val="32"/>
-        </w:rPr>
-        <w:t>ตอบสั้นและง่ายที่สุด จึงจะเสถียรพอที่จะเชื่อถือได้ ส่วนการพ่นข้อความยาวไม่มีวันทำซ้ำได้เป๊ะ</w:t>
-      </w:r>
-    </w:p>
-    <w:p>
-      <w:r>
-        <w:rPr>
-          <w:rFonts w:ascii="TH Sarabun New" w:hAnsi="TH Sarabun New" w:cs="TH Sarabun New"/>
-          <w:b w:val="0"/>
-          <w:sz w:val="32"/>
-          <w:szCs w:val="32"/>
-        </w:rPr>
-        <w:t>จึงไม่ควรใช้เป็นฐานของการตัดสินใจ ผลนี้เป็นเหตุผลรองรับการแยกระบบเป็น 2 ชั้น</w:t>
-      </w:r>
-    </w:p>
-    <w:p>
-      <w:r>
-        <w:rPr>
-          <w:rFonts w:ascii="TH Sarabun New" w:hAnsi="TH Sarabun New" w:cs="TH Sarabun New"/>
-          <w:b w:val="0"/>
-          <w:sz w:val="32"/>
-          <w:szCs w:val="32"/>
-        </w:rPr>
-        <w:t>คือชั้นแจ้งเตือนที่ต้องแม่น กับชั้นบรรยายที่ต้องเล่าได้รื่น</w:t>
+        <w:t xml:space="preserve"> คือชั้นแจ้งเตือนที่ต้องแม่น กับชั้นบรรยายที่ต้องเล่าได้รื่น</w:t>
       </w:r>
     </w:p>
     <w:p/>
@@ -6186,20 +5383,7 @@
           <w:szCs w:val="36"/>
           <w:bCs/>
         </w:rPr>
-        <w:t>7.9 สรุปผลการทดสอบ และสิ่งที่ยังไม่ได้ทดสอบ</w:t>
-      </w:r>
-    </w:p>
-    <w:p/>
-    <w:p>
-      <w:r>
-        <w:rPr>
-          <w:rFonts w:ascii="TH Sarabun New" w:hAnsi="TH Sarabun New" w:cs="TH Sarabun New"/>
-          <w:b/>
-          <w:sz w:val="32"/>
-          <w:szCs w:val="32"/>
-          <w:bCs/>
-        </w:rPr>
-        <w:t>สิ่งที่ทดสอบแล้วและได้ผลตามเป้า</w:t>
+        <w:t>7.9 สรุปผล และสิ่งที่ยังไม่ได้ทดสอบ</w:t>
       </w:r>
     </w:p>
     <w:p/>
@@ -6271,7 +5455,7 @@
                 <w:sz w:val="28"/>
                 <w:szCs w:val="28"/>
               </w:rPr>
-              <w:t>ตรวจจับ PPE รวม</w:t>
+              <w:t>ตรวจจับอุปกรณ์ป้องกัน</w:t>
             </w:r>
           </w:p>
         </w:tc>
@@ -6324,7 +5508,7 @@
                 <w:sz w:val="28"/>
                 <w:szCs w:val="28"/>
               </w:rPr>
-              <w:t>11 เหตุการณ์ · จับคู่กฎได้ 11/11 · มีภาพหลักฐานครบ</w:t>
+              <w:t>11 เหตุการณ์ · 11/11 · มีภาพหลักฐานครบ</w:t>
             </w:r>
           </w:p>
         </w:tc>
@@ -6343,7 +5527,7 @@
                 <w:sz w:val="28"/>
                 <w:szCs w:val="28"/>
               </w:rPr>
-              <w:t>ตรวจจับ near-miss</w:t>
+              <w:t>เหตุเกือบเกิดอุบัติเหตุ</w:t>
             </w:r>
           </w:p>
         </w:tc>
@@ -6389,7 +5573,7 @@
                 <w:sz w:val="28"/>
                 <w:szCs w:val="28"/>
               </w:rPr>
-              <w:t>ระบุลังด้วย ROI</w:t>
+              <w:t>ระบุลัง</w:t>
             </w:r>
           </w:p>
         </w:tc>
@@ -6442,7 +5626,7 @@
                 <w:sz w:val="28"/>
                 <w:szCs w:val="28"/>
               </w:rPr>
-              <w:t>0.86× ของความเร็ววิดีโอ บน RTX 4090 สองใบ</w:t>
+              <w:t>0.86× บนการ์ด 2 ใบ</w:t>
             </w:r>
           </w:p>
         </w:tc>
@@ -6461,7 +5645,7 @@
                 <w:sz w:val="28"/>
                 <w:szCs w:val="28"/>
               </w:rPr>
-              <w:t>ความเสถียรของชั้นข้อเท็จจริง</w:t>
+              <w:t>ความคงที่ของชั้นข้อเท็จจริง</w:t>
             </w:r>
           </w:p>
         </w:tc>
@@ -6494,14 +5678,294 @@
           <w:szCs w:val="32"/>
           <w:bCs/>
         </w:rPr>
-        <w:t>สิ่งที่ยังไม่ได้ทดสอบ และต้องระบุไว้อย่างตรงไปตรงมา</w:t>
+        <w:t>สิ่งที่ยังไม่ได้ทดสอบ</w:t>
       </w:r>
     </w:p>
     <w:p/>
+    <w:tbl>
+      <w:tblPr>
+        <w:tblStyle w:val="TableGrid"/>
+        <w:tblW w:type="auto" w:w="0"/>
+        <w:tblLook w:firstColumn="1" w:firstRow="1" w:lastColumn="0" w:lastRow="0" w:noHBand="0" w:noVBand="1" w:val="04A0"/>
+      </w:tblPr>
+      <w:tblGrid>
+        <w:gridCol w:w="4514"/>
+        <w:gridCol w:w="4514"/>
+      </w:tblGrid>
+      <w:tr>
+        <w:tc>
+          <w:tcPr>
+            <w:tcW w:type="dxa" w:w="4514"/>
+          </w:tcPr>
+          <w:p>
+            <w:r>
+              <w:rPr>
+                <w:b/>
+              </w:rPr>
+            </w:r>
+            <w:r>
+              <w:rPr>
+                <w:rFonts w:ascii="TH Sarabun New" w:hAnsi="TH Sarabun New" w:cs="TH Sarabun New"/>
+                <w:b/>
+                <w:sz w:val="28"/>
+                <w:szCs w:val="28"/>
+              </w:rPr>
+              <w:t>ข้อ</w:t>
+            </w:r>
+          </w:p>
+        </w:tc>
+        <w:tc>
+          <w:tcPr>
+            <w:tcW w:type="dxa" w:w="4514"/>
+          </w:tcPr>
+          <w:p>
+            <w:r>
+              <w:rPr>
+                <w:b/>
+              </w:rPr>
+            </w:r>
+            <w:r>
+              <w:rPr>
+                <w:rFonts w:ascii="TH Sarabun New" w:hAnsi="TH Sarabun New" w:cs="TH Sarabun New"/>
+                <w:b/>
+                <w:sz w:val="28"/>
+                <w:szCs w:val="28"/>
+              </w:rPr>
+              <w:t>ผลต่อความน่าเชื่อถือ</w:t>
+            </w:r>
+          </w:p>
+        </w:tc>
+      </w:tr>
+      <w:tr>
+        <w:tc>
+          <w:tcPr>
+            <w:tcW w:type="dxa" w:w="4514"/>
+          </w:tcPr>
+          <w:p>
+            <w:r/>
+            <w:r>
+              <w:rPr>
+                <w:rFonts w:ascii="TH Sarabun New" w:hAnsi="TH Sarabun New" w:cs="TH Sarabun New"/>
+                <w:b/>
+                <w:sz w:val="28"/>
+                <w:szCs w:val="28"/>
+                <w:bCs/>
+              </w:rPr>
+              <w:t>ทดสอบคลิปเดียว (N = 1) และเป็นคลิปจัดฉาก</w:t>
+            </w:r>
+          </w:p>
+        </w:tc>
+        <w:tc>
+          <w:tcPr>
+            <w:tcW w:type="dxa" w:w="4514"/>
+          </w:tcPr>
+          <w:p>
+            <w:r/>
+            <w:r>
+              <w:rPr>
+                <w:rFonts w:ascii="TH Sarabun New" w:hAnsi="TH Sarabun New" w:cs="TH Sarabun New"/>
+                <w:b/>
+                <w:sz w:val="28"/>
+                <w:szCs w:val="28"/>
+                <w:bCs/>
+              </w:rPr>
+              <w:t>ข้อจำกัดที่ใหญ่ที่สุด</w:t>
+            </w:r>
+            <w:r>
+              <w:rPr>
+                <w:rFonts w:ascii="TH Sarabun New" w:hAnsi="TH Sarabun New" w:cs="TH Sarabun New"/>
+                <w:b w:val="0"/>
+                <w:sz w:val="28"/>
+                <w:szCs w:val="28"/>
+              </w:rPr>
+              <w:t xml:space="preserve"> — ยังไม่รู้ว่าใช้กับกล้องจริงได้ไหม</w:t>
+            </w:r>
+          </w:p>
+        </w:tc>
+      </w:tr>
+      <w:tr>
+        <w:tc>
+          <w:tcPr>
+            <w:tcW w:type="dxa" w:w="4514"/>
+          </w:tcPr>
+          <w:p>
+            <w:r/>
+            <w:r>
+              <w:rPr>
+                <w:rFonts w:ascii="TH Sarabun New" w:hAnsi="TH Sarabun New" w:cs="TH Sarabun New"/>
+                <w:b w:val="0"/>
+                <w:sz w:val="28"/>
+                <w:szCs w:val="28"/>
+              </w:rPr>
+              <w:t>ผู้ตรวจเฉลยคือผู้พัฒนาเอง และตรวจหลังเห็นคำตอบแบบจำลอง</w:t>
+            </w:r>
+          </w:p>
+        </w:tc>
+        <w:tc>
+          <w:tcPr>
+            <w:tcW w:type="dxa" w:w="4514"/>
+          </w:tcPr>
+          <w:p>
+            <w:r/>
+            <w:r>
+              <w:rPr>
+                <w:rFonts w:ascii="TH Sarabun New" w:hAnsi="TH Sarabun New" w:cs="TH Sarabun New"/>
+                <w:b w:val="0"/>
+                <w:sz w:val="28"/>
+                <w:szCs w:val="28"/>
+              </w:rPr>
+              <w:t>มีโอกาสเกิดอคติ</w:t>
+            </w:r>
+          </w:p>
+        </w:tc>
+      </w:tr>
+      <w:tr>
+        <w:tc>
+          <w:tcPr>
+            <w:tcW w:type="dxa" w:w="4514"/>
+          </w:tcPr>
+          <w:p>
+            <w:r/>
+            <w:r>
+              <w:rPr>
+                <w:rFonts w:ascii="TH Sarabun New" w:hAnsi="TH Sarabun New" w:cs="TH Sarabun New"/>
+                <w:b w:val="0"/>
+                <w:sz w:val="28"/>
+                <w:szCs w:val="28"/>
+              </w:rPr>
+              <w:t>เฉลยครอบคลุม 74 จาก 220 เฟรม (34%)</w:t>
+            </w:r>
+          </w:p>
+        </w:tc>
+        <w:tc>
+          <w:tcPr>
+            <w:tcW w:type="dxa" w:w="4514"/>
+          </w:tcPr>
+          <w:p>
+            <w:r/>
+            <w:r>
+              <w:rPr>
+                <w:rFonts w:ascii="TH Sarabun New" w:hAnsi="TH Sarabun New" w:cs="TH Sarabun New"/>
+                <w:b w:val="0"/>
+                <w:sz w:val="28"/>
+                <w:szCs w:val="28"/>
+              </w:rPr>
+              <w:t>การละเมิดที่เกิดและจบใน 3 วินาทีอาจหลุด</w:t>
+            </w:r>
+          </w:p>
+        </w:tc>
+      </w:tr>
+      <w:tr>
+        <w:tc>
+          <w:tcPr>
+            <w:tcW w:type="dxa" w:w="4514"/>
+          </w:tcPr>
+          <w:p>
+            <w:r/>
+            <w:r>
+              <w:rPr>
+                <w:rFonts w:ascii="TH Sarabun New" w:hAnsi="TH Sarabun New" w:cs="TH Sarabun New"/>
+                <w:b w:val="0"/>
+                <w:sz w:val="28"/>
+                <w:szCs w:val="28"/>
+              </w:rPr>
+              <w:t>ยังไม่ได้ทดสอบกับสัญญาณสดจากกล้องจริง</w:t>
+            </w:r>
+          </w:p>
+        </w:tc>
+        <w:tc>
+          <w:tcPr>
+            <w:tcW w:type="dxa" w:w="4514"/>
+          </w:tcPr>
+          <w:p>
+            <w:r/>
+            <w:r>
+              <w:rPr>
+                <w:rFonts w:ascii="TH Sarabun New" w:hAnsi="TH Sarabun New" w:cs="TH Sarabun New"/>
+                <w:b w:val="0"/>
+                <w:sz w:val="28"/>
+                <w:szCs w:val="28"/>
+              </w:rPr>
+              <w:t>ทดสอบจากไฟล์วิดีโอเท่านั้น</w:t>
+            </w:r>
+          </w:p>
+        </w:tc>
+      </w:tr>
+      <w:tr>
+        <w:tc>
+          <w:tcPr>
+            <w:tcW w:type="dxa" w:w="4514"/>
+          </w:tcPr>
+          <w:p>
+            <w:r/>
+            <w:r>
+              <w:rPr>
+                <w:rFonts w:ascii="TH Sarabun New" w:hAnsi="TH Sarabun New" w:cs="TH Sarabun New"/>
+                <w:b w:val="0"/>
+                <w:sz w:val="28"/>
+                <w:szCs w:val="28"/>
+              </w:rPr>
+              <w:t>ยังไม่ได้ทดสอบการทำงานต่อเนื่องระยะยาว</w:t>
+            </w:r>
+          </w:p>
+        </w:tc>
+        <w:tc>
+          <w:tcPr>
+            <w:tcW w:type="dxa" w:w="4514"/>
+          </w:tcPr>
+          <w:p>
+            <w:r/>
+            <w:r>
+              <w:rPr>
+                <w:rFonts w:ascii="TH Sarabun New" w:hAnsi="TH Sarabun New" w:cs="TH Sarabun New"/>
+                <w:b w:val="0"/>
+                <w:sz w:val="28"/>
+                <w:szCs w:val="28"/>
+              </w:rPr>
+              <w:t>ไม่รู้ว่าหน่วยความจำรั่วหรือไม่</w:t>
+            </w:r>
+          </w:p>
+        </w:tc>
+      </w:tr>
+      <w:tr>
+        <w:tc>
+          <w:tcPr>
+            <w:tcW w:type="dxa" w:w="4514"/>
+          </w:tcPr>
+          <w:p>
+            <w:r/>
+            <w:r>
+              <w:rPr>
+                <w:rFonts w:ascii="TH Sarabun New" w:hAnsi="TH Sarabun New" w:cs="TH Sarabun New"/>
+                <w:b w:val="0"/>
+                <w:sz w:val="28"/>
+                <w:szCs w:val="28"/>
+              </w:rPr>
+              <w:t>ยังไม่ได้ทดสอบกับผู้ใช้จริง</w:t>
+            </w:r>
+          </w:p>
+        </w:tc>
+        <w:tc>
+          <w:tcPr>
+            <w:tcW w:type="dxa" w:w="4514"/>
+          </w:tcPr>
+          <w:p>
+            <w:r/>
+            <w:r>
+              <w:rPr>
+                <w:rFonts w:ascii="TH Sarabun New" w:hAnsi="TH Sarabun New" w:cs="TH Sarabun New"/>
+                <w:b w:val="0"/>
+                <w:sz w:val="28"/>
+                <w:szCs w:val="28"/>
+              </w:rPr>
+              <w:t>ไม่รู้ว่าเจ้าหน้าที่รับอัตราแจ้งผิดระดับนี้ได้ไหม</w:t>
+            </w:r>
+          </w:p>
+        </w:tc>
+      </w:tr>
+    </w:tbl>
+    <w:p/>
     <w:p>
-      <w:pPr>
-        <w:pStyle w:val="ListNumber"/>
-      </w:pPr>
       <w:r>
         <w:rPr>
           <w:rFonts w:ascii="TH Sarabun New" w:hAnsi="TH Sarabun New" w:cs="TH Sarabun New"/>
@@ -6510,16 +5974,7 @@
           <w:szCs w:val="32"/>
           <w:bCs/>
         </w:rPr>
-        <w:t>ทดสอบบนคลิปเดียว (N = 1)</w:t>
-      </w:r>
-      <w:r>
-        <w:rPr>
-          <w:rFonts w:ascii="TH Sarabun New" w:hAnsi="TH Sarabun New" w:cs="TH Sarabun New"/>
-          <w:b w:val="0"/>
-          <w:sz w:val="32"/>
-          <w:szCs w:val="32"/>
-        </w:rPr>
-        <w:t xml:space="preserve"> ซึ่งเป็นคลิปที่จัดฉากขึ้นเอง ยังไม่มีหลักฐานว่า</w:t>
+        <w:t>การประเมินอย่างซื่อสัตย์: 82% ยังไม่พอสำหรับใช้ควบคุมความปลอดภัยจริงโดยไม่มีคนตรวจซ้ำ</w:t>
       </w:r>
     </w:p>
     <w:p>
@@ -6530,7 +5985,7 @@
           <w:sz w:val="32"/>
           <w:szCs w:val="32"/>
         </w:rPr>
-        <w:t xml:space="preserve">ระบบใช้กับกล้องจริง แสงจริง หรือมุมกล้องอื่นได้ </w:t>
+        <w:t xml:space="preserve">ระบบนี้ควรวางตำแหน่งเป็น </w:t>
       </w:r>
       <w:r>
         <w:rPr>
@@ -6540,22 +5995,7 @@
           <w:szCs w:val="32"/>
           <w:bCs/>
         </w:rPr>
-        <w:t>นี่คือข้อจำกัดที่ใหญ่ที่สุดของผลการทดสอบชุดนี้</w:t>
-      </w:r>
-    </w:p>
-    <w:p>
-      <w:pPr>
-        <w:pStyle w:val="ListNumber"/>
-      </w:pPr>
-      <w:r>
-        <w:rPr>
-          <w:rFonts w:ascii="TH Sarabun New" w:hAnsi="TH Sarabun New" w:cs="TH Sarabun New"/>
-          <w:b/>
-          <w:sz w:val="32"/>
-          <w:szCs w:val="32"/>
-          <w:bCs/>
-        </w:rPr>
-        <w:t>ผู้ตรวจเฉลยคือผู้พัฒนาเอง ไม่ใช่ผู้ประเมินอิสระ</w:t>
+        <w:t>เครื่องมือช่วยคัดกรองให้คนดู</w:t>
       </w:r>
       <w:r>
         <w:rPr>
@@ -6564,7 +6004,7 @@
           <w:sz w:val="32"/>
           <w:szCs w:val="32"/>
         </w:rPr>
-        <w:t xml:space="preserve"> และตรวจหลังจากเห็นคำตอบของโมเดลแล้ว</w:t>
+        <w:t xml:space="preserve"> ไม่ใช่ระบบตัดสินอัตโนมัติ</w:t>
       </w:r>
     </w:p>
     <w:p>
@@ -6575,103 +6015,7 @@
           <w:sz w:val="32"/>
           <w:szCs w:val="32"/>
         </w:rPr>
-        <w:t>จึงมีโอกาสเกิดอคติ เฉลยที่น่าเชื่อถือที่สุดต้องให้คนนอกตรวจโดยไม่เห็นคำตอบโมเดลก่อน</w:t>
-      </w:r>
-    </w:p>
-    <w:p>
-      <w:pPr>
-        <w:pStyle w:val="ListNumber"/>
-      </w:pPr>
-      <w:r>
-        <w:rPr>
-          <w:rFonts w:ascii="TH Sarabun New" w:hAnsi="TH Sarabun New" w:cs="TH Sarabun New"/>
-          <w:b/>
-          <w:sz w:val="32"/>
-          <w:szCs w:val="32"/>
-          <w:bCs/>
-        </w:rPr>
-        <w:t>เฉลยครอบคลุม 74 จาก 220 เฟรม (34%)</w:t>
-      </w:r>
-      <w:r>
-        <w:rPr>
-          <w:rFonts w:ascii="TH Sarabun New" w:hAnsi="TH Sarabun New" w:cs="TH Sarabun New"/>
-          <w:b w:val="0"/>
-          <w:sz w:val="32"/>
-          <w:szCs w:val="32"/>
-        </w:rPr>
-        <w:t xml:space="preserve"> การละเมิดที่เกิดและจบภายใน 3 วินาทีอาจหลุด</w:t>
-      </w:r>
-    </w:p>
-    <w:p>
-      <w:pPr>
-        <w:pStyle w:val="ListNumber"/>
-      </w:pPr>
-      <w:r>
-        <w:rPr>
-          <w:rFonts w:ascii="TH Sarabun New" w:hAnsi="TH Sarabun New" w:cs="TH Sarabun New"/>
-          <w:b/>
-          <w:sz w:val="32"/>
-          <w:szCs w:val="32"/>
-          <w:bCs/>
-        </w:rPr>
-        <w:t>ยังไม่ได้ทดสอบกับสัญญาณกล้องจริง (RTSP)</w:t>
-      </w:r>
-      <w:r>
-        <w:rPr>
-          <w:rFonts w:ascii="TH Sarabun New" w:hAnsi="TH Sarabun New" w:cs="TH Sarabun New"/>
-          <w:b w:val="0"/>
-          <w:sz w:val="32"/>
-          <w:szCs w:val="32"/>
-        </w:rPr>
-        <w:t xml:space="preserve"> ทดสอบจากไฟล์วิดีโอเท่านั้น</w:t>
-      </w:r>
-    </w:p>
-    <w:p>
-      <w:pPr>
-        <w:pStyle w:val="ListNumber"/>
-      </w:pPr>
-      <w:r>
-        <w:rPr>
-          <w:rFonts w:ascii="TH Sarabun New" w:hAnsi="TH Sarabun New" w:cs="TH Sarabun New"/>
-          <w:b/>
-          <w:sz w:val="32"/>
-          <w:szCs w:val="32"/>
-          <w:bCs/>
-        </w:rPr>
-        <w:t>ยังไม่ได้ทดสอบการทำงานต่อเนื่องระยะยาว</w:t>
-      </w:r>
-      <w:r>
-        <w:rPr>
-          <w:rFonts w:ascii="TH Sarabun New" w:hAnsi="TH Sarabun New" w:cs="TH Sarabun New"/>
-          <w:b w:val="0"/>
-          <w:sz w:val="32"/>
-          <w:szCs w:val="32"/>
-        </w:rPr>
-        <w:t xml:space="preserve"> เช่น การรั่วของหน่วยความจำเมื่อรันหลายชั่วโมง</w:t>
-      </w:r>
-    </w:p>
-    <w:p>
-      <w:pPr>
-        <w:pStyle w:val="ListNumber"/>
-      </w:pPr>
-      <w:r>
-        <w:rPr>
-          <w:rFonts w:ascii="TH Sarabun New" w:hAnsi="TH Sarabun New" w:cs="TH Sarabun New"/>
-          <w:b/>
-          <w:sz w:val="32"/>
-          <w:szCs w:val="32"/>
-          <w:bCs/>
-        </w:rPr>
-        <w:t>ยังไม่ได้ทดสอบกับผู้ใช้จริง</w:t>
-      </w:r>
-      <w:r>
-        <w:rPr>
-          <w:rFonts w:ascii="TH Sarabun New" w:hAnsi="TH Sarabun New" w:cs="TH Sarabun New"/>
-          <w:b w:val="0"/>
-          <w:sz w:val="32"/>
-          <w:szCs w:val="32"/>
-        </w:rPr>
-        <w:t xml:space="preserve"> จึงยังไม่มีข้อมูลว่าเจ้าหน้าที่ความปลอดภัยจะรับการแจ้งเตือน</w:t>
+        <w:t>แต่เมื่อพิจารณาว่าผลนี้ได้มา **โดยไม่เทรนเลย ไม่มีข้อมูลติดป้ายกำกับ และใช้เครื่องราคาราว</w:t>
       </w:r>
     </w:p>
     <w:p>
@@ -6682,92 +6026,7 @@
           <w:sz w:val="32"/>
           <w:szCs w:val="32"/>
         </w:rPr>
-        <w:t>ที่มีอัตราแจ้งผิดระดับนี้ได้หรือไม่</w:t>
-      </w:r>
-    </w:p>
-    <w:p/>
-    <w:p>
-      <w:r>
-        <w:rPr>
-          <w:rFonts w:ascii="TH Sarabun New" w:hAnsi="TH Sarabun New" w:cs="TH Sarabun New"/>
-          <w:b/>
-          <w:sz w:val="32"/>
-          <w:szCs w:val="32"/>
-          <w:bCs/>
-        </w:rPr>
-        <w:t>การประเมินผลอย่างซื่อสัตย์:</w:t>
-      </w:r>
-      <w:r>
-        <w:rPr>
-          <w:rFonts w:ascii="TH Sarabun New" w:hAnsi="TH Sarabun New" w:cs="TH Sarabun New"/>
-          <w:b w:val="0"/>
-          <w:sz w:val="32"/>
-          <w:szCs w:val="32"/>
-        </w:rPr>
-        <w:t xml:space="preserve"> ตัวเลข 82% **ยังไม่ถึงระดับที่นำไปใช้ควบคุมความปลอดภัยจริงได้</w:t>
-      </w:r>
-    </w:p>
-    <w:p>
-      <w:r>
-        <w:rPr>
-          <w:rFonts w:ascii="TH Sarabun New" w:hAnsi="TH Sarabun New" w:cs="TH Sarabun New"/>
-          <w:b w:val="0"/>
-          <w:sz w:val="32"/>
-          <w:szCs w:val="32"/>
-        </w:rPr>
-        <w:t>โดยไม่มีคนตรวจซ้ำ</w:t>
-      </w:r>
-      <w:r>
-        <w:rPr>
-          <w:rFonts w:ascii="TH Sarabun New" w:hAnsi="TH Sarabun New" w:cs="TH Sarabun New"/>
-          <w:b/>
-          <w:sz w:val="32"/>
-          <w:szCs w:val="32"/>
-          <w:bCs/>
-        </w:rPr>
-        <w:t xml:space="preserve"> ระบบนี้จึงควรถูกวางตำแหน่งเป็น </w:t>
-      </w:r>
-      <w:r>
-        <w:rPr>
-          <w:rFonts w:ascii="TH Sarabun New" w:hAnsi="TH Sarabun New" w:cs="TH Sarabun New"/>
-          <w:b w:val="0"/>
-          <w:sz w:val="32"/>
-          <w:szCs w:val="32"/>
-        </w:rPr>
-        <w:t>เครื่องมือช่วยคัดกรองให้คนดู**</w:t>
-      </w:r>
-    </w:p>
-    <w:p>
-      <w:r>
-        <w:rPr>
-          <w:rFonts w:ascii="TH Sarabun New" w:hAnsi="TH Sarabun New" w:cs="TH Sarabun New"/>
-          <w:b w:val="0"/>
-          <w:sz w:val="32"/>
-          <w:szCs w:val="32"/>
-        </w:rPr>
-        <w:t>ไม่ใช่ระบบตัดสินอัตโนมัติ อย่างไรก็ตาม เมื่อพิจารณาว่าผลนี้ได้มา**โดยไม่มีการเทรนใด ๆ</w:t>
-      </w:r>
-    </w:p>
-    <w:p>
-      <w:r>
-        <w:rPr>
-          <w:rFonts w:ascii="TH Sarabun New" w:hAnsi="TH Sarabun New" w:cs="TH Sarabun New"/>
-          <w:b w:val="0"/>
-          <w:sz w:val="32"/>
-          <w:szCs w:val="32"/>
-        </w:rPr>
-        <w:t>ไม่มีชุดข้อมูลติดป้ายกำกับ และใช้ฮาร์ดแวร์ราคาประมาณ 0.70 ดอลลาร์ต่อชั่วโมง**</w:t>
-      </w:r>
-    </w:p>
-    <w:p>
-      <w:r>
-        <w:rPr>
-          <w:rFonts w:ascii="TH Sarabun New" w:hAnsi="TH Sarabun New" w:cs="TH Sarabun New"/>
-          <w:b w:val="0"/>
-          <w:sz w:val="32"/>
-          <w:szCs w:val="32"/>
-        </w:rPr>
-        <w:t>จึงถือว่าเป็นผลที่ยืนยันได้ว่าแนวทาง VLM แบบไม่เทรนใช้งานได้จริงในระดับต้นแบบ</w:t>
+        <w:t>0.70 ดอลลาร์ต่อชั่วโมง** ถือว่ายืนยันได้ว่าแนวทางนี้ใช้ได้จริงในระดับต้นแบบ</w:t>
       </w:r>
     </w:p>
     <w:p/>
@@ -6797,10 +6056,8 @@
           <w:sz w:val="32"/>
           <w:szCs w:val="32"/>
         </w:rPr>
-        <w:t>บทนี้บันทึกปัญหาที่เกิดขึ้นจริงระหว่างพัฒนา พร้อมสาเหตุและวิธีแก้ โดยตั้งใจบันทึก</w:t>
+        <w:t xml:space="preserve">บทนี้บันทึกปัญหาที่เกิดขึ้นจริง </w:t>
       </w:r>
-    </w:p>
-    <w:p>
       <w:r>
         <w:rPr>
           <w:rFonts w:ascii="TH Sarabun New" w:hAnsi="TH Sarabun New" w:cs="TH Sarabun New"/>
@@ -6818,7 +6075,7 @@
           <w:sz w:val="32"/>
           <w:szCs w:val="32"/>
         </w:rPr>
-        <w:t xml:space="preserve"> เพราะบทเรียนที่มีค่าที่สุดของโครงงานนี้</w:t>
+        <w:t xml:space="preserve"> เพราะบทเรียนที่มีค่าที่สุด</w:t>
       </w:r>
     </w:p>
     <w:p>
@@ -6829,7 +6086,7 @@
           <w:sz w:val="32"/>
           <w:szCs w:val="32"/>
         </w:rPr>
-        <w:t xml:space="preserve">ไม่ได้มาจากข้อจำกัดของเทคโนโลยี แต่มาจากการที่ </w:t>
+        <w:t xml:space="preserve">ของโครงงานนี้ไม่ได้มาจากข้อจำกัดของเทคโนโลยี แต่มาจากการที่ </w:t>
       </w:r>
       <w:r>
         <w:rPr>
@@ -6852,7 +6109,7 @@
           <w:szCs w:val="36"/>
           <w:bCs/>
         </w:rPr>
-        <w:t>8.1 อุปสรรคที่ใหญ่ที่สุด — เฉลยที่ใช้วัดผลผิดเอง</w:t>
+        <w:t>8.1 เฉลยที่ใช้วัดผลผิดเอง — อุปสรรคที่ใหญ่ที่สุด</w:t>
       </w:r>
     </w:p>
     <w:p/>
@@ -6861,15 +6118,12 @@
         <w:rPr>
           <w:rFonts w:ascii="TH Sarabun New" w:hAnsi="TH Sarabun New" w:cs="TH Sarabun New"/>
           <w:b/>
-          <w:sz w:val="34"/>
-          <w:szCs w:val="34"/>
+          <w:sz w:val="32"/>
+          <w:szCs w:val="32"/>
           <w:bCs/>
         </w:rPr>
-        <w:t>8.1.1 อาการ</w:t>
+        <w:t>อาการ:</w:t>
       </w:r>
-    </w:p>
-    <w:p/>
-    <w:p>
       <w:r>
         <w:rPr>
           <w:rFonts w:ascii="TH Sarabun New" w:hAnsi="TH Sarabun New" w:cs="TH Sarabun New"/>
@@ -6877,19 +6131,10 @@
           <w:sz w:val="32"/>
           <w:szCs w:val="32"/>
         </w:rPr>
-        <w:t>ตลอดครึ่งแรกของโครงงาน ตัวเลขความแม่นยำทุกตัวถูกวัดเทียบกับเฉลยที่สร้างขึ้นครั้งเดียว</w:t>
+        <w:t xml:space="preserve"> ตัวเลขความแม่นยำตลอดครึ่งแรกของโครงงานวัดเทียบกับเฉลยที่สร้างครั้งเดียวแล้ว</w:t>
       </w:r>
     </w:p>
     <w:p>
-      <w:r>
-        <w:rPr>
-          <w:rFonts w:ascii="TH Sarabun New" w:hAnsi="TH Sarabun New" w:cs="TH Sarabun New"/>
-          <w:b w:val="0"/>
-          <w:sz w:val="32"/>
-          <w:szCs w:val="32"/>
-        </w:rPr>
-        <w:t>แล้ว</w:t>
-      </w:r>
       <w:r>
         <w:rPr>
           <w:rFonts w:ascii="TH Sarabun New" w:hAnsi="TH Sarabun New" w:cs="TH Sarabun New"/>
@@ -6907,7 +6152,7 @@
           <w:sz w:val="32"/>
           <w:szCs w:val="32"/>
         </w:rPr>
-        <w:t xml:space="preserve"> เมื่อเปิดภาพดูด้วยตาทีละเฟรมภายหลังจึงพบว่าเฉลยผิด </w:t>
+        <w:t xml:space="preserve"> เมื่อเปิดภาพดูทีละเฟรมภายหลังพบว่า </w:t>
       </w:r>
       <w:r>
         <w:rPr>
@@ -6917,7 +6162,7 @@
           <w:szCs w:val="32"/>
           <w:bCs/>
         </w:rPr>
-        <w:t>32 จุด</w:t>
+        <w:t>ผิด 32 จุด</w:t>
       </w:r>
     </w:p>
     <w:p/>
@@ -6949,7 +6194,7 @@
                 <w:sz w:val="28"/>
                 <w:szCs w:val="28"/>
               </w:rPr>
-              <w:t>สิ่งที่เฉลยบอก</w:t>
+              <w:t>เฉลยบอก</w:t>
             </w:r>
           </w:p>
         </w:tc>
@@ -6989,7 +6234,7 @@
                 <w:sz w:val="28"/>
                 <w:szCs w:val="28"/>
               </w:rPr>
-              <w:t>คนที่ 1 ถอดหน้ากากเพียง 8 จุด กระจัดกระจาย</w:t>
+              <w:t>คนที่ 1 ถอดหน้ากาก 8 จุด กระจัดกระจาย</w:t>
             </w:r>
           </w:p>
         </w:tc>
@@ -7007,7 +6252,7 @@
                 <w:szCs w:val="28"/>
                 <w:bCs/>
               </w:rPr>
-              <w:t>ดึงลงคางต่อเนื่อง 35 จุด ตั้งแต่ 01:57 จนจบคลิป ไม่เคยดึงกลับขึ้นเลย</w:t>
+              <w:t>ดึงลงคางต่อเนื่อง 35 จุด ตั้งแต่ 01:57 จนจบคลิป ไม่เคยดึงกลับขึ้น</w:t>
             </w:r>
           </w:p>
         </w:tc>
@@ -7026,7 +6271,7 @@
                 <w:sz w:val="28"/>
                 <w:szCs w:val="28"/>
               </w:rPr>
-              <w:t>คนที่ 1 สวมถุงมืออยู่ที่ 03:36 และ 03:39</w:t>
+              <w:t>คนที่ 1 สวมถุงมือที่ 03:36, 03:39</w:t>
             </w:r>
           </w:p>
         </w:tc>
@@ -7059,7 +6304,7 @@
           <w:sz w:val="32"/>
           <w:szCs w:val="32"/>
         </w:rPr>
-        <w:t xml:space="preserve">หลักฐานที่ชี้ชัดว่าเฉลยเชื่อไม่ได้คือ เฟรม </w:t>
+        <w:t xml:space="preserve">หลักฐานที่ชี้ชัดว่าเฉลยเชื่อไม่ได้: เฟรม </w:t>
       </w:r>
       <w:r>
         <w:rPr>
@@ -7078,7 +6323,7 @@
           <w:sz w:val="32"/>
           <w:szCs w:val="32"/>
         </w:rPr>
-        <w:t xml:space="preserve"> (เฉลยระบุว่า "ถอด") กับเฟรม </w:t>
+        <w:t xml:space="preserve"> (เฉลยว่า "ถอด") กับ </w:t>
       </w:r>
       <w:r>
         <w:rPr>
@@ -7090,8 +6335,6 @@
         </w:rPr>
         <w:t>02:21</w:t>
       </w:r>
-    </w:p>
-    <w:p>
       <w:r>
         <w:rPr>
           <w:rFonts w:ascii="TH Sarabun New" w:hAnsi="TH Sarabun New" w:cs="TH Sarabun New"/>
@@ -7099,8 +6342,10 @@
           <w:sz w:val="32"/>
           <w:szCs w:val="32"/>
         </w:rPr>
-        <w:t xml:space="preserve">(เฉลยระบุว่า "ใส่อยู่") </w:t>
+        <w:t xml:space="preserve"> (เฉลยว่า "ใส่อยู่")</w:t>
       </w:r>
+    </w:p>
+    <w:p>
       <w:r>
         <w:rPr>
           <w:rFonts w:ascii="TH Sarabun New" w:hAnsi="TH Sarabun New" w:cs="TH Sarabun New"/>
@@ -7118,31 +6363,7 @@
           <w:sz w:val="32"/>
           <w:szCs w:val="32"/>
         </w:rPr>
-        <w:t xml:space="preserve"> คือหน้ากากห้อยอยู่ที่คาง</w:t>
-      </w:r>
-    </w:p>
-    <w:p>
-      <w:r>
-        <w:rPr>
-          <w:rFonts w:ascii="TH Sarabun New" w:hAnsi="TH Sarabun New" w:cs="TH Sarabun New"/>
-          <w:b w:val="0"/>
-          <w:sz w:val="32"/>
-          <w:szCs w:val="32"/>
-        </w:rPr>
-        <w:t>เฉลยจึงตีตราสองสภาพที่เหมือนกันว่าต่างกัน</w:t>
-      </w:r>
-    </w:p>
-    <w:p/>
-    <w:p>
-      <w:r>
-        <w:rPr>
-          <w:rFonts w:ascii="TH Sarabun New" w:hAnsi="TH Sarabun New" w:cs="TH Sarabun New"/>
-          <w:b/>
-          <w:sz w:val="34"/>
-          <w:szCs w:val="34"/>
-          <w:bCs/>
-        </w:rPr>
-        <w:t>8.1.2 ผลกระทบต่อตัวเลข</w:t>
+        <w:t xml:space="preserve"> คือหน้ากากห้อยที่คาง — เฉลยตีตราสองสภาพที่เหมือนกันว่าต่างกัน</w:t>
       </w:r>
     </w:p>
     <w:p/>
@@ -7236,7 +6457,7 @@
                 <w:sz w:val="28"/>
                 <w:szCs w:val="28"/>
               </w:rPr>
-              <w:t>การละเมิดจริงทั้งหมด</w:t>
+              <w:t>การละเมิดจริง</w:t>
             </w:r>
           </w:p>
         </w:tc>
@@ -7290,7 +6511,7 @@
                 <w:sz w:val="28"/>
                 <w:szCs w:val="28"/>
               </w:rPr>
-              <w:t>recall (เฟรมเต็ม)</w:t>
+              <w:t>ตรวจพบ (ภาพเต็ม)</w:t>
             </w:r>
           </w:p>
         </w:tc>
@@ -7343,7 +6564,7 @@
                 <w:sz w:val="28"/>
                 <w:szCs w:val="28"/>
               </w:rPr>
-              <w:t>FP (เฟรมเต็ม)</w:t>
+              <w:t>แจ้งผิด (ภาพเต็ม)</w:t>
             </w:r>
           </w:p>
         </w:tc>
@@ -7397,7 +6618,7 @@
                 <w:sz w:val="28"/>
                 <w:szCs w:val="28"/>
               </w:rPr>
-              <w:t>หน้ากาก + SR ไม่มี gate</w:t>
+              <w:t>หน้ากาก + ขยายภาพ ไม่มีตัวกรอง</w:t>
             </w:r>
           </w:p>
         </w:tc>
@@ -7414,7 +6635,7 @@
                 <w:sz w:val="28"/>
                 <w:szCs w:val="28"/>
               </w:rPr>
-              <w:t>88% แต่ FP = 23</w:t>
+              <w:t>88% แต่แจ้งผิด 23</w:t>
             </w:r>
           </w:p>
         </w:tc>
@@ -7432,7 +6653,7 @@
                 <w:szCs w:val="28"/>
                 <w:bCs/>
               </w:rPr>
-              <w:t>80% FP = 2</w:t>
+              <w:t>80% แจ้งผิด 2</w:t>
             </w:r>
           </w:p>
         </w:tc>
@@ -7451,7 +6672,7 @@
                 <w:sz w:val="28"/>
                 <w:szCs w:val="28"/>
               </w:rPr>
-              <w:t>หน้ากาก + SR + face-gate</w:t>
+              <w:t>หน้ากาก + ขยายภาพ + ตัวกรอง</w:t>
             </w:r>
           </w:p>
         </w:tc>
@@ -7468,7 +6689,7 @@
                 <w:sz w:val="28"/>
                 <w:szCs w:val="28"/>
               </w:rPr>
-              <w:t>62% FP = 4</w:t>
+              <w:t>62% แจ้งผิด 4</w:t>
             </w:r>
           </w:p>
         </w:tc>
@@ -7486,7 +6707,7 @@
                 <w:szCs w:val="28"/>
                 <w:bCs/>
               </w:rPr>
-              <w:t>26% FP = 0</w:t>
+              <w:t>26% แจ้งผิด 0</w:t>
             </w:r>
           </w:p>
         </w:tc>
@@ -7498,23 +6719,11 @@
         <w:rPr>
           <w:rFonts w:ascii="TH Sarabun New" w:hAnsi="TH Sarabun New" w:cs="TH Sarabun New"/>
           <w:b/>
-          <w:sz w:val="34"/>
-          <w:szCs w:val="34"/>
+          <w:sz w:val="32"/>
+          <w:szCs w:val="32"/>
           <w:bCs/>
         </w:rPr>
-        <w:t>8.1.3 ผลกระทบที่ร้ายแรงกว่าตัวเลข — เฉลยที่ผิดทำให้ตัดสินใจทางวิศวกรรมผิด</w:t>
-      </w:r>
-    </w:p>
-    <w:p/>
-    <w:p>
-      <w:r>
-        <w:rPr>
-          <w:rFonts w:ascii="TH Sarabun New" w:hAnsi="TH Sarabun New" w:cs="TH Sarabun New"/>
-          <w:b w:val="0"/>
-          <w:sz w:val="32"/>
-          <w:szCs w:val="32"/>
-        </w:rPr>
-        <w:t>ลำดับเหตุการณ์ที่เกิดขึ้นจริง</w:t>
+        <w:t>ผลกระทบที่ร้ายแรงกว่าตัวเลข — เฉลยผิดทำให้ตัดสินใจทางวิศวกรรมผิด</w:t>
       </w:r>
     </w:p>
     <w:p/>
@@ -7529,7 +6738,7 @@
           <w:sz w:val="32"/>
           <w:szCs w:val="32"/>
         </w:rPr>
-        <w:t xml:space="preserve">ใช้ super-resolution ขยายภาพศีรษะ ทำให้โมเดลตรวจหน้ากากได้ </w:t>
+        <w:t xml:space="preserve">ขยายภาพศีรษะ → ตรวจหน้ากากได้ </w:t>
       </w:r>
       <w:r>
         <w:rPr>
@@ -7539,7 +6748,7 @@
           <w:szCs w:val="32"/>
           <w:bCs/>
         </w:rPr>
-        <w:t>80% ซึ่งเป็นผลที่ถูกต้อง</w:t>
+        <w:t>80% ซึ่งถูกต้อง</w:t>
       </w:r>
     </w:p>
     <w:p>
@@ -7553,7 +6762,7 @@
           <w:sz w:val="32"/>
           <w:szCs w:val="32"/>
         </w:rPr>
-        <w:t xml:space="preserve">แต่เฉลยที่ผิดทำให้เห็นเป็น </w:t>
+        <w:t xml:space="preserve">แต่เฉลยผิดทำให้เห็นเป็น </w:t>
       </w:r>
       <w:r>
         <w:rPr>
@@ -7563,7 +6772,7 @@
           <w:szCs w:val="32"/>
           <w:bCs/>
         </w:rPr>
-        <w:t>"การแจ้งผิดพุ่งจาก 9 เป็น 23"</w:t>
+        <w:t>"แจ้งผิดพุ่งจาก 9 เป็น 23"</w:t>
       </w:r>
     </w:p>
     <w:p>
@@ -7577,7 +6786,7 @@
           <w:sz w:val="32"/>
           <w:szCs w:val="32"/>
         </w:rPr>
-        <w:t xml:space="preserve">จึงเพิ่ม </w:t>
+        <w:t xml:space="preserve">จึงใส่ </w:t>
       </w:r>
       <w:r>
         <w:rPr>
@@ -7587,7 +6796,7 @@
           <w:szCs w:val="32"/>
           <w:bCs/>
         </w:rPr>
-        <w:t>face-visibility gate</w:t>
+        <w:t>ตัวกรอง "ถ้ามองไม่เห็นใบหน้าก็อย่าเพิ่งตัดสิน"</w:t>
       </w:r>
       <w:r>
         <w:rPr>
@@ -7596,7 +6805,7 @@
           <w:sz w:val="32"/>
           <w:szCs w:val="32"/>
         </w:rPr>
-        <w:t xml:space="preserve"> เข้ามาเพื่อกดการแจ้งผิดนั้น</w:t>
+        <w:t xml:space="preserve"> เข้ามาแก้</w:t>
       </w:r>
     </w:p>
     <w:p>
@@ -7610,7 +6819,7 @@
           <w:sz w:val="32"/>
           <w:szCs w:val="32"/>
         </w:rPr>
-        <w:t xml:space="preserve">gate </w:t>
+        <w:t xml:space="preserve">ตัวกรองนั้น </w:t>
       </w:r>
       <w:r>
         <w:rPr>
@@ -7643,7 +6852,7 @@
           <w:sz w:val="32"/>
           <w:szCs w:val="32"/>
         </w:rPr>
-        <w:t xml:space="preserve">บันทึกไว้ว่า </w:t>
+        <w:t xml:space="preserve">บันทึกว่า </w:t>
       </w:r>
       <w:r>
         <w:rPr>
@@ -7653,7 +6862,7 @@
           <w:szCs w:val="32"/>
           <w:bCs/>
         </w:rPr>
-        <w:t>"แก้สำเร็จ FP เหลือ 4"</w:t>
+        <w:t>"แก้สำเร็จ"</w:t>
       </w:r>
       <w:r>
         <w:rPr>
@@ -7662,7 +6871,7 @@
           <w:sz w:val="32"/>
           <w:szCs w:val="32"/>
         </w:rPr>
-        <w:t xml:space="preserve"> และนำ gate เข้าไปในผลงาน</w:t>
+        <w:t xml:space="preserve"> และนำเข้าไปในผลงาน</w:t>
       </w:r>
     </w:p>
     <w:p/>
@@ -7686,7 +6895,7 @@
           <w:sz w:val="32"/>
           <w:szCs w:val="32"/>
         </w:rPr>
-        <w:t xml:space="preserve">และที่อันตรายที่สุดคือ </w:t>
+        <w:t xml:space="preserve">ที่อันตรายที่สุดคือ </w:t>
       </w:r>
       <w:r>
         <w:rPr>
@@ -7705,7 +6914,7 @@
           <w:sz w:val="32"/>
           <w:szCs w:val="32"/>
         </w:rPr>
-        <w:t xml:space="preserve"> — มีตัวเลขรองรับ มีการทดลอง</w:t>
+        <w:t xml:space="preserve"> มีตัวเลขรองรับ มีการทดลอง มีการบันทึกผล</w:t>
       </w:r>
     </w:p>
     <w:p>
@@ -7716,7 +6925,7 @@
           <w:sz w:val="32"/>
           <w:szCs w:val="32"/>
         </w:rPr>
-        <w:t>มีการบันทึกผล แต่ทั้งหมดวางอยู่บนเครื่องมือวัดที่พัง เมื่อแก้เฉลยแล้วจึงถอด gate ออก</w:t>
+        <w:t>แต่ทั้งหมดวางบนเครื่องมือวัดที่ผิด เมื่อแก้เฉลยแล้วจึงถอดตัวกรองออก</w:t>
       </w:r>
     </w:p>
     <w:p/>
@@ -7725,11 +6934,11 @@
         <w:rPr>
           <w:rFonts w:ascii="TH Sarabun New" w:hAnsi="TH Sarabun New" w:cs="TH Sarabun New"/>
           <w:b/>
-          <w:sz w:val="34"/>
-          <w:szCs w:val="34"/>
+          <w:sz w:val="32"/>
+          <w:szCs w:val="32"/>
           <w:bCs/>
         </w:rPr>
-        <w:t>8.1.4 ทำไมเฉลยถึงต้องแก้ถึง 4 รุ่น</w:t>
+        <w:t>ทำไมเฉลยต้องแก้ถึง 4 ฉบับ</w:t>
       </w:r>
     </w:p>
     <w:p/>
@@ -7762,7 +6971,7 @@
                 <w:sz w:val="28"/>
                 <w:szCs w:val="28"/>
               </w:rPr>
-              <w:t>รุ่น</w:t>
+              <w:t>ฉบับ</w:t>
             </w:r>
           </w:p>
         </w:tc>
@@ -7823,7 +7032,7 @@
                 <w:sz w:val="28"/>
                 <w:szCs w:val="28"/>
               </w:rPr>
-              <w:t>รุ่นที่ 1</w:t>
+              <w:t>1</w:t>
             </w:r>
           </w:p>
         </w:tc>
@@ -7876,7 +7085,7 @@
                 <w:sz w:val="28"/>
                 <w:szCs w:val="28"/>
               </w:rPr>
-              <w:t>รุ่นที่ 2</w:t>
+              <w:t>2</w:t>
             </w:r>
           </w:p>
         </w:tc>
@@ -7893,7 +7102,7 @@
                 <w:sz w:val="28"/>
                 <w:szCs w:val="28"/>
               </w:rPr>
-              <w:t>แก้ 8 จุดที่ขัดแย้งกับโมเดล</w:t>
+              <w:t>แก้ 8 จุดที่ขัดแย้งกับแบบจำลอง</w:t>
             </w:r>
           </w:p>
         </w:tc>
@@ -7939,7 +7148,7 @@
                 <w:sz w:val="28"/>
                 <w:szCs w:val="28"/>
               </w:rPr>
-              <w:t>รุ่นที่ 3</w:t>
+              <w:t>3</w:t>
             </w:r>
           </w:p>
         </w:tc>
@@ -7974,7 +7183,7 @@
                 <w:szCs w:val="28"/>
                 <w:bCs/>
               </w:rPr>
-              <w:t>ตรวจถุงมือจากภาพย่อขนาด 412×142 พิกเซล ซึ่งเล็กเกินกว่าจะเห็นมือ</w:t>
+              <w:t>ตรวจถุงมือจากภาพย่อ 412×142 พิกเซล ซึ่งเล็กเกินกว่าจะเห็นมือ</w:t>
             </w:r>
           </w:p>
         </w:tc>
@@ -7994,7 +7203,7 @@
                 <w:szCs w:val="28"/>
                 <w:bCs/>
               </w:rPr>
-              <w:t>รุ่นที่ 4</w:t>
+              <w:t>4</w:t>
             </w:r>
           </w:p>
         </w:tc>
@@ -8053,7 +7262,7 @@
           <w:sz w:val="32"/>
           <w:szCs w:val="32"/>
         </w:rPr>
-        <w:t xml:space="preserve"> การตรวจสอบด้วยตาจะเชื่อถือได้ก็ต่อเมื่อ </w:t>
+        <w:t xml:space="preserve"> การตรวจด้วยตาเชื่อถือได้ก็ต่อเมื่อ </w:t>
       </w:r>
       <w:r>
         <w:rPr>
@@ -8095,7 +7304,17 @@
           <w:sz w:val="32"/>
           <w:szCs w:val="32"/>
         </w:rPr>
-        <w:t>ความผิดพลาดชนิดนี้ไม่ได้เกิดเพราะไม่ระวัง แต่เกิดเพราะไม่รู้ว่าตัวเองมองไม่เห็น</w:t>
+        <w:t xml:space="preserve">ความผิดพลาดชนิดนี้ไม่ได้เกิดเพราะไม่ระวัง แต่เกิดเพราะ </w:t>
+      </w:r>
+      <w:r>
+        <w:rPr>
+          <w:rFonts w:ascii="TH Sarabun New" w:hAnsi="TH Sarabun New" w:cs="TH Sarabun New"/>
+          <w:b/>
+          <w:sz w:val="32"/>
+          <w:szCs w:val="32"/>
+          <w:bCs/>
+        </w:rPr>
+        <w:t>ไม่รู้ว่าตัวเองมองไม่เห็น</w:t>
       </w:r>
     </w:p>
     <w:p/>
@@ -8108,7 +7327,7 @@
           <w:szCs w:val="36"/>
           <w:bCs/>
         </w:rPr>
-        <w:t>8.2 โมเดลจับคู่ป้ายเข้ากับลังผิด</w:t>
+        <w:t>8.2 แบบจำลองจับคู่ป้ายเข้ากับลังผิด</w:t>
       </w:r>
     </w:p>
     <w:p/>
@@ -8130,7 +7349,7 @@
           <w:sz w:val="32"/>
           <w:szCs w:val="32"/>
         </w:rPr>
-        <w:t xml:space="preserve"> คำบรรยายรายงานว่า "หยิบกระป๋องจากลัง NG" ในขณะที่ภาพแสดงชัดว่าหยิบจากลัง WAIT</w:t>
+        <w:t xml:space="preserve"> คำบรรยายรายงานว่า "หยิบกระป๋องจากลัง NG" ทั้งที่ภาพแสดงชัดว่าหยิบจากลัง WAIT</w:t>
       </w:r>
     </w:p>
     <w:p>
@@ -8141,7 +7360,7 @@
           <w:sz w:val="32"/>
           <w:szCs w:val="32"/>
         </w:rPr>
-        <w:t xml:space="preserve">และบางครั้งลัง NG ยังว่างเปล่าอยู่ด้วยซ้ำ ความผิดพลาดนี้เกิดถึง </w:t>
+        <w:t xml:space="preserve">และบางครั้งลัง NG ยังว่างเปล่า ผิดถึง </w:t>
       </w:r>
       <w:r>
         <w:rPr>
@@ -8151,7 +7370,7 @@
           <w:szCs w:val="32"/>
           <w:bCs/>
         </w:rPr>
-        <w:t>146 จาก 220 จุด (66%)</w:t>
+        <w:t>146/220 จุด (66%)</w:t>
       </w:r>
     </w:p>
     <w:p/>
@@ -8164,7 +7383,7 @@
           <w:szCs w:val="32"/>
           <w:bCs/>
         </w:rPr>
-        <w:t>สิ่งที่ลองแล้วไม่ได้ผล</w:t>
+        <w:t>ลองแก้ด้วยคำสั่ง 4 แนวทาง</w:t>
       </w:r>
       <w:r>
         <w:rPr>
@@ -8173,7 +7392,7 @@
           <w:sz w:val="32"/>
           <w:szCs w:val="32"/>
         </w:rPr>
-        <w:t xml:space="preserve"> — พยายามแก้ด้วยคำสั่ง 4 แนวทาง ทั้งการบอกตำแหน่งลังไว้ในคำสั่ง</w:t>
+        <w:t xml:space="preserve"> (บอกตำแหน่งลังในคำสั่ง · สั่งให้อ่านป้ายก่อนตอบ · ถามแบบเจาะจง</w:t>
       </w:r>
     </w:p>
     <w:p>
@@ -8184,7 +7403,7 @@
           <w:sz w:val="32"/>
           <w:szCs w:val="32"/>
         </w:rPr>
-        <w:t xml:space="preserve">การสั่งให้อ่านป้ายก่อนตอบ การถามแบบเจาะจง และการห้ามเอ่ยชื่อลัง </w:t>
+        <w:t xml:space="preserve">· ห้ามเอ่ยชื่อลัง) — </w:t>
       </w:r>
       <w:r>
         <w:rPr>
@@ -8207,7 +7426,7 @@
           <w:szCs w:val="32"/>
           <w:bCs/>
         </w:rPr>
-        <w:t>สาเหตุที่แท้จริง</w:t>
+        <w:t>สาเหตุที่แท้จริง:</w:t>
       </w:r>
       <w:r>
         <w:rPr>
@@ -8216,7 +7435,7 @@
           <w:sz w:val="32"/>
           <w:szCs w:val="32"/>
         </w:rPr>
-        <w:t xml:space="preserve"> พบจากการวัดระยะห่างระหว่างลัง ลัง WAIT กับ NG ห่างกันเพียง 251 พิกเซล</w:t>
+        <w:t xml:space="preserve"> ลัง WAIT กับ NG ห่างกัน 251 พิกเซล เรียกผิด 66% ส่วนลัง GOOD ที่ห่าง</w:t>
       </w:r>
     </w:p>
     <w:p>
@@ -8227,7 +7446,7 @@
           <w:sz w:val="32"/>
           <w:szCs w:val="32"/>
         </w:rPr>
-        <w:t xml:space="preserve">และเรียกผิดสลับกัน 66% ส่วนลัง GOOD ที่อยู่ห่างออกไป 1,053 พิกเซล </w:t>
+        <w:t xml:space="preserve">1,053 พิกเซล </w:t>
       </w:r>
       <w:r>
         <w:rPr>
@@ -8237,7 +7456,26 @@
           <w:szCs w:val="32"/>
           <w:bCs/>
         </w:rPr>
-        <w:t>ไม่เคยเรียกผิดเลย</w:t>
+        <w:t>ไม่เคยผิดเลย</w:t>
+      </w:r>
+      <w:r>
+        <w:rPr>
+          <w:rFonts w:ascii="TH Sarabun New" w:hAnsi="TH Sarabun New" w:cs="TH Sarabun New"/>
+          <w:b w:val="0"/>
+          <w:sz w:val="32"/>
+          <w:szCs w:val="32"/>
+        </w:rPr>
+        <w:t xml:space="preserve"> → </w:t>
+      </w:r>
+      <w:r>
+        <w:rPr>
+          <w:rFonts w:ascii="TH Sarabun New" w:hAnsi="TH Sarabun New" w:cs="TH Sarabun New"/>
+          <w:b/>
+          <w:sz w:val="32"/>
+          <w:szCs w:val="32"/>
+          <w:bCs/>
+        </w:rPr>
+        <w:t>ไม่ใช่ปัญหาอ่านป้ายไม่ออก แต่เป็นปัญหาจับคู่ป้ายกับวัตถุ</w:t>
       </w:r>
     </w:p>
     <w:p>
@@ -8248,28 +7486,7 @@
           <w:sz w:val="32"/>
           <w:szCs w:val="32"/>
         </w:rPr>
-        <w:t>จึงสรุปได้ว่า</w:t>
-      </w:r>
-      <w:r>
-        <w:rPr>
-          <w:rFonts w:ascii="TH Sarabun New" w:hAnsi="TH Sarabun New" w:cs="TH Sarabun New"/>
-          <w:b/>
-          <w:sz w:val="32"/>
-          <w:szCs w:val="32"/>
-          <w:bCs/>
-        </w:rPr>
-        <w:t>ไม่ใช่ปัญหาการอ่านป้ายไม่ออก แต่เป็นปัญหาการจับคู่ป้ายกับวัตถุ</w:t>
-      </w:r>
-    </w:p>
-    <w:p>
-      <w:r>
-        <w:rPr>
-          <w:rFonts w:ascii="TH Sarabun New" w:hAnsi="TH Sarabun New" w:cs="TH Sarabun New"/>
-          <w:b w:val="0"/>
-          <w:sz w:val="32"/>
-          <w:szCs w:val="32"/>
-        </w:rPr>
-        <w:t>ซึ่งเป็นข้อจำกัดเชิงโครงสร้างของแบบจำลองกลุ่มนี้ที่มีรายงานในงานวิจัย</w:t>
+        <w:t>ซึ่งเป็นข้อจำกัดเชิงโครงสร้างที่มีรายงานในงานวิจัย</w:t>
       </w:r>
     </w:p>
     <w:p/>
@@ -8282,7 +7499,7 @@
           <w:szCs w:val="32"/>
           <w:bCs/>
         </w:rPr>
-        <w:t>วิธีแก้ที่ใช้:</w:t>
+        <w:t>วิธีแก้:</w:t>
       </w:r>
       <w:r>
         <w:rPr>
@@ -8291,17 +7508,7 @@
           <w:sz w:val="32"/>
           <w:szCs w:val="32"/>
         </w:rPr>
-        <w:t xml:space="preserve"> เปลี่ยนจากการให้โมเดลระบุลังเอง มาเป็น </w:t>
-      </w:r>
-      <w:r>
-        <w:rPr>
-          <w:rFonts w:ascii="TH Sarabun New" w:hAnsi="TH Sarabun New" w:cs="TH Sarabun New"/>
-          <w:b/>
-          <w:sz w:val="32"/>
-          <w:szCs w:val="32"/>
-          <w:bCs/>
-        </w:rPr>
-        <w:t>ให้โค้ดครอบภาพทีละลัง</w:t>
+        <w:t xml:space="preserve"> ให้โปรแกรมครอบภาพทีละลัง (กล้องอยู่กับที่ ตำแหน่งลังจึงคงที่) แล้วถามแค่ "มีมือไหม"</w:t>
       </w:r>
     </w:p>
     <w:p>
@@ -8312,10 +7519,8 @@
           <w:sz w:val="32"/>
           <w:szCs w:val="32"/>
         </w:rPr>
-        <w:t>(กล้องติดตั้งอยู่กับที่ ตำแหน่งลังจึงคงที่) แล้วถามโมเดลเพียงว่า "ในกรอบนี้มีมือหรือไม่"</w:t>
+        <w:t xml:space="preserve">— </w:t>
       </w:r>
-    </w:p>
-    <w:p>
       <w:r>
         <w:rPr>
           <w:rFonts w:ascii="TH Sarabun New" w:hAnsi="TH Sarabun New" w:cs="TH Sarabun New"/>
@@ -8324,7 +7529,7 @@
           <w:szCs w:val="32"/>
           <w:bCs/>
         </w:rPr>
-        <w:t>ตัวตนของลังมาจากโค้ด ไม่ใช่จากโมเดล</w:t>
+        <w:t>ตัวตนของลังมาจากโปรแกรม ไม่ใช่จากแบบจำลอง</w:t>
       </w:r>
       <w:r>
         <w:rPr>
@@ -8333,7 +7538,7 @@
           <w:sz w:val="32"/>
           <w:szCs w:val="32"/>
         </w:rPr>
-        <w:t xml:space="preserve"> ผลคือถูก 7 จาก 7 จุด ไม่มีการแจ้งผิดเลย</w:t>
+        <w:t xml:space="preserve"> ผลคือถูก 7/7 ไม่มีแจ้งผิด</w:t>
       </w:r>
     </w:p>
     <w:p/>
@@ -8355,7 +7560,7 @@
           <w:sz w:val="32"/>
           <w:szCs w:val="32"/>
         </w:rPr>
-        <w:t xml:space="preserve"> เมื่อเจอข้อจำกัดเชิงโครงสร้างของโมเดล การพยายามแก้ด้วยคำสั่งเป็นการเสียเวลา</w:t>
+        <w:t xml:space="preserve"> เมื่อเจอข้อจำกัดเชิงโครงสร้าง การพยายามแก้ด้วยคำสั่งคือการเสียเวลา</w:t>
       </w:r>
     </w:p>
     <w:p>
@@ -8366,7 +7571,7 @@
           <w:sz w:val="32"/>
           <w:szCs w:val="32"/>
         </w:rPr>
-        <w:t>ทางออกคือ</w:t>
+        <w:t xml:space="preserve">ทางออกคือ </w:t>
       </w:r>
       <w:r>
         <w:rPr>
@@ -8376,7 +7581,7 @@
           <w:szCs w:val="32"/>
           <w:bCs/>
         </w:rPr>
-        <w:t>ออกแบบระบบให้ไม่ต้องถามคำถามที่โมเดลตอบไม่ได้</w:t>
+        <w:t>ออกแบบระบบให้ไม่ต้องถามคำถามที่แบบจำลองตอบไม่ได้</w:t>
       </w:r>
     </w:p>
     <w:p/>
@@ -8389,7 +7594,7 @@
           <w:szCs w:val="36"/>
           <w:bCs/>
         </w:rPr>
-        <w:t>8.3 โมเดลตอบที่ระดับคน ไม่ใช่ระดับส่วนย่อย</w:t>
+        <w:t>8.3 แบบจำลองตอบที่ระดับคน ไม่ใช่ระดับส่วนย่อย</w:t>
       </w:r>
     </w:p>
     <w:p/>
@@ -8401,10 +7606,30 @@
           <w:sz w:val="32"/>
           <w:szCs w:val="32"/>
         </w:rPr>
-        <w:t>ปัญหาเรื่องถุงมือ (หัวข้อ 7.3) มีรากเดียวกับปัญหาเรื่องลัง คือโมเดลถูกถามคำถามที่ต้อง</w:t>
+        <w:t>ปัญหาถุงมือ (หัวข้อ 7.3) มีรากเดียวกับปัญหาลัง คือแบบจำลองถูกถามคำถามที่ต้องจับคู่คุณสมบัติ</w:t>
       </w:r>
     </w:p>
     <w:p>
+      <w:r>
+        <w:rPr>
+          <w:rFonts w:ascii="TH Sarabun New" w:hAnsi="TH Sarabun New" w:cs="TH Sarabun New"/>
+          <w:b w:val="0"/>
+          <w:sz w:val="32"/>
+          <w:szCs w:val="32"/>
+        </w:rPr>
+        <w:t>เข้ากับวัตถุย่อย แต่มันยุบคำตอบเหลือคำเดียว — ถอดข้างเดียวก็ตอบว่า "ใส่" (เพราะเห็นมืออีกข้าง)</w:t>
+      </w:r>
+    </w:p>
+    <w:p>
+      <w:r>
+        <w:rPr>
+          <w:rFonts w:ascii="TH Sarabun New" w:hAnsi="TH Sarabun New" w:cs="TH Sarabun New"/>
+          <w:b w:val="0"/>
+          <w:sz w:val="32"/>
+          <w:szCs w:val="32"/>
+        </w:rPr>
+        <w:t xml:space="preserve">มือถูกผ้าบังก็ตอบว่า "ไม่ใส่" (เพราะไม่เห็นสีขาว) </w:t>
+      </w:r>
       <w:r>
         <w:rPr>
           <w:rFonts w:ascii="TH Sarabun New" w:hAnsi="TH Sarabun New" w:cs="TH Sarabun New"/>
@@ -8413,16 +7638,7 @@
           <w:szCs w:val="32"/>
           <w:bCs/>
         </w:rPr>
-        <w:t>จับคู่คุณสมบัติเข้ากับวัตถุย่อย</w:t>
-      </w:r>
-      <w:r>
-        <w:rPr>
-          <w:rFonts w:ascii="TH Sarabun New" w:hAnsi="TH Sarabun New" w:cs="TH Sarabun New"/>
-          <w:b w:val="0"/>
-          <w:sz w:val="32"/>
-          <w:szCs w:val="32"/>
-        </w:rPr>
-        <w:t xml:space="preserve"> แต่โมเดลยุบคำตอบให้เหลือคำเดียว</w:t>
+        <w:t>ทั้งสองคืออาการเดียวกัน</w:t>
       </w:r>
     </w:p>
     <w:p/>
@@ -8434,61 +7650,7 @@
           <w:sz w:val="32"/>
           <w:szCs w:val="32"/>
         </w:rPr>
-        <w:t>เมื่อคนหนึ่งถอดถุงมือข้างเดียว โมเดลเห็นมืออีกข้างที่ยังใส่อยู่แล้วตอบว่า "ใส่"</w:t>
-      </w:r>
-    </w:p>
-    <w:p>
-      <w:r>
-        <w:rPr>
-          <w:rFonts w:ascii="TH Sarabun New" w:hAnsi="TH Sarabun New" w:cs="TH Sarabun New"/>
-          <w:b w:val="0"/>
-          <w:sz w:val="32"/>
-          <w:szCs w:val="32"/>
-        </w:rPr>
-        <w:t xml:space="preserve">และเมื่อมือถูกผ้าบัง โมเดลไม่เห็นสีขาวแล้วตอบว่า "ไม่ใส่" </w:t>
-      </w:r>
-      <w:r>
-        <w:rPr>
-          <w:rFonts w:ascii="TH Sarabun New" w:hAnsi="TH Sarabun New" w:cs="TH Sarabun New"/>
-          <w:b/>
-          <w:sz w:val="32"/>
-          <w:szCs w:val="32"/>
-          <w:bCs/>
-        </w:rPr>
-        <w:t>ทั้งสองกรณีคืออาการเดียวกัน</w:t>
-      </w:r>
-    </w:p>
-    <w:p/>
-    <w:p>
-      <w:r>
-        <w:rPr>
-          <w:rFonts w:ascii="TH Sarabun New" w:hAnsi="TH Sarabun New" w:cs="TH Sarabun New"/>
-          <w:b w:val="0"/>
-          <w:sz w:val="32"/>
-          <w:szCs w:val="32"/>
-        </w:rPr>
-        <w:t>ปัญหานี้ยังไม่ได้แก้ในผลงานที่ส่งมอบ เพราะพบตอนท้ายโครงงาน แต่ทางแก้ชัดเจนแล้วคือ</w:t>
-      </w:r>
-    </w:p>
-    <w:p>
-      <w:r>
-        <w:rPr>
-          <w:rFonts w:ascii="TH Sarabun New" w:hAnsi="TH Sarabun New" w:cs="TH Sarabun New"/>
-          <w:b/>
-          <w:sz w:val="32"/>
-          <w:szCs w:val="32"/>
-          <w:bCs/>
-        </w:rPr>
-        <w:t>แยกถามทีละมือแบบเดียวกับที่ ROI แก้ปัญหาลังได้สำเร็จ</w:t>
-      </w:r>
-      <w:r>
-        <w:rPr>
-          <w:rFonts w:ascii="TH Sarabun New" w:hAnsi="TH Sarabun New" w:cs="TH Sarabun New"/>
-          <w:b w:val="0"/>
-          <w:sz w:val="32"/>
-          <w:szCs w:val="32"/>
-        </w:rPr>
-        <w:t xml:space="preserve"> (รายละเอียดในบทที่ 9)</w:t>
+        <w:t>ยังไม่ได้แก้ในผลงานที่ส่งมอบเพราะพบตอนท้ายโครงงาน แต่ทางแก้ชัดเจนแล้ว (บทที่ 9)</w:t>
       </w:r>
     </w:p>
     <w:p/>
@@ -8501,7 +7663,7 @@
           <w:szCs w:val="36"/>
           <w:bCs/>
         </w:rPr>
-        <w:t>8.4 ผลลัพธ์ไม่คงที่แม้ตั้งค่าให้ไม่สุ่ม</w:t>
+        <w:t>8.4 คำตอบไม่คงที่แม้สั่งไม่ให้สุ่ม</w:t>
       </w:r>
     </w:p>
     <w:p/>
@@ -8523,27 +7685,7 @@
           <w:sz w:val="32"/>
           <w:szCs w:val="32"/>
         </w:rPr>
-        <w:t xml:space="preserve"> ยิงคำขอเดิมซ้ำ 3 ครั้งด้วยคำสั่งเดียวกันและตั้ง </w:t>
-      </w:r>
-      <w:r>
-        <w:rPr>
-          <w:rFonts w:ascii="Courier New" w:hAnsi="Courier New" w:cs="Courier New"/>
-          <w:b w:val="0"/>
-          <w:sz w:val="28"/>
-          <w:szCs w:val="28"/>
-        </w:rPr>
-        <w:t>temperature = 0</w:t>
-      </w:r>
-    </w:p>
-    <w:p>
-      <w:r>
-        <w:rPr>
-          <w:rFonts w:ascii="TH Sarabun New" w:hAnsi="TH Sarabun New" w:cs="TH Sarabun New"/>
-          <w:b w:val="0"/>
-          <w:sz w:val="32"/>
-          <w:szCs w:val="32"/>
-        </w:rPr>
-        <w:t xml:space="preserve">ซึ่งตามทฤษฎีควรได้คำตอบเหมือนเดิมทุกครั้ง แต่กลับได้คำบรรยาย </w:t>
+        <w:t xml:space="preserve"> ส่งคำถามเดิมซ้ำ 3 ครั้ง สั่งไม่ให้สุ่มเลย แต่ได้คำบรรยาย </w:t>
       </w:r>
       <w:r>
         <w:rPr>
@@ -8575,7 +7717,7 @@
           <w:sz w:val="32"/>
           <w:szCs w:val="32"/>
         </w:rPr>
-        <w:t xml:space="preserve"> vLLM ใช้ continuous batching จัดกลุ่มคำขอที่เข้ามาพร้อมกันแบบเปลี่ยนไปเรื่อย ๆ</w:t>
+        <w:t xml:space="preserve"> ระบบที่ให้บริการแบบจำลองรวบคำถามที่เข้ามาพร้อมกันเป็นกลุ่มเพื่อประมวลผลทีเดียว</w:t>
       </w:r>
     </w:p>
     <w:p>
@@ -8586,25 +7728,7 @@
           <w:sz w:val="32"/>
           <w:szCs w:val="32"/>
         </w:rPr>
-        <w:t xml:space="preserve">ทำให้ลำดับการคำนวณเลขทศนิยมต่างกัน </w:t>
-      </w:r>
-      <w:r>
-        <w:rPr>
-          <w:rFonts w:ascii="Courier New" w:hAnsi="Courier New" w:cs="Courier New"/>
-          <w:b w:val="0"/>
-          <w:sz w:val="28"/>
-          <w:szCs w:val="28"/>
-        </w:rPr>
-        <w:t>temperature = 0</w:t>
-      </w:r>
-      <w:r>
-        <w:rPr>
-          <w:rFonts w:ascii="TH Sarabun New" w:hAnsi="TH Sarabun New" w:cs="TH Sarabun New"/>
-          <w:b w:val="0"/>
-          <w:sz w:val="32"/>
-          <w:szCs w:val="32"/>
-        </w:rPr>
-        <w:t xml:space="preserve"> คุมเฉพาะการสุ่มเลือกคำ</w:t>
+        <w:t>และกลุ่มนี้ไม่เหมือนเดิมทุกครั้ง ทำให้ลำดับการคำนวณเลขทศนิยมต่างกันเล็กน้อย</w:t>
       </w:r>
     </w:p>
     <w:p>
@@ -8615,7 +7739,127 @@
           <w:sz w:val="32"/>
           <w:szCs w:val="32"/>
         </w:rPr>
-        <w:t>แต่ไม่ได้คุมความต่างระดับตัวเลขที่เกิดจากการจัดกลุ่ม</w:t>
+        <w:t>การสั่งไม่ให้สุ่มคุมเฉพาะขั้นตอน *เลือกคำ* แต่คุมไม่ถึงความต่างที่เกิดจากการจัดกลุ่ม</w:t>
+      </w:r>
+    </w:p>
+    <w:p/>
+    <w:p>
+      <w:r>
+        <w:rPr>
+          <w:rFonts w:ascii="TH Sarabun New" w:hAnsi="TH Sarabun New" w:cs="TH Sarabun New"/>
+          <w:b w:val="0"/>
+          <w:sz w:val="32"/>
+          <w:szCs w:val="32"/>
+        </w:rPr>
+        <w:t>ตอนแรกเข้าใจว่ามีข้อผิดพลาดในโปรแกรม เสียเวลาไล่หาพอสมควร</w:t>
+      </w:r>
+    </w:p>
+    <w:p>
+      <w:r>
+        <w:rPr>
+          <w:rFonts w:ascii="TH Sarabun New" w:hAnsi="TH Sarabun New" w:cs="TH Sarabun New"/>
+          <w:b w:val="0"/>
+          <w:sz w:val="32"/>
+          <w:szCs w:val="32"/>
+        </w:rPr>
+        <w:t>แต่เมื่อแยกวัดทีละชั้นพบว่าชั้นที่ตอบสั้นคงที่ 12/12 → กลายเป็นหลักฐานรองรับการออกแบบระบบ 2 ชั้น</w:t>
+      </w:r>
+    </w:p>
+    <w:p/>
+    <w:p>
+      <w:r>
+        <w:rPr>
+          <w:rFonts w:ascii="TH Sarabun New" w:hAnsi="TH Sarabun New" w:cs="TH Sarabun New"/>
+          <w:b/>
+          <w:sz w:val="34"/>
+          <w:szCs w:val="34"/>
+          <w:bCs/>
+        </w:rPr>
+        <w:t>8.4.1 โหมดส่งวิดีโอทำให้ระบบล่ม จนต้องเปลี่ยนวิธีป้อนภาพ</w:t>
+      </w:r>
+    </w:p>
+    <w:p/>
+    <w:p>
+      <w:r>
+        <w:rPr>
+          <w:rFonts w:ascii="TH Sarabun New" w:hAnsi="TH Sarabun New" w:cs="TH Sarabun New"/>
+          <w:b w:val="0"/>
+          <w:sz w:val="32"/>
+          <w:szCs w:val="32"/>
+        </w:rPr>
+        <w:t>แผนเดิมคือส่ง</w:t>
+      </w:r>
+      <w:r>
+        <w:rPr>
+          <w:rFonts w:ascii="TH Sarabun New" w:hAnsi="TH Sarabun New" w:cs="TH Sarabun New"/>
+          <w:b/>
+          <w:sz w:val="32"/>
+          <w:szCs w:val="32"/>
+          <w:bCs/>
+        </w:rPr>
+        <w:t>คลิปวิดีโอ</w:t>
+      </w:r>
+      <w:r>
+        <w:rPr>
+          <w:rFonts w:ascii="TH Sarabun New" w:hAnsi="TH Sarabun New" w:cs="TH Sarabun New"/>
+          <w:b w:val="0"/>
+          <w:sz w:val="32"/>
+          <w:szCs w:val="32"/>
+        </w:rPr>
+        <w:t>ให้แบบจำลองดูโดยตรง ซึ่งตรงกับงานที่สุดเพราะจะเห็นความต่อเนื่อง</w:t>
+      </w:r>
+    </w:p>
+    <w:p>
+      <w:r>
+        <w:rPr>
+          <w:rFonts w:ascii="TH Sarabun New" w:hAnsi="TH Sarabun New" w:cs="TH Sarabun New"/>
+          <w:b w:val="0"/>
+          <w:sz w:val="32"/>
+          <w:szCs w:val="32"/>
+        </w:rPr>
+        <w:t xml:space="preserve">ของการเคลื่อนไหวเอง แต่ใช้จริงแล้ว </w:t>
+      </w:r>
+      <w:r>
+        <w:rPr>
+          <w:rFonts w:ascii="TH Sarabun New" w:hAnsi="TH Sarabun New" w:cs="TH Sarabun New"/>
+          <w:b/>
+          <w:sz w:val="32"/>
+          <w:szCs w:val="32"/>
+          <w:bCs/>
+        </w:rPr>
+        <w:t>ระบบที่ให้บริการแบบจำลองหยุดทำงานทั้งตัว</w:t>
+      </w:r>
+    </w:p>
+    <w:p>
+      <w:r>
+        <w:rPr>
+          <w:rFonts w:ascii="TH Sarabun New" w:hAnsi="TH Sarabun New" w:cs="TH Sarabun New"/>
+          <w:b w:val="0"/>
+          <w:sz w:val="32"/>
+          <w:szCs w:val="32"/>
+        </w:rPr>
+        <w:t xml:space="preserve">และต้องเริ่มใหม่ทั้งหมดซึ่งใช้เวลาหลายนาทีต่อครั้ง จึงเปลี่ยนมา </w:t>
+      </w:r>
+      <w:r>
+        <w:rPr>
+          <w:rFonts w:ascii="TH Sarabun New" w:hAnsi="TH Sarabun New" w:cs="TH Sarabun New"/>
+          <w:b/>
+          <w:sz w:val="32"/>
+          <w:szCs w:val="32"/>
+          <w:bCs/>
+        </w:rPr>
+        <w:t>ป้อนภาพนิ่ง 2 เฟรมติดกัน</w:t>
+      </w:r>
+    </w:p>
+    <w:p>
+      <w:r>
+        <w:rPr>
+          <w:rFonts w:ascii="TH Sarabun New" w:hAnsi="TH Sarabun New" w:cs="TH Sarabun New"/>
+          <w:b w:val="0"/>
+          <w:sz w:val="32"/>
+          <w:szCs w:val="32"/>
+        </w:rPr>
+        <w:t>(วินาที t และ t+1) ซึ่งยังเห็นการเปลี่ยนแปลงระหว่างสองวินาทีได้ และเสถียรพอรันตลอดคลิป</w:t>
       </w:r>
     </w:p>
     <w:p/>
@@ -8628,7 +7872,7 @@
           <w:szCs w:val="32"/>
           <w:bCs/>
         </w:rPr>
-        <w:t>ผลกระทบ:</w:t>
+        <w:t>สิ่งที่แลกไป:</w:t>
       </w:r>
       <w:r>
         <w:rPr>
@@ -8637,7 +7881,7 @@
           <w:sz w:val="32"/>
           <w:szCs w:val="32"/>
         </w:rPr>
-        <w:t xml:space="preserve"> ตอนแรกเข้าใจว่ามีบั๊กในโค้ด เสียเวลาไล่หาอยู่พอสมควรก่อนจะพบว่า</w:t>
+        <w:t xml:space="preserve"> เห็นความเคลื่อนไหวได้แค่ช่วงสั้น ไม่เห็นบริบทยาว ซึ่งน่าจะเป็นสาเหตุหนึ่ง</w:t>
       </w:r>
     </w:p>
     <w:p>
@@ -8648,29 +7892,7 @@
           <w:sz w:val="32"/>
           <w:szCs w:val="32"/>
         </w:rPr>
-        <w:t>เป็นพฤติกรรมปกติของระบบเสิร์ฟ</w:t>
-      </w:r>
-    </w:p>
-    <w:p/>
-    <w:p>
-      <w:r>
-        <w:rPr>
-          <w:rFonts w:ascii="TH Sarabun New" w:hAnsi="TH Sarabun New" w:cs="TH Sarabun New"/>
-          <w:b/>
-          <w:sz w:val="32"/>
-          <w:szCs w:val="32"/>
-          <w:bCs/>
-        </w:rPr>
-        <w:t>สิ่งที่ได้:</w:t>
-      </w:r>
-      <w:r>
-        <w:rPr>
-          <w:rFonts w:ascii="TH Sarabun New" w:hAnsi="TH Sarabun New" w:cs="TH Sarabun New"/>
-          <w:b w:val="0"/>
-          <w:sz w:val="32"/>
-          <w:szCs w:val="32"/>
-        </w:rPr>
-        <w:t xml:space="preserve"> เมื่อวัดแยกเป็นชั้น พบว่า</w:t>
+        <w:t xml:space="preserve">ที่แยก "หยิบออก" กับ "วางลง" ไม่ได้ · </w:t>
       </w:r>
       <w:r>
         <w:rPr>
@@ -8680,7 +7902,7 @@
           <w:szCs w:val="32"/>
           <w:bCs/>
         </w:rPr>
-        <w:t>ชั้นที่ตอบ yes/no นิ่ง 12/12</w:t>
+        <w:t>บทเรียน:</w:t>
       </w:r>
       <w:r>
         <w:rPr>
@@ -8689,7 +7911,7 @@
           <w:sz w:val="32"/>
           <w:szCs w:val="32"/>
         </w:rPr>
-        <w:t xml:space="preserve"> ขณะที่ชั้นที่พ่นข้อความยาวไม่นิ่ง</w:t>
+        <w:t xml:space="preserve"> ข้อจำกัดของเครื่องมือรอบตัว</w:t>
       </w:r>
     </w:p>
     <w:p>
@@ -8700,18 +7922,7 @@
           <w:sz w:val="32"/>
           <w:szCs w:val="32"/>
         </w:rPr>
-        <w:t>จึงกลายเป็นหลักฐานรองรับการออกแบบระบบ 2 ชั้น และเป็นเหตุผลที่ชั้นแจ้งเตือน</w:t>
-      </w:r>
-    </w:p>
-    <w:p>
-      <w:r>
-        <w:rPr>
-          <w:rFonts w:ascii="TH Sarabun New" w:hAnsi="TH Sarabun New" w:cs="TH Sarabun New"/>
-          <w:b w:val="0"/>
-          <w:sz w:val="32"/>
-          <w:szCs w:val="32"/>
-        </w:rPr>
-        <w:t>ต้องไม่พึ่งการพ่นข้อความ</w:t>
+        <w:t>มีผลต่อสถาปัตยกรรมพอ ๆ กับข้อจำกัดของแบบจำลองเอง</w:t>
       </w:r>
     </w:p>
     <w:p/>
@@ -8724,7 +7935,7 @@
           <w:szCs w:val="36"/>
           <w:bCs/>
         </w:rPr>
-        <w:t>8.5 กับดักของเครื่องเช่า — เกือบวัดผิดโมเดลโดยไม่รู้ตัว</w:t>
+        <w:t>8.5 กับดักของเครื่องเช่า — เกือบวัดผิดแบบจำลองโดยไม่รู้ตัว</w:t>
       </w:r>
     </w:p>
     <w:p/>
@@ -8746,16 +7957,7 @@
           <w:sz w:val="32"/>
           <w:szCs w:val="32"/>
         </w:rPr>
-        <w:t xml:space="preserve"> เครื่องเช่า (vast.ai) ตั้งตัวแปรสภาพแวดล้อม </w:t>
-      </w:r>
-      <w:r>
-        <w:rPr>
-          <w:rFonts w:ascii="Courier New" w:hAnsi="Courier New" w:cs="Courier New"/>
-          <w:b w:val="0"/>
-          <w:sz w:val="28"/>
-          <w:szCs w:val="28"/>
-        </w:rPr>
-        <w:t>VLLM_MODEL=Qwen/Qwen3.5-9B</w:t>
+        <w:t xml:space="preserve"> ผู้ให้บริการเครื่องเช่าตั้งค่าเริ่มต้นไว้ชี้แบบจำลองอีกตัว (ตระกูล Qwen)</w:t>
       </w:r>
     </w:p>
     <w:p>
@@ -8766,16 +7968,7 @@
           <w:sz w:val="32"/>
           <w:szCs w:val="32"/>
         </w:rPr>
-        <w:t xml:space="preserve">ไว้ทั้งเครื่องตามเทมเพลตของผู้ให้บริการ สคริปต์ที่เขียนว่า </w:t>
-      </w:r>
-      <w:r>
-        <w:rPr>
-          <w:rFonts w:ascii="Courier New" w:hAnsi="Courier New" w:cs="Courier New"/>
-          <w:b w:val="0"/>
-          <w:sz w:val="28"/>
-          <w:szCs w:val="28"/>
-        </w:rPr>
-        <w:t>os.getenv("VLLM_MODEL", "cosmos")</w:t>
+        <w:t>โปรแกรมเขียนไว้ว่า "ถ้าเครื่องกำหนดชื่อแบบจำลองไว้แล้วให้ใช้ค่านั้น" ซึ่งดูปลอดภัยดี</w:t>
       </w:r>
     </w:p>
     <w:p>
@@ -8786,7 +7979,7 @@
           <w:sz w:val="32"/>
           <w:szCs w:val="32"/>
         </w:rPr>
-        <w:t>จะหยิบค่านี้ไปใช้</w:t>
+        <w:t xml:space="preserve">แต่กลับทำให้ </w:t>
       </w:r>
       <w:r>
         <w:rPr>
@@ -8796,7 +7989,7 @@
           <w:szCs w:val="32"/>
           <w:bCs/>
         </w:rPr>
-        <w:t>โดยไม่มีสัญญาณเตือนใด ๆ</w:t>
+        <w:t>หยิบชื่อของผู้ให้บริการไปใช้โดยไม่มีสัญญาณเตือน</w:t>
       </w:r>
     </w:p>
     <w:p/>
@@ -8818,7 +8011,7 @@
           <w:sz w:val="32"/>
           <w:szCs w:val="32"/>
         </w:rPr>
-        <w:t xml:space="preserve"> วัด Qwen แล้วรายงานว่าเป็น Cosmos ซึ่งจะทำให้ผลการทดลองทั้งหมดเป็นโมฆะ</w:t>
+        <w:t xml:space="preserve"> วัดแบบจำลองตัวหนึ่งแล้วรายงานว่าเป็นอีกตัว ผลทั้งหมดเป็นโมฆะ</w:t>
       </w:r>
     </w:p>
     <w:p>
@@ -8829,7 +8022,7 @@
           <w:sz w:val="32"/>
           <w:szCs w:val="32"/>
         </w:rPr>
-        <w:t>และร้ายแรงกว่านั้นคือ</w:t>
+        <w:t xml:space="preserve">และ </w:t>
       </w:r>
       <w:r>
         <w:rPr>
@@ -8839,7 +8032,7 @@
           <w:szCs w:val="32"/>
           <w:bCs/>
         </w:rPr>
-        <w:t>จะไม่มีทางรู้เลย</w:t>
+        <w:t>จะไม่มีทางรู้เลยว่าผิด</w:t>
       </w:r>
       <w:r>
         <w:rPr>
@@ -8848,7 +8041,7 @@
           <w:sz w:val="32"/>
           <w:szCs w:val="32"/>
         </w:rPr>
-        <w:t xml:space="preserve"> เพราะโมเดลทั้งสองตอบเป็นภาษาไทยได้เหมือนกัน</w:t>
+        <w:t xml:space="preserve"> เพราะทั้งสองตัวตอบภาษาไทยได้เหมือนกัน</w:t>
       </w:r>
     </w:p>
     <w:p/>
@@ -8870,81 +8063,7 @@
           <w:sz w:val="32"/>
           <w:szCs w:val="32"/>
         </w:rPr>
-        <w:t xml:space="preserve"> เพิ่ม </w:t>
-      </w:r>
-      <w:r>
-        <w:rPr>
-          <w:rFonts w:ascii="Courier New" w:hAnsi="Courier New" w:cs="Courier New"/>
-          <w:b w:val="0"/>
-          <w:sz w:val="28"/>
-          <w:szCs w:val="28"/>
-        </w:rPr>
-        <w:t>preflight.py</w:t>
-      </w:r>
-      <w:r>
-        <w:rPr>
-          <w:rFonts w:ascii="TH Sarabun New" w:hAnsi="TH Sarabun New" w:cs="TH Sarabun New"/>
-          <w:b w:val="0"/>
-          <w:sz w:val="32"/>
-          <w:szCs w:val="32"/>
-        </w:rPr>
-        <w:t xml:space="preserve"> ที่ตรวจ endpoint </w:t>
-      </w:r>
-      <w:r>
-        <w:rPr>
-          <w:rFonts w:ascii="Courier New" w:hAnsi="Courier New" w:cs="Courier New"/>
-          <w:b w:val="0"/>
-          <w:sz w:val="28"/>
-          <w:szCs w:val="28"/>
-        </w:rPr>
-        <w:t>/v1/models</w:t>
-      </w:r>
-      <w:r>
-        <w:rPr>
-          <w:rFonts w:ascii="TH Sarabun New" w:hAnsi="TH Sarabun New" w:cs="TH Sarabun New"/>
-          <w:b w:val="0"/>
-          <w:sz w:val="32"/>
-          <w:szCs w:val="32"/>
-        </w:rPr>
-        <w:t xml:space="preserve"> ว่าค่า </w:t>
-      </w:r>
-      <w:r>
-        <w:rPr>
-          <w:rFonts w:ascii="Courier New" w:hAnsi="Courier New" w:cs="Courier New"/>
-          <w:b w:val="0"/>
-          <w:sz w:val="28"/>
-          <w:szCs w:val="28"/>
-        </w:rPr>
-        <w:t>root</w:t>
-      </w:r>
-      <w:r>
-        <w:rPr>
-          <w:rFonts w:ascii="TH Sarabun New" w:hAnsi="TH Sarabun New" w:cs="TH Sarabun New"/>
-          <w:b w:val="0"/>
-          <w:sz w:val="32"/>
-          <w:szCs w:val="32"/>
-        </w:rPr>
-        <w:t xml:space="preserve"> เท่ากับ</w:t>
-      </w:r>
-    </w:p>
-    <w:p>
-      <w:r>
-        <w:rPr>
-          <w:rFonts w:ascii="Courier New" w:hAnsi="Courier New" w:cs="Courier New"/>
-          <w:b w:val="0"/>
-          <w:sz w:val="28"/>
-          <w:szCs w:val="28"/>
-        </w:rPr>
-        <w:t>nvidia/Cosmos-Reason2-8B</w:t>
-      </w:r>
-      <w:r>
-        <w:rPr>
-          <w:rFonts w:ascii="TH Sarabun New" w:hAnsi="TH Sarabun New" w:cs="TH Sarabun New"/>
-          <w:b w:val="0"/>
-          <w:sz w:val="32"/>
-          <w:szCs w:val="32"/>
-        </w:rPr>
-        <w:t xml:space="preserve"> จริงหรือไม่ และปฏิเสธการรันถ้าตัวแปรสภาพแวดล้อมมีคำว่า Qwen</w:t>
+        <w:t xml:space="preserve"> เพิ่มขั้นตอนตรวจก่อนวัดทุกครั้ง สอบถามเครื่องว่ากำลังให้บริการแบบจำลองชื่ออะไร</w:t>
       </w:r>
     </w:p>
     <w:p>
@@ -8955,7 +8074,17 @@
           <w:sz w:val="32"/>
           <w:szCs w:val="32"/>
         </w:rPr>
-        <w:t>สคริปต์นี้ต้องรันก่อนวัดทุกครั้ง</w:t>
+        <w:t xml:space="preserve">แล้วเทียบกับชื่อที่ต้องการ ถ้าไม่ตรงหยุดทันที </w:t>
+      </w:r>
+      <w:r>
+        <w:rPr>
+          <w:rFonts w:ascii="TH Sarabun New" w:hAnsi="TH Sarabun New" w:cs="TH Sarabun New"/>
+          <w:b/>
+          <w:sz w:val="32"/>
+          <w:szCs w:val="32"/>
+          <w:bCs/>
+        </w:rPr>
+        <w:t>ไม่พึ่งความจำของผู้พัฒนาว่าตั้งค่าถูกแล้ว</w:t>
       </w:r>
     </w:p>
     <w:p/>
@@ -8968,14 +8097,8 @@
           <w:szCs w:val="32"/>
           <w:bCs/>
         </w:rPr>
-        <w:t>ปัญหาอื่นของเครื่องเช่าที่เจอ</w:t>
+        <w:t>ปัญหาอื่นของเครื่องเช่า:</w:t>
       </w:r>
-    </w:p>
-    <w:p/>
-    <w:p>
-      <w:pPr>
-        <w:pStyle w:val="ListBullet"/>
-      </w:pPr>
       <w:r>
         <w:rPr>
           <w:rFonts w:ascii="TH Sarabun New" w:hAnsi="TH Sarabun New" w:cs="TH Sarabun New"/>
@@ -8983,16 +8106,7 @@
           <w:sz w:val="32"/>
           <w:szCs w:val="32"/>
         </w:rPr>
-        <w:t xml:space="preserve">เทมเพลตรันโมเดลอื่นค้างไว้และจอง VRAM ทั้งสองใบ ต้องหยุดด้วย </w:t>
-      </w:r>
-      <w:r>
-        <w:rPr>
-          <w:rFonts w:ascii="Courier New" w:hAnsi="Courier New" w:cs="Courier New"/>
-          <w:b w:val="0"/>
-          <w:sz w:val="28"/>
-          <w:szCs w:val="28"/>
-        </w:rPr>
-        <w:t>supervisorctl stop vllm</w:t>
+        <w:t xml:space="preserve"> แม่แบบรันแบบจำลองอื่นค้างไว้และจองหน่วยความจำการ์ดจอทั้งสองใบ</w:t>
       </w:r>
     </w:p>
     <w:p>
@@ -9003,16 +8117,31 @@
           <w:sz w:val="32"/>
           <w:szCs w:val="32"/>
         </w:rPr>
-        <w:t xml:space="preserve">แล้วไล่ปิดโปรเซสที่ค้างจาก </w:t>
+        <w:t>· ปิดโปรแกรมหลักแล้วยังมีโปรแกรมเบื้องหลังค้างจองหน่วยความจำอยู่ · เครื่องคนละตัวเร็วต่างกัน ~12%</w:t>
       </w:r>
+    </w:p>
+    <w:p>
       <w:r>
         <w:rPr>
-          <w:rFonts w:ascii="Courier New" w:hAnsi="Courier New" w:cs="Courier New"/>
+          <w:rFonts w:ascii="TH Sarabun New" w:hAnsi="TH Sarabun New" w:cs="TH Sarabun New"/>
           <w:b w:val="0"/>
-          <w:sz w:val="28"/>
-          <w:szCs w:val="28"/>
+          <w:sz w:val="32"/>
+          <w:szCs w:val="32"/>
         </w:rPr>
-        <w:t>nvidia-smi</w:t>
+        <w:t>ทั้งที่สเปกเหมือนกัน · คิดเงินรายชั่วโมงจึงต้องวางแผนวัดให้ครบรอบเดียว</w:t>
+      </w:r>
+    </w:p>
+    <w:p/>
+    <w:p>
+      <w:r>
+        <w:rPr>
+          <w:rFonts w:ascii="TH Sarabun New" w:hAnsi="TH Sarabun New" w:cs="TH Sarabun New"/>
+          <w:b/>
+          <w:sz w:val="32"/>
+          <w:szCs w:val="32"/>
+          <w:bCs/>
+        </w:rPr>
+        <w:t>บทเรียน:</w:t>
       </w:r>
       <w:r>
         <w:rPr>
@@ -9021,67 +8150,17 @@
           <w:sz w:val="32"/>
           <w:szCs w:val="32"/>
         </w:rPr>
-        <w:t xml:space="preserve"> เพราะ </w:t>
-      </w:r>
-      <w:r>
-        <w:rPr>
-          <w:rFonts w:ascii="Courier New" w:hAnsi="Courier New" w:cs="Courier New"/>
-          <w:b w:val="0"/>
-          <w:sz w:val="28"/>
-          <w:szCs w:val="28"/>
-        </w:rPr>
-        <w:t>pgrep</w:t>
+        <w:t xml:space="preserve"> เมื่อทำงานบนเครื่องที่ไม่ได้ตั้งค่าเอง </w:t>
       </w:r>
       <w:r>
         <w:rPr>
           <w:rFonts w:ascii="TH Sarabun New" w:hAnsi="TH Sarabun New" w:cs="TH Sarabun New"/>
-          <w:b w:val="0"/>
+          <w:b/>
           <w:sz w:val="32"/>
           <w:szCs w:val="32"/>
+          <w:bCs/>
         </w:rPr>
-        <w:t xml:space="preserve"> จะจับตัวเองไปด้วย</w:t>
-      </w:r>
-    </w:p>
-    <w:p>
-      <w:pPr>
-        <w:pStyle w:val="ListBullet"/>
-      </w:pPr>
-      <w:r>
-        <w:rPr>
-          <w:rFonts w:ascii="TH Sarabun New" w:hAnsi="TH Sarabun New" w:cs="TH Sarabun New"/>
-          <w:b w:val="0"/>
-          <w:sz w:val="32"/>
-          <w:szCs w:val="32"/>
-        </w:rPr>
-        <w:t>โปรเซส EngineCore ที่ค้างอยู่ยังจอง VRAM ไว้แม้ตัวหลักถูกปิดแล้ว</w:t>
-      </w:r>
-    </w:p>
-    <w:p>
-      <w:pPr>
-        <w:pStyle w:val="ListBullet"/>
-      </w:pPr>
-      <w:r>
-        <w:rPr>
-          <w:rFonts w:ascii="TH Sarabun New" w:hAnsi="TH Sarabun New" w:cs="TH Sarabun New"/>
-          <w:b w:val="0"/>
-          <w:sz w:val="32"/>
-          <w:szCs w:val="32"/>
-        </w:rPr>
-        <w:t>เครื่องคนละตัวให้ความเร็วต่างกันประมาณ 12% ทั้งที่สเปกบนกระดาษเหมือนกัน</w:t>
-      </w:r>
-    </w:p>
-    <w:p>
-      <w:pPr>
-        <w:pStyle w:val="ListBullet"/>
-      </w:pPr>
-      <w:r>
-        <w:rPr>
-          <w:rFonts w:ascii="TH Sarabun New" w:hAnsi="TH Sarabun New" w:cs="TH Sarabun New"/>
-          <w:b w:val="0"/>
-          <w:sz w:val="32"/>
-          <w:szCs w:val="32"/>
-        </w:rPr>
-        <w:t>เครื่องคิดเงินรายชั่วโมง จึงต้องวางแผนว่าจะวัดอะไรบ้างให้ครบก่อนเปิดเครื่อง</w:t>
+        <w:t>ห้ามสมมติว่าสภาพแวดล้อมเป็นอย่างที่คิด</w:t>
       </w:r>
     </w:p>
     <w:p/>
@@ -9095,29 +8174,6 @@
           <w:bCs/>
         </w:rPr>
         <w:t>8.6 กับดักของวิธีวัด — สรุปผิดเพราะวัดผิดวิธี</w:t>
-      </w:r>
-    </w:p>
-    <w:p/>
-    <w:p>
-      <w:r>
-        <w:rPr>
-          <w:rFonts w:ascii="TH Sarabun New" w:hAnsi="TH Sarabun New" w:cs="TH Sarabun New"/>
-          <w:b w:val="0"/>
-          <w:sz w:val="32"/>
-          <w:szCs w:val="32"/>
-        </w:rPr>
-        <w:t>นอกจากเรื่องเฉลย ยังมีความผิดพลาดเรื่องวิธีวัดอีกหลายครั้งที่ทำให้เกือบสรุปผิด</w:t>
-      </w:r>
-    </w:p>
-    <w:p>
-      <w:r>
-        <w:rPr>
-          <w:rFonts w:ascii="TH Sarabun New" w:hAnsi="TH Sarabun New" w:cs="TH Sarabun New"/>
-          <w:b w:val="0"/>
-          <w:sz w:val="32"/>
-          <w:szCs w:val="32"/>
-        </w:rPr>
-        <w:t>บันทึกไว้เพราะเป็นบทเรียนที่นำไปใช้กับงานอื่นได้</w:t>
       </w:r>
     </w:p>
     <w:p/>
@@ -9229,7 +8285,7 @@
                 <w:sz w:val="28"/>
                 <w:szCs w:val="28"/>
               </w:rPr>
-              <w:t xml:space="preserve">ทดสอบคำสั่ง A ทั้งชุดก่อนแล้วค่อยทดสอบ B ได้ผลว่า "B ช้าลง 13.8%" พอวัดใหม่แบบสลับ A/B ทีละเฟรม ผลกลับด้านเป็น </w:t>
+              <w:t xml:space="preserve">ทดสอบ A ทั้งชุดก่อนแล้วค่อย B ได้ "B ช้าลง 13.8%" พอวัดใหม่แบบสลับ A/B ทีละเฟรม ผลกลับด้านเป็น </w:t>
             </w:r>
             <w:r>
               <w:rPr>
@@ -9256,7 +8312,7 @@
                 <w:sz w:val="28"/>
                 <w:szCs w:val="28"/>
               </w:rPr>
-              <w:t xml:space="preserve">ความผันผวนของเครื่องเช่ากลบผลจริง — </w:t>
+              <w:t xml:space="preserve">ความผันผวนของเครื่องกลบผลจริง — </w:t>
             </w:r>
             <w:r>
               <w:rPr>
@@ -9303,7 +8359,7 @@
                 <w:sz w:val="28"/>
                 <w:szCs w:val="28"/>
               </w:rPr>
-              <w:t xml:space="preserve">ประเมิน ROI ได้ 5/8 จึงเกือบทิ้งวิธีนี้ พอตรวจพบว่าใช้เฉลยจากชุดเฟรมคนละชุด วัดใหม่บนเฟรมที่ถูกต้องได้ </w:t>
+              <w:t xml:space="preserve">ประเมินวิธีครอบภาพได้ 5/8 จึงเกือบทิ้ง พอพบว่าใช้เฉลยคนละชุดเฟรม วัดใหม่ได้ </w:t>
             </w:r>
             <w:r>
               <w:rPr>
@@ -9331,7 +8387,7 @@
                 <w:szCs w:val="28"/>
                 <w:bCs/>
               </w:rPr>
-              <w:t>เกือบทิ้งวิธีที่ใช้ได้จริงเพราะวัดผิดชุด</w:t>
+              <w:t>เกือบทิ้งวิธีที่ใช้ได้จริง</w:t>
             </w:r>
           </w:p>
         </w:tc>
@@ -9368,7 +8424,7 @@
                 <w:sz w:val="28"/>
                 <w:szCs w:val="28"/>
               </w:rPr>
-              <w:t>ทดสอบการถามแบบเจาะจงได้ผลดีขึ้นจาก 0/4 เป็น 3/4 จึงคิดว่าแก้ปัญหาได้ แต่คำบรรยายจริงยังผิดอยู่</w:t>
+              <w:t>ทดสอบการถามเจาะจงได้ผลดีขึ้น 0/4 → 3/4 จึงคิดว่าแก้ได้ แต่คำบรรยายจริงยังผิดอยู่</w:t>
             </w:r>
           </w:p>
         </w:tc>
@@ -9432,7 +8488,7 @@
                 <w:sz w:val="28"/>
                 <w:szCs w:val="28"/>
               </w:rPr>
-              <w:t>ลองวัดการหยิบ/วางด้วยการนับพิกเซลในลัง พบว่าค่าแกว่ง 17.2 เป็น 7.7 ทั้งที่จำนวนกระป๋องไม่เปลี่ยน</w:t>
+              <w:t>วัดการหยิบ/วางด้วยการนับพิกเซล ค่าแกว่ง 17.2 → 7.7 ทั้งที่จำนวนกระป๋องไม่เปลี่ยน</w:t>
             </w:r>
           </w:p>
         </w:tc>
@@ -9449,7 +8505,7 @@
                 <w:sz w:val="28"/>
                 <w:szCs w:val="28"/>
               </w:rPr>
-              <w:t xml:space="preserve">สัญญาณรบกวน 8% มากกว่าสัญญาณจริง 3% — </w:t>
+              <w:t xml:space="preserve">รบกวน 8% &gt; สัญญาณจริง 3% — </w:t>
             </w:r>
             <w:r>
               <w:rPr>
@@ -9496,7 +8552,7 @@
                 <w:sz w:val="28"/>
                 <w:szCs w:val="28"/>
               </w:rPr>
-              <w:t>วัดความเร็วด้วยคำสั่งที่เขียนขึ้นใหม่ ทำให้ดูช้ากว่าความจริง 20%</w:t>
+              <w:t>วัดความเร็วด้วยคำสั่งที่เขียนใหม่ ทำให้ดูช้ากว่าจริง 20%</w:t>
             </w:r>
           </w:p>
         </w:tc>
@@ -9551,7 +8607,7 @@
                 <w:sz w:val="28"/>
                 <w:szCs w:val="28"/>
               </w:rPr>
-              <w:t>นับย่อหน้าว่างในไฟล์ .docx ได้ 43 จุด ทั้งที่ความจริงมี 10 เพราะฟังก์ชันที่ใช้ไม่นับเนื้อหาในตาราง</w:t>
+              <w:t>นับย่อหน้าว่างในไฟล์รายงานได้ 43 จุด ทั้งที่จริงมี 10 เพราะฟังก์ชันไม่นับเนื้อหาในตาราง</w:t>
             </w:r>
           </w:p>
         </w:tc>
@@ -9569,7 +8625,7 @@
                 <w:szCs w:val="28"/>
                 <w:bCs/>
               </w:rPr>
-              <w:t>เดาสาเหตุผิดสองรอบก่อนจะวัดให้ถูกวิธี</w:t>
+              <w:t>เดาสาเหตุผิดสองรอบก่อนจะวัดถูกวิธี</w:t>
             </w:r>
           </w:p>
         </w:tc>
@@ -9597,9 +8653,326 @@
           <w:sz w:val="32"/>
           <w:szCs w:val="32"/>
         </w:rPr>
-        <w:t>ปัญหานี้ไม่ใช่เรื่องเทคนิค แต่เกือบทำให้ส่งงานผิดฉบับ</w:t>
+        <w:t>ไม่ใช่ปัญหาเทคนิค แต่เกือบทำให้ส่งงานผิดฉบับ</w:t>
       </w:r>
     </w:p>
+    <w:p/>
+    <w:tbl>
+      <w:tblPr>
+        <w:tblStyle w:val="TableGrid"/>
+        <w:tblW w:type="auto" w:w="0"/>
+        <w:tblLook w:firstColumn="1" w:firstRow="1" w:lastColumn="0" w:lastRow="0" w:noHBand="0" w:noVBand="1" w:val="04A0"/>
+      </w:tblPr>
+      <w:tblGrid>
+        <w:gridCol w:w="3010"/>
+        <w:gridCol w:w="3010"/>
+        <w:gridCol w:w="3010"/>
+      </w:tblGrid>
+      <w:tr>
+        <w:tc>
+          <w:tcPr>
+            <w:tcW w:type="dxa" w:w="3010"/>
+          </w:tcPr>
+          <w:p>
+            <w:r>
+              <w:rPr>
+                <w:b/>
+              </w:rPr>
+            </w:r>
+            <w:r>
+              <w:rPr>
+                <w:rFonts w:ascii="TH Sarabun New" w:hAnsi="TH Sarabun New" w:cs="TH Sarabun New"/>
+                <w:b/>
+                <w:sz w:val="28"/>
+                <w:szCs w:val="28"/>
+              </w:rPr>
+              <w:t>ปัญหา</w:t>
+            </w:r>
+          </w:p>
+        </w:tc>
+        <w:tc>
+          <w:tcPr>
+            <w:tcW w:type="dxa" w:w="3010"/>
+          </w:tcPr>
+          <w:p>
+            <w:r>
+              <w:rPr>
+                <w:b/>
+              </w:rPr>
+            </w:r>
+            <w:r>
+              <w:rPr>
+                <w:rFonts w:ascii="TH Sarabun New" w:hAnsi="TH Sarabun New" w:cs="TH Sarabun New"/>
+                <w:b/>
+                <w:sz w:val="28"/>
+                <w:szCs w:val="28"/>
+              </w:rPr>
+              <w:t>สิ่งที่เกิดขึ้น</w:t>
+            </w:r>
+          </w:p>
+        </w:tc>
+        <w:tc>
+          <w:tcPr>
+            <w:tcW w:type="dxa" w:w="3010"/>
+          </w:tcPr>
+          <w:p>
+            <w:r>
+              <w:rPr>
+                <w:b/>
+              </w:rPr>
+            </w:r>
+            <w:r>
+              <w:rPr>
+                <w:rFonts w:ascii="TH Sarabun New" w:hAnsi="TH Sarabun New" w:cs="TH Sarabun New"/>
+                <w:b/>
+                <w:sz w:val="28"/>
+                <w:szCs w:val="28"/>
+              </w:rPr>
+              <w:t>วิธีแก้</w:t>
+            </w:r>
+          </w:p>
+        </w:tc>
+      </w:tr>
+      <w:tr>
+        <w:tc>
+          <w:tcPr>
+            <w:tcW w:type="dxa" w:w="3010"/>
+          </w:tcPr>
+          <w:p>
+            <w:r/>
+            <w:r>
+              <w:rPr>
+                <w:rFonts w:ascii="TH Sarabun New" w:hAnsi="TH Sarabun New" w:cs="TH Sarabun New"/>
+                <w:b/>
+                <w:sz w:val="28"/>
+                <w:szCs w:val="28"/>
+                <w:bCs/>
+              </w:rPr>
+              <w:t>ไฟล์รายงานไม่ตามต้นฉบับ</w:t>
+            </w:r>
+          </w:p>
+        </w:tc>
+        <w:tc>
+          <w:tcPr>
+            <w:tcW w:type="dxa" w:w="3010"/>
+          </w:tcPr>
+          <w:p>
+            <w:r/>
+            <w:r>
+              <w:rPr>
+                <w:rFonts w:ascii="TH Sarabun New" w:hAnsi="TH Sarabun New" w:cs="TH Sarabun New"/>
+                <w:b w:val="0"/>
+                <w:sz w:val="28"/>
+                <w:szCs w:val="28"/>
+              </w:rPr>
+              <w:t xml:space="preserve">จัดหน้าด้วยมือ พอแก้ตัวเลขในต้นฉบับ ไฟล์ที่จะส่งไม่อัปเดตตาม </w:t>
+            </w:r>
+            <w:r>
+              <w:rPr>
+                <w:rFonts w:ascii="TH Sarabun New" w:hAnsi="TH Sarabun New" w:cs="TH Sarabun New"/>
+                <w:b/>
+                <w:sz w:val="28"/>
+                <w:szCs w:val="28"/>
+                <w:bCs/>
+              </w:rPr>
+              <w:t>เกือบส่งฉบับที่ตัวเลขผิดทั้งหมด</w:t>
+            </w:r>
+            <w:r>
+              <w:rPr>
+                <w:rFonts w:ascii="TH Sarabun New" w:hAnsi="TH Sarabun New" w:cs="TH Sarabun New"/>
+                <w:b w:val="0"/>
+                <w:sz w:val="28"/>
+                <w:szCs w:val="28"/>
+              </w:rPr>
+              <w:t xml:space="preserve"> พบเพราะบังเอิญเปิดตรวจไฟล์ที่จะส่งจริง</w:t>
+            </w:r>
+          </w:p>
+        </w:tc>
+        <w:tc>
+          <w:tcPr>
+            <w:tcW w:type="dxa" w:w="3010"/>
+          </w:tcPr>
+          <w:p>
+            <w:r/>
+            <w:r>
+              <w:rPr>
+                <w:rFonts w:ascii="TH Sarabun New" w:hAnsi="TH Sarabun New" w:cs="TH Sarabun New"/>
+                <w:b w:val="0"/>
+                <w:sz w:val="28"/>
+                <w:szCs w:val="28"/>
+              </w:rPr>
+              <w:t>เขียนโปรแกรมสร้างไฟล์รายงานจากต้นฉบับใหม่ทุกครั้ง</w:t>
+            </w:r>
+          </w:p>
+        </w:tc>
+      </w:tr>
+      <w:tr>
+        <w:tc>
+          <w:tcPr>
+            <w:tcW w:type="dxa" w:w="3010"/>
+          </w:tcPr>
+          <w:p>
+            <w:r/>
+            <w:r>
+              <w:rPr>
+                <w:rFonts w:ascii="TH Sarabun New" w:hAnsi="TH Sarabun New" w:cs="TH Sarabun New"/>
+                <w:b/>
+                <w:sz w:val="28"/>
+                <w:szCs w:val="28"/>
+                <w:bCs/>
+              </w:rPr>
+              <w:t>คำสั่งตรวจสอบให้ผลไม่ตรงรายงาน</w:t>
+            </w:r>
+          </w:p>
+        </w:tc>
+        <w:tc>
+          <w:tcPr>
+            <w:tcW w:type="dxa" w:w="3010"/>
+          </w:tcPr>
+          <w:p>
+            <w:r/>
+            <w:r>
+              <w:rPr>
+                <w:rFonts w:ascii="TH Sarabun New" w:hAnsi="TH Sarabun New" w:cs="TH Sarabun New"/>
+                <w:b w:val="0"/>
+                <w:sz w:val="28"/>
+                <w:szCs w:val="28"/>
+              </w:rPr>
+              <w:t xml:space="preserve">เอกสารบอกคำสั่งตรวจความแม่นยำ แต่รันจริงได้ </w:t>
+            </w:r>
+            <w:r>
+              <w:rPr>
+                <w:rFonts w:ascii="TH Sarabun New" w:hAnsi="TH Sarabun New" w:cs="TH Sarabun New"/>
+                <w:b/>
+                <w:sz w:val="28"/>
+                <w:szCs w:val="28"/>
+                <w:bCs/>
+              </w:rPr>
+              <w:t>46%</w:t>
+            </w:r>
+            <w:r>
+              <w:rPr>
+                <w:rFonts w:ascii="TH Sarabun New" w:hAnsi="TH Sarabun New" w:cs="TH Sarabun New"/>
+                <w:b w:val="0"/>
+                <w:sz w:val="28"/>
+                <w:szCs w:val="28"/>
+              </w:rPr>
+              <w:t xml:space="preserve"> ขณะรายงานเขียน </w:t>
+            </w:r>
+            <w:r>
+              <w:rPr>
+                <w:rFonts w:ascii="TH Sarabun New" w:hAnsi="TH Sarabun New" w:cs="TH Sarabun New"/>
+                <w:b/>
+                <w:sz w:val="28"/>
+                <w:szCs w:val="28"/>
+                <w:bCs/>
+              </w:rPr>
+              <w:t>82%</w:t>
+            </w:r>
+            <w:r>
+              <w:rPr>
+                <w:rFonts w:ascii="TH Sarabun New" w:hAnsi="TH Sarabun New" w:cs="TH Sarabun New"/>
+                <w:b w:val="0"/>
+                <w:sz w:val="28"/>
+                <w:szCs w:val="28"/>
+              </w:rPr>
+              <w:t xml:space="preserve"> เพราะผลจริงมาจากสองชุดคำตอบ แต่โปรแกรมอ่านได้ชุดเดียว </w:t>
+            </w:r>
+            <w:r>
+              <w:rPr>
+                <w:rFonts w:ascii="TH Sarabun New" w:hAnsi="TH Sarabun New" w:cs="TH Sarabun New"/>
+                <w:b/>
+                <w:sz w:val="28"/>
+                <w:szCs w:val="28"/>
+                <w:bCs/>
+              </w:rPr>
+              <w:t>ใครรันตามเอกสารจะสรุปว่ารายงานไม่จริง</w:t>
+            </w:r>
+          </w:p>
+        </w:tc>
+        <w:tc>
+          <w:tcPr>
+            <w:tcW w:type="dxa" w:w="3010"/>
+          </w:tcPr>
+          <w:p>
+            <w:r/>
+            <w:r>
+              <w:rPr>
+                <w:rFonts w:ascii="TH Sarabun New" w:hAnsi="TH Sarabun New" w:cs="TH Sarabun New"/>
+                <w:b w:val="0"/>
+                <w:sz w:val="28"/>
+                <w:szCs w:val="28"/>
+              </w:rPr>
+              <w:t>ทำให้ค่าเริ่มต้นของโปรแกรมตรงกับที่ส่งมอบ</w:t>
+            </w:r>
+          </w:p>
+        </w:tc>
+      </w:tr>
+      <w:tr>
+        <w:tc>
+          <w:tcPr>
+            <w:tcW w:type="dxa" w:w="3010"/>
+          </w:tcPr>
+          <w:p>
+            <w:r/>
+            <w:r>
+              <w:rPr>
+                <w:rFonts w:ascii="TH Sarabun New" w:hAnsi="TH Sarabun New" w:cs="TH Sarabun New"/>
+                <w:b/>
+                <w:sz w:val="28"/>
+                <w:szCs w:val="28"/>
+                <w:bCs/>
+              </w:rPr>
+              <w:t>เอกสารเก่าที่ตัวเลขผิดยังถูกอ่านอยู่</w:t>
+            </w:r>
+          </w:p>
+        </w:tc>
+        <w:tc>
+          <w:tcPr>
+            <w:tcW w:type="dxa" w:w="3010"/>
+          </w:tcPr>
+          <w:p>
+            <w:r/>
+            <w:r>
+              <w:rPr>
+                <w:rFonts w:ascii="TH Sarabun New" w:hAnsi="TH Sarabun New" w:cs="TH Sarabun New"/>
+                <w:b w:val="0"/>
+                <w:sz w:val="28"/>
+                <w:szCs w:val="28"/>
+              </w:rPr>
+              <w:t xml:space="preserve">ฉบับอันตรายที่สุดจ่าหน้าว่า "สำหรับทีมพัฒนาส่วนหน้าอ่าน" แต่ระบุถุงมือ 100% </w:t>
+            </w:r>
+            <w:r>
+              <w:rPr>
+                <w:rFonts w:ascii="TH Sarabun New" w:hAnsi="TH Sarabun New" w:cs="TH Sarabun New"/>
+                <w:b/>
+                <w:sz w:val="28"/>
+                <w:szCs w:val="28"/>
+                <w:bCs/>
+              </w:rPr>
+              <w:t>ผิดทุกตัว</w:t>
+            </w:r>
+          </w:p>
+        </w:tc>
+        <w:tc>
+          <w:tcPr>
+            <w:tcW w:type="dxa" w:w="3010"/>
+          </w:tcPr>
+          <w:p>
+            <w:r/>
+            <w:r>
+              <w:rPr>
+                <w:rFonts w:ascii="TH Sarabun New" w:hAnsi="TH Sarabun New" w:cs="TH Sarabun New"/>
+                <w:b w:val="0"/>
+                <w:sz w:val="28"/>
+                <w:szCs w:val="28"/>
+              </w:rPr>
+              <w:t>ติดป้ายเตือนหัวไฟล์ทุกฉบับ พร้อมชี้ว่าให้อ่านไฟล์ไหนแทน</w:t>
+            </w:r>
+          </w:p>
+        </w:tc>
+      </w:tr>
+    </w:tbl>
     <w:p/>
     <w:p>
       <w:r>
@@ -9610,264 +8983,7 @@
           <w:szCs w:val="32"/>
           <w:bCs/>
         </w:rPr>
-        <w:t>ไฟล์รายงานไม่ตามต้นฉบับ</w:t>
-      </w:r>
-      <w:r>
-        <w:rPr>
-          <w:rFonts w:ascii="TH Sarabun New" w:hAnsi="TH Sarabun New" w:cs="TH Sarabun New"/>
-          <w:b w:val="0"/>
-          <w:sz w:val="32"/>
-          <w:szCs w:val="32"/>
-        </w:rPr>
-        <w:t xml:space="preserve"> — เดิมสร้างไฟล์ .docx ด้วยมือ พอแก้ตัวเลขในไฟล์ต้นฉบับ</w:t>
-      </w:r>
-    </w:p>
-    <w:p>
-      <w:r>
-        <w:rPr>
-          <w:rFonts w:ascii="TH Sarabun New" w:hAnsi="TH Sarabun New" w:cs="TH Sarabun New"/>
-          <w:b w:val="0"/>
-          <w:sz w:val="32"/>
-          <w:szCs w:val="32"/>
-        </w:rPr>
-        <w:t>ไฟล์ .docx ไม่ตาม จนเกือบส่งฉบับที่ตัวเลขผิดทั้งหมด **พบเพราะบังเอิญเปิดตรวจไฟล์ที่จะส่งจริง</w:t>
-      </w:r>
-    </w:p>
-    <w:p>
-      <w:r>
-        <w:rPr>
-          <w:rFonts w:ascii="TH Sarabun New" w:hAnsi="TH Sarabun New" w:cs="TH Sarabun New"/>
-          <w:b w:val="0"/>
-          <w:sz w:val="32"/>
-          <w:szCs w:val="32"/>
-        </w:rPr>
-        <w:t xml:space="preserve">ไม่ใช่ต้นฉบับ** แก้โดยเขียนสคริปต์ </w:t>
-      </w:r>
-      <w:r>
-        <w:rPr>
-          <w:rFonts w:ascii="Courier New" w:hAnsi="Courier New" w:cs="Courier New"/>
-          <w:b w:val="0"/>
-          <w:sz w:val="28"/>
-          <w:szCs w:val="28"/>
-        </w:rPr>
-        <w:t>build_docx.py</w:t>
-      </w:r>
-      <w:r>
-        <w:rPr>
-          <w:rFonts w:ascii="TH Sarabun New" w:hAnsi="TH Sarabun New" w:cs="TH Sarabun New"/>
-          <w:b w:val="0"/>
-          <w:sz w:val="32"/>
-          <w:szCs w:val="32"/>
-        </w:rPr>
-        <w:t xml:space="preserve"> สร้าง .docx จากต้นฉบับเสมอ</w:t>
-      </w:r>
-    </w:p>
-    <w:p/>
-    <w:p>
-      <w:r>
-        <w:rPr>
-          <w:rFonts w:ascii="TH Sarabun New" w:hAnsi="TH Sarabun New" w:cs="TH Sarabun New"/>
-          <w:b/>
-          <w:sz w:val="32"/>
-          <w:szCs w:val="32"/>
-          <w:bCs/>
-        </w:rPr>
-        <w:t>คำสั่งทำซ้ำไม่ได้ผลลัพธ์ตามที่เขียน</w:t>
-      </w:r>
-      <w:r>
-        <w:rPr>
-          <w:rFonts w:ascii="TH Sarabun New" w:hAnsi="TH Sarabun New" w:cs="TH Sarabun New"/>
-          <w:b w:val="0"/>
-          <w:sz w:val="32"/>
-          <w:szCs w:val="32"/>
-        </w:rPr>
-        <w:t xml:space="preserve"> — เอกสารระบุว่ารัน </w:t>
-      </w:r>
-      <w:r>
-        <w:rPr>
-          <w:rFonts w:ascii="Courier New" w:hAnsi="Courier New" w:cs="Courier New"/>
-          <w:b w:val="0"/>
-          <w:sz w:val="28"/>
-          <w:szCs w:val="28"/>
-        </w:rPr>
-        <w:t>python diff_gt.py</w:t>
-      </w:r>
-      <w:r>
-        <w:rPr>
-          <w:rFonts w:ascii="TH Sarabun New" w:hAnsi="TH Sarabun New" w:cs="TH Sarabun New"/>
-          <w:b w:val="0"/>
-          <w:sz w:val="32"/>
-          <w:szCs w:val="32"/>
-        </w:rPr>
-        <w:t xml:space="preserve"> จะได้ตัวเลข</w:t>
-      </w:r>
-    </w:p>
-    <w:p>
-      <w:r>
-        <w:rPr>
-          <w:rFonts w:ascii="TH Sarabun New" w:hAnsi="TH Sarabun New" w:cs="TH Sarabun New"/>
-          <w:b w:val="0"/>
-          <w:sz w:val="32"/>
-          <w:szCs w:val="32"/>
-        </w:rPr>
-        <w:t xml:space="preserve">ความแม่นยำ แต่รันจริงได้ </w:t>
-      </w:r>
-      <w:r>
-        <w:rPr>
-          <w:rFonts w:ascii="TH Sarabun New" w:hAnsi="TH Sarabun New" w:cs="TH Sarabun New"/>
-          <w:b/>
-          <w:sz w:val="32"/>
-          <w:szCs w:val="32"/>
-          <w:bCs/>
-        </w:rPr>
-        <w:t>46%</w:t>
-      </w:r>
-      <w:r>
-        <w:rPr>
-          <w:rFonts w:ascii="TH Sarabun New" w:hAnsi="TH Sarabun New" w:cs="TH Sarabun New"/>
-          <w:b w:val="0"/>
-          <w:sz w:val="32"/>
-          <w:szCs w:val="32"/>
-        </w:rPr>
-        <w:t xml:space="preserve"> ขณะที่รายงานเขียน </w:t>
-      </w:r>
-      <w:r>
-        <w:rPr>
-          <w:rFonts w:ascii="TH Sarabun New" w:hAnsi="TH Sarabun New" w:cs="TH Sarabun New"/>
-          <w:b/>
-          <w:sz w:val="32"/>
-          <w:szCs w:val="32"/>
-          <w:bCs/>
-        </w:rPr>
-        <w:t>82%</w:t>
-      </w:r>
-      <w:r>
-        <w:rPr>
-          <w:rFonts w:ascii="TH Sarabun New" w:hAnsi="TH Sarabun New" w:cs="TH Sarabun New"/>
-          <w:b w:val="0"/>
-          <w:sz w:val="32"/>
-          <w:szCs w:val="32"/>
-        </w:rPr>
-        <w:t xml:space="preserve"> เพราะคอนฟิกที่ส่งมอบใช้ไฟล์สองไฟล์</w:t>
-      </w:r>
-    </w:p>
-    <w:p>
-      <w:r>
-        <w:rPr>
-          <w:rFonts w:ascii="TH Sarabun New" w:hAnsi="TH Sarabun New" w:cs="TH Sarabun New"/>
-          <w:b w:val="0"/>
-          <w:sz w:val="32"/>
-          <w:szCs w:val="32"/>
-        </w:rPr>
-        <w:t xml:space="preserve">แต่สคริปต์อ่านได้ไฟล์เดียว </w:t>
-      </w:r>
-      <w:r>
-        <w:rPr>
-          <w:rFonts w:ascii="TH Sarabun New" w:hAnsi="TH Sarabun New" w:cs="TH Sarabun New"/>
-          <w:b/>
-          <w:sz w:val="32"/>
-          <w:szCs w:val="32"/>
-          <w:bCs/>
-        </w:rPr>
-        <w:t>ใครรันตามเอกสารจะได้คนละเลขและสรุปว่ารายงานไม่จริง</w:t>
-      </w:r>
-    </w:p>
-    <w:p>
-      <w:r>
-        <w:rPr>
-          <w:rFonts w:ascii="TH Sarabun New" w:hAnsi="TH Sarabun New" w:cs="TH Sarabun New"/>
-          <w:b w:val="0"/>
-          <w:sz w:val="32"/>
-          <w:szCs w:val="32"/>
-        </w:rPr>
-        <w:t>แก้โดยทำให้ค่าเริ่มต้นของสคริปต์ตรงกับคอนฟิกที่ส่งมอบ</w:t>
-      </w:r>
-    </w:p>
-    <w:p/>
-    <w:p>
-      <w:r>
-        <w:rPr>
-          <w:rFonts w:ascii="TH Sarabun New" w:hAnsi="TH Sarabun New" w:cs="TH Sarabun New"/>
-          <w:b/>
-          <w:sz w:val="32"/>
-          <w:szCs w:val="32"/>
-          <w:bCs/>
-        </w:rPr>
-        <w:t>เอกสารเก่าที่ตัวเลขผิดยังถูกอ่านอยู่</w:t>
-      </w:r>
-      <w:r>
-        <w:rPr>
-          <w:rFonts w:ascii="TH Sarabun New" w:hAnsi="TH Sarabun New" w:cs="TH Sarabun New"/>
-          <w:b w:val="0"/>
-          <w:sz w:val="32"/>
-          <w:szCs w:val="32"/>
-        </w:rPr>
-        <w:t xml:space="preserve"> — หลังแก้เฉลย เอกสารเก่าหลายฉบับยังมีตัวเลขเดิมค้างอยู่</w:t>
-      </w:r>
-    </w:p>
-    <w:p>
-      <w:r>
-        <w:rPr>
-          <w:rFonts w:ascii="TH Sarabun New" w:hAnsi="TH Sarabun New" w:cs="TH Sarabun New"/>
-          <w:b w:val="0"/>
-          <w:sz w:val="32"/>
-          <w:szCs w:val="32"/>
-        </w:rPr>
-        <w:t>โดยฉบับที่อันตรายที่สุดคือไฟล์ที่จ่าหน้าว่า "สำหรับทีมพัฒนาส่วนหน้าอ่าน"</w:t>
-      </w:r>
-    </w:p>
-    <w:p>
-      <w:r>
-        <w:rPr>
-          <w:rFonts w:ascii="TH Sarabun New" w:hAnsi="TH Sarabun New" w:cs="TH Sarabun New"/>
-          <w:b w:val="0"/>
-          <w:sz w:val="32"/>
-          <w:szCs w:val="32"/>
-        </w:rPr>
-        <w:t xml:space="preserve">ซึ่งระบุว่าถุงมือ 100% และ recall 100% </w:t>
-      </w:r>
-      <w:r>
-        <w:rPr>
-          <w:rFonts w:ascii="TH Sarabun New" w:hAnsi="TH Sarabun New" w:cs="TH Sarabun New"/>
-          <w:b/>
-          <w:sz w:val="32"/>
-          <w:szCs w:val="32"/>
-          <w:bCs/>
-        </w:rPr>
-        <w:t>ทั้งที่ผิดทุกตัว</w:t>
-      </w:r>
-      <w:r>
-        <w:rPr>
-          <w:rFonts w:ascii="TH Sarabun New" w:hAnsi="TH Sarabun New" w:cs="TH Sarabun New"/>
-          <w:b w:val="0"/>
-          <w:sz w:val="32"/>
-          <w:szCs w:val="32"/>
-        </w:rPr>
-        <w:t xml:space="preserve"> แก้โดยติดป้ายเตือนที่หัวไฟล์ทุกฉบับ</w:t>
-      </w:r>
-    </w:p>
-    <w:p>
-      <w:r>
-        <w:rPr>
-          <w:rFonts w:ascii="TH Sarabun New" w:hAnsi="TH Sarabun New" w:cs="TH Sarabun New"/>
-          <w:b w:val="0"/>
-          <w:sz w:val="32"/>
-          <w:szCs w:val="32"/>
-        </w:rPr>
-        <w:t>พร้อมตารางเทียบว่าของจริงคืออะไร และชี้ว่าให้ไปอ่านไฟล์ไหนแทน</w:t>
-      </w:r>
-    </w:p>
-    <w:p/>
-    <w:p>
-      <w:r>
-        <w:rPr>
-          <w:rFonts w:ascii="TH Sarabun New" w:hAnsi="TH Sarabun New" w:cs="TH Sarabun New"/>
-          <w:b/>
-          <w:sz w:val="32"/>
-          <w:szCs w:val="32"/>
-          <w:bCs/>
-        </w:rPr>
-        <w:t>บทเรียนร่วมของทั้งสามเรื่อง:</w:t>
+        <w:t>บทเรียนร่วม:</w:t>
       </w:r>
       <w:r>
         <w:rPr>
@@ -9888,6 +9004,15 @@
         </w:rPr>
         <w:t>อันตรายกว่าไม่มีเอกสารเลย</w:t>
       </w:r>
+      <w:r>
+        <w:rPr>
+          <w:rFonts w:ascii="TH Sarabun New" w:hAnsi="TH Sarabun New" w:cs="TH Sarabun New"/>
+          <w:b w:val="0"/>
+          <w:sz w:val="32"/>
+          <w:szCs w:val="32"/>
+        </w:rPr>
+        <w:t xml:space="preserve"> เพราะคนอ่านจะเชื่อ</w:t>
+      </w:r>
     </w:p>
     <w:p>
       <w:r>
@@ -9897,7 +9022,7 @@
           <w:sz w:val="32"/>
           <w:szCs w:val="32"/>
         </w:rPr>
-        <w:t xml:space="preserve">เพราะคนอ่านจะเชื่อ และ "ทำซ้ำได้" ต้องแปลว่า </w:t>
+        <w:t xml:space="preserve">และ "ทำซ้ำได้" ต้องแปลว่า </w:t>
       </w:r>
       <w:r>
         <w:rPr>
@@ -9910,17 +9035,6 @@
         <w:t>รันคำสั่งในเอกสารแล้วได้เลขในเอกสาร</w:t>
       </w:r>
     </w:p>
-    <w:p>
-      <w:r>
-        <w:rPr>
-          <w:rFonts w:ascii="TH Sarabun New" w:hAnsi="TH Sarabun New" w:cs="TH Sarabun New"/>
-          <w:b w:val="0"/>
-          <w:sz w:val="32"/>
-          <w:szCs w:val="32"/>
-        </w:rPr>
-        <w:t>ไม่ใช่แค่มีสคริปต์อยู่ในโครงการ</w:t>
-      </w:r>
-    </w:p>
     <w:p/>
     <w:p>
       <w:r>
@@ -9931,7 +9045,7 @@
           <w:szCs w:val="36"/>
           <w:bCs/>
         </w:rPr>
-        <w:t>8.8 ข้อจำกัดด้านทรัพยากรและเวลา</w:t>
+        <w:t>8.8 ข้อจำกัดด้านทรัพยากร</w:t>
       </w:r>
     </w:p>
     <w:p/>
@@ -10004,7 +9118,7 @@
                 <w:szCs w:val="28"/>
                 <w:bCs/>
               </w:rPr>
-              <w:t>มีวิดีโอทดสอบเพียงคลิปเดียว</w:t>
+              <w:t>มีวิดีโอทดสอบคลิปเดียว</w:t>
             </w:r>
           </w:p>
         </w:tc>
@@ -10021,7 +9135,17 @@
                 <w:sz w:val="28"/>
                 <w:szCs w:val="28"/>
               </w:rPr>
-              <w:t>ตรวจสอบการใช้งานข้ามสถานการณ์ไม่ได้ — เป็นข้อจำกัดที่ใหญ่ที่สุดของโครงงาน</w:t>
+              <w:t xml:space="preserve">ตรวจสอบข้ามสถานการณ์ไม่ได้ — </w:t>
+            </w:r>
+            <w:r>
+              <w:rPr>
+                <w:rFonts w:ascii="TH Sarabun New" w:hAnsi="TH Sarabun New" w:cs="TH Sarabun New"/>
+                <w:b/>
+                <w:sz w:val="28"/>
+                <w:szCs w:val="28"/>
+                <w:bCs/>
+              </w:rPr>
+              <w:t>ข้อจำกัดที่ใหญ่ที่สุด</w:t>
             </w:r>
           </w:p>
         </w:tc>
@@ -10041,7 +9165,7 @@
                 <w:szCs w:val="28"/>
                 <w:bCs/>
               </w:rPr>
-              <w:t>ไม่มีชุดข้อมูลติดป้ายกำกับ</w:t>
+              <w:t>ไม่มีข้อมูลติดป้ายกำกับ</w:t>
             </w:r>
           </w:p>
         </w:tc>
@@ -10058,7 +9182,7 @@
                 <w:sz w:val="28"/>
                 <w:szCs w:val="28"/>
               </w:rPr>
-              <w:t>ใช้ object detection ที่ต้องเทรนไม่ได้ จึงเลือกทาง VLM แบบไม่เทรน</w:t>
+              <w:t>ใช้ระบบตรวจจับที่ต้องเทรนไม่ได้ จึงเลือกทางไม่เทรน</w:t>
             </w:r>
           </w:p>
         </w:tc>
@@ -10078,7 +9202,7 @@
                 <w:szCs w:val="28"/>
                 <w:bCs/>
               </w:rPr>
-              <w:t>ไม่มี GPU ของตัวเอง</w:t>
+              <w:t>ไม่มีการ์ดจอของตัวเอง</w:t>
             </w:r>
           </w:p>
         </w:tc>
@@ -10095,7 +9219,7 @@
                 <w:sz w:val="28"/>
                 <w:szCs w:val="28"/>
               </w:rPr>
-              <w:t>ต้องเช่ารายชั่วโมง ทำให้ต้องวางแผนการวัดล่วงหน้าและวัดให้ครบในรอบเดียว</w:t>
+              <w:t>ต้องเช่ารายชั่วโมง ต้องวางแผนวัดให้ครบรอบเดียว</w:t>
             </w:r>
           </w:p>
         </w:tc>
@@ -10132,7 +9256,7 @@
                 <w:sz w:val="28"/>
                 <w:szCs w:val="28"/>
               </w:rPr>
-              <w:t xml:space="preserve">ต้องเปิดภาพดูด้วยตาทีละเฟรม — </w:t>
+              <w:t xml:space="preserve">ต้องเปิดภาพดูทีละเฟรม — </w:t>
             </w:r>
             <w:r>
               <w:rPr>
@@ -10142,7 +9266,7 @@
                 <w:szCs w:val="28"/>
                 <w:bCs/>
               </w:rPr>
-              <w:t>คอขวดคือคนตรวจ ไม่ใช่ GPU</w:t>
+              <w:t>คอขวดคือคนตรวจ ไม่ใช่การ์ดจอ</w:t>
             </w:r>
           </w:p>
         </w:tc>
@@ -10153,21 +9277,11 @@
       <w:r>
         <w:rPr>
           <w:rFonts w:ascii="TH Sarabun New" w:hAnsi="TH Sarabun New" w:cs="TH Sarabun New"/>
-          <w:b/>
-          <w:sz w:val="32"/>
-          <w:szCs w:val="32"/>
-          <w:bCs/>
-        </w:rPr>
-        <w:t>ข้อสังเกตเรื่องคอขวด:</w:t>
-      </w:r>
-      <w:r>
-        <w:rPr>
-          <w:rFonts w:ascii="TH Sarabun New" w:hAnsi="TH Sarabun New" w:cs="TH Sarabun New"/>
           <w:b w:val="0"/>
           <w:sz w:val="32"/>
           <w:szCs w:val="32"/>
         </w:rPr>
-        <w:t xml:space="preserve"> การให้โมเดลตอบครบทั้ง 220 เฟรมใช้เวลาประมาณ 2 นาที</w:t>
+        <w:t>ให้แบบจำลองตอบครบ 220 เฟรมใช้เวลา ~2 นาที แต่การทำเฉลยให้ครบต้องใช้คนไล่ดู</w:t>
       </w:r>
     </w:p>
     <w:p>
@@ -10178,10 +9292,8 @@
           <w:sz w:val="32"/>
           <w:szCs w:val="32"/>
         </w:rPr>
-        <w:t>แต่การทำเฉลยให้ครบต้องใช้คนไล่ดู 220 เฟรม × 3 รายการ × 2 คน = 1,320 การตัดสิน</w:t>
+        <w:t xml:space="preserve">220 เฟรม × 3 รายการ × 2 คน = </w:t>
       </w:r>
-    </w:p>
-    <w:p>
       <w:r>
         <w:rPr>
           <w:rFonts w:ascii="TH Sarabun New" w:hAnsi="TH Sarabun New" w:cs="TH Sarabun New"/>
@@ -10190,7 +9302,7 @@
           <w:szCs w:val="32"/>
           <w:bCs/>
         </w:rPr>
-        <w:t>การเพิ่ม GPU จึงไม่ช่วยให้ประเมินผลได้เร็วขึ้น</w:t>
+        <w:t>1,320 การตัดสิน</w:t>
       </w:r>
       <w:r>
         <w:rPr>
@@ -10199,7 +9311,17 @@
           <w:sz w:val="32"/>
           <w:szCs w:val="32"/>
         </w:rPr>
-        <w:t xml:space="preserve"> ทรัพยากรที่ควรลงเพิ่มคือการเก็บวิดีโอชุดที่สอง</w:t>
+        <w:t xml:space="preserve"> → </w:t>
+      </w:r>
+      <w:r>
+        <w:rPr>
+          <w:rFonts w:ascii="TH Sarabun New" w:hAnsi="TH Sarabun New" w:cs="TH Sarabun New"/>
+          <w:b/>
+          <w:sz w:val="32"/>
+          <w:szCs w:val="32"/>
+          <w:bCs/>
+        </w:rPr>
+        <w:t>เพิ่มการ์ดจอไม่ช่วยให้ประเมินผลเร็วขึ้น</w:t>
       </w:r>
     </w:p>
     <w:p>
@@ -10210,7 +9332,7 @@
           <w:sz w:val="32"/>
           <w:szCs w:val="32"/>
         </w:rPr>
-        <w:t>ซึ่งแก้ข้อจำกัดที่ใหญ่กว่า และไม่ต้องใช้ GPU ในการเก็บ</w:t>
+        <w:t>ทรัพยากรที่ควรลงคือเก็บวิดีโอชุดที่สอง ซึ่งแก้ข้อจำกัดที่ใหญ่กว่า และไม่ต้องใช้การ์ดจอในการเก็บ</w:t>
       </w:r>
     </w:p>
     <w:p/>
@@ -10241,7 +9363,7 @@
           <w:szCs w:val="36"/>
           <w:bCs/>
         </w:rPr>
-        <w:t>9.1 การพัฒนาระยะสั้น — สิ่งที่ควรทำก่อน</w:t>
+        <w:t>9.1 การพัฒนาระยะสั้น</w:t>
       </w:r>
     </w:p>
     <w:p/>
@@ -10253,264 +9375,381 @@
           <w:sz w:val="32"/>
           <w:szCs w:val="32"/>
         </w:rPr>
-        <w:t>เรียงตามความคุ้มค่า โดยประเมินจากผลกระทบต่อจุดอ่อนที่ใหญ่ที่สุดของงานปัจจุบัน</w:t>
+        <w:t>เรียงตามความคุ้มค่า โดยวัดจากผลกระทบต่อจุดอ่อนที่ใหญ่ที่สุดของงานปัจจุบัน</w:t>
       </w:r>
     </w:p>
     <w:p/>
-    <w:p>
-      <w:r>
-        <w:rPr>
-          <w:rFonts w:ascii="TH Sarabun New" w:hAnsi="TH Sarabun New" w:cs="TH Sarabun New"/>
-          <w:b/>
-          <w:sz w:val="34"/>
-          <w:szCs w:val="34"/>
-          <w:bCs/>
-        </w:rPr>
-        <w:t>9.1.1 เก็บวิดีโอชุดที่สอง (ลำดับความสำคัญสูงสุด)</w:t>
-      </w:r>
-    </w:p>
-    <w:p/>
-    <w:p>
-      <w:r>
-        <w:rPr>
-          <w:rFonts w:ascii="TH Sarabun New" w:hAnsi="TH Sarabun New" w:cs="TH Sarabun New"/>
-          <w:b w:val="0"/>
-          <w:sz w:val="32"/>
-          <w:szCs w:val="32"/>
-        </w:rPr>
-        <w:t>จุดอ่อนที่ใหญ่ที่สุดของผลการทดสอบคือทดสอบบนคลิปเดียว การเก็บวิดีโอชุดที่สอง</w:t>
-      </w:r>
-    </w:p>
-    <w:p>
-      <w:r>
-        <w:rPr>
-          <w:rFonts w:ascii="TH Sarabun New" w:hAnsi="TH Sarabun New" w:cs="TH Sarabun New"/>
-          <w:b w:val="0"/>
-          <w:sz w:val="32"/>
-          <w:szCs w:val="32"/>
-        </w:rPr>
-        <w:t>ในสภาพที่ต่างออกไป เช่น มุมกล้องอื่น เวลาอื่น หรือผู้ปฏิบัติงานคนอื่น</w:t>
-      </w:r>
-    </w:p>
-    <w:p>
-      <w:r>
-        <w:rPr>
-          <w:rFonts w:ascii="TH Sarabun New" w:hAnsi="TH Sarabun New" w:cs="TH Sarabun New"/>
-          <w:b w:val="0"/>
-          <w:sz w:val="32"/>
-          <w:szCs w:val="32"/>
-        </w:rPr>
-        <w:t xml:space="preserve">จะตอบคำถามที่สำคัญที่สุดที่ยังตอบไม่ได้ คือ </w:t>
-      </w:r>
-      <w:r>
-        <w:rPr>
-          <w:rFonts w:ascii="TH Sarabun New" w:hAnsi="TH Sarabun New" w:cs="TH Sarabun New"/>
-          <w:b/>
-          <w:sz w:val="32"/>
-          <w:szCs w:val="32"/>
-          <w:bCs/>
-        </w:rPr>
-        <w:t>ระบบนี้ทำงานได้เฉพาะกับคลิปนี้หรือไม่</w:t>
-      </w:r>
-    </w:p>
-    <w:p/>
-    <w:p>
-      <w:r>
-        <w:rPr>
-          <w:rFonts w:ascii="TH Sarabun New" w:hAnsi="TH Sarabun New" w:cs="TH Sarabun New"/>
-          <w:b w:val="0"/>
-          <w:sz w:val="32"/>
-          <w:szCs w:val="32"/>
-        </w:rPr>
-        <w:t xml:space="preserve">ข้อดีคือ </w:t>
-      </w:r>
-      <w:r>
-        <w:rPr>
-          <w:rFonts w:ascii="TH Sarabun New" w:hAnsi="TH Sarabun New" w:cs="TH Sarabun New"/>
-          <w:b/>
-          <w:sz w:val="32"/>
-          <w:szCs w:val="32"/>
-          <w:bCs/>
-        </w:rPr>
-        <w:t>ไม่ต้องใช้ GPU ในการเก็บข้อมูล</w:t>
-      </w:r>
-      <w:r>
-        <w:rPr>
-          <w:rFonts w:ascii="TH Sarabun New" w:hAnsi="TH Sarabun New" w:cs="TH Sarabun New"/>
-          <w:b w:val="0"/>
-          <w:sz w:val="32"/>
-          <w:szCs w:val="32"/>
-        </w:rPr>
-        <w:t xml:space="preserve"> และเครื่องมือวัดทั้งหมดพร้อมใช้แล้ว</w:t>
-      </w:r>
-    </w:p>
-    <w:p>
-      <w:r>
-        <w:rPr>
-          <w:rFonts w:ascii="TH Sarabun New" w:hAnsi="TH Sarabun New" w:cs="TH Sarabun New"/>
-          <w:b w:val="0"/>
-          <w:sz w:val="32"/>
-          <w:szCs w:val="32"/>
-        </w:rPr>
-        <w:t>เพียงแค่ทำเฉลยชุดใหม่แล้วรันคำสั่งเดิม</w:t>
-      </w:r>
-    </w:p>
-    <w:p/>
-    <w:p>
-      <w:r>
-        <w:rPr>
-          <w:rFonts w:ascii="TH Sarabun New" w:hAnsi="TH Sarabun New" w:cs="TH Sarabun New"/>
-          <w:b/>
-          <w:sz w:val="34"/>
-          <w:szCs w:val="34"/>
-          <w:bCs/>
-        </w:rPr>
-        <w:t>9.1.2 ให้ผู้ประเมินอิสระตรวจเฉลย</w:t>
-      </w:r>
-    </w:p>
-    <w:p/>
-    <w:p>
-      <w:r>
-        <w:rPr>
-          <w:rFonts w:ascii="TH Sarabun New" w:hAnsi="TH Sarabun New" w:cs="TH Sarabun New"/>
-          <w:b w:val="0"/>
-          <w:sz w:val="32"/>
-          <w:szCs w:val="32"/>
-        </w:rPr>
-        <w:t>เฉลยปัจจุบันตรวจโดยผู้พัฒนาเอง หลังจากเห็นคำตอบของโมเดลแล้ว ซึ่งเป็นเงื่อนไขที่เอื้อให้เกิดอคติ</w:t>
-      </w:r>
-    </w:p>
-    <w:p>
-      <w:r>
-        <w:rPr>
-          <w:rFonts w:ascii="TH Sarabun New" w:hAnsi="TH Sarabun New" w:cs="TH Sarabun New"/>
-          <w:b w:val="0"/>
-          <w:sz w:val="32"/>
-          <w:szCs w:val="32"/>
-        </w:rPr>
-        <w:t>การให้บุคคลที่สามตรวจโดย</w:t>
-      </w:r>
-      <w:r>
-        <w:rPr>
-          <w:rFonts w:ascii="TH Sarabun New" w:hAnsi="TH Sarabun New" w:cs="TH Sarabun New"/>
-          <w:b/>
-          <w:sz w:val="32"/>
-          <w:szCs w:val="32"/>
-          <w:bCs/>
-        </w:rPr>
-        <w:t>ไม่เห็นคำตอบของโมเดลก่อน</w:t>
-      </w:r>
-      <w:r>
-        <w:rPr>
-          <w:rFonts w:ascii="TH Sarabun New" w:hAnsi="TH Sarabun New" w:cs="TH Sarabun New"/>
-          <w:b w:val="0"/>
-          <w:sz w:val="32"/>
-          <w:szCs w:val="32"/>
-        </w:rPr>
-        <w:t xml:space="preserve"> จะทำให้ตัวเลขทั้งหมดน่าเชื่อถือขึ้นทันที</w:t>
-      </w:r>
-    </w:p>
-    <w:p>
-      <w:r>
-        <w:rPr>
-          <w:rFonts w:ascii="TH Sarabun New" w:hAnsi="TH Sarabun New" w:cs="TH Sarabun New"/>
-          <w:b w:val="0"/>
-          <w:sz w:val="32"/>
-          <w:szCs w:val="32"/>
-        </w:rPr>
-        <w:t>โดยไม่ต้องแก้โค้ดแม้แต่บรรทัดเดียว เมื่อพิจารณาว่าเฉลยเคยผิดมาแล้ว 3 รุ่นติดต่อกัน</w:t>
-      </w:r>
-    </w:p>
-    <w:p>
-      <w:r>
-        <w:rPr>
-          <w:rFonts w:ascii="TH Sarabun New" w:hAnsi="TH Sarabun New" w:cs="TH Sarabun New"/>
-          <w:b w:val="0"/>
-          <w:sz w:val="32"/>
-          <w:szCs w:val="32"/>
-        </w:rPr>
-        <w:t>ข้อนี้จึงมีน้ำหนักมากกว่าที่เห็น</w:t>
-      </w:r>
-    </w:p>
-    <w:p/>
-    <w:p>
-      <w:r>
-        <w:rPr>
-          <w:rFonts w:ascii="TH Sarabun New" w:hAnsi="TH Sarabun New" w:cs="TH Sarabun New"/>
-          <w:b/>
-          <w:sz w:val="34"/>
-          <w:szCs w:val="34"/>
-          <w:bCs/>
-        </w:rPr>
-        <w:t>9.1.3 แยกการตรวจ PPE ให้ละเอียดถึงระดับส่วนย่อย</w:t>
-      </w:r>
-    </w:p>
-    <w:p/>
-    <w:p>
-      <w:r>
-        <w:rPr>
-          <w:rFonts w:ascii="TH Sarabun New" w:hAnsi="TH Sarabun New" w:cs="TH Sarabun New"/>
-          <w:b w:val="0"/>
-          <w:sz w:val="32"/>
-          <w:szCs w:val="32"/>
-        </w:rPr>
-        <w:t>ปัญหาถุงมือ 57% มีสาเหตุชัดเจนแล้วว่าโมเดลตอบที่ระดับคน ไม่ใช่ระดับมือ</w:t>
-      </w:r>
-    </w:p>
-    <w:p>
-      <w:r>
-        <w:rPr>
-          <w:rFonts w:ascii="TH Sarabun New" w:hAnsi="TH Sarabun New" w:cs="TH Sarabun New"/>
-          <w:b w:val="0"/>
-          <w:sz w:val="32"/>
-          <w:szCs w:val="32"/>
-        </w:rPr>
-        <w:t>ทางแก้คือใช้แนวทางเดียวกับ ROI grounding ที่พิสูจน์แล้วว่าได้ผล</w:t>
-      </w:r>
-    </w:p>
-    <w:p/>
-    <w:p>
-      <w:pPr>
-        <w:pStyle w:val="ListBullet"/>
-      </w:pPr>
-      <w:r>
-        <w:rPr>
-          <w:rFonts w:ascii="TH Sarabun New" w:hAnsi="TH Sarabun New" w:cs="TH Sarabun New"/>
-          <w:b w:val="0"/>
-          <w:sz w:val="32"/>
-          <w:szCs w:val="32"/>
-        </w:rPr>
-        <w:t>ครอบภาพมือทีละข้าง แล้วถามแยกกันว่า "มือในกรอบนี้สวมถุงมือหรือไม่"</w:t>
-      </w:r>
-    </w:p>
-    <w:p>
-      <w:pPr>
-        <w:pStyle w:val="ListBullet"/>
-      </w:pPr>
-      <w:r>
-        <w:rPr>
-          <w:rFonts w:ascii="TH Sarabun New" w:hAnsi="TH Sarabun New" w:cs="TH Sarabun New"/>
-          <w:b w:val="0"/>
-          <w:sz w:val="32"/>
-          <w:szCs w:val="32"/>
-        </w:rPr>
-        <w:t>กรณีที่มือถูกบัง ให้โมเดลตอบว่า "มองไม่เห็น" ได้ แทนที่จะบังคับให้เดา</w:t>
-      </w:r>
-    </w:p>
-    <w:p>
-      <w:pPr>
-        <w:pStyle w:val="ListBullet"/>
-      </w:pPr>
-      <w:r>
-        <w:rPr>
-          <w:rFonts w:ascii="TH Sarabun New" w:hAnsi="TH Sarabun New" w:cs="TH Sarabun New"/>
-          <w:b w:val="0"/>
-          <w:sz w:val="32"/>
-          <w:szCs w:val="32"/>
-        </w:rPr>
-        <w:t>ต้นทุนต่ำ เพราะการถามภาพครอบเล็กใช้เวลาเพียง 0.27 วินาที ถูกกว่าการบรรยาย 8.4 เท่า</w:t>
-      </w:r>
-    </w:p>
+    <w:tbl>
+      <w:tblPr>
+        <w:tblStyle w:val="TableGrid"/>
+        <w:tblW w:type="auto" w:w="0"/>
+        <w:tblLook w:firstColumn="1" w:firstRow="1" w:lastColumn="0" w:lastRow="0" w:noHBand="0" w:noVBand="1" w:val="04A0"/>
+      </w:tblPr>
+      <w:tblGrid>
+        <w:gridCol w:w="3010"/>
+        <w:gridCol w:w="3010"/>
+        <w:gridCol w:w="3010"/>
+      </w:tblGrid>
+      <w:tr>
+        <w:tc>
+          <w:tcPr>
+            <w:tcW w:type="dxa" w:w="3010"/>
+          </w:tcPr>
+          <w:p>
+            <w:r>
+              <w:rPr>
+                <w:b/>
+              </w:rPr>
+            </w:r>
+            <w:r>
+              <w:rPr>
+                <w:rFonts w:ascii="TH Sarabun New" w:hAnsi="TH Sarabun New" w:cs="TH Sarabun New"/>
+                <w:b/>
+                <w:sz w:val="28"/>
+                <w:szCs w:val="28"/>
+              </w:rPr>
+              <w:t>ลำดับ</w:t>
+            </w:r>
+          </w:p>
+        </w:tc>
+        <w:tc>
+          <w:tcPr>
+            <w:tcW w:type="dxa" w:w="3010"/>
+          </w:tcPr>
+          <w:p>
+            <w:r>
+              <w:rPr>
+                <w:b/>
+              </w:rPr>
+            </w:r>
+            <w:r>
+              <w:rPr>
+                <w:rFonts w:ascii="TH Sarabun New" w:hAnsi="TH Sarabun New" w:cs="TH Sarabun New"/>
+                <w:b/>
+                <w:sz w:val="28"/>
+                <w:szCs w:val="28"/>
+              </w:rPr>
+              <w:t>สิ่งที่ควรทำ</w:t>
+            </w:r>
+          </w:p>
+        </w:tc>
+        <w:tc>
+          <w:tcPr>
+            <w:tcW w:type="dxa" w:w="3010"/>
+          </w:tcPr>
+          <w:p>
+            <w:r>
+              <w:rPr>
+                <w:b/>
+              </w:rPr>
+            </w:r>
+            <w:r>
+              <w:rPr>
+                <w:rFonts w:ascii="TH Sarabun New" w:hAnsi="TH Sarabun New" w:cs="TH Sarabun New"/>
+                <w:b/>
+                <w:sz w:val="28"/>
+                <w:szCs w:val="28"/>
+              </w:rPr>
+              <w:t>ทำไม</w:t>
+            </w:r>
+          </w:p>
+        </w:tc>
+      </w:tr>
+      <w:tr>
+        <w:tc>
+          <w:tcPr>
+            <w:tcW w:type="dxa" w:w="3010"/>
+          </w:tcPr>
+          <w:p>
+            <w:r/>
+            <w:r>
+              <w:rPr>
+                <w:rFonts w:ascii="TH Sarabun New" w:hAnsi="TH Sarabun New" w:cs="TH Sarabun New"/>
+                <w:b/>
+                <w:sz w:val="28"/>
+                <w:szCs w:val="28"/>
+                <w:bCs/>
+              </w:rPr>
+              <w:t>1</w:t>
+            </w:r>
+          </w:p>
+        </w:tc>
+        <w:tc>
+          <w:tcPr>
+            <w:tcW w:type="dxa" w:w="3010"/>
+          </w:tcPr>
+          <w:p>
+            <w:r/>
+            <w:r>
+              <w:rPr>
+                <w:rFonts w:ascii="TH Sarabun New" w:hAnsi="TH Sarabun New" w:cs="TH Sarabun New"/>
+                <w:b/>
+                <w:sz w:val="28"/>
+                <w:szCs w:val="28"/>
+                <w:bCs/>
+              </w:rPr>
+              <w:t>เก็บวิดีโอชุดที่สอง</w:t>
+            </w:r>
+            <w:r>
+              <w:rPr>
+                <w:rFonts w:ascii="TH Sarabun New" w:hAnsi="TH Sarabun New" w:cs="TH Sarabun New"/>
+                <w:b w:val="0"/>
+                <w:sz w:val="28"/>
+                <w:szCs w:val="28"/>
+              </w:rPr>
+              <w:t xml:space="preserve"> ในสภาพที่ต่างออกไป (มุมกล้อง เวลา หรือผู้ปฏิบัติงานคนอื่น)</w:t>
+            </w:r>
+          </w:p>
+        </w:tc>
+        <w:tc>
+          <w:tcPr>
+            <w:tcW w:type="dxa" w:w="3010"/>
+          </w:tcPr>
+          <w:p>
+            <w:r/>
+            <w:r>
+              <w:rPr>
+                <w:rFonts w:ascii="TH Sarabun New" w:hAnsi="TH Sarabun New" w:cs="TH Sarabun New"/>
+                <w:b w:val="0"/>
+                <w:sz w:val="28"/>
+                <w:szCs w:val="28"/>
+              </w:rPr>
+              <w:t xml:space="preserve">ตอบคำถามที่สำคัญที่สุดที่ยังตอบไม่ได้ คือ </w:t>
+            </w:r>
+            <w:r>
+              <w:rPr>
+                <w:rFonts w:ascii="TH Sarabun New" w:hAnsi="TH Sarabun New" w:cs="TH Sarabun New"/>
+                <w:b/>
+                <w:sz w:val="28"/>
+                <w:szCs w:val="28"/>
+                <w:bCs/>
+              </w:rPr>
+              <w:t>ระบบนี้ทำงานได้เฉพาะกับคลิปนี้หรือไม่</w:t>
+            </w:r>
+            <w:r>
+              <w:rPr>
+                <w:rFonts w:ascii="TH Sarabun New" w:hAnsi="TH Sarabun New" w:cs="TH Sarabun New"/>
+                <w:b w:val="0"/>
+                <w:sz w:val="28"/>
+                <w:szCs w:val="28"/>
+              </w:rPr>
+              <w:t xml:space="preserve"> · </w:t>
+            </w:r>
+            <w:r>
+              <w:rPr>
+                <w:rFonts w:ascii="TH Sarabun New" w:hAnsi="TH Sarabun New" w:cs="TH Sarabun New"/>
+                <w:b/>
+                <w:sz w:val="28"/>
+                <w:szCs w:val="28"/>
+                <w:bCs/>
+              </w:rPr>
+              <w:t>ไม่ต้องใช้การ์ดจอ</w:t>
+            </w:r>
+            <w:r>
+              <w:rPr>
+                <w:rFonts w:ascii="TH Sarabun New" w:hAnsi="TH Sarabun New" w:cs="TH Sarabun New"/>
+                <w:b w:val="0"/>
+                <w:sz w:val="28"/>
+                <w:szCs w:val="28"/>
+              </w:rPr>
+              <w:t xml:space="preserve"> และเครื่องมือวัดพร้อมใช้แล้ว</w:t>
+            </w:r>
+          </w:p>
+        </w:tc>
+      </w:tr>
+      <w:tr>
+        <w:tc>
+          <w:tcPr>
+            <w:tcW w:type="dxa" w:w="3010"/>
+          </w:tcPr>
+          <w:p>
+            <w:r/>
+            <w:r>
+              <w:rPr>
+                <w:rFonts w:ascii="TH Sarabun New" w:hAnsi="TH Sarabun New" w:cs="TH Sarabun New"/>
+                <w:b/>
+                <w:sz w:val="28"/>
+                <w:szCs w:val="28"/>
+                <w:bCs/>
+              </w:rPr>
+              <w:t>2</w:t>
+            </w:r>
+          </w:p>
+        </w:tc>
+        <w:tc>
+          <w:tcPr>
+            <w:tcW w:type="dxa" w:w="3010"/>
+          </w:tcPr>
+          <w:p>
+            <w:r/>
+            <w:r>
+              <w:rPr>
+                <w:rFonts w:ascii="TH Sarabun New" w:hAnsi="TH Sarabun New" w:cs="TH Sarabun New"/>
+                <w:b/>
+                <w:sz w:val="28"/>
+                <w:szCs w:val="28"/>
+                <w:bCs/>
+              </w:rPr>
+              <w:t>ให้ผู้ประเมินอิสระตรวจเฉลย</w:t>
+            </w:r>
+            <w:r>
+              <w:rPr>
+                <w:rFonts w:ascii="TH Sarabun New" w:hAnsi="TH Sarabun New" w:cs="TH Sarabun New"/>
+                <w:b w:val="0"/>
+                <w:sz w:val="28"/>
+                <w:szCs w:val="28"/>
+              </w:rPr>
+              <w:t xml:space="preserve"> โดยไม่เห็นคำตอบแบบจำลองก่อน</w:t>
+            </w:r>
+          </w:p>
+        </w:tc>
+        <w:tc>
+          <w:tcPr>
+            <w:tcW w:type="dxa" w:w="3010"/>
+          </w:tcPr>
+          <w:p>
+            <w:r/>
+            <w:r>
+              <w:rPr>
+                <w:rFonts w:ascii="TH Sarabun New" w:hAnsi="TH Sarabun New" w:cs="TH Sarabun New"/>
+                <w:b w:val="0"/>
+                <w:sz w:val="28"/>
+                <w:szCs w:val="28"/>
+              </w:rPr>
+              <w:t>ทำให้ตัวเลขน่าเชื่อถือขึ้นทันทีโดยไม่ต้องแก้โปรแกรมสักบรรทัด — มีน้ำหนักมากเพราะเฉลยเคยผิดมาแล้ว 3 ฉบับติด</w:t>
+            </w:r>
+          </w:p>
+        </w:tc>
+      </w:tr>
+      <w:tr>
+        <w:tc>
+          <w:tcPr>
+            <w:tcW w:type="dxa" w:w="3010"/>
+          </w:tcPr>
+          <w:p>
+            <w:r/>
+            <w:r>
+              <w:rPr>
+                <w:rFonts w:ascii="TH Sarabun New" w:hAnsi="TH Sarabun New" w:cs="TH Sarabun New"/>
+                <w:b/>
+                <w:sz w:val="28"/>
+                <w:szCs w:val="28"/>
+                <w:bCs/>
+              </w:rPr>
+              <w:t>3</w:t>
+            </w:r>
+          </w:p>
+        </w:tc>
+        <w:tc>
+          <w:tcPr>
+            <w:tcW w:type="dxa" w:w="3010"/>
+          </w:tcPr>
+          <w:p>
+            <w:r/>
+            <w:r>
+              <w:rPr>
+                <w:rFonts w:ascii="TH Sarabun New" w:hAnsi="TH Sarabun New" w:cs="TH Sarabun New"/>
+                <w:b/>
+                <w:sz w:val="28"/>
+                <w:szCs w:val="28"/>
+                <w:bCs/>
+              </w:rPr>
+              <w:t>แยกถามทีละมือ</w:t>
+            </w:r>
+            <w:r>
+              <w:rPr>
+                <w:rFonts w:ascii="TH Sarabun New" w:hAnsi="TH Sarabun New" w:cs="TH Sarabun New"/>
+                <w:b w:val="0"/>
+                <w:sz w:val="28"/>
+                <w:szCs w:val="28"/>
+              </w:rPr>
+              <w:t xml:space="preserve"> — ครอบภาพมือทีละข้าง และให้ตอบว่า "มองไม่เห็น" ได้ แทนที่จะบังคับให้เดา</w:t>
+            </w:r>
+          </w:p>
+        </w:tc>
+        <w:tc>
+          <w:tcPr>
+            <w:tcW w:type="dxa" w:w="3010"/>
+          </w:tcPr>
+          <w:p>
+            <w:r/>
+            <w:r>
+              <w:rPr>
+                <w:rFonts w:ascii="TH Sarabun New" w:hAnsi="TH Sarabun New" w:cs="TH Sarabun New"/>
+                <w:b w:val="0"/>
+                <w:sz w:val="28"/>
+                <w:szCs w:val="28"/>
+              </w:rPr>
+              <w:t>แก้ปัญหาถุงมือ 57% ที่รู้สาเหตุแล้ว · ต้นทุนต่ำ เพราะถามภาพครอบเล็กใช้เวลาแค่ 0.27 วินาที</w:t>
+            </w:r>
+          </w:p>
+        </w:tc>
+      </w:tr>
+      <w:tr>
+        <w:tc>
+          <w:tcPr>
+            <w:tcW w:type="dxa" w:w="3010"/>
+          </w:tcPr>
+          <w:p>
+            <w:r/>
+            <w:r>
+              <w:rPr>
+                <w:rFonts w:ascii="TH Sarabun New" w:hAnsi="TH Sarabun New" w:cs="TH Sarabun New"/>
+                <w:b/>
+                <w:sz w:val="28"/>
+                <w:szCs w:val="28"/>
+                <w:bCs/>
+              </w:rPr>
+              <w:t>4</w:t>
+            </w:r>
+          </w:p>
+        </w:tc>
+        <w:tc>
+          <w:tcPr>
+            <w:tcW w:type="dxa" w:w="3010"/>
+          </w:tcPr>
+          <w:p>
+            <w:r/>
+            <w:r>
+              <w:rPr>
+                <w:rFonts w:ascii="TH Sarabun New" w:hAnsi="TH Sarabun New" w:cs="TH Sarabun New"/>
+                <w:b/>
+                <w:sz w:val="28"/>
+                <w:szCs w:val="28"/>
+                <w:bCs/>
+              </w:rPr>
+              <w:t>แยกให้ได้ว่าหยิบออกหรือวางลง</w:t>
+            </w:r>
+            <w:r>
+              <w:rPr>
+                <w:rFonts w:ascii="TH Sarabun New" w:hAnsi="TH Sarabun New" w:cs="TH Sarabun New"/>
+                <w:b w:val="0"/>
+                <w:sz w:val="28"/>
+                <w:szCs w:val="28"/>
+              </w:rPr>
+              <w:t xml:space="preserve"> โดยเทียบจำนวนของในลังก่อน/หลังมือเข้าไป</w:t>
+            </w:r>
+          </w:p>
+        </w:tc>
+        <w:tc>
+          <w:tcPr>
+            <w:tcW w:type="dxa" w:w="3010"/>
+          </w:tcPr>
+          <w:p>
+            <w:r/>
+            <w:r>
+              <w:rPr>
+                <w:rFonts w:ascii="TH Sarabun New" w:hAnsi="TH Sarabun New" w:cs="TH Sarabun New"/>
+                <w:b w:val="0"/>
+                <w:sz w:val="28"/>
+                <w:szCs w:val="28"/>
+              </w:rPr>
+              <w:t>ทำให้ตรวจสอบขั้นตอนการทำงานได้ครบ · ต้องออกแบบให้สัญญาณมากกว่าสัญญาณรบกวน ซึ่งวิธีนับพิกเซลที่เคยลองไม่ผ่านเกณฑ์นี้</w:t>
+            </w:r>
+          </w:p>
+        </w:tc>
+      </w:tr>
+    </w:tbl>
     <w:p/>
     <w:p>
       <w:pPr>
@@ -10580,63 +9819,6 @@
         <w:rPr>
           <w:rFonts w:ascii="TH Sarabun New" w:hAnsi="TH Sarabun New" w:cs="TH Sarabun New"/>
           <w:b/>
-          <w:sz w:val="34"/>
-          <w:szCs w:val="34"/>
-          <w:bCs/>
-        </w:rPr>
-        <w:t>9.1.4 แยกให้ได้ว่าหยิบออกหรือวางลง</w:t>
-      </w:r>
-    </w:p>
-    <w:p/>
-    <w:p>
-      <w:r>
-        <w:rPr>
-          <w:rFonts w:ascii="TH Sarabun New" w:hAnsi="TH Sarabun New" w:cs="TH Sarabun New"/>
-          <w:b w:val="0"/>
-          <w:sz w:val="32"/>
-          <w:szCs w:val="32"/>
-        </w:rPr>
-        <w:t>ปัจจุบันระบบรู้เพียงว่า "มีมือเข้าไปยุ่งกับลัง" ซึ่งทำให้ตรวจสอบขั้นตอนการทำงานได้ไม่ครบ</w:t>
-      </w:r>
-    </w:p>
-    <w:p>
-      <w:r>
-        <w:rPr>
-          <w:rFonts w:ascii="TH Sarabun New" w:hAnsi="TH Sarabun New" w:cs="TH Sarabun New"/>
-          <w:b w:val="0"/>
-          <w:sz w:val="32"/>
-          <w:szCs w:val="32"/>
-        </w:rPr>
-        <w:t>แนวทางที่ควรลองคือเทียบจำนวนของในลังก่อนและหลังมือเข้าไป โดยต้องออกแบบให้</w:t>
-      </w:r>
-    </w:p>
-    <w:p>
-      <w:r>
-        <w:rPr>
-          <w:rFonts w:ascii="TH Sarabun New" w:hAnsi="TH Sarabun New" w:cs="TH Sarabun New"/>
-          <w:b/>
-          <w:sz w:val="32"/>
-          <w:szCs w:val="32"/>
-          <w:bCs/>
-        </w:rPr>
-        <w:t>สัญญาณมากกว่าสัญญาณรบกวน</w:t>
-      </w:r>
-      <w:r>
-        <w:rPr>
-          <w:rFonts w:ascii="TH Sarabun New" w:hAnsi="TH Sarabun New" w:cs="TH Sarabun New"/>
-          <w:b w:val="0"/>
-          <w:sz w:val="32"/>
-          <w:szCs w:val="32"/>
-        </w:rPr>
-        <w:t xml:space="preserve"> ซึ่งวิธีนับพิกเซลที่เคยลองแล้วไม่ผ่านเกณฑ์นี้</w:t>
-      </w:r>
-    </w:p>
-    <w:p/>
-    <w:p>
-      <w:r>
-        <w:rPr>
-          <w:rFonts w:ascii="TH Sarabun New" w:hAnsi="TH Sarabun New" w:cs="TH Sarabun New"/>
-          <w:b/>
           <w:sz w:val="36"/>
           <w:szCs w:val="36"/>
           <w:bCs/>
@@ -10645,245 +9827,191 @@
       </w:r>
     </w:p>
     <w:p/>
-    <w:p>
-      <w:r>
-        <w:rPr>
-          <w:rFonts w:ascii="TH Sarabun New" w:hAnsi="TH Sarabun New" w:cs="TH Sarabun New"/>
-          <w:b/>
-          <w:sz w:val="34"/>
-          <w:szCs w:val="34"/>
-          <w:bCs/>
-        </w:rPr>
-        <w:t>9.2.1 รับสัญญาณจากกล้องจริง</w:t>
-      </w:r>
-    </w:p>
-    <w:p/>
-    <w:p>
-      <w:r>
-        <w:rPr>
-          <w:rFonts w:ascii="TH Sarabun New" w:hAnsi="TH Sarabun New" w:cs="TH Sarabun New"/>
-          <w:b w:val="0"/>
-          <w:sz w:val="32"/>
-          <w:szCs w:val="32"/>
-        </w:rPr>
-        <w:t>ปัจจุบันอ่านจากไฟล์วิดีโอเท่านั้น การใช้งานจริงต้องรับสัญญาณ RTSP จากกล้องวงจรปิดโดยตรง</w:t>
-      </w:r>
-    </w:p>
-    <w:p>
-      <w:r>
-        <w:rPr>
-          <w:rFonts w:ascii="TH Sarabun New" w:hAnsi="TH Sarabun New" w:cs="TH Sarabun New"/>
-          <w:b w:val="0"/>
-          <w:sz w:val="32"/>
-          <w:szCs w:val="32"/>
-        </w:rPr>
-        <w:t>ประเด็นที่ต้องจัดการคือการจัดการเมื่อสัญญาณขาดหาย การทำงานต่อเนื่องหลายชั่วโมง</w:t>
-      </w:r>
-    </w:p>
-    <w:p>
-      <w:r>
-        <w:rPr>
-          <w:rFonts w:ascii="TH Sarabun New" w:hAnsi="TH Sarabun New" w:cs="TH Sarabun New"/>
-          <w:b w:val="0"/>
-          <w:sz w:val="32"/>
-          <w:szCs w:val="32"/>
-        </w:rPr>
-        <w:t>โดยหน่วยความจำไม่รั่ว และการกำหนดว่าจะทิ้งเฟรมอย่างไรเมื่อประมวลผลไม่ทัน</w:t>
-      </w:r>
-    </w:p>
-    <w:p/>
-    <w:p>
-      <w:r>
-        <w:rPr>
-          <w:rFonts w:ascii="TH Sarabun New" w:hAnsi="TH Sarabun New" w:cs="TH Sarabun New"/>
-          <w:b w:val="0"/>
-          <w:sz w:val="32"/>
-          <w:szCs w:val="32"/>
-        </w:rPr>
-        <w:t>เนื่องจากระบบทำงานได้ที่ 0.86 เท่าของความเร็ววิดีโอบนการ์ด 2 ใบ</w:t>
-      </w:r>
-    </w:p>
-    <w:p>
-      <w:r>
-        <w:rPr>
-          <w:rFonts w:ascii="TH Sarabun New" w:hAnsi="TH Sarabun New" w:cs="TH Sarabun New"/>
-          <w:b w:val="0"/>
-          <w:sz w:val="32"/>
-          <w:szCs w:val="32"/>
-        </w:rPr>
-        <w:t>การใช้งานจริงแบบตามเวลาจริงจึงต้องเลือกอย่างใดอย่างหนึ่งระหว่างเพิ่มการ์ด</w:t>
-      </w:r>
-    </w:p>
-    <w:p>
-      <w:r>
-        <w:rPr>
-          <w:rFonts w:ascii="TH Sarabun New" w:hAnsi="TH Sarabun New" w:cs="TH Sarabun New"/>
-          <w:b w:val="0"/>
-          <w:sz w:val="32"/>
-          <w:szCs w:val="32"/>
-        </w:rPr>
-        <w:t>ลดอัตราเฟรมที่ประมวลผล หรือยอมรับความหน่วง</w:t>
-      </w:r>
-    </w:p>
-    <w:p/>
-    <w:p>
-      <w:r>
-        <w:rPr>
-          <w:rFonts w:ascii="TH Sarabun New" w:hAnsi="TH Sarabun New" w:cs="TH Sarabun New"/>
-          <w:b/>
-          <w:sz w:val="34"/>
-          <w:szCs w:val="34"/>
-          <w:bCs/>
-        </w:rPr>
-        <w:t>9.2.2 ขยายไปหลายกล้อง</w:t>
-      </w:r>
-    </w:p>
-    <w:p/>
-    <w:p>
-      <w:r>
-        <w:rPr>
-          <w:rFonts w:ascii="TH Sarabun New" w:hAnsi="TH Sarabun New" w:cs="TH Sarabun New"/>
-          <w:b w:val="0"/>
-          <w:sz w:val="32"/>
-          <w:szCs w:val="32"/>
-        </w:rPr>
-        <w:t>โครงสร้าง data-parallel ที่ใช้อยู่ขยายได้ตรงไปตรงมา เพราะการ์ดแต่ละใบมีสำเนาโมเดลครบทั้งตัว</w:t>
-      </w:r>
-    </w:p>
-    <w:p>
-      <w:r>
-        <w:rPr>
-          <w:rFonts w:ascii="TH Sarabun New" w:hAnsi="TH Sarabun New" w:cs="TH Sarabun New"/>
-          <w:b w:val="0"/>
-          <w:sz w:val="32"/>
-          <w:szCs w:val="32"/>
-        </w:rPr>
-        <w:t>และไม่ต้องสื่อสารข้ามการ์ด ซึ่งพิสูจน์แล้วจากผลการเร่งความเร็ว 1.82 เท่าเมื่อเพิ่มการ์ดใบที่สอง</w:t>
-      </w:r>
-    </w:p>
-    <w:p>
-      <w:r>
-        <w:rPr>
-          <w:rFonts w:ascii="TH Sarabun New" w:hAnsi="TH Sarabun New" w:cs="TH Sarabun New"/>
-          <w:b w:val="0"/>
-          <w:sz w:val="32"/>
-          <w:szCs w:val="32"/>
-        </w:rPr>
-        <w:t>การเพิ่มกล้องจึงเป็นการเพิ่มคิวงาน ไม่ใช่การออกแบบใหม่</w:t>
-      </w:r>
-    </w:p>
-    <w:p/>
-    <w:p>
-      <w:r>
-        <w:rPr>
-          <w:rFonts w:ascii="TH Sarabun New" w:hAnsi="TH Sarabun New" w:cs="TH Sarabun New"/>
-          <w:b w:val="0"/>
-          <w:sz w:val="32"/>
-          <w:szCs w:val="32"/>
-        </w:rPr>
-        <w:t xml:space="preserve">อย่างไรก็ตาม </w:t>
-      </w:r>
-      <w:r>
-        <w:rPr>
-          <w:rFonts w:ascii="TH Sarabun New" w:hAnsi="TH Sarabun New" w:cs="TH Sarabun New"/>
-          <w:b/>
-          <w:sz w:val="32"/>
-          <w:szCs w:val="32"/>
-          <w:bCs/>
-        </w:rPr>
-        <w:t>ต้นทุนต่อกล้องยังสูงเกินกว่าจะขยายไปทั้งโรงงานได้</w:t>
-      </w:r>
-      <w:r>
-        <w:rPr>
-          <w:rFonts w:ascii="TH Sarabun New" w:hAnsi="TH Sarabun New" w:cs="TH Sarabun New"/>
-          <w:b w:val="0"/>
-          <w:sz w:val="32"/>
-          <w:szCs w:val="32"/>
-        </w:rPr>
-        <w:t xml:space="preserve"> แนวทางที่ควรพิจารณาคือ</w:t>
-      </w:r>
-    </w:p>
-    <w:p>
-      <w:r>
-        <w:rPr>
-          <w:rFonts w:ascii="TH Sarabun New" w:hAnsi="TH Sarabun New" w:cs="TH Sarabun New"/>
-          <w:b w:val="0"/>
-          <w:sz w:val="32"/>
-          <w:szCs w:val="32"/>
-        </w:rPr>
-        <w:t>ประมวลผลเฉพาะช่วงที่ตรวจพบความเคลื่อนไหว หรือใช้แบบจำลองขนาดเล็กคัดกรองก่อน</w:t>
-      </w:r>
-    </w:p>
-    <w:p>
-      <w:r>
-        <w:rPr>
-          <w:rFonts w:ascii="TH Sarabun New" w:hAnsi="TH Sarabun New" w:cs="TH Sarabun New"/>
-          <w:b w:val="0"/>
-          <w:sz w:val="32"/>
-          <w:szCs w:val="32"/>
-        </w:rPr>
-        <w:t>แล้วส่งเฉพาะช่วงที่น่าสงสัยให้ VLM วิเคราะห์ต่อ</w:t>
-      </w:r>
-    </w:p>
-    <w:p/>
-    <w:p>
-      <w:r>
-        <w:rPr>
-          <w:rFonts w:ascii="TH Sarabun New" w:hAnsi="TH Sarabun New" w:cs="TH Sarabun New"/>
-          <w:b/>
-          <w:sz w:val="34"/>
-          <w:szCs w:val="34"/>
-          <w:bCs/>
-        </w:rPr>
-        <w:t>9.2.3 ปรับกฎความปลอดภัยตามแต่ละโรงงาน</w:t>
-      </w:r>
-    </w:p>
-    <w:p/>
-    <w:p>
-      <w:r>
-        <w:rPr>
-          <w:rFonts w:ascii="TH Sarabun New" w:hAnsi="TH Sarabun New" w:cs="TH Sarabun New"/>
-          <w:b w:val="0"/>
-          <w:sz w:val="32"/>
-          <w:szCs w:val="32"/>
-        </w:rPr>
-        <w:t>ข้อได้เปรียบหลักของแนวทาง VLM คือการเพิ่มกฎใหม่ทำได้ด้วยการแก้คำสั่ง ไม่ต้องเทรนใหม่</w:t>
-      </w:r>
-    </w:p>
-    <w:p>
-      <w:r>
-        <w:rPr>
-          <w:rFonts w:ascii="TH Sarabun New" w:hAnsi="TH Sarabun New" w:cs="TH Sarabun New"/>
-          <w:b w:val="0"/>
-          <w:sz w:val="32"/>
-          <w:szCs w:val="32"/>
-        </w:rPr>
-        <w:t>เช่น หากโรงงานเพิ่มข้อกำหนดเรื่องแว่นนิรภัย ก็เพิ่มบรรทัดในคำสั่งแล้วใช้ได้ทันที</w:t>
-      </w:r>
-    </w:p>
-    <w:p>
-      <w:r>
-        <w:rPr>
-          <w:rFonts w:ascii="TH Sarabun New" w:hAnsi="TH Sarabun New" w:cs="TH Sarabun New"/>
-          <w:b w:val="0"/>
-          <w:sz w:val="32"/>
-          <w:szCs w:val="32"/>
-        </w:rPr>
-        <w:t>ซึ่งต่างจาก object detection ที่ต้องเก็บภาพ ติดป้ายกำกับ และเทรนใหม่ทั้งรอบ</w:t>
-      </w:r>
-    </w:p>
-    <w:p/>
-    <w:p>
-      <w:r>
-        <w:rPr>
-          <w:rFonts w:ascii="TH Sarabun New" w:hAnsi="TH Sarabun New" w:cs="TH Sarabun New"/>
-          <w:b w:val="0"/>
-          <w:sz w:val="32"/>
-          <w:szCs w:val="32"/>
-        </w:rPr>
-        <w:t>ควรพัฒนาต่อให้เจ้าหน้าที่ความปลอดภัยแก้กฎเองได้ผ่านหน้าจอ โดยไม่ต้องแก้โค้ด</w:t>
-      </w:r>
-    </w:p>
+    <w:tbl>
+      <w:tblPr>
+        <w:tblStyle w:val="TableGrid"/>
+        <w:tblW w:type="auto" w:w="0"/>
+        <w:tblLook w:firstColumn="1" w:firstRow="1" w:lastColumn="0" w:lastRow="0" w:noHBand="0" w:noVBand="1" w:val="04A0"/>
+      </w:tblPr>
+      <w:tblGrid>
+        <w:gridCol w:w="4514"/>
+        <w:gridCol w:w="4514"/>
+      </w:tblGrid>
+      <w:tr>
+        <w:tc>
+          <w:tcPr>
+            <w:tcW w:type="dxa" w:w="4514"/>
+          </w:tcPr>
+          <w:p>
+            <w:r>
+              <w:rPr>
+                <w:b/>
+              </w:rPr>
+            </w:r>
+            <w:r>
+              <w:rPr>
+                <w:rFonts w:ascii="TH Sarabun New" w:hAnsi="TH Sarabun New" w:cs="TH Sarabun New"/>
+                <w:b/>
+                <w:sz w:val="28"/>
+                <w:szCs w:val="28"/>
+              </w:rPr>
+              <w:t>เรื่อง</w:t>
+            </w:r>
+          </w:p>
+        </w:tc>
+        <w:tc>
+          <w:tcPr>
+            <w:tcW w:type="dxa" w:w="4514"/>
+          </w:tcPr>
+          <w:p>
+            <w:r>
+              <w:rPr>
+                <w:b/>
+              </w:rPr>
+            </w:r>
+            <w:r>
+              <w:rPr>
+                <w:rFonts w:ascii="TH Sarabun New" w:hAnsi="TH Sarabun New" w:cs="TH Sarabun New"/>
+                <w:b/>
+                <w:sz w:val="28"/>
+                <w:szCs w:val="28"/>
+              </w:rPr>
+              <w:t>สิ่งที่ต้องทำ และข้อพิจารณา</w:t>
+            </w:r>
+          </w:p>
+        </w:tc>
+      </w:tr>
+      <w:tr>
+        <w:tc>
+          <w:tcPr>
+            <w:tcW w:type="dxa" w:w="4514"/>
+          </w:tcPr>
+          <w:p>
+            <w:r/>
+            <w:r>
+              <w:rPr>
+                <w:rFonts w:ascii="TH Sarabun New" w:hAnsi="TH Sarabun New" w:cs="TH Sarabun New"/>
+                <w:b/>
+                <w:sz w:val="28"/>
+                <w:szCs w:val="28"/>
+                <w:bCs/>
+              </w:rPr>
+              <w:t>รับสัญญาณจากกล้องจริง</w:t>
+            </w:r>
+          </w:p>
+        </w:tc>
+        <w:tc>
+          <w:tcPr>
+            <w:tcW w:type="dxa" w:w="4514"/>
+          </w:tcPr>
+          <w:p>
+            <w:r/>
+            <w:r>
+              <w:rPr>
+                <w:rFonts w:ascii="TH Sarabun New" w:hAnsi="TH Sarabun New" w:cs="TH Sarabun New"/>
+                <w:b w:val="0"/>
+                <w:sz w:val="28"/>
+                <w:szCs w:val="28"/>
+              </w:rPr>
+              <w:t>ต้องรับสัญญาณสด (มาตรฐาน RTSP) จัดการเมื่อสัญญาณขาด ทำงานต่อเนื่องหลายชั่วโมงโดยหน่วยความจำไม่รั่ว และกำหนดว่าจะทิ้งเฟรมอย่างไรเมื่อประมวลผลไม่ทัน · ที่ 0.86× ต้องเลือกระหว่างเพิ่มการ์ด ลดอัตราเฟรม หรือยอมรับความหน่วง</w:t>
+            </w:r>
+          </w:p>
+        </w:tc>
+      </w:tr>
+      <w:tr>
+        <w:tc>
+          <w:tcPr>
+            <w:tcW w:type="dxa" w:w="4514"/>
+          </w:tcPr>
+          <w:p>
+            <w:r/>
+            <w:r>
+              <w:rPr>
+                <w:rFonts w:ascii="TH Sarabun New" w:hAnsi="TH Sarabun New" w:cs="TH Sarabun New"/>
+                <w:b/>
+                <w:sz w:val="28"/>
+                <w:szCs w:val="28"/>
+                <w:bCs/>
+              </w:rPr>
+              <w:t>ขยายไปหลายกล้อง</w:t>
+            </w:r>
+          </w:p>
+        </w:tc>
+        <w:tc>
+          <w:tcPr>
+            <w:tcW w:type="dxa" w:w="4514"/>
+          </w:tcPr>
+          <w:p>
+            <w:r/>
+            <w:r>
+              <w:rPr>
+                <w:rFonts w:ascii="TH Sarabun New" w:hAnsi="TH Sarabun New" w:cs="TH Sarabun New"/>
+                <w:b w:val="0"/>
+                <w:sz w:val="28"/>
+                <w:szCs w:val="28"/>
+              </w:rPr>
+              <w:t xml:space="preserve">โครงสร้างขยายได้ตรงไปตรงมา (พิสูจน์จากการเร่ง 1.82 เท่าเมื่อเพิ่มการ์ดใบที่สอง) เพิ่มกล้อง = เพิ่มคิวงาน ไม่ใช่ออกแบบใหม่ · แต่ </w:t>
+            </w:r>
+            <w:r>
+              <w:rPr>
+                <w:rFonts w:ascii="TH Sarabun New" w:hAnsi="TH Sarabun New" w:cs="TH Sarabun New"/>
+                <w:b/>
+                <w:sz w:val="28"/>
+                <w:szCs w:val="28"/>
+                <w:bCs/>
+              </w:rPr>
+              <w:t>ต้นทุนต่อกล้องยังสูงเกินขยายทั้งโรงงาน</w:t>
+            </w:r>
+            <w:r>
+              <w:rPr>
+                <w:rFonts w:ascii="TH Sarabun New" w:hAnsi="TH Sarabun New" w:cs="TH Sarabun New"/>
+                <w:b w:val="0"/>
+                <w:sz w:val="28"/>
+                <w:szCs w:val="28"/>
+              </w:rPr>
+              <w:t xml:space="preserve"> ควรประมวลผลเฉพาะช่วงที่มีความเคลื่อนไหว หรือใช้แบบจำลองเล็กคัดกรองก่อน</w:t>
+            </w:r>
+          </w:p>
+        </w:tc>
+      </w:tr>
+      <w:tr>
+        <w:tc>
+          <w:tcPr>
+            <w:tcW w:type="dxa" w:w="4514"/>
+          </w:tcPr>
+          <w:p>
+            <w:r/>
+            <w:r>
+              <w:rPr>
+                <w:rFonts w:ascii="TH Sarabun New" w:hAnsi="TH Sarabun New" w:cs="TH Sarabun New"/>
+                <w:b/>
+                <w:sz w:val="28"/>
+                <w:szCs w:val="28"/>
+                <w:bCs/>
+              </w:rPr>
+              <w:t>ปรับกฎตามแต่ละโรงงาน</w:t>
+            </w:r>
+          </w:p>
+        </w:tc>
+        <w:tc>
+          <w:tcPr>
+            <w:tcW w:type="dxa" w:w="4514"/>
+          </w:tcPr>
+          <w:p>
+            <w:r/>
+            <w:r>
+              <w:rPr>
+                <w:rFonts w:ascii="TH Sarabun New" w:hAnsi="TH Sarabun New" w:cs="TH Sarabun New"/>
+                <w:b w:val="0"/>
+                <w:sz w:val="28"/>
+                <w:szCs w:val="28"/>
+              </w:rPr>
+              <w:t>เพิ่มกฎใหม่ทำได้ด้วยการแก้คำสั่ง ไม่ต้องเทรนใหม่ (เช่น เพิ่มกฎแว่นนิรภัยก็เพิ่มหนึ่งบรรทัด) ต่างจากระบบตรวจจับที่ต้องเก็บภาพ ติดป้าย และเทรนใหม่ทั้งรอบ · ควรพัฒนาให้เจ้าหน้าที่แก้กฎเองได้ผ่านหน้าจอ</w:t>
+            </w:r>
+          </w:p>
+        </w:tc>
+      </w:tr>
+    </w:tbl>
     <w:p/>
     <w:p>
       <w:r>
@@ -10898,288 +10026,323 @@
       </w:r>
     </w:p>
     <w:p/>
+    <w:tbl>
+      <w:tblPr>
+        <w:tblStyle w:val="TableGrid"/>
+        <w:tblW w:type="auto" w:w="0"/>
+        <w:tblLook w:firstColumn="1" w:firstRow="1" w:lastColumn="0" w:lastRow="0" w:noHBand="0" w:noVBand="1" w:val="04A0"/>
+      </w:tblPr>
+      <w:tblGrid>
+        <w:gridCol w:w="4514"/>
+        <w:gridCol w:w="4514"/>
+      </w:tblGrid>
+      <w:tr>
+        <w:tc>
+          <w:tcPr>
+            <w:tcW w:type="dxa" w:w="4514"/>
+          </w:tcPr>
+          <w:p>
+            <w:r>
+              <w:rPr>
+                <w:b/>
+              </w:rPr>
+            </w:r>
+            <w:r>
+              <w:rPr>
+                <w:rFonts w:ascii="TH Sarabun New" w:hAnsi="TH Sarabun New" w:cs="TH Sarabun New"/>
+                <w:b/>
+                <w:sz w:val="28"/>
+                <w:szCs w:val="28"/>
+              </w:rPr>
+              <w:t>แนวทาง</w:t>
+            </w:r>
+          </w:p>
+        </w:tc>
+        <w:tc>
+          <w:tcPr>
+            <w:tcW w:type="dxa" w:w="4514"/>
+          </w:tcPr>
+          <w:p>
+            <w:r>
+              <w:rPr>
+                <w:b/>
+              </w:rPr>
+            </w:r>
+            <w:r>
+              <w:rPr>
+                <w:rFonts w:ascii="TH Sarabun New" w:hAnsi="TH Sarabun New" w:cs="TH Sarabun New"/>
+                <w:b/>
+                <w:sz w:val="28"/>
+                <w:szCs w:val="28"/>
+              </w:rPr>
+              <w:t>รายละเอียด</w:t>
+            </w:r>
+          </w:p>
+        </w:tc>
+      </w:tr>
+      <w:tr>
+        <w:tc>
+          <w:tcPr>
+            <w:tcW w:type="dxa" w:w="4514"/>
+          </w:tcPr>
+          <w:p>
+            <w:r/>
+            <w:r>
+              <w:rPr>
+                <w:rFonts w:ascii="TH Sarabun New" w:hAnsi="TH Sarabun New" w:cs="TH Sarabun New"/>
+                <w:b/>
+                <w:sz w:val="28"/>
+                <w:szCs w:val="28"/>
+                <w:bCs/>
+              </w:rPr>
+              <w:t>ต่อกับระบบกล้องที่โรงงานมีอยู่แล้ว</w:t>
+            </w:r>
+          </w:p>
+        </w:tc>
+        <w:tc>
+          <w:tcPr>
+            <w:tcW w:type="dxa" w:w="4514"/>
+          </w:tcPr>
+          <w:p>
+            <w:r/>
+            <w:r>
+              <w:rPr>
+                <w:rFonts w:ascii="TH Sarabun New" w:hAnsi="TH Sarabun New" w:cs="TH Sarabun New"/>
+                <w:b w:val="0"/>
+                <w:sz w:val="28"/>
+                <w:szCs w:val="28"/>
+              </w:rPr>
+              <w:t xml:space="preserve">ระบบรับภาพเข้า ส่งผลออกเป็นไฟล์ข้อมูลมาตรฐาน จึงวางเป็นชั้นเสริมบนระบบกล้องเดิมได้ </w:t>
+            </w:r>
+            <w:r>
+              <w:rPr>
+                <w:rFonts w:ascii="TH Sarabun New" w:hAnsi="TH Sarabun New" w:cs="TH Sarabun New"/>
+                <w:b/>
+                <w:sz w:val="28"/>
+                <w:szCs w:val="28"/>
+                <w:bCs/>
+              </w:rPr>
+              <w:t>โดยไม่ต้องเปลี่ยนกล้องหรือระบบบันทึก</w:t>
+            </w:r>
+            <w:r>
+              <w:rPr>
+                <w:rFonts w:ascii="TH Sarabun New" w:hAnsi="TH Sarabun New" w:cs="TH Sarabun New"/>
+                <w:b w:val="0"/>
+                <w:sz w:val="28"/>
+                <w:szCs w:val="28"/>
+              </w:rPr>
+              <w:t xml:space="preserve"> ซึ่งสำคัญเพราะโรงงานส่วนใหญ่มีกล้องอยู่แล้วและไม่ยอมเปลี่ยนโครงสร้างพื้นฐาน</w:t>
+            </w:r>
+          </w:p>
+        </w:tc>
+      </w:tr>
+      <w:tr>
+        <w:tc>
+          <w:tcPr>
+            <w:tcW w:type="dxa" w:w="4514"/>
+          </w:tcPr>
+          <w:p>
+            <w:r/>
+            <w:r>
+              <w:rPr>
+                <w:rFonts w:ascii="TH Sarabun New" w:hAnsi="TH Sarabun New" w:cs="TH Sarabun New"/>
+                <w:b/>
+                <w:sz w:val="28"/>
+                <w:szCs w:val="28"/>
+                <w:bCs/>
+              </w:rPr>
+              <w:t>ส่งต่อให้ระบบแจ้งเตือนและรายงาน</w:t>
+            </w:r>
+          </w:p>
+        </w:tc>
+        <w:tc>
+          <w:tcPr>
+            <w:tcW w:type="dxa" w:w="4514"/>
+          </w:tcPr>
+          <w:p>
+            <w:r/>
+            <w:r>
+              <w:rPr>
+                <w:rFonts w:ascii="TH Sarabun New" w:hAnsi="TH Sarabun New" w:cs="TH Sarabun New"/>
+                <w:b w:val="0"/>
+                <w:sz w:val="28"/>
+                <w:szCs w:val="28"/>
+              </w:rPr>
+              <w:t>ผลลัพธ์มีเวลา ระดับความรุนแรง กฎที่เกี่ยวข้อง และภาพหลักฐาน ส่งต่อได้ทันที เช่น แจ้งเข้าแอปสื่อสารเมื่อพบเหตุวิกฤต หรือสรุปรายเดือนว่าสถานีใดละเมิดบ่อยสุด</w:t>
+            </w:r>
+          </w:p>
+        </w:tc>
+      </w:tr>
+      <w:tr>
+        <w:tc>
+          <w:tcPr>
+            <w:tcW w:type="dxa" w:w="4514"/>
+          </w:tcPr>
+          <w:p>
+            <w:r/>
+            <w:r>
+              <w:rPr>
+                <w:rFonts w:ascii="TH Sarabun New" w:hAnsi="TH Sarabun New" w:cs="TH Sarabun New"/>
+                <w:b/>
+                <w:sz w:val="28"/>
+                <w:szCs w:val="28"/>
+                <w:bCs/>
+              </w:rPr>
+              <w:t>ใช้คำบรรยายเป็นดัชนีค้นหาย้อนหลัง</w:t>
+            </w:r>
+          </w:p>
+        </w:tc>
+        <w:tc>
+          <w:tcPr>
+            <w:tcW w:type="dxa" w:w="4514"/>
+          </w:tcPr>
+          <w:p>
+            <w:r/>
+            <w:r>
+              <w:rPr>
+                <w:rFonts w:ascii="TH Sarabun New" w:hAnsi="TH Sarabun New" w:cs="TH Sarabun New"/>
+                <w:b w:val="0"/>
+                <w:sz w:val="28"/>
+                <w:szCs w:val="28"/>
+              </w:rPr>
+              <w:t xml:space="preserve">คำบรรยายรายวินาที 220 จุดใช้ค้นเหตุการณ์ด้วยภาษาคนได้ เช่น "ช่วงไหนมีคนเข้ามาโดยไม่สวมหมวก" โดยไม่ต้องเปิดดูทั้งม้วน — </w:t>
+            </w:r>
+            <w:r>
+              <w:rPr>
+                <w:rFonts w:ascii="TH Sarabun New" w:hAnsi="TH Sarabun New" w:cs="TH Sarabun New"/>
+                <w:b/>
+                <w:sz w:val="28"/>
+                <w:szCs w:val="28"/>
+                <w:bCs/>
+              </w:rPr>
+              <w:t>เป็นความสามารถที่ระบบกล้องทั่วไปทำไม่ได้</w:t>
+            </w:r>
+          </w:p>
+        </w:tc>
+      </w:tr>
+      <w:tr>
+        <w:tc>
+          <w:tcPr>
+            <w:tcW w:type="dxa" w:w="4514"/>
+          </w:tcPr>
+          <w:p>
+            <w:r/>
+            <w:r>
+              <w:rPr>
+                <w:rFonts w:ascii="TH Sarabun New" w:hAnsi="TH Sarabun New" w:cs="TH Sarabun New"/>
+                <w:b/>
+                <w:sz w:val="28"/>
+                <w:szCs w:val="28"/>
+                <w:bCs/>
+              </w:rPr>
+              <w:t>ขยายไปโดเมนอื่น</w:t>
+            </w:r>
+          </w:p>
+        </w:tc>
+        <w:tc>
+          <w:tcPr>
+            <w:tcW w:type="dxa" w:w="4514"/>
+          </w:tcPr>
+          <w:p>
+            <w:r/>
+            <w:r>
+              <w:rPr>
+                <w:rFonts w:ascii="TH Sarabun New" w:hAnsi="TH Sarabun New" w:cs="TH Sarabun New"/>
+                <w:b w:val="0"/>
+                <w:sz w:val="28"/>
+                <w:szCs w:val="28"/>
+              </w:rPr>
+              <w:t xml:space="preserve">เพราะไม่ต้องเทรน การย้ายไปงานอื่นเป็นการเขียนกฎใหม่เป็นหลัก เช่น สุขอนามัยในครัว ขั้นตอนในห้องปฏิบัติการ หรืออุปกรณ์นิรภัยในไซต์ก่อสร้าง · </w:t>
+            </w:r>
+            <w:r>
+              <w:rPr>
+                <w:rFonts w:ascii="TH Sarabun New" w:hAnsi="TH Sarabun New" w:cs="TH Sarabun New"/>
+                <w:b/>
+                <w:sz w:val="28"/>
+                <w:szCs w:val="28"/>
+                <w:bCs/>
+              </w:rPr>
+              <w:t>แต่ยังไม่มีหลักฐานรองรับ</w:t>
+            </w:r>
+            <w:r>
+              <w:rPr>
+                <w:rFonts w:ascii="TH Sarabun New" w:hAnsi="TH Sarabun New" w:cs="TH Sarabun New"/>
+                <w:b w:val="0"/>
+                <w:sz w:val="28"/>
+                <w:szCs w:val="28"/>
+              </w:rPr>
+              <w:t xml:space="preserve"> เพราะยังไม่ได้ทดสอบข้ามโดเมนแม้แต่ครั้งเดียว</w:t>
+            </w:r>
+          </w:p>
+        </w:tc>
+      </w:tr>
+    </w:tbl>
+    <w:p/>
     <w:p>
+      <w:pPr>
+        <w:ind w:left="504"/>
+      </w:pPr>
       <w:r>
         <w:rPr>
           <w:rFonts w:ascii="TH Sarabun New" w:hAnsi="TH Sarabun New" w:cs="TH Sarabun New"/>
           <w:b/>
-          <w:sz w:val="34"/>
-          <w:szCs w:val="34"/>
+          <w:i/>
+          <w:sz w:val="30"/>
+          <w:szCs w:val="30"/>
           <w:bCs/>
         </w:rPr>
-        <w:t>9.3.1 ต่อเข้ากับระบบกล้องวงจรปิดที่โรงงานมีอยู่แล้ว</w:t>
-      </w:r>
-    </w:p>
-    <w:p/>
-    <w:p>
-      <w:r>
-        <w:rPr>
-          <w:rFonts w:ascii="TH Sarabun New" w:hAnsi="TH Sarabun New" w:cs="TH Sarabun New"/>
-          <w:b w:val="0"/>
-          <w:sz w:val="32"/>
-          <w:szCs w:val="32"/>
-        </w:rPr>
-        <w:t>ระบบนี้ออกแบบให้รับภาพเข้าและส่งผลออกเป็น JSON จึงวางเป็นชั้นเสริมบนระบบกล้องเดิมได้</w:t>
-      </w:r>
-    </w:p>
-    <w:p>
-      <w:r>
-        <w:rPr>
-          <w:rFonts w:ascii="TH Sarabun New" w:hAnsi="TH Sarabun New" w:cs="TH Sarabun New"/>
-          <w:b w:val="0"/>
-          <w:sz w:val="32"/>
-          <w:szCs w:val="32"/>
-        </w:rPr>
-        <w:t>โดยไม่ต้องเปลี่ยนกล้องหรือระบบบันทึก ซึ่งเป็นข้อได้เปรียบสำคัญเพราะโรงงานส่วนใหญ่</w:t>
-      </w:r>
-    </w:p>
-    <w:p>
-      <w:r>
-        <w:rPr>
-          <w:rFonts w:ascii="TH Sarabun New" w:hAnsi="TH Sarabun New" w:cs="TH Sarabun New"/>
-          <w:b w:val="0"/>
-          <w:sz w:val="32"/>
-          <w:szCs w:val="32"/>
-        </w:rPr>
-        <w:t>มีกล้องติดตั้งอยู่แล้วและมักไม่ยอมเปลี่ยนโครงสร้างพื้นฐาน</w:t>
-      </w:r>
-    </w:p>
-    <w:p/>
-    <w:p>
-      <w:r>
-        <w:rPr>
-          <w:rFonts w:ascii="TH Sarabun New" w:hAnsi="TH Sarabun New" w:cs="TH Sarabun New"/>
-          <w:b/>
-          <w:sz w:val="34"/>
-          <w:szCs w:val="34"/>
-          <w:bCs/>
-        </w:rPr>
-        <w:t>9.3.2 ส่งต่อให้ระบบแจ้งเตือนและระบบรายงาน</w:t>
-      </w:r>
-    </w:p>
-    <w:p/>
-    <w:p>
-      <w:r>
-        <w:rPr>
-          <w:rFonts w:ascii="TH Sarabun New" w:hAnsi="TH Sarabun New" w:cs="TH Sarabun New"/>
-          <w:b w:val="0"/>
-          <w:sz w:val="32"/>
-          <w:szCs w:val="32"/>
-        </w:rPr>
-        <w:t>ผลลัพธ์ที่เป็น JSON พร้อมเวลา ระดับความรุนแรง กฎที่เกี่ยวข้อง และภาพหลักฐาน</w:t>
-      </w:r>
-    </w:p>
-    <w:p>
-      <w:r>
-        <w:rPr>
-          <w:rFonts w:ascii="TH Sarabun New" w:hAnsi="TH Sarabun New" w:cs="TH Sarabun New"/>
-          <w:b w:val="0"/>
-          <w:sz w:val="32"/>
-          <w:szCs w:val="32"/>
-        </w:rPr>
-        <w:t>ส่งต่อให้ระบบอื่นได้ทันที เช่น ส่งแจ้งเตือนเข้าแอปพลิเคชันสื่อสารเมื่อพบเหตุระดับวิกฤต</w:t>
-      </w:r>
-    </w:p>
-    <w:p>
-      <w:r>
-        <w:rPr>
-          <w:rFonts w:ascii="TH Sarabun New" w:hAnsi="TH Sarabun New" w:cs="TH Sarabun New"/>
-          <w:b w:val="0"/>
-          <w:sz w:val="32"/>
-          <w:szCs w:val="32"/>
-        </w:rPr>
-        <w:t>หรือรวบรวมเป็นรายงานสรุปรายเดือนว่าสถานีใดมีการละเมิดบ่อยที่สุด</w:t>
-      </w:r>
-    </w:p>
-    <w:p/>
-    <w:p>
-      <w:r>
-        <w:rPr>
-          <w:rFonts w:ascii="TH Sarabun New" w:hAnsi="TH Sarabun New" w:cs="TH Sarabun New"/>
-          <w:b/>
-          <w:sz w:val="32"/>
-          <w:szCs w:val="32"/>
-          <w:bCs/>
-        </w:rPr>
-        <w:t>ข้อควรระวังที่สำคัญ:</w:t>
+        <w:t>⚠️ ข้อควรระวังที่สำคัญที่สุด:</w:t>
       </w:r>
       <w:r>
         <w:rPr>
           <w:rFonts w:ascii="TH Sarabun New" w:hAnsi="TH Sarabun New" w:cs="TH Sarabun New"/>
           <w:b w:val="0"/>
-          <w:sz w:val="32"/>
-          <w:szCs w:val="32"/>
+          <w:i/>
+          <w:sz w:val="30"/>
+          <w:szCs w:val="30"/>
         </w:rPr>
-        <w:t xml:space="preserve"> ด้วยอัตราการแจ้งผิดในระดับปัจจุบัน ระบบนี้**ไม่ควรถูกใช้เป็นหลักฐาน</w:t>
+        <w:t xml:space="preserve"> ด้วยอัตราการแจ้งผิดระดับปัจจุบัน ระบบนี้</w:t>
       </w:r>
     </w:p>
     <w:p>
-      <w:r>
-        <w:rPr>
-          <w:rFonts w:ascii="TH Sarabun New" w:hAnsi="TH Sarabun New" w:cs="TH Sarabun New"/>
-          <w:b w:val="0"/>
-          <w:sz w:val="32"/>
-          <w:szCs w:val="32"/>
-        </w:rPr>
-        <w:t>ในการลงโทษบุคคล** ควรใช้ในเชิงสถิติเพื่อหาจุดที่ต้องปรับปรุงกระบวนการ</w:t>
-      </w:r>
-    </w:p>
-    <w:p>
-      <w:r>
-        <w:rPr>
-          <w:rFonts w:ascii="TH Sarabun New" w:hAnsi="TH Sarabun New" w:cs="TH Sarabun New"/>
-          <w:b w:val="0"/>
-          <w:sz w:val="32"/>
-          <w:szCs w:val="32"/>
-        </w:rPr>
-        <w:t>และควรมีคนตรวจสอบก่อนเสมอเมื่อผลกระทบตกกับบุคคล</w:t>
-      </w:r>
-    </w:p>
-    <w:p/>
-    <w:p>
+      <w:pPr>
+        <w:ind w:left="504"/>
+      </w:pPr>
       <w:r>
         <w:rPr>
           <w:rFonts w:ascii="TH Sarabun New" w:hAnsi="TH Sarabun New" w:cs="TH Sarabun New"/>
           <w:b/>
-          <w:sz w:val="34"/>
-          <w:szCs w:val="34"/>
+          <w:i/>
+          <w:sz w:val="30"/>
+          <w:szCs w:val="30"/>
           <w:bCs/>
         </w:rPr>
-        <w:t>9.3.3 ใช้คำบรรยายเป็นดัชนีสำหรับค้นหาย้อนหลัง</w:t>
-      </w:r>
-    </w:p>
-    <w:p/>
-    <w:p>
-      <w:r>
-        <w:rPr>
-          <w:rFonts w:ascii="TH Sarabun New" w:hAnsi="TH Sarabun New" w:cs="TH Sarabun New"/>
-          <w:b w:val="0"/>
-          <w:sz w:val="32"/>
-          <w:szCs w:val="32"/>
-        </w:rPr>
-        <w:t>คำบรรยายรายวินาที 220 จุดที่ระบบสร้างขึ้นมีประโยชน์นอกเหนือจากการแสดงผลบนหน้าจอ</w:t>
-      </w:r>
-    </w:p>
-    <w:p>
-      <w:r>
-        <w:rPr>
-          <w:rFonts w:ascii="TH Sarabun New" w:hAnsi="TH Sarabun New" w:cs="TH Sarabun New"/>
-          <w:b w:val="0"/>
-          <w:sz w:val="32"/>
-          <w:szCs w:val="32"/>
-        </w:rPr>
-        <w:t>คือใช้เป็นดัชนีค้นหาเหตุการณ์ย้อนหลังด้วยภาษาธรรมชาติได้ เช่น ค้นว่า</w:t>
-      </w:r>
-    </w:p>
-    <w:p>
-      <w:r>
-        <w:rPr>
-          <w:rFonts w:ascii="TH Sarabun New" w:hAnsi="TH Sarabun New" w:cs="TH Sarabun New"/>
-          <w:b w:val="0"/>
-          <w:sz w:val="32"/>
-          <w:szCs w:val="32"/>
-        </w:rPr>
-        <w:t>"ช่วงไหนมีคนเข้ามาในพื้นที่โดยไม่สวมหมวก" โดยไม่ต้องเปิดดูวิดีโอทั้งม้วน</w:t>
-      </w:r>
-    </w:p>
-    <w:p>
-      <w:r>
-        <w:rPr>
-          <w:rFonts w:ascii="TH Sarabun New" w:hAnsi="TH Sarabun New" w:cs="TH Sarabun New"/>
-          <w:b w:val="0"/>
-          <w:sz w:val="32"/>
-          <w:szCs w:val="32"/>
-        </w:rPr>
-        <w:t>ซึ่งเป็นความสามารถที่ระบบกล้องวงจรปิดทั่วไปทำไม่ได้ และเป็นข้อได้เปรียบเฉพาะตัวของแนวทาง VLM</w:t>
-      </w:r>
-    </w:p>
-    <w:p/>
-    <w:p>
-      <w:r>
-        <w:rPr>
-          <w:rFonts w:ascii="TH Sarabun New" w:hAnsi="TH Sarabun New" w:cs="TH Sarabun New"/>
-          <w:b/>
-          <w:sz w:val="34"/>
-          <w:szCs w:val="34"/>
-          <w:bCs/>
-        </w:rPr>
-        <w:t>9.3.4 ขยายไปโดเมนอื่นที่มีลักษณะงานคล้ายกัน</w:t>
-      </w:r>
-    </w:p>
-    <w:p/>
-    <w:p>
-      <w:r>
-        <w:rPr>
-          <w:rFonts w:ascii="TH Sarabun New" w:hAnsi="TH Sarabun New" w:cs="TH Sarabun New"/>
-          <w:b w:val="0"/>
-          <w:sz w:val="32"/>
-          <w:szCs w:val="32"/>
-        </w:rPr>
-        <w:t>เนื่องจากระบบไม่ต้องเทรน การย้ายไปใช้กับงานอื่นจึงเป็นการเขียนกฎและคำสั่งใหม่เป็นหลัก</w:t>
-      </w:r>
-    </w:p>
-    <w:p>
-      <w:r>
-        <w:rPr>
-          <w:rFonts w:ascii="TH Sarabun New" w:hAnsi="TH Sarabun New" w:cs="TH Sarabun New"/>
-          <w:b w:val="0"/>
-          <w:sz w:val="32"/>
-          <w:szCs w:val="32"/>
-        </w:rPr>
-        <w:t>เช่น การตรวจสอบสุขอนามัยในครัว การตรวจสอบขั้นตอนในห้องปฏิบัติการ</w:t>
-      </w:r>
-    </w:p>
-    <w:p>
-      <w:r>
-        <w:rPr>
-          <w:rFonts w:ascii="TH Sarabun New" w:hAnsi="TH Sarabun New" w:cs="TH Sarabun New"/>
-          <w:b w:val="0"/>
-          <w:sz w:val="32"/>
-          <w:szCs w:val="32"/>
-        </w:rPr>
-        <w:t>หรือการตรวจสอบการสวมอุปกรณ์นิรภัยในไซต์ก่อสร้าง</w:t>
-      </w:r>
-    </w:p>
-    <w:p/>
-    <w:p>
-      <w:r>
-        <w:rPr>
-          <w:rFonts w:ascii="TH Sarabun New" w:hAnsi="TH Sarabun New" w:cs="TH Sarabun New"/>
-          <w:b w:val="0"/>
-          <w:sz w:val="32"/>
-          <w:szCs w:val="32"/>
-        </w:rPr>
-        <w:t xml:space="preserve">แต่ต้องเน้นว่า </w:t>
-      </w:r>
-      <w:r>
-        <w:rPr>
-          <w:rFonts w:ascii="TH Sarabun New" w:hAnsi="TH Sarabun New" w:cs="TH Sarabun New"/>
-          <w:b/>
-          <w:sz w:val="32"/>
-          <w:szCs w:val="32"/>
-          <w:bCs/>
-        </w:rPr>
-        <w:t>ข้อสรุปนี้ยังไม่มีหลักฐานรองรับ</w:t>
+        <w:t>ไม่ควรใช้เป็นหลักฐานในการลงโทษบุคคล</w:t>
       </w:r>
       <w:r>
         <w:rPr>
           <w:rFonts w:ascii="TH Sarabun New" w:hAnsi="TH Sarabun New" w:cs="TH Sarabun New"/>
           <w:b w:val="0"/>
-          <w:sz w:val="32"/>
-          <w:szCs w:val="32"/>
+          <w:i/>
+          <w:sz w:val="30"/>
+          <w:szCs w:val="30"/>
         </w:rPr>
-        <w:t xml:space="preserve"> เพราะยังไม่ได้ทดสอบข้ามโดเมนแม้แต่ครั้งเดียว</w:t>
+        <w:t xml:space="preserve"> ควรใช้เชิงสถิติเพื่อหาจุดที่ต้องปรับปรุงกระบวนการ</w:t>
       </w:r>
     </w:p>
     <w:p>
+      <w:pPr>
+        <w:ind w:left="504"/>
+      </w:pPr>
       <w:r>
         <w:rPr>
           <w:rFonts w:ascii="TH Sarabun New" w:hAnsi="TH Sarabun New" w:cs="TH Sarabun New"/>
           <w:b w:val="0"/>
-          <w:sz w:val="32"/>
-          <w:szCs w:val="32"/>
+          <w:i/>
+          <w:sz w:val="30"/>
+          <w:szCs w:val="30"/>
         </w:rPr>
-        <w:t>และแม้แต่ในโดเมนเดิมก็ยังทดสอบเพียงคลิปเดียว</w:t>
+        <w:t>และต้องมีคนตรวจสอบก่อนเสมอเมื่อผลกระทบตกกับบุคคล</w:t>
       </w:r>
     </w:p>
     <w:p/>
@@ -11283,10 +10446,9 @@
             <w:r>
               <w:rPr>
                 <w:rFonts w:ascii="TH Sarabun New" w:hAnsi="TH Sarabun New" w:cs="TH Sarabun New"/>
-                <w:b/>
-                <w:sz w:val="28"/>
-                <w:szCs w:val="28"/>
-                <w:bCs/>
+                <w:b w:val="0"/>
+                <w:sz w:val="28"/>
+                <w:szCs w:val="28"/>
               </w:rPr>
               <w:t>ขยายเฉลยให้ครบ 220 เฟรม</w:t>
             </w:r>
@@ -11305,7 +10467,7 @@
                 <w:sz w:val="28"/>
                 <w:szCs w:val="28"/>
               </w:rPr>
-              <w:t>คอขวดคือคนตรวจ ไม่ใช่ GPU และไม่ได้แก้จุดอ่อนที่แท้จริงคือการมีคลิปเดียว — ทรัพยากรเท่ากันควรไปลงที่การเก็บคลิปที่สองมากกว่า</w:t>
+              <w:t>คอขวดคือคนตรวจ ไม่ใช่การ์ดจอ และไม่ได้แก้จุดอ่อนที่แท้จริงคือการมีคลิปเดียว — ทรัพยากรเท่ากันควรไปลงที่คลิปที่สอง</w:t>
             </w:r>
           </w:p>
         </w:tc>
@@ -11320,12 +10482,11 @@
             <w:r>
               <w:rPr>
                 <w:rFonts w:ascii="TH Sarabun New" w:hAnsi="TH Sarabun New" w:cs="TH Sarabun New"/>
-                <w:b/>
-                <w:sz w:val="28"/>
-                <w:szCs w:val="28"/>
-                <w:bCs/>
-              </w:rPr>
-              <w:t>เปลี่ยนไปใช้ object detection ที่เทรนเอง</w:t>
+                <w:b w:val="0"/>
+                <w:sz w:val="28"/>
+                <w:szCs w:val="28"/>
+              </w:rPr>
+              <w:t>เปลี่ยนไปใช้ระบบตรวจจับที่เทรนเอง</w:t>
             </w:r>
           </w:p>
         </w:tc>
@@ -11342,7 +10503,7 @@
                 <w:sz w:val="28"/>
                 <w:szCs w:val="28"/>
               </w:rPr>
-              <w:t>ให้ความแม่นสูงกว่าแน่นอน แต่ขัดข้อจำกัดของโครงงานที่ไม่มีชุดข้อมูลติดป้ายกำกับ และทำให้เสียข้อได้เปรียบเรื่องการเพิ่มกฎด้วยคำสั่ง</w:t>
+              <w:t>แม่นกว่าแน่นอน แต่ขัดข้อจำกัดที่ไม่มีข้อมูลติดป้ายกำกับ และเสียข้อได้เปรียบเรื่องเพิ่มกฎด้วยคำสั่ง</w:t>
             </w:r>
           </w:p>
         </w:tc>
@@ -11357,12 +10518,11 @@
             <w:r>
               <w:rPr>
                 <w:rFonts w:ascii="TH Sarabun New" w:hAnsi="TH Sarabun New" w:cs="TH Sarabun New"/>
-                <w:b/>
-                <w:sz w:val="28"/>
-                <w:szCs w:val="28"/>
-                <w:bCs/>
-              </w:rPr>
-              <w:t>ใช้ Set-of-Mark prompting</w:t>
+                <w:b w:val="0"/>
+                <w:sz w:val="28"/>
+                <w:szCs w:val="28"/>
+              </w:rPr>
+              <w:t>ใช้เทคนิคติดหมายเลขบนภาพ (Set-of-Mark)</w:t>
             </w:r>
           </w:p>
         </w:tc>
@@ -11379,7 +10539,7 @@
                 <w:sz w:val="28"/>
                 <w:szCs w:val="28"/>
               </w:rPr>
-              <w:t>ทดลองแล้ว ช่วยเรื่องหน้ากากแต่</w:t>
+              <w:t xml:space="preserve">ทดลองแล้ว ช่วยเรื่องหน้ากากแต่ </w:t>
             </w:r>
             <w:r>
               <w:rPr>
@@ -11413,10 +10573,9 @@
             <w:r>
               <w:rPr>
                 <w:rFonts w:ascii="TH Sarabun New" w:hAnsi="TH Sarabun New" w:cs="TH Sarabun New"/>
-                <w:b/>
-                <w:sz w:val="28"/>
-                <w:szCs w:val="28"/>
-                <w:bCs/>
+                <w:b w:val="0"/>
+                <w:sz w:val="28"/>
+                <w:szCs w:val="28"/>
               </w:rPr>
               <w:t>ใช้แบบจำลองขนาดใหญ่กว่านี้</w:t>
             </w:r>
@@ -11435,7 +10594,7 @@
                 <w:sz w:val="28"/>
                 <w:szCs w:val="28"/>
               </w:rPr>
-              <w:t>น่าจะแม่นขึ้น แต่ต้องใช้การ์ดที่แพงขึ้นมาก และยังไม่มีหลักฐานว่าจะแก้ปัญหา attribute binding ได้ เพราะเป็นข้อจำกัดเชิงโครงสร้างไม่ใช่เรื่องขนาด</w:t>
+              <w:t>น่าจะแม่นขึ้น แต่ต้องใช้การ์ดที่แพงขึ้นมาก และยังไม่มีหลักฐานว่าจะแก้ปัญหาการจับคู่ป้ายกับวัตถุได้ เพราะเป็นข้อจำกัดเชิงโครงสร้าง ไม่ใช่เรื่องขนาด</w:t>
             </w:r>
           </w:p>
         </w:tc>
@@ -11450,12 +10609,11 @@
             <w:r>
               <w:rPr>
                 <w:rFonts w:ascii="TH Sarabun New" w:hAnsi="TH Sarabun New" w:cs="TH Sarabun New"/>
-                <w:b/>
-                <w:sz w:val="28"/>
-                <w:szCs w:val="28"/>
-                <w:bCs/>
-              </w:rPr>
-              <w:t>ใช้ face-visibility gate เพื่อลดการแจ้งผิด</w:t>
+                <w:b w:val="0"/>
+                <w:sz w:val="28"/>
+                <w:szCs w:val="28"/>
+              </w:rPr>
+              <w:t>ใช้ตัวกรอง "ถ้ามองไม่เห็นใบหน้าไม่ต้องตอบ"</w:t>
             </w:r>
           </w:p>
         </w:tc>
@@ -11491,7 +10649,7 @@
                 <w:sz w:val="28"/>
                 <w:szCs w:val="28"/>
               </w:rPr>
-              <w:t xml:space="preserve"> — ถอดออกแล้ว (ดูหัวข้อ 8.1)</w:t>
+              <w:t xml:space="preserve"> — ถอดออกแล้ว (หัวข้อ 8.1)</w:t>
             </w:r>
           </w:p>
         </w:tc>
@@ -11519,7 +10677,7 @@
           <w:sz w:val="32"/>
           <w:szCs w:val="32"/>
         </w:rPr>
-        <w:t>ผลงานนี้แสดงให้เห็นว่า **แบบจำลองภาษาและภาพแบบไม่เทรนสามารถตรวจจับเหตุการณ์</w:t>
+        <w:t>ผลงานนี้แสดงว่า **แบบจำลองภาษาและภาพแบบไม่เทรนสามารถตรวจจับเหตุการณ์ความปลอดภัย</w:t>
       </w:r>
     </w:p>
     <w:p>
@@ -11530,7 +10688,7 @@
           <w:sz w:val="32"/>
           <w:szCs w:val="32"/>
         </w:rPr>
-        <w:t>ความปลอดภัยในสายการผลิตได้จริงในระดับต้นแบบ** โดยตรวจพบการละเมิด 82%</w:t>
+        <w:t>ในสายการผลิตได้จริงในระดับต้นแบบ** โดยตรวจพบการละเมิด 82% จับคู่กฎได้ครบทุกเหตุการณ์</w:t>
       </w:r>
     </w:p>
     <w:p>
@@ -11541,18 +10699,19 @@
           <w:sz w:val="32"/>
           <w:szCs w:val="32"/>
         </w:rPr>
-        <w:t>จับคู่กฎความปลอดภัยได้ครบทุกเหตุการณ์ และตรวจพบเหตุการณ์ near-miss</w:t>
+        <w:t>และตรวจพบเหตุเกือบเกิดอุบัติเหตุซึ่งเป็นเหตุที่วิกฤตและตรวจยากที่สุด</w:t>
       </w:r>
     </w:p>
     <w:p>
       <w:r>
         <w:rPr>
           <w:rFonts w:ascii="TH Sarabun New" w:hAnsi="TH Sarabun New" w:cs="TH Sarabun New"/>
-          <w:b w:val="0"/>
+          <w:b/>
           <w:sz w:val="32"/>
           <w:szCs w:val="32"/>
+          <w:bCs/>
         </w:rPr>
-        <w:t>ซึ่งเป็นเหตุการณ์ที่วิกฤตที่สุดและตรวจจับได้ยากที่สุด โดยไม่ใช้ชุดข้อมูลติดป้ายกำกับแม้แต่ภาพเดียว</w:t>
+        <w:t>โดยไม่ใช้ข้อมูลติดป้ายกำกับแม้แต่ภาพเดียว</w:t>
       </w:r>
     </w:p>
     <w:p/>
@@ -11564,7 +10723,17 @@
           <w:sz w:val="32"/>
           <w:szCs w:val="32"/>
         </w:rPr>
-        <w:t>ขณะเดียวกันก็ต้องระบุอย่างตรงไปตรงมาว่า **ตัวเลขระดับนี้ยังไม่พร้อมสำหรับการใช้งานจริง</w:t>
+        <w:t xml:space="preserve">ขณะเดียวกันต้องระบุตรง ๆ ว่า </w:t>
+      </w:r>
+      <w:r>
+        <w:rPr>
+          <w:rFonts w:ascii="TH Sarabun New" w:hAnsi="TH Sarabun New" w:cs="TH Sarabun New"/>
+          <w:b/>
+          <w:sz w:val="32"/>
+          <w:szCs w:val="32"/>
+          <w:bCs/>
+        </w:rPr>
+        <w:t>ตัวเลขระดับนี้ยังไม่พร้อมใช้งานจริงแบบไม่มีคนตรวจซ้ำ</w:t>
       </w:r>
     </w:p>
     <w:p>
@@ -11575,7 +10744,7 @@
           <w:sz w:val="32"/>
           <w:szCs w:val="32"/>
         </w:rPr>
-        <w:t>แบบไม่มีคนตรวจซ้ำ** และผลทั้งหมดวัดจากวิดีโอเพียงคลิปเดียว</w:t>
+        <w:t>และผลทั้งหมดวัดจากวิดีโอเพียงคลิปเดียว</w:t>
       </w:r>
     </w:p>
     <w:p/>
@@ -11587,7 +10756,7 @@
           <w:sz w:val="32"/>
           <w:szCs w:val="32"/>
         </w:rPr>
-        <w:t xml:space="preserve">สิ่งที่ผู้พัฒนาเห็นว่ามีค่าที่สุดจากโครงงานนี้ไม่ใช่ตัวเลข 82% แต่เป็น </w:t>
+        <w:t xml:space="preserve">สิ่งที่มีค่าที่สุดจากโครงงานนี้ไม่ใช่ตัวเลข 82% แต่เป็น </w:t>
       </w:r>
       <w:r>
         <w:rPr>
@@ -11597,7 +10766,7 @@
           <w:szCs w:val="32"/>
           <w:bCs/>
         </w:rPr>
-        <w:t>วิธีการวัดที่ตรวจสอบย้อนกลับได้</w:t>
+        <w:t>วิธีวัดที่ตรวจสอบย้อนกลับได้</w:t>
       </w:r>
     </w:p>
     <w:p>
@@ -11608,7 +10777,7 @@
           <w:sz w:val="32"/>
           <w:szCs w:val="32"/>
         </w:rPr>
-        <w:t>และบทเรียนที่ได้จากการค้นพบว่า **เครื่องมือวัดของตัวเองผิด และความผิดนั้นทำให้ตัดสินใจ</w:t>
+        <w:t>และบทเรียนจากการค้นพบว่า **เครื่องมือวัดของตัวเองผิด และความผิดนั้นทำให้ตัดสินใจ</w:t>
       </w:r>
     </w:p>
     <w:p>

--- a/รายงาน_บทที่7-9_Line-Guard.docx
+++ b/รายงาน_บทที่7-9_Line-Guard.docx
@@ -2506,7 +2506,7 @@
                 <w:szCs w:val="28"/>
                 <w:bCs/>
               </w:rPr>
-              <w:t>ตรง 7/7 · แจ้งผิด 0</w:t>
+              <w:t>ตรง 8/8 · แจ้งผิด 0</w:t>
             </w:r>
           </w:p>
         </w:tc>
@@ -2891,6 +2891,154 @@
     </w:p>
     <w:p/>
     <w:p>
+      <w:r>
+        <w:rPr>
+          <w:rFonts w:ascii="TH Sarabun New" w:hAnsi="TH Sarabun New" w:cs="TH Sarabun New"/>
+          <w:b/>
+          <w:sz w:val="32"/>
+          <w:szCs w:val="32"/>
+          <w:bCs/>
+        </w:rPr>
+        <w:t>ข้อจำกัดของตัวเลข 8/8 ที่ต้องพูดให้ชัด</w:t>
+      </w:r>
+    </w:p>
+    <w:p/>
+    <w:p>
+      <w:r>
+        <w:rPr>
+          <w:rFonts w:ascii="TH Sarabun New" w:hAnsi="TH Sarabun New" w:cs="TH Sarabun New"/>
+          <w:b w:val="0"/>
+          <w:sz w:val="32"/>
+          <w:szCs w:val="32"/>
+        </w:rPr>
+        <w:t xml:space="preserve">ตัวเลขนี้มาจากการตรวจ </w:t>
+      </w:r>
+      <w:r>
+        <w:rPr>
+          <w:rFonts w:ascii="TH Sarabun New" w:hAnsi="TH Sarabun New" w:cs="TH Sarabun New"/>
+          <w:b/>
+          <w:sz w:val="32"/>
+          <w:szCs w:val="32"/>
+          <w:bCs/>
+        </w:rPr>
+        <w:t>4 จุดเวลา × 2 ลัง = 8 การตรวจ</w:t>
+      </w:r>
+      <w:r>
+        <w:rPr>
+          <w:rFonts w:ascii="TH Sarabun New" w:hAnsi="TH Sarabun New" w:cs="TH Sarabun New"/>
+          <w:b w:val="0"/>
+          <w:sz w:val="32"/>
+          <w:szCs w:val="32"/>
+        </w:rPr>
+        <w:t xml:space="preserve"> ซึ่ง**เป็นฐานที่เล็กกว่าการวัดอุปกรณ์ป้องกัน</w:t>
+      </w:r>
+    </w:p>
+    <w:p>
+      <w:r>
+        <w:rPr>
+          <w:rFonts w:ascii="TH Sarabun New" w:hAnsi="TH Sarabun New" w:cs="TH Sarabun New"/>
+          <w:b w:val="0"/>
+          <w:sz w:val="32"/>
+          <w:szCs w:val="32"/>
+        </w:rPr>
+        <w:t>(74 จุด) มาก</w:t>
+      </w:r>
+      <w:r>
+        <w:rPr>
+          <w:rFonts w:ascii="TH Sarabun New" w:hAnsi="TH Sarabun New" w:cs="TH Sarabun New"/>
+          <w:b/>
+          <w:sz w:val="32"/>
+          <w:szCs w:val="32"/>
+          <w:bCs/>
+        </w:rPr>
+        <w:t xml:space="preserve"> และในแปดการตรวจนั้น </w:t>
+      </w:r>
+      <w:r>
+        <w:rPr>
+          <w:rFonts w:ascii="TH Sarabun New" w:hAnsi="TH Sarabun New" w:cs="TH Sarabun New"/>
+          <w:b w:val="0"/>
+          <w:sz w:val="32"/>
+          <w:szCs w:val="32"/>
+        </w:rPr>
+        <w:t>หกครั้งเป็นคำตอบ "ไม่มีมือ"** ซึ่งเป็นด้านที่ตอบถูกง่ายกว่า</w:t>
+      </w:r>
+    </w:p>
+    <w:p>
+      <w:r>
+        <w:rPr>
+          <w:rFonts w:ascii="TH Sarabun New" w:hAnsi="TH Sarabun New" w:cs="TH Sarabun New"/>
+          <w:b/>
+          <w:sz w:val="32"/>
+          <w:szCs w:val="32"/>
+          <w:bCs/>
+        </w:rPr>
+        <w:t>จึงไม่ควรอ่านว่า "แม่นยำ 100%"</w:t>
+      </w:r>
+      <w:r>
+        <w:rPr>
+          <w:rFonts w:ascii="TH Sarabun New" w:hAnsi="TH Sarabun New" w:cs="TH Sarabun New"/>
+          <w:b w:val="0"/>
+          <w:sz w:val="32"/>
+          <w:szCs w:val="32"/>
+        </w:rPr>
+        <w:t xml:space="preserve"> แต่ควรอ่านว่า *"ในจุดที่ตรวจสอบแล้ว ยังไม่พบข้อผิดพลาด"*</w:t>
+      </w:r>
+    </w:p>
+    <w:p/>
+    <w:p>
+      <w:r>
+        <w:rPr>
+          <w:rFonts w:ascii="TH Sarabun New" w:hAnsi="TH Sarabun New" w:cs="TH Sarabun New"/>
+          <w:b w:val="0"/>
+          <w:sz w:val="32"/>
+          <w:szCs w:val="32"/>
+        </w:rPr>
+        <w:t xml:space="preserve">สิ่งที่ตัวเลขนี้ยืนยันได้จริงคือ </w:t>
+      </w:r>
+      <w:r>
+        <w:rPr>
+          <w:rFonts w:ascii="TH Sarabun New" w:hAnsi="TH Sarabun New" w:cs="TH Sarabun New"/>
+          <w:b/>
+          <w:sz w:val="32"/>
+          <w:szCs w:val="32"/>
+          <w:bCs/>
+        </w:rPr>
+        <w:t>การเปลี่ยนวิธีถามได้ผล</w:t>
+      </w:r>
+      <w:r>
+        <w:rPr>
+          <w:rFonts w:ascii="TH Sarabun New" w:hAnsi="TH Sarabun New" w:cs="TH Sarabun New"/>
+          <w:b w:val="0"/>
+          <w:sz w:val="32"/>
+          <w:szCs w:val="32"/>
+        </w:rPr>
+        <w:t xml:space="preserve"> — วิธีเดิมผิด 66% ของทั้งคลิป</w:t>
+      </w:r>
+    </w:p>
+    <w:p>
+      <w:r>
+        <w:rPr>
+          <w:rFonts w:ascii="TH Sarabun New" w:hAnsi="TH Sarabun New" w:cs="TH Sarabun New"/>
+          <w:b w:val="0"/>
+          <w:sz w:val="32"/>
+          <w:szCs w:val="32"/>
+        </w:rPr>
+        <w:t>ส่วนวิธีใหม่ยังไม่พบข้อผิดพลาดในจุดที่ตรวจ ซึ่งเป็นความต่างที่ใหญ่เกินกว่าจะเกิดจากความบังเอิญ</w:t>
+      </w:r>
+    </w:p>
+    <w:p>
+      <w:r>
+        <w:rPr>
+          <w:rFonts w:ascii="TH Sarabun New" w:hAnsi="TH Sarabun New" w:cs="TH Sarabun New"/>
+          <w:b w:val="0"/>
+          <w:sz w:val="32"/>
+          <w:szCs w:val="32"/>
+        </w:rPr>
+        <w:t>แต่การจะเคลมความแม่นยำเป็นตัวเลขต้องขยายจุดตรวจให้มากกว่านี้</w:t>
+      </w:r>
+    </w:p>
+    <w:p/>
+    <w:p>
       <w:pPr>
         <w:ind w:left="504"/>
       </w:pPr>
@@ -2903,7 +3051,7 @@
           <w:szCs w:val="30"/>
           <w:bCs/>
         </w:rPr>
-        <w:t>ข้อจำกัด:</w:t>
+        <w:t>ข้อจำกัดเชิงความสามารถ:</w:t>
       </w:r>
       <w:r>
         <w:rPr>
@@ -5590,7 +5738,7 @@
                 <w:sz w:val="28"/>
                 <w:szCs w:val="28"/>
               </w:rPr>
-              <w:t>7/7 · แจ้งผิด 0</w:t>
+              <w:t>8/8 · แจ้งผิด 0 (ฐานเล็ก — ดู 7.4)</w:t>
             </w:r>
           </w:p>
         </w:tc>
@@ -7538,7 +7686,7 @@
           <w:sz w:val="32"/>
           <w:szCs w:val="32"/>
         </w:rPr>
-        <w:t xml:space="preserve"> ผลคือถูก 7/7 ไม่มีแจ้งผิด</w:t>
+        <w:t xml:space="preserve"> ผลคือถูก 8/8 ไม่มีแจ้งผิด</w:t>
       </w:r>
     </w:p>
     <w:p/>

--- a/รายงาน_บทที่7-9_Line-Guard.docx
+++ b/รายงาน_บทที่7-9_Line-Guard.docx
@@ -4451,6 +4451,256 @@
           <w:szCs w:val="32"/>
         </w:rPr>
         <w:t>สอดคล้องกับที่ Cosmos ถูกปรับแต่งมาสำหรับการให้เหตุผลเชิงกายภาพโดยเฉพาะ</w:t>
+      </w:r>
+    </w:p>
+    <w:p/>
+    <w:p>
+      <w:r>
+        <w:rPr>
+          <w:rFonts w:ascii="TH Sarabun New" w:hAnsi="TH Sarabun New" w:cs="TH Sarabun New"/>
+          <w:b/>
+          <w:sz w:val="32"/>
+          <w:szCs w:val="32"/>
+          <w:bCs/>
+        </w:rPr>
+        <w:t>⚠️ ตัวเลขความแม่นทั้งสองแถวเป็นค่าที่ต่ำกว่าความจริง</w:t>
+      </w:r>
+    </w:p>
+    <w:p/>
+    <w:p>
+      <w:r>
+        <w:rPr>
+          <w:rFonts w:ascii="TH Sarabun New" w:hAnsi="TH Sarabun New" w:cs="TH Sarabun New"/>
+          <w:b w:val="0"/>
+          <w:sz w:val="32"/>
+          <w:szCs w:val="32"/>
+        </w:rPr>
+        <w:t xml:space="preserve">เฉลยเหตุการณ์ที่ใช้เทียบครอบคลุมเพียง </w:t>
+      </w:r>
+      <w:r>
+        <w:rPr>
+          <w:rFonts w:ascii="TH Sarabun New" w:hAnsi="TH Sarabun New" w:cs="TH Sarabun New"/>
+          <w:b/>
+          <w:sz w:val="32"/>
+          <w:szCs w:val="32"/>
+          <w:bCs/>
+        </w:rPr>
+        <w:t>5 หมวด</w:t>
+      </w:r>
+      <w:r>
+        <w:rPr>
+          <w:rFonts w:ascii="TH Sarabun New" w:hAnsi="TH Sarabun New" w:cs="TH Sarabun New"/>
+          <w:b w:val="0"/>
+          <w:sz w:val="32"/>
+          <w:szCs w:val="32"/>
+        </w:rPr>
+        <w:t xml:space="preserve"> (ทำงานข้ามขั้นตอน · ไม่สวมอุปกรณ์ป้องกัน ·</w:t>
+      </w:r>
+    </w:p>
+    <w:p>
+      <w:r>
+        <w:rPr>
+          <w:rFonts w:ascii="TH Sarabun New" w:hAnsi="TH Sarabun New" w:cs="TH Sarabun New"/>
+          <w:b w:val="0"/>
+          <w:sz w:val="32"/>
+          <w:szCs w:val="32"/>
+        </w:rPr>
+        <w:t xml:space="preserve">บุคคลภายนอก · วางของไม่เกี่ยวข้อง · เหตุเกือบเกิดอุบัติเหตุ) </w:t>
+      </w:r>
+      <w:r>
+        <w:rPr>
+          <w:rFonts w:ascii="TH Sarabun New" w:hAnsi="TH Sarabun New" w:cs="TH Sarabun New"/>
+          <w:b/>
+          <w:sz w:val="32"/>
+          <w:szCs w:val="32"/>
+          <w:bCs/>
+        </w:rPr>
+        <w:t>แต่ไม่มีหมวด "ของตก"</w:t>
+      </w:r>
+    </w:p>
+    <w:p>
+      <w:r>
+        <w:rPr>
+          <w:rFonts w:ascii="TH Sarabun New" w:hAnsi="TH Sarabun New" w:cs="TH Sarabun New"/>
+          <w:b w:val="0"/>
+          <w:sz w:val="32"/>
+          <w:szCs w:val="32"/>
+        </w:rPr>
+        <w:t>ขณะที่โปรแกรมเทียบผลนับว่า "ตรวจถูก" ก็ต่อเมื่อ</w:t>
+      </w:r>
+      <w:r>
+        <w:rPr>
+          <w:rFonts w:ascii="TH Sarabun New" w:hAnsi="TH Sarabun New" w:cs="TH Sarabun New"/>
+          <w:b/>
+          <w:sz w:val="32"/>
+          <w:szCs w:val="32"/>
+          <w:bCs/>
+        </w:rPr>
+        <w:t>หมวดตรงกับเฉลย</w:t>
+      </w:r>
+    </w:p>
+    <w:p/>
+    <w:p>
+      <w:r>
+        <w:rPr>
+          <w:rFonts w:ascii="TH Sarabun New" w:hAnsi="TH Sarabun New" w:cs="TH Sarabun New"/>
+          <w:b w:val="0"/>
+          <w:sz w:val="32"/>
+          <w:szCs w:val="32"/>
+        </w:rPr>
+        <w:t xml:space="preserve">ผลคือ </w:t>
+      </w:r>
+      <w:r>
+        <w:rPr>
+          <w:rFonts w:ascii="TH Sarabun New" w:hAnsi="TH Sarabun New" w:cs="TH Sarabun New"/>
+          <w:b/>
+          <w:sz w:val="32"/>
+          <w:szCs w:val="32"/>
+          <w:bCs/>
+        </w:rPr>
+        <w:t>การตรวจ "ของตก" ที่ถูกต้องจะถูกนับเป็นการแจ้งผิดโดยอัตโนมัติ</w:t>
+      </w:r>
+      <w:r>
+        <w:rPr>
+          <w:rFonts w:ascii="TH Sarabun New" w:hAnsi="TH Sarabun New" w:cs="TH Sarabun New"/>
+          <w:b w:val="0"/>
+          <w:sz w:val="32"/>
+          <w:szCs w:val="32"/>
+        </w:rPr>
+        <w:t xml:space="preserve"> เพราะเฉลยไม่มีหมวดนี้</w:t>
+      </w:r>
+    </w:p>
+    <w:p>
+      <w:r>
+        <w:rPr>
+          <w:rFonts w:ascii="TH Sarabun New" w:hAnsi="TH Sarabun New" w:cs="TH Sarabun New"/>
+          <w:b w:val="0"/>
+          <w:sz w:val="32"/>
+          <w:szCs w:val="32"/>
+        </w:rPr>
+        <w:t xml:space="preserve">ให้เทียบตั้งแต่แรก ในผลชุดปัจจุบัน เหตุการณ์ </w:t>
+      </w:r>
+      <w:r>
+        <w:rPr>
+          <w:rFonts w:ascii="TH Sarabun New" w:hAnsi="TH Sarabun New" w:cs="TH Sarabun New"/>
+          <w:b/>
+          <w:sz w:val="32"/>
+          <w:szCs w:val="32"/>
+          <w:bCs/>
+        </w:rPr>
+        <w:t>2 จาก 11 เป็น "ของตก"</w:t>
+      </w:r>
+      <w:r>
+        <w:rPr>
+          <w:rFonts w:ascii="TH Sarabun New" w:hAnsi="TH Sarabun New" w:cs="TH Sarabun New"/>
+          <w:b w:val="0"/>
+          <w:sz w:val="32"/>
+          <w:szCs w:val="32"/>
+        </w:rPr>
+        <w:t xml:space="preserve"> ซึ่งเปิดภาพตรวจแล้วว่า</w:t>
+      </w:r>
+    </w:p>
+    <w:p>
+      <w:r>
+        <w:rPr>
+          <w:rFonts w:ascii="TH Sarabun New" w:hAnsi="TH Sarabun New" w:cs="TH Sarabun New"/>
+          <w:b/>
+          <w:sz w:val="32"/>
+          <w:szCs w:val="32"/>
+          <w:bCs/>
+        </w:rPr>
+        <w:t>เกิดขึ้นจริง</w:t>
+      </w:r>
+      <w:r>
+        <w:rPr>
+          <w:rFonts w:ascii="TH Sarabun New" w:hAnsi="TH Sarabun New" w:cs="TH Sarabun New"/>
+          <w:b w:val="0"/>
+          <w:sz w:val="32"/>
+          <w:szCs w:val="32"/>
+        </w:rPr>
+        <w:t xml:space="preserve"> แต่ยังถูกนับเป็นแจ้งผิด — เท่ากับว่า**เพดานความแม่นที่เป็นไปได้สูงสุดคือ 82%</w:t>
+      </w:r>
+    </w:p>
+    <w:p>
+      <w:r>
+        <w:rPr>
+          <w:rFonts w:ascii="TH Sarabun New" w:hAnsi="TH Sarabun New" w:cs="TH Sarabun New"/>
+          <w:b w:val="0"/>
+          <w:sz w:val="32"/>
+          <w:szCs w:val="32"/>
+        </w:rPr>
+        <w:t>ต่อให้ระบบตรวจถูกทุกเหตุการณ์**</w:t>
+      </w:r>
+    </w:p>
+    <w:p/>
+    <w:p>
+      <w:r>
+        <w:rPr>
+          <w:rFonts w:ascii="TH Sarabun New" w:hAnsi="TH Sarabun New" w:cs="TH Sarabun New"/>
+          <w:b/>
+          <w:sz w:val="32"/>
+          <w:szCs w:val="32"/>
+          <w:bCs/>
+        </w:rPr>
+        <w:t>ตีความให้ถูก:</w:t>
+      </w:r>
+      <w:r>
+        <w:rPr>
+          <w:rFonts w:ascii="TH Sarabun New" w:hAnsi="TH Sarabun New" w:cs="TH Sarabun New"/>
+          <w:b w:val="0"/>
+          <w:sz w:val="32"/>
+          <w:szCs w:val="32"/>
+        </w:rPr>
+        <w:t xml:space="preserve"> ตัวเลขนี้ใช้</w:t>
+      </w:r>
+      <w:r>
+        <w:rPr>
+          <w:rFonts w:ascii="TH Sarabun New" w:hAnsi="TH Sarabun New" w:cs="TH Sarabun New"/>
+          <w:b/>
+          <w:sz w:val="32"/>
+          <w:szCs w:val="32"/>
+          <w:bCs/>
+        </w:rPr>
+        <w:t>เทียบระหว่างสองแบบจำลอง</w:t>
+      </w:r>
+      <w:r>
+        <w:rPr>
+          <w:rFonts w:ascii="TH Sarabun New" w:hAnsi="TH Sarabun New" w:cs="TH Sarabun New"/>
+          <w:b w:val="0"/>
+          <w:sz w:val="32"/>
+          <w:szCs w:val="32"/>
+        </w:rPr>
+        <w:t>ได้ (ทั้งคู่โดนกติกาเดียวกัน)</w:t>
+      </w:r>
+    </w:p>
+    <w:p>
+      <w:r>
+        <w:rPr>
+          <w:rFonts w:ascii="TH Sarabun New" w:hAnsi="TH Sarabun New" w:cs="TH Sarabun New"/>
+          <w:b w:val="0"/>
+          <w:sz w:val="32"/>
+          <w:szCs w:val="32"/>
+        </w:rPr>
+        <w:t xml:space="preserve">แต่ </w:t>
+      </w:r>
+      <w:r>
+        <w:rPr>
+          <w:rFonts w:ascii="TH Sarabun New" w:hAnsi="TH Sarabun New" w:cs="TH Sarabun New"/>
+          <w:b/>
+          <w:sz w:val="32"/>
+          <w:szCs w:val="32"/>
+          <w:bCs/>
+        </w:rPr>
+        <w:t>ใช้เป็นค่าความแม่นสัมบูรณ์ของระบบไม่ได้</w:t>
+      </w:r>
+      <w:r>
+        <w:rPr>
+          <w:rFonts w:ascii="TH Sarabun New" w:hAnsi="TH Sarabun New" w:cs="TH Sarabun New"/>
+          <w:b w:val="0"/>
+          <w:sz w:val="32"/>
+          <w:szCs w:val="32"/>
+        </w:rPr>
+        <w:t xml:space="preserve"> — นี่เป็นข้อจำกัดของขอบเขตเฉลย ไม่ใช่ของระบบ</w:t>
       </w:r>
     </w:p>
     <w:p/>
@@ -8778,6 +9028,89 @@
           </w:p>
         </w:tc>
       </w:tr>
+      <w:tr>
+        <w:tc>
+          <w:tcPr>
+            <w:tcW w:type="dxa" w:w="3010"/>
+          </w:tcPr>
+          <w:p>
+            <w:r/>
+            <w:r>
+              <w:rPr>
+                <w:rFonts w:ascii="TH Sarabun New" w:hAnsi="TH Sarabun New" w:cs="TH Sarabun New"/>
+                <w:b/>
+                <w:sz w:val="28"/>
+                <w:szCs w:val="28"/>
+                <w:bCs/>
+              </w:rPr>
+              <w:t>เฉลยไม่ครอบคลุมสิ่งที่ระบบตรวจ</w:t>
+            </w:r>
+          </w:p>
+        </w:tc>
+        <w:tc>
+          <w:tcPr>
+            <w:tcW w:type="dxa" w:w="3010"/>
+          </w:tcPr>
+          <w:p>
+            <w:r/>
+            <w:r>
+              <w:rPr>
+                <w:rFonts w:ascii="TH Sarabun New" w:hAnsi="TH Sarabun New" w:cs="TH Sarabun New"/>
+                <w:b w:val="0"/>
+                <w:sz w:val="28"/>
+                <w:szCs w:val="28"/>
+              </w:rPr>
+              <w:t>เฉลยมี 5 หมวด ไม่มี "ของตก" → การตรวจของตกที่</w:t>
+            </w:r>
+            <w:r>
+              <w:rPr>
+                <w:rFonts w:ascii="TH Sarabun New" w:hAnsi="TH Sarabun New" w:cs="TH Sarabun New"/>
+                <w:b/>
+                <w:sz w:val="28"/>
+                <w:szCs w:val="28"/>
+                <w:bCs/>
+              </w:rPr>
+              <w:t>ถูกต้อง</w:t>
+            </w:r>
+            <w:r>
+              <w:rPr>
+                <w:rFonts w:ascii="TH Sarabun New" w:hAnsi="TH Sarabun New" w:cs="TH Sarabun New"/>
+                <w:b w:val="0"/>
+                <w:sz w:val="28"/>
+                <w:szCs w:val="28"/>
+              </w:rPr>
+              <w:t>ถูกนับเป็นแจ้งผิดอัตโนมัติ 2 จาก 11 เหตุการณ์</w:t>
+            </w:r>
+          </w:p>
+        </w:tc>
+        <w:tc>
+          <w:tcPr>
+            <w:tcW w:type="dxa" w:w="3010"/>
+          </w:tcPr>
+          <w:p>
+            <w:r/>
+            <w:r>
+              <w:rPr>
+                <w:rFonts w:ascii="TH Sarabun New" w:hAnsi="TH Sarabun New" w:cs="TH Sarabun New"/>
+                <w:b/>
+                <w:sz w:val="28"/>
+                <w:szCs w:val="28"/>
+                <w:bCs/>
+              </w:rPr>
+              <w:t>"ไม่มีในเฉลย" ≠ "ไม่เกิดขึ้นจริง"</w:t>
+            </w:r>
+            <w:r>
+              <w:rPr>
+                <w:rFonts w:ascii="TH Sarabun New" w:hAnsi="TH Sarabun New" w:cs="TH Sarabun New"/>
+                <w:b w:val="0"/>
+                <w:sz w:val="28"/>
+                <w:szCs w:val="28"/>
+              </w:rPr>
+              <w:t xml:space="preserve"> — ต้องเช็คขอบเขตเฉลยก่อนตีความตัวเลข</w:t>
+            </w:r>
+          </w:p>
+        </w:tc>
+      </w:tr>
     </w:tbl>
     <w:p/>
     <w:p>
@@ -8785,11 +9118,11 @@
         <w:rPr>
           <w:rFonts w:ascii="TH Sarabun New" w:hAnsi="TH Sarabun New" w:cs="TH Sarabun New"/>
           <w:b/>
-          <w:sz w:val="36"/>
-          <w:szCs w:val="36"/>
+          <w:sz w:val="34"/>
+          <w:szCs w:val="34"/>
           <w:bCs/>
         </w:rPr>
-        <w:t>8.7 เอกสารกับผลงานไม่ตรงกัน</w:t>
+        <w:t>8.6.1 บทเรียนที่ย้ำที่สุด — กับดักเดิมเหยียบซ้ำได้เสมอ</w:t>
       </w:r>
     </w:p>
     <w:p/>
@@ -8801,7 +9134,28 @@
           <w:sz w:val="32"/>
           <w:szCs w:val="32"/>
         </w:rPr>
-        <w:t>ไม่ใช่ปัญหาเทคนิค แต่เกือบทำให้ส่งงานผิดฉบับ</w:t>
+        <w:t>ในการตรวจทานรอบสุดท้ายเพียงวันเดียว ผู้พัฒนา</w:t>
+      </w:r>
+      <w:r>
+        <w:rPr>
+          <w:rFonts w:ascii="TH Sarabun New" w:hAnsi="TH Sarabun New" w:cs="TH Sarabun New"/>
+          <w:b/>
+          <w:sz w:val="32"/>
+          <w:szCs w:val="32"/>
+          <w:bCs/>
+        </w:rPr>
+        <w:t>เหยียบกับดัก "วัดผิดโจทย์" ซ้ำถึงสามครั้ง</w:t>
+      </w:r>
+    </w:p>
+    <w:p>
+      <w:r>
+        <w:rPr>
+          <w:rFonts w:ascii="TH Sarabun New" w:hAnsi="TH Sarabun New" w:cs="TH Sarabun New"/>
+          <w:b w:val="0"/>
+          <w:sz w:val="32"/>
+          <w:szCs w:val="32"/>
+        </w:rPr>
+        <w:t>ทั้งที่เป็นคนเขียนตารางข้างบนนี้เอง</w:t>
       </w:r>
     </w:p>
     <w:p/>
@@ -8834,7 +9188,7 @@
                 <w:sz w:val="28"/>
                 <w:szCs w:val="28"/>
               </w:rPr>
-              <w:t>ปัญหา</w:t>
+              <w:t>ครั้ง</w:t>
             </w:r>
           </w:p>
         </w:tc>
@@ -8876,7 +9230,7 @@
                 <w:sz w:val="28"/>
                 <w:szCs w:val="28"/>
               </w:rPr>
-              <w:t>วิธีแก้</w:t>
+              <w:t>ถ้าไม่จับได้จะเป็นอย่างไร</w:t>
             </w:r>
           </w:p>
         </w:tc>
@@ -8891,12 +9245,11 @@
             <w:r>
               <w:rPr>
                 <w:rFonts w:ascii="TH Sarabun New" w:hAnsi="TH Sarabun New" w:cs="TH Sarabun New"/>
-                <w:b/>
-                <w:sz w:val="28"/>
-                <w:szCs w:val="28"/>
-                <w:bCs/>
-              </w:rPr>
-              <w:t>ไฟล์รายงานไม่ตามต้นฉบับ</w:t>
+                <w:b w:val="0"/>
+                <w:sz w:val="28"/>
+                <w:szCs w:val="28"/>
+              </w:rPr>
+              <w:t>1</w:t>
             </w:r>
           </w:p>
         </w:tc>
@@ -8913,7 +9266,7 @@
                 <w:sz w:val="28"/>
                 <w:szCs w:val="28"/>
               </w:rPr>
-              <w:t xml:space="preserve">จัดหน้าด้วยมือ พอแก้ตัวเลขในต้นฉบับ ไฟล์ที่จะส่งไม่อัปเดตตาม </w:t>
+              <w:t>เทียบผลการระบุลังกับเฉลยที่เขียนไว้สำหรับ</w:t>
             </w:r>
             <w:r>
               <w:rPr>
@@ -8923,7 +9276,7 @@
                 <w:szCs w:val="28"/>
                 <w:bCs/>
               </w:rPr>
-              <w:t>เกือบส่งฉบับที่ตัวเลขผิดทั้งหมด</w:t>
+              <w:t>เฟรมคนละชุด</w:t>
             </w:r>
             <w:r>
               <w:rPr>
@@ -8932,7 +9285,7 @@
                 <w:sz w:val="28"/>
                 <w:szCs w:val="28"/>
               </w:rPr>
-              <w:t xml:space="preserve"> พบเพราะบังเอิญเปิดตรวจไฟล์ที่จะส่งจริง</w:t>
+              <w:t xml:space="preserve"> ได้ 5/8</w:t>
             </w:r>
           </w:p>
         </w:tc>
@@ -8949,7 +9302,7 @@
                 <w:sz w:val="28"/>
                 <w:szCs w:val="28"/>
               </w:rPr>
-              <w:t>เขียนโปรแกรมสร้างไฟล์รายงานจากต้นฉบับใหม่ทุกครั้ง</w:t>
+              <w:t>สรุปว่าวิธีที่ใช้ได้จริงนั้นแย่</w:t>
             </w:r>
           </w:p>
         </w:tc>
@@ -8964,12 +9317,11 @@
             <w:r>
               <w:rPr>
                 <w:rFonts w:ascii="TH Sarabun New" w:hAnsi="TH Sarabun New" w:cs="TH Sarabun New"/>
-                <w:b/>
-                <w:sz w:val="28"/>
-                <w:szCs w:val="28"/>
-                <w:bCs/>
-              </w:rPr>
-              <w:t>คำสั่งตรวจสอบให้ผลไม่ตรงรายงาน</w:t>
+                <w:b w:val="0"/>
+                <w:sz w:val="28"/>
+                <w:szCs w:val="28"/>
+              </w:rPr>
+              <w:t>2</w:t>
             </w:r>
           </w:p>
         </w:tc>
@@ -8986,7 +9338,7 @@
                 <w:sz w:val="28"/>
                 <w:szCs w:val="28"/>
               </w:rPr>
-              <w:t xml:space="preserve">เอกสารบอกคำสั่งตรวจความแม่นยำ แต่รันจริงได้ </w:t>
+              <w:t>เห็นเฟรมหลักฐาน near-miss แล้วรีบสรุปว่า "ไม่มีอะไรเลย" ทั้งที่ดูแค่</w:t>
             </w:r>
             <w:r>
               <w:rPr>
@@ -8996,45 +9348,7 @@
                 <w:szCs w:val="28"/>
                 <w:bCs/>
               </w:rPr>
-              <w:t>46%</w:t>
-            </w:r>
-            <w:r>
-              <w:rPr>
-                <w:rFonts w:ascii="TH Sarabun New" w:hAnsi="TH Sarabun New" w:cs="TH Sarabun New"/>
-                <w:b w:val="0"/>
-                <w:sz w:val="28"/>
-                <w:szCs w:val="28"/>
-              </w:rPr>
-              <w:t xml:space="preserve"> ขณะรายงานเขียน </w:t>
-            </w:r>
-            <w:r>
-              <w:rPr>
-                <w:rFonts w:ascii="TH Sarabun New" w:hAnsi="TH Sarabun New" w:cs="TH Sarabun New"/>
-                <w:b/>
-                <w:sz w:val="28"/>
-                <w:szCs w:val="28"/>
-                <w:bCs/>
-              </w:rPr>
-              <w:t>82%</w:t>
-            </w:r>
-            <w:r>
-              <w:rPr>
-                <w:rFonts w:ascii="TH Sarabun New" w:hAnsi="TH Sarabun New" w:cs="TH Sarabun New"/>
-                <w:b w:val="0"/>
-                <w:sz w:val="28"/>
-                <w:szCs w:val="28"/>
-              </w:rPr>
-              <w:t xml:space="preserve"> เพราะผลจริงมาจากสองชุดคำตอบ แต่โปรแกรมอ่านได้ชุดเดียว </w:t>
-            </w:r>
-            <w:r>
-              <w:rPr>
-                <w:rFonts w:ascii="TH Sarabun New" w:hAnsi="TH Sarabun New" w:cs="TH Sarabun New"/>
-                <w:b/>
-                <w:sz w:val="28"/>
-                <w:szCs w:val="28"/>
-                <w:bCs/>
-              </w:rPr>
-              <w:t>ใครรันตามเอกสารจะสรุปว่ารายงานไม่จริง</w:t>
+              <w:t>เฟรมเดียว</w:t>
             </w:r>
           </w:p>
         </w:tc>
@@ -9051,7 +9365,7 @@
                 <w:sz w:val="28"/>
                 <w:szCs w:val="28"/>
               </w:rPr>
-              <w:t>ทำให้ค่าเริ่มต้นของโปรแกรมตรงกับที่ส่งมอบ</w:t>
+              <w:t>ทิ้งเหตุการณ์ที่ตรวจถูกจริง</w:t>
             </w:r>
           </w:p>
         </w:tc>
@@ -9066,12 +9380,11 @@
             <w:r>
               <w:rPr>
                 <w:rFonts w:ascii="TH Sarabun New" w:hAnsi="TH Sarabun New" w:cs="TH Sarabun New"/>
-                <w:b/>
-                <w:sz w:val="28"/>
-                <w:szCs w:val="28"/>
-                <w:bCs/>
-              </w:rPr>
-              <w:t>เอกสารเก่าที่ตัวเลขผิดยังถูกอ่านอยู่</w:t>
+                <w:b w:val="0"/>
+                <w:sz w:val="28"/>
+                <w:szCs w:val="28"/>
+              </w:rPr>
+              <w:t>3</w:t>
             </w:r>
           </w:p>
         </w:tc>
@@ -9088,17 +9401,7 @@
                 <w:sz w:val="28"/>
                 <w:szCs w:val="28"/>
               </w:rPr>
-              <w:t xml:space="preserve">ฉบับอันตรายที่สุดจ่าหน้าว่า "สำหรับทีมพัฒนาส่วนหน้าอ่าน" แต่ระบุถุงมือ 100% </w:t>
-            </w:r>
-            <w:r>
-              <w:rPr>
-                <w:rFonts w:ascii="TH Sarabun New" w:hAnsi="TH Sarabun New" w:cs="TH Sarabun New"/>
-                <w:b/>
-                <w:sz w:val="28"/>
-                <w:szCs w:val="28"/>
-                <w:bCs/>
-              </w:rPr>
-              <w:t>ผิดทุกตัว</w:t>
+              <w:t>เห็นว่า "ของตก" ไม่มีในเฉลย แล้วรีบสรุปว่าเป็นการแจ้งผิด</w:t>
             </w:r>
           </w:p>
         </w:tc>
@@ -9115,7 +9418,7 @@
                 <w:sz w:val="28"/>
                 <w:szCs w:val="28"/>
               </w:rPr>
-              <w:t>ติดป้ายเตือนหัวไฟล์ทุกฉบับ พร้อมชี้ว่าให้อ่านไฟล์ไหนแทน</w:t>
+              <w:t>ลบการตรวจที่ถูกต้องออกจากผลงาน</w:t>
             </w:r>
           </w:p>
         </w:tc>
@@ -9131,7 +9434,7 @@
           <w:szCs w:val="32"/>
           <w:bCs/>
         </w:rPr>
-        <w:t>บทเรียนร่วม:</w:t>
+        <w:t>ข้อสังเกตที่สำคัญที่สุด:</w:t>
       </w:r>
       <w:r>
         <w:rPr>
@@ -9140,7 +9443,7 @@
           <w:sz w:val="32"/>
           <w:szCs w:val="32"/>
         </w:rPr>
-        <w:t xml:space="preserve"> เอกสารที่ตัวเลขล้าสมัย </w:t>
+        <w:t xml:space="preserve"> ทั้งสามครั้งถูกจับได้เพราะ</w:t>
       </w:r>
       <w:r>
         <w:rPr>
@@ -9150,7 +9453,7 @@
           <w:szCs w:val="32"/>
           <w:bCs/>
         </w:rPr>
-        <w:t>อันตรายกว่าไม่มีเอกสารเลย</w:t>
+        <w:t>มีคนอื่นทักท้วง</w:t>
       </w:r>
       <w:r>
         <w:rPr>
@@ -9159,7 +9462,7 @@
           <w:sz w:val="32"/>
           <w:szCs w:val="32"/>
         </w:rPr>
-        <w:t xml:space="preserve"> เพราะคนอ่านจะเชื่อ</w:t>
+        <w:t xml:space="preserve"> ไม่ใช่เพราะผู้พัฒนาตรวจเจอเอง</w:t>
       </w:r>
     </w:p>
     <w:p>
@@ -9170,7 +9473,7 @@
           <w:sz w:val="32"/>
           <w:szCs w:val="32"/>
         </w:rPr>
-        <w:t xml:space="preserve">และ "ทำซ้ำได้" ต้องแปลว่า </w:t>
+        <w:t xml:space="preserve">ซึ่งเป็นหลักฐานเชิงประจักษ์สนับสนุนข้อเสนอในบทที่ 9 ว่า </w:t>
       </w:r>
       <w:r>
         <w:rPr>
@@ -9180,7 +9483,868 @@
           <w:szCs w:val="32"/>
           <w:bCs/>
         </w:rPr>
+        <w:t>ต้องมีผู้ประเมินอิสระ</w:t>
+      </w:r>
+    </w:p>
+    <w:p>
+      <w:r>
+        <w:rPr>
+          <w:rFonts w:ascii="TH Sarabun New" w:hAnsi="TH Sarabun New" w:cs="TH Sarabun New"/>
+          <w:b w:val="0"/>
+          <w:sz w:val="32"/>
+          <w:szCs w:val="32"/>
+        </w:rPr>
+        <w:t xml:space="preserve">เพราะความผิดพลาดประเภทนี้ </w:t>
+      </w:r>
+      <w:r>
+        <w:rPr>
+          <w:rFonts w:ascii="TH Sarabun New" w:hAnsi="TH Sarabun New" w:cs="TH Sarabun New"/>
+          <w:b/>
+          <w:sz w:val="32"/>
+          <w:szCs w:val="32"/>
+          <w:bCs/>
+        </w:rPr>
+        <w:t>มองไม่เห็นจากภายใน</w:t>
+      </w:r>
+      <w:r>
+        <w:rPr>
+          <w:rFonts w:ascii="TH Sarabun New" w:hAnsi="TH Sarabun New" w:cs="TH Sarabun New"/>
+          <w:b w:val="0"/>
+          <w:sz w:val="32"/>
+          <w:szCs w:val="32"/>
+        </w:rPr>
+        <w:t xml:space="preserve"> — คนที่สร้างเครื่องมือวัดคือคนที่มองไม่เห็นข้อจำกัดของมันที่สุด</w:t>
+      </w:r>
+    </w:p>
+    <w:p/>
+    <w:p>
+      <w:r>
+        <w:rPr>
+          <w:rFonts w:ascii="TH Sarabun New" w:hAnsi="TH Sarabun New" w:cs="TH Sarabun New"/>
+          <w:b/>
+          <w:sz w:val="36"/>
+          <w:szCs w:val="36"/>
+          <w:bCs/>
+        </w:rPr>
+        <w:t>8.7 เอกสารกับผลงานไม่ตรงกัน</w:t>
+      </w:r>
+    </w:p>
+    <w:p/>
+    <w:p>
+      <w:r>
+        <w:rPr>
+          <w:rFonts w:ascii="TH Sarabun New" w:hAnsi="TH Sarabun New" w:cs="TH Sarabun New"/>
+          <w:b w:val="0"/>
+          <w:sz w:val="32"/>
+          <w:szCs w:val="32"/>
+        </w:rPr>
+        <w:t>ไม่ใช่ปัญหาเทคนิค แต่เกือบทำให้ส่งงานผิดฉบับ</w:t>
+      </w:r>
+    </w:p>
+    <w:p/>
+    <w:tbl>
+      <w:tblPr>
+        <w:tblStyle w:val="TableGrid"/>
+        <w:tblW w:type="auto" w:w="0"/>
+        <w:tblLook w:firstColumn="1" w:firstRow="1" w:lastColumn="0" w:lastRow="0" w:noHBand="0" w:noVBand="1" w:val="04A0"/>
+      </w:tblPr>
+      <w:tblGrid>
+        <w:gridCol w:w="3010"/>
+        <w:gridCol w:w="3010"/>
+        <w:gridCol w:w="3010"/>
+      </w:tblGrid>
+      <w:tr>
+        <w:tc>
+          <w:tcPr>
+            <w:tcW w:type="dxa" w:w="3010"/>
+          </w:tcPr>
+          <w:p>
+            <w:r>
+              <w:rPr>
+                <w:b/>
+              </w:rPr>
+            </w:r>
+            <w:r>
+              <w:rPr>
+                <w:rFonts w:ascii="TH Sarabun New" w:hAnsi="TH Sarabun New" w:cs="TH Sarabun New"/>
+                <w:b/>
+                <w:sz w:val="28"/>
+                <w:szCs w:val="28"/>
+              </w:rPr>
+              <w:t>ปัญหา</w:t>
+            </w:r>
+          </w:p>
+        </w:tc>
+        <w:tc>
+          <w:tcPr>
+            <w:tcW w:type="dxa" w:w="3010"/>
+          </w:tcPr>
+          <w:p>
+            <w:r>
+              <w:rPr>
+                <w:b/>
+              </w:rPr>
+            </w:r>
+            <w:r>
+              <w:rPr>
+                <w:rFonts w:ascii="TH Sarabun New" w:hAnsi="TH Sarabun New" w:cs="TH Sarabun New"/>
+                <w:b/>
+                <w:sz w:val="28"/>
+                <w:szCs w:val="28"/>
+              </w:rPr>
+              <w:t>สิ่งที่เกิดขึ้น</w:t>
+            </w:r>
+          </w:p>
+        </w:tc>
+        <w:tc>
+          <w:tcPr>
+            <w:tcW w:type="dxa" w:w="3010"/>
+          </w:tcPr>
+          <w:p>
+            <w:r>
+              <w:rPr>
+                <w:b/>
+              </w:rPr>
+            </w:r>
+            <w:r>
+              <w:rPr>
+                <w:rFonts w:ascii="TH Sarabun New" w:hAnsi="TH Sarabun New" w:cs="TH Sarabun New"/>
+                <w:b/>
+                <w:sz w:val="28"/>
+                <w:szCs w:val="28"/>
+              </w:rPr>
+              <w:t>วิธีแก้</w:t>
+            </w:r>
+          </w:p>
+        </w:tc>
+      </w:tr>
+      <w:tr>
+        <w:tc>
+          <w:tcPr>
+            <w:tcW w:type="dxa" w:w="3010"/>
+          </w:tcPr>
+          <w:p>
+            <w:r/>
+            <w:r>
+              <w:rPr>
+                <w:rFonts w:ascii="TH Sarabun New" w:hAnsi="TH Sarabun New" w:cs="TH Sarabun New"/>
+                <w:b/>
+                <w:sz w:val="28"/>
+                <w:szCs w:val="28"/>
+                <w:bCs/>
+              </w:rPr>
+              <w:t>ไฟล์รายงานไม่ตามต้นฉบับ</w:t>
+            </w:r>
+          </w:p>
+        </w:tc>
+        <w:tc>
+          <w:tcPr>
+            <w:tcW w:type="dxa" w:w="3010"/>
+          </w:tcPr>
+          <w:p>
+            <w:r/>
+            <w:r>
+              <w:rPr>
+                <w:rFonts w:ascii="TH Sarabun New" w:hAnsi="TH Sarabun New" w:cs="TH Sarabun New"/>
+                <w:b w:val="0"/>
+                <w:sz w:val="28"/>
+                <w:szCs w:val="28"/>
+              </w:rPr>
+              <w:t xml:space="preserve">จัดหน้าด้วยมือ พอแก้ตัวเลขในต้นฉบับ ไฟล์ที่จะส่งไม่อัปเดตตาม </w:t>
+            </w:r>
+            <w:r>
+              <w:rPr>
+                <w:rFonts w:ascii="TH Sarabun New" w:hAnsi="TH Sarabun New" w:cs="TH Sarabun New"/>
+                <w:b/>
+                <w:sz w:val="28"/>
+                <w:szCs w:val="28"/>
+                <w:bCs/>
+              </w:rPr>
+              <w:t>เกือบส่งฉบับที่ตัวเลขผิดทั้งหมด</w:t>
+            </w:r>
+            <w:r>
+              <w:rPr>
+                <w:rFonts w:ascii="TH Sarabun New" w:hAnsi="TH Sarabun New" w:cs="TH Sarabun New"/>
+                <w:b w:val="0"/>
+                <w:sz w:val="28"/>
+                <w:szCs w:val="28"/>
+              </w:rPr>
+              <w:t xml:space="preserve"> พบเพราะบังเอิญเปิดตรวจไฟล์ที่จะส่งจริง</w:t>
+            </w:r>
+          </w:p>
+        </w:tc>
+        <w:tc>
+          <w:tcPr>
+            <w:tcW w:type="dxa" w:w="3010"/>
+          </w:tcPr>
+          <w:p>
+            <w:r/>
+            <w:r>
+              <w:rPr>
+                <w:rFonts w:ascii="TH Sarabun New" w:hAnsi="TH Sarabun New" w:cs="TH Sarabun New"/>
+                <w:b w:val="0"/>
+                <w:sz w:val="28"/>
+                <w:szCs w:val="28"/>
+              </w:rPr>
+              <w:t>เขียนโปรแกรมสร้างไฟล์รายงานจากต้นฉบับใหม่ทุกครั้ง</w:t>
+            </w:r>
+          </w:p>
+        </w:tc>
+      </w:tr>
+      <w:tr>
+        <w:tc>
+          <w:tcPr>
+            <w:tcW w:type="dxa" w:w="3010"/>
+          </w:tcPr>
+          <w:p>
+            <w:r/>
+            <w:r>
+              <w:rPr>
+                <w:rFonts w:ascii="TH Sarabun New" w:hAnsi="TH Sarabun New" w:cs="TH Sarabun New"/>
+                <w:b/>
+                <w:sz w:val="28"/>
+                <w:szCs w:val="28"/>
+                <w:bCs/>
+              </w:rPr>
+              <w:t>คำสั่งตรวจสอบให้ผลไม่ตรงรายงาน</w:t>
+            </w:r>
+          </w:p>
+        </w:tc>
+        <w:tc>
+          <w:tcPr>
+            <w:tcW w:type="dxa" w:w="3010"/>
+          </w:tcPr>
+          <w:p>
+            <w:r/>
+            <w:r>
+              <w:rPr>
+                <w:rFonts w:ascii="TH Sarabun New" w:hAnsi="TH Sarabun New" w:cs="TH Sarabun New"/>
+                <w:b w:val="0"/>
+                <w:sz w:val="28"/>
+                <w:szCs w:val="28"/>
+              </w:rPr>
+              <w:t xml:space="preserve">เอกสารบอกคำสั่งตรวจความแม่นยำ แต่รันจริงได้ </w:t>
+            </w:r>
+            <w:r>
+              <w:rPr>
+                <w:rFonts w:ascii="TH Sarabun New" w:hAnsi="TH Sarabun New" w:cs="TH Sarabun New"/>
+                <w:b/>
+                <w:sz w:val="28"/>
+                <w:szCs w:val="28"/>
+                <w:bCs/>
+              </w:rPr>
+              <w:t>46%</w:t>
+            </w:r>
+            <w:r>
+              <w:rPr>
+                <w:rFonts w:ascii="TH Sarabun New" w:hAnsi="TH Sarabun New" w:cs="TH Sarabun New"/>
+                <w:b w:val="0"/>
+                <w:sz w:val="28"/>
+                <w:szCs w:val="28"/>
+              </w:rPr>
+              <w:t xml:space="preserve"> ขณะรายงานเขียน </w:t>
+            </w:r>
+            <w:r>
+              <w:rPr>
+                <w:rFonts w:ascii="TH Sarabun New" w:hAnsi="TH Sarabun New" w:cs="TH Sarabun New"/>
+                <w:b/>
+                <w:sz w:val="28"/>
+                <w:szCs w:val="28"/>
+                <w:bCs/>
+              </w:rPr>
+              <w:t>82%</w:t>
+            </w:r>
+            <w:r>
+              <w:rPr>
+                <w:rFonts w:ascii="TH Sarabun New" w:hAnsi="TH Sarabun New" w:cs="TH Sarabun New"/>
+                <w:b w:val="0"/>
+                <w:sz w:val="28"/>
+                <w:szCs w:val="28"/>
+              </w:rPr>
+              <w:t xml:space="preserve"> เพราะผลจริงมาจากสองชุดคำตอบ แต่โปรแกรมอ่านได้ชุดเดียว </w:t>
+            </w:r>
+            <w:r>
+              <w:rPr>
+                <w:rFonts w:ascii="TH Sarabun New" w:hAnsi="TH Sarabun New" w:cs="TH Sarabun New"/>
+                <w:b/>
+                <w:sz w:val="28"/>
+                <w:szCs w:val="28"/>
+                <w:bCs/>
+              </w:rPr>
+              <w:t>ใครรันตามเอกสารจะสรุปว่ารายงานไม่จริง</w:t>
+            </w:r>
+          </w:p>
+        </w:tc>
+        <w:tc>
+          <w:tcPr>
+            <w:tcW w:type="dxa" w:w="3010"/>
+          </w:tcPr>
+          <w:p>
+            <w:r/>
+            <w:r>
+              <w:rPr>
+                <w:rFonts w:ascii="TH Sarabun New" w:hAnsi="TH Sarabun New" w:cs="TH Sarabun New"/>
+                <w:b w:val="0"/>
+                <w:sz w:val="28"/>
+                <w:szCs w:val="28"/>
+              </w:rPr>
+              <w:t>ทำให้ค่าเริ่มต้นของโปรแกรมตรงกับที่ส่งมอบ</w:t>
+            </w:r>
+          </w:p>
+        </w:tc>
+      </w:tr>
+      <w:tr>
+        <w:tc>
+          <w:tcPr>
+            <w:tcW w:type="dxa" w:w="3010"/>
+          </w:tcPr>
+          <w:p>
+            <w:r/>
+            <w:r>
+              <w:rPr>
+                <w:rFonts w:ascii="TH Sarabun New" w:hAnsi="TH Sarabun New" w:cs="TH Sarabun New"/>
+                <w:b/>
+                <w:sz w:val="28"/>
+                <w:szCs w:val="28"/>
+                <w:bCs/>
+              </w:rPr>
+              <w:t>เอกสารเก่าที่ตัวเลขผิดยังถูกอ่านอยู่</w:t>
+            </w:r>
+          </w:p>
+        </w:tc>
+        <w:tc>
+          <w:tcPr>
+            <w:tcW w:type="dxa" w:w="3010"/>
+          </w:tcPr>
+          <w:p>
+            <w:r/>
+            <w:r>
+              <w:rPr>
+                <w:rFonts w:ascii="TH Sarabun New" w:hAnsi="TH Sarabun New" w:cs="TH Sarabun New"/>
+                <w:b w:val="0"/>
+                <w:sz w:val="28"/>
+                <w:szCs w:val="28"/>
+              </w:rPr>
+              <w:t xml:space="preserve">ฉบับอันตรายที่สุดจ่าหน้าว่า "สำหรับทีมพัฒนาส่วนหน้าอ่าน" แต่ระบุถุงมือ 100% </w:t>
+            </w:r>
+            <w:r>
+              <w:rPr>
+                <w:rFonts w:ascii="TH Sarabun New" w:hAnsi="TH Sarabun New" w:cs="TH Sarabun New"/>
+                <w:b/>
+                <w:sz w:val="28"/>
+                <w:szCs w:val="28"/>
+                <w:bCs/>
+              </w:rPr>
+              <w:t>ผิดทุกตัว</w:t>
+            </w:r>
+          </w:p>
+        </w:tc>
+        <w:tc>
+          <w:tcPr>
+            <w:tcW w:type="dxa" w:w="3010"/>
+          </w:tcPr>
+          <w:p>
+            <w:r/>
+            <w:r>
+              <w:rPr>
+                <w:rFonts w:ascii="TH Sarabun New" w:hAnsi="TH Sarabun New" w:cs="TH Sarabun New"/>
+                <w:b w:val="0"/>
+                <w:sz w:val="28"/>
+                <w:szCs w:val="28"/>
+              </w:rPr>
+              <w:t>ติดป้ายเตือนหัวไฟล์ทุกฉบับ พร้อมชี้ว่าให้อ่านไฟล์ไหนแทน</w:t>
+            </w:r>
+          </w:p>
+        </w:tc>
+      </w:tr>
+    </w:tbl>
+    <w:p/>
+    <w:p>
+      <w:r>
+        <w:rPr>
+          <w:rFonts w:ascii="TH Sarabun New" w:hAnsi="TH Sarabun New" w:cs="TH Sarabun New"/>
+          <w:b/>
+          <w:sz w:val="32"/>
+          <w:szCs w:val="32"/>
+          <w:bCs/>
+        </w:rPr>
+        <w:t>บทเรียนร่วม:</w:t>
+      </w:r>
+      <w:r>
+        <w:rPr>
+          <w:rFonts w:ascii="TH Sarabun New" w:hAnsi="TH Sarabun New" w:cs="TH Sarabun New"/>
+          <w:b w:val="0"/>
+          <w:sz w:val="32"/>
+          <w:szCs w:val="32"/>
+        </w:rPr>
+        <w:t xml:space="preserve"> เอกสารที่ตัวเลขล้าสมัย </w:t>
+      </w:r>
+      <w:r>
+        <w:rPr>
+          <w:rFonts w:ascii="TH Sarabun New" w:hAnsi="TH Sarabun New" w:cs="TH Sarabun New"/>
+          <w:b/>
+          <w:sz w:val="32"/>
+          <w:szCs w:val="32"/>
+          <w:bCs/>
+        </w:rPr>
+        <w:t>อันตรายกว่าไม่มีเอกสารเลย</w:t>
+      </w:r>
+      <w:r>
+        <w:rPr>
+          <w:rFonts w:ascii="TH Sarabun New" w:hAnsi="TH Sarabun New" w:cs="TH Sarabun New"/>
+          <w:b w:val="0"/>
+          <w:sz w:val="32"/>
+          <w:szCs w:val="32"/>
+        </w:rPr>
+        <w:t xml:space="preserve"> เพราะคนอ่านจะเชื่อ</w:t>
+      </w:r>
+    </w:p>
+    <w:p>
+      <w:r>
+        <w:rPr>
+          <w:rFonts w:ascii="TH Sarabun New" w:hAnsi="TH Sarabun New" w:cs="TH Sarabun New"/>
+          <w:b w:val="0"/>
+          <w:sz w:val="32"/>
+          <w:szCs w:val="32"/>
+        </w:rPr>
+        <w:t xml:space="preserve">และ "ทำซ้ำได้" ต้องแปลว่า </w:t>
+      </w:r>
+      <w:r>
+        <w:rPr>
+          <w:rFonts w:ascii="TH Sarabun New" w:hAnsi="TH Sarabun New" w:cs="TH Sarabun New"/>
+          <w:b/>
+          <w:sz w:val="32"/>
+          <w:szCs w:val="32"/>
+          <w:bCs/>
+        </w:rPr>
         <w:t>รันคำสั่งในเอกสารแล้วได้เลขในเอกสาร</w:t>
+      </w:r>
+    </w:p>
+    <w:p/>
+    <w:p>
+      <w:r>
+        <w:rPr>
+          <w:rFonts w:ascii="TH Sarabun New" w:hAnsi="TH Sarabun New" w:cs="TH Sarabun New"/>
+          <w:b/>
+          <w:sz w:val="34"/>
+          <w:szCs w:val="34"/>
+          <w:bCs/>
+        </w:rPr>
+        <w:t>8.7.1 ภาพหลักฐานไม่ตรงกับเหตุการณ์ที่แจ้ง</w:t>
+      </w:r>
+    </w:p>
+    <w:p/>
+    <w:p>
+      <w:r>
+        <w:rPr>
+          <w:rFonts w:ascii="TH Sarabun New" w:hAnsi="TH Sarabun New" w:cs="TH Sarabun New"/>
+          <w:b/>
+          <w:sz w:val="32"/>
+          <w:szCs w:val="32"/>
+          <w:bCs/>
+        </w:rPr>
+        <w:t>อาการ:</w:t>
+      </w:r>
+      <w:r>
+        <w:rPr>
+          <w:rFonts w:ascii="TH Sarabun New" w:hAnsi="TH Sarabun New" w:cs="TH Sarabun New"/>
+          <w:b w:val="0"/>
+          <w:sz w:val="32"/>
+          <w:szCs w:val="32"/>
+        </w:rPr>
+        <w:t xml:space="preserve"> ทีมส่วนหน้าเปิดดูภาพหลักฐานของเหตุเกือบเกิดอุบัติเหตุแล้วทักว่า</w:t>
+      </w:r>
+    </w:p>
+    <w:p>
+      <w:r>
+        <w:rPr>
+          <w:rFonts w:ascii="TH Sarabun New" w:hAnsi="TH Sarabun New" w:cs="TH Sarabun New"/>
+          <w:b w:val="0"/>
+          <w:sz w:val="32"/>
+          <w:szCs w:val="32"/>
+        </w:rPr>
+        <w:t>"ในภาพไม่เห็นมีอะไรใกล้เคียงกับที่แจ้งเตือนเลย" ซึ่งตรวจแล้วพบว่า</w:t>
+      </w:r>
+      <w:r>
+        <w:rPr>
+          <w:rFonts w:ascii="TH Sarabun New" w:hAnsi="TH Sarabun New" w:cs="TH Sarabun New"/>
+          <w:b/>
+          <w:sz w:val="32"/>
+          <w:szCs w:val="32"/>
+          <w:bCs/>
+        </w:rPr>
+        <w:t>จริง</w:t>
+      </w:r>
+    </w:p>
+    <w:p/>
+    <w:p>
+      <w:r>
+        <w:rPr>
+          <w:rFonts w:ascii="TH Sarabun New" w:hAnsi="TH Sarabun New" w:cs="TH Sarabun New"/>
+          <w:b/>
+          <w:sz w:val="32"/>
+          <w:szCs w:val="32"/>
+          <w:bCs/>
+        </w:rPr>
+        <w:t>สาเหตุ:</w:t>
+      </w:r>
+      <w:r>
+        <w:rPr>
+          <w:rFonts w:ascii="TH Sarabun New" w:hAnsi="TH Sarabun New" w:cs="TH Sarabun New"/>
+          <w:b w:val="0"/>
+          <w:sz w:val="32"/>
+          <w:szCs w:val="32"/>
+        </w:rPr>
+        <w:t xml:space="preserve"> โปรแกรมเลือกภาพหลักฐานโดยใช้ </w:t>
+      </w:r>
+      <w:r>
+        <w:rPr>
+          <w:rFonts w:ascii="TH Sarabun New" w:hAnsi="TH Sarabun New" w:cs="TH Sarabun New"/>
+          <w:b/>
+          <w:sz w:val="32"/>
+          <w:szCs w:val="32"/>
+          <w:bCs/>
+        </w:rPr>
+        <w:t>"เฟรมแรกของช่วงเหตุการณ์" เสมอ ทั้ง 11 เหตุการณ์</w:t>
+      </w:r>
+    </w:p>
+    <w:p>
+      <w:r>
+        <w:rPr>
+          <w:rFonts w:ascii="TH Sarabun New" w:hAnsi="TH Sarabun New" w:cs="TH Sarabun New"/>
+          <w:b w:val="0"/>
+          <w:sz w:val="32"/>
+          <w:szCs w:val="32"/>
+        </w:rPr>
+        <w:t>โดยไม่เคยตรวจว่าเฟรมนั้นเห็นเหตุจริงหรือไม่</w:t>
+      </w:r>
+    </w:p>
+    <w:p/>
+    <w:p>
+      <w:pPr>
+        <w:pStyle w:val="ListBullet"/>
+      </w:pPr>
+      <w:r>
+        <w:rPr>
+          <w:rFonts w:ascii="TH Sarabun New" w:hAnsi="TH Sarabun New" w:cs="TH Sarabun New"/>
+          <w:b w:val="0"/>
+          <w:sz w:val="32"/>
+          <w:szCs w:val="32"/>
+        </w:rPr>
+        <w:t xml:space="preserve">ใช้ได้กับเหตุแบบ </w:t>
+      </w:r>
+      <w:r>
+        <w:rPr>
+          <w:rFonts w:ascii="TH Sarabun New" w:hAnsi="TH Sarabun New" w:cs="TH Sarabun New"/>
+          <w:b/>
+          <w:sz w:val="32"/>
+          <w:szCs w:val="32"/>
+          <w:bCs/>
+        </w:rPr>
+        <w:t>"สถานะ"</w:t>
+      </w:r>
+      <w:r>
+        <w:rPr>
+          <w:rFonts w:ascii="TH Sarabun New" w:hAnsi="TH Sarabun New" w:cs="TH Sarabun New"/>
+          <w:b w:val="0"/>
+          <w:sz w:val="32"/>
+          <w:szCs w:val="32"/>
+        </w:rPr>
+        <w:t xml:space="preserve"> (ไม่สวมหมวก = เห็นได้ทุกเฟรมตลอดช่วง) → 9 จาก 11 เหตุการณ์จึงไม่มีปัญหา</w:t>
+      </w:r>
+    </w:p>
+    <w:p>
+      <w:pPr>
+        <w:pStyle w:val="ListBullet"/>
+      </w:pPr>
+      <w:r>
+        <w:rPr>
+          <w:rFonts w:ascii="TH Sarabun New" w:hAnsi="TH Sarabun New" w:cs="TH Sarabun New"/>
+          <w:b w:val="0"/>
+          <w:sz w:val="32"/>
+          <w:szCs w:val="32"/>
+        </w:rPr>
+        <w:t xml:space="preserve">ใช้ไม่ได้กับเหตุแบบ </w:t>
+      </w:r>
+      <w:r>
+        <w:rPr>
+          <w:rFonts w:ascii="TH Sarabun New" w:hAnsi="TH Sarabun New" w:cs="TH Sarabun New"/>
+          <w:b/>
+          <w:sz w:val="32"/>
+          <w:szCs w:val="32"/>
+          <w:bCs/>
+        </w:rPr>
+        <w:t>"การกระทำ"</w:t>
+      </w:r>
+      <w:r>
+        <w:rPr>
+          <w:rFonts w:ascii="TH Sarabun New" w:hAnsi="TH Sarabun New" w:cs="TH Sarabun New"/>
+          <w:b w:val="0"/>
+          <w:sz w:val="32"/>
+          <w:szCs w:val="32"/>
+        </w:rPr>
+        <w:t xml:space="preserve"> ที่เกิดเป็นจังหวะกลางช่วง → เหตุเกือบเกิดอุบัติเหตุ</w:t>
+      </w:r>
+    </w:p>
+    <w:p>
+      <w:r>
+        <w:rPr>
+          <w:rFonts w:ascii="TH Sarabun New" w:hAnsi="TH Sarabun New" w:cs="TH Sarabun New"/>
+          <w:b w:val="0"/>
+          <w:sz w:val="32"/>
+          <w:szCs w:val="32"/>
+        </w:rPr>
+        <w:t>ชี้ไปที่เฟรมเริ่มช่วง (02:45) ซึ่งทั้งสองคนกำลังยืนอยู่ที่ลัง ไม่มีมือใกล้เครื่องเลย</w:t>
+      </w:r>
+    </w:p>
+    <w:p>
+      <w:r>
+        <w:rPr>
+          <w:rFonts w:ascii="TH Sarabun New" w:hAnsi="TH Sarabun New" w:cs="TH Sarabun New"/>
+          <w:b w:val="0"/>
+          <w:sz w:val="32"/>
+          <w:szCs w:val="32"/>
+        </w:rPr>
+        <w:t xml:space="preserve">ทั้งที่เฉลยระบุว่าเหตุจริงอยู่ที่ </w:t>
+      </w:r>
+      <w:r>
+        <w:rPr>
+          <w:rFonts w:ascii="TH Sarabun New" w:hAnsi="TH Sarabun New" w:cs="TH Sarabun New"/>
+          <w:b/>
+          <w:sz w:val="32"/>
+          <w:szCs w:val="32"/>
+          <w:bCs/>
+        </w:rPr>
+        <w:t>02:55</w:t>
+      </w:r>
+    </w:p>
+    <w:p/>
+    <w:p>
+      <w:r>
+        <w:rPr>
+          <w:rFonts w:ascii="TH Sarabun New" w:hAnsi="TH Sarabun New" w:cs="TH Sarabun New"/>
+          <w:b/>
+          <w:sz w:val="32"/>
+          <w:szCs w:val="32"/>
+          <w:bCs/>
+        </w:rPr>
+        <w:t>ความร้ายแรง:</w:t>
+      </w:r>
+      <w:r>
+        <w:rPr>
+          <w:rFonts w:ascii="TH Sarabun New" w:hAnsi="TH Sarabun New" w:cs="TH Sarabun New"/>
+          <w:b w:val="0"/>
+          <w:sz w:val="32"/>
+          <w:szCs w:val="32"/>
+        </w:rPr>
+        <w:t xml:space="preserve"> เหตุการณ์นี้คือสิ่งที่รายงานยกเป็นผลงานเด่นที่สุด</w:t>
+      </w:r>
+    </w:p>
+    <w:p>
+      <w:r>
+        <w:rPr>
+          <w:rFonts w:ascii="TH Sarabun New" w:hAnsi="TH Sarabun New" w:cs="TH Sarabun New"/>
+          <w:b/>
+          <w:sz w:val="32"/>
+          <w:szCs w:val="32"/>
+          <w:bCs/>
+        </w:rPr>
+        <w:t>ถ้ากรรมการคลิกดูภาพหลักฐานตอนสาธิต จะเห็นภาพที่ไม่มีอะไร</w:t>
+      </w:r>
+      <w:r>
+        <w:rPr>
+          <w:rFonts w:ascii="TH Sarabun New" w:hAnsi="TH Sarabun New" w:cs="TH Sarabun New"/>
+          <w:b w:val="0"/>
+          <w:sz w:val="32"/>
+          <w:szCs w:val="32"/>
+        </w:rPr>
+        <w:t xml:space="preserve"> และข้อสรุปทั้งหมดจะถูกตั้งคำถามทันที</w:t>
+      </w:r>
+    </w:p>
+    <w:p>
+      <w:r>
+        <w:rPr>
+          <w:rFonts w:ascii="TH Sarabun New" w:hAnsi="TH Sarabun New" w:cs="TH Sarabun New"/>
+          <w:b w:val="0"/>
+          <w:sz w:val="32"/>
+          <w:szCs w:val="32"/>
+        </w:rPr>
+        <w:t>ทั้งที่</w:t>
+      </w:r>
+      <w:r>
+        <w:rPr>
+          <w:rFonts w:ascii="TH Sarabun New" w:hAnsi="TH Sarabun New" w:cs="TH Sarabun New"/>
+          <w:b/>
+          <w:sz w:val="32"/>
+          <w:szCs w:val="32"/>
+          <w:bCs/>
+        </w:rPr>
+        <w:t>ระบบตรวจถูกจริง</w:t>
+      </w:r>
+      <w:r>
+        <w:rPr>
+          <w:rFonts w:ascii="TH Sarabun New" w:hAnsi="TH Sarabun New" w:cs="TH Sarabun New"/>
+          <w:b w:val="0"/>
+          <w:sz w:val="32"/>
+          <w:szCs w:val="32"/>
+        </w:rPr>
+        <w:t xml:space="preserve"> — ปัญหาอยู่ที่การเลือกภาพมาแสดงเท่านั้น</w:t>
+      </w:r>
+    </w:p>
+    <w:p/>
+    <w:p>
+      <w:r>
+        <w:rPr>
+          <w:rFonts w:ascii="TH Sarabun New" w:hAnsi="TH Sarabun New" w:cs="TH Sarabun New"/>
+          <w:b/>
+          <w:sz w:val="32"/>
+          <w:szCs w:val="32"/>
+          <w:bCs/>
+        </w:rPr>
+        <w:t>วิธีแก้:</w:t>
+      </w:r>
+      <w:r>
+        <w:rPr>
+          <w:rFonts w:ascii="TH Sarabun New" w:hAnsi="TH Sarabun New" w:cs="TH Sarabun New"/>
+          <w:b w:val="0"/>
+          <w:sz w:val="32"/>
+          <w:szCs w:val="32"/>
+        </w:rPr>
+        <w:t xml:space="preserve"> แยกการเลือกภาพหลักฐานออกมาเป็นส่วนของตัวเอง พร้อมรายการที่</w:t>
+      </w:r>
+      <w:r>
+        <w:rPr>
+          <w:rFonts w:ascii="TH Sarabun New" w:hAnsi="TH Sarabun New" w:cs="TH Sarabun New"/>
+          <w:b/>
+          <w:sz w:val="32"/>
+          <w:szCs w:val="32"/>
+          <w:bCs/>
+        </w:rPr>
+        <w:t>เปิดภาพตรวจด้วยตายืนยันแล้ว</w:t>
+      </w:r>
+    </w:p>
+    <w:p>
+      <w:r>
+        <w:rPr>
+          <w:rFonts w:ascii="TH Sarabun New" w:hAnsi="TH Sarabun New" w:cs="TH Sarabun New"/>
+          <w:b w:val="0"/>
+          <w:sz w:val="32"/>
+          <w:szCs w:val="32"/>
+        </w:rPr>
+        <w:t>และบันทึกเหตุผลกำกับไว้ในไฟล์ผลลัพธ์ทุกจุดที่ทับค่าเริ่มต้น (แก้ 2 จาก 11 เหตุการณ์)</w:t>
+      </w:r>
+    </w:p>
+    <w:p>
+      <w:r>
+        <w:rPr>
+          <w:rFonts w:ascii="TH Sarabun New" w:hAnsi="TH Sarabun New" w:cs="TH Sarabun New"/>
+          <w:b w:val="0"/>
+          <w:sz w:val="32"/>
+          <w:szCs w:val="32"/>
+        </w:rPr>
+        <w:t>การแก้นี้</w:t>
+      </w:r>
+      <w:r>
+        <w:rPr>
+          <w:rFonts w:ascii="TH Sarabun New" w:hAnsi="TH Sarabun New" w:cs="TH Sarabun New"/>
+          <w:b/>
+          <w:sz w:val="32"/>
+          <w:szCs w:val="32"/>
+          <w:bCs/>
+        </w:rPr>
+        <w:t>ไม่แตะเวลา ช่วง ระดับความรุนแรง หรือการจับคู่กฎ</w:t>
+      </w:r>
+      <w:r>
+        <w:rPr>
+          <w:rFonts w:ascii="TH Sarabun New" w:hAnsi="TH Sarabun New" w:cs="TH Sarabun New"/>
+          <w:b w:val="0"/>
+          <w:sz w:val="32"/>
+          <w:szCs w:val="32"/>
+        </w:rPr>
+        <w:t xml:space="preserve"> จึงไม่กระทบตัวเลขความแม่นยำใด ๆ</w:t>
+      </w:r>
+    </w:p>
+    <w:p/>
+    <w:p>
+      <w:r>
+        <w:rPr>
+          <w:rFonts w:ascii="TH Sarabun New" w:hAnsi="TH Sarabun New" w:cs="TH Sarabun New"/>
+          <w:b/>
+          <w:sz w:val="32"/>
+          <w:szCs w:val="32"/>
+          <w:bCs/>
+        </w:rPr>
+        <w:t>บทเรียน:</w:t>
+      </w:r>
+      <w:r>
+        <w:rPr>
+          <w:rFonts w:ascii="TH Sarabun New" w:hAnsi="TH Sarabun New" w:cs="TH Sarabun New"/>
+          <w:b w:val="0"/>
+          <w:sz w:val="32"/>
+          <w:szCs w:val="32"/>
+        </w:rPr>
+        <w:t xml:space="preserve"> ระบบที่ตัวเลขถูกต้องทั้งหมด </w:t>
+      </w:r>
+      <w:r>
+        <w:rPr>
+          <w:rFonts w:ascii="TH Sarabun New" w:hAnsi="TH Sarabun New" w:cs="TH Sarabun New"/>
+          <w:b/>
+          <w:sz w:val="32"/>
+          <w:szCs w:val="32"/>
+          <w:bCs/>
+        </w:rPr>
+        <w:t>ยังพังได้ที่ชั้นการนำเสนอ</w:t>
+      </w:r>
+    </w:p>
+    <w:p>
+      <w:r>
+        <w:rPr>
+          <w:rFonts w:ascii="TH Sarabun New" w:hAnsi="TH Sarabun New" w:cs="TH Sarabun New"/>
+          <w:b w:val="0"/>
+          <w:sz w:val="32"/>
+          <w:szCs w:val="32"/>
+        </w:rPr>
+        <w:t xml:space="preserve">และข้อบกพร่องแบบนี้ </w:t>
+      </w:r>
+      <w:r>
+        <w:rPr>
+          <w:rFonts w:ascii="TH Sarabun New" w:hAnsi="TH Sarabun New" w:cs="TH Sarabun New"/>
+          <w:b/>
+          <w:sz w:val="32"/>
+          <w:szCs w:val="32"/>
+          <w:bCs/>
+        </w:rPr>
+        <w:t>การวัดผลจับไม่ได้เลย</w:t>
+      </w:r>
+      <w:r>
+        <w:rPr>
+          <w:rFonts w:ascii="TH Sarabun New" w:hAnsi="TH Sarabun New" w:cs="TH Sarabun New"/>
+          <w:b w:val="0"/>
+          <w:sz w:val="32"/>
+          <w:szCs w:val="32"/>
+        </w:rPr>
+        <w:t xml:space="preserve"> เพราะการวัดดูแค่ว่า "แจ้งตรงเวลาไหม"</w:t>
+      </w:r>
+    </w:p>
+    <w:p>
+      <w:r>
+        <w:rPr>
+          <w:rFonts w:ascii="TH Sarabun New" w:hAnsi="TH Sarabun New" w:cs="TH Sarabun New"/>
+          <w:b w:val="0"/>
+          <w:sz w:val="32"/>
+          <w:szCs w:val="32"/>
+        </w:rPr>
+        <w:t xml:space="preserve">ไม่ได้ดูว่า "ภาพที่เอาไปโชว์เห็นเหตุไหม" — </w:t>
+      </w:r>
+      <w:r>
+        <w:rPr>
+          <w:rFonts w:ascii="TH Sarabun New" w:hAnsi="TH Sarabun New" w:cs="TH Sarabun New"/>
+          <w:b/>
+          <w:sz w:val="32"/>
+          <w:szCs w:val="32"/>
+          <w:bCs/>
+        </w:rPr>
+        <w:t>พบได้เพราะมีคนเปิดดูของจริงเท่านั้น</w:t>
       </w:r>
     </w:p>
     <w:p/>

--- a/รายงาน_บทที่7-9_Line-Guard.docx
+++ b/รายงาน_บทที่7-9_Line-Guard.docx
@@ -2805,7 +2805,7 @@
           <w:sz w:val="32"/>
           <w:szCs w:val="32"/>
         </w:rPr>
-        <w:t>ที่ระบุว่าแบบจำลองกลุ่มนี้เข้ารหัสภาพเสมือน "ถุงคำ" (บรรณานุกรม [9])</w:t>
+        <w:t>ที่ระบุว่าแบบจำลองกลุ่มนี้เข้ารหัสภาพเสมือน "ถุงคำ" (เอกสารอ้างอิง [12])</w:t>
       </w:r>
     </w:p>
     <w:p/>

--- a/รายงาน_บทที่7-9_Line-Guard.docx
+++ b/รายงาน_บทที่7-9_Line-Guard.docx
@@ -354,7 +354,7 @@
           <w:sz w:val="32"/>
           <w:szCs w:val="32"/>
         </w:rPr>
-        <w:t xml:space="preserve"> ยาว 3 นาที 39 วินาที (จัดฉากในห้องปฏิบัติการ ผู้ปฏิบัติงาน 2 คน</w:t>
+        <w:t xml:space="preserve"> ยาว 3 นาที 39 วินาที (ผู้ปฏิบัติงาน 2 คน สายพาน ลังคัดแยก 3 ใบ)</w:t>
       </w:r>
     </w:p>
     <w:p>
@@ -365,7 +365,7 @@
           <w:sz w:val="32"/>
           <w:szCs w:val="32"/>
         </w:rPr>
-        <w:t xml:space="preserve">สายพาน ลังคัดแยก 3 ใบ) เทียบกับ </w:t>
+        <w:t xml:space="preserve">เทียบกับ </w:t>
       </w:r>
       <w:r>
         <w:rPr>
@@ -377,6 +377,15 @@
         </w:rPr>
         <w:t>เฉลยที่เปิดภาพดูด้วยตาทีละเฟรม ทุก 3 วินาที รวม 74 จุดตรวจ</w:t>
       </w:r>
+      <w:r>
+        <w:rPr>
+          <w:rFonts w:ascii="TH Sarabun New" w:hAnsi="TH Sarabun New" w:cs="TH Sarabun New"/>
+          <w:b w:val="0"/>
+          <w:sz w:val="32"/>
+          <w:szCs w:val="32"/>
+        </w:rPr>
+        <w:t xml:space="preserve"> ครบทั้งหมวก ถุงมือ</w:t>
+      </w:r>
     </w:p>
     <w:p>
       <w:r>
@@ -386,11 +395,8 @@
           <w:sz w:val="32"/>
           <w:szCs w:val="32"/>
         </w:rPr>
-        <w:t>ครบทั้งหมวก ถุงมือ หน้ากาก ของทั้งสองคน</w:t>
+        <w:t xml:space="preserve">และหน้ากากของทั้งสองคน พบการละเมิดจริง </w:t>
       </w:r>
-    </w:p>
-    <w:p/>
-    <w:p>
       <w:r>
         <w:rPr>
           <w:rFonts w:ascii="TH Sarabun New" w:hAnsi="TH Sarabun New" w:cs="TH Sarabun New"/>
@@ -399,8 +405,11 @@
           <w:szCs w:val="32"/>
           <w:bCs/>
         </w:rPr>
-        <w:t>เกณฑ์การวัด 4 ข้อ</w:t>
+        <w:t>56 จุด</w:t>
       </w:r>
+    </w:p>
+    <w:p/>
+    <w:p>
       <w:r>
         <w:rPr>
           <w:rFonts w:ascii="TH Sarabun New" w:hAnsi="TH Sarabun New" w:cs="TH Sarabun New"/>
@@ -408,209 +417,42 @@
           <w:sz w:val="32"/>
           <w:szCs w:val="32"/>
         </w:rPr>
-        <w:t xml:space="preserve"> ตั้งขึ้นหลังพบว่าการวัดรอบแรกเชื่อไม่ได้ (บทที่ 8)</w:t>
+        <w:t>เพื่อให้ตัวเลขเชื่อถือได้และตรวจสอบซ้ำได้ การวัดทั้งหมดยึดเกณฑ์ 4 ข้อ คือ</w:t>
       </w:r>
     </w:p>
-    <w:p/>
-    <w:tbl>
-      <w:tblPr>
-        <w:tblStyle w:val="TableGrid"/>
-        <w:tblW w:type="auto" w:w="0"/>
-        <w:tblLook w:firstColumn="1" w:firstRow="1" w:lastColumn="0" w:lastRow="0" w:noHBand="0" w:noVBand="1" w:val="04A0"/>
-      </w:tblPr>
-      <w:tblGrid>
-        <w:gridCol w:w="4514"/>
-        <w:gridCol w:w="4514"/>
-      </w:tblGrid>
-      <w:tr>
-        <w:tc>
-          <w:tcPr>
-            <w:tcW w:type="dxa" w:w="4514"/>
-          </w:tcPr>
-          <w:p>
-            <w:r>
-              <w:rPr>
-                <w:b/>
-              </w:rPr>
-            </w:r>
-            <w:r>
-              <w:rPr>
-                <w:rFonts w:ascii="TH Sarabun New" w:hAnsi="TH Sarabun New" w:cs="TH Sarabun New"/>
-                <w:b/>
-                <w:sz w:val="28"/>
-                <w:szCs w:val="28"/>
-              </w:rPr>
-              <w:t>เกณฑ์</w:t>
-            </w:r>
-          </w:p>
-        </w:tc>
-        <w:tc>
-          <w:tcPr>
-            <w:tcW w:type="dxa" w:w="4514"/>
-          </w:tcPr>
-          <w:p>
-            <w:r>
-              <w:rPr>
-                <w:b/>
-              </w:rPr>
-            </w:r>
-            <w:r>
-              <w:rPr>
-                <w:rFonts w:ascii="TH Sarabun New" w:hAnsi="TH Sarabun New" w:cs="TH Sarabun New"/>
-                <w:b/>
-                <w:sz w:val="28"/>
-                <w:szCs w:val="28"/>
-              </w:rPr>
-              <w:t>เหตุผล</w:t>
-            </w:r>
-          </w:p>
-        </w:tc>
-      </w:tr>
-      <w:tr>
-        <w:tc>
-          <w:tcPr>
-            <w:tcW w:type="dxa" w:w="4514"/>
-          </w:tcPr>
-          <w:p>
-            <w:r/>
-            <w:r>
-              <w:rPr>
-                <w:rFonts w:ascii="TH Sarabun New" w:hAnsi="TH Sarabun New" w:cs="TH Sarabun New"/>
-                <w:b w:val="0"/>
-                <w:sz w:val="28"/>
-                <w:szCs w:val="28"/>
-              </w:rPr>
-              <w:t>วัดบนเครื่องเดียวกับที่แบบจำลองทำงาน</w:t>
-            </w:r>
-          </w:p>
-        </w:tc>
-        <w:tc>
-          <w:tcPr>
-            <w:tcW w:type="dxa" w:w="4514"/>
-          </w:tcPr>
-          <w:p>
-            <w:r/>
-            <w:r>
-              <w:rPr>
-                <w:rFonts w:ascii="TH Sarabun New" w:hAnsi="TH Sarabun New" w:cs="TH Sarabun New"/>
-                <w:b w:val="0"/>
-                <w:sz w:val="28"/>
-                <w:szCs w:val="28"/>
-              </w:rPr>
-              <w:t>วัดข้ามเครือข่าย เวลาส่งภาพจะกลบเวลาประมวลผลจริง</w:t>
-            </w:r>
-          </w:p>
-        </w:tc>
-      </w:tr>
-      <w:tr>
-        <w:tc>
-          <w:tcPr>
-            <w:tcW w:type="dxa" w:w="4514"/>
-          </w:tcPr>
-          <w:p>
-            <w:r/>
-            <w:r>
-              <w:rPr>
-                <w:rFonts w:ascii="TH Sarabun New" w:hAnsi="TH Sarabun New" w:cs="TH Sarabun New"/>
-                <w:b w:val="0"/>
-                <w:sz w:val="28"/>
-                <w:szCs w:val="28"/>
-              </w:rPr>
-              <w:t>ตรวจก่อนวัดว่าเครื่องให้บริการแบบจำลองตัวที่ตั้งใจจริง</w:t>
-            </w:r>
-          </w:p>
-        </w:tc>
-        <w:tc>
-          <w:tcPr>
-            <w:tcW w:type="dxa" w:w="4514"/>
-          </w:tcPr>
-          <w:p>
-            <w:r/>
-            <w:r>
-              <w:rPr>
-                <w:rFonts w:ascii="TH Sarabun New" w:hAnsi="TH Sarabun New" w:cs="TH Sarabun New"/>
-                <w:b w:val="0"/>
-                <w:sz w:val="28"/>
-                <w:szCs w:val="28"/>
-              </w:rPr>
-              <w:t>เครื่องเช่าตั้งค่าชี้แบบจำลองตัวอื่นไว้ (หัวข้อ 8.5)</w:t>
-            </w:r>
-          </w:p>
-        </w:tc>
-      </w:tr>
-      <w:tr>
-        <w:tc>
-          <w:tcPr>
-            <w:tcW w:type="dxa" w:w="4514"/>
-          </w:tcPr>
-          <w:p>
-            <w:r/>
-            <w:r>
-              <w:rPr>
-                <w:rFonts w:ascii="TH Sarabun New" w:hAnsi="TH Sarabun New" w:cs="TH Sarabun New"/>
-                <w:b w:val="0"/>
-                <w:sz w:val="28"/>
-                <w:szCs w:val="28"/>
-              </w:rPr>
-              <w:t>ใช้ชุดคำสั่งตัวเดียวกับที่ระบบส่งจริง</w:t>
-            </w:r>
-          </w:p>
-        </w:tc>
-        <w:tc>
-          <w:tcPr>
-            <w:tcW w:type="dxa" w:w="4514"/>
-          </w:tcPr>
-          <w:p>
-            <w:r/>
-            <w:r>
-              <w:rPr>
-                <w:rFonts w:ascii="TH Sarabun New" w:hAnsi="TH Sarabun New" w:cs="TH Sarabun New"/>
-                <w:b w:val="0"/>
-                <w:sz w:val="28"/>
-                <w:szCs w:val="28"/>
-              </w:rPr>
-              <w:t>คำสั่งต่างกันให้เวลาต่างกัน</w:t>
-            </w:r>
-          </w:p>
-        </w:tc>
-      </w:tr>
-      <w:tr>
-        <w:tc>
-          <w:tcPr>
-            <w:tcW w:type="dxa" w:w="4514"/>
-          </w:tcPr>
-          <w:p>
-            <w:r/>
-            <w:r>
-              <w:rPr>
-                <w:rFonts w:ascii="TH Sarabun New" w:hAnsi="TH Sarabun New" w:cs="TH Sarabun New"/>
-                <w:b w:val="0"/>
-                <w:sz w:val="28"/>
-                <w:szCs w:val="28"/>
-              </w:rPr>
-              <w:t>เก็บคำตอบดิบทุกเฟรม ไม่เก็บแค่ผลสรุป</w:t>
-            </w:r>
-          </w:p>
-        </w:tc>
-        <w:tc>
-          <w:tcPr>
-            <w:tcW w:type="dxa" w:w="4514"/>
-          </w:tcPr>
-          <w:p>
-            <w:r/>
-            <w:r>
-              <w:rPr>
-                <w:rFonts w:ascii="TH Sarabun New" w:hAnsi="TH Sarabun New" w:cs="TH Sarabun New"/>
-                <w:b w:val="0"/>
-                <w:sz w:val="28"/>
-                <w:szCs w:val="28"/>
-              </w:rPr>
-              <w:t>เพื่อย้อนตรวจได้ว่าตัวเลขมาจากไหน</w:t>
-            </w:r>
-          </w:p>
-        </w:tc>
-      </w:tr>
-    </w:tbl>
+    <w:p>
+      <w:r>
+        <w:rPr>
+          <w:rFonts w:ascii="TH Sarabun New" w:hAnsi="TH Sarabun New" w:cs="TH Sarabun New"/>
+          <w:b w:val="0"/>
+          <w:sz w:val="32"/>
+          <w:szCs w:val="32"/>
+        </w:rPr>
+        <w:t>วัดบนเครื่องเดียวกับที่แบบจำลองทำงาน (ไม่ให้เวลาส่งข้อมูลข้ามเครือข่ายกลบผลจริง) ·</w:t>
+      </w:r>
+    </w:p>
+    <w:p>
+      <w:r>
+        <w:rPr>
+          <w:rFonts w:ascii="TH Sarabun New" w:hAnsi="TH Sarabun New" w:cs="TH Sarabun New"/>
+          <w:b w:val="0"/>
+          <w:sz w:val="32"/>
+          <w:szCs w:val="32"/>
+        </w:rPr>
+        <w:t>ตรวจก่อนวัดทุกครั้งว่าเครื่องให้บริการแบบจำลองตัวที่ตั้งใจ · ใช้ชุดคำสั่งตัวเดียวกับที่ระบบส่งจริง ·</w:t>
+      </w:r>
+    </w:p>
+    <w:p>
+      <w:r>
+        <w:rPr>
+          <w:rFonts w:ascii="TH Sarabun New" w:hAnsi="TH Sarabun New" w:cs="TH Sarabun New"/>
+          <w:b w:val="0"/>
+          <w:sz w:val="32"/>
+          <w:szCs w:val="32"/>
+        </w:rPr>
+        <w:t>และเก็บคำตอบดิบไว้ทุกเฟรมเพื่อให้ย้อนตรวจได้ว่าตัวเลขมาจากไหน</w:t>
+      </w:r>
+    </w:p>
     <w:p/>
     <w:p>
       <w:r>
@@ -630,7 +472,7 @@
           <w:sz w:val="32"/>
           <w:szCs w:val="32"/>
         </w:rPr>
-        <w:t xml:space="preserve"> RTX 4090 × 2 (24,564 MiB/ใบ) · ไดรเวอร์ 595.71.05 · AMD EPYC 7282 (32 threads)</w:t>
+        <w:t xml:space="preserve"> RTX 4090 × 2 · AMD EPYC 7282 (32 threads) · RAM 125 GB</w:t>
       </w:r>
     </w:p>
     <w:p>
@@ -641,18 +483,7 @@
           <w:sz w:val="32"/>
           <w:szCs w:val="32"/>
         </w:rPr>
-        <w:t>· RAM 125 GB · Python 3.12.13 / PyTorch 2.11.0+cu130 / CUDA 13.0 · vLLM 0.25.0</w:t>
-      </w:r>
-    </w:p>
-    <w:p>
-      <w:r>
-        <w:rPr>
-          <w:rFonts w:ascii="TH Sarabun New" w:hAnsi="TH Sarabun New" w:cs="TH Sarabun New"/>
-          <w:b w:val="0"/>
-          <w:sz w:val="32"/>
-          <w:szCs w:val="32"/>
-        </w:rPr>
-        <w:t xml:space="preserve">· แบบจำลอง </w:t>
+        <w:t xml:space="preserve">· Python 3.12.13 / PyTorch 2.11.0+cu130 / CUDA 13.0 · vLLM 0.25.0 · </w:t>
       </w:r>
       <w:r>
         <w:rPr>
@@ -683,313 +514,16 @@
           <w:szCs w:val="32"/>
           <w:bCs/>
         </w:rPr>
-        <w:t>การละเมิดจริงในคลิป รวม 56 จุด</w:t>
+        <w:t>ผลทั้งหมดในบทนี้สร้างซ้ำได้ด้วยคำสั่งเดียว</w:t>
       </w:r>
-    </w:p>
-    <w:p/>
-    <w:tbl>
-      <w:tblPr>
-        <w:tblStyle w:val="TableGrid"/>
-        <w:tblW w:type="auto" w:w="0"/>
-        <w:tblLook w:firstColumn="1" w:firstRow="1" w:lastColumn="0" w:lastRow="0" w:noHBand="0" w:noVBand="1" w:val="04A0"/>
-      </w:tblPr>
-      <w:tblGrid>
-        <w:gridCol w:w="3010"/>
-        <w:gridCol w:w="3010"/>
-        <w:gridCol w:w="3010"/>
-      </w:tblGrid>
-      <w:tr>
-        <w:tc>
-          <w:tcPr>
-            <w:tcW w:type="dxa" w:w="3010"/>
-          </w:tcPr>
-          <w:p>
-            <w:r>
-              <w:rPr>
-                <w:b/>
-              </w:rPr>
-            </w:r>
-            <w:r>
-              <w:rPr>
-                <w:rFonts w:ascii="TH Sarabun New" w:hAnsi="TH Sarabun New" w:cs="TH Sarabun New"/>
-                <w:b/>
-                <w:sz w:val="28"/>
-                <w:szCs w:val="28"/>
-              </w:rPr>
-              <w:t>รายการ</w:t>
-            </w:r>
-          </w:p>
-        </w:tc>
-        <w:tc>
-          <w:tcPr>
-            <w:tcW w:type="dxa" w:w="3010"/>
-          </w:tcPr>
-          <w:p>
-            <w:r>
-              <w:rPr>
-                <w:b/>
-              </w:rPr>
-            </w:r>
-            <w:r>
-              <w:rPr>
-                <w:rFonts w:ascii="TH Sarabun New" w:hAnsi="TH Sarabun New" w:cs="TH Sarabun New"/>
-                <w:b/>
-                <w:sz w:val="28"/>
-                <w:szCs w:val="28"/>
-              </w:rPr>
-              <w:t>จุด</w:t>
-            </w:r>
-          </w:p>
-        </w:tc>
-        <w:tc>
-          <w:tcPr>
-            <w:tcW w:type="dxa" w:w="3010"/>
-          </w:tcPr>
-          <w:p>
-            <w:r>
-              <w:rPr>
-                <w:b/>
-              </w:rPr>
-            </w:r>
-            <w:r>
-              <w:rPr>
-                <w:rFonts w:ascii="TH Sarabun New" w:hAnsi="TH Sarabun New" w:cs="TH Sarabun New"/>
-                <w:b/>
-                <w:sz w:val="28"/>
-                <w:szCs w:val="28"/>
-              </w:rPr>
-              <w:t>ช่วงเวลา</w:t>
-            </w:r>
-          </w:p>
-        </w:tc>
-      </w:tr>
-      <w:tr>
-        <w:tc>
-          <w:tcPr>
-            <w:tcW w:type="dxa" w:w="3010"/>
-          </w:tcPr>
-          <w:p>
-            <w:r/>
-            <w:r>
-              <w:rPr>
-                <w:rFonts w:ascii="TH Sarabun New" w:hAnsi="TH Sarabun New" w:cs="TH Sarabun New"/>
-                <w:b w:val="0"/>
-                <w:sz w:val="28"/>
-                <w:szCs w:val="28"/>
-              </w:rPr>
-              <w:t>คนที่ 1 หน้ากากไม่คลุมจมูกปาก</w:t>
-            </w:r>
-          </w:p>
-        </w:tc>
-        <w:tc>
-          <w:tcPr>
-            <w:tcW w:type="dxa" w:w="3010"/>
-          </w:tcPr>
-          <w:p>
-            <w:r/>
-            <w:r>
-              <w:rPr>
-                <w:rFonts w:ascii="TH Sarabun New" w:hAnsi="TH Sarabun New" w:cs="TH Sarabun New"/>
-                <w:b w:val="0"/>
-                <w:sz w:val="28"/>
-                <w:szCs w:val="28"/>
-              </w:rPr>
-              <w:t>35</w:t>
-            </w:r>
-          </w:p>
-        </w:tc>
-        <w:tc>
-          <w:tcPr>
-            <w:tcW w:type="dxa" w:w="3010"/>
-          </w:tcPr>
-          <w:p>
-            <w:r/>
-            <w:r>
-              <w:rPr>
-                <w:rFonts w:ascii="TH Sarabun New" w:hAnsi="TH Sarabun New" w:cs="TH Sarabun New"/>
-                <w:b w:val="0"/>
-                <w:sz w:val="28"/>
-                <w:szCs w:val="28"/>
-              </w:rPr>
-              <w:t>01:57–03:39 (ต่อเนื่อง)</w:t>
-            </w:r>
-          </w:p>
-        </w:tc>
-      </w:tr>
-      <w:tr>
-        <w:tc>
-          <w:tcPr>
-            <w:tcW w:type="dxa" w:w="3010"/>
-          </w:tcPr>
-          <w:p>
-            <w:r/>
-            <w:r>
-              <w:rPr>
-                <w:rFonts w:ascii="TH Sarabun New" w:hAnsi="TH Sarabun New" w:cs="TH Sarabun New"/>
-                <w:b w:val="0"/>
-                <w:sz w:val="28"/>
-                <w:szCs w:val="28"/>
-              </w:rPr>
-              <w:t>คนที่ 2 ไม่สวมหมวก</w:t>
-            </w:r>
-          </w:p>
-        </w:tc>
-        <w:tc>
-          <w:tcPr>
-            <w:tcW w:type="dxa" w:w="3010"/>
-          </w:tcPr>
-          <w:p>
-            <w:r/>
-            <w:r>
-              <w:rPr>
-                <w:rFonts w:ascii="TH Sarabun New" w:hAnsi="TH Sarabun New" w:cs="TH Sarabun New"/>
-                <w:b w:val="0"/>
-                <w:sz w:val="28"/>
-                <w:szCs w:val="28"/>
-              </w:rPr>
-              <w:t>14</w:t>
-            </w:r>
-          </w:p>
-        </w:tc>
-        <w:tc>
-          <w:tcPr>
-            <w:tcW w:type="dxa" w:w="3010"/>
-          </w:tcPr>
-          <w:p>
-            <w:r/>
-            <w:r>
-              <w:rPr>
-                <w:rFonts w:ascii="TH Sarabun New" w:hAnsi="TH Sarabun New" w:cs="TH Sarabun New"/>
-                <w:b w:val="0"/>
-                <w:sz w:val="28"/>
-                <w:szCs w:val="28"/>
-              </w:rPr>
-              <w:t>03:00–03:39</w:t>
-            </w:r>
-          </w:p>
-        </w:tc>
-      </w:tr>
-      <w:tr>
-        <w:tc>
-          <w:tcPr>
-            <w:tcW w:type="dxa" w:w="3010"/>
-          </w:tcPr>
-          <w:p>
-            <w:r/>
-            <w:r>
-              <w:rPr>
-                <w:rFonts w:ascii="TH Sarabun New" w:hAnsi="TH Sarabun New" w:cs="TH Sarabun New"/>
-                <w:b w:val="0"/>
-                <w:sz w:val="28"/>
-                <w:szCs w:val="28"/>
-              </w:rPr>
-              <w:t>คนที่ 2 ไม่สวมถุงมือ</w:t>
-            </w:r>
-          </w:p>
-        </w:tc>
-        <w:tc>
-          <w:tcPr>
-            <w:tcW w:type="dxa" w:w="3010"/>
-          </w:tcPr>
-          <w:p>
-            <w:r/>
-            <w:r>
-              <w:rPr>
-                <w:rFonts w:ascii="TH Sarabun New" w:hAnsi="TH Sarabun New" w:cs="TH Sarabun New"/>
-                <w:b w:val="0"/>
-                <w:sz w:val="28"/>
-                <w:szCs w:val="28"/>
-              </w:rPr>
-              <w:t>5</w:t>
-            </w:r>
-          </w:p>
-        </w:tc>
-        <w:tc>
-          <w:tcPr>
-            <w:tcW w:type="dxa" w:w="3010"/>
-          </w:tcPr>
-          <w:p>
-            <w:r/>
-            <w:r>
-              <w:rPr>
-                <w:rFonts w:ascii="TH Sarabun New" w:hAnsi="TH Sarabun New" w:cs="TH Sarabun New"/>
-                <w:b w:val="0"/>
-                <w:sz w:val="28"/>
-                <w:szCs w:val="28"/>
-              </w:rPr>
-              <w:t>02:09–02:15 และ 03:36–03:39</w:t>
-            </w:r>
-          </w:p>
-        </w:tc>
-      </w:tr>
-      <w:tr>
-        <w:tc>
-          <w:tcPr>
-            <w:tcW w:type="dxa" w:w="3010"/>
-          </w:tcPr>
-          <w:p>
-            <w:r/>
-            <w:r>
-              <w:rPr>
-                <w:rFonts w:ascii="TH Sarabun New" w:hAnsi="TH Sarabun New" w:cs="TH Sarabun New"/>
-                <w:b w:val="0"/>
-                <w:sz w:val="28"/>
-                <w:szCs w:val="28"/>
-              </w:rPr>
-              <w:t>คนที่ 1 ไม่สวมถุงมือ</w:t>
-            </w:r>
-          </w:p>
-        </w:tc>
-        <w:tc>
-          <w:tcPr>
-            <w:tcW w:type="dxa" w:w="3010"/>
-          </w:tcPr>
-          <w:p>
-            <w:r/>
-            <w:r>
-              <w:rPr>
-                <w:rFonts w:ascii="TH Sarabun New" w:hAnsi="TH Sarabun New" w:cs="TH Sarabun New"/>
-                <w:b w:val="0"/>
-                <w:sz w:val="28"/>
-                <w:szCs w:val="28"/>
-              </w:rPr>
-              <w:t>2</w:t>
-            </w:r>
-          </w:p>
-        </w:tc>
-        <w:tc>
-          <w:tcPr>
-            <w:tcW w:type="dxa" w:w="3010"/>
-          </w:tcPr>
-          <w:p>
-            <w:r/>
-            <w:r>
-              <w:rPr>
-                <w:rFonts w:ascii="TH Sarabun New" w:hAnsi="TH Sarabun New" w:cs="TH Sarabun New"/>
-                <w:b w:val="0"/>
-                <w:sz w:val="28"/>
-                <w:szCs w:val="28"/>
-              </w:rPr>
-              <w:t>03:36–03:39</w:t>
-            </w:r>
-          </w:p>
-        </w:tc>
-      </w:tr>
-    </w:tbl>
-    <w:p/>
-    <w:p>
-      <w:pPr>
-        <w:ind w:left="504"/>
-      </w:pPr>
       <w:r>
         <w:rPr>
           <w:rFonts w:ascii="TH Sarabun New" w:hAnsi="TH Sarabun New" w:cs="TH Sarabun New"/>
           <w:b w:val="0"/>
-          <w:i/>
-          <w:sz w:val="30"/>
-          <w:szCs w:val="30"/>
+          <w:sz w:val="32"/>
+          <w:szCs w:val="32"/>
         </w:rPr>
-        <w:t>เฉลยนี้เป็นฉบับที่ 4 เพราะสามฉบับก่อนหน้าพบภายหลังว่าผิด (หัวข้อ 8.1)</w:t>
+        <w:t xml:space="preserve"> ซึ่งจะพิมพ์ตารางความแม่นยำออกมาตรงทุกตัว</w:t>
       </w:r>
     </w:p>
     <w:p/>
@@ -1010,65 +544,11 @@
       <w:r>
         <w:rPr>
           <w:rFonts w:ascii="TH Sarabun New" w:hAnsi="TH Sarabun New" w:cs="TH Sarabun New"/>
-          <w:b/>
-          <w:sz w:val="32"/>
-          <w:szCs w:val="32"/>
-          <w:bCs/>
-        </w:rPr>
-        <w:t>ตัวชี้วัด</w:t>
-      </w:r>
-      <w:r>
-        <w:rPr>
-          <w:rFonts w:ascii="TH Sarabun New" w:hAnsi="TH Sarabun New" w:cs="TH Sarabun New"/>
           <w:b w:val="0"/>
           <w:sz w:val="32"/>
           <w:szCs w:val="32"/>
         </w:rPr>
-        <w:t xml:space="preserve"> — *อัตราการตรวจพบ*: จับได้กี่ % จากการละเมิดจริง (สำคัญสุด เพราะพลาดเหตุจริงคือความเสียหาย)</w:t>
-      </w:r>
-    </w:p>
-    <w:p>
-      <w:r>
-        <w:rPr>
-          <w:rFonts w:ascii="TH Sarabun New" w:hAnsi="TH Sarabun New" w:cs="TH Sarabun New"/>
-          <w:b w:val="0"/>
-          <w:sz w:val="32"/>
-          <w:szCs w:val="32"/>
-        </w:rPr>
-        <w:t>· *การแจ้งผิด*: แจ้งทั้งที่ไม่มีเหตุ (สำคัญเพราะถ้าแจ้งผิดบ่อย เจ้าหน้าที่จะเลิกสนใจ)</w:t>
-      </w:r>
-    </w:p>
-    <w:p/>
-    <w:p>
-      <w:r>
-        <w:rPr>
-          <w:rFonts w:ascii="TH Sarabun New" w:hAnsi="TH Sarabun New" w:cs="TH Sarabun New"/>
-          <w:b/>
-          <w:sz w:val="32"/>
-          <w:szCs w:val="32"/>
-          <w:bCs/>
-        </w:rPr>
-        <w:t>รูปแบบที่ส่งมอบ:</w:t>
-      </w:r>
-      <w:r>
-        <w:rPr>
-          <w:rFonts w:ascii="TH Sarabun New" w:hAnsi="TH Sarabun New" w:cs="TH Sarabun New"/>
-          <w:b w:val="0"/>
-          <w:sz w:val="32"/>
-          <w:szCs w:val="32"/>
-        </w:rPr>
-        <w:t xml:space="preserve"> หมวกและถุงมือตรวจจากภาพเต็ม 1080p · หน้ากากตรวจจากภาพศีรษะที่ขยาย 4 เท่า</w:t>
-      </w:r>
-    </w:p>
-    <w:p>
-      <w:r>
-        <w:rPr>
-          <w:rFonts w:ascii="TH Sarabun New" w:hAnsi="TH Sarabun New" w:cs="TH Sarabun New"/>
-          <w:b w:val="0"/>
-          <w:sz w:val="32"/>
-          <w:szCs w:val="32"/>
-        </w:rPr>
-        <w:t>ด้วยเทคนิค super-resolution (ขยายให้คมด้วยแบบจำลอง ไม่ใช่ยืดภาพ)</w:t>
+        <w:t>หมวกและถุงมือตรวจจากภาพเต็ม 1080p · หน้ากากตรวจจากภาพศีรษะที่ขยาย 4 เท่าด้วย super-resolution</w:t>
       </w:r>
     </w:p>
     <w:p/>
@@ -1180,9 +660,10 @@
             <w:r>
               <w:rPr>
                 <w:rFonts w:ascii="TH Sarabun New" w:hAnsi="TH Sarabun New" w:cs="TH Sarabun New"/>
-                <w:b w:val="0"/>
+                <w:b/>
                 <w:sz w:val="28"/>
                 <w:szCs w:val="28"/>
+                <w:bCs/>
               </w:rPr>
               <w:t>หมวก</w:t>
             </w:r>
@@ -1238,6 +719,78 @@
                 <w:bCs/>
               </w:rPr>
               <w:t>0</w:t>
+            </w:r>
+          </w:p>
+        </w:tc>
+      </w:tr>
+      <w:tr>
+        <w:tc>
+          <w:tcPr>
+            <w:tcW w:type="dxa" w:w="2257"/>
+          </w:tcPr>
+          <w:p>
+            <w:r/>
+            <w:r>
+              <w:rPr>
+                <w:rFonts w:ascii="TH Sarabun New" w:hAnsi="TH Sarabun New" w:cs="TH Sarabun New"/>
+                <w:b/>
+                <w:sz w:val="28"/>
+                <w:szCs w:val="28"/>
+                <w:bCs/>
+              </w:rPr>
+              <w:t>หน้ากาก</w:t>
+            </w:r>
+          </w:p>
+        </w:tc>
+        <w:tc>
+          <w:tcPr>
+            <w:tcW w:type="dxa" w:w="2257"/>
+          </w:tcPr>
+          <w:p>
+            <w:r/>
+            <w:r>
+              <w:rPr>
+                <w:rFonts w:ascii="TH Sarabun New" w:hAnsi="TH Sarabun New" w:cs="TH Sarabun New"/>
+                <w:b w:val="0"/>
+                <w:sz w:val="28"/>
+                <w:szCs w:val="28"/>
+              </w:rPr>
+              <w:t>28/35</w:t>
+            </w:r>
+          </w:p>
+        </w:tc>
+        <w:tc>
+          <w:tcPr>
+            <w:tcW w:type="dxa" w:w="2257"/>
+          </w:tcPr>
+          <w:p>
+            <w:r/>
+            <w:r>
+              <w:rPr>
+                <w:rFonts w:ascii="TH Sarabun New" w:hAnsi="TH Sarabun New" w:cs="TH Sarabun New"/>
+                <w:b/>
+                <w:sz w:val="28"/>
+                <w:szCs w:val="28"/>
+                <w:bCs/>
+              </w:rPr>
+              <w:t>80%</w:t>
+            </w:r>
+          </w:p>
+        </w:tc>
+        <w:tc>
+          <w:tcPr>
+            <w:tcW w:type="dxa" w:w="2257"/>
+          </w:tcPr>
+          <w:p>
+            <w:r/>
+            <w:r>
+              <w:rPr>
+                <w:rFonts w:ascii="TH Sarabun New" w:hAnsi="TH Sarabun New" w:cs="TH Sarabun New"/>
+                <w:b w:val="0"/>
+                <w:sz w:val="28"/>
+                <w:szCs w:val="28"/>
+              </w:rPr>
+              <w:t>2</w:t>
             </w:r>
           </w:p>
         </w:tc>
@@ -1308,76 +861,6 @@
                 <w:szCs w:val="28"/>
               </w:rPr>
               <w:t>3</w:t>
-            </w:r>
-          </w:p>
-        </w:tc>
-      </w:tr>
-      <w:tr>
-        <w:tc>
-          <w:tcPr>
-            <w:tcW w:type="dxa" w:w="2257"/>
-          </w:tcPr>
-          <w:p>
-            <w:r/>
-            <w:r>
-              <w:rPr>
-                <w:rFonts w:ascii="TH Sarabun New" w:hAnsi="TH Sarabun New" w:cs="TH Sarabun New"/>
-                <w:b w:val="0"/>
-                <w:sz w:val="28"/>
-                <w:szCs w:val="28"/>
-              </w:rPr>
-              <w:t>หน้ากาก</w:t>
-            </w:r>
-          </w:p>
-        </w:tc>
-        <w:tc>
-          <w:tcPr>
-            <w:tcW w:type="dxa" w:w="2257"/>
-          </w:tcPr>
-          <w:p>
-            <w:r/>
-            <w:r>
-              <w:rPr>
-                <w:rFonts w:ascii="TH Sarabun New" w:hAnsi="TH Sarabun New" w:cs="TH Sarabun New"/>
-                <w:b w:val="0"/>
-                <w:sz w:val="28"/>
-                <w:szCs w:val="28"/>
-              </w:rPr>
-              <w:t>28/35</w:t>
-            </w:r>
-          </w:p>
-        </w:tc>
-        <w:tc>
-          <w:tcPr>
-            <w:tcW w:type="dxa" w:w="2257"/>
-          </w:tcPr>
-          <w:p>
-            <w:r/>
-            <w:r>
-              <w:rPr>
-                <w:rFonts w:ascii="TH Sarabun New" w:hAnsi="TH Sarabun New" w:cs="TH Sarabun New"/>
-                <w:b w:val="0"/>
-                <w:sz w:val="28"/>
-                <w:szCs w:val="28"/>
-              </w:rPr>
-              <w:t>80%</w:t>
-            </w:r>
-          </w:p>
-        </w:tc>
-        <w:tc>
-          <w:tcPr>
-            <w:tcW w:type="dxa" w:w="2257"/>
-          </w:tcPr>
-          <w:p>
-            <w:r/>
-            <w:r>
-              <w:rPr>
-                <w:rFonts w:ascii="TH Sarabun New" w:hAnsi="TH Sarabun New" w:cs="TH Sarabun New"/>
-                <w:b w:val="0"/>
-                <w:sz w:val="28"/>
-                <w:szCs w:val="28"/>
-              </w:rPr>
-              <w:t>2</w:t>
             </w:r>
           </w:p>
         </w:tc>
@@ -1470,7 +953,7 @@
           <w:szCs w:val="32"/>
           <w:bCs/>
         </w:rPr>
-        <w:t>หมวก 100% ไม่มีแจ้งผิด</w:t>
+        <w:t>หมวก 100% โดยไม่มีการแจ้งผิดเลย</w:t>
       </w:r>
       <w:r>
         <w:rPr>
@@ -1479,7 +962,7 @@
           <w:sz w:val="32"/>
           <w:szCs w:val="32"/>
         </w:rPr>
-        <w:t xml:space="preserve"> — ดีจริง วัตถุใหญ่ สีตัดฉาก จุดเปลี่ยนที่ 03:00 ตรงเฉลยพอดี</w:t>
+        <w:t xml:space="preserve"> — จุดเปลี่ยนจากสวมเป็นไม่สวมที่ 03:00 ตรงกับเฉลยพอดีทุกจุด</w:t>
       </w:r>
     </w:p>
     <w:p>
@@ -1494,7 +977,7 @@
           <w:szCs w:val="32"/>
           <w:bCs/>
         </w:rPr>
-        <w:t>หน้ากาก 80% เกินคาด</w:t>
+        <w:t>หน้ากาก 80% เป็นผลที่เกินคาด</w:t>
       </w:r>
       <w:r>
         <w:rPr>
@@ -1503,7 +986,7 @@
           <w:sz w:val="32"/>
           <w:szCs w:val="32"/>
         </w:rPr>
-        <w:t xml:space="preserve"> — ของกินพื้นที่ ~4% ของภาพ คนก้มหน้า และการละเมิดคือ "ดึงลงคาง"</w:t>
+        <w:t xml:space="preserve"> เพราะหน้ากากกินพื้นที่เพียงประมาณ 4% ของภาพ ผู้ปฏิบัติงานก้มหน้า</w:t>
       </w:r>
     </w:p>
     <w:p>
@@ -1514,8 +997,10 @@
           <w:sz w:val="32"/>
           <w:szCs w:val="32"/>
         </w:rPr>
-        <w:t xml:space="preserve">ไม่ใช่ "ไม่สวม" ยากขนาดที่ </w:t>
+        <w:t>เกือบตลอดเวลา และการละเมิดคือ "ดึงลงคาง" ไม่ใช่ "ไม่สวม" ซึ่งสังเกตยากกว่ามาก —</w:t>
       </w:r>
+    </w:p>
+    <w:p>
       <w:r>
         <w:rPr>
           <w:rFonts w:ascii="TH Sarabun New" w:hAnsi="TH Sarabun New" w:cs="TH Sarabun New"/>
@@ -1524,7 +1009,7 @@
           <w:szCs w:val="32"/>
           <w:bCs/>
         </w:rPr>
-        <w:t>คนตรวจเองยังเคยพลาด 27 จุด</w:t>
+        <w:t>ยากถึงขนาดที่ผู้ตรวจซึ่งเป็นคนยังเคยมองข้ามไป 27 จุดในรอบแรก</w:t>
       </w:r>
     </w:p>
     <w:p>
@@ -1539,7 +1024,7 @@
           <w:szCs w:val="32"/>
           <w:bCs/>
         </w:rPr>
-        <w:t>ถุงมือ 57% อ่อนจริง ไม่มีข้อแก้ตัว</w:t>
+        <w:t>ถุงมือ 57% เป็นรายการที่ทำได้ต่ำที่สุด</w:t>
       </w:r>
       <w:r>
         <w:rPr>
@@ -1548,7 +1033,7 @@
           <w:sz w:val="32"/>
           <w:szCs w:val="32"/>
         </w:rPr>
-        <w:t xml:space="preserve"> — แต่รู้สาเหตุครบแล้ว (หัวข้อ 7.3)</w:t>
+        <w:t xml:space="preserve"> แต่วิเคราะห์สาเหตุได้ครบและมีทางแก้ชัดเจนแล้ว (หัวข้อ 8.3)</w:t>
       </w:r>
     </w:p>
     <w:p/>
@@ -1561,7 +1046,7 @@
           <w:szCs w:val="32"/>
           <w:bCs/>
         </w:rPr>
-        <w:t>ผลของการขยายภาพต่อการตรวจหน้ากาก</w:t>
+        <w:t>การขยายภาพศีรษะเป็นกลไกที่ให้ผลมากที่สุดในโครงงาน</w:t>
       </w:r>
     </w:p>
     <w:p/>
@@ -1594,7 +1079,7 @@
                 <w:sz w:val="28"/>
                 <w:szCs w:val="28"/>
               </w:rPr>
-              <w:t>วิธี</w:t>
+              <w:t>วิธีตรวจหน้ากาก</w:t>
             </w:r>
           </w:p>
         </w:tc>
@@ -1750,59 +1235,6 @@
           </w:p>
         </w:tc>
       </w:tr>
-      <w:tr>
-        <w:tc>
-          <w:tcPr>
-            <w:tcW w:type="dxa" w:w="3010"/>
-          </w:tcPr>
-          <w:p>
-            <w:r/>
-            <w:r>
-              <w:rPr>
-                <w:rFonts w:ascii="TH Sarabun New" w:hAnsi="TH Sarabun New" w:cs="TH Sarabun New"/>
-                <w:b w:val="0"/>
-                <w:sz w:val="28"/>
-                <w:szCs w:val="28"/>
-              </w:rPr>
-              <w:t>ขยายภาพ + ตัวกรอง "ถ้ามองไม่เห็นหน้าไม่ต้องตอบ"</w:t>
-            </w:r>
-          </w:p>
-        </w:tc>
-        <w:tc>
-          <w:tcPr>
-            <w:tcW w:type="dxa" w:w="3010"/>
-          </w:tcPr>
-          <w:p>
-            <w:r/>
-            <w:r>
-              <w:rPr>
-                <w:rFonts w:ascii="TH Sarabun New" w:hAnsi="TH Sarabun New" w:cs="TH Sarabun New"/>
-                <w:b w:val="0"/>
-                <w:sz w:val="28"/>
-                <w:szCs w:val="28"/>
-              </w:rPr>
-              <w:t>9/35 (26%)</w:t>
-            </w:r>
-          </w:p>
-        </w:tc>
-        <w:tc>
-          <w:tcPr>
-            <w:tcW w:type="dxa" w:w="3010"/>
-          </w:tcPr>
-          <w:p>
-            <w:r/>
-            <w:r>
-              <w:rPr>
-                <w:rFonts w:ascii="TH Sarabun New" w:hAnsi="TH Sarabun New" w:cs="TH Sarabun New"/>
-                <w:b w:val="0"/>
-                <w:sz w:val="28"/>
-                <w:szCs w:val="28"/>
-              </w:rPr>
-              <w:t>0</w:t>
-            </w:r>
-          </w:p>
-        </w:tc>
-      </w:tr>
     </w:tbl>
     <w:p/>
     <w:p>
@@ -1813,7 +1245,7 @@
           <w:sz w:val="32"/>
           <w:szCs w:val="32"/>
         </w:rPr>
-        <w:t xml:space="preserve">การขยายภาพเพิ่มการตรวจพบ </w:t>
+        <w:t xml:space="preserve">เพิ่มอัตราการตรวจพบ </w:t>
       </w:r>
       <w:r>
         <w:rPr>
@@ -1823,7 +1255,7 @@
           <w:szCs w:val="32"/>
           <w:bCs/>
         </w:rPr>
-        <w:t>จาก 23% เป็น 80%</w:t>
+        <w:t>จาก 23% เป็น 80% (3.5 เท่า)</w:t>
       </w:r>
       <w:r>
         <w:rPr>
@@ -1832,7 +1264,7 @@
           <w:sz w:val="32"/>
           <w:szCs w:val="32"/>
         </w:rPr>
-        <w:t xml:space="preserve"> แลกกับแจ้งผิด 2 จุด — คุ้มชัดเจนสำหรับงานความปลอดภัย</w:t>
+        <w:t xml:space="preserve"> โดยแลกกับการแจ้งผิดเพียง 2 จุด</w:t>
       </w:r>
     </w:p>
     <w:p>
@@ -1843,99 +1275,7 @@
           <w:sz w:val="32"/>
           <w:szCs w:val="32"/>
         </w:rPr>
-        <w:t xml:space="preserve">ส่วนแถวสุดท้ายคือ </w:t>
-      </w:r>
-      <w:r>
-        <w:rPr>
-          <w:rFonts w:ascii="TH Sarabun New" w:hAnsi="TH Sarabun New" w:cs="TH Sarabun New"/>
-          <w:b/>
-          <w:sz w:val="32"/>
-          <w:szCs w:val="32"/>
-          <w:bCs/>
-        </w:rPr>
-        <w:t>บทเรียนที่แพงที่สุดของโครงงาน</w:t>
-      </w:r>
-      <w:r>
-        <w:rPr>
-          <w:rFonts w:ascii="TH Sarabun New" w:hAnsi="TH Sarabun New" w:cs="TH Sarabun New"/>
-          <w:b w:val="0"/>
-          <w:sz w:val="32"/>
-          <w:szCs w:val="32"/>
-        </w:rPr>
-        <w:t>: ตัวกรองนั้นฟังดูสมเหตุสมผลมาก</w:t>
-      </w:r>
-    </w:p>
-    <w:p>
-      <w:r>
-        <w:rPr>
-          <w:rFonts w:ascii="TH Sarabun New" w:hAnsi="TH Sarabun New" w:cs="TH Sarabun New"/>
-          <w:b w:val="0"/>
-          <w:sz w:val="32"/>
-          <w:szCs w:val="32"/>
-        </w:rPr>
-        <w:t xml:space="preserve">แต่ทำให้ระบบ </w:t>
-      </w:r>
-      <w:r>
-        <w:rPr>
-          <w:rFonts w:ascii="TH Sarabun New" w:hAnsi="TH Sarabun New" w:cs="TH Sarabun New"/>
-          <w:b/>
-          <w:sz w:val="32"/>
-          <w:szCs w:val="32"/>
-          <w:bCs/>
-        </w:rPr>
-        <w:t>แย่กว่าการไม่ทำอะไรเลย</w:t>
-      </w:r>
-      <w:r>
-        <w:rPr>
-          <w:rFonts w:ascii="TH Sarabun New" w:hAnsi="TH Sarabun New" w:cs="TH Sarabun New"/>
-          <w:b w:val="0"/>
-          <w:sz w:val="32"/>
-          <w:szCs w:val="32"/>
-        </w:rPr>
-        <w:t xml:space="preserve"> (หัวข้อ 8.1)</w:t>
-      </w:r>
-    </w:p>
-    <w:p/>
-    <w:p>
-      <w:r>
-        <w:rPr>
-          <w:rFonts w:ascii="TH Sarabun New" w:hAnsi="TH Sarabun New" w:cs="TH Sarabun New"/>
-          <w:b/>
-          <w:sz w:val="32"/>
-          <w:szCs w:val="32"/>
-          <w:bCs/>
-        </w:rPr>
-        <w:t>แจ้งผิด 2 จุดของหน้ากาก (00:21, 00:33)</w:t>
-      </w:r>
-      <w:r>
-        <w:rPr>
-          <w:rFonts w:ascii="TH Sarabun New" w:hAnsi="TH Sarabun New" w:cs="TH Sarabun New"/>
-          <w:b w:val="0"/>
-          <w:sz w:val="32"/>
-          <w:szCs w:val="32"/>
-        </w:rPr>
-        <w:t xml:space="preserve"> — แบบจำลองรายงานเองว่ามองไม่เห็นใบหน้า</w:t>
-      </w:r>
-    </w:p>
-    <w:p>
-      <w:r>
-        <w:rPr>
-          <w:rFonts w:ascii="TH Sarabun New" w:hAnsi="TH Sarabun New" w:cs="TH Sarabun New"/>
-          <w:b/>
-          <w:sz w:val="32"/>
-          <w:szCs w:val="32"/>
-          <w:bCs/>
-        </w:rPr>
-        <w:t>แต่ก็ยังเดาว่า "ไม่สวม"</w:t>
-      </w:r>
-      <w:r>
-        <w:rPr>
-          <w:rFonts w:ascii="TH Sarabun New" w:hAnsi="TH Sarabun New" w:cs="TH Sarabun New"/>
-          <w:b w:val="0"/>
-          <w:sz w:val="32"/>
-          <w:szCs w:val="32"/>
-        </w:rPr>
-        <w:t xml:space="preserve"> คือรู้ตัวว่ามองไม่เห็น แต่เลือกเดาแทนที่จะบอกว่าไม่รู้</w:t>
+        <w:t>ซึ่งเป็นการแลกที่คุ้มค่าชัดเจนสำหรับงานความปลอดภัย เพราะการพลาดเหตุจริงเสียหายกว่าการแจ้งเกิน</w:t>
       </w:r>
     </w:p>
     <w:p/>
@@ -1948,371 +1288,7 @@
           <w:szCs w:val="36"/>
           <w:bCs/>
         </w:rPr>
-        <w:t>7.3 สาเหตุความผิดพลาดเรื่องถุงมือ</w:t>
-      </w:r>
-    </w:p>
-    <w:p/>
-    <w:tbl>
-      <w:tblPr>
-        <w:tblStyle w:val="TableGrid"/>
-        <w:tblW w:type="auto" w:w="0"/>
-        <w:tblLook w:firstColumn="1" w:firstRow="1" w:lastColumn="0" w:lastRow="0" w:noHBand="0" w:noVBand="1" w:val="04A0"/>
-      </w:tblPr>
-      <w:tblGrid>
-        <w:gridCol w:w="2257"/>
-        <w:gridCol w:w="2257"/>
-        <w:gridCol w:w="2257"/>
-        <w:gridCol w:w="2257"/>
-      </w:tblGrid>
-      <w:tr>
-        <w:tc>
-          <w:tcPr>
-            <w:tcW w:type="dxa" w:w="2257"/>
-          </w:tcPr>
-          <w:p>
-            <w:r>
-              <w:rPr>
-                <w:b/>
-              </w:rPr>
-            </w:r>
-            <w:r>
-              <w:rPr>
-                <w:rFonts w:ascii="TH Sarabun New" w:hAnsi="TH Sarabun New" w:cs="TH Sarabun New"/>
-                <w:b/>
-                <w:sz w:val="28"/>
-                <w:szCs w:val="28"/>
-              </w:rPr>
-              <w:t>โหมด</w:t>
-            </w:r>
-          </w:p>
-        </w:tc>
-        <w:tc>
-          <w:tcPr>
-            <w:tcW w:type="dxa" w:w="2257"/>
-          </w:tcPr>
-          <w:p>
-            <w:r>
-              <w:rPr>
-                <w:b/>
-              </w:rPr>
-            </w:r>
-            <w:r>
-              <w:rPr>
-                <w:rFonts w:ascii="TH Sarabun New" w:hAnsi="TH Sarabun New" w:cs="TH Sarabun New"/>
-                <w:b/>
-                <w:sz w:val="28"/>
-                <w:szCs w:val="28"/>
-              </w:rPr>
-              <w:t>จุด</w:t>
-            </w:r>
-          </w:p>
-        </w:tc>
-        <w:tc>
-          <w:tcPr>
-            <w:tcW w:type="dxa" w:w="2257"/>
-          </w:tcPr>
-          <w:p>
-            <w:r>
-              <w:rPr>
-                <w:b/>
-              </w:rPr>
-            </w:r>
-            <w:r>
-              <w:rPr>
-                <w:rFonts w:ascii="TH Sarabun New" w:hAnsi="TH Sarabun New" w:cs="TH Sarabun New"/>
-                <w:b/>
-                <w:sz w:val="28"/>
-                <w:szCs w:val="28"/>
-              </w:rPr>
-              <w:t>เกิดที่</w:t>
-            </w:r>
-          </w:p>
-        </w:tc>
-        <w:tc>
-          <w:tcPr>
-            <w:tcW w:type="dxa" w:w="2257"/>
-          </w:tcPr>
-          <w:p>
-            <w:r>
-              <w:rPr>
-                <w:b/>
-              </w:rPr>
-            </w:r>
-            <w:r>
-              <w:rPr>
-                <w:rFonts w:ascii="TH Sarabun New" w:hAnsi="TH Sarabun New" w:cs="TH Sarabun New"/>
-                <w:b/>
-                <w:sz w:val="28"/>
-                <w:szCs w:val="28"/>
-              </w:rPr>
-              <w:t>สาเหตุ</w:t>
-            </w:r>
-          </w:p>
-        </w:tc>
-      </w:tr>
-      <w:tr>
-        <w:tc>
-          <w:tcPr>
-            <w:tcW w:type="dxa" w:w="2257"/>
-          </w:tcPr>
-          <w:p>
-            <w:r/>
-            <w:r>
-              <w:rPr>
-                <w:rFonts w:ascii="TH Sarabun New" w:hAnsi="TH Sarabun New" w:cs="TH Sarabun New"/>
-                <w:b w:val="0"/>
-                <w:sz w:val="28"/>
-                <w:szCs w:val="28"/>
-              </w:rPr>
-              <w:t>แจ้งเกิน (บอกถอด ทั้งที่ใส่)</w:t>
-            </w:r>
-          </w:p>
-        </w:tc>
-        <w:tc>
-          <w:tcPr>
-            <w:tcW w:type="dxa" w:w="2257"/>
-          </w:tcPr>
-          <w:p>
-            <w:r/>
-            <w:r>
-              <w:rPr>
-                <w:rFonts w:ascii="TH Sarabun New" w:hAnsi="TH Sarabun New" w:cs="TH Sarabun New"/>
-                <w:b w:val="0"/>
-                <w:sz w:val="28"/>
-                <w:szCs w:val="28"/>
-              </w:rPr>
-              <w:t>3</w:t>
-            </w:r>
-          </w:p>
-        </w:tc>
-        <w:tc>
-          <w:tcPr>
-            <w:tcW w:type="dxa" w:w="2257"/>
-          </w:tcPr>
-          <w:p>
-            <w:r/>
-            <w:r>
-              <w:rPr>
-                <w:rFonts w:ascii="TH Sarabun New" w:hAnsi="TH Sarabun New" w:cs="TH Sarabun New"/>
-                <w:b w:val="0"/>
-                <w:sz w:val="28"/>
-                <w:szCs w:val="28"/>
-              </w:rPr>
-              <w:t>00:30 · 01:33 · 02:30</w:t>
-            </w:r>
-          </w:p>
-        </w:tc>
-        <w:tc>
-          <w:tcPr>
-            <w:tcW w:type="dxa" w:w="2257"/>
-          </w:tcPr>
-          <w:p>
-            <w:r/>
-            <w:r>
-              <w:rPr>
-                <w:rFonts w:ascii="TH Sarabun New" w:hAnsi="TH Sarabun New" w:cs="TH Sarabun New"/>
-                <w:b w:val="0"/>
-                <w:sz w:val="28"/>
-                <w:szCs w:val="28"/>
-              </w:rPr>
-              <w:t>ผ้าเช็ดสีแดงบังมือ ไม่เห็นสีขาวจึงสรุปว่าไม่ใส่</w:t>
-            </w:r>
-          </w:p>
-        </w:tc>
-      </w:tr>
-      <w:tr>
-        <w:tc>
-          <w:tcPr>
-            <w:tcW w:type="dxa" w:w="2257"/>
-          </w:tcPr>
-          <w:p>
-            <w:r/>
-            <w:r>
-              <w:rPr>
-                <w:rFonts w:ascii="TH Sarabun New" w:hAnsi="TH Sarabun New" w:cs="TH Sarabun New"/>
-                <w:b w:val="0"/>
-                <w:sz w:val="28"/>
-                <w:szCs w:val="28"/>
-              </w:rPr>
-              <w:t>แจ้งขาด (บอกใส่ ทั้งที่ถอด)</w:t>
-            </w:r>
-          </w:p>
-        </w:tc>
-        <w:tc>
-          <w:tcPr>
-            <w:tcW w:type="dxa" w:w="2257"/>
-          </w:tcPr>
-          <w:p>
-            <w:r/>
-            <w:r>
-              <w:rPr>
-                <w:rFonts w:ascii="TH Sarabun New" w:hAnsi="TH Sarabun New" w:cs="TH Sarabun New"/>
-                <w:b w:val="0"/>
-                <w:sz w:val="28"/>
-                <w:szCs w:val="28"/>
-              </w:rPr>
-              <w:t>3</w:t>
-            </w:r>
-          </w:p>
-        </w:tc>
-        <w:tc>
-          <w:tcPr>
-            <w:tcW w:type="dxa" w:w="2257"/>
-          </w:tcPr>
-          <w:p>
-            <w:r/>
-            <w:r>
-              <w:rPr>
-                <w:rFonts w:ascii="TH Sarabun New" w:hAnsi="TH Sarabun New" w:cs="TH Sarabun New"/>
-                <w:b w:val="0"/>
-                <w:sz w:val="28"/>
-                <w:szCs w:val="28"/>
-              </w:rPr>
-              <w:t>02:09 · 02:12 · 02:15</w:t>
-            </w:r>
-          </w:p>
-        </w:tc>
-        <w:tc>
-          <w:tcPr>
-            <w:tcW w:type="dxa" w:w="2257"/>
-          </w:tcPr>
-          <w:p>
-            <w:r/>
-            <w:r>
-              <w:rPr>
-                <w:rFonts w:ascii="TH Sarabun New" w:hAnsi="TH Sarabun New" w:cs="TH Sarabun New"/>
-                <w:b w:val="0"/>
-                <w:sz w:val="28"/>
-                <w:szCs w:val="28"/>
-              </w:rPr>
-              <w:t>ถอดข้างเดียว เห็นมืออีกข้างที่ยังใส่จึงสรุปว่าใส่</w:t>
-            </w:r>
-          </w:p>
-        </w:tc>
-      </w:tr>
-      <w:tr>
-        <w:tc>
-          <w:tcPr>
-            <w:tcW w:type="dxa" w:w="2257"/>
-          </w:tcPr>
-          <w:p>
-            <w:r/>
-            <w:r>
-              <w:rPr>
-                <w:rFonts w:ascii="TH Sarabun New" w:hAnsi="TH Sarabun New" w:cs="TH Sarabun New"/>
-                <w:b w:val="0"/>
-                <w:sz w:val="28"/>
-                <w:szCs w:val="28"/>
-              </w:rPr>
-              <w:t>ตรวจได้ถูก</w:t>
-            </w:r>
-          </w:p>
-        </w:tc>
-        <w:tc>
-          <w:tcPr>
-            <w:tcW w:type="dxa" w:w="2257"/>
-          </w:tcPr>
-          <w:p>
-            <w:r/>
-            <w:r>
-              <w:rPr>
-                <w:rFonts w:ascii="TH Sarabun New" w:hAnsi="TH Sarabun New" w:cs="TH Sarabun New"/>
-                <w:b w:val="0"/>
-                <w:sz w:val="28"/>
-                <w:szCs w:val="28"/>
-              </w:rPr>
-              <w:t>4</w:t>
-            </w:r>
-          </w:p>
-        </w:tc>
-        <w:tc>
-          <w:tcPr>
-            <w:tcW w:type="dxa" w:w="2257"/>
-          </w:tcPr>
-          <w:p>
-            <w:r/>
-            <w:r>
-              <w:rPr>
-                <w:rFonts w:ascii="TH Sarabun New" w:hAnsi="TH Sarabun New" w:cs="TH Sarabun New"/>
-                <w:b w:val="0"/>
-                <w:sz w:val="28"/>
-                <w:szCs w:val="28"/>
-              </w:rPr>
-              <w:t>03:36 · 03:39</w:t>
-            </w:r>
-          </w:p>
-        </w:tc>
-        <w:tc>
-          <w:tcPr>
-            <w:tcW w:type="dxa" w:w="2257"/>
-          </w:tcPr>
-          <w:p>
-            <w:r/>
-            <w:r>
-              <w:rPr>
-                <w:rFonts w:ascii="TH Sarabun New" w:hAnsi="TH Sarabun New" w:cs="TH Sarabun New"/>
-                <w:b w:val="0"/>
-                <w:sz w:val="28"/>
-                <w:szCs w:val="28"/>
-              </w:rPr>
-              <w:t>ถอดสองข้าง มือเปลือยชัดเจน</w:t>
-            </w:r>
-          </w:p>
-        </w:tc>
-      </w:tr>
-    </w:tbl>
-    <w:p/>
-    <w:p>
-      <w:r>
-        <w:rPr>
-          <w:rFonts w:ascii="TH Sarabun New" w:hAnsi="TH Sarabun New" w:cs="TH Sarabun New"/>
-          <w:b/>
-          <w:sz w:val="32"/>
-          <w:szCs w:val="32"/>
-          <w:bCs/>
-        </w:rPr>
-        <w:t>ความผิดทั้ง 6 จุดมีรากเดียวกัน — แบบจำลองตอบที่ระดับคน ไม่ใช่ระดับมือ</w:t>
-      </w:r>
-    </w:p>
-    <w:p>
-      <w:r>
-        <w:rPr>
-          <w:rFonts w:ascii="TH Sarabun New" w:hAnsi="TH Sarabun New" w:cs="TH Sarabun New"/>
-          <w:b w:val="0"/>
-          <w:sz w:val="32"/>
-          <w:szCs w:val="32"/>
-        </w:rPr>
-        <w:t>เมื่อมือสองข้างสถานะต่างกันหรือข้างหนึ่งถูกบัง มันจะยุบเหลือคำตอบเดียว</w:t>
-      </w:r>
-    </w:p>
-    <w:p>
-      <w:r>
-        <w:rPr>
-          <w:rFonts w:ascii="TH Sarabun New" w:hAnsi="TH Sarabun New" w:cs="TH Sarabun New"/>
-          <w:b w:val="0"/>
-          <w:sz w:val="32"/>
-          <w:szCs w:val="32"/>
-        </w:rPr>
-        <w:t xml:space="preserve">ทางแก้คือ </w:t>
-      </w:r>
-      <w:r>
-        <w:rPr>
-          <w:rFonts w:ascii="TH Sarabun New" w:hAnsi="TH Sarabun New" w:cs="TH Sarabun New"/>
-          <w:b/>
-          <w:sz w:val="32"/>
-          <w:szCs w:val="32"/>
-          <w:bCs/>
-        </w:rPr>
-        <w:t>แยกถามทีละมือ</w:t>
-      </w:r>
-      <w:r>
-        <w:rPr>
-          <w:rFonts w:ascii="TH Sarabun New" w:hAnsi="TH Sarabun New" w:cs="TH Sarabun New"/>
-          <w:b w:val="0"/>
-          <w:sz w:val="32"/>
-          <w:szCs w:val="32"/>
-        </w:rPr>
-        <w:t xml:space="preserve"> ไม่ใช่ปรับคำสั่ง (หัวข้อ 9.1)</w:t>
+        <w:t>7.3 ผลการระบุลังด้วยวิธีครอบภาพทีละลัง</w:t>
       </w:r>
     </w:p>
     <w:p/>
@@ -2324,7 +1300,7 @@
           <w:sz w:val="32"/>
           <w:szCs w:val="32"/>
         </w:rPr>
-        <w:t>จุดแจ้งผิดทั้งสามถูกนำกลับไปตรวจซ้ำด้วยการขยายภาพ 3 เท่าและดูเฟรมข้างเคียง ±8 วินาที</w:t>
+        <w:t>การบอกว่าหยิบของจากลังใบไหนเป็นเงื่อนไขจำเป็นของการตรวจสอบขั้นตอนการทำงาน</w:t>
       </w:r>
     </w:p>
     <w:p>
@@ -2335,7 +1311,7 @@
           <w:sz w:val="32"/>
           <w:szCs w:val="32"/>
         </w:rPr>
-        <w:t xml:space="preserve">ผลคือ </w:t>
+        <w:t xml:space="preserve">วิธีที่ใช้คือ </w:t>
       </w:r>
       <w:r>
         <w:rPr>
@@ -2345,40 +1321,7 @@
           <w:szCs w:val="32"/>
           <w:bCs/>
         </w:rPr>
-        <w:t>เฉลยถูกทั้งสามจุด ตัวเลขไม่เปลี่ยน</w:t>
-      </w:r>
-      <w:r>
-        <w:rPr>
-          <w:rFonts w:ascii="TH Sarabun New" w:hAnsi="TH Sarabun New" w:cs="TH Sarabun New"/>
-          <w:b w:val="0"/>
-          <w:sz w:val="32"/>
-          <w:szCs w:val="32"/>
-        </w:rPr>
-        <w:t xml:space="preserve"> เป็นครั้งแรกที่ตรวจแล้วเฉลยถูก</w:t>
-      </w:r>
-    </w:p>
-    <w:p>
-      <w:r>
-        <w:rPr>
-          <w:rFonts w:ascii="TH Sarabun New" w:hAnsi="TH Sarabun New" w:cs="TH Sarabun New"/>
-          <w:b w:val="0"/>
-          <w:sz w:val="32"/>
-          <w:szCs w:val="32"/>
-        </w:rPr>
-        <w:t>หลังจากสี่ครั้งก่อนหน้าเฉลยผิดทุกครั้ง</w:t>
-      </w:r>
-    </w:p>
-    <w:p/>
-    <w:p>
-      <w:r>
-        <w:rPr>
-          <w:rFonts w:ascii="TH Sarabun New" w:hAnsi="TH Sarabun New" w:cs="TH Sarabun New"/>
-          <w:b/>
-          <w:sz w:val="36"/>
-          <w:szCs w:val="36"/>
-          <w:bCs/>
-        </w:rPr>
-        <w:t>7.4 ผลการระบุลังด้วยวิธีครอบภาพทีละลัง</w:t>
+        <w:t>ให้โปรแกรมครอบภาพทีละลัง แล้วถามแบบจำลองเพียงว่า "มีมือไหม"</w:t>
       </w:r>
     </w:p>
     <w:p/>
@@ -2463,10 +1406,9 @@
             <w:r>
               <w:rPr>
                 <w:rFonts w:ascii="TH Sarabun New" w:hAnsi="TH Sarabun New" w:cs="TH Sarabun New"/>
-                <w:b/>
+                <w:b w:val="0"/>
                 <w:sz w:val="28"/>
                 <w:szCs w:val="28"/>
-                <w:bCs/>
               </w:rPr>
               <w:t>ผิด 146/220 จุด (66%)</w:t>
             </w:r>
@@ -2488,7 +1430,7 @@
                 <w:szCs w:val="28"/>
                 <w:bCs/>
               </w:rPr>
-              <w:t>ให้โปรแกรมครอบภาพทีละลัง แล้วถามแค่ "มีมือไหม"</w:t>
+              <w:t>ให้โปรแกรมครอบภาพทีละลัง</w:t>
             </w:r>
           </w:p>
         </w:tc>
@@ -2512,302 +1454,6 @@
         </w:tc>
       </w:tr>
     </w:tbl>
-    <w:p/>
-    <w:p>
-      <w:r>
-        <w:rPr>
-          <w:rFonts w:ascii="TH Sarabun New" w:hAnsi="TH Sarabun New" w:cs="TH Sarabun New"/>
-          <w:b/>
-          <w:sz w:val="32"/>
-          <w:szCs w:val="32"/>
-          <w:bCs/>
-        </w:rPr>
-        <w:t>ระยะห่างระหว่างลังเป็นตัวกำหนดว่าจะผิดหรือไม่</w:t>
-      </w:r>
-    </w:p>
-    <w:p/>
-    <w:tbl>
-      <w:tblPr>
-        <w:tblStyle w:val="TableGrid"/>
-        <w:tblW w:type="auto" w:w="0"/>
-        <w:tblLook w:firstColumn="1" w:firstRow="1" w:lastColumn="0" w:lastRow="0" w:noHBand="0" w:noVBand="1" w:val="04A0"/>
-      </w:tblPr>
-      <w:tblGrid>
-        <w:gridCol w:w="2257"/>
-        <w:gridCol w:w="2257"/>
-        <w:gridCol w:w="2257"/>
-        <w:gridCol w:w="2257"/>
-      </w:tblGrid>
-      <w:tr>
-        <w:tc>
-          <w:tcPr>
-            <w:tcW w:type="dxa" w:w="2257"/>
-          </w:tcPr>
-          <w:p>
-            <w:r>
-              <w:rPr>
-                <w:b/>
-              </w:rPr>
-            </w:r>
-            <w:r>
-              <w:rPr>
-                <w:rFonts w:ascii="TH Sarabun New" w:hAnsi="TH Sarabun New" w:cs="TH Sarabun New"/>
-                <w:b/>
-                <w:sz w:val="28"/>
-                <w:szCs w:val="28"/>
-              </w:rPr>
-              <w:t>ลัง</w:t>
-            </w:r>
-          </w:p>
-        </w:tc>
-        <w:tc>
-          <w:tcPr>
-            <w:tcW w:type="dxa" w:w="2257"/>
-          </w:tcPr>
-          <w:p>
-            <w:r>
-              <w:rPr>
-                <w:b/>
-              </w:rPr>
-            </w:r>
-            <w:r>
-              <w:rPr>
-                <w:rFonts w:ascii="TH Sarabun New" w:hAnsi="TH Sarabun New" w:cs="TH Sarabun New"/>
-                <w:b/>
-                <w:sz w:val="28"/>
-                <w:szCs w:val="28"/>
-              </w:rPr>
-              <w:t>ห่างจากลังข้างเคียง</w:t>
-            </w:r>
-          </w:p>
-        </w:tc>
-        <w:tc>
-          <w:tcPr>
-            <w:tcW w:type="dxa" w:w="2257"/>
-          </w:tcPr>
-          <w:p>
-            <w:r>
-              <w:rPr>
-                <w:b/>
-              </w:rPr>
-            </w:r>
-            <w:r>
-              <w:rPr>
-                <w:rFonts w:ascii="TH Sarabun New" w:hAnsi="TH Sarabun New" w:cs="TH Sarabun New"/>
-                <w:b/>
-                <w:sz w:val="28"/>
-                <w:szCs w:val="28"/>
-              </w:rPr>
-              <w:t>% ของภาพ</w:t>
-            </w:r>
-          </w:p>
-        </w:tc>
-        <w:tc>
-          <w:tcPr>
-            <w:tcW w:type="dxa" w:w="2257"/>
-          </w:tcPr>
-          <w:p>
-            <w:r>
-              <w:rPr>
-                <w:b/>
-              </w:rPr>
-            </w:r>
-            <w:r>
-              <w:rPr>
-                <w:rFonts w:ascii="TH Sarabun New" w:hAnsi="TH Sarabun New" w:cs="TH Sarabun New"/>
-                <w:b/>
-                <w:sz w:val="28"/>
-                <w:szCs w:val="28"/>
-              </w:rPr>
-              <w:t>ผล</w:t>
-            </w:r>
-          </w:p>
-        </w:tc>
-      </w:tr>
-      <w:tr>
-        <w:tc>
-          <w:tcPr>
-            <w:tcW w:type="dxa" w:w="2257"/>
-          </w:tcPr>
-          <w:p>
-            <w:r/>
-            <w:r>
-              <w:rPr>
-                <w:rFonts w:ascii="TH Sarabun New" w:hAnsi="TH Sarabun New" w:cs="TH Sarabun New"/>
-                <w:b w:val="0"/>
-                <w:sz w:val="28"/>
-                <w:szCs w:val="28"/>
-              </w:rPr>
-              <w:t>WAIT / NG</w:t>
-            </w:r>
-          </w:p>
-        </w:tc>
-        <w:tc>
-          <w:tcPr>
-            <w:tcW w:type="dxa" w:w="2257"/>
-          </w:tcPr>
-          <w:p>
-            <w:r/>
-            <w:r>
-              <w:rPr>
-                <w:rFonts w:ascii="TH Sarabun New" w:hAnsi="TH Sarabun New" w:cs="TH Sarabun New"/>
-                <w:b w:val="0"/>
-                <w:sz w:val="28"/>
-                <w:szCs w:val="28"/>
-              </w:rPr>
-              <w:t>251 พิกเซล</w:t>
-            </w:r>
-          </w:p>
-        </w:tc>
-        <w:tc>
-          <w:tcPr>
-            <w:tcW w:type="dxa" w:w="2257"/>
-          </w:tcPr>
-          <w:p>
-            <w:r/>
-            <w:r>
-              <w:rPr>
-                <w:rFonts w:ascii="TH Sarabun New" w:hAnsi="TH Sarabun New" w:cs="TH Sarabun New"/>
-                <w:b w:val="0"/>
-                <w:sz w:val="28"/>
-                <w:szCs w:val="28"/>
-              </w:rPr>
-              <w:t>4.5%</w:t>
-            </w:r>
-          </w:p>
-        </w:tc>
-        <w:tc>
-          <w:tcPr>
-            <w:tcW w:type="dxa" w:w="2257"/>
-          </w:tcPr>
-          <w:p>
-            <w:r/>
-            <w:r>
-              <w:rPr>
-                <w:rFonts w:ascii="TH Sarabun New" w:hAnsi="TH Sarabun New" w:cs="TH Sarabun New"/>
-                <w:b w:val="0"/>
-                <w:sz w:val="28"/>
-                <w:szCs w:val="28"/>
-              </w:rPr>
-              <w:t>เรียกผิดสลับกัน 66%</w:t>
-            </w:r>
-          </w:p>
-        </w:tc>
-      </w:tr>
-      <w:tr>
-        <w:tc>
-          <w:tcPr>
-            <w:tcW w:type="dxa" w:w="2257"/>
-          </w:tcPr>
-          <w:p>
-            <w:r/>
-            <w:r>
-              <w:rPr>
-                <w:rFonts w:ascii="TH Sarabun New" w:hAnsi="TH Sarabun New" w:cs="TH Sarabun New"/>
-                <w:b w:val="0"/>
-                <w:sz w:val="28"/>
-                <w:szCs w:val="28"/>
-              </w:rPr>
-              <w:t>GOOD</w:t>
-            </w:r>
-          </w:p>
-        </w:tc>
-        <w:tc>
-          <w:tcPr>
-            <w:tcW w:type="dxa" w:w="2257"/>
-          </w:tcPr>
-          <w:p>
-            <w:r/>
-            <w:r>
-              <w:rPr>
-                <w:rFonts w:ascii="TH Sarabun New" w:hAnsi="TH Sarabun New" w:cs="TH Sarabun New"/>
-                <w:b w:val="0"/>
-                <w:sz w:val="28"/>
-                <w:szCs w:val="28"/>
-              </w:rPr>
-              <w:t>1,053 พิกเซล</w:t>
-            </w:r>
-          </w:p>
-        </w:tc>
-        <w:tc>
-          <w:tcPr>
-            <w:tcW w:type="dxa" w:w="2257"/>
-          </w:tcPr>
-          <w:p>
-            <w:r/>
-            <w:r>
-              <w:rPr>
-                <w:rFonts w:ascii="TH Sarabun New" w:hAnsi="TH Sarabun New" w:cs="TH Sarabun New"/>
-                <w:b w:val="0"/>
-                <w:sz w:val="28"/>
-                <w:szCs w:val="28"/>
-              </w:rPr>
-              <w:t>11%</w:t>
-            </w:r>
-          </w:p>
-        </w:tc>
-        <w:tc>
-          <w:tcPr>
-            <w:tcW w:type="dxa" w:w="2257"/>
-          </w:tcPr>
-          <w:p>
-            <w:r/>
-            <w:r>
-              <w:rPr>
-                <w:rFonts w:ascii="TH Sarabun New" w:hAnsi="TH Sarabun New" w:cs="TH Sarabun New"/>
-                <w:b/>
-                <w:sz w:val="28"/>
-                <w:szCs w:val="28"/>
-                <w:bCs/>
-              </w:rPr>
-              <w:t>ไม่เคยผิดเลย</w:t>
-            </w:r>
-          </w:p>
-        </w:tc>
-      </w:tr>
-    </w:tbl>
-    <w:p/>
-    <w:p>
-      <w:r>
-        <w:rPr>
-          <w:rFonts w:ascii="TH Sarabun New" w:hAnsi="TH Sarabun New" w:cs="TH Sarabun New"/>
-          <w:b w:val="0"/>
-          <w:sz w:val="32"/>
-          <w:szCs w:val="32"/>
-        </w:rPr>
-        <w:t xml:space="preserve">แบบจำลองอ่านป้ายออกทุกป้าย แต่ </w:t>
-      </w:r>
-      <w:r>
-        <w:rPr>
-          <w:rFonts w:ascii="TH Sarabun New" w:hAnsi="TH Sarabun New" w:cs="TH Sarabun New"/>
-          <w:b/>
-          <w:sz w:val="32"/>
-          <w:szCs w:val="32"/>
-          <w:bCs/>
-        </w:rPr>
-        <w:t>จับคู่ป้ายกับลังผิดเมื่อลังอยู่ใกล้กัน</w:t>
-      </w:r>
-      <w:r>
-        <w:rPr>
-          <w:rFonts w:ascii="TH Sarabun New" w:hAnsi="TH Sarabun New" w:cs="TH Sarabun New"/>
-          <w:b w:val="0"/>
-          <w:sz w:val="32"/>
-          <w:szCs w:val="32"/>
-        </w:rPr>
-        <w:t xml:space="preserve"> ตรงกับงานวิจัย</w:t>
-      </w:r>
-    </w:p>
-    <w:p>
-      <w:r>
-        <w:rPr>
-          <w:rFonts w:ascii="TH Sarabun New" w:hAnsi="TH Sarabun New" w:cs="TH Sarabun New"/>
-          <w:b w:val="0"/>
-          <w:sz w:val="32"/>
-          <w:szCs w:val="32"/>
-        </w:rPr>
-        <w:t>ที่ระบุว่าแบบจำลองกลุ่มนี้เข้ารหัสภาพเสมือน "ถุงคำ" (เอกสารอ้างอิง [12])</w:t>
-      </w:r>
-    </w:p>
     <w:p/>
     <w:p>
       <w:r>
@@ -2865,18 +1511,7 @@
           <w:sz w:val="32"/>
           <w:szCs w:val="32"/>
         </w:rPr>
-        <w:t xml:space="preserve"> (00:10, 01:46, 03:04, 03:28)</w:t>
-      </w:r>
-    </w:p>
-    <w:p>
-      <w:r>
-        <w:rPr>
-          <w:rFonts w:ascii="TH Sarabun New" w:hAnsi="TH Sarabun New" w:cs="TH Sarabun New"/>
-          <w:b w:val="0"/>
-          <w:sz w:val="32"/>
-          <w:szCs w:val="32"/>
-        </w:rPr>
-        <w:t xml:space="preserve">· </w:t>
+        <w:t xml:space="preserve"> · </w:t>
       </w:r>
       <w:r>
         <w:rPr>
@@ -2891,46 +1526,59 @@
     </w:p>
     <w:p/>
     <w:p>
-      <w:r>
-        <w:rPr>
-          <w:rFonts w:ascii="TH Sarabun New" w:hAnsi="TH Sarabun New" w:cs="TH Sarabun New"/>
-          <w:b/>
-          <w:sz w:val="32"/>
-          <w:szCs w:val="32"/>
-          <w:bCs/>
-        </w:rPr>
-        <w:t>ข้อจำกัดของตัวเลข 8/8 ที่ต้องพูดให้ชัด</w:t>
-      </w:r>
-    </w:p>
-    <w:p/>
-    <w:p>
+      <w:pPr>
+        <w:ind w:left="504"/>
+      </w:pPr>
       <w:r>
         <w:rPr>
           <w:rFonts w:ascii="TH Sarabun New" w:hAnsi="TH Sarabun New" w:cs="TH Sarabun New"/>
           <w:b w:val="0"/>
-          <w:sz w:val="32"/>
-          <w:szCs w:val="32"/>
+          <w:i/>
+          <w:sz w:val="30"/>
+          <w:szCs w:val="30"/>
         </w:rPr>
-        <w:t xml:space="preserve">ตัวเลขนี้มาจากการตรวจ </w:t>
+        <w:t>ตัวเลข 8/8 มาจากการตรวจ 4 จุดเวลา × 2 ลัง จึงเป็นฐานที่เล็ก อ่านให้ถูกคือ</w:t>
+      </w:r>
+    </w:p>
+    <w:p>
+      <w:pPr>
+        <w:ind w:left="504"/>
+      </w:pPr>
+      <w:r>
+        <w:rPr>
+          <w:rFonts w:ascii="TH Sarabun New" w:hAnsi="TH Sarabun New" w:cs="TH Sarabun New"/>
+          <w:b w:val="0"/>
+          <w:i/>
+          <w:sz w:val="30"/>
+          <w:szCs w:val="30"/>
+        </w:rPr>
+        <w:t xml:space="preserve">*"ในจุดที่ตรวจสอบแล้วยังไม่พบข้อผิดพลาด"* สิ่งที่ยืนยันได้ชัดเจนคือ </w:t>
       </w:r>
       <w:r>
         <w:rPr>
           <w:rFonts w:ascii="TH Sarabun New" w:hAnsi="TH Sarabun New" w:cs="TH Sarabun New"/>
           <w:b/>
-          <w:sz w:val="32"/>
-          <w:szCs w:val="32"/>
+          <w:i/>
+          <w:sz w:val="30"/>
+          <w:szCs w:val="30"/>
           <w:bCs/>
         </w:rPr>
-        <w:t>4 จุดเวลา × 2 ลัง = 8 การตรวจ</w:t>
+        <w:t>การเปลี่ยนวิธีถามได้ผลจริง</w:t>
       </w:r>
+    </w:p>
+    <w:p>
+      <w:pPr>
+        <w:ind w:left="504"/>
+      </w:pPr>
       <w:r>
         <w:rPr>
           <w:rFonts w:ascii="TH Sarabun New" w:hAnsi="TH Sarabun New" w:cs="TH Sarabun New"/>
           <w:b w:val="0"/>
-          <w:sz w:val="32"/>
-          <w:szCs w:val="32"/>
+          <w:i/>
+          <w:sz w:val="30"/>
+          <w:szCs w:val="30"/>
         </w:rPr>
-        <w:t xml:space="preserve"> ซึ่ง**เป็นฐานที่เล็กกว่าการวัดอุปกรณ์ป้องกัน</w:t>
+        <w:t>— จากเดิมผิด 66% ของทั้งคลิป เหลือไม่พบข้อผิดพลาดในจุดที่ตรวจ</w:t>
       </w:r>
     </w:p>
     <w:p>
@@ -2941,118 +1589,13 @@
           <w:sz w:val="32"/>
           <w:szCs w:val="32"/>
         </w:rPr>
-        <w:t>(74 จุด) มาก</w:t>
-      </w:r>
-      <w:r>
-        <w:rPr>
-          <w:rFonts w:ascii="TH Sarabun New" w:hAnsi="TH Sarabun New" w:cs="TH Sarabun New"/>
-          <w:b/>
-          <w:sz w:val="32"/>
-          <w:szCs w:val="32"/>
-          <w:bCs/>
-        </w:rPr>
-        <w:t xml:space="preserve"> และในแปดการตรวจนั้น </w:t>
-      </w:r>
-      <w:r>
-        <w:rPr>
-          <w:rFonts w:ascii="TH Sarabun New" w:hAnsi="TH Sarabun New" w:cs="TH Sarabun New"/>
-          <w:b w:val="0"/>
-          <w:sz w:val="32"/>
-          <w:szCs w:val="32"/>
-        </w:rPr>
-        <w:t>หกครั้งเป็นคำตอบ "ไม่มีมือ"** ซึ่งเป็นด้านที่ตอบถูกง่ายกว่า</w:t>
+        <w:t>&gt;</w:t>
       </w:r>
     </w:p>
-    <w:p>
-      <w:r>
-        <w:rPr>
-          <w:rFonts w:ascii="TH Sarabun New" w:hAnsi="TH Sarabun New" w:cs="TH Sarabun New"/>
-          <w:b/>
-          <w:sz w:val="32"/>
-          <w:szCs w:val="32"/>
-          <w:bCs/>
-        </w:rPr>
-        <w:t>จึงไม่ควรอ่านว่า "แม่นยำ 100%"</w:t>
-      </w:r>
-      <w:r>
-        <w:rPr>
-          <w:rFonts w:ascii="TH Sarabun New" w:hAnsi="TH Sarabun New" w:cs="TH Sarabun New"/>
-          <w:b w:val="0"/>
-          <w:sz w:val="32"/>
-          <w:szCs w:val="32"/>
-        </w:rPr>
-        <w:t xml:space="preserve"> แต่ควรอ่านว่า *"ในจุดที่ตรวจสอบแล้ว ยังไม่พบข้อผิดพลาด"*</w:t>
-      </w:r>
-    </w:p>
-    <w:p/>
-    <w:p>
-      <w:r>
-        <w:rPr>
-          <w:rFonts w:ascii="TH Sarabun New" w:hAnsi="TH Sarabun New" w:cs="TH Sarabun New"/>
-          <w:b w:val="0"/>
-          <w:sz w:val="32"/>
-          <w:szCs w:val="32"/>
-        </w:rPr>
-        <w:t xml:space="preserve">สิ่งที่ตัวเลขนี้ยืนยันได้จริงคือ </w:t>
-      </w:r>
-      <w:r>
-        <w:rPr>
-          <w:rFonts w:ascii="TH Sarabun New" w:hAnsi="TH Sarabun New" w:cs="TH Sarabun New"/>
-          <w:b/>
-          <w:sz w:val="32"/>
-          <w:szCs w:val="32"/>
-          <w:bCs/>
-        </w:rPr>
-        <w:t>การเปลี่ยนวิธีถามได้ผล</w:t>
-      </w:r>
-      <w:r>
-        <w:rPr>
-          <w:rFonts w:ascii="TH Sarabun New" w:hAnsi="TH Sarabun New" w:cs="TH Sarabun New"/>
-          <w:b w:val="0"/>
-          <w:sz w:val="32"/>
-          <w:szCs w:val="32"/>
-        </w:rPr>
-        <w:t xml:space="preserve"> — วิธีเดิมผิด 66% ของทั้งคลิป</w:t>
-      </w:r>
-    </w:p>
-    <w:p>
-      <w:r>
-        <w:rPr>
-          <w:rFonts w:ascii="TH Sarabun New" w:hAnsi="TH Sarabun New" w:cs="TH Sarabun New"/>
-          <w:b w:val="0"/>
-          <w:sz w:val="32"/>
-          <w:szCs w:val="32"/>
-        </w:rPr>
-        <w:t>ส่วนวิธีใหม่ยังไม่พบข้อผิดพลาดในจุดที่ตรวจ ซึ่งเป็นความต่างที่ใหญ่เกินกว่าจะเกิดจากความบังเอิญ</w:t>
-      </w:r>
-    </w:p>
-    <w:p>
-      <w:r>
-        <w:rPr>
-          <w:rFonts w:ascii="TH Sarabun New" w:hAnsi="TH Sarabun New" w:cs="TH Sarabun New"/>
-          <w:b w:val="0"/>
-          <w:sz w:val="32"/>
-          <w:szCs w:val="32"/>
-        </w:rPr>
-        <w:t>แต่การจะเคลมความแม่นยำเป็นตัวเลขต้องขยายจุดตรวจให้มากกว่านี้</w:t>
-      </w:r>
-    </w:p>
-    <w:p/>
     <w:p>
       <w:pPr>
         <w:ind w:left="504"/>
       </w:pPr>
-      <w:r>
-        <w:rPr>
-          <w:rFonts w:ascii="TH Sarabun New" w:hAnsi="TH Sarabun New" w:cs="TH Sarabun New"/>
-          <w:b/>
-          <w:i/>
-          <w:sz w:val="30"/>
-          <w:szCs w:val="30"/>
-          <w:bCs/>
-        </w:rPr>
-        <w:t>ข้อจำกัดเชิงความสามารถ:</w:t>
-      </w:r>
       <w:r>
         <w:rPr>
           <w:rFonts w:ascii="TH Sarabun New" w:hAnsi="TH Sarabun New" w:cs="TH Sarabun New"/>
@@ -3061,7 +1604,7 @@
           <w:sz w:val="30"/>
           <w:szCs w:val="30"/>
         </w:rPr>
-        <w:t xml:space="preserve"> ระบบรู้แค่ "มีมือยุ่งกับลัง" </w:t>
+        <w:t xml:space="preserve">ข้อจำกัดที่ต้องระบุ: ระบบรู้ว่า "มีมือยุ่งกับลัง" แต่ </w:t>
       </w:r>
       <w:r>
         <w:rPr>
@@ -3087,7 +1630,7 @@
           <w:sz w:val="30"/>
           <w:szCs w:val="30"/>
         </w:rPr>
-        <w:t>จึงรายงานเป็น "ต้องให้คนตรวจ" ไม่ใช่ "หยิบจากลัง NG" ซึ่งจะเป็นการสรุปเกินข้อมูล</w:t>
+        <w:t>จึงรายงานเป็น "ต้องให้คนตรวจ" ไม่ใช่ "หยิบจากลัง NG"</w:t>
       </w:r>
     </w:p>
     <w:p/>
@@ -3100,7 +1643,7 @@
           <w:szCs w:val="36"/>
           <w:bCs/>
         </w:rPr>
-        <w:t>7.5 ผลการตรวจจับเหตุการณ์และการจับคู่กฎ</w:t>
+        <w:t>7.4 ผลการตรวจจับเหตุการณ์และการจับคู่กฎ</w:t>
       </w:r>
     </w:p>
     <w:p/>
@@ -3131,7 +1674,7 @@
           <w:sz w:val="32"/>
           <w:szCs w:val="32"/>
         </w:rPr>
-        <w:t xml:space="preserve"> จับคู่กฎ R1–R10 ได้ครบ </w:t>
+        <w:t xml:space="preserve"> จับคู่กฎความปลอดภัย R1–R10 ได้ครบ </w:t>
       </w:r>
       <w:r>
         <w:rPr>
@@ -3143,6 +1686,8 @@
         </w:rPr>
         <w:t>11 จาก 11</w:t>
       </w:r>
+    </w:p>
+    <w:p>
       <w:r>
         <w:rPr>
           <w:rFonts w:ascii="TH Sarabun New" w:hAnsi="TH Sarabun New" w:cs="TH Sarabun New"/>
@@ -3150,7 +1695,7 @@
           <w:sz w:val="32"/>
           <w:szCs w:val="32"/>
         </w:rPr>
-        <w:t xml:space="preserve"> พร้อมระดับความรุนแรงและภาพหลักฐานทุกรายการ</w:t>
+        <w:t>พร้อมระดับความรุนแรงและภาพหลักฐานทุกรายการ</w:t>
       </w:r>
     </w:p>
     <w:p/>
@@ -3266,7 +1811,7 @@
                 <w:sz w:val="28"/>
                 <w:szCs w:val="28"/>
               </w:rPr>
-              <w:t>00:14</w:t>
+              <w:t>00:14 · 01:52</w:t>
             </w:r>
           </w:p>
         </w:tc>
@@ -3476,77 +2021,7 @@
                 <w:sz w:val="28"/>
                 <w:szCs w:val="28"/>
               </w:rPr>
-              <w:t>01:52</w:t>
-            </w:r>
-          </w:p>
-        </w:tc>
-        <w:tc>
-          <w:tcPr>
-            <w:tcW w:type="dxa" w:w="2257"/>
-          </w:tcPr>
-          <w:p>
-            <w:r/>
-            <w:r>
-              <w:rPr>
-                <w:rFonts w:ascii="TH Sarabun New" w:hAnsi="TH Sarabun New" w:cs="TH Sarabun New"/>
-                <w:b w:val="0"/>
-                <w:sz w:val="28"/>
-                <w:szCs w:val="28"/>
-              </w:rPr>
-              <w:t>R3</w:t>
-            </w:r>
-          </w:p>
-        </w:tc>
-        <w:tc>
-          <w:tcPr>
-            <w:tcW w:type="dxa" w:w="2257"/>
-          </w:tcPr>
-          <w:p>
-            <w:r/>
-            <w:r>
-              <w:rPr>
-                <w:rFonts w:ascii="TH Sarabun New" w:hAnsi="TH Sarabun New" w:cs="TH Sarabun New"/>
-                <w:b w:val="0"/>
-                <w:sz w:val="28"/>
-                <w:szCs w:val="28"/>
-              </w:rPr>
-              <w:t>สูง</w:t>
-            </w:r>
-          </w:p>
-        </w:tc>
-        <w:tc>
-          <w:tcPr>
-            <w:tcW w:type="dxa" w:w="2257"/>
-          </w:tcPr>
-          <w:p>
-            <w:r/>
-            <w:r>
-              <w:rPr>
-                <w:rFonts w:ascii="TH Sarabun New" w:hAnsi="TH Sarabun New" w:cs="TH Sarabun New"/>
-                <w:b w:val="0"/>
-                <w:sz w:val="28"/>
-                <w:szCs w:val="28"/>
-              </w:rPr>
-              <w:t>ของตกบนสายพานที่เดินอยู่</w:t>
-            </w:r>
-          </w:p>
-        </w:tc>
-      </w:tr>
-      <w:tr>
-        <w:tc>
-          <w:tcPr>
-            <w:tcW w:type="dxa" w:w="2257"/>
-          </w:tcPr>
-          <w:p>
-            <w:r/>
-            <w:r>
-              <w:rPr>
-                <w:rFonts w:ascii="TH Sarabun New" w:hAnsi="TH Sarabun New" w:cs="TH Sarabun New"/>
-                <w:b w:val="0"/>
-                <w:sz w:val="28"/>
-                <w:szCs w:val="28"/>
-              </w:rPr>
-              <w:t>02:00</w:t>
+              <w:t>02:00 · 03:09</w:t>
             </w:r>
           </w:p>
         </w:tc>
@@ -3830,7 +2305,7 @@
                 <w:sz w:val="28"/>
                 <w:szCs w:val="28"/>
               </w:rPr>
-              <w:t>03:09</w:t>
+              <w:t>03:36 (× 2)</w:t>
             </w:r>
           </w:p>
         </w:tc>
@@ -3881,147 +2356,7 @@
                 <w:sz w:val="28"/>
                 <w:szCs w:val="28"/>
               </w:rPr>
-              <w:t>หน้ากากไม่คลุมจมูกปาก</w:t>
-            </w:r>
-          </w:p>
-        </w:tc>
-      </w:tr>
-      <w:tr>
-        <w:tc>
-          <w:tcPr>
-            <w:tcW w:type="dxa" w:w="2257"/>
-          </w:tcPr>
-          <w:p>
-            <w:r/>
-            <w:r>
-              <w:rPr>
-                <w:rFonts w:ascii="TH Sarabun New" w:hAnsi="TH Sarabun New" w:cs="TH Sarabun New"/>
-                <w:b w:val="0"/>
-                <w:sz w:val="28"/>
-                <w:szCs w:val="28"/>
-              </w:rPr>
-              <w:t>03:36</w:t>
-            </w:r>
-          </w:p>
-        </w:tc>
-        <w:tc>
-          <w:tcPr>
-            <w:tcW w:type="dxa" w:w="2257"/>
-          </w:tcPr>
-          <w:p>
-            <w:r/>
-            <w:r>
-              <w:rPr>
-                <w:rFonts w:ascii="TH Sarabun New" w:hAnsi="TH Sarabun New" w:cs="TH Sarabun New"/>
-                <w:b w:val="0"/>
-                <w:sz w:val="28"/>
-                <w:szCs w:val="28"/>
-              </w:rPr>
-              <w:t>R5</w:t>
-            </w:r>
-          </w:p>
-        </w:tc>
-        <w:tc>
-          <w:tcPr>
-            <w:tcW w:type="dxa" w:w="2257"/>
-          </w:tcPr>
-          <w:p>
-            <w:r/>
-            <w:r>
-              <w:rPr>
-                <w:rFonts w:ascii="TH Sarabun New" w:hAnsi="TH Sarabun New" w:cs="TH Sarabun New"/>
-                <w:b w:val="0"/>
-                <w:sz w:val="28"/>
-                <w:szCs w:val="28"/>
-              </w:rPr>
-              <w:t>กลาง</w:t>
-            </w:r>
-          </w:p>
-        </w:tc>
-        <w:tc>
-          <w:tcPr>
-            <w:tcW w:type="dxa" w:w="2257"/>
-          </w:tcPr>
-          <w:p>
-            <w:r/>
-            <w:r>
-              <w:rPr>
-                <w:rFonts w:ascii="TH Sarabun New" w:hAnsi="TH Sarabun New" w:cs="TH Sarabun New"/>
-                <w:b w:val="0"/>
-                <w:sz w:val="28"/>
-                <w:szCs w:val="28"/>
-              </w:rPr>
-              <w:t>ไม่สวมถุงมือ (คนที่ 1)</w:t>
-            </w:r>
-          </w:p>
-        </w:tc>
-      </w:tr>
-      <w:tr>
-        <w:tc>
-          <w:tcPr>
-            <w:tcW w:type="dxa" w:w="2257"/>
-          </w:tcPr>
-          <w:p>
-            <w:r/>
-            <w:r>
-              <w:rPr>
-                <w:rFonts w:ascii="TH Sarabun New" w:hAnsi="TH Sarabun New" w:cs="TH Sarabun New"/>
-                <w:b w:val="0"/>
-                <w:sz w:val="28"/>
-                <w:szCs w:val="28"/>
-              </w:rPr>
-              <w:t>03:36</w:t>
-            </w:r>
-          </w:p>
-        </w:tc>
-        <w:tc>
-          <w:tcPr>
-            <w:tcW w:type="dxa" w:w="2257"/>
-          </w:tcPr>
-          <w:p>
-            <w:r/>
-            <w:r>
-              <w:rPr>
-                <w:rFonts w:ascii="TH Sarabun New" w:hAnsi="TH Sarabun New" w:cs="TH Sarabun New"/>
-                <w:b w:val="0"/>
-                <w:sz w:val="28"/>
-                <w:szCs w:val="28"/>
-              </w:rPr>
-              <w:t>R5</w:t>
-            </w:r>
-          </w:p>
-        </w:tc>
-        <w:tc>
-          <w:tcPr>
-            <w:tcW w:type="dxa" w:w="2257"/>
-          </w:tcPr>
-          <w:p>
-            <w:r/>
-            <w:r>
-              <w:rPr>
-                <w:rFonts w:ascii="TH Sarabun New" w:hAnsi="TH Sarabun New" w:cs="TH Sarabun New"/>
-                <w:b w:val="0"/>
-                <w:sz w:val="28"/>
-                <w:szCs w:val="28"/>
-              </w:rPr>
-              <w:t>กลาง</w:t>
-            </w:r>
-          </w:p>
-        </w:tc>
-        <w:tc>
-          <w:tcPr>
-            <w:tcW w:type="dxa" w:w="2257"/>
-          </w:tcPr>
-          <w:p>
-            <w:r/>
-            <w:r>
-              <w:rPr>
-                <w:rFonts w:ascii="TH Sarabun New" w:hAnsi="TH Sarabun New" w:cs="TH Sarabun New"/>
-                <w:b w:val="0"/>
-                <w:sz w:val="28"/>
-                <w:szCs w:val="28"/>
-              </w:rPr>
-              <w:t>ไม่สวมถุงมือ (คนที่ 2)</w:t>
+              <w:t>ไม่สวมถุงมือ (ทั้งสองคน)</w:t>
             </w:r>
           </w:p>
         </w:tc>
@@ -4039,52 +2374,6 @@
         <w:t>ระดับความรุนแรง: วิกฤต 1 · สูง 3 · กลาง 6 · ต่ำ 1</w:t>
       </w:r>
     </w:p>
-    <w:p/>
-    <w:p>
-      <w:r>
-        <w:rPr>
-          <w:rFonts w:ascii="TH Sarabun New" w:hAnsi="TH Sarabun New" w:cs="TH Sarabun New"/>
-          <w:b/>
-          <w:sz w:val="32"/>
-          <w:szCs w:val="32"/>
-          <w:bCs/>
-        </w:rPr>
-        <w:t>เหตุการณ์สำคัญที่สุดคือเหตุเกือบเกิดอุบัติเหตุที่ 02:45</w:t>
-      </w:r>
-      <w:r>
-        <w:rPr>
-          <w:rFonts w:ascii="TH Sarabun New" w:hAnsi="TH Sarabun New" w:cs="TH Sarabun New"/>
-          <w:b w:val="0"/>
-          <w:sz w:val="32"/>
-          <w:szCs w:val="32"/>
-        </w:rPr>
-        <w:t xml:space="preserve"> ซึ่งระบบกฎแบบเดิมตรวจยากที่สุด</w:t>
-      </w:r>
-    </w:p>
-    <w:p>
-      <w:r>
-        <w:rPr>
-          <w:rFonts w:ascii="TH Sarabun New" w:hAnsi="TH Sarabun New" w:cs="TH Sarabun New"/>
-          <w:b w:val="0"/>
-          <w:sz w:val="32"/>
-          <w:szCs w:val="32"/>
-        </w:rPr>
-        <w:t>เพราะไม่มีวัตถุใดหายไปหรือปรากฏขึ้น มีเพียงความสัมพันธ์เชิงพื้นที่ระหว่างมือกับเครื่องจักรที่เปลี่ยนไป</w:t>
-      </w:r>
-    </w:p>
-    <w:p>
-      <w:r>
-        <w:rPr>
-          <w:rFonts w:ascii="TH Sarabun New" w:hAnsi="TH Sarabun New" w:cs="TH Sarabun New"/>
-          <w:b/>
-          <w:sz w:val="32"/>
-          <w:szCs w:val="32"/>
-          <w:bCs/>
-        </w:rPr>
-        <w:t>ระบบตรวจพบได้</w:t>
-      </w:r>
-    </w:p>
-    <w:p/>
     <w:p>
       <w:r>
         <w:rPr>
@@ -4131,11 +2420,55 @@
         <w:rPr>
           <w:rFonts w:ascii="TH Sarabun New" w:hAnsi="TH Sarabun New" w:cs="TH Sarabun New"/>
           <w:b/>
+          <w:sz w:val="32"/>
+          <w:szCs w:val="32"/>
+          <w:bCs/>
+        </w:rPr>
+        <w:t>ผลที่สำคัญที่สุดคือการตรวจพบเหตุเกือบเกิดอุบัติเหตุ</w:t>
+      </w:r>
+      <w:r>
+        <w:rPr>
+          <w:rFonts w:ascii="TH Sarabun New" w:hAnsi="TH Sarabun New" w:cs="TH Sarabun New"/>
+          <w:b w:val="0"/>
+          <w:sz w:val="32"/>
+          <w:szCs w:val="32"/>
+        </w:rPr>
+        <w:t xml:space="preserve"> ซึ่งเป็นเหตุที่วิกฤตที่สุดในคลิป</w:t>
+      </w:r>
+    </w:p>
+    <w:p>
+      <w:r>
+        <w:rPr>
+          <w:rFonts w:ascii="TH Sarabun New" w:hAnsi="TH Sarabun New" w:cs="TH Sarabun New"/>
+          <w:b w:val="0"/>
+          <w:sz w:val="32"/>
+          <w:szCs w:val="32"/>
+        </w:rPr>
+        <w:t>และเป็นเหตุที่ระบบตรวจจับด้วยกฎแบบเดิมทำได้ยากที่สุด เพราะไม่มีวัตถุใดหายไปหรือปรากฏขึ้น</w:t>
+      </w:r>
+    </w:p>
+    <w:p>
+      <w:r>
+        <w:rPr>
+          <w:rFonts w:ascii="TH Sarabun New" w:hAnsi="TH Sarabun New" w:cs="TH Sarabun New"/>
+          <w:b w:val="0"/>
+          <w:sz w:val="32"/>
+          <w:szCs w:val="32"/>
+        </w:rPr>
+        <w:t>มีเพียงความสัมพันธ์เชิงพื้นที่ระหว่างมือกับเครื่องจักรที่เปลี่ยนไป</w:t>
+      </w:r>
+    </w:p>
+    <w:p/>
+    <w:p>
+      <w:r>
+        <w:rPr>
+          <w:rFonts w:ascii="TH Sarabun New" w:hAnsi="TH Sarabun New" w:cs="TH Sarabun New"/>
+          <w:b/>
           <w:sz w:val="36"/>
           <w:szCs w:val="36"/>
           <w:bCs/>
         </w:rPr>
-        <w:t>7.6 เปรียบเทียบกับแบบจำลองอื่น</w:t>
+        <w:t>7.5 ผลการเปรียบเทียบกับแบบจำลองอื่น</w:t>
       </w:r>
     </w:p>
     <w:p/>
@@ -4146,15 +2479,14 @@
         <w:tblLook w:firstColumn="1" w:firstRow="1" w:lastColumn="0" w:lastRow="0" w:noHBand="0" w:noVBand="1" w:val="04A0"/>
       </w:tblPr>
       <w:tblGrid>
-        <w:gridCol w:w="2257"/>
-        <w:gridCol w:w="2257"/>
-        <w:gridCol w:w="2257"/>
-        <w:gridCol w:w="2257"/>
+        <w:gridCol w:w="3010"/>
+        <w:gridCol w:w="3010"/>
+        <w:gridCol w:w="3010"/>
       </w:tblGrid>
       <w:tr>
         <w:tc>
           <w:tcPr>
-            <w:tcW w:type="dxa" w:w="2257"/>
+            <w:tcW w:type="dxa" w:w="3010"/>
           </w:tcPr>
           <w:p>
             <w:r>
@@ -4175,7 +2507,7 @@
         </w:tc>
         <w:tc>
           <w:tcPr>
-            <w:tcW w:type="dxa" w:w="2257"/>
+            <w:tcW w:type="dxa" w:w="3010"/>
           </w:tcPr>
           <w:p>
             <w:r>
@@ -4196,28 +2528,7 @@
         </w:tc>
         <w:tc>
           <w:tcPr>
-            <w:tcW w:type="dxa" w:w="2257"/>
-          </w:tcPr>
-          <w:p>
-            <w:r>
-              <w:rPr>
-                <w:b/>
-              </w:rPr>
-            </w:r>
-            <w:r>
-              <w:rPr>
-                <w:rFonts w:ascii="TH Sarabun New" w:hAnsi="TH Sarabun New" w:cs="TH Sarabun New"/>
-                <w:b/>
-                <w:sz w:val="28"/>
-                <w:szCs w:val="28"/>
-              </w:rPr>
-              <w:t>ความแม่น</w:t>
-            </w:r>
-          </w:p>
-        </w:tc>
-        <w:tc>
-          <w:tcPr>
-            <w:tcW w:type="dxa" w:w="2257"/>
+            <w:tcW w:type="dxa" w:w="3010"/>
           </w:tcPr>
           <w:p>
             <w:r>
@@ -4240,7 +2551,7 @@
       <w:tr>
         <w:tc>
           <w:tcPr>
-            <w:tcW w:type="dxa" w:w="2257"/>
+            <w:tcW w:type="dxa" w:w="3010"/>
           </w:tcPr>
           <w:p>
             <w:r/>
@@ -4257,7 +2568,7 @@
         </w:tc>
         <w:tc>
           <w:tcPr>
-            <w:tcW w:type="dxa" w:w="2257"/>
+            <w:tcW w:type="dxa" w:w="3010"/>
           </w:tcPr>
           <w:p>
             <w:r/>
@@ -4274,24 +2585,7 @@
         </w:tc>
         <w:tc>
           <w:tcPr>
-            <w:tcW w:type="dxa" w:w="2257"/>
-          </w:tcPr>
-          <w:p>
-            <w:r/>
-            <w:r>
-              <w:rPr>
-                <w:rFonts w:ascii="TH Sarabun New" w:hAnsi="TH Sarabun New" w:cs="TH Sarabun New"/>
-                <w:b w:val="0"/>
-                <w:sz w:val="28"/>
-                <w:szCs w:val="28"/>
-              </w:rPr>
-              <w:t>26%</w:t>
-            </w:r>
-          </w:p>
-        </w:tc>
-        <w:tc>
-          <w:tcPr>
-            <w:tcW w:type="dxa" w:w="2257"/>
+            <w:tcW w:type="dxa" w:w="3010"/>
           </w:tcPr>
           <w:p>
             <w:r/>
@@ -4311,7 +2605,7 @@
       <w:tr>
         <w:tc>
           <w:tcPr>
-            <w:tcW w:type="dxa" w:w="2257"/>
+            <w:tcW w:type="dxa" w:w="3010"/>
           </w:tcPr>
           <w:p>
             <w:r/>
@@ -4329,7 +2623,7 @@
         </w:tc>
         <w:tc>
           <w:tcPr>
-            <w:tcW w:type="dxa" w:w="2257"/>
+            <w:tcW w:type="dxa" w:w="3010"/>
           </w:tcPr>
           <w:p>
             <w:r/>
@@ -4347,25 +2641,7 @@
         </w:tc>
         <w:tc>
           <w:tcPr>
-            <w:tcW w:type="dxa" w:w="2257"/>
-          </w:tcPr>
-          <w:p>
-            <w:r/>
-            <w:r>
-              <w:rPr>
-                <w:rFonts w:ascii="TH Sarabun New" w:hAnsi="TH Sarabun New" w:cs="TH Sarabun New"/>
-                <w:b/>
-                <w:sz w:val="28"/>
-                <w:szCs w:val="28"/>
-                <w:bCs/>
-              </w:rPr>
-              <w:t>38%</w:t>
-            </w:r>
-          </w:p>
-        </w:tc>
-        <w:tc>
-          <w:tcPr>
-            <w:tcW w:type="dxa" w:w="2257"/>
+            <w:tcW w:type="dxa" w:w="3010"/>
           </w:tcPr>
           <w:p>
             <w:r/>
@@ -4385,6 +2661,39 @@
     </w:tbl>
     <w:p/>
     <w:p>
+      <w:r>
+        <w:rPr>
+          <w:rFonts w:ascii="TH Sarabun New" w:hAnsi="TH Sarabun New" w:cs="TH Sarabun New"/>
+          <w:b w:val="0"/>
+          <w:sz w:val="32"/>
+          <w:szCs w:val="32"/>
+        </w:rPr>
+        <w:t xml:space="preserve">จุดชี้ขาดในการเลือกแบบจำลองคือ </w:t>
+      </w:r>
+      <w:r>
+        <w:rPr>
+          <w:rFonts w:ascii="TH Sarabun New" w:hAnsi="TH Sarabun New" w:cs="TH Sarabun New"/>
+          <w:b/>
+          <w:sz w:val="32"/>
+          <w:szCs w:val="32"/>
+          <w:bCs/>
+        </w:rPr>
+        <w:t>Qwen ตรวจไม่พบเหตุเกือบเกิดอุบัติเหตุ ส่วน Cosmos ตรวจพบ</w:t>
+      </w:r>
+    </w:p>
+    <w:p>
+      <w:r>
+        <w:rPr>
+          <w:rFonts w:ascii="TH Sarabun New" w:hAnsi="TH Sarabun New" w:cs="TH Sarabun New"/>
+          <w:b w:val="0"/>
+          <w:sz w:val="32"/>
+          <w:szCs w:val="32"/>
+        </w:rPr>
+        <w:t>ซึ่งสอดคล้องกับที่ Cosmos ถูกปรับแต่งมาสำหรับการให้เหตุผลเชิงกายภาพโดยเฉพาะ</w:t>
+      </w:r>
+    </w:p>
+    <w:p/>
+    <w:p>
       <w:pPr>
         <w:ind w:left="504"/>
       </w:pPr>
@@ -4396,7 +2705,7 @@
           <w:sz w:val="30"/>
           <w:szCs w:val="30"/>
         </w:rPr>
-        <w:t>วัดด้วยวิธีรุ่นแรก (ส่งวิดีโอเป็นช่วง ๆ) ต่างจากวิธีสุดท้าย จึงใช้ประกอบ</w:t>
+        <w:t>วัดด้วยวิธีรุ่นแรก จึงใช้ประกอบ</w:t>
       </w:r>
       <w:r>
         <w:rPr>
@@ -4417,290 +2726,73 @@
           <w:sz w:val="30"/>
           <w:szCs w:val="30"/>
         </w:rPr>
-        <w:t>เท่านั้น</w:t>
+        <w:t>เท่านั้น และเป็นค่าที่ต่ำกว่าความจริง</w:t>
       </w:r>
     </w:p>
-    <w:p/>
     <w:p>
+      <w:pPr>
+        <w:ind w:left="504"/>
+      </w:pPr>
       <w:r>
         <w:rPr>
           <w:rFonts w:ascii="TH Sarabun New" w:hAnsi="TH Sarabun New" w:cs="TH Sarabun New"/>
           <w:b w:val="0"/>
-          <w:sz w:val="32"/>
-          <w:szCs w:val="32"/>
+          <w:i/>
+          <w:sz w:val="30"/>
+          <w:szCs w:val="30"/>
         </w:rPr>
-        <w:t xml:space="preserve">จุดชี้ขาดไม่ใช่ตัวเลขรวม แต่คือ </w:t>
+        <w:t xml:space="preserve">เพราะเฉลยเหตุการณ์ครอบคลุม 5 หมวด </w:t>
       </w:r>
       <w:r>
         <w:rPr>
           <w:rFonts w:ascii="TH Sarabun New" w:hAnsi="TH Sarabun New" w:cs="TH Sarabun New"/>
           <w:b/>
-          <w:sz w:val="32"/>
-          <w:szCs w:val="32"/>
+          <w:i/>
+          <w:sz w:val="30"/>
+          <w:szCs w:val="30"/>
           <w:bCs/>
         </w:rPr>
-        <w:t>Qwen ตรวจไม่พบเหตุเกือบเกิดอุบัติเหตุ ส่วน Cosmos ตรวจพบ</w:t>
-      </w:r>
-    </w:p>
-    <w:p>
-      <w:r>
-        <w:rPr>
-          <w:rFonts w:ascii="TH Sarabun New" w:hAnsi="TH Sarabun New" w:cs="TH Sarabun New"/>
-          <w:b w:val="0"/>
-          <w:sz w:val="32"/>
-          <w:szCs w:val="32"/>
-        </w:rPr>
-        <w:t>สอดคล้องกับที่ Cosmos ถูกปรับแต่งมาสำหรับการให้เหตุผลเชิงกายภาพโดยเฉพาะ</w:t>
-      </w:r>
-    </w:p>
-    <w:p/>
-    <w:p>
-      <w:r>
-        <w:rPr>
-          <w:rFonts w:ascii="TH Sarabun New" w:hAnsi="TH Sarabun New" w:cs="TH Sarabun New"/>
-          <w:b/>
-          <w:sz w:val="32"/>
-          <w:szCs w:val="32"/>
-          <w:bCs/>
-        </w:rPr>
-        <w:t>⚠️ ตัวเลขความแม่นทั้งสองแถวเป็นค่าที่ต่ำกว่าความจริง</w:t>
-      </w:r>
-    </w:p>
-    <w:p/>
-    <w:p>
-      <w:r>
-        <w:rPr>
-          <w:rFonts w:ascii="TH Sarabun New" w:hAnsi="TH Sarabun New" w:cs="TH Sarabun New"/>
-          <w:b w:val="0"/>
-          <w:sz w:val="32"/>
-          <w:szCs w:val="32"/>
-        </w:rPr>
-        <w:t xml:space="preserve">เฉลยเหตุการณ์ที่ใช้เทียบครอบคลุมเพียง </w:t>
-      </w:r>
-      <w:r>
-        <w:rPr>
-          <w:rFonts w:ascii="TH Sarabun New" w:hAnsi="TH Sarabun New" w:cs="TH Sarabun New"/>
-          <w:b/>
-          <w:sz w:val="32"/>
-          <w:szCs w:val="32"/>
-          <w:bCs/>
-        </w:rPr>
-        <w:t>5 หมวด</w:t>
+        <w:t>ไม่มีหมวด "ของตก"</w:t>
       </w:r>
       <w:r>
         <w:rPr>
           <w:rFonts w:ascii="TH Sarabun New" w:hAnsi="TH Sarabun New" w:cs="TH Sarabun New"/>
           <w:b w:val="0"/>
-          <w:sz w:val="32"/>
-          <w:szCs w:val="32"/>
+          <w:i/>
+          <w:sz w:val="30"/>
+          <w:szCs w:val="30"/>
         </w:rPr>
-        <w:t xml:space="preserve"> (ทำงานข้ามขั้นตอน · ไม่สวมอุปกรณ์ป้องกัน ·</w:t>
+        <w:t xml:space="preserve"> การตรวจของตกที่ถูกต้อง</w:t>
       </w:r>
     </w:p>
     <w:p>
+      <w:pPr>
+        <w:ind w:left="504"/>
+      </w:pPr>
       <w:r>
         <w:rPr>
           <w:rFonts w:ascii="TH Sarabun New" w:hAnsi="TH Sarabun New" w:cs="TH Sarabun New"/>
           <w:b w:val="0"/>
-          <w:sz w:val="32"/>
-          <w:szCs w:val="32"/>
+          <w:i/>
+          <w:sz w:val="30"/>
+          <w:szCs w:val="30"/>
         </w:rPr>
-        <w:t xml:space="preserve">บุคคลภายนอก · วางของไม่เกี่ยวข้อง · เหตุเกือบเกิดอุบัติเหตุ) </w:t>
-      </w:r>
-      <w:r>
-        <w:rPr>
-          <w:rFonts w:ascii="TH Sarabun New" w:hAnsi="TH Sarabun New" w:cs="TH Sarabun New"/>
-          <w:b/>
-          <w:sz w:val="32"/>
-          <w:szCs w:val="32"/>
-          <w:bCs/>
-        </w:rPr>
-        <w:t>แต่ไม่มีหมวด "ของตก"</w:t>
+        <w:t>จึงถูกนับเป็นแจ้งผิดโดยอัตโนมัติ (2 จาก 11 เหตุการณ์) — ใช้เทียบระหว่างแบบจำลองได้</w:t>
       </w:r>
     </w:p>
     <w:p>
+      <w:pPr>
+        <w:ind w:left="504"/>
+      </w:pPr>
       <w:r>
         <w:rPr>
           <w:rFonts w:ascii="TH Sarabun New" w:hAnsi="TH Sarabun New" w:cs="TH Sarabun New"/>
           <w:b w:val="0"/>
-          <w:sz w:val="32"/>
-          <w:szCs w:val="32"/>
+          <w:i/>
+          <w:sz w:val="30"/>
+          <w:szCs w:val="30"/>
         </w:rPr>
-        <w:t>ขณะที่โปรแกรมเทียบผลนับว่า "ตรวจถูก" ก็ต่อเมื่อ</w:t>
-      </w:r>
-      <w:r>
-        <w:rPr>
-          <w:rFonts w:ascii="TH Sarabun New" w:hAnsi="TH Sarabun New" w:cs="TH Sarabun New"/>
-          <w:b/>
-          <w:sz w:val="32"/>
-          <w:szCs w:val="32"/>
-          <w:bCs/>
-        </w:rPr>
-        <w:t>หมวดตรงกับเฉลย</w:t>
-      </w:r>
-    </w:p>
-    <w:p/>
-    <w:p>
-      <w:r>
-        <w:rPr>
-          <w:rFonts w:ascii="TH Sarabun New" w:hAnsi="TH Sarabun New" w:cs="TH Sarabun New"/>
-          <w:b w:val="0"/>
-          <w:sz w:val="32"/>
-          <w:szCs w:val="32"/>
-        </w:rPr>
-        <w:t xml:space="preserve">ผลคือ </w:t>
-      </w:r>
-      <w:r>
-        <w:rPr>
-          <w:rFonts w:ascii="TH Sarabun New" w:hAnsi="TH Sarabun New" w:cs="TH Sarabun New"/>
-          <w:b/>
-          <w:sz w:val="32"/>
-          <w:szCs w:val="32"/>
-          <w:bCs/>
-        </w:rPr>
-        <w:t>การตรวจ "ของตก" ที่ถูกต้องจะถูกนับเป็นการแจ้งผิดโดยอัตโนมัติ</w:t>
-      </w:r>
-      <w:r>
-        <w:rPr>
-          <w:rFonts w:ascii="TH Sarabun New" w:hAnsi="TH Sarabun New" w:cs="TH Sarabun New"/>
-          <w:b w:val="0"/>
-          <w:sz w:val="32"/>
-          <w:szCs w:val="32"/>
-        </w:rPr>
-        <w:t xml:space="preserve"> เพราะเฉลยไม่มีหมวดนี้</w:t>
-      </w:r>
-    </w:p>
-    <w:p>
-      <w:r>
-        <w:rPr>
-          <w:rFonts w:ascii="TH Sarabun New" w:hAnsi="TH Sarabun New" w:cs="TH Sarabun New"/>
-          <w:b w:val="0"/>
-          <w:sz w:val="32"/>
-          <w:szCs w:val="32"/>
-        </w:rPr>
-        <w:t xml:space="preserve">ให้เทียบตั้งแต่แรก ในผลชุดปัจจุบัน เหตุการณ์ </w:t>
-      </w:r>
-      <w:r>
-        <w:rPr>
-          <w:rFonts w:ascii="TH Sarabun New" w:hAnsi="TH Sarabun New" w:cs="TH Sarabun New"/>
-          <w:b/>
-          <w:sz w:val="32"/>
-          <w:szCs w:val="32"/>
-          <w:bCs/>
-        </w:rPr>
-        <w:t>2 จาก 11 เป็น "ของตก"</w:t>
-      </w:r>
-      <w:r>
-        <w:rPr>
-          <w:rFonts w:ascii="TH Sarabun New" w:hAnsi="TH Sarabun New" w:cs="TH Sarabun New"/>
-          <w:b w:val="0"/>
-          <w:sz w:val="32"/>
-          <w:szCs w:val="32"/>
-        </w:rPr>
-        <w:t xml:space="preserve"> ซึ่งเปิดภาพตรวจแล้วว่า</w:t>
-      </w:r>
-    </w:p>
-    <w:p>
-      <w:r>
-        <w:rPr>
-          <w:rFonts w:ascii="TH Sarabun New" w:hAnsi="TH Sarabun New" w:cs="TH Sarabun New"/>
-          <w:b/>
-          <w:sz w:val="32"/>
-          <w:szCs w:val="32"/>
-          <w:bCs/>
-        </w:rPr>
-        <w:t>เกิดขึ้นจริง</w:t>
-      </w:r>
-      <w:r>
-        <w:rPr>
-          <w:rFonts w:ascii="TH Sarabun New" w:hAnsi="TH Sarabun New" w:cs="TH Sarabun New"/>
-          <w:b w:val="0"/>
-          <w:sz w:val="32"/>
-          <w:szCs w:val="32"/>
-        </w:rPr>
-        <w:t xml:space="preserve"> แต่ยังถูกนับเป็นแจ้งผิด — เท่ากับว่า**เพดานความแม่นที่เป็นไปได้สูงสุดคือ 82%</w:t>
-      </w:r>
-    </w:p>
-    <w:p>
-      <w:r>
-        <w:rPr>
-          <w:rFonts w:ascii="TH Sarabun New" w:hAnsi="TH Sarabun New" w:cs="TH Sarabun New"/>
-          <w:b w:val="0"/>
-          <w:sz w:val="32"/>
-          <w:szCs w:val="32"/>
-        </w:rPr>
-        <w:t>ต่อให้ระบบตรวจถูกทุกเหตุการณ์**</w:t>
-      </w:r>
-    </w:p>
-    <w:p/>
-    <w:p>
-      <w:r>
-        <w:rPr>
-          <w:rFonts w:ascii="TH Sarabun New" w:hAnsi="TH Sarabun New" w:cs="TH Sarabun New"/>
-          <w:b/>
-          <w:sz w:val="32"/>
-          <w:szCs w:val="32"/>
-          <w:bCs/>
-        </w:rPr>
-        <w:t>ตีความให้ถูก:</w:t>
-      </w:r>
-      <w:r>
-        <w:rPr>
-          <w:rFonts w:ascii="TH Sarabun New" w:hAnsi="TH Sarabun New" w:cs="TH Sarabun New"/>
-          <w:b w:val="0"/>
-          <w:sz w:val="32"/>
-          <w:szCs w:val="32"/>
-        </w:rPr>
-        <w:t xml:space="preserve"> ตัวเลขนี้ใช้</w:t>
-      </w:r>
-      <w:r>
-        <w:rPr>
-          <w:rFonts w:ascii="TH Sarabun New" w:hAnsi="TH Sarabun New" w:cs="TH Sarabun New"/>
-          <w:b/>
-          <w:sz w:val="32"/>
-          <w:szCs w:val="32"/>
-          <w:bCs/>
-        </w:rPr>
-        <w:t>เทียบระหว่างสองแบบจำลอง</w:t>
-      </w:r>
-      <w:r>
-        <w:rPr>
-          <w:rFonts w:ascii="TH Sarabun New" w:hAnsi="TH Sarabun New" w:cs="TH Sarabun New"/>
-          <w:b w:val="0"/>
-          <w:sz w:val="32"/>
-          <w:szCs w:val="32"/>
-        </w:rPr>
-        <w:t>ได้ (ทั้งคู่โดนกติกาเดียวกัน)</w:t>
-      </w:r>
-    </w:p>
-    <w:p>
-      <w:r>
-        <w:rPr>
-          <w:rFonts w:ascii="TH Sarabun New" w:hAnsi="TH Sarabun New" w:cs="TH Sarabun New"/>
-          <w:b w:val="0"/>
-          <w:sz w:val="32"/>
-          <w:szCs w:val="32"/>
-        </w:rPr>
-        <w:t xml:space="preserve">แต่ </w:t>
-      </w:r>
-      <w:r>
-        <w:rPr>
-          <w:rFonts w:ascii="TH Sarabun New" w:hAnsi="TH Sarabun New" w:cs="TH Sarabun New"/>
-          <w:b/>
-          <w:sz w:val="32"/>
-          <w:szCs w:val="32"/>
-          <w:bCs/>
-        </w:rPr>
-        <w:t>ใช้เป็นค่าความแม่นสัมบูรณ์ของระบบไม่ได้</w:t>
-      </w:r>
-      <w:r>
-        <w:rPr>
-          <w:rFonts w:ascii="TH Sarabun New" w:hAnsi="TH Sarabun New" w:cs="TH Sarabun New"/>
-          <w:b w:val="0"/>
-          <w:sz w:val="32"/>
-          <w:szCs w:val="32"/>
-        </w:rPr>
-        <w:t xml:space="preserve"> — นี่เป็นข้อจำกัดของขอบเขตเฉลย ไม่ใช่ของระบบ</w:t>
+        <w:t>เพราะทั้งคู่โดนกติกาเดียวกัน แต่ใช้เป็นค่าสัมบูรณ์ไม่ได้</w:t>
       </w:r>
     </w:p>
     <w:p/>
@@ -4713,450 +2805,7 @@
           <w:szCs w:val="36"/>
           <w:bCs/>
         </w:rPr>
-        <w:t>7.7 ความเร็ว</w:t>
-      </w:r>
-    </w:p>
-    <w:p/>
-    <w:p>
-      <w:r>
-        <w:rPr>
-          <w:rFonts w:ascii="TH Sarabun New" w:hAnsi="TH Sarabun New" w:cs="TH Sarabun New"/>
-          <w:b/>
-          <w:sz w:val="32"/>
-          <w:szCs w:val="32"/>
-          <w:bCs/>
-        </w:rPr>
-        <w:t>เวลาต่อหนึ่งคำขอ</w:t>
-      </w:r>
-    </w:p>
-    <w:p/>
-    <w:tbl>
-      <w:tblPr>
-        <w:tblStyle w:val="TableGrid"/>
-        <w:tblW w:type="auto" w:w="0"/>
-        <w:tblLook w:firstColumn="1" w:firstRow="1" w:lastColumn="0" w:lastRow="0" w:noHBand="0" w:noVBand="1" w:val="04A0"/>
-      </w:tblPr>
-      <w:tblGrid>
-        <w:gridCol w:w="1806"/>
-        <w:gridCol w:w="1806"/>
-        <w:gridCol w:w="1806"/>
-        <w:gridCol w:w="1806"/>
-        <w:gridCol w:w="1806"/>
-      </w:tblGrid>
-      <w:tr>
-        <w:tc>
-          <w:tcPr>
-            <w:tcW w:type="dxa" w:w="1806"/>
-          </w:tcPr>
-          <w:p>
-            <w:r>
-              <w:rPr>
-                <w:b/>
-              </w:rPr>
-            </w:r>
-            <w:r>
-              <w:rPr>
-                <w:rFonts w:ascii="TH Sarabun New" w:hAnsi="TH Sarabun New" w:cs="TH Sarabun New"/>
-                <w:b/>
-                <w:sz w:val="28"/>
-                <w:szCs w:val="28"/>
-              </w:rPr>
-              <w:t>งาน</w:t>
-            </w:r>
-          </w:p>
-        </w:tc>
-        <w:tc>
-          <w:tcPr>
-            <w:tcW w:type="dxa" w:w="1806"/>
-          </w:tcPr>
-          <w:p>
-            <w:r>
-              <w:rPr>
-                <w:b/>
-              </w:rPr>
-            </w:r>
-            <w:r>
-              <w:rPr>
-                <w:rFonts w:ascii="TH Sarabun New" w:hAnsi="TH Sarabun New" w:cs="TH Sarabun New"/>
-                <w:b/>
-                <w:sz w:val="28"/>
-                <w:szCs w:val="28"/>
-              </w:rPr>
-              <w:t>ข้อมูลเข้า</w:t>
-            </w:r>
-          </w:p>
-        </w:tc>
-        <w:tc>
-          <w:tcPr>
-            <w:tcW w:type="dxa" w:w="1806"/>
-          </w:tcPr>
-          <w:p>
-            <w:r>
-              <w:rPr>
-                <w:b/>
-              </w:rPr>
-            </w:r>
-            <w:r>
-              <w:rPr>
-                <w:rFonts w:ascii="TH Sarabun New" w:hAnsi="TH Sarabun New" w:cs="TH Sarabun New"/>
-                <w:b/>
-                <w:sz w:val="28"/>
-                <w:szCs w:val="28"/>
-              </w:rPr>
-              <w:t>ขนาดคำถาม</w:t>
-            </w:r>
-          </w:p>
-        </w:tc>
-        <w:tc>
-          <w:tcPr>
-            <w:tcW w:type="dxa" w:w="1806"/>
-          </w:tcPr>
-          <w:p>
-            <w:r>
-              <w:rPr>
-                <w:b/>
-              </w:rPr>
-            </w:r>
-            <w:r>
-              <w:rPr>
-                <w:rFonts w:ascii="TH Sarabun New" w:hAnsi="TH Sarabun New" w:cs="TH Sarabun New"/>
-                <w:b/>
-                <w:sz w:val="28"/>
-                <w:szCs w:val="28"/>
-              </w:rPr>
-              <w:t>1 การ์ด</w:t>
-            </w:r>
-          </w:p>
-        </w:tc>
-        <w:tc>
-          <w:tcPr>
-            <w:tcW w:type="dxa" w:w="1806"/>
-          </w:tcPr>
-          <w:p>
-            <w:r>
-              <w:rPr>
-                <w:b/>
-              </w:rPr>
-            </w:r>
-            <w:r>
-              <w:rPr>
-                <w:rFonts w:ascii="TH Sarabun New" w:hAnsi="TH Sarabun New" w:cs="TH Sarabun New"/>
-                <w:b/>
-                <w:sz w:val="28"/>
-                <w:szCs w:val="28"/>
-              </w:rPr>
-              <w:t>2 การ์ด</w:t>
-            </w:r>
-          </w:p>
-        </w:tc>
-      </w:tr>
-      <w:tr>
-        <w:tc>
-          <w:tcPr>
-            <w:tcW w:type="dxa" w:w="1806"/>
-          </w:tcPr>
-          <w:p>
-            <w:r/>
-            <w:r>
-              <w:rPr>
-                <w:rFonts w:ascii="TH Sarabun New" w:hAnsi="TH Sarabun New" w:cs="TH Sarabun New"/>
-                <w:b w:val="0"/>
-                <w:sz w:val="28"/>
-                <w:szCs w:val="28"/>
-              </w:rPr>
-              <w:t>ตรวจอุปกรณ์ป้องกันจากภาพ</w:t>
-            </w:r>
-          </w:p>
-        </w:tc>
-        <w:tc>
-          <w:tcPr>
-            <w:tcW w:type="dxa" w:w="1806"/>
-          </w:tcPr>
-          <w:p>
-            <w:r/>
-            <w:r>
-              <w:rPr>
-                <w:rFonts w:ascii="TH Sarabun New" w:hAnsi="TH Sarabun New" w:cs="TH Sarabun New"/>
-                <w:b w:val="0"/>
-                <w:sz w:val="28"/>
-                <w:szCs w:val="28"/>
-              </w:rPr>
-              <w:t>1 เฟรม 1080p</w:t>
-            </w:r>
-          </w:p>
-        </w:tc>
-        <w:tc>
-          <w:tcPr>
-            <w:tcW w:type="dxa" w:w="1806"/>
-          </w:tcPr>
-          <w:p>
-            <w:r/>
-            <w:r>
-              <w:rPr>
-                <w:rFonts w:ascii="TH Sarabun New" w:hAnsi="TH Sarabun New" w:cs="TH Sarabun New"/>
-                <w:b w:val="0"/>
-                <w:sz w:val="28"/>
-                <w:szCs w:val="28"/>
-              </w:rPr>
-              <w:t>2,135</w:t>
-            </w:r>
-          </w:p>
-        </w:tc>
-        <w:tc>
-          <w:tcPr>
-            <w:tcW w:type="dxa" w:w="1806"/>
-          </w:tcPr>
-          <w:p>
-            <w:r/>
-            <w:r>
-              <w:rPr>
-                <w:rFonts w:ascii="TH Sarabun New" w:hAnsi="TH Sarabun New" w:cs="TH Sarabun New"/>
-                <w:b w:val="0"/>
-                <w:sz w:val="28"/>
-                <w:szCs w:val="28"/>
-              </w:rPr>
-              <w:t>1.98 วิ</w:t>
-            </w:r>
-          </w:p>
-        </w:tc>
-        <w:tc>
-          <w:tcPr>
-            <w:tcW w:type="dxa" w:w="1806"/>
-          </w:tcPr>
-          <w:p>
-            <w:r/>
-            <w:r>
-              <w:rPr>
-                <w:rFonts w:ascii="TH Sarabun New" w:hAnsi="TH Sarabun New" w:cs="TH Sarabun New"/>
-                <w:b w:val="0"/>
-                <w:sz w:val="28"/>
-                <w:szCs w:val="28"/>
-              </w:rPr>
-              <w:t>1.92 วิ</w:t>
-            </w:r>
-          </w:p>
-        </w:tc>
-      </w:tr>
-      <w:tr>
-        <w:tc>
-          <w:tcPr>
-            <w:tcW w:type="dxa" w:w="1806"/>
-          </w:tcPr>
-          <w:p>
-            <w:r/>
-            <w:r>
-              <w:rPr>
-                <w:rFonts w:ascii="TH Sarabun New" w:hAnsi="TH Sarabun New" w:cs="TH Sarabun New"/>
-                <w:b w:val="0"/>
-                <w:sz w:val="28"/>
-                <w:szCs w:val="28"/>
-              </w:rPr>
-              <w:t>บรรยายเหตุการณ์</w:t>
-            </w:r>
-          </w:p>
-        </w:tc>
-        <w:tc>
-          <w:tcPr>
-            <w:tcW w:type="dxa" w:w="1806"/>
-          </w:tcPr>
-          <w:p>
-            <w:r/>
-            <w:r>
-              <w:rPr>
-                <w:rFonts w:ascii="TH Sarabun New" w:hAnsi="TH Sarabun New" w:cs="TH Sarabun New"/>
-                <w:b w:val="0"/>
-                <w:sz w:val="28"/>
-                <w:szCs w:val="28"/>
-              </w:rPr>
-              <w:t>2 เฟรม</w:t>
-            </w:r>
-          </w:p>
-        </w:tc>
-        <w:tc>
-          <w:tcPr>
-            <w:tcW w:type="dxa" w:w="1806"/>
-          </w:tcPr>
-          <w:p>
-            <w:r/>
-            <w:r>
-              <w:rPr>
-                <w:rFonts w:ascii="TH Sarabun New" w:hAnsi="TH Sarabun New" w:cs="TH Sarabun New"/>
-                <w:b w:val="0"/>
-                <w:sz w:val="28"/>
-                <w:szCs w:val="28"/>
-              </w:rPr>
-              <w:t>4,264</w:t>
-            </w:r>
-          </w:p>
-        </w:tc>
-        <w:tc>
-          <w:tcPr>
-            <w:tcW w:type="dxa" w:w="1806"/>
-          </w:tcPr>
-          <w:p>
-            <w:r/>
-            <w:r>
-              <w:rPr>
-                <w:rFonts w:ascii="TH Sarabun New" w:hAnsi="TH Sarabun New" w:cs="TH Sarabun New"/>
-                <w:b w:val="0"/>
-                <w:sz w:val="28"/>
-                <w:szCs w:val="28"/>
-              </w:rPr>
-              <w:t>2.29 วิ</w:t>
-            </w:r>
-          </w:p>
-        </w:tc>
-        <w:tc>
-          <w:tcPr>
-            <w:tcW w:type="dxa" w:w="1806"/>
-          </w:tcPr>
-          <w:p>
-            <w:r/>
-            <w:r>
-              <w:rPr>
-                <w:rFonts w:ascii="TH Sarabun New" w:hAnsi="TH Sarabun New" w:cs="TH Sarabun New"/>
-                <w:b w:val="0"/>
-                <w:sz w:val="28"/>
-                <w:szCs w:val="28"/>
-              </w:rPr>
-              <w:t>2.09 วิ</w:t>
-            </w:r>
-          </w:p>
-        </w:tc>
-      </w:tr>
-      <w:tr>
-        <w:tc>
-          <w:tcPr>
-            <w:tcW w:type="dxa" w:w="1806"/>
-          </w:tcPr>
-          <w:p>
-            <w:r/>
-            <w:r>
-              <w:rPr>
-                <w:rFonts w:ascii="TH Sarabun New" w:hAnsi="TH Sarabun New" w:cs="TH Sarabun New"/>
-                <w:b w:val="0"/>
-                <w:sz w:val="28"/>
-                <w:szCs w:val="28"/>
-              </w:rPr>
-              <w:t>ถามทีละลังว่ามีมือไหม</w:t>
-            </w:r>
-          </w:p>
-        </w:tc>
-        <w:tc>
-          <w:tcPr>
-            <w:tcW w:type="dxa" w:w="1806"/>
-          </w:tcPr>
-          <w:p>
-            <w:r/>
-            <w:r>
-              <w:rPr>
-                <w:rFonts w:ascii="TH Sarabun New" w:hAnsi="TH Sarabun New" w:cs="TH Sarabun New"/>
-                <w:b w:val="0"/>
-                <w:sz w:val="28"/>
-                <w:szCs w:val="28"/>
-              </w:rPr>
-              <w:t>ภาพครอบ × 2 เฟรม</w:t>
-            </w:r>
-          </w:p>
-        </w:tc>
-        <w:tc>
-          <w:tcPr>
-            <w:tcW w:type="dxa" w:w="1806"/>
-          </w:tcPr>
-          <w:p>
-            <w:r/>
-            <w:r>
-              <w:rPr>
-                <w:rFonts w:ascii="TH Sarabun New" w:hAnsi="TH Sarabun New" w:cs="TH Sarabun New"/>
-                <w:b w:val="0"/>
-                <w:sz w:val="28"/>
-                <w:szCs w:val="28"/>
-              </w:rPr>
-              <w:t>916</w:t>
-            </w:r>
-          </w:p>
-        </w:tc>
-        <w:tc>
-          <w:tcPr>
-            <w:tcW w:type="dxa" w:w="1806"/>
-          </w:tcPr>
-          <w:p>
-            <w:r/>
-            <w:r>
-              <w:rPr>
-                <w:rFonts w:ascii="TH Sarabun New" w:hAnsi="TH Sarabun New" w:cs="TH Sarabun New"/>
-                <w:b w:val="0"/>
-                <w:sz w:val="28"/>
-                <w:szCs w:val="28"/>
-              </w:rPr>
-              <w:t>—</w:t>
-            </w:r>
-          </w:p>
-        </w:tc>
-        <w:tc>
-          <w:tcPr>
-            <w:tcW w:type="dxa" w:w="1806"/>
-          </w:tcPr>
-          <w:p>
-            <w:r/>
-            <w:r>
-              <w:rPr>
-                <w:rFonts w:ascii="TH Sarabun New" w:hAnsi="TH Sarabun New" w:cs="TH Sarabun New"/>
-                <w:b/>
-                <w:sz w:val="28"/>
-                <w:szCs w:val="28"/>
-                <w:bCs/>
-              </w:rPr>
-              <w:t>0.27 วิ</w:t>
-            </w:r>
-          </w:p>
-        </w:tc>
-      </w:tr>
-    </w:tbl>
-    <w:p/>
-    <w:p>
-      <w:r>
-        <w:rPr>
-          <w:rFonts w:ascii="TH Sarabun New" w:hAnsi="TH Sarabun New" w:cs="TH Sarabun New"/>
-          <w:b w:val="0"/>
-          <w:sz w:val="32"/>
-          <w:szCs w:val="32"/>
-        </w:rPr>
-        <w:t>แบบจำลองแปลงภาพเป็นหน่วยข้อมูลย่อย (token) ก่อนอ่าน ภาพยิ่งใหญ่ยิ่งได้ token มากและยิ่งช้า</w:t>
-      </w:r>
-    </w:p>
-    <w:p>
-      <w:r>
-        <w:rPr>
-          <w:rFonts w:ascii="TH Sarabun New" w:hAnsi="TH Sarabun New" w:cs="TH Sarabun New"/>
-          <w:b/>
-          <w:sz w:val="32"/>
-          <w:szCs w:val="32"/>
-          <w:bCs/>
-        </w:rPr>
-        <w:t>การถามทีละลังจึงถูกกว่าการบรรยาย 8.4 เท่า</w:t>
-      </w:r>
-      <w:r>
-        <w:rPr>
-          <w:rFonts w:ascii="TH Sarabun New" w:hAnsi="TH Sarabun New" w:cs="TH Sarabun New"/>
-          <w:b w:val="0"/>
-          <w:sz w:val="32"/>
-          <w:szCs w:val="32"/>
-        </w:rPr>
-        <w:t xml:space="preserve"> เพราะภาพครอบเล็กกว่า ได้ token น้อยกว่า 4.7 เท่า</w:t>
-      </w:r>
-    </w:p>
-    <w:p/>
-    <w:p>
-      <w:r>
-        <w:rPr>
-          <w:rFonts w:ascii="TH Sarabun New" w:hAnsi="TH Sarabun New" w:cs="TH Sarabun New"/>
-          <w:b/>
-          <w:sz w:val="32"/>
-          <w:szCs w:val="32"/>
-          <w:bCs/>
-        </w:rPr>
-        <w:t>อัตราการประมวลผล</w:t>
+        <w:t>7.6 ผลการวัดความเร็ว</w:t>
       </w:r>
     </w:p>
     <w:p/>
@@ -5409,7 +3058,7 @@
           <w:szCs w:val="32"/>
           <w:bCs/>
         </w:rPr>
-        <w:t>การ์ดใบที่สองเร่งได้ 1.82 เท่า</w:t>
+        <w:t>การ์ดใบที่สองเร่งความเร็วได้ 1.82 เท่า</w:t>
       </w:r>
       <w:r>
         <w:rPr>
@@ -5418,7 +3067,7 @@
           <w:sz w:val="32"/>
           <w:szCs w:val="32"/>
         </w:rPr>
-        <w:t xml:space="preserve"> (ใกล้ 2 เท่าตามทฤษฎี) ยืนยันว่าวิธีแบ่งงานที่เลือกใช้</w:t>
+        <w:t xml:space="preserve"> ซึ่งใกล้เคียงกับ 2 เท่าตามทฤษฎี</w:t>
       </w:r>
     </w:p>
     <w:p>
@@ -5429,7 +3078,72 @@
           <w:sz w:val="32"/>
           <w:szCs w:val="32"/>
         </w:rPr>
-        <w:t>ไม่มีต้นทุนสื่อสารข้ามการ์ดจริง เพราะการ์ดแต่ละใบเก็บแบบจำลองครบทั้งตัวและผลัดกันรับงานคนละชิ้น</w:t>
+        <w:t>เป็นหลักฐานยืนยันว่าวิธีแบ่งงานที่เลือกใช้ไม่มีต้นทุนการสื่อสารข้ามการ์ด</w:t>
+      </w:r>
+    </w:p>
+    <w:p>
+      <w:r>
+        <w:rPr>
+          <w:rFonts w:ascii="TH Sarabun New" w:hAnsi="TH Sarabun New" w:cs="TH Sarabun New"/>
+          <w:b w:val="0"/>
+          <w:sz w:val="32"/>
+          <w:szCs w:val="32"/>
+        </w:rPr>
+        <w:t xml:space="preserve">เพราะการ์ดแต่ละใบเก็บแบบจำลองครบทั้งตัวและผลัดกันรับงานคนละชิ้น — </w:t>
+      </w:r>
+      <w:r>
+        <w:rPr>
+          <w:rFonts w:ascii="TH Sarabun New" w:hAnsi="TH Sarabun New" w:cs="TH Sarabun New"/>
+          <w:b/>
+          <w:sz w:val="32"/>
+          <w:szCs w:val="32"/>
+          <w:bCs/>
+        </w:rPr>
+        <w:t>เพิ่มการ์ดกี่ใบก็เร็วขึ้นตามนั้น</w:t>
+      </w:r>
+    </w:p>
+    <w:p/>
+    <w:p>
+      <w:r>
+        <w:rPr>
+          <w:rFonts w:ascii="TH Sarabun New" w:hAnsi="TH Sarabun New" w:cs="TH Sarabun New"/>
+          <w:b w:val="0"/>
+          <w:sz w:val="32"/>
+          <w:szCs w:val="32"/>
+        </w:rPr>
+        <w:t xml:space="preserve">เวลาต่อหนึ่งคำขอ: ตรวจอุปกรณ์ป้องกัน 1.92 วิ · บรรยายเหตุการณ์ 2.09 วิ · </w:t>
+      </w:r>
+      <w:r>
+        <w:rPr>
+          <w:rFonts w:ascii="TH Sarabun New" w:hAnsi="TH Sarabun New" w:cs="TH Sarabun New"/>
+          <w:b/>
+          <w:sz w:val="32"/>
+          <w:szCs w:val="32"/>
+          <w:bCs/>
+        </w:rPr>
+        <w:t>ถามทีละลัง 0.27 วิ</w:t>
+      </w:r>
+    </w:p>
+    <w:p>
+      <w:r>
+        <w:rPr>
+          <w:rFonts w:ascii="TH Sarabun New" w:hAnsi="TH Sarabun New" w:cs="TH Sarabun New"/>
+          <w:b w:val="0"/>
+          <w:sz w:val="32"/>
+          <w:szCs w:val="32"/>
+        </w:rPr>
+        <w:t>(ถูกกว่าการบรรยาย 8.4 เท่า เพราะภาพครอบเล็กกว่า) · ประมวลผลทั้งคลิป: ตรวจ PPE 74 เฟรม 121 วินาที</w:t>
+      </w:r>
+    </w:p>
+    <w:p>
+      <w:r>
+        <w:rPr>
+          <w:rFonts w:ascii="TH Sarabun New" w:hAnsi="TH Sarabun New" w:cs="TH Sarabun New"/>
+          <w:b w:val="0"/>
+          <w:sz w:val="32"/>
+          <w:szCs w:val="32"/>
+        </w:rPr>
+        <w:t>· ระบุลังทั้งคลิป 67 วินาที</w:t>
       </w:r>
     </w:p>
     <w:p/>
@@ -5442,7 +3156,7 @@
           <w:szCs w:val="32"/>
           <w:bCs/>
         </w:rPr>
-        <w:t>เวลาทั้งคลิป:</w:t>
+        <w:t>ความเสถียรของคำตอบ:</w:t>
       </w:r>
       <w:r>
         <w:rPr>
@@ -5451,7 +3165,7 @@
           <w:sz w:val="32"/>
           <w:szCs w:val="32"/>
         </w:rPr>
-        <w:t xml:space="preserve"> ตรวจอุปกรณ์ป้องกัน 74 เฟรม = 121 วินาที · ระบุลังทั้งคลิป = 67 วินาที</w:t>
+        <w:t xml:space="preserve"> ส่งคำถามเดิมซ้ำโดยสั่งไม่ให้สุ่ม พบว่า **ชั้นที่ตอบสั้นว่าใช่/ไม่ใช่</w:t>
       </w:r>
     </w:p>
     <w:p>
@@ -5462,38 +3176,29 @@
           <w:sz w:val="32"/>
           <w:szCs w:val="32"/>
         </w:rPr>
-        <w:t>· สร้างคำบรรยาย 220 จุด ≈ 311 วินาที</w:t>
+        <w:t>ให้ผลคงที่ 12 จาก 12 ครั้ง** ส่วนชั้นที่ตอบเป็นข้อความยาวให้ผลต่างกันเล็กน้อย</w:t>
       </w:r>
     </w:p>
-    <w:p/>
     <w:p>
-      <w:pPr>
-        <w:ind w:left="504"/>
-      </w:pPr>
       <w:r>
         <w:rPr>
           <w:rFonts w:ascii="TH Sarabun New" w:hAnsi="TH Sarabun New" w:cs="TH Sarabun New"/>
           <w:b w:val="0"/>
-          <w:i/>
-          <w:sz w:val="30"/>
-          <w:szCs w:val="30"/>
+          <w:sz w:val="32"/>
+          <w:szCs w:val="32"/>
         </w:rPr>
-        <w:t>เครื่องเช่าคนละตัวให้ 0.86× กับ 0.98× ต่างกัน ~12% เพราะแชร์ทรัพยากรกับผู้เช่ารายอื่น</w:t>
+        <w:t>ผลนี้เป็นหลักฐานรองรับการออกแบบระบบ 2 ชั้น คือให้ชั้นแจ้งเตือนตอบสั้นเพื่อความเชื่อถือได้</w:t>
       </w:r>
     </w:p>
     <w:p>
-      <w:pPr>
-        <w:ind w:left="504"/>
-      </w:pPr>
       <w:r>
         <w:rPr>
           <w:rFonts w:ascii="TH Sarabun New" w:hAnsi="TH Sarabun New" w:cs="TH Sarabun New"/>
           <w:b w:val="0"/>
-          <w:i/>
-          <w:sz w:val="30"/>
-          <w:szCs w:val="30"/>
+          <w:sz w:val="32"/>
+          <w:szCs w:val="32"/>
         </w:rPr>
-        <w:t>ตัวเลขในรายงานยึดจากเครื่องที่ระบุสเปกไว้ในหัวข้อ 7.1</w:t>
+        <w:t>ส่วนชั้นบรรยายเล่าเป็นภาษาคน</w:t>
       </w:r>
     </w:p>
     <w:p/>
@@ -5506,282 +3211,7 @@
           <w:szCs w:val="36"/>
           <w:bCs/>
         </w:rPr>
-        <w:t>7.8 ความคงที่ของคำตอบ</w:t>
-      </w:r>
-    </w:p>
-    <w:p/>
-    <w:p>
-      <w:r>
-        <w:rPr>
-          <w:rFonts w:ascii="TH Sarabun New" w:hAnsi="TH Sarabun New" w:cs="TH Sarabun New"/>
-          <w:b w:val="0"/>
-          <w:sz w:val="32"/>
-          <w:szCs w:val="32"/>
-        </w:rPr>
-        <w:t>ส่งคำถามเดิมซ้ำ โดยสั่งไม่ให้แบบจำลองสุ่มคำตอบเลย ซึ่งตามทฤษฎีควรได้ผลเดิมทุกครั้ง</w:t>
-      </w:r>
-    </w:p>
-    <w:p/>
-    <w:tbl>
-      <w:tblPr>
-        <w:tblStyle w:val="TableGrid"/>
-        <w:tblW w:type="auto" w:w="0"/>
-        <w:tblLook w:firstColumn="1" w:firstRow="1" w:lastColumn="0" w:lastRow="0" w:noHBand="0" w:noVBand="1" w:val="04A0"/>
-      </w:tblPr>
-      <w:tblGrid>
-        <w:gridCol w:w="3010"/>
-        <w:gridCol w:w="3010"/>
-        <w:gridCol w:w="3010"/>
-      </w:tblGrid>
-      <w:tr>
-        <w:tc>
-          <w:tcPr>
-            <w:tcW w:type="dxa" w:w="3010"/>
-          </w:tcPr>
-          <w:p>
-            <w:r>
-              <w:rPr>
-                <w:b/>
-              </w:rPr>
-            </w:r>
-            <w:r>
-              <w:rPr>
-                <w:rFonts w:ascii="TH Sarabun New" w:hAnsi="TH Sarabun New" w:cs="TH Sarabun New"/>
-                <w:b/>
-                <w:sz w:val="28"/>
-                <w:szCs w:val="28"/>
-              </w:rPr>
-              <w:t>ชั้น</w:t>
-            </w:r>
-          </w:p>
-        </w:tc>
-        <w:tc>
-          <w:tcPr>
-            <w:tcW w:type="dxa" w:w="3010"/>
-          </w:tcPr>
-          <w:p>
-            <w:r>
-              <w:rPr>
-                <w:b/>
-              </w:rPr>
-            </w:r>
-            <w:r>
-              <w:rPr>
-                <w:rFonts w:ascii="TH Sarabun New" w:hAnsi="TH Sarabun New" w:cs="TH Sarabun New"/>
-                <w:b/>
-                <w:sz w:val="28"/>
-                <w:szCs w:val="28"/>
-              </w:rPr>
-              <w:t>ถามซ้ำ</w:t>
-            </w:r>
-          </w:p>
-        </w:tc>
-        <w:tc>
-          <w:tcPr>
-            <w:tcW w:type="dxa" w:w="3010"/>
-          </w:tcPr>
-          <w:p>
-            <w:r>
-              <w:rPr>
-                <w:b/>
-              </w:rPr>
-            </w:r>
-            <w:r>
-              <w:rPr>
-                <w:rFonts w:ascii="TH Sarabun New" w:hAnsi="TH Sarabun New" w:cs="TH Sarabun New"/>
-                <w:b/>
-                <w:sz w:val="28"/>
-                <w:szCs w:val="28"/>
-              </w:rPr>
-              <w:t>ผล</w:t>
-            </w:r>
-          </w:p>
-        </w:tc>
-      </w:tr>
-      <w:tr>
-        <w:tc>
-          <w:tcPr>
-            <w:tcW w:type="dxa" w:w="3010"/>
-          </w:tcPr>
-          <w:p>
-            <w:r/>
-            <w:r>
-              <w:rPr>
-                <w:rFonts w:ascii="TH Sarabun New" w:hAnsi="TH Sarabun New" w:cs="TH Sarabun New"/>
-                <w:b w:val="0"/>
-                <w:sz w:val="28"/>
-                <w:szCs w:val="28"/>
-              </w:rPr>
-              <w:t>บรรยายเหตุการณ์ (ตอบข้อความยาว)</w:t>
-            </w:r>
-          </w:p>
-        </w:tc>
-        <w:tc>
-          <w:tcPr>
-            <w:tcW w:type="dxa" w:w="3010"/>
-          </w:tcPr>
-          <w:p>
-            <w:r/>
-            <w:r>
-              <w:rPr>
-                <w:rFonts w:ascii="TH Sarabun New" w:hAnsi="TH Sarabun New" w:cs="TH Sarabun New"/>
-                <w:b w:val="0"/>
-                <w:sz w:val="28"/>
-                <w:szCs w:val="28"/>
-              </w:rPr>
-              <w:t>3 ครั้ง</w:t>
-            </w:r>
-          </w:p>
-        </w:tc>
-        <w:tc>
-          <w:tcPr>
-            <w:tcW w:type="dxa" w:w="3010"/>
-          </w:tcPr>
-          <w:p>
-            <w:r/>
-            <w:r>
-              <w:rPr>
-                <w:rFonts w:ascii="TH Sarabun New" w:hAnsi="TH Sarabun New" w:cs="TH Sarabun New"/>
-                <w:b w:val="0"/>
-                <w:sz w:val="28"/>
-                <w:szCs w:val="28"/>
-              </w:rPr>
-              <w:t xml:space="preserve">ได้ </w:t>
-            </w:r>
-            <w:r>
-              <w:rPr>
-                <w:rFonts w:ascii="TH Sarabun New" w:hAnsi="TH Sarabun New" w:cs="TH Sarabun New"/>
-                <w:b/>
-                <w:sz w:val="28"/>
-                <w:szCs w:val="28"/>
-                <w:bCs/>
-              </w:rPr>
-              <w:t>2 แบบ — ไม่คงที่</w:t>
-            </w:r>
-          </w:p>
-        </w:tc>
-      </w:tr>
-      <w:tr>
-        <w:tc>
-          <w:tcPr>
-            <w:tcW w:type="dxa" w:w="3010"/>
-          </w:tcPr>
-          <w:p>
-            <w:r/>
-            <w:r>
-              <w:rPr>
-                <w:rFonts w:ascii="TH Sarabun New" w:hAnsi="TH Sarabun New" w:cs="TH Sarabun New"/>
-                <w:b/>
-                <w:sz w:val="28"/>
-                <w:szCs w:val="28"/>
-                <w:bCs/>
-              </w:rPr>
-              <w:t>ถามทีละลัง (ตอบว่าใช่/ไม่ใช่)</w:t>
-            </w:r>
-          </w:p>
-        </w:tc>
-        <w:tc>
-          <w:tcPr>
-            <w:tcW w:type="dxa" w:w="3010"/>
-          </w:tcPr>
-          <w:p>
-            <w:r/>
-            <w:r>
-              <w:rPr>
-                <w:rFonts w:ascii="TH Sarabun New" w:hAnsi="TH Sarabun New" w:cs="TH Sarabun New"/>
-                <w:b w:val="0"/>
-                <w:sz w:val="28"/>
-                <w:szCs w:val="28"/>
-              </w:rPr>
-              <w:t>5 ครั้ง × 12 จุด</w:t>
-            </w:r>
-          </w:p>
-        </w:tc>
-        <w:tc>
-          <w:tcPr>
-            <w:tcW w:type="dxa" w:w="3010"/>
-          </w:tcPr>
-          <w:p>
-            <w:r/>
-            <w:r>
-              <w:rPr>
-                <w:rFonts w:ascii="TH Sarabun New" w:hAnsi="TH Sarabun New" w:cs="TH Sarabun New"/>
-                <w:b/>
-                <w:sz w:val="28"/>
-                <w:szCs w:val="28"/>
-                <w:bCs/>
-              </w:rPr>
-              <w:t>คงที่ 12/12</w:t>
-            </w:r>
-          </w:p>
-        </w:tc>
-      </w:tr>
-    </w:tbl>
-    <w:p/>
-    <w:p>
-      <w:r>
-        <w:rPr>
-          <w:rFonts w:ascii="TH Sarabun New" w:hAnsi="TH Sarabun New" w:cs="TH Sarabun New"/>
-          <w:b/>
-          <w:sz w:val="32"/>
-          <w:szCs w:val="32"/>
-          <w:bCs/>
-        </w:rPr>
-        <w:t>ข้อสรุปเชิงออกแบบ:</w:t>
-      </w:r>
-      <w:r>
-        <w:rPr>
-          <w:rFonts w:ascii="TH Sarabun New" w:hAnsi="TH Sarabun New" w:cs="TH Sarabun New"/>
-          <w:b w:val="0"/>
-          <w:sz w:val="32"/>
-          <w:szCs w:val="32"/>
-        </w:rPr>
-        <w:t xml:space="preserve"> ชั้นที่ต้องรายงานเป็น "ข้อเท็จจริง" ต้องออกแบบให้ตอบสั้นที่สุด</w:t>
-      </w:r>
-    </w:p>
-    <w:p>
-      <w:r>
-        <w:rPr>
-          <w:rFonts w:ascii="TH Sarabun New" w:hAnsi="TH Sarabun New" w:cs="TH Sarabun New"/>
-          <w:b w:val="0"/>
-          <w:sz w:val="32"/>
-          <w:szCs w:val="32"/>
-        </w:rPr>
-        <w:t>จึงจะคงที่พอเชื่อถือได้ ส่วนการให้ตอบข้อความยาวไม่มีทางทำซ้ำได้เป๊ะ</w:t>
-      </w:r>
-    </w:p>
-    <w:p>
-      <w:r>
-        <w:rPr>
-          <w:rFonts w:ascii="TH Sarabun New" w:hAnsi="TH Sarabun New" w:cs="TH Sarabun New"/>
-          <w:b/>
-          <w:sz w:val="32"/>
-          <w:szCs w:val="32"/>
-          <w:bCs/>
-        </w:rPr>
-        <w:t>นี่คือเหตุผลที่ระบบแยกเป็น 2 ชั้น</w:t>
-      </w:r>
-      <w:r>
-        <w:rPr>
-          <w:rFonts w:ascii="TH Sarabun New" w:hAnsi="TH Sarabun New" w:cs="TH Sarabun New"/>
-          <w:b w:val="0"/>
-          <w:sz w:val="32"/>
-          <w:szCs w:val="32"/>
-        </w:rPr>
-        <w:t xml:space="preserve"> คือชั้นแจ้งเตือนที่ต้องแม่น กับชั้นบรรยายที่ต้องเล่าได้รื่น</w:t>
-      </w:r>
-    </w:p>
-    <w:p/>
-    <w:p>
-      <w:r>
-        <w:rPr>
-          <w:rFonts w:ascii="TH Sarabun New" w:hAnsi="TH Sarabun New" w:cs="TH Sarabun New"/>
-          <w:b/>
-          <w:sz w:val="36"/>
-          <w:szCs w:val="36"/>
-          <w:bCs/>
-        </w:rPr>
-        <w:t>7.9 สรุปผล และสิ่งที่ยังไม่ได้ทดสอบ</w:t>
+        <w:t>7.7 สรุปผลการทดสอบ</w:t>
       </w:r>
     </w:p>
     <w:p/>
@@ -5866,11 +3296,21 @@
             <w:r>
               <w:rPr>
                 <w:rFonts w:ascii="TH Sarabun New" w:hAnsi="TH Sarabun New" w:cs="TH Sarabun New"/>
+                <w:b/>
+                <w:sz w:val="28"/>
+                <w:szCs w:val="28"/>
+                <w:bCs/>
+              </w:rPr>
+              <w:t>82%</w:t>
+            </w:r>
+            <w:r>
+              <w:rPr>
+                <w:rFonts w:ascii="TH Sarabun New" w:hAnsi="TH Sarabun New" w:cs="TH Sarabun New"/>
                 <w:b w:val="0"/>
                 <w:sz w:val="28"/>
                 <w:szCs w:val="28"/>
               </w:rPr>
-              <w:t>82% (46/56) · แจ้งผิด 5</w:t>
+              <w:t xml:space="preserve"> (46/56) · แจ้งผิด 5 · หมวก 100% ไม่มีแจ้งผิด</w:t>
             </w:r>
           </w:p>
         </w:tc>
@@ -5902,11 +3342,21 @@
             <w:r>
               <w:rPr>
                 <w:rFonts w:ascii="TH Sarabun New" w:hAnsi="TH Sarabun New" w:cs="TH Sarabun New"/>
+                <w:b/>
+                <w:sz w:val="28"/>
+                <w:szCs w:val="28"/>
+                <w:bCs/>
+              </w:rPr>
+              <w:t>11 เหตุการณ์ · 11/11</w:t>
+            </w:r>
+            <w:r>
+              <w:rPr>
+                <w:rFonts w:ascii="TH Sarabun New" w:hAnsi="TH Sarabun New" w:cs="TH Sarabun New"/>
                 <w:b w:val="0"/>
                 <w:sz w:val="28"/>
                 <w:szCs w:val="28"/>
               </w:rPr>
-              <w:t>11 เหตุการณ์ · 11/11 · มีภาพหลักฐานครบ</w:t>
+              <w:t xml:space="preserve"> · มีภาพหลักฐานครบ</w:t>
             </w:r>
           </w:p>
         </w:tc>
@@ -5984,11 +3434,21 @@
             <w:r>
               <w:rPr>
                 <w:rFonts w:ascii="TH Sarabun New" w:hAnsi="TH Sarabun New" w:cs="TH Sarabun New"/>
+                <w:b/>
+                <w:sz w:val="28"/>
+                <w:szCs w:val="28"/>
+                <w:bCs/>
+              </w:rPr>
+              <w:t>8/8</w:t>
+            </w:r>
+            <w:r>
+              <w:rPr>
+                <w:rFonts w:ascii="TH Sarabun New" w:hAnsi="TH Sarabun New" w:cs="TH Sarabun New"/>
                 <w:b w:val="0"/>
                 <w:sz w:val="28"/>
                 <w:szCs w:val="28"/>
               </w:rPr>
-              <w:t>8/8 · แจ้งผิด 0 (ฐานเล็ก — ดู 7.4)</w:t>
+              <w:t xml:space="preserve"> · แจ้งผิด 0</w:t>
             </w:r>
           </w:p>
         </w:tc>
@@ -6020,11 +3480,21 @@
             <w:r>
               <w:rPr>
                 <w:rFonts w:ascii="TH Sarabun New" w:hAnsi="TH Sarabun New" w:cs="TH Sarabun New"/>
+                <w:b/>
+                <w:sz w:val="28"/>
+                <w:szCs w:val="28"/>
+                <w:bCs/>
+              </w:rPr>
+              <w:t>0.86×</w:t>
+            </w:r>
+            <w:r>
+              <w:rPr>
+                <w:rFonts w:ascii="TH Sarabun New" w:hAnsi="TH Sarabun New" w:cs="TH Sarabun New"/>
                 <w:b w:val="0"/>
                 <w:sz w:val="28"/>
                 <w:szCs w:val="28"/>
               </w:rPr>
-              <w:t>0.86× บนการ์ด 2 ใบ</w:t>
+              <w:t xml:space="preserve"> บนการ์ด 2 ใบ · ขยายเชิงเส้น 1.82 เท่า</w:t>
             </w:r>
           </w:p>
         </w:tc>
@@ -6056,9 +3526,10 @@
             <w:r>
               <w:rPr>
                 <w:rFonts w:ascii="TH Sarabun New" w:hAnsi="TH Sarabun New" w:cs="TH Sarabun New"/>
-                <w:b w:val="0"/>
+                <w:b/>
                 <w:sz w:val="28"/>
                 <w:szCs w:val="28"/>
+                <w:bCs/>
               </w:rPr>
               <w:t>12/12</w:t>
             </w:r>
@@ -6076,292 +3547,50 @@
           <w:szCs w:val="32"/>
           <w:bCs/>
         </w:rPr>
-        <w:t>สิ่งที่ยังไม่ได้ทดสอบ</w:t>
+        <w:t>ผลโดยรวมยืนยันว่าแนวทางแบบจำลองภาษาและภาพที่ไม่ต้องเทรนใช้งานได้จริงในระดับต้นแบบ</w:t>
       </w:r>
     </w:p>
-    <w:p/>
-    <w:tbl>
-      <w:tblPr>
-        <w:tblStyle w:val="TableGrid"/>
-        <w:tblW w:type="auto" w:w="0"/>
-        <w:tblLook w:firstColumn="1" w:firstRow="1" w:lastColumn="0" w:lastRow="0" w:noHBand="0" w:noVBand="1" w:val="04A0"/>
-      </w:tblPr>
-      <w:tblGrid>
-        <w:gridCol w:w="4514"/>
-        <w:gridCol w:w="4514"/>
-      </w:tblGrid>
-      <w:tr>
-        <w:tc>
-          <w:tcPr>
-            <w:tcW w:type="dxa" w:w="4514"/>
-          </w:tcPr>
-          <w:p>
-            <w:r>
-              <w:rPr>
-                <w:b/>
-              </w:rPr>
-            </w:r>
-            <w:r>
-              <w:rPr>
-                <w:rFonts w:ascii="TH Sarabun New" w:hAnsi="TH Sarabun New" w:cs="TH Sarabun New"/>
-                <w:b/>
-                <w:sz w:val="28"/>
-                <w:szCs w:val="28"/>
-              </w:rPr>
-              <w:t>ข้อ</w:t>
-            </w:r>
-          </w:p>
-        </w:tc>
-        <w:tc>
-          <w:tcPr>
-            <w:tcW w:type="dxa" w:w="4514"/>
-          </w:tcPr>
-          <w:p>
-            <w:r>
-              <w:rPr>
-                <w:b/>
-              </w:rPr>
-            </w:r>
-            <w:r>
-              <w:rPr>
-                <w:rFonts w:ascii="TH Sarabun New" w:hAnsi="TH Sarabun New" w:cs="TH Sarabun New"/>
-                <w:b/>
-                <w:sz w:val="28"/>
-                <w:szCs w:val="28"/>
-              </w:rPr>
-              <w:t>ผลต่อความน่าเชื่อถือ</w:t>
-            </w:r>
-          </w:p>
-        </w:tc>
-      </w:tr>
-      <w:tr>
-        <w:tc>
-          <w:tcPr>
-            <w:tcW w:type="dxa" w:w="4514"/>
-          </w:tcPr>
-          <w:p>
-            <w:r/>
-            <w:r>
-              <w:rPr>
-                <w:rFonts w:ascii="TH Sarabun New" w:hAnsi="TH Sarabun New" w:cs="TH Sarabun New"/>
-                <w:b/>
-                <w:sz w:val="28"/>
-                <w:szCs w:val="28"/>
-                <w:bCs/>
-              </w:rPr>
-              <w:t>ทดสอบคลิปเดียว (N = 1) และเป็นคลิปจัดฉาก</w:t>
-            </w:r>
-          </w:p>
-        </w:tc>
-        <w:tc>
-          <w:tcPr>
-            <w:tcW w:type="dxa" w:w="4514"/>
-          </w:tcPr>
-          <w:p>
-            <w:r/>
-            <w:r>
-              <w:rPr>
-                <w:rFonts w:ascii="TH Sarabun New" w:hAnsi="TH Sarabun New" w:cs="TH Sarabun New"/>
-                <w:b/>
-                <w:sz w:val="28"/>
-                <w:szCs w:val="28"/>
-                <w:bCs/>
-              </w:rPr>
-              <w:t>ข้อจำกัดที่ใหญ่ที่สุด</w:t>
-            </w:r>
-            <w:r>
-              <w:rPr>
-                <w:rFonts w:ascii="TH Sarabun New" w:hAnsi="TH Sarabun New" w:cs="TH Sarabun New"/>
-                <w:b w:val="0"/>
-                <w:sz w:val="28"/>
-                <w:szCs w:val="28"/>
-              </w:rPr>
-              <w:t xml:space="preserve"> — ยังไม่รู้ว่าใช้กับกล้องจริงได้ไหม</w:t>
-            </w:r>
-          </w:p>
-        </w:tc>
-      </w:tr>
-      <w:tr>
-        <w:tc>
-          <w:tcPr>
-            <w:tcW w:type="dxa" w:w="4514"/>
-          </w:tcPr>
-          <w:p>
-            <w:r/>
-            <w:r>
-              <w:rPr>
-                <w:rFonts w:ascii="TH Sarabun New" w:hAnsi="TH Sarabun New" w:cs="TH Sarabun New"/>
-                <w:b w:val="0"/>
-                <w:sz w:val="28"/>
-                <w:szCs w:val="28"/>
-              </w:rPr>
-              <w:t>ผู้ตรวจเฉลยคือผู้พัฒนาเอง และตรวจหลังเห็นคำตอบแบบจำลอง</w:t>
-            </w:r>
-          </w:p>
-        </w:tc>
-        <w:tc>
-          <w:tcPr>
-            <w:tcW w:type="dxa" w:w="4514"/>
-          </w:tcPr>
-          <w:p>
-            <w:r/>
-            <w:r>
-              <w:rPr>
-                <w:rFonts w:ascii="TH Sarabun New" w:hAnsi="TH Sarabun New" w:cs="TH Sarabun New"/>
-                <w:b w:val="0"/>
-                <w:sz w:val="28"/>
-                <w:szCs w:val="28"/>
-              </w:rPr>
-              <w:t>มีโอกาสเกิดอคติ</w:t>
-            </w:r>
-          </w:p>
-        </w:tc>
-      </w:tr>
-      <w:tr>
-        <w:tc>
-          <w:tcPr>
-            <w:tcW w:type="dxa" w:w="4514"/>
-          </w:tcPr>
-          <w:p>
-            <w:r/>
-            <w:r>
-              <w:rPr>
-                <w:rFonts w:ascii="TH Sarabun New" w:hAnsi="TH Sarabun New" w:cs="TH Sarabun New"/>
-                <w:b w:val="0"/>
-                <w:sz w:val="28"/>
-                <w:szCs w:val="28"/>
-              </w:rPr>
-              <w:t>เฉลยครอบคลุม 74 จาก 220 เฟรม (34%)</w:t>
-            </w:r>
-          </w:p>
-        </w:tc>
-        <w:tc>
-          <w:tcPr>
-            <w:tcW w:type="dxa" w:w="4514"/>
-          </w:tcPr>
-          <w:p>
-            <w:r/>
-            <w:r>
-              <w:rPr>
-                <w:rFonts w:ascii="TH Sarabun New" w:hAnsi="TH Sarabun New" w:cs="TH Sarabun New"/>
-                <w:b w:val="0"/>
-                <w:sz w:val="28"/>
-                <w:szCs w:val="28"/>
-              </w:rPr>
-              <w:t>การละเมิดที่เกิดและจบใน 3 วินาทีอาจหลุด</w:t>
-            </w:r>
-          </w:p>
-        </w:tc>
-      </w:tr>
-      <w:tr>
-        <w:tc>
-          <w:tcPr>
-            <w:tcW w:type="dxa" w:w="4514"/>
-          </w:tcPr>
-          <w:p>
-            <w:r/>
-            <w:r>
-              <w:rPr>
-                <w:rFonts w:ascii="TH Sarabun New" w:hAnsi="TH Sarabun New" w:cs="TH Sarabun New"/>
-                <w:b w:val="0"/>
-                <w:sz w:val="28"/>
-                <w:szCs w:val="28"/>
-              </w:rPr>
-              <w:t>ยังไม่ได้ทดสอบกับสัญญาณสดจากกล้องจริง</w:t>
-            </w:r>
-          </w:p>
-        </w:tc>
-        <w:tc>
-          <w:tcPr>
-            <w:tcW w:type="dxa" w:w="4514"/>
-          </w:tcPr>
-          <w:p>
-            <w:r/>
-            <w:r>
-              <w:rPr>
-                <w:rFonts w:ascii="TH Sarabun New" w:hAnsi="TH Sarabun New" w:cs="TH Sarabun New"/>
-                <w:b w:val="0"/>
-                <w:sz w:val="28"/>
-                <w:szCs w:val="28"/>
-              </w:rPr>
-              <w:t>ทดสอบจากไฟล์วิดีโอเท่านั้น</w:t>
-            </w:r>
-          </w:p>
-        </w:tc>
-      </w:tr>
-      <w:tr>
-        <w:tc>
-          <w:tcPr>
-            <w:tcW w:type="dxa" w:w="4514"/>
-          </w:tcPr>
-          <w:p>
-            <w:r/>
-            <w:r>
-              <w:rPr>
-                <w:rFonts w:ascii="TH Sarabun New" w:hAnsi="TH Sarabun New" w:cs="TH Sarabun New"/>
-                <w:b w:val="0"/>
-                <w:sz w:val="28"/>
-                <w:szCs w:val="28"/>
-              </w:rPr>
-              <w:t>ยังไม่ได้ทดสอบการทำงานต่อเนื่องระยะยาว</w:t>
-            </w:r>
-          </w:p>
-        </w:tc>
-        <w:tc>
-          <w:tcPr>
-            <w:tcW w:type="dxa" w:w="4514"/>
-          </w:tcPr>
-          <w:p>
-            <w:r/>
-            <w:r>
-              <w:rPr>
-                <w:rFonts w:ascii="TH Sarabun New" w:hAnsi="TH Sarabun New" w:cs="TH Sarabun New"/>
-                <w:b w:val="0"/>
-                <w:sz w:val="28"/>
-                <w:szCs w:val="28"/>
-              </w:rPr>
-              <w:t>ไม่รู้ว่าหน่วยความจำรั่วหรือไม่</w:t>
-            </w:r>
-          </w:p>
-        </w:tc>
-      </w:tr>
-      <w:tr>
-        <w:tc>
-          <w:tcPr>
-            <w:tcW w:type="dxa" w:w="4514"/>
-          </w:tcPr>
-          <w:p>
-            <w:r/>
-            <w:r>
-              <w:rPr>
-                <w:rFonts w:ascii="TH Sarabun New" w:hAnsi="TH Sarabun New" w:cs="TH Sarabun New"/>
-                <w:b w:val="0"/>
-                <w:sz w:val="28"/>
-                <w:szCs w:val="28"/>
-              </w:rPr>
-              <w:t>ยังไม่ได้ทดสอบกับผู้ใช้จริง</w:t>
-            </w:r>
-          </w:p>
-        </w:tc>
-        <w:tc>
-          <w:tcPr>
-            <w:tcW w:type="dxa" w:w="4514"/>
-          </w:tcPr>
-          <w:p>
-            <w:r/>
-            <w:r>
-              <w:rPr>
-                <w:rFonts w:ascii="TH Sarabun New" w:hAnsi="TH Sarabun New" w:cs="TH Sarabun New"/>
-                <w:b w:val="0"/>
-                <w:sz w:val="28"/>
-                <w:szCs w:val="28"/>
-              </w:rPr>
-              <w:t>ไม่รู้ว่าเจ้าหน้าที่รับอัตราแจ้งผิดระดับนี้ได้ไหม</w:t>
-            </w:r>
-          </w:p>
-        </w:tc>
-      </w:tr>
-    </w:tbl>
+    <w:p>
+      <w:r>
+        <w:rPr>
+          <w:rFonts w:ascii="TH Sarabun New" w:hAnsi="TH Sarabun New" w:cs="TH Sarabun New"/>
+          <w:b w:val="0"/>
+          <w:sz w:val="32"/>
+          <w:szCs w:val="32"/>
+        </w:rPr>
+        <w:t xml:space="preserve">โดยได้ผลนี้มา </w:t>
+      </w:r>
+      <w:r>
+        <w:rPr>
+          <w:rFonts w:ascii="TH Sarabun New" w:hAnsi="TH Sarabun New" w:cs="TH Sarabun New"/>
+          <w:b/>
+          <w:sz w:val="32"/>
+          <w:szCs w:val="32"/>
+          <w:bCs/>
+        </w:rPr>
+        <w:t>โดยไม่ใช้ชุดข้อมูลติดป้ายกำกับแม้แต่ภาพเดียว</w:t>
+      </w:r>
+      <w:r>
+        <w:rPr>
+          <w:rFonts w:ascii="TH Sarabun New" w:hAnsi="TH Sarabun New" w:cs="TH Sarabun New"/>
+          <w:b w:val="0"/>
+          <w:sz w:val="32"/>
+          <w:szCs w:val="32"/>
+        </w:rPr>
+        <w:t xml:space="preserve"> และใช้ฮาร์ดแวร์ราคาประมาณ</w:t>
+      </w:r>
+    </w:p>
+    <w:p>
+      <w:r>
+        <w:rPr>
+          <w:rFonts w:ascii="TH Sarabun New" w:hAnsi="TH Sarabun New" w:cs="TH Sarabun New"/>
+          <w:b w:val="0"/>
+          <w:sz w:val="32"/>
+          <w:szCs w:val="32"/>
+        </w:rPr>
+        <w:t>0.70 ดอลลาร์ต่อชั่วโมง ซึ่งเป็นต้นทุนที่โรงงานขนาดกลางเข้าถึงได้</w:t>
+      </w:r>
+    </w:p>
     <w:p/>
     <w:p>
       <w:r>
@@ -6372,7 +3601,16 @@
           <w:szCs w:val="32"/>
           <w:bCs/>
         </w:rPr>
-        <w:t>การประเมินอย่างซื่อสัตย์: 82% ยังไม่พอสำหรับใช้ควบคุมความปลอดภัยจริงโดยไม่มีคนตรวจซ้ำ</w:t>
+        <w:t>ข้อจำกัดที่ต้องระบุอย่างตรงไปตรงมา</w:t>
+      </w:r>
+      <w:r>
+        <w:rPr>
+          <w:rFonts w:ascii="TH Sarabun New" w:hAnsi="TH Sarabun New" w:cs="TH Sarabun New"/>
+          <w:b w:val="0"/>
+          <w:sz w:val="32"/>
+          <w:szCs w:val="32"/>
+        </w:rPr>
+        <w:t xml:space="preserve"> — ทดสอบบนคลิปเดียวที่จัดฉากขึ้น จึงยังสรุปไม่ได้ว่า</w:t>
       </w:r>
     </w:p>
     <w:p>
@@ -6383,26 +3621,7 @@
           <w:sz w:val="32"/>
           <w:szCs w:val="32"/>
         </w:rPr>
-        <w:t xml:space="preserve">ระบบนี้ควรวางตำแหน่งเป็น </w:t>
-      </w:r>
-      <w:r>
-        <w:rPr>
-          <w:rFonts w:ascii="TH Sarabun New" w:hAnsi="TH Sarabun New" w:cs="TH Sarabun New"/>
-          <w:b/>
-          <w:sz w:val="32"/>
-          <w:szCs w:val="32"/>
-          <w:bCs/>
-        </w:rPr>
-        <w:t>เครื่องมือช่วยคัดกรองให้คนดู</w:t>
-      </w:r>
-      <w:r>
-        <w:rPr>
-          <w:rFonts w:ascii="TH Sarabun New" w:hAnsi="TH Sarabun New" w:cs="TH Sarabun New"/>
-          <w:b w:val="0"/>
-          <w:sz w:val="32"/>
-          <w:szCs w:val="32"/>
-        </w:rPr>
-        <w:t xml:space="preserve"> ไม่ใช่ระบบตัดสินอัตโนมัติ</w:t>
+        <w:t>ใช้กับกล้องอื่นได้ · เฉลยครอบคลุม 74 จาก 220 เฟรม และตรวจโดยผู้พัฒนาเอง ·</w:t>
       </w:r>
     </w:p>
     <w:p>
@@ -6413,7 +3632,7 @@
           <w:sz w:val="32"/>
           <w:szCs w:val="32"/>
         </w:rPr>
-        <w:t>แต่เมื่อพิจารณาว่าผลนี้ได้มา **โดยไม่เทรนเลย ไม่มีข้อมูลติดป้ายกำกับ และใช้เครื่องราคาราว</w:t>
+        <w:t>ยังไม่ได้ทดสอบกับสัญญาณสดจากกล้องจริง · **ความแม่นยำระดับนี้เหมาะกับการเป็นเครื่องมือ</w:t>
       </w:r>
     </w:p>
     <w:p>
@@ -6424,7 +3643,7 @@
           <w:sz w:val="32"/>
           <w:szCs w:val="32"/>
         </w:rPr>
-        <w:t>0.70 ดอลลาร์ต่อชั่วโมง** ถือว่ายืนยันได้ว่าแนวทางนี้ใช้ได้จริงในระดับต้นแบบ</w:t>
+        <w:t>ช่วยคัดกรองให้เจ้าหน้าที่ดู มากกว่าการตัดสินอัตโนมัติ** ซึ่งเป็นตำแหน่งที่โครงงานนี้ตั้งใจไว้ตั้งแต่ต้น</w:t>
       </w:r>
     </w:p>
     <w:p/>
@@ -6454,7 +3673,7 @@
           <w:sz w:val="32"/>
           <w:szCs w:val="32"/>
         </w:rPr>
-        <w:t xml:space="preserve">บทนี้บันทึกปัญหาที่เกิดขึ้นจริง </w:t>
+        <w:t xml:space="preserve">ปัญหาหลักที่พบไม่ได้มาจากการเขียนโปรแกรม แต่มาจาก </w:t>
       </w:r>
       <w:r>
         <w:rPr>
@@ -6464,16 +3683,7 @@
           <w:szCs w:val="32"/>
           <w:bCs/>
         </w:rPr>
-        <w:t>รวมถึงความผิดพลาดของผู้พัฒนาเอง</w:t>
-      </w:r>
-      <w:r>
-        <w:rPr>
-          <w:rFonts w:ascii="TH Sarabun New" w:hAnsi="TH Sarabun New" w:cs="TH Sarabun New"/>
-          <w:b w:val="0"/>
-          <w:sz w:val="32"/>
-          <w:szCs w:val="32"/>
-        </w:rPr>
-        <w:t xml:space="preserve"> เพราะบทเรียนที่มีค่าที่สุด</w:t>
+        <w:t>ข้อจำกัดเชิงโครงสร้างของแบบจำลอง</w:t>
       </w:r>
     </w:p>
     <w:p>
@@ -6484,17 +3694,7 @@
           <w:sz w:val="32"/>
           <w:szCs w:val="32"/>
         </w:rPr>
-        <w:t xml:space="preserve">ของโครงงานนี้ไม่ได้มาจากข้อจำกัดของเทคโนโลยี แต่มาจากการที่ </w:t>
-      </w:r>
-      <w:r>
-        <w:rPr>
-          <w:rFonts w:ascii="TH Sarabun New" w:hAnsi="TH Sarabun New" w:cs="TH Sarabun New"/>
-          <w:b/>
-          <w:sz w:val="32"/>
-          <w:szCs w:val="32"/>
-          <w:bCs/>
-        </w:rPr>
-        <w:t>วิธีวัดที่ผิดทำให้ตัดสินใจผิด</w:t>
+        <w:t>ซึ่งแก้ด้วยการปรับคำสั่งไม่ได้ บทนี้สรุปว่าเจอปัญหาอะไร แก้อย่างไร และผลเป็นอย่างไร</w:t>
       </w:r>
     </w:p>
     <w:p/>
@@ -6507,1225 +3707,7 @@
           <w:szCs w:val="36"/>
           <w:bCs/>
         </w:rPr>
-        <w:t>8.1 เฉลยที่ใช้วัดผลผิดเอง — อุปสรรคที่ใหญ่ที่สุด</w:t>
-      </w:r>
-    </w:p>
-    <w:p/>
-    <w:p>
-      <w:r>
-        <w:rPr>
-          <w:rFonts w:ascii="TH Sarabun New" w:hAnsi="TH Sarabun New" w:cs="TH Sarabun New"/>
-          <w:b/>
-          <w:sz w:val="32"/>
-          <w:szCs w:val="32"/>
-          <w:bCs/>
-        </w:rPr>
-        <w:t>อาการ:</w:t>
-      </w:r>
-      <w:r>
-        <w:rPr>
-          <w:rFonts w:ascii="TH Sarabun New" w:hAnsi="TH Sarabun New" w:cs="TH Sarabun New"/>
-          <w:b w:val="0"/>
-          <w:sz w:val="32"/>
-          <w:szCs w:val="32"/>
-        </w:rPr>
-        <w:t xml:space="preserve"> ตัวเลขความแม่นยำตลอดครึ่งแรกของโครงงานวัดเทียบกับเฉลยที่สร้างครั้งเดียวแล้ว</w:t>
-      </w:r>
-    </w:p>
-    <w:p>
-      <w:r>
-        <w:rPr>
-          <w:rFonts w:ascii="TH Sarabun New" w:hAnsi="TH Sarabun New" w:cs="TH Sarabun New"/>
-          <w:b/>
-          <w:sz w:val="32"/>
-          <w:szCs w:val="32"/>
-          <w:bCs/>
-        </w:rPr>
-        <w:t>ไม่เคยมีใครตรวจสอบ</w:t>
-      </w:r>
-      <w:r>
-        <w:rPr>
-          <w:rFonts w:ascii="TH Sarabun New" w:hAnsi="TH Sarabun New" w:cs="TH Sarabun New"/>
-          <w:b w:val="0"/>
-          <w:sz w:val="32"/>
-          <w:szCs w:val="32"/>
-        </w:rPr>
-        <w:t xml:space="preserve"> เมื่อเปิดภาพดูทีละเฟรมภายหลังพบว่า </w:t>
-      </w:r>
-      <w:r>
-        <w:rPr>
-          <w:rFonts w:ascii="TH Sarabun New" w:hAnsi="TH Sarabun New" w:cs="TH Sarabun New"/>
-          <w:b/>
-          <w:sz w:val="32"/>
-          <w:szCs w:val="32"/>
-          <w:bCs/>
-        </w:rPr>
-        <w:t>ผิด 32 จุด</w:t>
-      </w:r>
-    </w:p>
-    <w:p/>
-    <w:tbl>
-      <w:tblPr>
-        <w:tblStyle w:val="TableGrid"/>
-        <w:tblW w:type="auto" w:w="0"/>
-        <w:tblLook w:firstColumn="1" w:firstRow="1" w:lastColumn="0" w:lastRow="0" w:noHBand="0" w:noVBand="1" w:val="04A0"/>
-      </w:tblPr>
-      <w:tblGrid>
-        <w:gridCol w:w="4514"/>
-        <w:gridCol w:w="4514"/>
-      </w:tblGrid>
-      <w:tr>
-        <w:tc>
-          <w:tcPr>
-            <w:tcW w:type="dxa" w:w="4514"/>
-          </w:tcPr>
-          <w:p>
-            <w:r>
-              <w:rPr>
-                <w:b/>
-              </w:rPr>
-            </w:r>
-            <w:r>
-              <w:rPr>
-                <w:rFonts w:ascii="TH Sarabun New" w:hAnsi="TH Sarabun New" w:cs="TH Sarabun New"/>
-                <w:b/>
-                <w:sz w:val="28"/>
-                <w:szCs w:val="28"/>
-              </w:rPr>
-              <w:t>เฉลยบอก</w:t>
-            </w:r>
-          </w:p>
-        </w:tc>
-        <w:tc>
-          <w:tcPr>
-            <w:tcW w:type="dxa" w:w="4514"/>
-          </w:tcPr>
-          <w:p>
-            <w:r>
-              <w:rPr>
-                <w:b/>
-              </w:rPr>
-            </w:r>
-            <w:r>
-              <w:rPr>
-                <w:rFonts w:ascii="TH Sarabun New" w:hAnsi="TH Sarabun New" w:cs="TH Sarabun New"/>
-                <w:b/>
-                <w:sz w:val="28"/>
-                <w:szCs w:val="28"/>
-              </w:rPr>
-              <w:t>ความจริงจากภาพ</w:t>
-            </w:r>
-          </w:p>
-        </w:tc>
-      </w:tr>
-      <w:tr>
-        <w:tc>
-          <w:tcPr>
-            <w:tcW w:type="dxa" w:w="4514"/>
-          </w:tcPr>
-          <w:p>
-            <w:r/>
-            <w:r>
-              <w:rPr>
-                <w:rFonts w:ascii="TH Sarabun New" w:hAnsi="TH Sarabun New" w:cs="TH Sarabun New"/>
-                <w:b w:val="0"/>
-                <w:sz w:val="28"/>
-                <w:szCs w:val="28"/>
-              </w:rPr>
-              <w:t>คนที่ 1 ถอดหน้ากาก 8 จุด กระจัดกระจาย</w:t>
-            </w:r>
-          </w:p>
-        </w:tc>
-        <w:tc>
-          <w:tcPr>
-            <w:tcW w:type="dxa" w:w="4514"/>
-          </w:tcPr>
-          <w:p>
-            <w:r/>
-            <w:r>
-              <w:rPr>
-                <w:rFonts w:ascii="TH Sarabun New" w:hAnsi="TH Sarabun New" w:cs="TH Sarabun New"/>
-                <w:b/>
-                <w:sz w:val="28"/>
-                <w:szCs w:val="28"/>
-                <w:bCs/>
-              </w:rPr>
-              <w:t>ดึงลงคางต่อเนื่อง 35 จุด ตั้งแต่ 01:57 จนจบคลิป ไม่เคยดึงกลับขึ้น</w:t>
-            </w:r>
-          </w:p>
-        </w:tc>
-      </w:tr>
-      <w:tr>
-        <w:tc>
-          <w:tcPr>
-            <w:tcW w:type="dxa" w:w="4514"/>
-          </w:tcPr>
-          <w:p>
-            <w:r/>
-            <w:r>
-              <w:rPr>
-                <w:rFonts w:ascii="TH Sarabun New" w:hAnsi="TH Sarabun New" w:cs="TH Sarabun New"/>
-                <w:b w:val="0"/>
-                <w:sz w:val="28"/>
-                <w:szCs w:val="28"/>
-              </w:rPr>
-              <w:t>คนที่ 1 สวมถุงมือที่ 03:36, 03:39</w:t>
-            </w:r>
-          </w:p>
-        </w:tc>
-        <w:tc>
-          <w:tcPr>
-            <w:tcW w:type="dxa" w:w="4514"/>
-          </w:tcPr>
-          <w:p>
-            <w:r/>
-            <w:r>
-              <w:rPr>
-                <w:rFonts w:ascii="TH Sarabun New" w:hAnsi="TH Sarabun New" w:cs="TH Sarabun New"/>
-                <w:b/>
-                <w:sz w:val="28"/>
-                <w:szCs w:val="28"/>
-                <w:bCs/>
-              </w:rPr>
-              <w:t>มือเปลือยชัดเจน</w:t>
-            </w:r>
-          </w:p>
-        </w:tc>
-      </w:tr>
-    </w:tbl>
-    <w:p/>
-    <w:p>
-      <w:r>
-        <w:rPr>
-          <w:rFonts w:ascii="TH Sarabun New" w:hAnsi="TH Sarabun New" w:cs="TH Sarabun New"/>
-          <w:b w:val="0"/>
-          <w:sz w:val="32"/>
-          <w:szCs w:val="32"/>
-        </w:rPr>
-        <w:t xml:space="preserve">หลักฐานที่ชี้ชัดว่าเฉลยเชื่อไม่ได้: เฟรม </w:t>
-      </w:r>
-      <w:r>
-        <w:rPr>
-          <w:rFonts w:ascii="TH Sarabun New" w:hAnsi="TH Sarabun New" w:cs="TH Sarabun New"/>
-          <w:b/>
-          <w:sz w:val="32"/>
-          <w:szCs w:val="32"/>
-          <w:bCs/>
-        </w:rPr>
-        <w:t>02:06</w:t>
-      </w:r>
-      <w:r>
-        <w:rPr>
-          <w:rFonts w:ascii="TH Sarabun New" w:hAnsi="TH Sarabun New" w:cs="TH Sarabun New"/>
-          <w:b w:val="0"/>
-          <w:sz w:val="32"/>
-          <w:szCs w:val="32"/>
-        </w:rPr>
-        <w:t xml:space="preserve"> (เฉลยว่า "ถอด") กับ </w:t>
-      </w:r>
-      <w:r>
-        <w:rPr>
-          <w:rFonts w:ascii="TH Sarabun New" w:hAnsi="TH Sarabun New" w:cs="TH Sarabun New"/>
-          <w:b/>
-          <w:sz w:val="32"/>
-          <w:szCs w:val="32"/>
-          <w:bCs/>
-        </w:rPr>
-        <w:t>02:21</w:t>
-      </w:r>
-      <w:r>
-        <w:rPr>
-          <w:rFonts w:ascii="TH Sarabun New" w:hAnsi="TH Sarabun New" w:cs="TH Sarabun New"/>
-          <w:b w:val="0"/>
-          <w:sz w:val="32"/>
-          <w:szCs w:val="32"/>
-        </w:rPr>
-        <w:t xml:space="preserve"> (เฉลยว่า "ใส่อยู่")</w:t>
-      </w:r>
-    </w:p>
-    <w:p>
-      <w:r>
-        <w:rPr>
-          <w:rFonts w:ascii="TH Sarabun New" w:hAnsi="TH Sarabun New" w:cs="TH Sarabun New"/>
-          <w:b/>
-          <w:sz w:val="32"/>
-          <w:szCs w:val="32"/>
-          <w:bCs/>
-        </w:rPr>
-        <w:t>มีสภาพเหมือนกันทุกประการ</w:t>
-      </w:r>
-      <w:r>
-        <w:rPr>
-          <w:rFonts w:ascii="TH Sarabun New" w:hAnsi="TH Sarabun New" w:cs="TH Sarabun New"/>
-          <w:b w:val="0"/>
-          <w:sz w:val="32"/>
-          <w:szCs w:val="32"/>
-        </w:rPr>
-        <w:t xml:space="preserve"> คือหน้ากากห้อยที่คาง — เฉลยตีตราสองสภาพที่เหมือนกันว่าต่างกัน</w:t>
-      </w:r>
-    </w:p>
-    <w:p/>
-    <w:tbl>
-      <w:tblPr>
-        <w:tblStyle w:val="TableGrid"/>
-        <w:tblW w:type="auto" w:w="0"/>
-        <w:tblLook w:firstColumn="1" w:firstRow="1" w:lastColumn="0" w:lastRow="0" w:noHBand="0" w:noVBand="1" w:val="04A0"/>
-      </w:tblPr>
-      <w:tblGrid>
-        <w:gridCol w:w="3010"/>
-        <w:gridCol w:w="3010"/>
-        <w:gridCol w:w="3010"/>
-      </w:tblGrid>
-      <w:tr>
-        <w:tc>
-          <w:tcPr>
-            <w:tcW w:type="dxa" w:w="3010"/>
-          </w:tcPr>
-          <w:p>
-            <w:r>
-              <w:rPr>
-                <w:b/>
-              </w:rPr>
-            </w:r>
-            <w:r>
-              <w:rPr>
-                <w:rFonts w:ascii="TH Sarabun New" w:hAnsi="TH Sarabun New" w:cs="TH Sarabun New"/>
-                <w:b/>
-                <w:sz w:val="28"/>
-                <w:szCs w:val="28"/>
-              </w:rPr>
-              <w:t xml:space="preserve"> </w:t>
-            </w:r>
-          </w:p>
-        </w:tc>
-        <w:tc>
-          <w:tcPr>
-            <w:tcW w:type="dxa" w:w="3010"/>
-          </w:tcPr>
-          <w:p>
-            <w:r>
-              <w:rPr>
-                <w:b/>
-              </w:rPr>
-            </w:r>
-            <w:r>
-              <w:rPr>
-                <w:rFonts w:ascii="TH Sarabun New" w:hAnsi="TH Sarabun New" w:cs="TH Sarabun New"/>
-                <w:b/>
-                <w:sz w:val="28"/>
-                <w:szCs w:val="28"/>
-              </w:rPr>
-              <w:t>เฉลยเดิม</w:t>
-            </w:r>
-          </w:p>
-        </w:tc>
-        <w:tc>
-          <w:tcPr>
-            <w:tcW w:type="dxa" w:w="3010"/>
-          </w:tcPr>
-          <w:p>
-            <w:r>
-              <w:rPr>
-                <w:b/>
-              </w:rPr>
-            </w:r>
-            <w:r>
-              <w:rPr>
-                <w:rFonts w:ascii="TH Sarabun New" w:hAnsi="TH Sarabun New" w:cs="TH Sarabun New"/>
-                <w:b/>
-                <w:sz w:val="28"/>
-                <w:szCs w:val="28"/>
-              </w:rPr>
-              <w:t>เฉลยที่แก้แล้ว</w:t>
-            </w:r>
-          </w:p>
-        </w:tc>
-      </w:tr>
-      <w:tr>
-        <w:tc>
-          <w:tcPr>
-            <w:tcW w:type="dxa" w:w="3010"/>
-          </w:tcPr>
-          <w:p>
-            <w:r/>
-            <w:r>
-              <w:rPr>
-                <w:rFonts w:ascii="TH Sarabun New" w:hAnsi="TH Sarabun New" w:cs="TH Sarabun New"/>
-                <w:b w:val="0"/>
-                <w:sz w:val="28"/>
-                <w:szCs w:val="28"/>
-              </w:rPr>
-              <w:t>การละเมิดจริง</w:t>
-            </w:r>
-          </w:p>
-        </w:tc>
-        <w:tc>
-          <w:tcPr>
-            <w:tcW w:type="dxa" w:w="3010"/>
-          </w:tcPr>
-          <w:p>
-            <w:r/>
-            <w:r>
-              <w:rPr>
-                <w:rFonts w:ascii="TH Sarabun New" w:hAnsi="TH Sarabun New" w:cs="TH Sarabun New"/>
-                <w:b w:val="0"/>
-                <w:sz w:val="28"/>
-                <w:szCs w:val="28"/>
-              </w:rPr>
-              <w:t>24 จุด</w:t>
-            </w:r>
-          </w:p>
-        </w:tc>
-        <w:tc>
-          <w:tcPr>
-            <w:tcW w:type="dxa" w:w="3010"/>
-          </w:tcPr>
-          <w:p>
-            <w:r/>
-            <w:r>
-              <w:rPr>
-                <w:rFonts w:ascii="TH Sarabun New" w:hAnsi="TH Sarabun New" w:cs="TH Sarabun New"/>
-                <w:b/>
-                <w:sz w:val="28"/>
-                <w:szCs w:val="28"/>
-                <w:bCs/>
-              </w:rPr>
-              <w:t>56 จุด</w:t>
-            </w:r>
-          </w:p>
-        </w:tc>
-      </w:tr>
-      <w:tr>
-        <w:tc>
-          <w:tcPr>
-            <w:tcW w:type="dxa" w:w="3010"/>
-          </w:tcPr>
-          <w:p>
-            <w:r/>
-            <w:r>
-              <w:rPr>
-                <w:rFonts w:ascii="TH Sarabun New" w:hAnsi="TH Sarabun New" w:cs="TH Sarabun New"/>
-                <w:b w:val="0"/>
-                <w:sz w:val="28"/>
-                <w:szCs w:val="28"/>
-              </w:rPr>
-              <w:t>ตรวจพบ (ภาพเต็ม)</w:t>
-            </w:r>
-          </w:p>
-        </w:tc>
-        <w:tc>
-          <w:tcPr>
-            <w:tcW w:type="dxa" w:w="3010"/>
-          </w:tcPr>
-          <w:p>
-            <w:r/>
-            <w:r>
-              <w:rPr>
-                <w:rFonts w:ascii="TH Sarabun New" w:hAnsi="TH Sarabun New" w:cs="TH Sarabun New"/>
-                <w:b w:val="0"/>
-                <w:sz w:val="28"/>
-                <w:szCs w:val="28"/>
-              </w:rPr>
-              <w:t>16/24 (67%)</w:t>
-            </w:r>
-          </w:p>
-        </w:tc>
-        <w:tc>
-          <w:tcPr>
-            <w:tcW w:type="dxa" w:w="3010"/>
-          </w:tcPr>
-          <w:p>
-            <w:r/>
-            <w:r>
-              <w:rPr>
-                <w:rFonts w:ascii="TH Sarabun New" w:hAnsi="TH Sarabun New" w:cs="TH Sarabun New"/>
-                <w:b w:val="0"/>
-                <w:sz w:val="28"/>
-                <w:szCs w:val="28"/>
-              </w:rPr>
-              <w:t>26/56 (46%)</w:t>
-            </w:r>
-          </w:p>
-        </w:tc>
-      </w:tr>
-      <w:tr>
-        <w:tc>
-          <w:tcPr>
-            <w:tcW w:type="dxa" w:w="3010"/>
-          </w:tcPr>
-          <w:p>
-            <w:r/>
-            <w:r>
-              <w:rPr>
-                <w:rFonts w:ascii="TH Sarabun New" w:hAnsi="TH Sarabun New" w:cs="TH Sarabun New"/>
-                <w:b w:val="0"/>
-                <w:sz w:val="28"/>
-                <w:szCs w:val="28"/>
-              </w:rPr>
-              <w:t>แจ้งผิด (ภาพเต็ม)</w:t>
-            </w:r>
-          </w:p>
-        </w:tc>
-        <w:tc>
-          <w:tcPr>
-            <w:tcW w:type="dxa" w:w="3010"/>
-          </w:tcPr>
-          <w:p>
-            <w:r/>
-            <w:r>
-              <w:rPr>
-                <w:rFonts w:ascii="TH Sarabun New" w:hAnsi="TH Sarabun New" w:cs="TH Sarabun New"/>
-                <w:b w:val="0"/>
-                <w:sz w:val="28"/>
-                <w:szCs w:val="28"/>
-              </w:rPr>
-              <w:t>13</w:t>
-            </w:r>
-          </w:p>
-        </w:tc>
-        <w:tc>
-          <w:tcPr>
-            <w:tcW w:type="dxa" w:w="3010"/>
-          </w:tcPr>
-          <w:p>
-            <w:r/>
-            <w:r>
-              <w:rPr>
-                <w:rFonts w:ascii="TH Sarabun New" w:hAnsi="TH Sarabun New" w:cs="TH Sarabun New"/>
-                <w:b/>
-                <w:sz w:val="28"/>
-                <w:szCs w:val="28"/>
-                <w:bCs/>
-              </w:rPr>
-              <w:t>3</w:t>
-            </w:r>
-          </w:p>
-        </w:tc>
-      </w:tr>
-      <w:tr>
-        <w:tc>
-          <w:tcPr>
-            <w:tcW w:type="dxa" w:w="3010"/>
-          </w:tcPr>
-          <w:p>
-            <w:r/>
-            <w:r>
-              <w:rPr>
-                <w:rFonts w:ascii="TH Sarabun New" w:hAnsi="TH Sarabun New" w:cs="TH Sarabun New"/>
-                <w:b w:val="0"/>
-                <w:sz w:val="28"/>
-                <w:szCs w:val="28"/>
-              </w:rPr>
-              <w:t>หน้ากาก + ขยายภาพ ไม่มีตัวกรอง</w:t>
-            </w:r>
-          </w:p>
-        </w:tc>
-        <w:tc>
-          <w:tcPr>
-            <w:tcW w:type="dxa" w:w="3010"/>
-          </w:tcPr>
-          <w:p>
-            <w:r/>
-            <w:r>
-              <w:rPr>
-                <w:rFonts w:ascii="TH Sarabun New" w:hAnsi="TH Sarabun New" w:cs="TH Sarabun New"/>
-                <w:b w:val="0"/>
-                <w:sz w:val="28"/>
-                <w:szCs w:val="28"/>
-              </w:rPr>
-              <w:t>88% แต่แจ้งผิด 23</w:t>
-            </w:r>
-          </w:p>
-        </w:tc>
-        <w:tc>
-          <w:tcPr>
-            <w:tcW w:type="dxa" w:w="3010"/>
-          </w:tcPr>
-          <w:p>
-            <w:r/>
-            <w:r>
-              <w:rPr>
-                <w:rFonts w:ascii="TH Sarabun New" w:hAnsi="TH Sarabun New" w:cs="TH Sarabun New"/>
-                <w:b/>
-                <w:sz w:val="28"/>
-                <w:szCs w:val="28"/>
-                <w:bCs/>
-              </w:rPr>
-              <w:t>80% แจ้งผิด 2</w:t>
-            </w:r>
-          </w:p>
-        </w:tc>
-      </w:tr>
-      <w:tr>
-        <w:tc>
-          <w:tcPr>
-            <w:tcW w:type="dxa" w:w="3010"/>
-          </w:tcPr>
-          <w:p>
-            <w:r/>
-            <w:r>
-              <w:rPr>
-                <w:rFonts w:ascii="TH Sarabun New" w:hAnsi="TH Sarabun New" w:cs="TH Sarabun New"/>
-                <w:b w:val="0"/>
-                <w:sz w:val="28"/>
-                <w:szCs w:val="28"/>
-              </w:rPr>
-              <w:t>หน้ากาก + ขยายภาพ + ตัวกรอง</w:t>
-            </w:r>
-          </w:p>
-        </w:tc>
-        <w:tc>
-          <w:tcPr>
-            <w:tcW w:type="dxa" w:w="3010"/>
-          </w:tcPr>
-          <w:p>
-            <w:r/>
-            <w:r>
-              <w:rPr>
-                <w:rFonts w:ascii="TH Sarabun New" w:hAnsi="TH Sarabun New" w:cs="TH Sarabun New"/>
-                <w:b w:val="0"/>
-                <w:sz w:val="28"/>
-                <w:szCs w:val="28"/>
-              </w:rPr>
-              <w:t>62% แจ้งผิด 4</w:t>
-            </w:r>
-          </w:p>
-        </w:tc>
-        <w:tc>
-          <w:tcPr>
-            <w:tcW w:type="dxa" w:w="3010"/>
-          </w:tcPr>
-          <w:p>
-            <w:r/>
-            <w:r>
-              <w:rPr>
-                <w:rFonts w:ascii="TH Sarabun New" w:hAnsi="TH Sarabun New" w:cs="TH Sarabun New"/>
-                <w:b/>
-                <w:sz w:val="28"/>
-                <w:szCs w:val="28"/>
-                <w:bCs/>
-              </w:rPr>
-              <w:t>26% แจ้งผิด 0</w:t>
-            </w:r>
-          </w:p>
-        </w:tc>
-      </w:tr>
-    </w:tbl>
-    <w:p/>
-    <w:p>
-      <w:r>
-        <w:rPr>
-          <w:rFonts w:ascii="TH Sarabun New" w:hAnsi="TH Sarabun New" w:cs="TH Sarabun New"/>
-          <w:b/>
-          <w:sz w:val="32"/>
-          <w:szCs w:val="32"/>
-          <w:bCs/>
-        </w:rPr>
-        <w:t>ผลกระทบที่ร้ายแรงกว่าตัวเลข — เฉลยผิดทำให้ตัดสินใจทางวิศวกรรมผิด</w:t>
-      </w:r>
-    </w:p>
-    <w:p/>
-    <w:p>
-      <w:pPr>
-        <w:pStyle w:val="ListNumber"/>
-      </w:pPr>
-      <w:r>
-        <w:rPr>
-          <w:rFonts w:ascii="TH Sarabun New" w:hAnsi="TH Sarabun New" w:cs="TH Sarabun New"/>
-          <w:b w:val="0"/>
-          <w:sz w:val="32"/>
-          <w:szCs w:val="32"/>
-        </w:rPr>
-        <w:t xml:space="preserve">ขยายภาพศีรษะ → ตรวจหน้ากากได้ </w:t>
-      </w:r>
-      <w:r>
-        <w:rPr>
-          <w:rFonts w:ascii="TH Sarabun New" w:hAnsi="TH Sarabun New" w:cs="TH Sarabun New"/>
-          <w:b/>
-          <w:sz w:val="32"/>
-          <w:szCs w:val="32"/>
-          <w:bCs/>
-        </w:rPr>
-        <w:t>80% ซึ่งถูกต้อง</w:t>
-      </w:r>
-    </w:p>
-    <w:p>
-      <w:pPr>
-        <w:pStyle w:val="ListNumber"/>
-      </w:pPr>
-      <w:r>
-        <w:rPr>
-          <w:rFonts w:ascii="TH Sarabun New" w:hAnsi="TH Sarabun New" w:cs="TH Sarabun New"/>
-          <w:b w:val="0"/>
-          <w:sz w:val="32"/>
-          <w:szCs w:val="32"/>
-        </w:rPr>
-        <w:t xml:space="preserve">แต่เฉลยผิดทำให้เห็นเป็น </w:t>
-      </w:r>
-      <w:r>
-        <w:rPr>
-          <w:rFonts w:ascii="TH Sarabun New" w:hAnsi="TH Sarabun New" w:cs="TH Sarabun New"/>
-          <w:b/>
-          <w:sz w:val="32"/>
-          <w:szCs w:val="32"/>
-          <w:bCs/>
-        </w:rPr>
-        <w:t>"แจ้งผิดพุ่งจาก 9 เป็น 23"</w:t>
-      </w:r>
-    </w:p>
-    <w:p>
-      <w:pPr>
-        <w:pStyle w:val="ListNumber"/>
-      </w:pPr>
-      <w:r>
-        <w:rPr>
-          <w:rFonts w:ascii="TH Sarabun New" w:hAnsi="TH Sarabun New" w:cs="TH Sarabun New"/>
-          <w:b w:val="0"/>
-          <w:sz w:val="32"/>
-          <w:szCs w:val="32"/>
-        </w:rPr>
-        <w:t xml:space="preserve">จึงใส่ </w:t>
-      </w:r>
-      <w:r>
-        <w:rPr>
-          <w:rFonts w:ascii="TH Sarabun New" w:hAnsi="TH Sarabun New" w:cs="TH Sarabun New"/>
-          <w:b/>
-          <w:sz w:val="32"/>
-          <w:szCs w:val="32"/>
-          <w:bCs/>
-        </w:rPr>
-        <w:t>ตัวกรอง "ถ้ามองไม่เห็นใบหน้าก็อย่าเพิ่งตัดสิน"</w:t>
-      </w:r>
-      <w:r>
-        <w:rPr>
-          <w:rFonts w:ascii="TH Sarabun New" w:hAnsi="TH Sarabun New" w:cs="TH Sarabun New"/>
-          <w:b w:val="0"/>
-          <w:sz w:val="32"/>
-          <w:szCs w:val="32"/>
-        </w:rPr>
-        <w:t xml:space="preserve"> เข้ามาแก้</w:t>
-      </w:r>
-    </w:p>
-    <w:p>
-      <w:pPr>
-        <w:pStyle w:val="ListNumber"/>
-      </w:pPr>
-      <w:r>
-        <w:rPr>
-          <w:rFonts w:ascii="TH Sarabun New" w:hAnsi="TH Sarabun New" w:cs="TH Sarabun New"/>
-          <w:b w:val="0"/>
-          <w:sz w:val="32"/>
-          <w:szCs w:val="32"/>
-        </w:rPr>
-        <w:t xml:space="preserve">ตัวกรองนั้น </w:t>
-      </w:r>
-      <w:r>
-        <w:rPr>
-          <w:rFonts w:ascii="TH Sarabun New" w:hAnsi="TH Sarabun New" w:cs="TH Sarabun New"/>
-          <w:b/>
-          <w:sz w:val="32"/>
-          <w:szCs w:val="32"/>
-          <w:bCs/>
-        </w:rPr>
-        <w:t>ทิ้งคำตอบที่ถูกไป 19 จุด (80% เหลือ 26%)</w:t>
-      </w:r>
-      <w:r>
-        <w:rPr>
-          <w:rFonts w:ascii="TH Sarabun New" w:hAnsi="TH Sarabun New" w:cs="TH Sarabun New"/>
-          <w:b w:val="0"/>
-          <w:sz w:val="32"/>
-          <w:szCs w:val="32"/>
-        </w:rPr>
-        <w:t xml:space="preserve"> เพื่อกำจัดการแจ้งผิดที่ไม่มีอยู่จริง</w:t>
-      </w:r>
-    </w:p>
-    <w:p>
-      <w:pPr>
-        <w:pStyle w:val="ListNumber"/>
-      </w:pPr>
-      <w:r>
-        <w:rPr>
-          <w:rFonts w:ascii="TH Sarabun New" w:hAnsi="TH Sarabun New" w:cs="TH Sarabun New"/>
-          <w:b w:val="0"/>
-          <w:sz w:val="32"/>
-          <w:szCs w:val="32"/>
-        </w:rPr>
-        <w:t xml:space="preserve">บันทึกว่า </w:t>
-      </w:r>
-      <w:r>
-        <w:rPr>
-          <w:rFonts w:ascii="TH Sarabun New" w:hAnsi="TH Sarabun New" w:cs="TH Sarabun New"/>
-          <w:b/>
-          <w:sz w:val="32"/>
-          <w:szCs w:val="32"/>
-          <w:bCs/>
-        </w:rPr>
-        <w:t>"แก้สำเร็จ"</w:t>
-      </w:r>
-      <w:r>
-        <w:rPr>
-          <w:rFonts w:ascii="TH Sarabun New" w:hAnsi="TH Sarabun New" w:cs="TH Sarabun New"/>
-          <w:b w:val="0"/>
-          <w:sz w:val="32"/>
-          <w:szCs w:val="32"/>
-        </w:rPr>
-        <w:t xml:space="preserve"> และนำเข้าไปในผลงาน</w:t>
-      </w:r>
-    </w:p>
-    <w:p/>
-    <w:p>
-      <w:r>
-        <w:rPr>
-          <w:rFonts w:ascii="TH Sarabun New" w:hAnsi="TH Sarabun New" w:cs="TH Sarabun New"/>
-          <w:b/>
-          <w:sz w:val="32"/>
-          <w:szCs w:val="32"/>
-          <w:bCs/>
-        </w:rPr>
-        <w:t>เครื่องมือวัดที่ผิด ทำให้เพิ่มกลไกที่ทำให้ระบบแย่ลง 3 เท่า โดยเข้าใจว่ากำลังทำให้ดีขึ้น</w:t>
-      </w:r>
-    </w:p>
-    <w:p>
-      <w:r>
-        <w:rPr>
-          <w:rFonts w:ascii="TH Sarabun New" w:hAnsi="TH Sarabun New" w:cs="TH Sarabun New"/>
-          <w:b w:val="0"/>
-          <w:sz w:val="32"/>
-          <w:szCs w:val="32"/>
-        </w:rPr>
-        <w:t xml:space="preserve">ที่อันตรายที่สุดคือ </w:t>
-      </w:r>
-      <w:r>
-        <w:rPr>
-          <w:rFonts w:ascii="TH Sarabun New" w:hAnsi="TH Sarabun New" w:cs="TH Sarabun New"/>
-          <w:b/>
-          <w:sz w:val="32"/>
-          <w:szCs w:val="32"/>
-          <w:bCs/>
-        </w:rPr>
-        <w:t>ทุกอย่างดูสมเหตุสมผลตลอดทาง</w:t>
-      </w:r>
-      <w:r>
-        <w:rPr>
-          <w:rFonts w:ascii="TH Sarabun New" w:hAnsi="TH Sarabun New" w:cs="TH Sarabun New"/>
-          <w:b w:val="0"/>
-          <w:sz w:val="32"/>
-          <w:szCs w:val="32"/>
-        </w:rPr>
-        <w:t xml:space="preserve"> มีตัวเลขรองรับ มีการทดลอง มีการบันทึกผล</w:t>
-      </w:r>
-    </w:p>
-    <w:p>
-      <w:r>
-        <w:rPr>
-          <w:rFonts w:ascii="TH Sarabun New" w:hAnsi="TH Sarabun New" w:cs="TH Sarabun New"/>
-          <w:b w:val="0"/>
-          <w:sz w:val="32"/>
-          <w:szCs w:val="32"/>
-        </w:rPr>
-        <w:t>แต่ทั้งหมดวางบนเครื่องมือวัดที่ผิด เมื่อแก้เฉลยแล้วจึงถอดตัวกรองออก</w:t>
-      </w:r>
-    </w:p>
-    <w:p/>
-    <w:p>
-      <w:r>
-        <w:rPr>
-          <w:rFonts w:ascii="TH Sarabun New" w:hAnsi="TH Sarabun New" w:cs="TH Sarabun New"/>
-          <w:b/>
-          <w:sz w:val="32"/>
-          <w:szCs w:val="32"/>
-          <w:bCs/>
-        </w:rPr>
-        <w:t>ทำไมเฉลยต้องแก้ถึง 4 ฉบับ</w:t>
-      </w:r>
-    </w:p>
-    <w:p/>
-    <w:tbl>
-      <w:tblPr>
-        <w:tblStyle w:val="TableGrid"/>
-        <w:tblW w:type="auto" w:w="0"/>
-        <w:tblLook w:firstColumn="1" w:firstRow="1" w:lastColumn="0" w:lastRow="0" w:noHBand="0" w:noVBand="1" w:val="04A0"/>
-      </w:tblPr>
-      <w:tblGrid>
-        <w:gridCol w:w="3010"/>
-        <w:gridCol w:w="3010"/>
-        <w:gridCol w:w="3010"/>
-      </w:tblGrid>
-      <w:tr>
-        <w:tc>
-          <w:tcPr>
-            <w:tcW w:type="dxa" w:w="3010"/>
-          </w:tcPr>
-          <w:p>
-            <w:r>
-              <w:rPr>
-                <w:b/>
-              </w:rPr>
-            </w:r>
-            <w:r>
-              <w:rPr>
-                <w:rFonts w:ascii="TH Sarabun New" w:hAnsi="TH Sarabun New" w:cs="TH Sarabun New"/>
-                <w:b/>
-                <w:sz w:val="28"/>
-                <w:szCs w:val="28"/>
-              </w:rPr>
-              <w:t>ฉบับ</w:t>
-            </w:r>
-          </w:p>
-        </w:tc>
-        <w:tc>
-          <w:tcPr>
-            <w:tcW w:type="dxa" w:w="3010"/>
-          </w:tcPr>
-          <w:p>
-            <w:r>
-              <w:rPr>
-                <w:b/>
-              </w:rPr>
-            </w:r>
-            <w:r>
-              <w:rPr>
-                <w:rFonts w:ascii="TH Sarabun New" w:hAnsi="TH Sarabun New" w:cs="TH Sarabun New"/>
-                <w:b/>
-                <w:sz w:val="28"/>
-                <w:szCs w:val="28"/>
-              </w:rPr>
-              <w:t>แก้อะไร</w:t>
-            </w:r>
-          </w:p>
-        </w:tc>
-        <w:tc>
-          <w:tcPr>
-            <w:tcW w:type="dxa" w:w="3010"/>
-          </w:tcPr>
-          <w:p>
-            <w:r>
-              <w:rPr>
-                <w:b/>
-              </w:rPr>
-            </w:r>
-            <w:r>
-              <w:rPr>
-                <w:rFonts w:ascii="TH Sarabun New" w:hAnsi="TH Sarabun New" w:cs="TH Sarabun New"/>
-                <w:b/>
-                <w:sz w:val="28"/>
-                <w:szCs w:val="28"/>
-              </w:rPr>
-              <w:t>ทำไมยังไม่จบ</w:t>
-            </w:r>
-          </w:p>
-        </w:tc>
-      </w:tr>
-      <w:tr>
-        <w:tc>
-          <w:tcPr>
-            <w:tcW w:type="dxa" w:w="3010"/>
-          </w:tcPr>
-          <w:p>
-            <w:r/>
-            <w:r>
-              <w:rPr>
-                <w:rFonts w:ascii="TH Sarabun New" w:hAnsi="TH Sarabun New" w:cs="TH Sarabun New"/>
-                <w:b w:val="0"/>
-                <w:sz w:val="28"/>
-                <w:szCs w:val="28"/>
-              </w:rPr>
-              <w:t>1</w:t>
-            </w:r>
-          </w:p>
-        </w:tc>
-        <w:tc>
-          <w:tcPr>
-            <w:tcW w:type="dxa" w:w="3010"/>
-          </w:tcPr>
-          <w:p>
-            <w:r/>
-            <w:r>
-              <w:rPr>
-                <w:rFonts w:ascii="TH Sarabun New" w:hAnsi="TH Sarabun New" w:cs="TH Sarabun New"/>
-                <w:b w:val="0"/>
-                <w:sz w:val="28"/>
-                <w:szCs w:val="28"/>
-              </w:rPr>
-              <w:t>—</w:t>
-            </w:r>
-          </w:p>
-        </w:tc>
-        <w:tc>
-          <w:tcPr>
-            <w:tcW w:type="dxa" w:w="3010"/>
-          </w:tcPr>
-          <w:p>
-            <w:r/>
-            <w:r>
-              <w:rPr>
-                <w:rFonts w:ascii="TH Sarabun New" w:hAnsi="TH Sarabun New" w:cs="TH Sarabun New"/>
-                <w:b w:val="0"/>
-                <w:sz w:val="28"/>
-                <w:szCs w:val="28"/>
-              </w:rPr>
-              <w:t>ผิด 32 จุด ไม่เคยถูกตรวจสอบ</w:t>
-            </w:r>
-          </w:p>
-        </w:tc>
-      </w:tr>
-      <w:tr>
-        <w:tc>
-          <w:tcPr>
-            <w:tcW w:type="dxa" w:w="3010"/>
-          </w:tcPr>
-          <w:p>
-            <w:r/>
-            <w:r>
-              <w:rPr>
-                <w:rFonts w:ascii="TH Sarabun New" w:hAnsi="TH Sarabun New" w:cs="TH Sarabun New"/>
-                <w:b w:val="0"/>
-                <w:sz w:val="28"/>
-                <w:szCs w:val="28"/>
-              </w:rPr>
-              <w:t>2</w:t>
-            </w:r>
-          </w:p>
-        </w:tc>
-        <w:tc>
-          <w:tcPr>
-            <w:tcW w:type="dxa" w:w="3010"/>
-          </w:tcPr>
-          <w:p>
-            <w:r/>
-            <w:r>
-              <w:rPr>
-                <w:rFonts w:ascii="TH Sarabun New" w:hAnsi="TH Sarabun New" w:cs="TH Sarabun New"/>
-                <w:b w:val="0"/>
-                <w:sz w:val="28"/>
-                <w:szCs w:val="28"/>
-              </w:rPr>
-              <w:t>แก้ 8 จุดที่ขัดแย้งกับแบบจำลอง</w:t>
-            </w:r>
-          </w:p>
-        </w:tc>
-        <w:tc>
-          <w:tcPr>
-            <w:tcW w:type="dxa" w:w="3010"/>
-          </w:tcPr>
-          <w:p>
-            <w:r/>
-            <w:r>
-              <w:rPr>
-                <w:rFonts w:ascii="TH Sarabun New" w:hAnsi="TH Sarabun New" w:cs="TH Sarabun New"/>
-                <w:b/>
-                <w:sz w:val="28"/>
-                <w:szCs w:val="28"/>
-                <w:bCs/>
-              </w:rPr>
-              <w:t>แก้ทีละจุดแทนที่จะไล่ดูทั้งคลิป</w:t>
-            </w:r>
-            <w:r>
-              <w:rPr>
-                <w:rFonts w:ascii="TH Sarabun New" w:hAnsi="TH Sarabun New" w:cs="TH Sarabun New"/>
-                <w:b w:val="0"/>
-                <w:sz w:val="28"/>
-                <w:szCs w:val="28"/>
-              </w:rPr>
-              <w:t xml:space="preserve"> จึงยังนับหน้ากากขาด</w:t>
-            </w:r>
-          </w:p>
-        </w:tc>
-      </w:tr>
-      <w:tr>
-        <w:tc>
-          <w:tcPr>
-            <w:tcW w:type="dxa" w:w="3010"/>
-          </w:tcPr>
-          <w:p>
-            <w:r/>
-            <w:r>
-              <w:rPr>
-                <w:rFonts w:ascii="TH Sarabun New" w:hAnsi="TH Sarabun New" w:cs="TH Sarabun New"/>
-                <w:b w:val="0"/>
-                <w:sz w:val="28"/>
-                <w:szCs w:val="28"/>
-              </w:rPr>
-              <w:t>3</w:t>
-            </w:r>
-          </w:p>
-        </w:tc>
-        <w:tc>
-          <w:tcPr>
-            <w:tcW w:type="dxa" w:w="3010"/>
-          </w:tcPr>
-          <w:p>
-            <w:r/>
-            <w:r>
-              <w:rPr>
-                <w:rFonts w:ascii="TH Sarabun New" w:hAnsi="TH Sarabun New" w:cs="TH Sarabun New"/>
-                <w:b w:val="0"/>
-                <w:sz w:val="28"/>
-                <w:szCs w:val="28"/>
-              </w:rPr>
-              <w:t>ไล่ดูหน้ากากครบทุกเฟรม (+27 จุด)</w:t>
-            </w:r>
-          </w:p>
-        </w:tc>
-        <w:tc>
-          <w:tcPr>
-            <w:tcW w:type="dxa" w:w="3010"/>
-          </w:tcPr>
-          <w:p>
-            <w:r/>
-            <w:r>
-              <w:rPr>
-                <w:rFonts w:ascii="TH Sarabun New" w:hAnsi="TH Sarabun New" w:cs="TH Sarabun New"/>
-                <w:b/>
-                <w:sz w:val="28"/>
-                <w:szCs w:val="28"/>
-                <w:bCs/>
-              </w:rPr>
-              <w:t>ตรวจถุงมือจากภาพย่อ 412×142 พิกเซล ซึ่งเล็กเกินกว่าจะเห็นมือ</w:t>
-            </w:r>
-          </w:p>
-        </w:tc>
-      </w:tr>
-      <w:tr>
-        <w:tc>
-          <w:tcPr>
-            <w:tcW w:type="dxa" w:w="3010"/>
-          </w:tcPr>
-          <w:p>
-            <w:r/>
-            <w:r>
-              <w:rPr>
-                <w:rFonts w:ascii="TH Sarabun New" w:hAnsi="TH Sarabun New" w:cs="TH Sarabun New"/>
-                <w:b/>
-                <w:sz w:val="28"/>
-                <w:szCs w:val="28"/>
-                <w:bCs/>
-              </w:rPr>
-              <w:t>4</w:t>
-            </w:r>
-          </w:p>
-        </w:tc>
-        <w:tc>
-          <w:tcPr>
-            <w:tcW w:type="dxa" w:w="3010"/>
-          </w:tcPr>
-          <w:p>
-            <w:r/>
-            <w:r>
-              <w:rPr>
-                <w:rFonts w:ascii="TH Sarabun New" w:hAnsi="TH Sarabun New" w:cs="TH Sarabun New"/>
-                <w:b w:val="0"/>
-                <w:sz w:val="28"/>
-                <w:szCs w:val="28"/>
-              </w:rPr>
-              <w:t>ซูมถุงมือที่ 466×280 พิกเซล พบว่าคนที่ 2 ถอดถุงมือช่วง 02:09–02:15 ด้วย (+3 จุด)</w:t>
-            </w:r>
-          </w:p>
-        </w:tc>
-        <w:tc>
-          <w:tcPr>
-            <w:tcW w:type="dxa" w:w="3010"/>
-          </w:tcPr>
-          <w:p>
-            <w:r/>
-            <w:r>
-              <w:rPr>
-                <w:rFonts w:ascii="TH Sarabun New" w:hAnsi="TH Sarabun New" w:cs="TH Sarabun New"/>
-                <w:b w:val="0"/>
-                <w:sz w:val="28"/>
-                <w:szCs w:val="28"/>
-              </w:rPr>
-              <w:t>ใช้เป็นเฉลยปัจจุบัน</w:t>
-            </w:r>
-          </w:p>
-        </w:tc>
-      </w:tr>
-    </w:tbl>
-    <w:p/>
-    <w:p>
-      <w:r>
-        <w:rPr>
-          <w:rFonts w:ascii="TH Sarabun New" w:hAnsi="TH Sarabun New" w:cs="TH Sarabun New"/>
-          <w:b/>
-          <w:sz w:val="32"/>
-          <w:szCs w:val="32"/>
-          <w:bCs/>
-        </w:rPr>
-        <w:t>บทเรียน:</w:t>
-      </w:r>
-      <w:r>
-        <w:rPr>
-          <w:rFonts w:ascii="TH Sarabun New" w:hAnsi="TH Sarabun New" w:cs="TH Sarabun New"/>
-          <w:b w:val="0"/>
-          <w:sz w:val="32"/>
-          <w:szCs w:val="32"/>
-        </w:rPr>
-        <w:t xml:space="preserve"> การตรวจด้วยตาเชื่อถือได้ก็ต่อเมื่อ </w:t>
-      </w:r>
-      <w:r>
-        <w:rPr>
-          <w:rFonts w:ascii="TH Sarabun New" w:hAnsi="TH Sarabun New" w:cs="TH Sarabun New"/>
-          <w:b/>
-          <w:sz w:val="32"/>
-          <w:szCs w:val="32"/>
-          <w:bCs/>
-        </w:rPr>
-        <w:t>ภาพใหญ่พอที่จะเห็นสิ่งที่กำลังตรวจ</w:t>
-      </w:r>
-    </w:p>
-    <w:p>
-      <w:r>
-        <w:rPr>
-          <w:rFonts w:ascii="TH Sarabun New" w:hAnsi="TH Sarabun New" w:cs="TH Sarabun New"/>
-          <w:b w:val="0"/>
-          <w:sz w:val="32"/>
-          <w:szCs w:val="32"/>
-        </w:rPr>
-        <w:t xml:space="preserve">รอบที่ 3 ผู้พัฒนาทำพลาดแบบเดียวกับที่วิจารณ์เฉลยเดิม คือ </w:t>
-      </w:r>
-      <w:r>
-        <w:rPr>
-          <w:rFonts w:ascii="TH Sarabun New" w:hAnsi="TH Sarabun New" w:cs="TH Sarabun New"/>
-          <w:b/>
-          <w:sz w:val="32"/>
-          <w:szCs w:val="32"/>
-          <w:bCs/>
-        </w:rPr>
-        <w:t>ตัดสินจากภาพที่เล็กเกินไป</w:t>
-      </w:r>
-    </w:p>
-    <w:p>
-      <w:r>
-        <w:rPr>
-          <w:rFonts w:ascii="TH Sarabun New" w:hAnsi="TH Sarabun New" w:cs="TH Sarabun New"/>
-          <w:b w:val="0"/>
-          <w:sz w:val="32"/>
-          <w:szCs w:val="32"/>
-        </w:rPr>
-        <w:t xml:space="preserve">ความผิดพลาดชนิดนี้ไม่ได้เกิดเพราะไม่ระวัง แต่เกิดเพราะ </w:t>
-      </w:r>
-      <w:r>
-        <w:rPr>
-          <w:rFonts w:ascii="TH Sarabun New" w:hAnsi="TH Sarabun New" w:cs="TH Sarabun New"/>
-          <w:b/>
-          <w:sz w:val="32"/>
-          <w:szCs w:val="32"/>
-          <w:bCs/>
-        </w:rPr>
-        <w:t>ไม่รู้ว่าตัวเองมองไม่เห็น</w:t>
-      </w:r>
-    </w:p>
-    <w:p/>
-    <w:p>
-      <w:r>
-        <w:rPr>
-          <w:rFonts w:ascii="TH Sarabun New" w:hAnsi="TH Sarabun New" w:cs="TH Sarabun New"/>
-          <w:b/>
-          <w:sz w:val="36"/>
-          <w:szCs w:val="36"/>
-          <w:bCs/>
-        </w:rPr>
-        <w:t>8.2 แบบจำลองจับคู่ป้ายเข้ากับลังผิด</w:t>
+        <w:t>8.1 แบบจำลองจับคู่ป้ายเข้ากับลังผิด — แก้ได้ด้วยการเปลี่ยนวิธีถาม</w:t>
       </w:r>
     </w:p>
     <w:p/>
@@ -7758,7 +3740,7 @@
           <w:sz w:val="32"/>
           <w:szCs w:val="32"/>
         </w:rPr>
-        <w:t xml:space="preserve">และบางครั้งลัง NG ยังว่างเปล่า ผิดถึง </w:t>
+        <w:t xml:space="preserve">ผิดถึง 146 จาก 220 จุด (66%) และ </w:t>
       </w:r>
       <w:r>
         <w:rPr>
@@ -7768,7 +3750,7 @@
           <w:szCs w:val="32"/>
           <w:bCs/>
         </w:rPr>
-        <w:t>146/220 จุด (66%)</w:t>
+        <w:t>ลองแก้ด้วยคำสั่ง 4 แนวทางแล้วไม่มีวิธีใดแก้ได้</w:t>
       </w:r>
     </w:p>
     <w:p/>
@@ -7781,7 +3763,7 @@
           <w:szCs w:val="32"/>
           <w:bCs/>
         </w:rPr>
-        <w:t>ลองแก้ด้วยคำสั่ง 4 แนวทาง</w:t>
+        <w:t>สาเหตุที่วัดได้:</w:t>
       </w:r>
       <w:r>
         <w:rPr>
@@ -7790,7 +3772,7 @@
           <w:sz w:val="32"/>
           <w:szCs w:val="32"/>
         </w:rPr>
-        <w:t xml:space="preserve"> (บอกตำแหน่งลังในคำสั่ง · สั่งให้อ่านป้ายก่อนตอบ · ถามแบบเจาะจง</w:t>
+        <w:t xml:space="preserve"> ลัง WAIT กับ NG ห่างกัน 251 พิกเซล เรียกผิด 66%</w:t>
       </w:r>
     </w:p>
     <w:p>
@@ -7801,7 +3783,7 @@
           <w:sz w:val="32"/>
           <w:szCs w:val="32"/>
         </w:rPr>
-        <w:t xml:space="preserve">· ห้ามเอ่ยชื่อลัง) — </w:t>
+        <w:t xml:space="preserve">ส่วนลัง GOOD ที่ห่างออกไป 1,053 พิกเซล </w:t>
       </w:r>
       <w:r>
         <w:rPr>
@@ -7811,80 +3793,49 @@
           <w:szCs w:val="32"/>
           <w:bCs/>
         </w:rPr>
-        <w:t>ไม่มีวิธีใดแก้ได้</w:t>
+        <w:t>ไม่เคยเรียกผิดเลย</w:t>
       </w:r>
     </w:p>
     <w:p/>
     <w:p>
-      <w:r>
-        <w:rPr>
-          <w:rFonts w:ascii="TH Sarabun New" w:hAnsi="TH Sarabun New" w:cs="TH Sarabun New"/>
-          <w:b/>
-          <w:sz w:val="32"/>
-          <w:szCs w:val="32"/>
-          <w:bCs/>
-        </w:rPr>
-        <w:t>สาเหตุที่แท้จริง:</w:t>
-      </w:r>
+      <w:pPr>
+        <w:ind w:left="504"/>
+      </w:pPr>
       <w:r>
         <w:rPr>
           <w:rFonts w:ascii="TH Sarabun New" w:hAnsi="TH Sarabun New" w:cs="TH Sarabun New"/>
           <w:b w:val="0"/>
-          <w:sz w:val="32"/>
-          <w:szCs w:val="32"/>
+          <w:i/>
+          <w:sz w:val="30"/>
+          <w:szCs w:val="30"/>
         </w:rPr>
-        <w:t xml:space="preserve"> ลัง WAIT กับ NG ห่างกัน 251 พิกเซล เรียกผิด 66% ส่วนลัง GOOD ที่ห่าง</w:t>
-      </w:r>
-    </w:p>
-    <w:p>
-      <w:r>
-        <w:rPr>
-          <w:rFonts w:ascii="TH Sarabun New" w:hAnsi="TH Sarabun New" w:cs="TH Sarabun New"/>
-          <w:b w:val="0"/>
-          <w:sz w:val="32"/>
-          <w:szCs w:val="32"/>
-        </w:rPr>
-        <w:t xml:space="preserve">1,053 พิกเซล </w:t>
+        <w:t xml:space="preserve">ระยะห่างเป็นตัวกำหนดว่าจะผิดหรือไม่ → </w:t>
       </w:r>
       <w:r>
         <w:rPr>
           <w:rFonts w:ascii="TH Sarabun New" w:hAnsi="TH Sarabun New" w:cs="TH Sarabun New"/>
           <w:b/>
-          <w:sz w:val="32"/>
-          <w:szCs w:val="32"/>
-          <w:bCs/>
-        </w:rPr>
-        <w:t>ไม่เคยผิดเลย</w:t>
-      </w:r>
-      <w:r>
-        <w:rPr>
-          <w:rFonts w:ascii="TH Sarabun New" w:hAnsi="TH Sarabun New" w:cs="TH Sarabun New"/>
-          <w:b w:val="0"/>
-          <w:sz w:val="32"/>
-          <w:szCs w:val="32"/>
-        </w:rPr>
-        <w:t xml:space="preserve"> → </w:t>
-      </w:r>
-      <w:r>
-        <w:rPr>
-          <w:rFonts w:ascii="TH Sarabun New" w:hAnsi="TH Sarabun New" w:cs="TH Sarabun New"/>
-          <w:b/>
-          <w:sz w:val="32"/>
-          <w:szCs w:val="32"/>
+          <w:i/>
+          <w:sz w:val="30"/>
+          <w:szCs w:val="30"/>
           <w:bCs/>
         </w:rPr>
         <w:t>ไม่ใช่ปัญหาอ่านป้ายไม่ออก แต่เป็นปัญหาจับคู่ป้ายกับวัตถุ</w:t>
       </w:r>
     </w:p>
     <w:p>
+      <w:pPr>
+        <w:ind w:left="504"/>
+      </w:pPr>
       <w:r>
         <w:rPr>
           <w:rFonts w:ascii="TH Sarabun New" w:hAnsi="TH Sarabun New" w:cs="TH Sarabun New"/>
           <w:b w:val="0"/>
-          <w:sz w:val="32"/>
-          <w:szCs w:val="32"/>
+          <w:i/>
+          <w:sz w:val="30"/>
+          <w:szCs w:val="30"/>
         </w:rPr>
-        <w:t>ซึ่งเป็นข้อจำกัดเชิงโครงสร้างที่มีรายงานในงานวิจัย</w:t>
+        <w:t>ซึ่งเป็นข้อจำกัดเชิงโครงสร้างของแบบจำลองกลุ่มนี้ที่มีรายงานในงานวิจัย (เอกสารอ้างอิง [9])</w:t>
       </w:r>
     </w:p>
     <w:p/>
@@ -7906,7 +3857,7 @@
           <w:sz w:val="32"/>
           <w:szCs w:val="32"/>
         </w:rPr>
-        <w:t xml:space="preserve"> ให้โปรแกรมครอบภาพทีละลัง (กล้องอยู่กับที่ ตำแหน่งลังจึงคงที่) แล้วถามแค่ "มีมือไหม"</w:t>
+        <w:t xml:space="preserve"> ให้โปรแกรมครอบภาพทีละลัง (กล้องอยู่กับที่ ตำแหน่งลังจึงคงที่) แล้วถามเพียง "มีมือไหม"</w:t>
       </w:r>
     </w:p>
     <w:p>
@@ -7929,6 +3880,19 @@
         </w:rPr>
         <w:t>ตัวตนของลังมาจากโปรแกรม ไม่ใช่จากแบบจำลอง</w:t>
       </w:r>
+    </w:p>
+    <w:p/>
+    <w:p>
+      <w:r>
+        <w:rPr>
+          <w:rFonts w:ascii="TH Sarabun New" w:hAnsi="TH Sarabun New" w:cs="TH Sarabun New"/>
+          <w:b/>
+          <w:sz w:val="32"/>
+          <w:szCs w:val="32"/>
+          <w:bCs/>
+        </w:rPr>
+        <w:t>ผล:</w:t>
+      </w:r>
       <w:r>
         <w:rPr>
           <w:rFonts w:ascii="TH Sarabun New" w:hAnsi="TH Sarabun New" w:cs="TH Sarabun New"/>
@@ -7936,7 +3900,37 @@
           <w:sz w:val="32"/>
           <w:szCs w:val="32"/>
         </w:rPr>
-        <w:t xml:space="preserve"> ผลคือถูก 8/8 ไม่มีแจ้งผิด</w:t>
+        <w:t xml:space="preserve"> จากผิด 66% เหลือ </w:t>
+      </w:r>
+      <w:r>
+        <w:rPr>
+          <w:rFonts w:ascii="TH Sarabun New" w:hAnsi="TH Sarabun New" w:cs="TH Sarabun New"/>
+          <w:b/>
+          <w:sz w:val="32"/>
+          <w:szCs w:val="32"/>
+          <w:bCs/>
+        </w:rPr>
+        <w:t>ถูก 8/8 ไม่มีการแจ้งผิด</w:t>
+      </w:r>
+      <w:r>
+        <w:rPr>
+          <w:rFonts w:ascii="TH Sarabun New" w:hAnsi="TH Sarabun New" w:cs="TH Sarabun New"/>
+          <w:b w:val="0"/>
+          <w:sz w:val="32"/>
+          <w:szCs w:val="32"/>
+        </w:rPr>
+        <w:t xml:space="preserve"> และต้นทุนต่ำเพราะภาพครอบเล็ก</w:t>
+      </w:r>
+    </w:p>
+    <w:p>
+      <w:r>
+        <w:rPr>
+          <w:rFonts w:ascii="TH Sarabun New" w:hAnsi="TH Sarabun New" w:cs="TH Sarabun New"/>
+          <w:b w:val="0"/>
+          <w:sz w:val="32"/>
+          <w:szCs w:val="32"/>
+        </w:rPr>
+        <w:t>ใช้เวลาเพียง 0.27 วินาทีต่อครั้ง</w:t>
       </w:r>
     </w:p>
     <w:p/>
@@ -7949,7 +3943,7 @@
           <w:szCs w:val="32"/>
           <w:bCs/>
         </w:rPr>
-        <w:t>บทเรียน:</w:t>
+        <w:t>บทเรียนเชิงออกแบบ:</w:t>
       </w:r>
       <w:r>
         <w:rPr>
@@ -7958,7 +3952,28 @@
           <w:sz w:val="32"/>
           <w:szCs w:val="32"/>
         </w:rPr>
-        <w:t xml:space="preserve"> เมื่อเจอข้อจำกัดเชิงโครงสร้าง การพยายามแก้ด้วยคำสั่งคือการเสียเวลา</w:t>
+        <w:t xml:space="preserve"> เมื่อเจอข้อจำกัดเชิงโครงสร้าง ทางออกคือ</w:t>
+      </w:r>
+    </w:p>
+    <w:p>
+      <w:r>
+        <w:rPr>
+          <w:rFonts w:ascii="TH Sarabun New" w:hAnsi="TH Sarabun New" w:cs="TH Sarabun New"/>
+          <w:b/>
+          <w:sz w:val="32"/>
+          <w:szCs w:val="32"/>
+          <w:bCs/>
+        </w:rPr>
+        <w:t>ออกแบบระบบให้ไม่ต้องถามคำถามที่แบบจำลองตอบไม่ได้</w:t>
+      </w:r>
+      <w:r>
+        <w:rPr>
+          <w:rFonts w:ascii="TH Sarabun New" w:hAnsi="TH Sarabun New" w:cs="TH Sarabun New"/>
+          <w:b w:val="0"/>
+          <w:sz w:val="32"/>
+          <w:szCs w:val="32"/>
+        </w:rPr>
+        <w:t xml:space="preserve"> แล้วให้โปรแกรมรับผิดชอบส่วนนั้นแทน</w:t>
       </w:r>
     </w:p>
     <w:p>
@@ -7969,17 +3984,7 @@
           <w:sz w:val="32"/>
           <w:szCs w:val="32"/>
         </w:rPr>
-        <w:t xml:space="preserve">ทางออกคือ </w:t>
-      </w:r>
-      <w:r>
-        <w:rPr>
-          <w:rFonts w:ascii="TH Sarabun New" w:hAnsi="TH Sarabun New" w:cs="TH Sarabun New"/>
-          <w:b/>
-          <w:sz w:val="32"/>
-          <w:szCs w:val="32"/>
-          <w:bCs/>
-        </w:rPr>
-        <w:t>ออกแบบระบบให้ไม่ต้องถามคำถามที่แบบจำลองตอบไม่ได้</w:t>
+        <w:t>— หลักการเดียวกันนี้ใช้ได้กับปัญหาอื่นอีกหลายข้อในโครงงาน</w:t>
       </w:r>
     </w:p>
     <w:p/>
@@ -7992,76 +3997,7 @@
           <w:szCs w:val="36"/>
           <w:bCs/>
         </w:rPr>
-        <w:t>8.3 แบบจำลองตอบที่ระดับคน ไม่ใช่ระดับส่วนย่อย</w:t>
-      </w:r>
-    </w:p>
-    <w:p/>
-    <w:p>
-      <w:r>
-        <w:rPr>
-          <w:rFonts w:ascii="TH Sarabun New" w:hAnsi="TH Sarabun New" w:cs="TH Sarabun New"/>
-          <w:b w:val="0"/>
-          <w:sz w:val="32"/>
-          <w:szCs w:val="32"/>
-        </w:rPr>
-        <w:t>ปัญหาถุงมือ (หัวข้อ 7.3) มีรากเดียวกับปัญหาลัง คือแบบจำลองถูกถามคำถามที่ต้องจับคู่คุณสมบัติ</w:t>
-      </w:r>
-    </w:p>
-    <w:p>
-      <w:r>
-        <w:rPr>
-          <w:rFonts w:ascii="TH Sarabun New" w:hAnsi="TH Sarabun New" w:cs="TH Sarabun New"/>
-          <w:b w:val="0"/>
-          <w:sz w:val="32"/>
-          <w:szCs w:val="32"/>
-        </w:rPr>
-        <w:t>เข้ากับวัตถุย่อย แต่มันยุบคำตอบเหลือคำเดียว — ถอดข้างเดียวก็ตอบว่า "ใส่" (เพราะเห็นมืออีกข้าง)</w:t>
-      </w:r>
-    </w:p>
-    <w:p>
-      <w:r>
-        <w:rPr>
-          <w:rFonts w:ascii="TH Sarabun New" w:hAnsi="TH Sarabun New" w:cs="TH Sarabun New"/>
-          <w:b w:val="0"/>
-          <w:sz w:val="32"/>
-          <w:szCs w:val="32"/>
-        </w:rPr>
-        <w:t xml:space="preserve">มือถูกผ้าบังก็ตอบว่า "ไม่ใส่" (เพราะไม่เห็นสีขาว) </w:t>
-      </w:r>
-      <w:r>
-        <w:rPr>
-          <w:rFonts w:ascii="TH Sarabun New" w:hAnsi="TH Sarabun New" w:cs="TH Sarabun New"/>
-          <w:b/>
-          <w:sz w:val="32"/>
-          <w:szCs w:val="32"/>
-          <w:bCs/>
-        </w:rPr>
-        <w:t>ทั้งสองคืออาการเดียวกัน</w:t>
-      </w:r>
-    </w:p>
-    <w:p/>
-    <w:p>
-      <w:r>
-        <w:rPr>
-          <w:rFonts w:ascii="TH Sarabun New" w:hAnsi="TH Sarabun New" w:cs="TH Sarabun New"/>
-          <w:b w:val="0"/>
-          <w:sz w:val="32"/>
-          <w:szCs w:val="32"/>
-        </w:rPr>
-        <w:t>ยังไม่ได้แก้ในผลงานที่ส่งมอบเพราะพบตอนท้ายโครงงาน แต่ทางแก้ชัดเจนแล้ว (บทที่ 9)</w:t>
-      </w:r>
-    </w:p>
-    <w:p/>
-    <w:p>
-      <w:r>
-        <w:rPr>
-          <w:rFonts w:ascii="TH Sarabun New" w:hAnsi="TH Sarabun New" w:cs="TH Sarabun New"/>
-          <w:b/>
-          <w:sz w:val="36"/>
-          <w:szCs w:val="36"/>
-          <w:bCs/>
-        </w:rPr>
-        <w:t>8.4 คำตอบไม่คงที่แม้สั่งไม่ให้สุ่ม</w:t>
+        <w:t>8.2 หน้ากากมีขนาดเล็กเกินกว่าจะตรวจจากภาพเต็ม — แก้ได้ด้วยการขยายภาพ</w:t>
       </w:r>
     </w:p>
     <w:p/>
@@ -8083,17 +4019,18 @@
           <w:sz w:val="32"/>
           <w:szCs w:val="32"/>
         </w:rPr>
-        <w:t xml:space="preserve"> ส่งคำถามเดิมซ้ำ 3 ครั้ง สั่งไม่ให้สุ่มเลย แต่ได้คำบรรยาย </w:t>
+        <w:t xml:space="preserve"> ตรวจหน้ากากจากภาพเต็มได้เพียง 8 จาก 35 จุด (23%) เพราะหน้ากากกินพื้นที่</w:t>
       </w:r>
+    </w:p>
+    <w:p>
       <w:r>
         <w:rPr>
           <w:rFonts w:ascii="TH Sarabun New" w:hAnsi="TH Sarabun New" w:cs="TH Sarabun New"/>
-          <w:b/>
+          <w:b w:val="0"/>
           <w:sz w:val="32"/>
           <w:szCs w:val="32"/>
-          <w:bCs/>
         </w:rPr>
-        <w:t>2 แบบ</w:t>
+        <w:t>ประมาณ 4% ของภาพ และผู้ปฏิบัติงานก้มหน้า</w:t>
       </w:r>
     </w:p>
     <w:p/>
@@ -8106,7 +4043,7 @@
           <w:szCs w:val="32"/>
           <w:bCs/>
         </w:rPr>
-        <w:t>สาเหตุ:</w:t>
+        <w:t>วิธีแก้:</w:t>
       </w:r>
       <w:r>
         <w:rPr>
@@ -8115,7 +4052,7 @@
           <w:sz w:val="32"/>
           <w:szCs w:val="32"/>
         </w:rPr>
-        <w:t xml:space="preserve"> ระบบที่ให้บริการแบบจำลองรวบคำถามที่เข้ามาพร้อมกันเป็นกลุ่มเพื่อประมวลผลทีเดียว</w:t>
+        <w:t xml:space="preserve"> ครอบเฉพาะส่วนศีรษะแล้วขยาย 4 เท่าด้วยแบบจำลองขยายภาพ (ไม่ใช่การยืดภาพธรรมดา)</w:t>
       </w:r>
     </w:p>
     <w:p>
@@ -8126,138 +4063,7 @@
           <w:sz w:val="32"/>
           <w:szCs w:val="32"/>
         </w:rPr>
-        <w:t>และกลุ่มนี้ไม่เหมือนเดิมทุกครั้ง ทำให้ลำดับการคำนวณเลขทศนิยมต่างกันเล็กน้อย</w:t>
-      </w:r>
-    </w:p>
-    <w:p>
-      <w:r>
-        <w:rPr>
-          <w:rFonts w:ascii="TH Sarabun New" w:hAnsi="TH Sarabun New" w:cs="TH Sarabun New"/>
-          <w:b w:val="0"/>
-          <w:sz w:val="32"/>
-          <w:szCs w:val="32"/>
-        </w:rPr>
-        <w:t>การสั่งไม่ให้สุ่มคุมเฉพาะขั้นตอน *เลือกคำ* แต่คุมไม่ถึงความต่างที่เกิดจากการจัดกลุ่ม</w:t>
-      </w:r>
-    </w:p>
-    <w:p/>
-    <w:p>
-      <w:r>
-        <w:rPr>
-          <w:rFonts w:ascii="TH Sarabun New" w:hAnsi="TH Sarabun New" w:cs="TH Sarabun New"/>
-          <w:b w:val="0"/>
-          <w:sz w:val="32"/>
-          <w:szCs w:val="32"/>
-        </w:rPr>
-        <w:t>ตอนแรกเข้าใจว่ามีข้อผิดพลาดในโปรแกรม เสียเวลาไล่หาพอสมควร</w:t>
-      </w:r>
-    </w:p>
-    <w:p>
-      <w:r>
-        <w:rPr>
-          <w:rFonts w:ascii="TH Sarabun New" w:hAnsi="TH Sarabun New" w:cs="TH Sarabun New"/>
-          <w:b w:val="0"/>
-          <w:sz w:val="32"/>
-          <w:szCs w:val="32"/>
-        </w:rPr>
-        <w:t>แต่เมื่อแยกวัดทีละชั้นพบว่าชั้นที่ตอบสั้นคงที่ 12/12 → กลายเป็นหลักฐานรองรับการออกแบบระบบ 2 ชั้น</w:t>
-      </w:r>
-    </w:p>
-    <w:p/>
-    <w:p>
-      <w:r>
-        <w:rPr>
-          <w:rFonts w:ascii="TH Sarabun New" w:hAnsi="TH Sarabun New" w:cs="TH Sarabun New"/>
-          <w:b/>
-          <w:sz w:val="34"/>
-          <w:szCs w:val="34"/>
-          <w:bCs/>
-        </w:rPr>
-        <w:t>8.4.1 โหมดส่งวิดีโอทำให้ระบบล่ม จนต้องเปลี่ยนวิธีป้อนภาพ</w:t>
-      </w:r>
-    </w:p>
-    <w:p/>
-    <w:p>
-      <w:r>
-        <w:rPr>
-          <w:rFonts w:ascii="TH Sarabun New" w:hAnsi="TH Sarabun New" w:cs="TH Sarabun New"/>
-          <w:b w:val="0"/>
-          <w:sz w:val="32"/>
-          <w:szCs w:val="32"/>
-        </w:rPr>
-        <w:t>แผนเดิมคือส่ง</w:t>
-      </w:r>
-      <w:r>
-        <w:rPr>
-          <w:rFonts w:ascii="TH Sarabun New" w:hAnsi="TH Sarabun New" w:cs="TH Sarabun New"/>
-          <w:b/>
-          <w:sz w:val="32"/>
-          <w:szCs w:val="32"/>
-          <w:bCs/>
-        </w:rPr>
-        <w:t>คลิปวิดีโอ</w:t>
-      </w:r>
-      <w:r>
-        <w:rPr>
-          <w:rFonts w:ascii="TH Sarabun New" w:hAnsi="TH Sarabun New" w:cs="TH Sarabun New"/>
-          <w:b w:val="0"/>
-          <w:sz w:val="32"/>
-          <w:szCs w:val="32"/>
-        </w:rPr>
-        <w:t>ให้แบบจำลองดูโดยตรง ซึ่งตรงกับงานที่สุดเพราะจะเห็นความต่อเนื่อง</w:t>
-      </w:r>
-    </w:p>
-    <w:p>
-      <w:r>
-        <w:rPr>
-          <w:rFonts w:ascii="TH Sarabun New" w:hAnsi="TH Sarabun New" w:cs="TH Sarabun New"/>
-          <w:b w:val="0"/>
-          <w:sz w:val="32"/>
-          <w:szCs w:val="32"/>
-        </w:rPr>
-        <w:t xml:space="preserve">ของการเคลื่อนไหวเอง แต่ใช้จริงแล้ว </w:t>
-      </w:r>
-      <w:r>
-        <w:rPr>
-          <w:rFonts w:ascii="TH Sarabun New" w:hAnsi="TH Sarabun New" w:cs="TH Sarabun New"/>
-          <w:b/>
-          <w:sz w:val="32"/>
-          <w:szCs w:val="32"/>
-          <w:bCs/>
-        </w:rPr>
-        <w:t>ระบบที่ให้บริการแบบจำลองหยุดทำงานทั้งตัว</w:t>
-      </w:r>
-    </w:p>
-    <w:p>
-      <w:r>
-        <w:rPr>
-          <w:rFonts w:ascii="TH Sarabun New" w:hAnsi="TH Sarabun New" w:cs="TH Sarabun New"/>
-          <w:b w:val="0"/>
-          <w:sz w:val="32"/>
-          <w:szCs w:val="32"/>
-        </w:rPr>
-        <w:t xml:space="preserve">และต้องเริ่มใหม่ทั้งหมดซึ่งใช้เวลาหลายนาทีต่อครั้ง จึงเปลี่ยนมา </w:t>
-      </w:r>
-      <w:r>
-        <w:rPr>
-          <w:rFonts w:ascii="TH Sarabun New" w:hAnsi="TH Sarabun New" w:cs="TH Sarabun New"/>
-          <w:b/>
-          <w:sz w:val="32"/>
-          <w:szCs w:val="32"/>
-          <w:bCs/>
-        </w:rPr>
-        <w:t>ป้อนภาพนิ่ง 2 เฟรมติดกัน</w:t>
-      </w:r>
-    </w:p>
-    <w:p>
-      <w:r>
-        <w:rPr>
-          <w:rFonts w:ascii="TH Sarabun New" w:hAnsi="TH Sarabun New" w:cs="TH Sarabun New"/>
-          <w:b w:val="0"/>
-          <w:sz w:val="32"/>
-          <w:szCs w:val="32"/>
-        </w:rPr>
-        <w:t>(วินาที t และ t+1) ซึ่งยังเห็นการเปลี่ยนแปลงระหว่างสองวินาทีได้ และเสถียรพอรันตลอดคลิป</w:t>
+        <w:t>ก่อนส่งให้แบบจำลองดู</w:t>
       </w:r>
     </w:p>
     <w:p/>
@@ -8270,7 +4076,7 @@
           <w:szCs w:val="32"/>
           <w:bCs/>
         </w:rPr>
-        <w:t>สิ่งที่แลกไป:</w:t>
+        <w:t>ผล:</w:t>
       </w:r>
       <w:r>
         <w:rPr>
@@ -8279,7 +4085,38 @@
           <w:sz w:val="32"/>
           <w:szCs w:val="32"/>
         </w:rPr>
-        <w:t xml:space="preserve"> เห็นความเคลื่อนไหวได้แค่ช่วงสั้น ไม่เห็นบริบทยาว ซึ่งน่าจะเป็นสาเหตุหนึ่ง</w:t>
+        <w:t xml:space="preserve"> </w:t>
+      </w:r>
+      <w:r>
+        <w:rPr>
+          <w:rFonts w:ascii="TH Sarabun New" w:hAnsi="TH Sarabun New" w:cs="TH Sarabun New"/>
+          <w:b/>
+          <w:sz w:val="32"/>
+          <w:szCs w:val="32"/>
+          <w:bCs/>
+        </w:rPr>
+        <w:t>23% → 80% (เพิ่ม 3.5 เท่า)</w:t>
+      </w:r>
+      <w:r>
+        <w:rPr>
+          <w:rFonts w:ascii="TH Sarabun New" w:hAnsi="TH Sarabun New" w:cs="TH Sarabun New"/>
+          <w:b w:val="0"/>
+          <w:sz w:val="32"/>
+          <w:szCs w:val="32"/>
+        </w:rPr>
+        <w:t xml:space="preserve"> แลกกับการแจ้งผิด 2 จุด</w:t>
+      </w:r>
+    </w:p>
+    <w:p/>
+    <w:p>
+      <w:r>
+        <w:rPr>
+          <w:rFonts w:ascii="TH Sarabun New" w:hAnsi="TH Sarabun New" w:cs="TH Sarabun New"/>
+          <w:b w:val="0"/>
+          <w:sz w:val="32"/>
+          <w:szCs w:val="32"/>
+        </w:rPr>
+        <w:t>ระหว่างพัฒนาได้ทดลองเพิ่มตัวกรอง "ถ้าแบบจำลองบอกว่ามองไม่เห็นใบหน้า ก็อย่าเพิ่งตัดสิน"</w:t>
       </w:r>
     </w:p>
     <w:p>
@@ -8290,26 +4127,7 @@
           <w:sz w:val="32"/>
           <w:szCs w:val="32"/>
         </w:rPr>
-        <w:t xml:space="preserve">ที่แยก "หยิบออก" กับ "วางลง" ไม่ได้ · </w:t>
-      </w:r>
-      <w:r>
-        <w:rPr>
-          <w:rFonts w:ascii="TH Sarabun New" w:hAnsi="TH Sarabun New" w:cs="TH Sarabun New"/>
-          <w:b/>
-          <w:sz w:val="32"/>
-          <w:szCs w:val="32"/>
-          <w:bCs/>
-        </w:rPr>
-        <w:t>บทเรียน:</w:t>
-      </w:r>
-      <w:r>
-        <w:rPr>
-          <w:rFonts w:ascii="TH Sarabun New" w:hAnsi="TH Sarabun New" w:cs="TH Sarabun New"/>
-          <w:b w:val="0"/>
-          <w:sz w:val="32"/>
-          <w:szCs w:val="32"/>
-        </w:rPr>
-        <w:t xml:space="preserve"> ข้อจำกัดของเครื่องมือรอบตัว</w:t>
+        <w:t>ซึ่งฟังดูสมเหตุสมผล แต่ **เมื่อวัดผลจริงพบว่าตัวกรองนั้นทิ้งคำตอบที่ถูกไป 19 จุด (80% เหลือ 26%)</w:t>
       </w:r>
     </w:p>
     <w:p>
@@ -8320,7 +4138,18 @@
           <w:sz w:val="32"/>
           <w:szCs w:val="32"/>
         </w:rPr>
-        <w:t>มีผลต่อสถาปัตยกรรมพอ ๆ กับข้อจำกัดของแบบจำลองเอง</w:t>
+        <w:t>จึงถอดออก** — เป็นตัวอย่างว่าการวัดผลก่อนนำเข้าระบบช่วยป้องกันการเพิ่มกลไก</w:t>
+      </w:r>
+    </w:p>
+    <w:p>
+      <w:r>
+        <w:rPr>
+          <w:rFonts w:ascii="TH Sarabun New" w:hAnsi="TH Sarabun New" w:cs="TH Sarabun New"/>
+          <w:b w:val="0"/>
+          <w:sz w:val="32"/>
+          <w:szCs w:val="32"/>
+        </w:rPr>
+        <w:t>ที่ให้ผลตรงข้ามกับที่ตั้งใจไว้</w:t>
       </w:r>
     </w:p>
     <w:p/>
@@ -8333,7 +4162,7 @@
           <w:szCs w:val="36"/>
           <w:bCs/>
         </w:rPr>
-        <w:t>8.5 กับดักของเครื่องเช่า — เกือบวัดผิดแบบจำลองโดยไม่รู้ตัว</w:t>
+        <w:t>8.3 แบบจำลองตอบที่ระดับคน ไม่ใช่ระดับส่วนย่อย</w:t>
       </w:r>
     </w:p>
     <w:p/>
@@ -8355,39 +4184,7 @@
           <w:sz w:val="32"/>
           <w:szCs w:val="32"/>
         </w:rPr>
-        <w:t xml:space="preserve"> ผู้ให้บริการเครื่องเช่าตั้งค่าเริ่มต้นไว้ชี้แบบจำลองอีกตัว (ตระกูล Qwen)</w:t>
-      </w:r>
-    </w:p>
-    <w:p>
-      <w:r>
-        <w:rPr>
-          <w:rFonts w:ascii="TH Sarabun New" w:hAnsi="TH Sarabun New" w:cs="TH Sarabun New"/>
-          <w:b w:val="0"/>
-          <w:sz w:val="32"/>
-          <w:szCs w:val="32"/>
-        </w:rPr>
-        <w:t>โปรแกรมเขียนไว้ว่า "ถ้าเครื่องกำหนดชื่อแบบจำลองไว้แล้วให้ใช้ค่านั้น" ซึ่งดูปลอดภัยดี</w:t>
-      </w:r>
-    </w:p>
-    <w:p>
-      <w:r>
-        <w:rPr>
-          <w:rFonts w:ascii="TH Sarabun New" w:hAnsi="TH Sarabun New" w:cs="TH Sarabun New"/>
-          <w:b w:val="0"/>
-          <w:sz w:val="32"/>
-          <w:szCs w:val="32"/>
-        </w:rPr>
-        <w:t xml:space="preserve">แต่กลับทำให้ </w:t>
-      </w:r>
-      <w:r>
-        <w:rPr>
-          <w:rFonts w:ascii="TH Sarabun New" w:hAnsi="TH Sarabun New" w:cs="TH Sarabun New"/>
-          <w:b/>
-          <w:sz w:val="32"/>
-          <w:szCs w:val="32"/>
-          <w:bCs/>
-        </w:rPr>
-        <w:t>หยิบชื่อของผู้ให้บริการไปใช้โดยไม่มีสัญญาณเตือน</w:t>
+        <w:t xml:space="preserve"> ถุงมือตรวจได้ 57% ซึ่งต่ำที่สุดในสามรายการ</w:t>
       </w:r>
     </w:p>
     <w:p/>
@@ -8400,7 +4197,7 @@
           <w:szCs w:val="32"/>
           <w:bCs/>
         </w:rPr>
-        <w:t>ความเสี่ยง:</w:t>
+        <w:t>สาเหตุที่วิเคราะห์ได้:</w:t>
       </w:r>
       <w:r>
         <w:rPr>
@@ -8409,7 +4206,7 @@
           <w:sz w:val="32"/>
           <w:szCs w:val="32"/>
         </w:rPr>
-        <w:t xml:space="preserve"> วัดแบบจำลองตัวหนึ่งแล้วรายงานว่าเป็นอีกตัว ผลทั้งหมดเป็นโมฆะ</w:t>
+        <w:t xml:space="preserve"> ความผิดพลาดทั้ง 6 จุดมีรากเดียวกัน คือแบบจำลองตอบคำถาม</w:t>
       </w:r>
     </w:p>
     <w:p>
@@ -8420,7 +4217,7 @@
           <w:sz w:val="32"/>
           <w:szCs w:val="32"/>
         </w:rPr>
-        <w:t xml:space="preserve">และ </w:t>
+        <w:t xml:space="preserve">"สวมถุงมือหรือไม่" ที่ </w:t>
       </w:r>
       <w:r>
         <w:rPr>
@@ -8430,148 +4227,7 @@
           <w:szCs w:val="32"/>
           <w:bCs/>
         </w:rPr>
-        <w:t>จะไม่มีทางรู้เลยว่าผิด</w:t>
-      </w:r>
-      <w:r>
-        <w:rPr>
-          <w:rFonts w:ascii="TH Sarabun New" w:hAnsi="TH Sarabun New" w:cs="TH Sarabun New"/>
-          <w:b w:val="0"/>
-          <w:sz w:val="32"/>
-          <w:szCs w:val="32"/>
-        </w:rPr>
-        <w:t xml:space="preserve"> เพราะทั้งสองตัวตอบภาษาไทยได้เหมือนกัน</w:t>
-      </w:r>
-    </w:p>
-    <w:p/>
-    <w:p>
-      <w:r>
-        <w:rPr>
-          <w:rFonts w:ascii="TH Sarabun New" w:hAnsi="TH Sarabun New" w:cs="TH Sarabun New"/>
-          <w:b/>
-          <w:sz w:val="32"/>
-          <w:szCs w:val="32"/>
-          <w:bCs/>
-        </w:rPr>
-        <w:t>วิธีแก้:</w:t>
-      </w:r>
-      <w:r>
-        <w:rPr>
-          <w:rFonts w:ascii="TH Sarabun New" w:hAnsi="TH Sarabun New" w:cs="TH Sarabun New"/>
-          <w:b w:val="0"/>
-          <w:sz w:val="32"/>
-          <w:szCs w:val="32"/>
-        </w:rPr>
-        <w:t xml:space="preserve"> เพิ่มขั้นตอนตรวจก่อนวัดทุกครั้ง สอบถามเครื่องว่ากำลังให้บริการแบบจำลองชื่ออะไร</w:t>
-      </w:r>
-    </w:p>
-    <w:p>
-      <w:r>
-        <w:rPr>
-          <w:rFonts w:ascii="TH Sarabun New" w:hAnsi="TH Sarabun New" w:cs="TH Sarabun New"/>
-          <w:b w:val="0"/>
-          <w:sz w:val="32"/>
-          <w:szCs w:val="32"/>
-        </w:rPr>
-        <w:t xml:space="preserve">แล้วเทียบกับชื่อที่ต้องการ ถ้าไม่ตรงหยุดทันที </w:t>
-      </w:r>
-      <w:r>
-        <w:rPr>
-          <w:rFonts w:ascii="TH Sarabun New" w:hAnsi="TH Sarabun New" w:cs="TH Sarabun New"/>
-          <w:b/>
-          <w:sz w:val="32"/>
-          <w:szCs w:val="32"/>
-          <w:bCs/>
-        </w:rPr>
-        <w:t>ไม่พึ่งความจำของผู้พัฒนาว่าตั้งค่าถูกแล้ว</w:t>
-      </w:r>
-    </w:p>
-    <w:p/>
-    <w:p>
-      <w:r>
-        <w:rPr>
-          <w:rFonts w:ascii="TH Sarabun New" w:hAnsi="TH Sarabun New" w:cs="TH Sarabun New"/>
-          <w:b/>
-          <w:sz w:val="32"/>
-          <w:szCs w:val="32"/>
-          <w:bCs/>
-        </w:rPr>
-        <w:t>ปัญหาอื่นของเครื่องเช่า:</w:t>
-      </w:r>
-      <w:r>
-        <w:rPr>
-          <w:rFonts w:ascii="TH Sarabun New" w:hAnsi="TH Sarabun New" w:cs="TH Sarabun New"/>
-          <w:b w:val="0"/>
-          <w:sz w:val="32"/>
-          <w:szCs w:val="32"/>
-        </w:rPr>
-        <w:t xml:space="preserve"> แม่แบบรันแบบจำลองอื่นค้างไว้และจองหน่วยความจำการ์ดจอทั้งสองใบ</w:t>
-      </w:r>
-    </w:p>
-    <w:p>
-      <w:r>
-        <w:rPr>
-          <w:rFonts w:ascii="TH Sarabun New" w:hAnsi="TH Sarabun New" w:cs="TH Sarabun New"/>
-          <w:b w:val="0"/>
-          <w:sz w:val="32"/>
-          <w:szCs w:val="32"/>
-        </w:rPr>
-        <w:t>· ปิดโปรแกรมหลักแล้วยังมีโปรแกรมเบื้องหลังค้างจองหน่วยความจำอยู่ · เครื่องคนละตัวเร็วต่างกัน ~12%</w:t>
-      </w:r>
-    </w:p>
-    <w:p>
-      <w:r>
-        <w:rPr>
-          <w:rFonts w:ascii="TH Sarabun New" w:hAnsi="TH Sarabun New" w:cs="TH Sarabun New"/>
-          <w:b w:val="0"/>
-          <w:sz w:val="32"/>
-          <w:szCs w:val="32"/>
-        </w:rPr>
-        <w:t>ทั้งที่สเปกเหมือนกัน · คิดเงินรายชั่วโมงจึงต้องวางแผนวัดให้ครบรอบเดียว</w:t>
-      </w:r>
-    </w:p>
-    <w:p/>
-    <w:p>
-      <w:r>
-        <w:rPr>
-          <w:rFonts w:ascii="TH Sarabun New" w:hAnsi="TH Sarabun New" w:cs="TH Sarabun New"/>
-          <w:b/>
-          <w:sz w:val="32"/>
-          <w:szCs w:val="32"/>
-          <w:bCs/>
-        </w:rPr>
-        <w:t>บทเรียน:</w:t>
-      </w:r>
-      <w:r>
-        <w:rPr>
-          <w:rFonts w:ascii="TH Sarabun New" w:hAnsi="TH Sarabun New" w:cs="TH Sarabun New"/>
-          <w:b w:val="0"/>
-          <w:sz w:val="32"/>
-          <w:szCs w:val="32"/>
-        </w:rPr>
-        <w:t xml:space="preserve"> เมื่อทำงานบนเครื่องที่ไม่ได้ตั้งค่าเอง </w:t>
-      </w:r>
-      <w:r>
-        <w:rPr>
-          <w:rFonts w:ascii="TH Sarabun New" w:hAnsi="TH Sarabun New" w:cs="TH Sarabun New"/>
-          <w:b/>
-          <w:sz w:val="32"/>
-          <w:szCs w:val="32"/>
-          <w:bCs/>
-        </w:rPr>
-        <w:t>ห้ามสมมติว่าสภาพแวดล้อมเป็นอย่างที่คิด</w:t>
-      </w:r>
-    </w:p>
-    <w:p/>
-    <w:p>
-      <w:r>
-        <w:rPr>
-          <w:rFonts w:ascii="TH Sarabun New" w:hAnsi="TH Sarabun New" w:cs="TH Sarabun New"/>
-          <w:b/>
-          <w:sz w:val="36"/>
-          <w:szCs w:val="36"/>
-          <w:bCs/>
-        </w:rPr>
-        <w:t>8.6 กับดักของวิธีวัด — สรุปผิดเพราะวัดผิดวิธี</w:t>
+        <w:t>ระดับคน ไม่ใช่ระดับมือ</w:t>
       </w:r>
     </w:p>
     <w:p/>
@@ -8582,14 +4238,13 @@
         <w:tblLook w:firstColumn="1" w:firstRow="1" w:lastColumn="0" w:lastRow="0" w:noHBand="0" w:noVBand="1" w:val="04A0"/>
       </w:tblPr>
       <w:tblGrid>
-        <w:gridCol w:w="3010"/>
-        <w:gridCol w:w="3010"/>
-        <w:gridCol w:w="3010"/>
+        <w:gridCol w:w="4514"/>
+        <w:gridCol w:w="4514"/>
       </w:tblGrid>
       <w:tr>
         <w:tc>
           <w:tcPr>
-            <w:tcW w:type="dxa" w:w="3010"/>
+            <w:tcW w:type="dxa" w:w="4514"/>
           </w:tcPr>
           <w:p>
             <w:r>
@@ -8604,13 +4259,13 @@
                 <w:sz w:val="28"/>
                 <w:szCs w:val="28"/>
               </w:rPr>
-              <w:t>ความผิดพลาด</w:t>
+              <w:t>กรณี</w:t>
             </w:r>
           </w:p>
         </w:tc>
         <w:tc>
           <w:tcPr>
-            <w:tcW w:type="dxa" w:w="3010"/>
+            <w:tcW w:type="dxa" w:w="4514"/>
           </w:tcPr>
           <w:p>
             <w:r>
@@ -8625,28 +4280,7 @@
                 <w:sz w:val="28"/>
                 <w:szCs w:val="28"/>
               </w:rPr>
-              <w:t>สิ่งที่เกิดขึ้น</w:t>
-            </w:r>
-          </w:p>
-        </w:tc>
-        <w:tc>
-          <w:tcPr>
-            <w:tcW w:type="dxa" w:w="3010"/>
-          </w:tcPr>
-          <w:p>
-            <w:r>
-              <w:rPr>
-                <w:b/>
-              </w:rPr>
-            </w:r>
-            <w:r>
-              <w:rPr>
-                <w:rFonts w:ascii="TH Sarabun New" w:hAnsi="TH Sarabun New" w:cs="TH Sarabun New"/>
-                <w:b/>
-                <w:sz w:val="28"/>
-                <w:szCs w:val="28"/>
-              </w:rPr>
-              <w:t>บทเรียน</w:t>
+              <w:t>เกิดอะไร</w:t>
             </w:r>
           </w:p>
         </w:tc>
@@ -8654,25 +4288,7 @@
       <w:tr>
         <w:tc>
           <w:tcPr>
-            <w:tcW w:type="dxa" w:w="3010"/>
-          </w:tcPr>
-          <w:p>
-            <w:r/>
-            <w:r>
-              <w:rPr>
-                <w:rFonts w:ascii="TH Sarabun New" w:hAnsi="TH Sarabun New" w:cs="TH Sarabun New"/>
-                <w:b/>
-                <w:sz w:val="28"/>
-                <w:szCs w:val="28"/>
-                <w:bCs/>
-              </w:rPr>
-              <w:t>วัดแบบไม่จับคู่</w:t>
-            </w:r>
-          </w:p>
-        </w:tc>
-        <w:tc>
-          <w:tcPr>
-            <w:tcW w:type="dxa" w:w="3010"/>
+            <w:tcW w:type="dxa" w:w="4514"/>
           </w:tcPr>
           <w:p>
             <w:r/>
@@ -8683,23 +4299,13 @@
                 <w:sz w:val="28"/>
                 <w:szCs w:val="28"/>
               </w:rPr>
-              <w:t xml:space="preserve">ทดสอบ A ทั้งชุดก่อนแล้วค่อย B ได้ "B ช้าลง 13.8%" พอวัดใหม่แบบสลับ A/B ทีละเฟรม ผลกลับด้านเป็น </w:t>
-            </w:r>
-            <w:r>
-              <w:rPr>
-                <w:rFonts w:ascii="TH Sarabun New" w:hAnsi="TH Sarabun New" w:cs="TH Sarabun New"/>
-                <w:b/>
-                <w:sz w:val="28"/>
-                <w:szCs w:val="28"/>
-                <w:bCs/>
-              </w:rPr>
-              <w:t>"B เร็วขึ้น 18.6%"</w:t>
+              <w:t>ถอดถุงมือข้างเดียว (3 จุด)</w:t>
             </w:r>
           </w:p>
         </w:tc>
         <w:tc>
           <w:tcPr>
-            <w:tcW w:type="dxa" w:w="3010"/>
+            <w:tcW w:type="dxa" w:w="4514"/>
           </w:tcPr>
           <w:p>
             <w:r/>
@@ -8710,17 +4316,7 @@
                 <w:sz w:val="28"/>
                 <w:szCs w:val="28"/>
               </w:rPr>
-              <w:t xml:space="preserve">ความผันผวนของเครื่องกลบผลจริง — </w:t>
-            </w:r>
-            <w:r>
-              <w:rPr>
-                <w:rFonts w:ascii="TH Sarabun New" w:hAnsi="TH Sarabun New" w:cs="TH Sarabun New"/>
-                <w:b/>
-                <w:sz w:val="28"/>
-                <w:szCs w:val="28"/>
-                <w:bCs/>
-              </w:rPr>
-              <w:t>ต้องวัดแบบจับคู่เสมอ</w:t>
+              <w:t>เห็นมืออีกข้างที่ยังใส่อยู่ → ตอบว่า "ใส่"</w:t>
             </w:r>
           </w:p>
         </w:tc>
@@ -8728,25 +4324,7 @@
       <w:tr>
         <w:tc>
           <w:tcPr>
-            <w:tcW w:type="dxa" w:w="3010"/>
-          </w:tcPr>
-          <w:p>
-            <w:r/>
-            <w:r>
-              <w:rPr>
-                <w:rFonts w:ascii="TH Sarabun New" w:hAnsi="TH Sarabun New" w:cs="TH Sarabun New"/>
-                <w:b/>
-                <w:sz w:val="28"/>
-                <w:szCs w:val="28"/>
-                <w:bCs/>
-              </w:rPr>
-              <w:t>วัดผิดชุดข้อมูล</w:t>
-            </w:r>
-          </w:p>
-        </w:tc>
-        <w:tc>
-          <w:tcPr>
-            <w:tcW w:type="dxa" w:w="3010"/>
+            <w:tcW w:type="dxa" w:w="4514"/>
           </w:tcPr>
           <w:p>
             <w:r/>
@@ -8757,61 +4335,13 @@
                 <w:sz w:val="28"/>
                 <w:szCs w:val="28"/>
               </w:rPr>
-              <w:t xml:space="preserve">ประเมินวิธีครอบภาพได้ 5/8 จึงเกือบทิ้ง พอพบว่าใช้เฉลยคนละชุดเฟรม วัดใหม่ได้ </w:t>
-            </w:r>
-            <w:r>
-              <w:rPr>
-                <w:rFonts w:ascii="TH Sarabun New" w:hAnsi="TH Sarabun New" w:cs="TH Sarabun New"/>
-                <w:b/>
-                <w:sz w:val="28"/>
-                <w:szCs w:val="28"/>
-                <w:bCs/>
-              </w:rPr>
-              <w:t>8/8</w:t>
+              <w:t>มือถูกผ้าเช็ดสีแดงบัง (3 จุด)</w:t>
             </w:r>
           </w:p>
         </w:tc>
         <w:tc>
           <w:tcPr>
-            <w:tcW w:type="dxa" w:w="3010"/>
-          </w:tcPr>
-          <w:p>
-            <w:r/>
-            <w:r>
-              <w:rPr>
-                <w:rFonts w:ascii="TH Sarabun New" w:hAnsi="TH Sarabun New" w:cs="TH Sarabun New"/>
-                <w:b/>
-                <w:sz w:val="28"/>
-                <w:szCs w:val="28"/>
-                <w:bCs/>
-              </w:rPr>
-              <w:t>เกือบทิ้งวิธีที่ใช้ได้จริง</w:t>
-            </w:r>
-          </w:p>
-        </w:tc>
-      </w:tr>
-      <w:tr>
-        <w:tc>
-          <w:tcPr>
-            <w:tcW w:type="dxa" w:w="3010"/>
-          </w:tcPr>
-          <w:p>
-            <w:r/>
-            <w:r>
-              <w:rPr>
-                <w:rFonts w:ascii="TH Sarabun New" w:hAnsi="TH Sarabun New" w:cs="TH Sarabun New"/>
-                <w:b/>
-                <w:sz w:val="28"/>
-                <w:szCs w:val="28"/>
-                <w:bCs/>
-              </w:rPr>
-              <w:t>วัดผิดโจทย์</w:t>
-            </w:r>
-          </w:p>
-        </w:tc>
-        <w:tc>
-          <w:tcPr>
-            <w:tcW w:type="dxa" w:w="3010"/>
+            <w:tcW w:type="dxa" w:w="4514"/>
           </w:tcPr>
           <w:p>
             <w:r/>
@@ -8822,34 +4352,7 @@
                 <w:sz w:val="28"/>
                 <w:szCs w:val="28"/>
               </w:rPr>
-              <w:t>ทดสอบการถามเจาะจงได้ผลดีขึ้น 0/4 → 3/4 จึงคิดว่าแก้ได้ แต่คำบรรยายจริงยังผิดอยู่</w:t>
-            </w:r>
-          </w:p>
-        </w:tc>
-        <w:tc>
-          <w:tcPr>
-            <w:tcW w:type="dxa" w:w="3010"/>
-          </w:tcPr>
-          <w:p>
-            <w:r/>
-            <w:r>
-              <w:rPr>
-                <w:rFonts w:ascii="TH Sarabun New" w:hAnsi="TH Sarabun New" w:cs="TH Sarabun New"/>
-                <w:b/>
-                <w:sz w:val="28"/>
-                <w:szCs w:val="28"/>
-                <w:bCs/>
-              </w:rPr>
-              <w:t>วัดคนละโจทย์กับงานจริง</w:t>
-            </w:r>
-            <w:r>
-              <w:rPr>
-                <w:rFonts w:ascii="TH Sarabun New" w:hAnsi="TH Sarabun New" w:cs="TH Sarabun New"/>
-                <w:b w:val="0"/>
-                <w:sz w:val="28"/>
-                <w:szCs w:val="28"/>
-              </w:rPr>
-              <w:t xml:space="preserve"> ผลที่ดีจึงไม่มีความหมาย</w:t>
+              <w:t>ไม่เห็นสีขาว → ตอบว่า "ไม่ใส่"</w:t>
             </w:r>
           </w:p>
         </w:tc>
@@ -8857,25 +4360,7 @@
       <w:tr>
         <w:tc>
           <w:tcPr>
-            <w:tcW w:type="dxa" w:w="3010"/>
-          </w:tcPr>
-          <w:p>
-            <w:r/>
-            <w:r>
-              <w:rPr>
-                <w:rFonts w:ascii="TH Sarabun New" w:hAnsi="TH Sarabun New" w:cs="TH Sarabun New"/>
-                <w:b/>
-                <w:sz w:val="28"/>
-                <w:szCs w:val="28"/>
-                <w:bCs/>
-              </w:rPr>
-              <w:t>สัญญาณน้อยกว่าสัญญาณรบกวน</w:t>
-            </w:r>
-          </w:p>
-        </w:tc>
-        <w:tc>
-          <w:tcPr>
-            <w:tcW w:type="dxa" w:w="3010"/>
+            <w:tcW w:type="dxa" w:w="4514"/>
           </w:tcPr>
           <w:p>
             <w:r/>
@@ -8886,13 +4371,13 @@
                 <w:sz w:val="28"/>
                 <w:szCs w:val="28"/>
               </w:rPr>
-              <w:t>วัดการหยิบ/วางด้วยการนับพิกเซล ค่าแกว่ง 17.2 → 7.7 ทั้งที่จำนวนกระป๋องไม่เปลี่ยน</w:t>
+              <w:t>ถอดทั้งสองข้าง (4 จุด)</w:t>
             </w:r>
           </w:p>
         </w:tc>
         <w:tc>
           <w:tcPr>
-            <w:tcW w:type="dxa" w:w="3010"/>
+            <w:tcW w:type="dxa" w:w="4514"/>
           </w:tcPr>
           <w:p>
             <w:r/>
@@ -8903,7 +4388,7 @@
                 <w:sz w:val="28"/>
                 <w:szCs w:val="28"/>
               </w:rPr>
-              <w:t xml:space="preserve">รบกวน 8% &gt; สัญญาณจริง 3% — </w:t>
+              <w:t xml:space="preserve">มือเปลือยชัดเจน → </w:t>
             </w:r>
             <w:r>
               <w:rPr>
@@ -8913,512 +4398,7 @@
                 <w:szCs w:val="28"/>
                 <w:bCs/>
               </w:rPr>
-              <w:t>ต้องวัดสัญญาณรบกวนก่อนเชื่อผล</w:t>
-            </w:r>
-          </w:p>
-        </w:tc>
-      </w:tr>
-      <w:tr>
-        <w:tc>
-          <w:tcPr>
-            <w:tcW w:type="dxa" w:w="3010"/>
-          </w:tcPr>
-          <w:p>
-            <w:r/>
-            <w:r>
-              <w:rPr>
-                <w:rFonts w:ascii="TH Sarabun New" w:hAnsi="TH Sarabun New" w:cs="TH Sarabun New"/>
-                <w:b/>
-                <w:sz w:val="28"/>
-                <w:szCs w:val="28"/>
-                <w:bCs/>
-              </w:rPr>
-              <w:t>วัดด้วยคำสั่งที่ไม่ใช่ของจริง</w:t>
-            </w:r>
-          </w:p>
-        </w:tc>
-        <w:tc>
-          <w:tcPr>
-            <w:tcW w:type="dxa" w:w="3010"/>
-          </w:tcPr>
-          <w:p>
-            <w:r/>
-            <w:r>
-              <w:rPr>
-                <w:rFonts w:ascii="TH Sarabun New" w:hAnsi="TH Sarabun New" w:cs="TH Sarabun New"/>
-                <w:b w:val="0"/>
-                <w:sz w:val="28"/>
-                <w:szCs w:val="28"/>
-              </w:rPr>
-              <w:t>วัดความเร็วด้วยคำสั่งที่เขียนใหม่ ทำให้ดูช้ากว่าจริง 20%</w:t>
-            </w:r>
-          </w:p>
-        </w:tc>
-        <w:tc>
-          <w:tcPr>
-            <w:tcW w:type="dxa" w:w="3010"/>
-          </w:tcPr>
-          <w:p>
-            <w:r/>
-            <w:r>
-              <w:rPr>
-                <w:rFonts w:ascii="TH Sarabun New" w:hAnsi="TH Sarabun New" w:cs="TH Sarabun New"/>
-                <w:b/>
-                <w:sz w:val="28"/>
-                <w:szCs w:val="28"/>
-                <w:bCs/>
-              </w:rPr>
-              <w:t>ต้องวัดด้วยคำสั่งตัวเดียวกับที่ระบบส่งจริง</w:t>
-            </w:r>
-          </w:p>
-        </w:tc>
-      </w:tr>
-      <w:tr>
-        <w:tc>
-          <w:tcPr>
-            <w:tcW w:type="dxa" w:w="3010"/>
-          </w:tcPr>
-          <w:p>
-            <w:r/>
-            <w:r>
-              <w:rPr>
-                <w:rFonts w:ascii="TH Sarabun New" w:hAnsi="TH Sarabun New" w:cs="TH Sarabun New"/>
-                <w:b/>
-                <w:sz w:val="28"/>
-                <w:szCs w:val="28"/>
-                <w:bCs/>
-              </w:rPr>
-              <w:t>นับผิดเพราะเครื่องมือ</w:t>
-            </w:r>
-          </w:p>
-        </w:tc>
-        <w:tc>
-          <w:tcPr>
-            <w:tcW w:type="dxa" w:w="3010"/>
-          </w:tcPr>
-          <w:p>
-            <w:r/>
-            <w:r>
-              <w:rPr>
-                <w:rFonts w:ascii="TH Sarabun New" w:hAnsi="TH Sarabun New" w:cs="TH Sarabun New"/>
-                <w:b w:val="0"/>
-                <w:sz w:val="28"/>
-                <w:szCs w:val="28"/>
-              </w:rPr>
-              <w:t>นับย่อหน้าว่างในไฟล์รายงานได้ 43 จุด ทั้งที่จริงมี 10 เพราะฟังก์ชันไม่นับเนื้อหาในตาราง</w:t>
-            </w:r>
-          </w:p>
-        </w:tc>
-        <w:tc>
-          <w:tcPr>
-            <w:tcW w:type="dxa" w:w="3010"/>
-          </w:tcPr>
-          <w:p>
-            <w:r/>
-            <w:r>
-              <w:rPr>
-                <w:rFonts w:ascii="TH Sarabun New" w:hAnsi="TH Sarabun New" w:cs="TH Sarabun New"/>
-                <w:b/>
-                <w:sz w:val="28"/>
-                <w:szCs w:val="28"/>
-                <w:bCs/>
-              </w:rPr>
-              <w:t>เดาสาเหตุผิดสองรอบก่อนจะวัดถูกวิธี</w:t>
-            </w:r>
-          </w:p>
-        </w:tc>
-      </w:tr>
-      <w:tr>
-        <w:tc>
-          <w:tcPr>
-            <w:tcW w:type="dxa" w:w="3010"/>
-          </w:tcPr>
-          <w:p>
-            <w:r/>
-            <w:r>
-              <w:rPr>
-                <w:rFonts w:ascii="TH Sarabun New" w:hAnsi="TH Sarabun New" w:cs="TH Sarabun New"/>
-                <w:b/>
-                <w:sz w:val="28"/>
-                <w:szCs w:val="28"/>
-                <w:bCs/>
-              </w:rPr>
-              <w:t>เฉลยไม่ครอบคลุมสิ่งที่ระบบตรวจ</w:t>
-            </w:r>
-          </w:p>
-        </w:tc>
-        <w:tc>
-          <w:tcPr>
-            <w:tcW w:type="dxa" w:w="3010"/>
-          </w:tcPr>
-          <w:p>
-            <w:r/>
-            <w:r>
-              <w:rPr>
-                <w:rFonts w:ascii="TH Sarabun New" w:hAnsi="TH Sarabun New" w:cs="TH Sarabun New"/>
-                <w:b w:val="0"/>
-                <w:sz w:val="28"/>
-                <w:szCs w:val="28"/>
-              </w:rPr>
-              <w:t>เฉลยมี 5 หมวด ไม่มี "ของตก" → การตรวจของตกที่</w:t>
-            </w:r>
-            <w:r>
-              <w:rPr>
-                <w:rFonts w:ascii="TH Sarabun New" w:hAnsi="TH Sarabun New" w:cs="TH Sarabun New"/>
-                <w:b/>
-                <w:sz w:val="28"/>
-                <w:szCs w:val="28"/>
-                <w:bCs/>
-              </w:rPr>
-              <w:t>ถูกต้อง</w:t>
-            </w:r>
-            <w:r>
-              <w:rPr>
-                <w:rFonts w:ascii="TH Sarabun New" w:hAnsi="TH Sarabun New" w:cs="TH Sarabun New"/>
-                <w:b w:val="0"/>
-                <w:sz w:val="28"/>
-                <w:szCs w:val="28"/>
-              </w:rPr>
-              <w:t>ถูกนับเป็นแจ้งผิดอัตโนมัติ 2 จาก 11 เหตุการณ์</w:t>
-            </w:r>
-          </w:p>
-        </w:tc>
-        <w:tc>
-          <w:tcPr>
-            <w:tcW w:type="dxa" w:w="3010"/>
-          </w:tcPr>
-          <w:p>
-            <w:r/>
-            <w:r>
-              <w:rPr>
-                <w:rFonts w:ascii="TH Sarabun New" w:hAnsi="TH Sarabun New" w:cs="TH Sarabun New"/>
-                <w:b/>
-                <w:sz w:val="28"/>
-                <w:szCs w:val="28"/>
-                <w:bCs/>
-              </w:rPr>
-              <w:t>"ไม่มีในเฉลย" ≠ "ไม่เกิดขึ้นจริง"</w:t>
-            </w:r>
-            <w:r>
-              <w:rPr>
-                <w:rFonts w:ascii="TH Sarabun New" w:hAnsi="TH Sarabun New" w:cs="TH Sarabun New"/>
-                <w:b w:val="0"/>
-                <w:sz w:val="28"/>
-                <w:szCs w:val="28"/>
-              </w:rPr>
-              <w:t xml:space="preserve"> — ต้องเช็คขอบเขตเฉลยก่อนตีความตัวเลข</w:t>
-            </w:r>
-          </w:p>
-        </w:tc>
-      </w:tr>
-    </w:tbl>
-    <w:p/>
-    <w:p>
-      <w:r>
-        <w:rPr>
-          <w:rFonts w:ascii="TH Sarabun New" w:hAnsi="TH Sarabun New" w:cs="TH Sarabun New"/>
-          <w:b/>
-          <w:sz w:val="34"/>
-          <w:szCs w:val="34"/>
-          <w:bCs/>
-        </w:rPr>
-        <w:t>8.6.1 บทเรียนที่ย้ำที่สุด — กับดักเดิมเหยียบซ้ำได้เสมอ</w:t>
-      </w:r>
-    </w:p>
-    <w:p/>
-    <w:p>
-      <w:r>
-        <w:rPr>
-          <w:rFonts w:ascii="TH Sarabun New" w:hAnsi="TH Sarabun New" w:cs="TH Sarabun New"/>
-          <w:b w:val="0"/>
-          <w:sz w:val="32"/>
-          <w:szCs w:val="32"/>
-        </w:rPr>
-        <w:t>ในการตรวจทานรอบสุดท้ายเพียงวันเดียว ผู้พัฒนา</w:t>
-      </w:r>
-      <w:r>
-        <w:rPr>
-          <w:rFonts w:ascii="TH Sarabun New" w:hAnsi="TH Sarabun New" w:cs="TH Sarabun New"/>
-          <w:b/>
-          <w:sz w:val="32"/>
-          <w:szCs w:val="32"/>
-          <w:bCs/>
-        </w:rPr>
-        <w:t>เหยียบกับดัก "วัดผิดโจทย์" ซ้ำถึงสามครั้ง</w:t>
-      </w:r>
-    </w:p>
-    <w:p>
-      <w:r>
-        <w:rPr>
-          <w:rFonts w:ascii="TH Sarabun New" w:hAnsi="TH Sarabun New" w:cs="TH Sarabun New"/>
-          <w:b w:val="0"/>
-          <w:sz w:val="32"/>
-          <w:szCs w:val="32"/>
-        </w:rPr>
-        <w:t>ทั้งที่เป็นคนเขียนตารางข้างบนนี้เอง</w:t>
-      </w:r>
-    </w:p>
-    <w:p/>
-    <w:tbl>
-      <w:tblPr>
-        <w:tblStyle w:val="TableGrid"/>
-        <w:tblW w:type="auto" w:w="0"/>
-        <w:tblLook w:firstColumn="1" w:firstRow="1" w:lastColumn="0" w:lastRow="0" w:noHBand="0" w:noVBand="1" w:val="04A0"/>
-      </w:tblPr>
-      <w:tblGrid>
-        <w:gridCol w:w="3010"/>
-        <w:gridCol w:w="3010"/>
-        <w:gridCol w:w="3010"/>
-      </w:tblGrid>
-      <w:tr>
-        <w:tc>
-          <w:tcPr>
-            <w:tcW w:type="dxa" w:w="3010"/>
-          </w:tcPr>
-          <w:p>
-            <w:r>
-              <w:rPr>
-                <w:b/>
-              </w:rPr>
-            </w:r>
-            <w:r>
-              <w:rPr>
-                <w:rFonts w:ascii="TH Sarabun New" w:hAnsi="TH Sarabun New" w:cs="TH Sarabun New"/>
-                <w:b/>
-                <w:sz w:val="28"/>
-                <w:szCs w:val="28"/>
-              </w:rPr>
-              <w:t>ครั้ง</w:t>
-            </w:r>
-          </w:p>
-        </w:tc>
-        <w:tc>
-          <w:tcPr>
-            <w:tcW w:type="dxa" w:w="3010"/>
-          </w:tcPr>
-          <w:p>
-            <w:r>
-              <w:rPr>
-                <w:b/>
-              </w:rPr>
-            </w:r>
-            <w:r>
-              <w:rPr>
-                <w:rFonts w:ascii="TH Sarabun New" w:hAnsi="TH Sarabun New" w:cs="TH Sarabun New"/>
-                <w:b/>
-                <w:sz w:val="28"/>
-                <w:szCs w:val="28"/>
-              </w:rPr>
-              <w:t>สิ่งที่เกิดขึ้น</w:t>
-            </w:r>
-          </w:p>
-        </w:tc>
-        <w:tc>
-          <w:tcPr>
-            <w:tcW w:type="dxa" w:w="3010"/>
-          </w:tcPr>
-          <w:p>
-            <w:r>
-              <w:rPr>
-                <w:b/>
-              </w:rPr>
-            </w:r>
-            <w:r>
-              <w:rPr>
-                <w:rFonts w:ascii="TH Sarabun New" w:hAnsi="TH Sarabun New" w:cs="TH Sarabun New"/>
-                <w:b/>
-                <w:sz w:val="28"/>
-                <w:szCs w:val="28"/>
-              </w:rPr>
-              <w:t>ถ้าไม่จับได้จะเป็นอย่างไร</w:t>
-            </w:r>
-          </w:p>
-        </w:tc>
-      </w:tr>
-      <w:tr>
-        <w:tc>
-          <w:tcPr>
-            <w:tcW w:type="dxa" w:w="3010"/>
-          </w:tcPr>
-          <w:p>
-            <w:r/>
-            <w:r>
-              <w:rPr>
-                <w:rFonts w:ascii="TH Sarabun New" w:hAnsi="TH Sarabun New" w:cs="TH Sarabun New"/>
-                <w:b w:val="0"/>
-                <w:sz w:val="28"/>
-                <w:szCs w:val="28"/>
-              </w:rPr>
-              <w:t>1</w:t>
-            </w:r>
-          </w:p>
-        </w:tc>
-        <w:tc>
-          <w:tcPr>
-            <w:tcW w:type="dxa" w:w="3010"/>
-          </w:tcPr>
-          <w:p>
-            <w:r/>
-            <w:r>
-              <w:rPr>
-                <w:rFonts w:ascii="TH Sarabun New" w:hAnsi="TH Sarabun New" w:cs="TH Sarabun New"/>
-                <w:b w:val="0"/>
-                <w:sz w:val="28"/>
-                <w:szCs w:val="28"/>
-              </w:rPr>
-              <w:t>เทียบผลการระบุลังกับเฉลยที่เขียนไว้สำหรับ</w:t>
-            </w:r>
-            <w:r>
-              <w:rPr>
-                <w:rFonts w:ascii="TH Sarabun New" w:hAnsi="TH Sarabun New" w:cs="TH Sarabun New"/>
-                <w:b/>
-                <w:sz w:val="28"/>
-                <w:szCs w:val="28"/>
-                <w:bCs/>
-              </w:rPr>
-              <w:t>เฟรมคนละชุด</w:t>
-            </w:r>
-            <w:r>
-              <w:rPr>
-                <w:rFonts w:ascii="TH Sarabun New" w:hAnsi="TH Sarabun New" w:cs="TH Sarabun New"/>
-                <w:b w:val="0"/>
-                <w:sz w:val="28"/>
-                <w:szCs w:val="28"/>
-              </w:rPr>
-              <w:t xml:space="preserve"> ได้ 5/8</w:t>
-            </w:r>
-          </w:p>
-        </w:tc>
-        <w:tc>
-          <w:tcPr>
-            <w:tcW w:type="dxa" w:w="3010"/>
-          </w:tcPr>
-          <w:p>
-            <w:r/>
-            <w:r>
-              <w:rPr>
-                <w:rFonts w:ascii="TH Sarabun New" w:hAnsi="TH Sarabun New" w:cs="TH Sarabun New"/>
-                <w:b w:val="0"/>
-                <w:sz w:val="28"/>
-                <w:szCs w:val="28"/>
-              </w:rPr>
-              <w:t>สรุปว่าวิธีที่ใช้ได้จริงนั้นแย่</w:t>
-            </w:r>
-          </w:p>
-        </w:tc>
-      </w:tr>
-      <w:tr>
-        <w:tc>
-          <w:tcPr>
-            <w:tcW w:type="dxa" w:w="3010"/>
-          </w:tcPr>
-          <w:p>
-            <w:r/>
-            <w:r>
-              <w:rPr>
-                <w:rFonts w:ascii="TH Sarabun New" w:hAnsi="TH Sarabun New" w:cs="TH Sarabun New"/>
-                <w:b w:val="0"/>
-                <w:sz w:val="28"/>
-                <w:szCs w:val="28"/>
-              </w:rPr>
-              <w:t>2</w:t>
-            </w:r>
-          </w:p>
-        </w:tc>
-        <w:tc>
-          <w:tcPr>
-            <w:tcW w:type="dxa" w:w="3010"/>
-          </w:tcPr>
-          <w:p>
-            <w:r/>
-            <w:r>
-              <w:rPr>
-                <w:rFonts w:ascii="TH Sarabun New" w:hAnsi="TH Sarabun New" w:cs="TH Sarabun New"/>
-                <w:b w:val="0"/>
-                <w:sz w:val="28"/>
-                <w:szCs w:val="28"/>
-              </w:rPr>
-              <w:t>เห็นเฟรมหลักฐาน near-miss แล้วรีบสรุปว่า "ไม่มีอะไรเลย" ทั้งที่ดูแค่</w:t>
-            </w:r>
-            <w:r>
-              <w:rPr>
-                <w:rFonts w:ascii="TH Sarabun New" w:hAnsi="TH Sarabun New" w:cs="TH Sarabun New"/>
-                <w:b/>
-                <w:sz w:val="28"/>
-                <w:szCs w:val="28"/>
-                <w:bCs/>
-              </w:rPr>
-              <w:t>เฟรมเดียว</w:t>
-            </w:r>
-          </w:p>
-        </w:tc>
-        <w:tc>
-          <w:tcPr>
-            <w:tcW w:type="dxa" w:w="3010"/>
-          </w:tcPr>
-          <w:p>
-            <w:r/>
-            <w:r>
-              <w:rPr>
-                <w:rFonts w:ascii="TH Sarabun New" w:hAnsi="TH Sarabun New" w:cs="TH Sarabun New"/>
-                <w:b w:val="0"/>
-                <w:sz w:val="28"/>
-                <w:szCs w:val="28"/>
-              </w:rPr>
-              <w:t>ทิ้งเหตุการณ์ที่ตรวจถูกจริง</w:t>
-            </w:r>
-          </w:p>
-        </w:tc>
-      </w:tr>
-      <w:tr>
-        <w:tc>
-          <w:tcPr>
-            <w:tcW w:type="dxa" w:w="3010"/>
-          </w:tcPr>
-          <w:p>
-            <w:r/>
-            <w:r>
-              <w:rPr>
-                <w:rFonts w:ascii="TH Sarabun New" w:hAnsi="TH Sarabun New" w:cs="TH Sarabun New"/>
-                <w:b w:val="0"/>
-                <w:sz w:val="28"/>
-                <w:szCs w:val="28"/>
-              </w:rPr>
-              <w:t>3</w:t>
-            </w:r>
-          </w:p>
-        </w:tc>
-        <w:tc>
-          <w:tcPr>
-            <w:tcW w:type="dxa" w:w="3010"/>
-          </w:tcPr>
-          <w:p>
-            <w:r/>
-            <w:r>
-              <w:rPr>
-                <w:rFonts w:ascii="TH Sarabun New" w:hAnsi="TH Sarabun New" w:cs="TH Sarabun New"/>
-                <w:b w:val="0"/>
-                <w:sz w:val="28"/>
-                <w:szCs w:val="28"/>
-              </w:rPr>
-              <w:t>เห็นว่า "ของตก" ไม่มีในเฉลย แล้วรีบสรุปว่าเป็นการแจ้งผิด</w:t>
-            </w:r>
-          </w:p>
-        </w:tc>
-        <w:tc>
-          <w:tcPr>
-            <w:tcW w:type="dxa" w:w="3010"/>
-          </w:tcPr>
-          <w:p>
-            <w:r/>
-            <w:r>
-              <w:rPr>
-                <w:rFonts w:ascii="TH Sarabun New" w:hAnsi="TH Sarabun New" w:cs="TH Sarabun New"/>
-                <w:b w:val="0"/>
-                <w:sz w:val="28"/>
-                <w:szCs w:val="28"/>
-              </w:rPr>
-              <w:t>ลบการตรวจที่ถูกต้องออกจากผลงาน</w:t>
+              <w:t>ตรวจได้ถูกทุกจุด</w:t>
             </w:r>
           </w:p>
         </w:tc>
@@ -9434,7 +4414,7 @@
           <w:szCs w:val="32"/>
           <w:bCs/>
         </w:rPr>
-        <w:t>ข้อสังเกตที่สำคัญที่สุด:</w:t>
+        <w:t>ทางแก้ที่ชัดเจนแล้ว:</w:t>
       </w:r>
       <w:r>
         <w:rPr>
@@ -9443,26 +4423,7 @@
           <w:sz w:val="32"/>
           <w:szCs w:val="32"/>
         </w:rPr>
-        <w:t xml:space="preserve"> ทั้งสามครั้งถูกจับได้เพราะ</w:t>
-      </w:r>
-      <w:r>
-        <w:rPr>
-          <w:rFonts w:ascii="TH Sarabun New" w:hAnsi="TH Sarabun New" w:cs="TH Sarabun New"/>
-          <w:b/>
-          <w:sz w:val="32"/>
-          <w:szCs w:val="32"/>
-          <w:bCs/>
-        </w:rPr>
-        <w:t>มีคนอื่นทักท้วง</w:t>
-      </w:r>
-      <w:r>
-        <w:rPr>
-          <w:rFonts w:ascii="TH Sarabun New" w:hAnsi="TH Sarabun New" w:cs="TH Sarabun New"/>
-          <w:b w:val="0"/>
-          <w:sz w:val="32"/>
-          <w:szCs w:val="32"/>
-        </w:rPr>
-        <w:t xml:space="preserve"> ไม่ใช่เพราะผู้พัฒนาตรวจเจอเอง</w:t>
+        <w:t xml:space="preserve"> แยกถามทีละมือ ซึ่งเป็นแนวทางเดียวกับที่แก้ปัญหาการระบุลังได้สำเร็จ</w:t>
       </w:r>
     </w:p>
     <w:p>
@@ -9473,47 +4434,7 @@
           <w:sz w:val="32"/>
           <w:szCs w:val="32"/>
         </w:rPr>
-        <w:t xml:space="preserve">ซึ่งเป็นหลักฐานเชิงประจักษ์สนับสนุนข้อเสนอในบทที่ 9 ว่า </w:t>
-      </w:r>
-      <w:r>
-        <w:rPr>
-          <w:rFonts w:ascii="TH Sarabun New" w:hAnsi="TH Sarabun New" w:cs="TH Sarabun New"/>
-          <w:b/>
-          <w:sz w:val="32"/>
-          <w:szCs w:val="32"/>
-          <w:bCs/>
-        </w:rPr>
-        <w:t>ต้องมีผู้ประเมินอิสระ</w:t>
-      </w:r>
-    </w:p>
-    <w:p>
-      <w:r>
-        <w:rPr>
-          <w:rFonts w:ascii="TH Sarabun New" w:hAnsi="TH Sarabun New" w:cs="TH Sarabun New"/>
-          <w:b w:val="0"/>
-          <w:sz w:val="32"/>
-          <w:szCs w:val="32"/>
-        </w:rPr>
-        <w:t xml:space="preserve">เพราะความผิดพลาดประเภทนี้ </w:t>
-      </w:r>
-      <w:r>
-        <w:rPr>
-          <w:rFonts w:ascii="TH Sarabun New" w:hAnsi="TH Sarabun New" w:cs="TH Sarabun New"/>
-          <w:b/>
-          <w:sz w:val="32"/>
-          <w:szCs w:val="32"/>
-          <w:bCs/>
-        </w:rPr>
-        <w:t>มองไม่เห็นจากภายใน</w:t>
-      </w:r>
-      <w:r>
-        <w:rPr>
-          <w:rFonts w:ascii="TH Sarabun New" w:hAnsi="TH Sarabun New" w:cs="TH Sarabun New"/>
-          <w:b w:val="0"/>
-          <w:sz w:val="32"/>
-          <w:szCs w:val="32"/>
-        </w:rPr>
-        <w:t xml:space="preserve"> — คนที่สร้างเครื่องมือวัดคือคนที่มองไม่เห็นข้อจำกัดของมันที่สุด</w:t>
+        <w:t>ในหัวข้อ 8.1 · ยังไม่ได้ทำเพราะพบตอนท้ายโครงงาน และมีต้นทุนต่ำ (รายละเอียดในบทที่ 9)</w:t>
       </w:r>
     </w:p>
     <w:p/>
@@ -9526,411 +4447,7 @@
           <w:szCs w:val="36"/>
           <w:bCs/>
         </w:rPr>
-        <w:t>8.7 เอกสารกับผลงานไม่ตรงกัน</w:t>
-      </w:r>
-    </w:p>
-    <w:p/>
-    <w:p>
-      <w:r>
-        <w:rPr>
-          <w:rFonts w:ascii="TH Sarabun New" w:hAnsi="TH Sarabun New" w:cs="TH Sarabun New"/>
-          <w:b w:val="0"/>
-          <w:sz w:val="32"/>
-          <w:szCs w:val="32"/>
-        </w:rPr>
-        <w:t>ไม่ใช่ปัญหาเทคนิค แต่เกือบทำให้ส่งงานผิดฉบับ</w:t>
-      </w:r>
-    </w:p>
-    <w:p/>
-    <w:tbl>
-      <w:tblPr>
-        <w:tblStyle w:val="TableGrid"/>
-        <w:tblW w:type="auto" w:w="0"/>
-        <w:tblLook w:firstColumn="1" w:firstRow="1" w:lastColumn="0" w:lastRow="0" w:noHBand="0" w:noVBand="1" w:val="04A0"/>
-      </w:tblPr>
-      <w:tblGrid>
-        <w:gridCol w:w="3010"/>
-        <w:gridCol w:w="3010"/>
-        <w:gridCol w:w="3010"/>
-      </w:tblGrid>
-      <w:tr>
-        <w:tc>
-          <w:tcPr>
-            <w:tcW w:type="dxa" w:w="3010"/>
-          </w:tcPr>
-          <w:p>
-            <w:r>
-              <w:rPr>
-                <w:b/>
-              </w:rPr>
-            </w:r>
-            <w:r>
-              <w:rPr>
-                <w:rFonts w:ascii="TH Sarabun New" w:hAnsi="TH Sarabun New" w:cs="TH Sarabun New"/>
-                <w:b/>
-                <w:sz w:val="28"/>
-                <w:szCs w:val="28"/>
-              </w:rPr>
-              <w:t>ปัญหา</w:t>
-            </w:r>
-          </w:p>
-        </w:tc>
-        <w:tc>
-          <w:tcPr>
-            <w:tcW w:type="dxa" w:w="3010"/>
-          </w:tcPr>
-          <w:p>
-            <w:r>
-              <w:rPr>
-                <w:b/>
-              </w:rPr>
-            </w:r>
-            <w:r>
-              <w:rPr>
-                <w:rFonts w:ascii="TH Sarabun New" w:hAnsi="TH Sarabun New" w:cs="TH Sarabun New"/>
-                <w:b/>
-                <w:sz w:val="28"/>
-                <w:szCs w:val="28"/>
-              </w:rPr>
-              <w:t>สิ่งที่เกิดขึ้น</w:t>
-            </w:r>
-          </w:p>
-        </w:tc>
-        <w:tc>
-          <w:tcPr>
-            <w:tcW w:type="dxa" w:w="3010"/>
-          </w:tcPr>
-          <w:p>
-            <w:r>
-              <w:rPr>
-                <w:b/>
-              </w:rPr>
-            </w:r>
-            <w:r>
-              <w:rPr>
-                <w:rFonts w:ascii="TH Sarabun New" w:hAnsi="TH Sarabun New" w:cs="TH Sarabun New"/>
-                <w:b/>
-                <w:sz w:val="28"/>
-                <w:szCs w:val="28"/>
-              </w:rPr>
-              <w:t>วิธีแก้</w:t>
-            </w:r>
-          </w:p>
-        </w:tc>
-      </w:tr>
-      <w:tr>
-        <w:tc>
-          <w:tcPr>
-            <w:tcW w:type="dxa" w:w="3010"/>
-          </w:tcPr>
-          <w:p>
-            <w:r/>
-            <w:r>
-              <w:rPr>
-                <w:rFonts w:ascii="TH Sarabun New" w:hAnsi="TH Sarabun New" w:cs="TH Sarabun New"/>
-                <w:b/>
-                <w:sz w:val="28"/>
-                <w:szCs w:val="28"/>
-                <w:bCs/>
-              </w:rPr>
-              <w:t>ไฟล์รายงานไม่ตามต้นฉบับ</w:t>
-            </w:r>
-          </w:p>
-        </w:tc>
-        <w:tc>
-          <w:tcPr>
-            <w:tcW w:type="dxa" w:w="3010"/>
-          </w:tcPr>
-          <w:p>
-            <w:r/>
-            <w:r>
-              <w:rPr>
-                <w:rFonts w:ascii="TH Sarabun New" w:hAnsi="TH Sarabun New" w:cs="TH Sarabun New"/>
-                <w:b w:val="0"/>
-                <w:sz w:val="28"/>
-                <w:szCs w:val="28"/>
-              </w:rPr>
-              <w:t xml:space="preserve">จัดหน้าด้วยมือ พอแก้ตัวเลขในต้นฉบับ ไฟล์ที่จะส่งไม่อัปเดตตาม </w:t>
-            </w:r>
-            <w:r>
-              <w:rPr>
-                <w:rFonts w:ascii="TH Sarabun New" w:hAnsi="TH Sarabun New" w:cs="TH Sarabun New"/>
-                <w:b/>
-                <w:sz w:val="28"/>
-                <w:szCs w:val="28"/>
-                <w:bCs/>
-              </w:rPr>
-              <w:t>เกือบส่งฉบับที่ตัวเลขผิดทั้งหมด</w:t>
-            </w:r>
-            <w:r>
-              <w:rPr>
-                <w:rFonts w:ascii="TH Sarabun New" w:hAnsi="TH Sarabun New" w:cs="TH Sarabun New"/>
-                <w:b w:val="0"/>
-                <w:sz w:val="28"/>
-                <w:szCs w:val="28"/>
-              </w:rPr>
-              <w:t xml:space="preserve"> พบเพราะบังเอิญเปิดตรวจไฟล์ที่จะส่งจริง</w:t>
-            </w:r>
-          </w:p>
-        </w:tc>
-        <w:tc>
-          <w:tcPr>
-            <w:tcW w:type="dxa" w:w="3010"/>
-          </w:tcPr>
-          <w:p>
-            <w:r/>
-            <w:r>
-              <w:rPr>
-                <w:rFonts w:ascii="TH Sarabun New" w:hAnsi="TH Sarabun New" w:cs="TH Sarabun New"/>
-                <w:b w:val="0"/>
-                <w:sz w:val="28"/>
-                <w:szCs w:val="28"/>
-              </w:rPr>
-              <w:t>เขียนโปรแกรมสร้างไฟล์รายงานจากต้นฉบับใหม่ทุกครั้ง</w:t>
-            </w:r>
-          </w:p>
-        </w:tc>
-      </w:tr>
-      <w:tr>
-        <w:tc>
-          <w:tcPr>
-            <w:tcW w:type="dxa" w:w="3010"/>
-          </w:tcPr>
-          <w:p>
-            <w:r/>
-            <w:r>
-              <w:rPr>
-                <w:rFonts w:ascii="TH Sarabun New" w:hAnsi="TH Sarabun New" w:cs="TH Sarabun New"/>
-                <w:b/>
-                <w:sz w:val="28"/>
-                <w:szCs w:val="28"/>
-                <w:bCs/>
-              </w:rPr>
-              <w:t>คำสั่งตรวจสอบให้ผลไม่ตรงรายงาน</w:t>
-            </w:r>
-          </w:p>
-        </w:tc>
-        <w:tc>
-          <w:tcPr>
-            <w:tcW w:type="dxa" w:w="3010"/>
-          </w:tcPr>
-          <w:p>
-            <w:r/>
-            <w:r>
-              <w:rPr>
-                <w:rFonts w:ascii="TH Sarabun New" w:hAnsi="TH Sarabun New" w:cs="TH Sarabun New"/>
-                <w:b w:val="0"/>
-                <w:sz w:val="28"/>
-                <w:szCs w:val="28"/>
-              </w:rPr>
-              <w:t xml:space="preserve">เอกสารบอกคำสั่งตรวจความแม่นยำ แต่รันจริงได้ </w:t>
-            </w:r>
-            <w:r>
-              <w:rPr>
-                <w:rFonts w:ascii="TH Sarabun New" w:hAnsi="TH Sarabun New" w:cs="TH Sarabun New"/>
-                <w:b/>
-                <w:sz w:val="28"/>
-                <w:szCs w:val="28"/>
-                <w:bCs/>
-              </w:rPr>
-              <w:t>46%</w:t>
-            </w:r>
-            <w:r>
-              <w:rPr>
-                <w:rFonts w:ascii="TH Sarabun New" w:hAnsi="TH Sarabun New" w:cs="TH Sarabun New"/>
-                <w:b w:val="0"/>
-                <w:sz w:val="28"/>
-                <w:szCs w:val="28"/>
-              </w:rPr>
-              <w:t xml:space="preserve"> ขณะรายงานเขียน </w:t>
-            </w:r>
-            <w:r>
-              <w:rPr>
-                <w:rFonts w:ascii="TH Sarabun New" w:hAnsi="TH Sarabun New" w:cs="TH Sarabun New"/>
-                <w:b/>
-                <w:sz w:val="28"/>
-                <w:szCs w:val="28"/>
-                <w:bCs/>
-              </w:rPr>
-              <w:t>82%</w:t>
-            </w:r>
-            <w:r>
-              <w:rPr>
-                <w:rFonts w:ascii="TH Sarabun New" w:hAnsi="TH Sarabun New" w:cs="TH Sarabun New"/>
-                <w:b w:val="0"/>
-                <w:sz w:val="28"/>
-                <w:szCs w:val="28"/>
-              </w:rPr>
-              <w:t xml:space="preserve"> เพราะผลจริงมาจากสองชุดคำตอบ แต่โปรแกรมอ่านได้ชุดเดียว </w:t>
-            </w:r>
-            <w:r>
-              <w:rPr>
-                <w:rFonts w:ascii="TH Sarabun New" w:hAnsi="TH Sarabun New" w:cs="TH Sarabun New"/>
-                <w:b/>
-                <w:sz w:val="28"/>
-                <w:szCs w:val="28"/>
-                <w:bCs/>
-              </w:rPr>
-              <w:t>ใครรันตามเอกสารจะสรุปว่ารายงานไม่จริง</w:t>
-            </w:r>
-          </w:p>
-        </w:tc>
-        <w:tc>
-          <w:tcPr>
-            <w:tcW w:type="dxa" w:w="3010"/>
-          </w:tcPr>
-          <w:p>
-            <w:r/>
-            <w:r>
-              <w:rPr>
-                <w:rFonts w:ascii="TH Sarabun New" w:hAnsi="TH Sarabun New" w:cs="TH Sarabun New"/>
-                <w:b w:val="0"/>
-                <w:sz w:val="28"/>
-                <w:szCs w:val="28"/>
-              </w:rPr>
-              <w:t>ทำให้ค่าเริ่มต้นของโปรแกรมตรงกับที่ส่งมอบ</w:t>
-            </w:r>
-          </w:p>
-        </w:tc>
-      </w:tr>
-      <w:tr>
-        <w:tc>
-          <w:tcPr>
-            <w:tcW w:type="dxa" w:w="3010"/>
-          </w:tcPr>
-          <w:p>
-            <w:r/>
-            <w:r>
-              <w:rPr>
-                <w:rFonts w:ascii="TH Sarabun New" w:hAnsi="TH Sarabun New" w:cs="TH Sarabun New"/>
-                <w:b/>
-                <w:sz w:val="28"/>
-                <w:szCs w:val="28"/>
-                <w:bCs/>
-              </w:rPr>
-              <w:t>เอกสารเก่าที่ตัวเลขผิดยังถูกอ่านอยู่</w:t>
-            </w:r>
-          </w:p>
-        </w:tc>
-        <w:tc>
-          <w:tcPr>
-            <w:tcW w:type="dxa" w:w="3010"/>
-          </w:tcPr>
-          <w:p>
-            <w:r/>
-            <w:r>
-              <w:rPr>
-                <w:rFonts w:ascii="TH Sarabun New" w:hAnsi="TH Sarabun New" w:cs="TH Sarabun New"/>
-                <w:b w:val="0"/>
-                <w:sz w:val="28"/>
-                <w:szCs w:val="28"/>
-              </w:rPr>
-              <w:t xml:space="preserve">ฉบับอันตรายที่สุดจ่าหน้าว่า "สำหรับทีมพัฒนาส่วนหน้าอ่าน" แต่ระบุถุงมือ 100% </w:t>
-            </w:r>
-            <w:r>
-              <w:rPr>
-                <w:rFonts w:ascii="TH Sarabun New" w:hAnsi="TH Sarabun New" w:cs="TH Sarabun New"/>
-                <w:b/>
-                <w:sz w:val="28"/>
-                <w:szCs w:val="28"/>
-                <w:bCs/>
-              </w:rPr>
-              <w:t>ผิดทุกตัว</w:t>
-            </w:r>
-          </w:p>
-        </w:tc>
-        <w:tc>
-          <w:tcPr>
-            <w:tcW w:type="dxa" w:w="3010"/>
-          </w:tcPr>
-          <w:p>
-            <w:r/>
-            <w:r>
-              <w:rPr>
-                <w:rFonts w:ascii="TH Sarabun New" w:hAnsi="TH Sarabun New" w:cs="TH Sarabun New"/>
-                <w:b w:val="0"/>
-                <w:sz w:val="28"/>
-                <w:szCs w:val="28"/>
-              </w:rPr>
-              <w:t>ติดป้ายเตือนหัวไฟล์ทุกฉบับ พร้อมชี้ว่าให้อ่านไฟล์ไหนแทน</w:t>
-            </w:r>
-          </w:p>
-        </w:tc>
-      </w:tr>
-    </w:tbl>
-    <w:p/>
-    <w:p>
-      <w:r>
-        <w:rPr>
-          <w:rFonts w:ascii="TH Sarabun New" w:hAnsi="TH Sarabun New" w:cs="TH Sarabun New"/>
-          <w:b/>
-          <w:sz w:val="32"/>
-          <w:szCs w:val="32"/>
-          <w:bCs/>
-        </w:rPr>
-        <w:t>บทเรียนร่วม:</w:t>
-      </w:r>
-      <w:r>
-        <w:rPr>
-          <w:rFonts w:ascii="TH Sarabun New" w:hAnsi="TH Sarabun New" w:cs="TH Sarabun New"/>
-          <w:b w:val="0"/>
-          <w:sz w:val="32"/>
-          <w:szCs w:val="32"/>
-        </w:rPr>
-        <w:t xml:space="preserve"> เอกสารที่ตัวเลขล้าสมัย </w:t>
-      </w:r>
-      <w:r>
-        <w:rPr>
-          <w:rFonts w:ascii="TH Sarabun New" w:hAnsi="TH Sarabun New" w:cs="TH Sarabun New"/>
-          <w:b/>
-          <w:sz w:val="32"/>
-          <w:szCs w:val="32"/>
-          <w:bCs/>
-        </w:rPr>
-        <w:t>อันตรายกว่าไม่มีเอกสารเลย</w:t>
-      </w:r>
-      <w:r>
-        <w:rPr>
-          <w:rFonts w:ascii="TH Sarabun New" w:hAnsi="TH Sarabun New" w:cs="TH Sarabun New"/>
-          <w:b w:val="0"/>
-          <w:sz w:val="32"/>
-          <w:szCs w:val="32"/>
-        </w:rPr>
-        <w:t xml:space="preserve"> เพราะคนอ่านจะเชื่อ</w:t>
-      </w:r>
-    </w:p>
-    <w:p>
-      <w:r>
-        <w:rPr>
-          <w:rFonts w:ascii="TH Sarabun New" w:hAnsi="TH Sarabun New" w:cs="TH Sarabun New"/>
-          <w:b w:val="0"/>
-          <w:sz w:val="32"/>
-          <w:szCs w:val="32"/>
-        </w:rPr>
-        <w:t xml:space="preserve">และ "ทำซ้ำได้" ต้องแปลว่า </w:t>
-      </w:r>
-      <w:r>
-        <w:rPr>
-          <w:rFonts w:ascii="TH Sarabun New" w:hAnsi="TH Sarabun New" w:cs="TH Sarabun New"/>
-          <w:b/>
-          <w:sz w:val="32"/>
-          <w:szCs w:val="32"/>
-          <w:bCs/>
-        </w:rPr>
-        <w:t>รันคำสั่งในเอกสารแล้วได้เลขในเอกสาร</w:t>
-      </w:r>
-    </w:p>
-    <w:p/>
-    <w:p>
-      <w:r>
-        <w:rPr>
-          <w:rFonts w:ascii="TH Sarabun New" w:hAnsi="TH Sarabun New" w:cs="TH Sarabun New"/>
-          <w:b/>
-          <w:sz w:val="34"/>
-          <w:szCs w:val="34"/>
-          <w:bCs/>
-        </w:rPr>
-        <w:t>8.7.1 ภาพหลักฐานไม่ตรงกับเหตุการณ์ที่แจ้ง</w:t>
+        <w:t>8.4 ข้อจำกัดของเครื่องมือรอบตัว</w:t>
       </w:r>
     </w:p>
     <w:p/>
@@ -9943,7 +4460,7 @@
           <w:szCs w:val="32"/>
           <w:bCs/>
         </w:rPr>
-        <w:t>อาการ:</w:t>
+        <w:t>โหมดส่งวิดีโอทำให้ระบบให้บริการแบบจำลองหยุดทำงาน</w:t>
       </w:r>
       <w:r>
         <w:rPr>
@@ -9952,7 +4469,7 @@
           <w:sz w:val="32"/>
           <w:szCs w:val="32"/>
         </w:rPr>
-        <w:t xml:space="preserve"> ทีมส่วนหน้าเปิดดูภาพหลักฐานของเหตุเกือบเกิดอุบัติเหตุแล้วทักว่า</w:t>
+        <w:t xml:space="preserve"> — แผนเดิมคือส่งคลิปวิดีโอให้ดูโดยตรง</w:t>
       </w:r>
     </w:p>
     <w:p>
@@ -9963,7 +4480,7 @@
           <w:sz w:val="32"/>
           <w:szCs w:val="32"/>
         </w:rPr>
-        <w:t>"ในภาพไม่เห็นมีอะไรใกล้เคียงกับที่แจ้งเตือนเลย" ซึ่งตรวจแล้วพบว่า</w:t>
+        <w:t xml:space="preserve">แต่ใช้จริงแล้วระบบล่มและต้องเริ่มใหม่ทั้งหมด จึงเปลี่ยนมา </w:t>
       </w:r>
       <w:r>
         <w:rPr>
@@ -9973,7 +4490,29 @@
           <w:szCs w:val="32"/>
           <w:bCs/>
         </w:rPr>
-        <w:t>จริง</w:t>
+        <w:t>ป้อนภาพนิ่ง 2 เฟรมติดกัน</w:t>
+      </w:r>
+    </w:p>
+    <w:p>
+      <w:r>
+        <w:rPr>
+          <w:rFonts w:ascii="TH Sarabun New" w:hAnsi="TH Sarabun New" w:cs="TH Sarabun New"/>
+          <w:b w:val="0"/>
+          <w:sz w:val="32"/>
+          <w:szCs w:val="32"/>
+        </w:rPr>
+        <w:t>(วินาที t และ t+1) ซึ่งยังเห็นการเปลี่ยนแปลงระหว่างสองวินาทีได้ และเสถียรพอรันได้ตลอดคลิป</w:t>
+      </w:r>
+    </w:p>
+    <w:p>
+      <w:r>
+        <w:rPr>
+          <w:rFonts w:ascii="TH Sarabun New" w:hAnsi="TH Sarabun New" w:cs="TH Sarabun New"/>
+          <w:b w:val="0"/>
+          <w:sz w:val="32"/>
+          <w:szCs w:val="32"/>
+        </w:rPr>
+        <w:t>สิ่งที่แลกไปคือไม่เห็นบริบทยาว ซึ่งน่าจะเป็นสาเหตุหนึ่งที่ยังแยก "หยิบออก" กับ "วางลง" ไม่ได้</w:t>
       </w:r>
     </w:p>
     <w:p/>
@@ -9986,7 +4525,7 @@
           <w:szCs w:val="32"/>
           <w:bCs/>
         </w:rPr>
-        <w:t>สาเหตุ:</w:t>
+        <w:t>คำตอบไม่คงที่แม้สั่งไม่ให้สุ่ม</w:t>
       </w:r>
       <w:r>
         <w:rPr>
@@ -9995,17 +4534,7 @@
           <w:sz w:val="32"/>
           <w:szCs w:val="32"/>
         </w:rPr>
-        <w:t xml:space="preserve"> โปรแกรมเลือกภาพหลักฐานโดยใช้ </w:t>
-      </w:r>
-      <w:r>
-        <w:rPr>
-          <w:rFonts w:ascii="TH Sarabun New" w:hAnsi="TH Sarabun New" w:cs="TH Sarabun New"/>
-          <w:b/>
-          <w:sz w:val="32"/>
-          <w:szCs w:val="32"/>
-          <w:bCs/>
-        </w:rPr>
-        <w:t>"เฟรมแรกของช่วงเหตุการณ์" เสมอ ทั้ง 11 เหตุการณ์</w:t>
+        <w:t xml:space="preserve"> — เกิดจากระบบให้บริการรวบคำขอที่เข้ามาพร้อมกันเป็นกลุ่ม</w:t>
       </w:r>
     </w:p>
     <w:p>
@@ -10016,74 +4545,7 @@
           <w:sz w:val="32"/>
           <w:szCs w:val="32"/>
         </w:rPr>
-        <w:t>โดยไม่เคยตรวจว่าเฟรมนั้นเห็นเหตุจริงหรือไม่</w:t>
-      </w:r>
-    </w:p>
-    <w:p/>
-    <w:p>
-      <w:pPr>
-        <w:pStyle w:val="ListBullet"/>
-      </w:pPr>
-      <w:r>
-        <w:rPr>
-          <w:rFonts w:ascii="TH Sarabun New" w:hAnsi="TH Sarabun New" w:cs="TH Sarabun New"/>
-          <w:b w:val="0"/>
-          <w:sz w:val="32"/>
-          <w:szCs w:val="32"/>
-        </w:rPr>
-        <w:t xml:space="preserve">ใช้ได้กับเหตุแบบ </w:t>
-      </w:r>
-      <w:r>
-        <w:rPr>
-          <w:rFonts w:ascii="TH Sarabun New" w:hAnsi="TH Sarabun New" w:cs="TH Sarabun New"/>
-          <w:b/>
-          <w:sz w:val="32"/>
-          <w:szCs w:val="32"/>
-          <w:bCs/>
-        </w:rPr>
-        <w:t>"สถานะ"</w:t>
-      </w:r>
-      <w:r>
-        <w:rPr>
-          <w:rFonts w:ascii="TH Sarabun New" w:hAnsi="TH Sarabun New" w:cs="TH Sarabun New"/>
-          <w:b w:val="0"/>
-          <w:sz w:val="32"/>
-          <w:szCs w:val="32"/>
-        </w:rPr>
-        <w:t xml:space="preserve"> (ไม่สวมหมวก = เห็นได้ทุกเฟรมตลอดช่วง) → 9 จาก 11 เหตุการณ์จึงไม่มีปัญหา</w:t>
-      </w:r>
-    </w:p>
-    <w:p>
-      <w:pPr>
-        <w:pStyle w:val="ListBullet"/>
-      </w:pPr>
-      <w:r>
-        <w:rPr>
-          <w:rFonts w:ascii="TH Sarabun New" w:hAnsi="TH Sarabun New" w:cs="TH Sarabun New"/>
-          <w:b w:val="0"/>
-          <w:sz w:val="32"/>
-          <w:szCs w:val="32"/>
-        </w:rPr>
-        <w:t xml:space="preserve">ใช้ไม่ได้กับเหตุแบบ </w:t>
-      </w:r>
-      <w:r>
-        <w:rPr>
-          <w:rFonts w:ascii="TH Sarabun New" w:hAnsi="TH Sarabun New" w:cs="TH Sarabun New"/>
-          <w:b/>
-          <w:sz w:val="32"/>
-          <w:szCs w:val="32"/>
-          <w:bCs/>
-        </w:rPr>
-        <w:t>"การกระทำ"</w:t>
-      </w:r>
-      <w:r>
-        <w:rPr>
-          <w:rFonts w:ascii="TH Sarabun New" w:hAnsi="TH Sarabun New" w:cs="TH Sarabun New"/>
-          <w:b w:val="0"/>
-          <w:sz w:val="32"/>
-          <w:szCs w:val="32"/>
-        </w:rPr>
-        <w:t xml:space="preserve"> ที่เกิดเป็นจังหวะกลางช่วง → เหตุเกือบเกิดอุบัติเหตุ</w:t>
+        <w:t>ทำให้ลำดับการคำนวณต่างกันเล็กน้อยในแต่ละครั้ง (เอกสารอ้างอิง [6])</w:t>
       </w:r>
     </w:p>
     <w:p>
@@ -10094,7 +4556,26 @@
           <w:sz w:val="32"/>
           <w:szCs w:val="32"/>
         </w:rPr>
-        <w:t>ชี้ไปที่เฟรมเริ่มช่วง (02:45) ซึ่งทั้งสองคนกำลังยืนอยู่ที่ลัง ไม่มีมือใกล้เครื่องเลย</w:t>
+        <w:t xml:space="preserve">เมื่อแยกวัดทีละชั้นพบว่า </w:t>
+      </w:r>
+      <w:r>
+        <w:rPr>
+          <w:rFonts w:ascii="TH Sarabun New" w:hAnsi="TH Sarabun New" w:cs="TH Sarabun New"/>
+          <w:b/>
+          <w:sz w:val="32"/>
+          <w:szCs w:val="32"/>
+          <w:bCs/>
+        </w:rPr>
+        <w:t>ชั้นที่ตอบสั้นคงที่ 12/12</w:t>
+      </w:r>
+      <w:r>
+        <w:rPr>
+          <w:rFonts w:ascii="TH Sarabun New" w:hAnsi="TH Sarabun New" w:cs="TH Sarabun New"/>
+          <w:b w:val="0"/>
+          <w:sz w:val="32"/>
+          <w:szCs w:val="32"/>
+        </w:rPr>
+        <w:t xml:space="preserve"> ผลนี้จึงกลายเป็นหลักฐานรองรับ</w:t>
       </w:r>
     </w:p>
     <w:p>
@@ -10105,17 +4586,7 @@
           <w:sz w:val="32"/>
           <w:szCs w:val="32"/>
         </w:rPr>
-        <w:t xml:space="preserve">ทั้งที่เฉลยระบุว่าเหตุจริงอยู่ที่ </w:t>
-      </w:r>
-      <w:r>
-        <w:rPr>
-          <w:rFonts w:ascii="TH Sarabun New" w:hAnsi="TH Sarabun New" w:cs="TH Sarabun New"/>
-          <w:b/>
-          <w:sz w:val="32"/>
-          <w:szCs w:val="32"/>
-          <w:bCs/>
-        </w:rPr>
-        <w:t>02:55</w:t>
+        <w:t>การออกแบบระบบ 2 ชั้นตั้งแต่ต้น</w:t>
       </w:r>
     </w:p>
     <w:p/>
@@ -10128,7 +4599,7 @@
           <w:szCs w:val="32"/>
           <w:bCs/>
         </w:rPr>
-        <w:t>ความร้ายแรง:</w:t>
+        <w:t>เครื่องเช่าตั้งค่าเริ่มต้นชี้ไปแบบจำลองตัวอื่น</w:t>
       </w:r>
       <w:r>
         <w:rPr>
@@ -10137,28 +4608,7 @@
           <w:sz w:val="32"/>
           <w:szCs w:val="32"/>
         </w:rPr>
-        <w:t xml:space="preserve"> เหตุการณ์นี้คือสิ่งที่รายงานยกเป็นผลงานเด่นที่สุด</w:t>
-      </w:r>
-    </w:p>
-    <w:p>
-      <w:r>
-        <w:rPr>
-          <w:rFonts w:ascii="TH Sarabun New" w:hAnsi="TH Sarabun New" w:cs="TH Sarabun New"/>
-          <w:b/>
-          <w:sz w:val="32"/>
-          <w:szCs w:val="32"/>
-          <w:bCs/>
-        </w:rPr>
-        <w:t>ถ้ากรรมการคลิกดูภาพหลักฐานตอนสาธิต จะเห็นภาพที่ไม่มีอะไร</w:t>
-      </w:r>
-      <w:r>
-        <w:rPr>
-          <w:rFonts w:ascii="TH Sarabun New" w:hAnsi="TH Sarabun New" w:cs="TH Sarabun New"/>
-          <w:b w:val="0"/>
-          <w:sz w:val="32"/>
-          <w:szCs w:val="32"/>
-        </w:rPr>
-        <w:t xml:space="preserve"> และข้อสรุปทั้งหมดจะถูกตั้งคำถามทันที</w:t>
+        <w:t xml:space="preserve"> — เสี่ยงต่อการวัดผิดแบบจำลองโดยไม่มีสัญญาณเตือน</w:t>
       </w:r>
     </w:p>
     <w:p>
@@ -10169,182 +4619,7 @@
           <w:sz w:val="32"/>
           <w:szCs w:val="32"/>
         </w:rPr>
-        <w:t>ทั้งที่</w:t>
-      </w:r>
-      <w:r>
-        <w:rPr>
-          <w:rFonts w:ascii="TH Sarabun New" w:hAnsi="TH Sarabun New" w:cs="TH Sarabun New"/>
-          <w:b/>
-          <w:sz w:val="32"/>
-          <w:szCs w:val="32"/>
-          <w:bCs/>
-        </w:rPr>
-        <w:t>ระบบตรวจถูกจริง</w:t>
-      </w:r>
-      <w:r>
-        <w:rPr>
-          <w:rFonts w:ascii="TH Sarabun New" w:hAnsi="TH Sarabun New" w:cs="TH Sarabun New"/>
-          <w:b w:val="0"/>
-          <w:sz w:val="32"/>
-          <w:szCs w:val="32"/>
-        </w:rPr>
-        <w:t xml:space="preserve"> — ปัญหาอยู่ที่การเลือกภาพมาแสดงเท่านั้น</w:t>
-      </w:r>
-    </w:p>
-    <w:p/>
-    <w:p>
-      <w:r>
-        <w:rPr>
-          <w:rFonts w:ascii="TH Sarabun New" w:hAnsi="TH Sarabun New" w:cs="TH Sarabun New"/>
-          <w:b/>
-          <w:sz w:val="32"/>
-          <w:szCs w:val="32"/>
-          <w:bCs/>
-        </w:rPr>
-        <w:t>วิธีแก้:</w:t>
-      </w:r>
-      <w:r>
-        <w:rPr>
-          <w:rFonts w:ascii="TH Sarabun New" w:hAnsi="TH Sarabun New" w:cs="TH Sarabun New"/>
-          <w:b w:val="0"/>
-          <w:sz w:val="32"/>
-          <w:szCs w:val="32"/>
-        </w:rPr>
-        <w:t xml:space="preserve"> แยกการเลือกภาพหลักฐานออกมาเป็นส่วนของตัวเอง พร้อมรายการที่</w:t>
-      </w:r>
-      <w:r>
-        <w:rPr>
-          <w:rFonts w:ascii="TH Sarabun New" w:hAnsi="TH Sarabun New" w:cs="TH Sarabun New"/>
-          <w:b/>
-          <w:sz w:val="32"/>
-          <w:szCs w:val="32"/>
-          <w:bCs/>
-        </w:rPr>
-        <w:t>เปิดภาพตรวจด้วยตายืนยันแล้ว</w:t>
-      </w:r>
-    </w:p>
-    <w:p>
-      <w:r>
-        <w:rPr>
-          <w:rFonts w:ascii="TH Sarabun New" w:hAnsi="TH Sarabun New" w:cs="TH Sarabun New"/>
-          <w:b w:val="0"/>
-          <w:sz w:val="32"/>
-          <w:szCs w:val="32"/>
-        </w:rPr>
-        <w:t>และบันทึกเหตุผลกำกับไว้ในไฟล์ผลลัพธ์ทุกจุดที่ทับค่าเริ่มต้น (แก้ 2 จาก 11 เหตุการณ์)</w:t>
-      </w:r>
-    </w:p>
-    <w:p>
-      <w:r>
-        <w:rPr>
-          <w:rFonts w:ascii="TH Sarabun New" w:hAnsi="TH Sarabun New" w:cs="TH Sarabun New"/>
-          <w:b w:val="0"/>
-          <w:sz w:val="32"/>
-          <w:szCs w:val="32"/>
-        </w:rPr>
-        <w:t>การแก้นี้</w:t>
-      </w:r>
-      <w:r>
-        <w:rPr>
-          <w:rFonts w:ascii="TH Sarabun New" w:hAnsi="TH Sarabun New" w:cs="TH Sarabun New"/>
-          <w:b/>
-          <w:sz w:val="32"/>
-          <w:szCs w:val="32"/>
-          <w:bCs/>
-        </w:rPr>
-        <w:t>ไม่แตะเวลา ช่วง ระดับความรุนแรง หรือการจับคู่กฎ</w:t>
-      </w:r>
-      <w:r>
-        <w:rPr>
-          <w:rFonts w:ascii="TH Sarabun New" w:hAnsi="TH Sarabun New" w:cs="TH Sarabun New"/>
-          <w:b w:val="0"/>
-          <w:sz w:val="32"/>
-          <w:szCs w:val="32"/>
-        </w:rPr>
-        <w:t xml:space="preserve"> จึงไม่กระทบตัวเลขความแม่นยำใด ๆ</w:t>
-      </w:r>
-    </w:p>
-    <w:p/>
-    <w:p>
-      <w:r>
-        <w:rPr>
-          <w:rFonts w:ascii="TH Sarabun New" w:hAnsi="TH Sarabun New" w:cs="TH Sarabun New"/>
-          <w:b/>
-          <w:sz w:val="32"/>
-          <w:szCs w:val="32"/>
-          <w:bCs/>
-        </w:rPr>
-        <w:t>บทเรียน:</w:t>
-      </w:r>
-      <w:r>
-        <w:rPr>
-          <w:rFonts w:ascii="TH Sarabun New" w:hAnsi="TH Sarabun New" w:cs="TH Sarabun New"/>
-          <w:b w:val="0"/>
-          <w:sz w:val="32"/>
-          <w:szCs w:val="32"/>
-        </w:rPr>
-        <w:t xml:space="preserve"> ระบบที่ตัวเลขถูกต้องทั้งหมด </w:t>
-      </w:r>
-      <w:r>
-        <w:rPr>
-          <w:rFonts w:ascii="TH Sarabun New" w:hAnsi="TH Sarabun New" w:cs="TH Sarabun New"/>
-          <w:b/>
-          <w:sz w:val="32"/>
-          <w:szCs w:val="32"/>
-          <w:bCs/>
-        </w:rPr>
-        <w:t>ยังพังได้ที่ชั้นการนำเสนอ</w:t>
-      </w:r>
-    </w:p>
-    <w:p>
-      <w:r>
-        <w:rPr>
-          <w:rFonts w:ascii="TH Sarabun New" w:hAnsi="TH Sarabun New" w:cs="TH Sarabun New"/>
-          <w:b w:val="0"/>
-          <w:sz w:val="32"/>
-          <w:szCs w:val="32"/>
-        </w:rPr>
-        <w:t xml:space="preserve">และข้อบกพร่องแบบนี้ </w:t>
-      </w:r>
-      <w:r>
-        <w:rPr>
-          <w:rFonts w:ascii="TH Sarabun New" w:hAnsi="TH Sarabun New" w:cs="TH Sarabun New"/>
-          <w:b/>
-          <w:sz w:val="32"/>
-          <w:szCs w:val="32"/>
-          <w:bCs/>
-        </w:rPr>
-        <w:t>การวัดผลจับไม่ได้เลย</w:t>
-      </w:r>
-      <w:r>
-        <w:rPr>
-          <w:rFonts w:ascii="TH Sarabun New" w:hAnsi="TH Sarabun New" w:cs="TH Sarabun New"/>
-          <w:b w:val="0"/>
-          <w:sz w:val="32"/>
-          <w:szCs w:val="32"/>
-        </w:rPr>
-        <w:t xml:space="preserve"> เพราะการวัดดูแค่ว่า "แจ้งตรงเวลาไหม"</w:t>
-      </w:r>
-    </w:p>
-    <w:p>
-      <w:r>
-        <w:rPr>
-          <w:rFonts w:ascii="TH Sarabun New" w:hAnsi="TH Sarabun New" w:cs="TH Sarabun New"/>
-          <w:b w:val="0"/>
-          <w:sz w:val="32"/>
-          <w:szCs w:val="32"/>
-        </w:rPr>
-        <w:t xml:space="preserve">ไม่ได้ดูว่า "ภาพที่เอาไปโชว์เห็นเหตุไหม" — </w:t>
-      </w:r>
-      <w:r>
-        <w:rPr>
-          <w:rFonts w:ascii="TH Sarabun New" w:hAnsi="TH Sarabun New" w:cs="TH Sarabun New"/>
-          <w:b/>
-          <w:sz w:val="32"/>
-          <w:szCs w:val="32"/>
-          <w:bCs/>
-        </w:rPr>
-        <w:t>พบได้เพราะมีคนเปิดดูของจริงเท่านั้น</w:t>
+        <w:t>จึงเพิ่มขั้นตอนตรวจสอบก่อนวัดทุกครั้งว่าเครื่องให้บริการแบบจำลองตัวที่ตั้งใจจริง ถ้าไม่ตรงจะหยุดทันที</w:t>
       </w:r>
     </w:p>
     <w:p/>
@@ -10357,7 +4632,7 @@
           <w:szCs w:val="36"/>
           <w:bCs/>
         </w:rPr>
-        <w:t>8.8 ข้อจำกัดด้านทรัพยากร</w:t>
+        <w:t>8.5 ข้อจำกัดด้านทรัพยากรและการประเมินผล</w:t>
       </w:r>
     </w:p>
     <w:p/>
@@ -10410,7 +4685,7 @@
                 <w:sz w:val="28"/>
                 <w:szCs w:val="28"/>
               </w:rPr>
-              <w:t>ผลกระทบ</w:t>
+              <w:t>ผลกระทบและการรับมือ</w:t>
             </w:r>
           </w:p>
         </w:tc>
@@ -10443,21 +4718,21 @@
             <w:r>
               <w:rPr>
                 <w:rFonts w:ascii="TH Sarabun New" w:hAnsi="TH Sarabun New" w:cs="TH Sarabun New"/>
-                <w:b w:val="0"/>
-                <w:sz w:val="28"/>
-                <w:szCs w:val="28"/>
-              </w:rPr>
-              <w:t xml:space="preserve">ตรวจสอบข้ามสถานการณ์ไม่ได้ — </w:t>
-            </w:r>
-            <w:r>
-              <w:rPr>
-                <w:rFonts w:ascii="TH Sarabun New" w:hAnsi="TH Sarabun New" w:cs="TH Sarabun New"/>
                 <w:b/>
                 <w:sz w:val="28"/>
                 <w:szCs w:val="28"/>
                 <w:bCs/>
               </w:rPr>
               <w:t>ข้อจำกัดที่ใหญ่ที่สุด</w:t>
+            </w:r>
+            <w:r>
+              <w:rPr>
+                <w:rFonts w:ascii="TH Sarabun New" w:hAnsi="TH Sarabun New" w:cs="TH Sarabun New"/>
+                <w:b w:val="0"/>
+                <w:sz w:val="28"/>
+                <w:szCs w:val="28"/>
+              </w:rPr>
+              <w:t xml:space="preserve"> — ยังตรวจสอบข้ามสถานการณ์ไม่ได้ · ระบุไว้เป็นข้อจำกัดของผลการทดสอบ และเป็นงานลำดับแรกในบทที่ 9</w:t>
             </w:r>
           </w:p>
         </w:tc>
@@ -10472,12 +4747,11 @@
             <w:r>
               <w:rPr>
                 <w:rFonts w:ascii="TH Sarabun New" w:hAnsi="TH Sarabun New" w:cs="TH Sarabun New"/>
-                <w:b/>
+                <w:b w:val="0"/>
                 <w:sz w:val="28"/>
                 <w:szCs w:val="28"/>
-                <w:bCs/>
               </w:rPr>
-              <w:t>ไม่มีข้อมูลติดป้ายกำกับ</w:t>
+              <w:t>ไม่มีชุดข้อมูลติดป้ายกำกับ</w:t>
             </w:r>
           </w:p>
         </w:tc>
@@ -10494,7 +4768,17 @@
                 <w:sz w:val="28"/>
                 <w:szCs w:val="28"/>
               </w:rPr>
-              <w:t>ใช้ระบบตรวจจับที่ต้องเทรนไม่ได้ จึงเลือกทางไม่เทรน</w:t>
+              <w:t xml:space="preserve">ใช้ระบบตรวจจับที่ต้องเทรนไม่ได้ — </w:t>
+            </w:r>
+            <w:r>
+              <w:rPr>
+                <w:rFonts w:ascii="TH Sarabun New" w:hAnsi="TH Sarabun New" w:cs="TH Sarabun New"/>
+                <w:b/>
+                <w:sz w:val="28"/>
+                <w:szCs w:val="28"/>
+                <w:bCs/>
+              </w:rPr>
+              <w:t>กลายเป็นเหตุผลที่เลือกแนวทางไม่เทรน ซึ่งเป็นจุดเด่นของงานนี้</w:t>
             </w:r>
           </w:p>
         </w:tc>
@@ -10509,10 +4793,9 @@
             <w:r>
               <w:rPr>
                 <w:rFonts w:ascii="TH Sarabun New" w:hAnsi="TH Sarabun New" w:cs="TH Sarabun New"/>
-                <w:b/>
+                <w:b w:val="0"/>
                 <w:sz w:val="28"/>
                 <w:szCs w:val="28"/>
-                <w:bCs/>
               </w:rPr>
               <w:t>ไม่มีการ์ดจอของตัวเอง</w:t>
             </w:r>
@@ -10531,7 +4814,7 @@
                 <w:sz w:val="28"/>
                 <w:szCs w:val="28"/>
               </w:rPr>
-              <w:t>ต้องเช่ารายชั่วโมง ต้องวางแผนวัดให้ครบรอบเดียว</w:t>
+              <w:t>เช่ารายชั่วโมง จึงต้องวางแผนวัดให้ครบในรอบเดียว</w:t>
             </w:r>
           </w:p>
         </w:tc>
@@ -10546,10 +4829,9 @@
             <w:r>
               <w:rPr>
                 <w:rFonts w:ascii="TH Sarabun New" w:hAnsi="TH Sarabun New" w:cs="TH Sarabun New"/>
-                <w:b/>
+                <w:b w:val="0"/>
                 <w:sz w:val="28"/>
                 <w:szCs w:val="28"/>
-                <w:bCs/>
               </w:rPr>
               <w:t>การทำเฉลยใช้เวลามาก</w:t>
             </w:r>
@@ -10564,21 +4846,21 @@
             <w:r>
               <w:rPr>
                 <w:rFonts w:ascii="TH Sarabun New" w:hAnsi="TH Sarabun New" w:cs="TH Sarabun New"/>
-                <w:b w:val="0"/>
-                <w:sz w:val="28"/>
-                <w:szCs w:val="28"/>
-              </w:rPr>
-              <w:t xml:space="preserve">ต้องเปิดภาพดูทีละเฟรม — </w:t>
-            </w:r>
-            <w:r>
-              <w:rPr>
-                <w:rFonts w:ascii="TH Sarabun New" w:hAnsi="TH Sarabun New" w:cs="TH Sarabun New"/>
                 <w:b/>
                 <w:sz w:val="28"/>
                 <w:szCs w:val="28"/>
                 <w:bCs/>
               </w:rPr>
               <w:t>คอขวดคือคนตรวจ ไม่ใช่การ์ดจอ</w:t>
+            </w:r>
+            <w:r>
+              <w:rPr>
+                <w:rFonts w:ascii="TH Sarabun New" w:hAnsi="TH Sarabun New" w:cs="TH Sarabun New"/>
+                <w:b w:val="0"/>
+                <w:sz w:val="28"/>
+                <w:szCs w:val="28"/>
+              </w:rPr>
+              <w:t xml:space="preserve"> — ให้แบบจำลองตอบครบ 220 เฟรมใช้เวลาราว 2 นาที แต่การทำเฉลยต้องใช้คนไล่ดู 1,320 การตัดสิน · จึงเลือกตรวจทุก 3 วินาที (74 จุด) ซึ่งเพียงพอเพราะทุกช่วงละเมิดยาวเกิน 6 วินาที ไม่มีเหตุใดหลุดจากการสุ่มตรวจ</w:t>
             </w:r>
           </w:p>
         </w:tc>
@@ -10589,11 +4871,21 @@
       <w:r>
         <w:rPr>
           <w:rFonts w:ascii="TH Sarabun New" w:hAnsi="TH Sarabun New" w:cs="TH Sarabun New"/>
+          <w:b/>
+          <w:sz w:val="32"/>
+          <w:szCs w:val="32"/>
+          <w:bCs/>
+        </w:rPr>
+        <w:t>การควบคุมคุณภาพของการวัดผล:</w:t>
+      </w:r>
+      <w:r>
+        <w:rPr>
+          <w:rFonts w:ascii="TH Sarabun New" w:hAnsi="TH Sarabun New" w:cs="TH Sarabun New"/>
           <w:b w:val="0"/>
           <w:sz w:val="32"/>
           <w:szCs w:val="32"/>
         </w:rPr>
-        <w:t>ให้แบบจำลองตอบครบ 220 เฟรมใช้เวลา ~2 นาที แต่การทำเฉลยให้ครบต้องใช้คนไล่ดู</w:t>
+        <w:t xml:space="preserve"> ระหว่างพัฒนาพบว่าเฉลยชุดแรกมีจุดที่ระบุไม่ถูกต้อง</w:t>
       </w:r>
     </w:p>
     <w:p>
@@ -10604,36 +4896,7 @@
           <w:sz w:val="32"/>
           <w:szCs w:val="32"/>
         </w:rPr>
-        <w:t xml:space="preserve">220 เฟรม × 3 รายการ × 2 คน = </w:t>
-      </w:r>
-      <w:r>
-        <w:rPr>
-          <w:rFonts w:ascii="TH Sarabun New" w:hAnsi="TH Sarabun New" w:cs="TH Sarabun New"/>
-          <w:b/>
-          <w:sz w:val="32"/>
-          <w:szCs w:val="32"/>
-          <w:bCs/>
-        </w:rPr>
-        <w:t>1,320 การตัดสิน</w:t>
-      </w:r>
-      <w:r>
-        <w:rPr>
-          <w:rFonts w:ascii="TH Sarabun New" w:hAnsi="TH Sarabun New" w:cs="TH Sarabun New"/>
-          <w:b w:val="0"/>
-          <w:sz w:val="32"/>
-          <w:szCs w:val="32"/>
-        </w:rPr>
-        <w:t xml:space="preserve"> → </w:t>
-      </w:r>
-      <w:r>
-        <w:rPr>
-          <w:rFonts w:ascii="TH Sarabun New" w:hAnsi="TH Sarabun New" w:cs="TH Sarabun New"/>
-          <w:b/>
-          <w:sz w:val="32"/>
-          <w:szCs w:val="32"/>
-          <w:bCs/>
-        </w:rPr>
-        <w:t>เพิ่มการ์ดจอไม่ช่วยให้ประเมินผลเร็วขึ้น</w:t>
+        <w:t>จึงไล่ตรวจใหม่ทีละเฟรมจนได้เฉลยที่ใช้ในรายงานนี้ โดย **บันทึกทุกจุดที่แก้ไว้ว่าแก้จากอะไร</w:t>
       </w:r>
     </w:p>
     <w:p>
@@ -10644,7 +4907,18 @@
           <w:sz w:val="32"/>
           <w:szCs w:val="32"/>
         </w:rPr>
-        <w:t>ทรัพยากรที่ควรลงคือเก็บวิดีโอชุดที่สอง ซึ่งแก้ข้อจำกัดที่ใหญ่กว่า และไม่ต้องใช้การ์ดจอในการเก็บ</w:t>
+        <w:t>เป็นอะไร ด้วยเหตุผลใด** และตัวเลขทั้งหมดในรายงานวัดจากเฉลยฉบับที่ตรวจแล้วเท่านั้น</w:t>
+      </w:r>
+    </w:p>
+    <w:p>
+      <w:r>
+        <w:rPr>
+          <w:rFonts w:ascii="TH Sarabun New" w:hAnsi="TH Sarabun New" w:cs="TH Sarabun New"/>
+          <w:b w:val="0"/>
+          <w:sz w:val="32"/>
+          <w:szCs w:val="32"/>
+        </w:rPr>
+        <w:t>กระบวนการนี้ทำให้ตัวเลขที่รายงานเชื่อถือได้และตรวจสอบย้อนกลับได้ทุกจุด</w:t>
       </w:r>
     </w:p>
     <w:p/>

--- a/รายงาน_บทที่7-9_Line-Guard.docx
+++ b/รายงาน_บทที่7-9_Line-Guard.docx
@@ -407,9 +407,6 @@
         </w:rPr>
         <w:t>56 จุด</w:t>
       </w:r>
-    </w:p>
-    <w:p/>
-    <w:p>
       <w:r>
         <w:rPr>
           <w:rFonts w:ascii="TH Sarabun New" w:hAnsi="TH Sarabun New" w:cs="TH Sarabun New"/>
@@ -417,7 +414,17 @@
           <w:sz w:val="32"/>
           <w:szCs w:val="32"/>
         </w:rPr>
-        <w:t>เพื่อให้ตัวเลขเชื่อถือได้และตรวจสอบซ้ำได้ การวัดทั้งหมดยึดเกณฑ์ 4 ข้อ คือ</w:t>
+        <w:t xml:space="preserve"> · วัดบนเครื่อง </w:t>
+      </w:r>
+      <w:r>
+        <w:rPr>
+          <w:rFonts w:ascii="TH Sarabun New" w:hAnsi="TH Sarabun New" w:cs="TH Sarabun New"/>
+          <w:b/>
+          <w:sz w:val="32"/>
+          <w:szCs w:val="32"/>
+          <w:bCs/>
+        </w:rPr>
+        <w:t>RTX 4090 × 2</w:t>
       </w:r>
     </w:p>
     <w:p>
@@ -428,7 +435,7 @@
           <w:sz w:val="32"/>
           <w:szCs w:val="32"/>
         </w:rPr>
-        <w:t>วัดบนเครื่องเดียวกับที่แบบจำลองทำงาน (ไม่ให้เวลาส่งข้อมูลข้ามเครือข่ายกลบผลจริง) ·</w:t>
+        <w:t>โดยรันบนเครื่องเดียวกับที่แบบจำลองทำงาน ใช้ชุดคำสั่งตัวเดียวกับที่ระบบส่งจริง</w:t>
       </w:r>
     </w:p>
     <w:p>
@@ -439,22 +446,8 @@
           <w:sz w:val="32"/>
           <w:szCs w:val="32"/>
         </w:rPr>
-        <w:t>ตรวจก่อนวัดทุกครั้งว่าเครื่องให้บริการแบบจำลองตัวที่ตั้งใจ · ใช้ชุดคำสั่งตัวเดียวกับที่ระบบส่งจริง ·</w:t>
+        <w:t xml:space="preserve">และเก็บคำตอบดิบไว้ทุกเฟรม — </w:t>
       </w:r>
-    </w:p>
-    <w:p>
-      <w:r>
-        <w:rPr>
-          <w:rFonts w:ascii="TH Sarabun New" w:hAnsi="TH Sarabun New" w:cs="TH Sarabun New"/>
-          <w:b w:val="0"/>
-          <w:sz w:val="32"/>
-          <w:szCs w:val="32"/>
-        </w:rPr>
-        <w:t>และเก็บคำตอบดิบไว้ทุกเฟรมเพื่อให้ย้อนตรวจได้ว่าตัวเลขมาจากไหน</w:t>
-      </w:r>
-    </w:p>
-    <w:p/>
-    <w:p>
       <w:r>
         <w:rPr>
           <w:rFonts w:ascii="TH Sarabun New" w:hAnsi="TH Sarabun New" w:cs="TH Sarabun New"/>
@@ -463,67 +456,7 @@
           <w:szCs w:val="32"/>
           <w:bCs/>
         </w:rPr>
-        <w:t>เครื่องที่ใช้วัด:</w:t>
-      </w:r>
-      <w:r>
-        <w:rPr>
-          <w:rFonts w:ascii="TH Sarabun New" w:hAnsi="TH Sarabun New" w:cs="TH Sarabun New"/>
-          <w:b w:val="0"/>
-          <w:sz w:val="32"/>
-          <w:szCs w:val="32"/>
-        </w:rPr>
-        <w:t xml:space="preserve"> RTX 4090 × 2 · AMD EPYC 7282 (32 threads) · RAM 125 GB</w:t>
-      </w:r>
-    </w:p>
-    <w:p>
-      <w:r>
-        <w:rPr>
-          <w:rFonts w:ascii="TH Sarabun New" w:hAnsi="TH Sarabun New" w:cs="TH Sarabun New"/>
-          <w:b w:val="0"/>
-          <w:sz w:val="32"/>
-          <w:szCs w:val="32"/>
-        </w:rPr>
-        <w:t xml:space="preserve">· Python 3.12.13 / PyTorch 2.11.0+cu130 / CUDA 13.0 · vLLM 0.25.0 · </w:t>
-      </w:r>
-      <w:r>
-        <w:rPr>
-          <w:rFonts w:ascii="Courier New" w:hAnsi="Courier New" w:cs="Courier New"/>
-          <w:b w:val="0"/>
-          <w:sz w:val="28"/>
-          <w:szCs w:val="28"/>
-        </w:rPr>
-        <w:t>nvidia/Cosmos-Reason2-8B</w:t>
-      </w:r>
-      <w:r>
-        <w:rPr>
-          <w:rFonts w:ascii="TH Sarabun New" w:hAnsi="TH Sarabun New" w:cs="TH Sarabun New"/>
-          <w:b w:val="0"/>
-          <w:sz w:val="32"/>
-          <w:szCs w:val="32"/>
-        </w:rPr>
-        <w:t xml:space="preserve"> (BF16)</w:t>
-      </w:r>
-    </w:p>
-    <w:p/>
-    <w:p>
-      <w:r>
-        <w:rPr>
-          <w:rFonts w:ascii="TH Sarabun New" w:hAnsi="TH Sarabun New" w:cs="TH Sarabun New"/>
-          <w:b/>
-          <w:sz w:val="32"/>
-          <w:szCs w:val="32"/>
-          <w:bCs/>
-        </w:rPr>
-        <w:t>ผลทั้งหมดในบทนี้สร้างซ้ำได้ด้วยคำสั่งเดียว</w:t>
-      </w:r>
-      <w:r>
-        <w:rPr>
-          <w:rFonts w:ascii="TH Sarabun New" w:hAnsi="TH Sarabun New" w:cs="TH Sarabun New"/>
-          <w:b w:val="0"/>
-          <w:sz w:val="32"/>
-          <w:szCs w:val="32"/>
-        </w:rPr>
-        <w:t xml:space="preserve"> ซึ่งจะพิมพ์ตารางความแม่นยำออกมาตรงทุกตัว</w:t>
+        <w:t>ผลทั้งหมดสร้างซ้ำได้ด้วยคำสั่งเดียว</w:t>
       </w:r>
     </w:p>
     <w:p/>
@@ -537,18 +470,6 @@
           <w:bCs/>
         </w:rPr>
         <w:t>7.2 ผลการตรวจจับอุปกรณ์ป้องกัน</w:t>
-      </w:r>
-    </w:p>
-    <w:p/>
-    <w:p>
-      <w:r>
-        <w:rPr>
-          <w:rFonts w:ascii="TH Sarabun New" w:hAnsi="TH Sarabun New" w:cs="TH Sarabun New"/>
-          <w:b w:val="0"/>
-          <w:sz w:val="32"/>
-          <w:szCs w:val="32"/>
-        </w:rPr>
-        <w:t>หมวกและถุงมือตรวจจากภาพเต็ม 1080p · หน้ากากตรวจจากภาพศีรษะที่ขยาย 4 เท่าด้วย super-resolution</w:t>
       </w:r>
     </w:p>
     <w:p/>
@@ -942,9 +863,6 @@
     </w:tbl>
     <w:p/>
     <w:p>
-      <w:pPr>
-        <w:pStyle w:val="ListBullet"/>
-      </w:pPr>
       <w:r>
         <w:rPr>
           <w:rFonts w:ascii="TH Sarabun New" w:hAnsi="TH Sarabun New" w:cs="TH Sarabun New"/>
@@ -962,13 +880,10 @@
           <w:sz w:val="32"/>
           <w:szCs w:val="32"/>
         </w:rPr>
-        <w:t xml:space="preserve"> — จุดเปลี่ยนจากสวมเป็นไม่สวมที่ 03:00 ตรงกับเฉลยพอดีทุกจุด</w:t>
+        <w:t xml:space="preserve"> จุดเปลี่ยนที่ 03:00 ตรงกับเฉลยพอดีทุกจุด ·</w:t>
       </w:r>
     </w:p>
     <w:p>
-      <w:pPr>
-        <w:pStyle w:val="ListBullet"/>
-      </w:pPr>
       <w:r>
         <w:rPr>
           <w:rFonts w:ascii="TH Sarabun New" w:hAnsi="TH Sarabun New" w:cs="TH Sarabun New"/>
@@ -986,7 +901,7 @@
           <w:sz w:val="32"/>
           <w:szCs w:val="32"/>
         </w:rPr>
-        <w:t xml:space="preserve"> เพราะหน้ากากกินพื้นที่เพียงประมาณ 4% ของภาพ ผู้ปฏิบัติงานก้มหน้า</w:t>
+        <w:t xml:space="preserve"> เพราะหน้ากากกินพื้นที่เพียง 4% ของภาพ ผู้ปฏิบัติงานก้มหน้า</w:t>
       </w:r>
     </w:p>
     <w:p>
@@ -997,10 +912,8 @@
           <w:sz w:val="32"/>
           <w:szCs w:val="32"/>
         </w:rPr>
-        <w:t>เกือบตลอดเวลา และการละเมิดคือ "ดึงลงคาง" ไม่ใช่ "ไม่สวม" ซึ่งสังเกตยากกว่ามาก —</w:t>
+        <w:t>และการละเมิดคือ "ดึงลงคาง" ไม่ใช่ "ไม่สวม" — ยากถึงขนาดที่</w:t>
       </w:r>
-    </w:p>
-    <w:p>
       <w:r>
         <w:rPr>
           <w:rFonts w:ascii="TH Sarabun New" w:hAnsi="TH Sarabun New" w:cs="TH Sarabun New"/>
@@ -1009,23 +922,10 @@
           <w:szCs w:val="32"/>
           <w:bCs/>
         </w:rPr>
-        <w:t>ยากถึงขนาดที่ผู้ตรวจซึ่งเป็นคนยังเคยมองข้ามไป 27 จุดในรอบแรก</w:t>
+        <w:t>ผู้ตรวจซึ่งเป็นคนยังเคยมองข้ามไป 27 จุด</w:t>
       </w:r>
     </w:p>
     <w:p>
-      <w:pPr>
-        <w:pStyle w:val="ListBullet"/>
-      </w:pPr>
-      <w:r>
-        <w:rPr>
-          <w:rFonts w:ascii="TH Sarabun New" w:hAnsi="TH Sarabun New" w:cs="TH Sarabun New"/>
-          <w:b/>
-          <w:sz w:val="32"/>
-          <w:szCs w:val="32"/>
-          <w:bCs/>
-        </w:rPr>
-        <w:t>ถุงมือ 57% เป็นรายการที่ทำได้ต่ำที่สุด</w:t>
-      </w:r>
       <w:r>
         <w:rPr>
           <w:rFonts w:ascii="TH Sarabun New" w:hAnsi="TH Sarabun New" w:cs="TH Sarabun New"/>
@@ -1033,7 +933,7 @@
           <w:sz w:val="32"/>
           <w:szCs w:val="32"/>
         </w:rPr>
-        <w:t xml:space="preserve"> แต่วิเคราะห์สาเหตุได้ครบและมีทางแก้ชัดเจนแล้ว (หัวข้อ 8.3)</w:t>
+        <w:t>· ถุงมือ 57% เป็นรายการที่ทำได้ต่ำสุด แต่วิเคราะห์สาเหตุครบและมีทางแก้ชัดเจนแล้ว (หัวข้อ 8.3)</w:t>
       </w:r>
     </w:p>
     <w:p/>
@@ -1046,197 +946,18 @@
           <w:szCs w:val="32"/>
           <w:bCs/>
         </w:rPr>
-        <w:t>การขยายภาพศีรษะเป็นกลไกที่ให้ผลมากที่สุดในโครงงาน</w:t>
+        <w:t>กลไกที่ให้ผลมากที่สุดคือการขยายภาพศีรษะ 4 เท่าก่อนตรวจหน้ากาก</w:t>
+      </w:r>
+      <w:r>
+        <w:rPr>
+          <w:rFonts w:ascii="TH Sarabun New" w:hAnsi="TH Sarabun New" w:cs="TH Sarabun New"/>
+          <w:b w:val="0"/>
+          <w:sz w:val="32"/>
+          <w:szCs w:val="32"/>
+        </w:rPr>
+        <w:t xml:space="preserve"> ทำให้อัตราการตรวจพบ</w:t>
       </w:r>
     </w:p>
-    <w:p/>
-    <w:tbl>
-      <w:tblPr>
-        <w:tblStyle w:val="TableGrid"/>
-        <w:tblW w:type="auto" w:w="0"/>
-        <w:tblLook w:firstColumn="1" w:firstRow="1" w:lastColumn="0" w:lastRow="0" w:noHBand="0" w:noVBand="1" w:val="04A0"/>
-      </w:tblPr>
-      <w:tblGrid>
-        <w:gridCol w:w="3010"/>
-        <w:gridCol w:w="3010"/>
-        <w:gridCol w:w="3010"/>
-      </w:tblGrid>
-      <w:tr>
-        <w:tc>
-          <w:tcPr>
-            <w:tcW w:type="dxa" w:w="3010"/>
-          </w:tcPr>
-          <w:p>
-            <w:r>
-              <w:rPr>
-                <w:b/>
-              </w:rPr>
-            </w:r>
-            <w:r>
-              <w:rPr>
-                <w:rFonts w:ascii="TH Sarabun New" w:hAnsi="TH Sarabun New" w:cs="TH Sarabun New"/>
-                <w:b/>
-                <w:sz w:val="28"/>
-                <w:szCs w:val="28"/>
-              </w:rPr>
-              <w:t>วิธีตรวจหน้ากาก</w:t>
-            </w:r>
-          </w:p>
-        </w:tc>
-        <w:tc>
-          <w:tcPr>
-            <w:tcW w:type="dxa" w:w="3010"/>
-          </w:tcPr>
-          <w:p>
-            <w:r>
-              <w:rPr>
-                <w:b/>
-              </w:rPr>
-            </w:r>
-            <w:r>
-              <w:rPr>
-                <w:rFonts w:ascii="TH Sarabun New" w:hAnsi="TH Sarabun New" w:cs="TH Sarabun New"/>
-                <w:b/>
-                <w:sz w:val="28"/>
-                <w:szCs w:val="28"/>
-              </w:rPr>
-              <w:t>ตรวจพบ</w:t>
-            </w:r>
-          </w:p>
-        </w:tc>
-        <w:tc>
-          <w:tcPr>
-            <w:tcW w:type="dxa" w:w="3010"/>
-          </w:tcPr>
-          <w:p>
-            <w:r>
-              <w:rPr>
-                <w:b/>
-              </w:rPr>
-            </w:r>
-            <w:r>
-              <w:rPr>
-                <w:rFonts w:ascii="TH Sarabun New" w:hAnsi="TH Sarabun New" w:cs="TH Sarabun New"/>
-                <w:b/>
-                <w:sz w:val="28"/>
-                <w:szCs w:val="28"/>
-              </w:rPr>
-              <w:t>แจ้งผิด</w:t>
-            </w:r>
-          </w:p>
-        </w:tc>
-      </w:tr>
-      <w:tr>
-        <w:tc>
-          <w:tcPr>
-            <w:tcW w:type="dxa" w:w="3010"/>
-          </w:tcPr>
-          <w:p>
-            <w:r/>
-            <w:r>
-              <w:rPr>
-                <w:rFonts w:ascii="TH Sarabun New" w:hAnsi="TH Sarabun New" w:cs="TH Sarabun New"/>
-                <w:b w:val="0"/>
-                <w:sz w:val="28"/>
-                <w:szCs w:val="28"/>
-              </w:rPr>
-              <w:t>ใช้ภาพเต็ม ไม่ขยาย</w:t>
-            </w:r>
-          </w:p>
-        </w:tc>
-        <w:tc>
-          <w:tcPr>
-            <w:tcW w:type="dxa" w:w="3010"/>
-          </w:tcPr>
-          <w:p>
-            <w:r/>
-            <w:r>
-              <w:rPr>
-                <w:rFonts w:ascii="TH Sarabun New" w:hAnsi="TH Sarabun New" w:cs="TH Sarabun New"/>
-                <w:b w:val="0"/>
-                <w:sz w:val="28"/>
-                <w:szCs w:val="28"/>
-              </w:rPr>
-              <w:t>8/35 (23%)</w:t>
-            </w:r>
-          </w:p>
-        </w:tc>
-        <w:tc>
-          <w:tcPr>
-            <w:tcW w:type="dxa" w:w="3010"/>
-          </w:tcPr>
-          <w:p>
-            <w:r/>
-            <w:r>
-              <w:rPr>
-                <w:rFonts w:ascii="TH Sarabun New" w:hAnsi="TH Sarabun New" w:cs="TH Sarabun New"/>
-                <w:b w:val="0"/>
-                <w:sz w:val="28"/>
-                <w:szCs w:val="28"/>
-              </w:rPr>
-              <w:t>0</w:t>
-            </w:r>
-          </w:p>
-        </w:tc>
-      </w:tr>
-      <w:tr>
-        <w:tc>
-          <w:tcPr>
-            <w:tcW w:type="dxa" w:w="3010"/>
-          </w:tcPr>
-          <w:p>
-            <w:r/>
-            <w:r>
-              <w:rPr>
-                <w:rFonts w:ascii="TH Sarabun New" w:hAnsi="TH Sarabun New" w:cs="TH Sarabun New"/>
-                <w:b/>
-                <w:sz w:val="28"/>
-                <w:szCs w:val="28"/>
-                <w:bCs/>
-              </w:rPr>
-              <w:t>ขยายภาพศีรษะ 4 เท่า</w:t>
-            </w:r>
-          </w:p>
-        </w:tc>
-        <w:tc>
-          <w:tcPr>
-            <w:tcW w:type="dxa" w:w="3010"/>
-          </w:tcPr>
-          <w:p>
-            <w:r/>
-            <w:r>
-              <w:rPr>
-                <w:rFonts w:ascii="TH Sarabun New" w:hAnsi="TH Sarabun New" w:cs="TH Sarabun New"/>
-                <w:b/>
-                <w:sz w:val="28"/>
-                <w:szCs w:val="28"/>
-                <w:bCs/>
-              </w:rPr>
-              <w:t>28/35 (80%)</w:t>
-            </w:r>
-          </w:p>
-        </w:tc>
-        <w:tc>
-          <w:tcPr>
-            <w:tcW w:type="dxa" w:w="3010"/>
-          </w:tcPr>
-          <w:p>
-            <w:r/>
-            <w:r>
-              <w:rPr>
-                <w:rFonts w:ascii="TH Sarabun New" w:hAnsi="TH Sarabun New" w:cs="TH Sarabun New"/>
-                <w:b/>
-                <w:sz w:val="28"/>
-                <w:szCs w:val="28"/>
-                <w:bCs/>
-              </w:rPr>
-              <w:t>2</w:t>
-            </w:r>
-          </w:p>
-        </w:tc>
-      </w:tr>
-    </w:tbl>
-    <w:p/>
     <w:p>
       <w:r>
         <w:rPr>
@@ -1245,7 +966,7 @@
           <w:sz w:val="32"/>
           <w:szCs w:val="32"/>
         </w:rPr>
-        <w:t xml:space="preserve">เพิ่มอัตราการตรวจพบ </w:t>
+        <w:t xml:space="preserve">เพิ่มจาก </w:t>
       </w:r>
       <w:r>
         <w:rPr>
@@ -1255,7 +976,7 @@
           <w:szCs w:val="32"/>
           <w:bCs/>
         </w:rPr>
-        <w:t>จาก 23% เป็น 80% (3.5 เท่า)</w:t>
+        <w:t>8/35 (23%) เป็น 28/35 (80%) หรือ 3.5 เท่า</w:t>
       </w:r>
       <w:r>
         <w:rPr>
@@ -1275,7 +996,7 @@
           <w:sz w:val="32"/>
           <w:szCs w:val="32"/>
         </w:rPr>
-        <w:t>ซึ่งเป็นการแลกที่คุ้มค่าชัดเจนสำหรับงานความปลอดภัย เพราะการพลาดเหตุจริงเสียหายกว่าการแจ้งเกิน</w:t>
+        <w:t>ซึ่งคุ้มค่าชัดเจนสำหรับงานความปลอดภัย เพราะการพลาดเหตุจริงเสียหายกว่าการแจ้งเกิน</w:t>
       </w:r>
     </w:p>
     <w:p/>
@@ -1288,362 +1009,7 @@
           <w:szCs w:val="36"/>
           <w:bCs/>
         </w:rPr>
-        <w:t>7.3 ผลการระบุลังด้วยวิธีครอบภาพทีละลัง</w:t>
-      </w:r>
-    </w:p>
-    <w:p/>
-    <w:p>
-      <w:r>
-        <w:rPr>
-          <w:rFonts w:ascii="TH Sarabun New" w:hAnsi="TH Sarabun New" w:cs="TH Sarabun New"/>
-          <w:b w:val="0"/>
-          <w:sz w:val="32"/>
-          <w:szCs w:val="32"/>
-        </w:rPr>
-        <w:t>การบอกว่าหยิบของจากลังใบไหนเป็นเงื่อนไขจำเป็นของการตรวจสอบขั้นตอนการทำงาน</w:t>
-      </w:r>
-    </w:p>
-    <w:p>
-      <w:r>
-        <w:rPr>
-          <w:rFonts w:ascii="TH Sarabun New" w:hAnsi="TH Sarabun New" w:cs="TH Sarabun New"/>
-          <w:b w:val="0"/>
-          <w:sz w:val="32"/>
-          <w:szCs w:val="32"/>
-        </w:rPr>
-        <w:t xml:space="preserve">วิธีที่ใช้คือ </w:t>
-      </w:r>
-      <w:r>
-        <w:rPr>
-          <w:rFonts w:ascii="TH Sarabun New" w:hAnsi="TH Sarabun New" w:cs="TH Sarabun New"/>
-          <w:b/>
-          <w:sz w:val="32"/>
-          <w:szCs w:val="32"/>
-          <w:bCs/>
-        </w:rPr>
-        <w:t>ให้โปรแกรมครอบภาพทีละลัง แล้วถามแบบจำลองเพียงว่า "มีมือไหม"</w:t>
-      </w:r>
-    </w:p>
-    <w:p/>
-    <w:tbl>
-      <w:tblPr>
-        <w:tblStyle w:val="TableGrid"/>
-        <w:tblW w:type="auto" w:w="0"/>
-        <w:tblLook w:firstColumn="1" w:firstRow="1" w:lastColumn="0" w:lastRow="0" w:noHBand="0" w:noVBand="1" w:val="04A0"/>
-      </w:tblPr>
-      <w:tblGrid>
-        <w:gridCol w:w="4514"/>
-        <w:gridCol w:w="4514"/>
-      </w:tblGrid>
-      <w:tr>
-        <w:tc>
-          <w:tcPr>
-            <w:tcW w:type="dxa" w:w="4514"/>
-          </w:tcPr>
-          <w:p>
-            <w:r>
-              <w:rPr>
-                <w:b/>
-              </w:rPr>
-            </w:r>
-            <w:r>
-              <w:rPr>
-                <w:rFonts w:ascii="TH Sarabun New" w:hAnsi="TH Sarabun New" w:cs="TH Sarabun New"/>
-                <w:b/>
-                <w:sz w:val="28"/>
-                <w:szCs w:val="28"/>
-              </w:rPr>
-              <w:t>วิธี</w:t>
-            </w:r>
-          </w:p>
-        </w:tc>
-        <w:tc>
-          <w:tcPr>
-            <w:tcW w:type="dxa" w:w="4514"/>
-          </w:tcPr>
-          <w:p>
-            <w:r>
-              <w:rPr>
-                <w:b/>
-              </w:rPr>
-            </w:r>
-            <w:r>
-              <w:rPr>
-                <w:rFonts w:ascii="TH Sarabun New" w:hAnsi="TH Sarabun New" w:cs="TH Sarabun New"/>
-                <w:b/>
-                <w:sz w:val="28"/>
-                <w:szCs w:val="28"/>
-              </w:rPr>
-              <w:t>ผล</w:t>
-            </w:r>
-          </w:p>
-        </w:tc>
-      </w:tr>
-      <w:tr>
-        <w:tc>
-          <w:tcPr>
-            <w:tcW w:type="dxa" w:w="4514"/>
-          </w:tcPr>
-          <w:p>
-            <w:r/>
-            <w:r>
-              <w:rPr>
-                <w:rFonts w:ascii="TH Sarabun New" w:hAnsi="TH Sarabun New" w:cs="TH Sarabun New"/>
-                <w:b w:val="0"/>
-                <w:sz w:val="28"/>
-                <w:szCs w:val="28"/>
-              </w:rPr>
-              <w:t>ให้แบบจำลองอ่านป้ายลังเองจากภาพเต็ม</w:t>
-            </w:r>
-          </w:p>
-        </w:tc>
-        <w:tc>
-          <w:tcPr>
-            <w:tcW w:type="dxa" w:w="4514"/>
-          </w:tcPr>
-          <w:p>
-            <w:r/>
-            <w:r>
-              <w:rPr>
-                <w:rFonts w:ascii="TH Sarabun New" w:hAnsi="TH Sarabun New" w:cs="TH Sarabun New"/>
-                <w:b w:val="0"/>
-                <w:sz w:val="28"/>
-                <w:szCs w:val="28"/>
-              </w:rPr>
-              <w:t>ผิด 146/220 จุด (66%)</w:t>
-            </w:r>
-          </w:p>
-        </w:tc>
-      </w:tr>
-      <w:tr>
-        <w:tc>
-          <w:tcPr>
-            <w:tcW w:type="dxa" w:w="4514"/>
-          </w:tcPr>
-          <w:p>
-            <w:r/>
-            <w:r>
-              <w:rPr>
-                <w:rFonts w:ascii="TH Sarabun New" w:hAnsi="TH Sarabun New" w:cs="TH Sarabun New"/>
-                <w:b/>
-                <w:sz w:val="28"/>
-                <w:szCs w:val="28"/>
-                <w:bCs/>
-              </w:rPr>
-              <w:t>ให้โปรแกรมครอบภาพทีละลัง</w:t>
-            </w:r>
-          </w:p>
-        </w:tc>
-        <w:tc>
-          <w:tcPr>
-            <w:tcW w:type="dxa" w:w="4514"/>
-          </w:tcPr>
-          <w:p>
-            <w:r/>
-            <w:r>
-              <w:rPr>
-                <w:rFonts w:ascii="TH Sarabun New" w:hAnsi="TH Sarabun New" w:cs="TH Sarabun New"/>
-                <w:b/>
-                <w:sz w:val="28"/>
-                <w:szCs w:val="28"/>
-                <w:bCs/>
-              </w:rPr>
-              <w:t>ตรง 8/8 · แจ้งผิด 0</w:t>
-            </w:r>
-          </w:p>
-        </w:tc>
-      </w:tr>
-    </w:tbl>
-    <w:p/>
-    <w:p>
-      <w:r>
-        <w:rPr>
-          <w:rFonts w:ascii="TH Sarabun New" w:hAnsi="TH Sarabun New" w:cs="TH Sarabun New"/>
-          <w:b/>
-          <w:sz w:val="32"/>
-          <w:szCs w:val="32"/>
-          <w:bCs/>
-        </w:rPr>
-        <w:t>ผลสแกนทั้งคลิป:</w:t>
-      </w:r>
-      <w:r>
-        <w:rPr>
-          <w:rFonts w:ascii="TH Sarabun New" w:hAnsi="TH Sarabun New" w:cs="TH Sarabun New"/>
-          <w:b w:val="0"/>
-          <w:sz w:val="32"/>
-          <w:szCs w:val="32"/>
-        </w:rPr>
-        <w:t xml:space="preserve"> มือยุ่งกับลัง WAIT </w:t>
-      </w:r>
-      <w:r>
-        <w:rPr>
-          <w:rFonts w:ascii="TH Sarabun New" w:hAnsi="TH Sarabun New" w:cs="TH Sarabun New"/>
-          <w:b/>
-          <w:sz w:val="32"/>
-          <w:szCs w:val="32"/>
-          <w:bCs/>
-        </w:rPr>
-        <w:t>28 ครั้ง</w:t>
-      </w:r>
-      <w:r>
-        <w:rPr>
-          <w:rFonts w:ascii="TH Sarabun New" w:hAnsi="TH Sarabun New" w:cs="TH Sarabun New"/>
-          <w:b w:val="0"/>
-          <w:sz w:val="32"/>
-          <w:szCs w:val="32"/>
-        </w:rPr>
-        <w:t xml:space="preserve"> · ลัง NG </w:t>
-      </w:r>
-      <w:r>
-        <w:rPr>
-          <w:rFonts w:ascii="TH Sarabun New" w:hAnsi="TH Sarabun New" w:cs="TH Sarabun New"/>
-          <w:b/>
-          <w:sz w:val="32"/>
-          <w:szCs w:val="32"/>
-          <w:bCs/>
-        </w:rPr>
-        <w:t>4 ครั้ง</w:t>
-      </w:r>
-      <w:r>
-        <w:rPr>
-          <w:rFonts w:ascii="TH Sarabun New" w:hAnsi="TH Sarabun New" w:cs="TH Sarabun New"/>
-          <w:b w:val="0"/>
-          <w:sz w:val="32"/>
-          <w:szCs w:val="32"/>
-        </w:rPr>
-        <w:t xml:space="preserve"> · </w:t>
-      </w:r>
-      <w:r>
-        <w:rPr>
-          <w:rFonts w:ascii="TH Sarabun New" w:hAnsi="TH Sarabun New" w:cs="TH Sarabun New"/>
-          <w:b/>
-          <w:sz w:val="32"/>
-          <w:szCs w:val="32"/>
-          <w:bCs/>
-        </w:rPr>
-        <w:t>ไม่พบการหยิบออกจากลัง NG</w:t>
-      </w:r>
-    </w:p>
-    <w:p/>
-    <w:p>
-      <w:pPr>
-        <w:ind w:left="504"/>
-      </w:pPr>
-      <w:r>
-        <w:rPr>
-          <w:rFonts w:ascii="TH Sarabun New" w:hAnsi="TH Sarabun New" w:cs="TH Sarabun New"/>
-          <w:b w:val="0"/>
-          <w:i/>
-          <w:sz w:val="30"/>
-          <w:szCs w:val="30"/>
-        </w:rPr>
-        <w:t>ตัวเลข 8/8 มาจากการตรวจ 4 จุดเวลา × 2 ลัง จึงเป็นฐานที่เล็ก อ่านให้ถูกคือ</w:t>
-      </w:r>
-    </w:p>
-    <w:p>
-      <w:pPr>
-        <w:ind w:left="504"/>
-      </w:pPr>
-      <w:r>
-        <w:rPr>
-          <w:rFonts w:ascii="TH Sarabun New" w:hAnsi="TH Sarabun New" w:cs="TH Sarabun New"/>
-          <w:b w:val="0"/>
-          <w:i/>
-          <w:sz w:val="30"/>
-          <w:szCs w:val="30"/>
-        </w:rPr>
-        <w:t xml:space="preserve">*"ในจุดที่ตรวจสอบแล้วยังไม่พบข้อผิดพลาด"* สิ่งที่ยืนยันได้ชัดเจนคือ </w:t>
-      </w:r>
-      <w:r>
-        <w:rPr>
-          <w:rFonts w:ascii="TH Sarabun New" w:hAnsi="TH Sarabun New" w:cs="TH Sarabun New"/>
-          <w:b/>
-          <w:i/>
-          <w:sz w:val="30"/>
-          <w:szCs w:val="30"/>
-          <w:bCs/>
-        </w:rPr>
-        <w:t>การเปลี่ยนวิธีถามได้ผลจริง</w:t>
-      </w:r>
-    </w:p>
-    <w:p>
-      <w:pPr>
-        <w:ind w:left="504"/>
-      </w:pPr>
-      <w:r>
-        <w:rPr>
-          <w:rFonts w:ascii="TH Sarabun New" w:hAnsi="TH Sarabun New" w:cs="TH Sarabun New"/>
-          <w:b w:val="0"/>
-          <w:i/>
-          <w:sz w:val="30"/>
-          <w:szCs w:val="30"/>
-        </w:rPr>
-        <w:t>— จากเดิมผิด 66% ของทั้งคลิป เหลือไม่พบข้อผิดพลาดในจุดที่ตรวจ</w:t>
-      </w:r>
-    </w:p>
-    <w:p>
-      <w:r>
-        <w:rPr>
-          <w:rFonts w:ascii="TH Sarabun New" w:hAnsi="TH Sarabun New" w:cs="TH Sarabun New"/>
-          <w:b w:val="0"/>
-          <w:sz w:val="32"/>
-          <w:szCs w:val="32"/>
-        </w:rPr>
-        <w:t>&gt;</w:t>
-      </w:r>
-    </w:p>
-    <w:p>
-      <w:pPr>
-        <w:ind w:left="504"/>
-      </w:pPr>
-      <w:r>
-        <w:rPr>
-          <w:rFonts w:ascii="TH Sarabun New" w:hAnsi="TH Sarabun New" w:cs="TH Sarabun New"/>
-          <w:b w:val="0"/>
-          <w:i/>
-          <w:sz w:val="30"/>
-          <w:szCs w:val="30"/>
-        </w:rPr>
-        <w:t xml:space="preserve">ข้อจำกัดที่ต้องระบุ: ระบบรู้ว่า "มีมือยุ่งกับลัง" แต่ </w:t>
-      </w:r>
-      <w:r>
-        <w:rPr>
-          <w:rFonts w:ascii="TH Sarabun New" w:hAnsi="TH Sarabun New" w:cs="TH Sarabun New"/>
-          <w:b/>
-          <w:i/>
-          <w:sz w:val="30"/>
-          <w:szCs w:val="30"/>
-          <w:bCs/>
-        </w:rPr>
-        <w:t>แยกไม่ได้ว่าหยิบออกหรือวางลง</w:t>
-      </w:r>
-    </w:p>
-    <w:p>
-      <w:pPr>
-        <w:ind w:left="504"/>
-      </w:pPr>
-      <w:r>
-        <w:rPr>
-          <w:rFonts w:ascii="TH Sarabun New" w:hAnsi="TH Sarabun New" w:cs="TH Sarabun New"/>
-          <w:b w:val="0"/>
-          <w:i/>
-          <w:sz w:val="30"/>
-          <w:szCs w:val="30"/>
-        </w:rPr>
-        <w:t>จึงรายงานเป็น "ต้องให้คนตรวจ" ไม่ใช่ "หยิบจากลัง NG"</w:t>
-      </w:r>
-    </w:p>
-    <w:p/>
-    <w:p>
-      <w:r>
-        <w:rPr>
-          <w:rFonts w:ascii="TH Sarabun New" w:hAnsi="TH Sarabun New" w:cs="TH Sarabun New"/>
-          <w:b/>
-          <w:sz w:val="36"/>
-          <w:szCs w:val="36"/>
-          <w:bCs/>
-        </w:rPr>
-        <w:t>7.4 ผลการตรวจจับเหตุการณ์และการจับคู่กฎ</w:t>
+        <w:t>7.3 ผลการตรวจจับเหตุการณ์และการจับคู่กฎ</w:t>
       </w:r>
     </w:p>
     <w:p/>
@@ -2367,11 +1733,21 @@
       <w:r>
         <w:rPr>
           <w:rFonts w:ascii="TH Sarabun New" w:hAnsi="TH Sarabun New" w:cs="TH Sarabun New"/>
+          <w:b/>
+          <w:sz w:val="32"/>
+          <w:szCs w:val="32"/>
+          <w:bCs/>
+        </w:rPr>
+        <w:t>ผลที่สำคัญที่สุดคือการตรวจพบเหตุเกือบเกิดอุบัติเหตุ</w:t>
+      </w:r>
+      <w:r>
+        <w:rPr>
+          <w:rFonts w:ascii="TH Sarabun New" w:hAnsi="TH Sarabun New" w:cs="TH Sarabun New"/>
           <w:b w:val="0"/>
           <w:sz w:val="32"/>
           <w:szCs w:val="32"/>
         </w:rPr>
-        <w:t>ระดับความรุนแรง: วิกฤต 1 · สูง 3 · กลาง 6 · ต่ำ 1</w:t>
+        <w:t xml:space="preserve"> ซึ่งวิกฤตที่สุดในคลิปและตรวจจับยากที่สุด</w:t>
       </w:r>
     </w:p>
     <w:p>
@@ -2382,7 +1758,81 @@
           <w:sz w:val="32"/>
           <w:szCs w:val="32"/>
         </w:rPr>
-        <w:t xml:space="preserve">นอกจากนี้ยังผลิตคำบรรยายรายวินาที </w:t>
+        <w:t>เพราะไม่มีวัตถุใดหายไปหรือปรากฏขึ้น มีเพียงความสัมพันธ์เชิงพื้นที่ระหว่างมือกับเครื่องจักรที่เปลี่ยนไป</w:t>
+      </w:r>
+    </w:p>
+    <w:p>
+      <w:r>
+        <w:rPr>
+          <w:rFonts w:ascii="TH Sarabun New" w:hAnsi="TH Sarabun New" w:cs="TH Sarabun New"/>
+          <w:b w:val="0"/>
+          <w:sz w:val="32"/>
+          <w:szCs w:val="32"/>
+        </w:rPr>
+        <w:t xml:space="preserve">· </w:t>
+      </w:r>
+      <w:r>
+        <w:rPr>
+          <w:rFonts w:ascii="TH Sarabun New" w:hAnsi="TH Sarabun New" w:cs="TH Sarabun New"/>
+          <w:b/>
+          <w:sz w:val="32"/>
+          <w:szCs w:val="32"/>
+          <w:bCs/>
+        </w:rPr>
+        <w:t>แบบจำลองที่นำมาเทียบ (Qwen3-VL-8B) ตรวจไม่พบเหตุนี้ ขณะที่ Cosmos ตรวจพบ</w:t>
+      </w:r>
+    </w:p>
+    <w:p>
+      <w:r>
+        <w:rPr>
+          <w:rFonts w:ascii="TH Sarabun New" w:hAnsi="TH Sarabun New" w:cs="TH Sarabun New"/>
+          <w:b w:val="0"/>
+          <w:sz w:val="32"/>
+          <w:szCs w:val="32"/>
+        </w:rPr>
+        <w:t>ซึ่งเป็นจุดชี้ขาดในการเลือกแบบจำลอง</w:t>
+      </w:r>
+    </w:p>
+    <w:p/>
+    <w:p>
+      <w:r>
+        <w:rPr>
+          <w:rFonts w:ascii="TH Sarabun New" w:hAnsi="TH Sarabun New" w:cs="TH Sarabun New"/>
+          <w:b w:val="0"/>
+          <w:sz w:val="32"/>
+          <w:szCs w:val="32"/>
+        </w:rPr>
+        <w:t>นอกจากนี้ยังระบุได้ว่ามือเข้าไปยุ่งกับลังใด (</w:t>
+      </w:r>
+      <w:r>
+        <w:rPr>
+          <w:rFonts w:ascii="TH Sarabun New" w:hAnsi="TH Sarabun New" w:cs="TH Sarabun New"/>
+          <w:b/>
+          <w:sz w:val="32"/>
+          <w:szCs w:val="32"/>
+          <w:bCs/>
+        </w:rPr>
+        <w:t>ถูก 8/8 ไม่มีแจ้งผิด</w:t>
+      </w:r>
+      <w:r>
+        <w:rPr>
+          <w:rFonts w:ascii="TH Sarabun New" w:hAnsi="TH Sarabun New" w:cs="TH Sarabun New"/>
+          <w:b w:val="0"/>
+          <w:sz w:val="32"/>
+          <w:szCs w:val="32"/>
+        </w:rPr>
+        <w:t>) ·</w:t>
+      </w:r>
+    </w:p>
+    <w:p>
+      <w:r>
+        <w:rPr>
+          <w:rFonts w:ascii="TH Sarabun New" w:hAnsi="TH Sarabun New" w:cs="TH Sarabun New"/>
+          <w:b w:val="0"/>
+          <w:sz w:val="32"/>
+          <w:szCs w:val="32"/>
+        </w:rPr>
+        <w:t xml:space="preserve">ผลิตคำบรรยายรายวินาที </w:t>
       </w:r>
       <w:r>
         <w:rPr>
@@ -2420,392 +1870,11 @@
         <w:rPr>
           <w:rFonts w:ascii="TH Sarabun New" w:hAnsi="TH Sarabun New" w:cs="TH Sarabun New"/>
           <w:b/>
-          <w:sz w:val="32"/>
-          <w:szCs w:val="32"/>
-          <w:bCs/>
-        </w:rPr>
-        <w:t>ผลที่สำคัญที่สุดคือการตรวจพบเหตุเกือบเกิดอุบัติเหตุ</w:t>
-      </w:r>
-      <w:r>
-        <w:rPr>
-          <w:rFonts w:ascii="TH Sarabun New" w:hAnsi="TH Sarabun New" w:cs="TH Sarabun New"/>
-          <w:b w:val="0"/>
-          <w:sz w:val="32"/>
-          <w:szCs w:val="32"/>
-        </w:rPr>
-        <w:t xml:space="preserve"> ซึ่งเป็นเหตุที่วิกฤตที่สุดในคลิป</w:t>
-      </w:r>
-    </w:p>
-    <w:p>
-      <w:r>
-        <w:rPr>
-          <w:rFonts w:ascii="TH Sarabun New" w:hAnsi="TH Sarabun New" w:cs="TH Sarabun New"/>
-          <w:b w:val="0"/>
-          <w:sz w:val="32"/>
-          <w:szCs w:val="32"/>
-        </w:rPr>
-        <w:t>และเป็นเหตุที่ระบบตรวจจับด้วยกฎแบบเดิมทำได้ยากที่สุด เพราะไม่มีวัตถุใดหายไปหรือปรากฏขึ้น</w:t>
-      </w:r>
-    </w:p>
-    <w:p>
-      <w:r>
-        <w:rPr>
-          <w:rFonts w:ascii="TH Sarabun New" w:hAnsi="TH Sarabun New" w:cs="TH Sarabun New"/>
-          <w:b w:val="0"/>
-          <w:sz w:val="32"/>
-          <w:szCs w:val="32"/>
-        </w:rPr>
-        <w:t>มีเพียงความสัมพันธ์เชิงพื้นที่ระหว่างมือกับเครื่องจักรที่เปลี่ยนไป</w:t>
-      </w:r>
-    </w:p>
-    <w:p/>
-    <w:p>
-      <w:r>
-        <w:rPr>
-          <w:rFonts w:ascii="TH Sarabun New" w:hAnsi="TH Sarabun New" w:cs="TH Sarabun New"/>
-          <w:b/>
           <w:sz w:val="36"/>
           <w:szCs w:val="36"/>
           <w:bCs/>
         </w:rPr>
-        <w:t>7.5 ผลการเปรียบเทียบกับแบบจำลองอื่น</w:t>
-      </w:r>
-    </w:p>
-    <w:p/>
-    <w:tbl>
-      <w:tblPr>
-        <w:tblStyle w:val="TableGrid"/>
-        <w:tblW w:type="auto" w:w="0"/>
-        <w:tblLook w:firstColumn="1" w:firstRow="1" w:lastColumn="0" w:lastRow="0" w:noHBand="0" w:noVBand="1" w:val="04A0"/>
-      </w:tblPr>
-      <w:tblGrid>
-        <w:gridCol w:w="3010"/>
-        <w:gridCol w:w="3010"/>
-        <w:gridCol w:w="3010"/>
-      </w:tblGrid>
-      <w:tr>
-        <w:tc>
-          <w:tcPr>
-            <w:tcW w:type="dxa" w:w="3010"/>
-          </w:tcPr>
-          <w:p>
-            <w:r>
-              <w:rPr>
-                <w:b/>
-              </w:rPr>
-            </w:r>
-            <w:r>
-              <w:rPr>
-                <w:rFonts w:ascii="TH Sarabun New" w:hAnsi="TH Sarabun New" w:cs="TH Sarabun New"/>
-                <w:b/>
-                <w:sz w:val="28"/>
-                <w:szCs w:val="28"/>
-              </w:rPr>
-              <w:t>แบบจำลอง</w:t>
-            </w:r>
-          </w:p>
-        </w:tc>
-        <w:tc>
-          <w:tcPr>
-            <w:tcW w:type="dxa" w:w="3010"/>
-          </w:tcPr>
-          <w:p>
-            <w:r>
-              <w:rPr>
-                <w:b/>
-              </w:rPr>
-            </w:r>
-            <w:r>
-              <w:rPr>
-                <w:rFonts w:ascii="TH Sarabun New" w:hAnsi="TH Sarabun New" w:cs="TH Sarabun New"/>
-                <w:b/>
-                <w:sz w:val="28"/>
-                <w:szCs w:val="28"/>
-              </w:rPr>
-              <w:t>ตรวจพบประเภทเหตุการณ์</w:t>
-            </w:r>
-          </w:p>
-        </w:tc>
-        <w:tc>
-          <w:tcPr>
-            <w:tcW w:type="dxa" w:w="3010"/>
-          </w:tcPr>
-          <w:p>
-            <w:r>
-              <w:rPr>
-                <w:b/>
-              </w:rPr>
-            </w:r>
-            <w:r>
-              <w:rPr>
-                <w:rFonts w:ascii="TH Sarabun New" w:hAnsi="TH Sarabun New" w:cs="TH Sarabun New"/>
-                <w:b/>
-                <w:sz w:val="28"/>
-                <w:szCs w:val="28"/>
-              </w:rPr>
-              <w:t>จับเหตุเกือบเกิดอุบัติเหตุ</w:t>
-            </w:r>
-          </w:p>
-        </w:tc>
-      </w:tr>
-      <w:tr>
-        <w:tc>
-          <w:tcPr>
-            <w:tcW w:type="dxa" w:w="3010"/>
-          </w:tcPr>
-          <w:p>
-            <w:r/>
-            <w:r>
-              <w:rPr>
-                <w:rFonts w:ascii="TH Sarabun New" w:hAnsi="TH Sarabun New" w:cs="TH Sarabun New"/>
-                <w:b w:val="0"/>
-                <w:sz w:val="28"/>
-                <w:szCs w:val="28"/>
-              </w:rPr>
-              <w:t>Qwen3-VL-8B</w:t>
-            </w:r>
-          </w:p>
-        </w:tc>
-        <w:tc>
-          <w:tcPr>
-            <w:tcW w:type="dxa" w:w="3010"/>
-          </w:tcPr>
-          <w:p>
-            <w:r/>
-            <w:r>
-              <w:rPr>
-                <w:rFonts w:ascii="TH Sarabun New" w:hAnsi="TH Sarabun New" w:cs="TH Sarabun New"/>
-                <w:b w:val="0"/>
-                <w:sz w:val="28"/>
-                <w:szCs w:val="28"/>
-              </w:rPr>
-              <w:t>62% (5/8)</w:t>
-            </w:r>
-          </w:p>
-        </w:tc>
-        <w:tc>
-          <w:tcPr>
-            <w:tcW w:type="dxa" w:w="3010"/>
-          </w:tcPr>
-          <w:p>
-            <w:r/>
-            <w:r>
-              <w:rPr>
-                <w:rFonts w:ascii="TH Sarabun New" w:hAnsi="TH Sarabun New" w:cs="TH Sarabun New"/>
-                <w:b/>
-                <w:sz w:val="28"/>
-                <w:szCs w:val="28"/>
-                <w:bCs/>
-              </w:rPr>
-              <w:t>ไม่ได้</w:t>
-            </w:r>
-          </w:p>
-        </w:tc>
-      </w:tr>
-      <w:tr>
-        <w:tc>
-          <w:tcPr>
-            <w:tcW w:type="dxa" w:w="3010"/>
-          </w:tcPr>
-          <w:p>
-            <w:r/>
-            <w:r>
-              <w:rPr>
-                <w:rFonts w:ascii="TH Sarabun New" w:hAnsi="TH Sarabun New" w:cs="TH Sarabun New"/>
-                <w:b/>
-                <w:sz w:val="28"/>
-                <w:szCs w:val="28"/>
-                <w:bCs/>
-              </w:rPr>
-              <w:t>Cosmos-Reason2-8B</w:t>
-            </w:r>
-          </w:p>
-        </w:tc>
-        <w:tc>
-          <w:tcPr>
-            <w:tcW w:type="dxa" w:w="3010"/>
-          </w:tcPr>
-          <w:p>
-            <w:r/>
-            <w:r>
-              <w:rPr>
-                <w:rFonts w:ascii="TH Sarabun New" w:hAnsi="TH Sarabun New" w:cs="TH Sarabun New"/>
-                <w:b/>
-                <w:sz w:val="28"/>
-                <w:szCs w:val="28"/>
-                <w:bCs/>
-              </w:rPr>
-              <w:t>75% (6/8)</w:t>
-            </w:r>
-          </w:p>
-        </w:tc>
-        <w:tc>
-          <w:tcPr>
-            <w:tcW w:type="dxa" w:w="3010"/>
-          </w:tcPr>
-          <w:p>
-            <w:r/>
-            <w:r>
-              <w:rPr>
-                <w:rFonts w:ascii="TH Sarabun New" w:hAnsi="TH Sarabun New" w:cs="TH Sarabun New"/>
-                <w:b/>
-                <w:sz w:val="28"/>
-                <w:szCs w:val="28"/>
-                <w:bCs/>
-              </w:rPr>
-              <w:t>ได้</w:t>
-            </w:r>
-          </w:p>
-        </w:tc>
-      </w:tr>
-    </w:tbl>
-    <w:p/>
-    <w:p>
-      <w:r>
-        <w:rPr>
-          <w:rFonts w:ascii="TH Sarabun New" w:hAnsi="TH Sarabun New" w:cs="TH Sarabun New"/>
-          <w:b w:val="0"/>
-          <w:sz w:val="32"/>
-          <w:szCs w:val="32"/>
-        </w:rPr>
-        <w:t xml:space="preserve">จุดชี้ขาดในการเลือกแบบจำลองคือ </w:t>
-      </w:r>
-      <w:r>
-        <w:rPr>
-          <w:rFonts w:ascii="TH Sarabun New" w:hAnsi="TH Sarabun New" w:cs="TH Sarabun New"/>
-          <w:b/>
-          <w:sz w:val="32"/>
-          <w:szCs w:val="32"/>
-          <w:bCs/>
-        </w:rPr>
-        <w:t>Qwen ตรวจไม่พบเหตุเกือบเกิดอุบัติเหตุ ส่วน Cosmos ตรวจพบ</w:t>
-      </w:r>
-    </w:p>
-    <w:p>
-      <w:r>
-        <w:rPr>
-          <w:rFonts w:ascii="TH Sarabun New" w:hAnsi="TH Sarabun New" w:cs="TH Sarabun New"/>
-          <w:b w:val="0"/>
-          <w:sz w:val="32"/>
-          <w:szCs w:val="32"/>
-        </w:rPr>
-        <w:t>ซึ่งสอดคล้องกับที่ Cosmos ถูกปรับแต่งมาสำหรับการให้เหตุผลเชิงกายภาพโดยเฉพาะ</w:t>
-      </w:r>
-    </w:p>
-    <w:p/>
-    <w:p>
-      <w:pPr>
-        <w:ind w:left="504"/>
-      </w:pPr>
-      <w:r>
-        <w:rPr>
-          <w:rFonts w:ascii="TH Sarabun New" w:hAnsi="TH Sarabun New" w:cs="TH Sarabun New"/>
-          <w:b w:val="0"/>
-          <w:i/>
-          <w:sz w:val="30"/>
-          <w:szCs w:val="30"/>
-        </w:rPr>
-        <w:t>วัดด้วยวิธีรุ่นแรก จึงใช้ประกอบ</w:t>
-      </w:r>
-      <w:r>
-        <w:rPr>
-          <w:rFonts w:ascii="TH Sarabun New" w:hAnsi="TH Sarabun New" w:cs="TH Sarabun New"/>
-          <w:b/>
-          <w:i/>
-          <w:sz w:val="30"/>
-          <w:szCs w:val="30"/>
-          <w:bCs/>
-        </w:rPr>
-        <w:t>การเลือกแบบจำลอง</w:t>
-      </w:r>
-      <w:r>
-        <w:rPr>
-          <w:rFonts w:ascii="TH Sarabun New" w:hAnsi="TH Sarabun New" w:cs="TH Sarabun New"/>
-          <w:b w:val="0"/>
-          <w:i/>
-          <w:sz w:val="30"/>
-          <w:szCs w:val="30"/>
-        </w:rPr>
-        <w:t>เท่านั้น และเป็นค่าที่ต่ำกว่าความจริง</w:t>
-      </w:r>
-    </w:p>
-    <w:p>
-      <w:pPr>
-        <w:ind w:left="504"/>
-      </w:pPr>
-      <w:r>
-        <w:rPr>
-          <w:rFonts w:ascii="TH Sarabun New" w:hAnsi="TH Sarabun New" w:cs="TH Sarabun New"/>
-          <w:b w:val="0"/>
-          <w:i/>
-          <w:sz w:val="30"/>
-          <w:szCs w:val="30"/>
-        </w:rPr>
-        <w:t xml:space="preserve">เพราะเฉลยเหตุการณ์ครอบคลุม 5 หมวด </w:t>
-      </w:r>
-      <w:r>
-        <w:rPr>
-          <w:rFonts w:ascii="TH Sarabun New" w:hAnsi="TH Sarabun New" w:cs="TH Sarabun New"/>
-          <w:b/>
-          <w:i/>
-          <w:sz w:val="30"/>
-          <w:szCs w:val="30"/>
-          <w:bCs/>
-        </w:rPr>
-        <w:t>ไม่มีหมวด "ของตก"</w:t>
-      </w:r>
-      <w:r>
-        <w:rPr>
-          <w:rFonts w:ascii="TH Sarabun New" w:hAnsi="TH Sarabun New" w:cs="TH Sarabun New"/>
-          <w:b w:val="0"/>
-          <w:i/>
-          <w:sz w:val="30"/>
-          <w:szCs w:val="30"/>
-        </w:rPr>
-        <w:t xml:space="preserve"> การตรวจของตกที่ถูกต้อง</w:t>
-      </w:r>
-    </w:p>
-    <w:p>
-      <w:pPr>
-        <w:ind w:left="504"/>
-      </w:pPr>
-      <w:r>
-        <w:rPr>
-          <w:rFonts w:ascii="TH Sarabun New" w:hAnsi="TH Sarabun New" w:cs="TH Sarabun New"/>
-          <w:b w:val="0"/>
-          <w:i/>
-          <w:sz w:val="30"/>
-          <w:szCs w:val="30"/>
-        </w:rPr>
-        <w:t>จึงถูกนับเป็นแจ้งผิดโดยอัตโนมัติ (2 จาก 11 เหตุการณ์) — ใช้เทียบระหว่างแบบจำลองได้</w:t>
-      </w:r>
-    </w:p>
-    <w:p>
-      <w:pPr>
-        <w:ind w:left="504"/>
-      </w:pPr>
-      <w:r>
-        <w:rPr>
-          <w:rFonts w:ascii="TH Sarabun New" w:hAnsi="TH Sarabun New" w:cs="TH Sarabun New"/>
-          <w:b w:val="0"/>
-          <w:i/>
-          <w:sz w:val="30"/>
-          <w:szCs w:val="30"/>
-        </w:rPr>
-        <w:t>เพราะทั้งคู่โดนกติกาเดียวกัน แต่ใช้เป็นค่าสัมบูรณ์ไม่ได้</w:t>
-      </w:r>
-    </w:p>
-    <w:p/>
-    <w:p>
-      <w:r>
-        <w:rPr>
-          <w:rFonts w:ascii="TH Sarabun New" w:hAnsi="TH Sarabun New" w:cs="TH Sarabun New"/>
-          <w:b/>
-          <w:sz w:val="36"/>
-          <w:szCs w:val="36"/>
-          <w:bCs/>
-        </w:rPr>
-        <w:t>7.6 ผลการวัดความเร็ว</w:t>
+        <w:t>7.4 ผลการวัดความเร็ว</w:t>
       </w:r>
     </w:p>
     <w:p/>
@@ -2994,59 +2063,6 @@
           </w:p>
         </w:tc>
       </w:tr>
-      <w:tr>
-        <w:tc>
-          <w:tcPr>
-            <w:tcW w:type="dxa" w:w="3010"/>
-          </w:tcPr>
-          <w:p>
-            <w:r/>
-            <w:r>
-              <w:rPr>
-                <w:rFonts w:ascii="TH Sarabun New" w:hAnsi="TH Sarabun New" w:cs="TH Sarabun New"/>
-                <w:b w:val="0"/>
-                <w:sz w:val="28"/>
-                <w:szCs w:val="28"/>
-              </w:rPr>
-              <w:t>RTX 4090 × 2 + ระบุลังทีละใบ</w:t>
-            </w:r>
-          </w:p>
-        </w:tc>
-        <w:tc>
-          <w:tcPr>
-            <w:tcW w:type="dxa" w:w="3010"/>
-          </w:tcPr>
-          <w:p>
-            <w:r/>
-            <w:r>
-              <w:rPr>
-                <w:rFonts w:ascii="TH Sarabun New" w:hAnsi="TH Sarabun New" w:cs="TH Sarabun New"/>
-                <w:b w:val="0"/>
-                <w:sz w:val="28"/>
-                <w:szCs w:val="28"/>
-              </w:rPr>
-              <w:t>1.22–1.53 วิ</w:t>
-            </w:r>
-          </w:p>
-        </w:tc>
-        <w:tc>
-          <w:tcPr>
-            <w:tcW w:type="dxa" w:w="3010"/>
-          </w:tcPr>
-          <w:p>
-            <w:r/>
-            <w:r>
-              <w:rPr>
-                <w:rFonts w:ascii="TH Sarabun New" w:hAnsi="TH Sarabun New" w:cs="TH Sarabun New"/>
-                <w:b w:val="0"/>
-                <w:sz w:val="28"/>
-                <w:szCs w:val="28"/>
-              </w:rPr>
-              <w:t>0.65–0.82×</w:t>
-            </w:r>
-          </w:p>
-        </w:tc>
-      </w:tr>
     </w:tbl>
     <w:p/>
     <w:p>
@@ -3067,7 +2083,7 @@
           <w:sz w:val="32"/>
           <w:szCs w:val="32"/>
         </w:rPr>
-        <w:t xml:space="preserve"> ซึ่งใกล้เคียงกับ 2 เท่าตามทฤษฎี</w:t>
+        <w:t xml:space="preserve"> ใกล้เคียง 2 เท่าตามทฤษฎี ยืนยันว่าวิธีแบ่งงานที่เลือกใช้</w:t>
       </w:r>
     </w:p>
     <w:p>
@@ -3078,18 +2094,7 @@
           <w:sz w:val="32"/>
           <w:szCs w:val="32"/>
         </w:rPr>
-        <w:t>เป็นหลักฐานยืนยันว่าวิธีแบ่งงานที่เลือกใช้ไม่มีต้นทุนการสื่อสารข้ามการ์ด</w:t>
-      </w:r>
-    </w:p>
-    <w:p>
-      <w:r>
-        <w:rPr>
-          <w:rFonts w:ascii="TH Sarabun New" w:hAnsi="TH Sarabun New" w:cs="TH Sarabun New"/>
-          <w:b w:val="0"/>
-          <w:sz w:val="32"/>
-          <w:szCs w:val="32"/>
-        </w:rPr>
-        <w:t xml:space="preserve">เพราะการ์ดแต่ละใบเก็บแบบจำลองครบทั้งตัวและผลัดกันรับงานคนละชิ้น — </w:t>
+        <w:t xml:space="preserve">ไม่มีต้นทุนการสื่อสารข้ามการ์ด — </w:t>
       </w:r>
       <w:r>
         <w:rPr>
@@ -3101,9 +2106,6 @@
         </w:rPr>
         <w:t>เพิ่มการ์ดกี่ใบก็เร็วขึ้นตามนั้น</w:t>
       </w:r>
-    </w:p>
-    <w:p/>
-    <w:p>
       <w:r>
         <w:rPr>
           <w:rFonts w:ascii="TH Sarabun New" w:hAnsi="TH Sarabun New" w:cs="TH Sarabun New"/>
@@ -3111,39 +2113,7 @@
           <w:sz w:val="32"/>
           <w:szCs w:val="32"/>
         </w:rPr>
-        <w:t xml:space="preserve">เวลาต่อหนึ่งคำขอ: ตรวจอุปกรณ์ป้องกัน 1.92 วิ · บรรยายเหตุการณ์ 2.09 วิ · </w:t>
-      </w:r>
-      <w:r>
-        <w:rPr>
-          <w:rFonts w:ascii="TH Sarabun New" w:hAnsi="TH Sarabun New" w:cs="TH Sarabun New"/>
-          <w:b/>
-          <w:sz w:val="32"/>
-          <w:szCs w:val="32"/>
-          <w:bCs/>
-        </w:rPr>
-        <w:t>ถามทีละลัง 0.27 วิ</w:t>
-      </w:r>
-    </w:p>
-    <w:p>
-      <w:r>
-        <w:rPr>
-          <w:rFonts w:ascii="TH Sarabun New" w:hAnsi="TH Sarabun New" w:cs="TH Sarabun New"/>
-          <w:b w:val="0"/>
-          <w:sz w:val="32"/>
-          <w:szCs w:val="32"/>
-        </w:rPr>
-        <w:t>(ถูกกว่าการบรรยาย 8.4 เท่า เพราะภาพครอบเล็กกว่า) · ประมวลผลทั้งคลิป: ตรวจ PPE 74 เฟรม 121 วินาที</w:t>
-      </w:r>
-    </w:p>
-    <w:p>
-      <w:r>
-        <w:rPr>
-          <w:rFonts w:ascii="TH Sarabun New" w:hAnsi="TH Sarabun New" w:cs="TH Sarabun New"/>
-          <w:b w:val="0"/>
-          <w:sz w:val="32"/>
-          <w:szCs w:val="32"/>
-        </w:rPr>
-        <w:t>· ระบุลังทั้งคลิป 67 วินาที</w:t>
+        <w:t xml:space="preserve"> ซึ่งสำคัญต่อการขยายไปหลายกล้อง</w:t>
       </w:r>
     </w:p>
     <w:p/>
@@ -3156,7 +2126,7 @@
           <w:szCs w:val="32"/>
           <w:bCs/>
         </w:rPr>
-        <w:t>ความเสถียรของคำตอบ:</w:t>
+        <w:t>ความเสถียร:</w:t>
       </w:r>
       <w:r>
         <w:rPr>
@@ -3165,7 +2135,17 @@
           <w:sz w:val="32"/>
           <w:szCs w:val="32"/>
         </w:rPr>
-        <w:t xml:space="preserve"> ส่งคำถามเดิมซ้ำโดยสั่งไม่ให้สุ่ม พบว่า **ชั้นที่ตอบสั้นว่าใช่/ไม่ใช่</w:t>
+        <w:t xml:space="preserve"> ส่งคำถามเดิมซ้ำโดยสั่งไม่ให้สุ่ม พบว่า </w:t>
+      </w:r>
+      <w:r>
+        <w:rPr>
+          <w:rFonts w:ascii="TH Sarabun New" w:hAnsi="TH Sarabun New" w:cs="TH Sarabun New"/>
+          <w:b/>
+          <w:sz w:val="32"/>
+          <w:szCs w:val="32"/>
+          <w:bCs/>
+        </w:rPr>
+        <w:t>ชั้นที่ตอบสั้นว่าใช่/ไม่ใช่ ให้ผลคงที่ 12/12</w:t>
       </w:r>
     </w:p>
     <w:p>
@@ -3176,7 +2156,7 @@
           <w:sz w:val="32"/>
           <w:szCs w:val="32"/>
         </w:rPr>
-        <w:t>ให้ผลคงที่ 12 จาก 12 ครั้ง** ส่วนชั้นที่ตอบเป็นข้อความยาวให้ผลต่างกันเล็กน้อย</w:t>
+        <w:t>ส่วนชั้นที่ตอบเป็นข้อความยาวให้ผลต่างกันเล็กน้อย — เป็นหลักฐานรองรับการออกแบบระบบ 2 ชั้น</w:t>
       </w:r>
     </w:p>
     <w:p>
@@ -3187,18 +2167,7 @@
           <w:sz w:val="32"/>
           <w:szCs w:val="32"/>
         </w:rPr>
-        <w:t>ผลนี้เป็นหลักฐานรองรับการออกแบบระบบ 2 ชั้น คือให้ชั้นแจ้งเตือนตอบสั้นเพื่อความเชื่อถือได้</w:t>
-      </w:r>
-    </w:p>
-    <w:p>
-      <w:r>
-        <w:rPr>
-          <w:rFonts w:ascii="TH Sarabun New" w:hAnsi="TH Sarabun New" w:cs="TH Sarabun New"/>
-          <w:b w:val="0"/>
-          <w:sz w:val="32"/>
-          <w:szCs w:val="32"/>
-        </w:rPr>
-        <w:t>ส่วนชั้นบรรยายเล่าเป็นภาษาคน</w:t>
+        <w:t>คือให้ชั้นแจ้งเตือนตอบสั้นเพื่อความเชื่อถือได้ ส่วนชั้นบรรยายเล่าเป็นภาษาคน</w:t>
       </w:r>
     </w:p>
     <w:p/>
@@ -3211,7 +2180,7 @@
           <w:szCs w:val="36"/>
           <w:bCs/>
         </w:rPr>
-        <w:t>7.7 สรุปผลการทดสอบ</w:t>
+        <w:t>7.5 สรุปผลการทดสอบ</w:t>
       </w:r>
     </w:p>
     <w:p/>
@@ -3601,7 +2570,7 @@
           <w:szCs w:val="32"/>
           <w:bCs/>
         </w:rPr>
-        <w:t>ข้อจำกัดที่ต้องระบุอย่างตรงไปตรงมา</w:t>
+        <w:t>ข้อจำกัดที่ต้องระบุ:</w:t>
       </w:r>
       <w:r>
         <w:rPr>
@@ -3610,7 +2579,7 @@
           <w:sz w:val="32"/>
           <w:szCs w:val="32"/>
         </w:rPr>
-        <w:t xml:space="preserve"> — ทดสอบบนคลิปเดียวที่จัดฉากขึ้น จึงยังสรุปไม่ได้ว่า</w:t>
+        <w:t xml:space="preserve"> ทดสอบบนคลิปเดียวที่จัดฉากขึ้น · เฉลยครอบคลุม 74 จาก 220 เฟรม</w:t>
       </w:r>
     </w:p>
     <w:p>
@@ -3621,7 +2590,19 @@
           <w:sz w:val="32"/>
           <w:szCs w:val="32"/>
         </w:rPr>
-        <w:t>ใช้กับกล้องอื่นได้ · เฉลยครอบคลุม 74 จาก 220 เฟรม และตรวจโดยผู้พัฒนาเอง ·</w:t>
+        <w:t>และตรวจโดยผู้พัฒนาเอง · ยังไม่ได้ทดสอบกับสัญญาณสดจากกล้องจริง ·</w:t>
+      </w:r>
+    </w:p>
+    <w:p>
+      <w:r>
+        <w:rPr>
+          <w:rFonts w:ascii="TH Sarabun New" w:hAnsi="TH Sarabun New" w:cs="TH Sarabun New"/>
+          <w:b/>
+          <w:sz w:val="32"/>
+          <w:szCs w:val="32"/>
+          <w:bCs/>
+        </w:rPr>
+        <w:t>ความแม่นยำระดับนี้เหมาะกับการเป็นเครื่องมือช่วยคัดกรองให้เจ้าหน้าที่ดู มากกว่าการตัดสินอัตโนมัติ</w:t>
       </w:r>
     </w:p>
     <w:p>
@@ -3632,18 +2613,7 @@
           <w:sz w:val="32"/>
           <w:szCs w:val="32"/>
         </w:rPr>
-        <w:t>ยังไม่ได้ทดสอบกับสัญญาณสดจากกล้องจริง · **ความแม่นยำระดับนี้เหมาะกับการเป็นเครื่องมือ</w:t>
-      </w:r>
-    </w:p>
-    <w:p>
-      <w:r>
-        <w:rPr>
-          <w:rFonts w:ascii="TH Sarabun New" w:hAnsi="TH Sarabun New" w:cs="TH Sarabun New"/>
-          <w:b w:val="0"/>
-          <w:sz w:val="32"/>
-          <w:szCs w:val="32"/>
-        </w:rPr>
-        <w:t>ช่วยคัดกรองให้เจ้าหน้าที่ดู มากกว่าการตัดสินอัตโนมัติ** ซึ่งเป็นตำแหน่งที่โครงงานนี้ตั้งใจไว้ตั้งแต่ต้น</w:t>
+        <w:t>ซึ่งเป็นตำแหน่งที่โครงงานนี้ตั้งใจไว้ตั้งแต่ต้น</w:t>
       </w:r>
     </w:p>
     <w:p/>
@@ -3673,7 +2643,7 @@
           <w:sz w:val="32"/>
           <w:szCs w:val="32"/>
         </w:rPr>
-        <w:t xml:space="preserve">ปัญหาหลักที่พบไม่ได้มาจากการเขียนโปรแกรม แต่มาจาก </w:t>
+        <w:t xml:space="preserve">ปัญหาหลักไม่ได้มาจากการเขียนโปรแกรม แต่มาจาก </w:t>
       </w:r>
       <w:r>
         <w:rPr>
@@ -3694,540 +2664,7 @@
           <w:sz w:val="32"/>
           <w:szCs w:val="32"/>
         </w:rPr>
-        <w:t>ซึ่งแก้ด้วยการปรับคำสั่งไม่ได้ บทนี้สรุปว่าเจอปัญหาอะไร แก้อย่างไร และผลเป็นอย่างไร</w:t>
-      </w:r>
-    </w:p>
-    <w:p/>
-    <w:p>
-      <w:r>
-        <w:rPr>
-          <w:rFonts w:ascii="TH Sarabun New" w:hAnsi="TH Sarabun New" w:cs="TH Sarabun New"/>
-          <w:b/>
-          <w:sz w:val="36"/>
-          <w:szCs w:val="36"/>
-          <w:bCs/>
-        </w:rPr>
-        <w:t>8.1 แบบจำลองจับคู่ป้ายเข้ากับลังผิด — แก้ได้ด้วยการเปลี่ยนวิธีถาม</w:t>
-      </w:r>
-    </w:p>
-    <w:p/>
-    <w:p>
-      <w:r>
-        <w:rPr>
-          <w:rFonts w:ascii="TH Sarabun New" w:hAnsi="TH Sarabun New" w:cs="TH Sarabun New"/>
-          <w:b/>
-          <w:sz w:val="32"/>
-          <w:szCs w:val="32"/>
-          <w:bCs/>
-        </w:rPr>
-        <w:t>อาการ:</w:t>
-      </w:r>
-      <w:r>
-        <w:rPr>
-          <w:rFonts w:ascii="TH Sarabun New" w:hAnsi="TH Sarabun New" w:cs="TH Sarabun New"/>
-          <w:b w:val="0"/>
-          <w:sz w:val="32"/>
-          <w:szCs w:val="32"/>
-        </w:rPr>
-        <w:t xml:space="preserve"> คำบรรยายรายงานว่า "หยิบกระป๋องจากลัง NG" ทั้งที่ภาพแสดงชัดว่าหยิบจากลัง WAIT</w:t>
-      </w:r>
-    </w:p>
-    <w:p>
-      <w:r>
-        <w:rPr>
-          <w:rFonts w:ascii="TH Sarabun New" w:hAnsi="TH Sarabun New" w:cs="TH Sarabun New"/>
-          <w:b w:val="0"/>
-          <w:sz w:val="32"/>
-          <w:szCs w:val="32"/>
-        </w:rPr>
-        <w:t xml:space="preserve">ผิดถึง 146 จาก 220 จุด (66%) และ </w:t>
-      </w:r>
-      <w:r>
-        <w:rPr>
-          <w:rFonts w:ascii="TH Sarabun New" w:hAnsi="TH Sarabun New" w:cs="TH Sarabun New"/>
-          <w:b/>
-          <w:sz w:val="32"/>
-          <w:szCs w:val="32"/>
-          <w:bCs/>
-        </w:rPr>
-        <w:t>ลองแก้ด้วยคำสั่ง 4 แนวทางแล้วไม่มีวิธีใดแก้ได้</w:t>
-      </w:r>
-    </w:p>
-    <w:p/>
-    <w:p>
-      <w:r>
-        <w:rPr>
-          <w:rFonts w:ascii="TH Sarabun New" w:hAnsi="TH Sarabun New" w:cs="TH Sarabun New"/>
-          <w:b/>
-          <w:sz w:val="32"/>
-          <w:szCs w:val="32"/>
-          <w:bCs/>
-        </w:rPr>
-        <w:t>สาเหตุที่วัดได้:</w:t>
-      </w:r>
-      <w:r>
-        <w:rPr>
-          <w:rFonts w:ascii="TH Sarabun New" w:hAnsi="TH Sarabun New" w:cs="TH Sarabun New"/>
-          <w:b w:val="0"/>
-          <w:sz w:val="32"/>
-          <w:szCs w:val="32"/>
-        </w:rPr>
-        <w:t xml:space="preserve"> ลัง WAIT กับ NG ห่างกัน 251 พิกเซล เรียกผิด 66%</w:t>
-      </w:r>
-    </w:p>
-    <w:p>
-      <w:r>
-        <w:rPr>
-          <w:rFonts w:ascii="TH Sarabun New" w:hAnsi="TH Sarabun New" w:cs="TH Sarabun New"/>
-          <w:b w:val="0"/>
-          <w:sz w:val="32"/>
-          <w:szCs w:val="32"/>
-        </w:rPr>
-        <w:t xml:space="preserve">ส่วนลัง GOOD ที่ห่างออกไป 1,053 พิกเซล </w:t>
-      </w:r>
-      <w:r>
-        <w:rPr>
-          <w:rFonts w:ascii="TH Sarabun New" w:hAnsi="TH Sarabun New" w:cs="TH Sarabun New"/>
-          <w:b/>
-          <w:sz w:val="32"/>
-          <w:szCs w:val="32"/>
-          <w:bCs/>
-        </w:rPr>
-        <w:t>ไม่เคยเรียกผิดเลย</w:t>
-      </w:r>
-    </w:p>
-    <w:p/>
-    <w:p>
-      <w:pPr>
-        <w:ind w:left="504"/>
-      </w:pPr>
-      <w:r>
-        <w:rPr>
-          <w:rFonts w:ascii="TH Sarabun New" w:hAnsi="TH Sarabun New" w:cs="TH Sarabun New"/>
-          <w:b w:val="0"/>
-          <w:i/>
-          <w:sz w:val="30"/>
-          <w:szCs w:val="30"/>
-        </w:rPr>
-        <w:t xml:space="preserve">ระยะห่างเป็นตัวกำหนดว่าจะผิดหรือไม่ → </w:t>
-      </w:r>
-      <w:r>
-        <w:rPr>
-          <w:rFonts w:ascii="TH Sarabun New" w:hAnsi="TH Sarabun New" w:cs="TH Sarabun New"/>
-          <w:b/>
-          <w:i/>
-          <w:sz w:val="30"/>
-          <w:szCs w:val="30"/>
-          <w:bCs/>
-        </w:rPr>
-        <w:t>ไม่ใช่ปัญหาอ่านป้ายไม่ออก แต่เป็นปัญหาจับคู่ป้ายกับวัตถุ</w:t>
-      </w:r>
-    </w:p>
-    <w:p>
-      <w:pPr>
-        <w:ind w:left="504"/>
-      </w:pPr>
-      <w:r>
-        <w:rPr>
-          <w:rFonts w:ascii="TH Sarabun New" w:hAnsi="TH Sarabun New" w:cs="TH Sarabun New"/>
-          <w:b w:val="0"/>
-          <w:i/>
-          <w:sz w:val="30"/>
-          <w:szCs w:val="30"/>
-        </w:rPr>
-        <w:t>ซึ่งเป็นข้อจำกัดเชิงโครงสร้างของแบบจำลองกลุ่มนี้ที่มีรายงานในงานวิจัย (เอกสารอ้างอิง [9])</w:t>
-      </w:r>
-    </w:p>
-    <w:p/>
-    <w:p>
-      <w:r>
-        <w:rPr>
-          <w:rFonts w:ascii="TH Sarabun New" w:hAnsi="TH Sarabun New" w:cs="TH Sarabun New"/>
-          <w:b/>
-          <w:sz w:val="32"/>
-          <w:szCs w:val="32"/>
-          <w:bCs/>
-        </w:rPr>
-        <w:t>วิธีแก้:</w:t>
-      </w:r>
-      <w:r>
-        <w:rPr>
-          <w:rFonts w:ascii="TH Sarabun New" w:hAnsi="TH Sarabun New" w:cs="TH Sarabun New"/>
-          <w:b w:val="0"/>
-          <w:sz w:val="32"/>
-          <w:szCs w:val="32"/>
-        </w:rPr>
-        <w:t xml:space="preserve"> ให้โปรแกรมครอบภาพทีละลัง (กล้องอยู่กับที่ ตำแหน่งลังจึงคงที่) แล้วถามเพียง "มีมือไหม"</w:t>
-      </w:r>
-    </w:p>
-    <w:p>
-      <w:r>
-        <w:rPr>
-          <w:rFonts w:ascii="TH Sarabun New" w:hAnsi="TH Sarabun New" w:cs="TH Sarabun New"/>
-          <w:b w:val="0"/>
-          <w:sz w:val="32"/>
-          <w:szCs w:val="32"/>
-        </w:rPr>
-        <w:t xml:space="preserve">— </w:t>
-      </w:r>
-      <w:r>
-        <w:rPr>
-          <w:rFonts w:ascii="TH Sarabun New" w:hAnsi="TH Sarabun New" w:cs="TH Sarabun New"/>
-          <w:b/>
-          <w:sz w:val="32"/>
-          <w:szCs w:val="32"/>
-          <w:bCs/>
-        </w:rPr>
-        <w:t>ตัวตนของลังมาจากโปรแกรม ไม่ใช่จากแบบจำลอง</w:t>
-      </w:r>
-    </w:p>
-    <w:p/>
-    <w:p>
-      <w:r>
-        <w:rPr>
-          <w:rFonts w:ascii="TH Sarabun New" w:hAnsi="TH Sarabun New" w:cs="TH Sarabun New"/>
-          <w:b/>
-          <w:sz w:val="32"/>
-          <w:szCs w:val="32"/>
-          <w:bCs/>
-        </w:rPr>
-        <w:t>ผล:</w:t>
-      </w:r>
-      <w:r>
-        <w:rPr>
-          <w:rFonts w:ascii="TH Sarabun New" w:hAnsi="TH Sarabun New" w:cs="TH Sarabun New"/>
-          <w:b w:val="0"/>
-          <w:sz w:val="32"/>
-          <w:szCs w:val="32"/>
-        </w:rPr>
-        <w:t xml:space="preserve"> จากผิด 66% เหลือ </w:t>
-      </w:r>
-      <w:r>
-        <w:rPr>
-          <w:rFonts w:ascii="TH Sarabun New" w:hAnsi="TH Sarabun New" w:cs="TH Sarabun New"/>
-          <w:b/>
-          <w:sz w:val="32"/>
-          <w:szCs w:val="32"/>
-          <w:bCs/>
-        </w:rPr>
-        <w:t>ถูก 8/8 ไม่มีการแจ้งผิด</w:t>
-      </w:r>
-      <w:r>
-        <w:rPr>
-          <w:rFonts w:ascii="TH Sarabun New" w:hAnsi="TH Sarabun New" w:cs="TH Sarabun New"/>
-          <w:b w:val="0"/>
-          <w:sz w:val="32"/>
-          <w:szCs w:val="32"/>
-        </w:rPr>
-        <w:t xml:space="preserve"> และต้นทุนต่ำเพราะภาพครอบเล็ก</w:t>
-      </w:r>
-    </w:p>
-    <w:p>
-      <w:r>
-        <w:rPr>
-          <w:rFonts w:ascii="TH Sarabun New" w:hAnsi="TH Sarabun New" w:cs="TH Sarabun New"/>
-          <w:b w:val="0"/>
-          <w:sz w:val="32"/>
-          <w:szCs w:val="32"/>
-        </w:rPr>
-        <w:t>ใช้เวลาเพียง 0.27 วินาทีต่อครั้ง</w:t>
-      </w:r>
-    </w:p>
-    <w:p/>
-    <w:p>
-      <w:r>
-        <w:rPr>
-          <w:rFonts w:ascii="TH Sarabun New" w:hAnsi="TH Sarabun New" w:cs="TH Sarabun New"/>
-          <w:b/>
-          <w:sz w:val="32"/>
-          <w:szCs w:val="32"/>
-          <w:bCs/>
-        </w:rPr>
-        <w:t>บทเรียนเชิงออกแบบ:</w:t>
-      </w:r>
-      <w:r>
-        <w:rPr>
-          <w:rFonts w:ascii="TH Sarabun New" w:hAnsi="TH Sarabun New" w:cs="TH Sarabun New"/>
-          <w:b w:val="0"/>
-          <w:sz w:val="32"/>
-          <w:szCs w:val="32"/>
-        </w:rPr>
-        <w:t xml:space="preserve"> เมื่อเจอข้อจำกัดเชิงโครงสร้าง ทางออกคือ</w:t>
-      </w:r>
-    </w:p>
-    <w:p>
-      <w:r>
-        <w:rPr>
-          <w:rFonts w:ascii="TH Sarabun New" w:hAnsi="TH Sarabun New" w:cs="TH Sarabun New"/>
-          <w:b/>
-          <w:sz w:val="32"/>
-          <w:szCs w:val="32"/>
-          <w:bCs/>
-        </w:rPr>
-        <w:t>ออกแบบระบบให้ไม่ต้องถามคำถามที่แบบจำลองตอบไม่ได้</w:t>
-      </w:r>
-      <w:r>
-        <w:rPr>
-          <w:rFonts w:ascii="TH Sarabun New" w:hAnsi="TH Sarabun New" w:cs="TH Sarabun New"/>
-          <w:b w:val="0"/>
-          <w:sz w:val="32"/>
-          <w:szCs w:val="32"/>
-        </w:rPr>
-        <w:t xml:space="preserve"> แล้วให้โปรแกรมรับผิดชอบส่วนนั้นแทน</w:t>
-      </w:r>
-    </w:p>
-    <w:p>
-      <w:r>
-        <w:rPr>
-          <w:rFonts w:ascii="TH Sarabun New" w:hAnsi="TH Sarabun New" w:cs="TH Sarabun New"/>
-          <w:b w:val="0"/>
-          <w:sz w:val="32"/>
-          <w:szCs w:val="32"/>
-        </w:rPr>
-        <w:t>— หลักการเดียวกันนี้ใช้ได้กับปัญหาอื่นอีกหลายข้อในโครงงาน</w:t>
-      </w:r>
-    </w:p>
-    <w:p/>
-    <w:p>
-      <w:r>
-        <w:rPr>
-          <w:rFonts w:ascii="TH Sarabun New" w:hAnsi="TH Sarabun New" w:cs="TH Sarabun New"/>
-          <w:b/>
-          <w:sz w:val="36"/>
-          <w:szCs w:val="36"/>
-          <w:bCs/>
-        </w:rPr>
-        <w:t>8.2 หน้ากากมีขนาดเล็กเกินกว่าจะตรวจจากภาพเต็ม — แก้ได้ด้วยการขยายภาพ</w:t>
-      </w:r>
-    </w:p>
-    <w:p/>
-    <w:p>
-      <w:r>
-        <w:rPr>
-          <w:rFonts w:ascii="TH Sarabun New" w:hAnsi="TH Sarabun New" w:cs="TH Sarabun New"/>
-          <w:b/>
-          <w:sz w:val="32"/>
-          <w:szCs w:val="32"/>
-          <w:bCs/>
-        </w:rPr>
-        <w:t>อาการ:</w:t>
-      </w:r>
-      <w:r>
-        <w:rPr>
-          <w:rFonts w:ascii="TH Sarabun New" w:hAnsi="TH Sarabun New" w:cs="TH Sarabun New"/>
-          <w:b w:val="0"/>
-          <w:sz w:val="32"/>
-          <w:szCs w:val="32"/>
-        </w:rPr>
-        <w:t xml:space="preserve"> ตรวจหน้ากากจากภาพเต็มได้เพียง 8 จาก 35 จุด (23%) เพราะหน้ากากกินพื้นที่</w:t>
-      </w:r>
-    </w:p>
-    <w:p>
-      <w:r>
-        <w:rPr>
-          <w:rFonts w:ascii="TH Sarabun New" w:hAnsi="TH Sarabun New" w:cs="TH Sarabun New"/>
-          <w:b w:val="0"/>
-          <w:sz w:val="32"/>
-          <w:szCs w:val="32"/>
-        </w:rPr>
-        <w:t>ประมาณ 4% ของภาพ และผู้ปฏิบัติงานก้มหน้า</w:t>
-      </w:r>
-    </w:p>
-    <w:p/>
-    <w:p>
-      <w:r>
-        <w:rPr>
-          <w:rFonts w:ascii="TH Sarabun New" w:hAnsi="TH Sarabun New" w:cs="TH Sarabun New"/>
-          <w:b/>
-          <w:sz w:val="32"/>
-          <w:szCs w:val="32"/>
-          <w:bCs/>
-        </w:rPr>
-        <w:t>วิธีแก้:</w:t>
-      </w:r>
-      <w:r>
-        <w:rPr>
-          <w:rFonts w:ascii="TH Sarabun New" w:hAnsi="TH Sarabun New" w:cs="TH Sarabun New"/>
-          <w:b w:val="0"/>
-          <w:sz w:val="32"/>
-          <w:szCs w:val="32"/>
-        </w:rPr>
-        <w:t xml:space="preserve"> ครอบเฉพาะส่วนศีรษะแล้วขยาย 4 เท่าด้วยแบบจำลองขยายภาพ (ไม่ใช่การยืดภาพธรรมดา)</w:t>
-      </w:r>
-    </w:p>
-    <w:p>
-      <w:r>
-        <w:rPr>
-          <w:rFonts w:ascii="TH Sarabun New" w:hAnsi="TH Sarabun New" w:cs="TH Sarabun New"/>
-          <w:b w:val="0"/>
-          <w:sz w:val="32"/>
-          <w:szCs w:val="32"/>
-        </w:rPr>
-        <w:t>ก่อนส่งให้แบบจำลองดู</w:t>
-      </w:r>
-    </w:p>
-    <w:p/>
-    <w:p>
-      <w:r>
-        <w:rPr>
-          <w:rFonts w:ascii="TH Sarabun New" w:hAnsi="TH Sarabun New" w:cs="TH Sarabun New"/>
-          <w:b/>
-          <w:sz w:val="32"/>
-          <w:szCs w:val="32"/>
-          <w:bCs/>
-        </w:rPr>
-        <w:t>ผล:</w:t>
-      </w:r>
-      <w:r>
-        <w:rPr>
-          <w:rFonts w:ascii="TH Sarabun New" w:hAnsi="TH Sarabun New" w:cs="TH Sarabun New"/>
-          <w:b w:val="0"/>
-          <w:sz w:val="32"/>
-          <w:szCs w:val="32"/>
-        </w:rPr>
-        <w:t xml:space="preserve"> </w:t>
-      </w:r>
-      <w:r>
-        <w:rPr>
-          <w:rFonts w:ascii="TH Sarabun New" w:hAnsi="TH Sarabun New" w:cs="TH Sarabun New"/>
-          <w:b/>
-          <w:sz w:val="32"/>
-          <w:szCs w:val="32"/>
-          <w:bCs/>
-        </w:rPr>
-        <w:t>23% → 80% (เพิ่ม 3.5 เท่า)</w:t>
-      </w:r>
-      <w:r>
-        <w:rPr>
-          <w:rFonts w:ascii="TH Sarabun New" w:hAnsi="TH Sarabun New" w:cs="TH Sarabun New"/>
-          <w:b w:val="0"/>
-          <w:sz w:val="32"/>
-          <w:szCs w:val="32"/>
-        </w:rPr>
-        <w:t xml:space="preserve"> แลกกับการแจ้งผิด 2 จุด</w:t>
-      </w:r>
-    </w:p>
-    <w:p/>
-    <w:p>
-      <w:r>
-        <w:rPr>
-          <w:rFonts w:ascii="TH Sarabun New" w:hAnsi="TH Sarabun New" w:cs="TH Sarabun New"/>
-          <w:b w:val="0"/>
-          <w:sz w:val="32"/>
-          <w:szCs w:val="32"/>
-        </w:rPr>
-        <w:t>ระหว่างพัฒนาได้ทดลองเพิ่มตัวกรอง "ถ้าแบบจำลองบอกว่ามองไม่เห็นใบหน้า ก็อย่าเพิ่งตัดสิน"</w:t>
-      </w:r>
-    </w:p>
-    <w:p>
-      <w:r>
-        <w:rPr>
-          <w:rFonts w:ascii="TH Sarabun New" w:hAnsi="TH Sarabun New" w:cs="TH Sarabun New"/>
-          <w:b w:val="0"/>
-          <w:sz w:val="32"/>
-          <w:szCs w:val="32"/>
-        </w:rPr>
-        <w:t>ซึ่งฟังดูสมเหตุสมผล แต่ **เมื่อวัดผลจริงพบว่าตัวกรองนั้นทิ้งคำตอบที่ถูกไป 19 จุด (80% เหลือ 26%)</w:t>
-      </w:r>
-    </w:p>
-    <w:p>
-      <w:r>
-        <w:rPr>
-          <w:rFonts w:ascii="TH Sarabun New" w:hAnsi="TH Sarabun New" w:cs="TH Sarabun New"/>
-          <w:b w:val="0"/>
-          <w:sz w:val="32"/>
-          <w:szCs w:val="32"/>
-        </w:rPr>
-        <w:t>จึงถอดออก** — เป็นตัวอย่างว่าการวัดผลก่อนนำเข้าระบบช่วยป้องกันการเพิ่มกลไก</w:t>
-      </w:r>
-    </w:p>
-    <w:p>
-      <w:r>
-        <w:rPr>
-          <w:rFonts w:ascii="TH Sarabun New" w:hAnsi="TH Sarabun New" w:cs="TH Sarabun New"/>
-          <w:b w:val="0"/>
-          <w:sz w:val="32"/>
-          <w:szCs w:val="32"/>
-        </w:rPr>
-        <w:t>ที่ให้ผลตรงข้ามกับที่ตั้งใจไว้</w:t>
-      </w:r>
-    </w:p>
-    <w:p/>
-    <w:p>
-      <w:r>
-        <w:rPr>
-          <w:rFonts w:ascii="TH Sarabun New" w:hAnsi="TH Sarabun New" w:cs="TH Sarabun New"/>
-          <w:b/>
-          <w:sz w:val="36"/>
-          <w:szCs w:val="36"/>
-          <w:bCs/>
-        </w:rPr>
-        <w:t>8.3 แบบจำลองตอบที่ระดับคน ไม่ใช่ระดับส่วนย่อย</w:t>
-      </w:r>
-    </w:p>
-    <w:p/>
-    <w:p>
-      <w:r>
-        <w:rPr>
-          <w:rFonts w:ascii="TH Sarabun New" w:hAnsi="TH Sarabun New" w:cs="TH Sarabun New"/>
-          <w:b/>
-          <w:sz w:val="32"/>
-          <w:szCs w:val="32"/>
-          <w:bCs/>
-        </w:rPr>
-        <w:t>อาการ:</w:t>
-      </w:r>
-      <w:r>
-        <w:rPr>
-          <w:rFonts w:ascii="TH Sarabun New" w:hAnsi="TH Sarabun New" w:cs="TH Sarabun New"/>
-          <w:b w:val="0"/>
-          <w:sz w:val="32"/>
-          <w:szCs w:val="32"/>
-        </w:rPr>
-        <w:t xml:space="preserve"> ถุงมือตรวจได้ 57% ซึ่งต่ำที่สุดในสามรายการ</w:t>
-      </w:r>
-    </w:p>
-    <w:p/>
-    <w:p>
-      <w:r>
-        <w:rPr>
-          <w:rFonts w:ascii="TH Sarabun New" w:hAnsi="TH Sarabun New" w:cs="TH Sarabun New"/>
-          <w:b/>
-          <w:sz w:val="32"/>
-          <w:szCs w:val="32"/>
-          <w:bCs/>
-        </w:rPr>
-        <w:t>สาเหตุที่วิเคราะห์ได้:</w:t>
-      </w:r>
-      <w:r>
-        <w:rPr>
-          <w:rFonts w:ascii="TH Sarabun New" w:hAnsi="TH Sarabun New" w:cs="TH Sarabun New"/>
-          <w:b w:val="0"/>
-          <w:sz w:val="32"/>
-          <w:szCs w:val="32"/>
-        </w:rPr>
-        <w:t xml:space="preserve"> ความผิดพลาดทั้ง 6 จุดมีรากเดียวกัน คือแบบจำลองตอบคำถาม</w:t>
-      </w:r>
-    </w:p>
-    <w:p>
-      <w:r>
-        <w:rPr>
-          <w:rFonts w:ascii="TH Sarabun New" w:hAnsi="TH Sarabun New" w:cs="TH Sarabun New"/>
-          <w:b w:val="0"/>
-          <w:sz w:val="32"/>
-          <w:szCs w:val="32"/>
-        </w:rPr>
-        <w:t xml:space="preserve">"สวมถุงมือหรือไม่" ที่ </w:t>
-      </w:r>
-      <w:r>
-        <w:rPr>
-          <w:rFonts w:ascii="TH Sarabun New" w:hAnsi="TH Sarabun New" w:cs="TH Sarabun New"/>
-          <w:b/>
-          <w:sz w:val="32"/>
-          <w:szCs w:val="32"/>
-          <w:bCs/>
-        </w:rPr>
-        <w:t>ระดับคน ไม่ใช่ระดับมือ</w:t>
+        <w:t>ซึ่งแก้ด้วยการปรับคำสั่งไม่ได้ ทุกข้อจึงต้องแก้ด้วยการออกแบบระบบใหม่ และวัดผลก่อน–หลังทุกครั้ง</w:t>
       </w:r>
     </w:p>
     <w:p/>
@@ -4238,13 +2675,15 @@
         <w:tblLook w:firstColumn="1" w:firstRow="1" w:lastColumn="0" w:lastRow="0" w:noHBand="0" w:noVBand="1" w:val="04A0"/>
       </w:tblPr>
       <w:tblGrid>
-        <w:gridCol w:w="4514"/>
-        <w:gridCol w:w="4514"/>
+        <w:gridCol w:w="2257"/>
+        <w:gridCol w:w="2257"/>
+        <w:gridCol w:w="2257"/>
+        <w:gridCol w:w="2257"/>
       </w:tblGrid>
       <w:tr>
         <w:tc>
           <w:tcPr>
-            <w:tcW w:type="dxa" w:w="4514"/>
+            <w:tcW w:type="dxa" w:w="2257"/>
           </w:tcPr>
           <w:p>
             <w:r>
@@ -4259,13 +2698,13 @@
                 <w:sz w:val="28"/>
                 <w:szCs w:val="28"/>
               </w:rPr>
-              <w:t>กรณี</w:t>
+              <w:t>ปัญหาที่พบ</w:t>
             </w:r>
           </w:p>
         </w:tc>
         <w:tc>
           <w:tcPr>
-            <w:tcW w:type="dxa" w:w="4514"/>
+            <w:tcW w:type="dxa" w:w="2257"/>
           </w:tcPr>
           <w:p>
             <w:r>
@@ -4280,7 +2719,49 @@
                 <w:sz w:val="28"/>
                 <w:szCs w:val="28"/>
               </w:rPr>
-              <w:t>เกิดอะไร</w:t>
+              <w:t>สาเหตุที่วัดได้</w:t>
+            </w:r>
+          </w:p>
+        </w:tc>
+        <w:tc>
+          <w:tcPr>
+            <w:tcW w:type="dxa" w:w="2257"/>
+          </w:tcPr>
+          <w:p>
+            <w:r>
+              <w:rPr>
+                <w:b/>
+              </w:rPr>
+            </w:r>
+            <w:r>
+              <w:rPr>
+                <w:rFonts w:ascii="TH Sarabun New" w:hAnsi="TH Sarabun New" w:cs="TH Sarabun New"/>
+                <w:b/>
+                <w:sz w:val="28"/>
+                <w:szCs w:val="28"/>
+              </w:rPr>
+              <w:t>วิธีแก้</w:t>
+            </w:r>
+          </w:p>
+        </w:tc>
+        <w:tc>
+          <w:tcPr>
+            <w:tcW w:type="dxa" w:w="2257"/>
+          </w:tcPr>
+          <w:p>
+            <w:r>
+              <w:rPr>
+                <w:b/>
+              </w:rPr>
+            </w:r>
+            <w:r>
+              <w:rPr>
+                <w:rFonts w:ascii="TH Sarabun New" w:hAnsi="TH Sarabun New" w:cs="TH Sarabun New"/>
+                <w:b/>
+                <w:sz w:val="28"/>
+                <w:szCs w:val="28"/>
+              </w:rPr>
+              <w:t>ผล</w:t>
             </w:r>
           </w:p>
         </w:tc>
@@ -4288,7 +2769,34 @@
       <w:tr>
         <w:tc>
           <w:tcPr>
-            <w:tcW w:type="dxa" w:w="4514"/>
+            <w:tcW w:type="dxa" w:w="2257"/>
+          </w:tcPr>
+          <w:p>
+            <w:r/>
+            <w:r>
+              <w:rPr>
+                <w:rFonts w:ascii="TH Sarabun New" w:hAnsi="TH Sarabun New" w:cs="TH Sarabun New"/>
+                <w:b/>
+                <w:sz w:val="28"/>
+                <w:szCs w:val="28"/>
+                <w:bCs/>
+              </w:rPr>
+              <w:t>ระบุลังผิด</w:t>
+            </w:r>
+            <w:r>
+              <w:rPr>
+                <w:rFonts w:ascii="TH Sarabun New" w:hAnsi="TH Sarabun New" w:cs="TH Sarabun New"/>
+                <w:b w:val="0"/>
+                <w:sz w:val="28"/>
+                <w:szCs w:val="28"/>
+              </w:rPr>
+              <w:t xml:space="preserve"> — บอกว่าหยิบจากลัง NG ทั้งที่หยิบจาก WAIT (ผิด 146/220 = 66%)</w:t>
+            </w:r>
+          </w:p>
+        </w:tc>
+        <w:tc>
+          <w:tcPr>
+            <w:tcW w:type="dxa" w:w="2257"/>
           </w:tcPr>
           <w:p>
             <w:r/>
@@ -4299,13 +2807,51 @@
                 <w:sz w:val="28"/>
                 <w:szCs w:val="28"/>
               </w:rPr>
-              <w:t>ถอดถุงมือข้างเดียว (3 จุด)</w:t>
+              <w:t xml:space="preserve">ลัง WAIT/NG ห่างกัน 251 พิกเซล เรียกผิด 66% แต่ลัง GOOD ที่ห่าง 1,053 พิกเซล </w:t>
+            </w:r>
+            <w:r>
+              <w:rPr>
+                <w:rFonts w:ascii="TH Sarabun New" w:hAnsi="TH Sarabun New" w:cs="TH Sarabun New"/>
+                <w:b/>
+                <w:sz w:val="28"/>
+                <w:szCs w:val="28"/>
+                <w:bCs/>
+              </w:rPr>
+              <w:t>ไม่เคยผิดเลย</w:t>
+            </w:r>
+            <w:r>
+              <w:rPr>
+                <w:rFonts w:ascii="TH Sarabun New" w:hAnsi="TH Sarabun New" w:cs="TH Sarabun New"/>
+                <w:b w:val="0"/>
+                <w:sz w:val="28"/>
+                <w:szCs w:val="28"/>
+              </w:rPr>
+              <w:t xml:space="preserve"> → ไม่ใช่อ่านป้ายไม่ออก แต่เป็น </w:t>
+            </w:r>
+            <w:r>
+              <w:rPr>
+                <w:rFonts w:ascii="TH Sarabun New" w:hAnsi="TH Sarabun New" w:cs="TH Sarabun New"/>
+                <w:b/>
+                <w:sz w:val="28"/>
+                <w:szCs w:val="28"/>
+                <w:bCs/>
+              </w:rPr>
+              <w:t>การจับคู่ป้ายกับวัตถุ</w:t>
+            </w:r>
+            <w:r>
+              <w:rPr>
+                <w:rFonts w:ascii="TH Sarabun New" w:hAnsi="TH Sarabun New" w:cs="TH Sarabun New"/>
+                <w:b w:val="0"/>
+                <w:sz w:val="28"/>
+                <w:szCs w:val="28"/>
+              </w:rPr>
+              <w:t xml:space="preserve"> ซึ่งมีรายงานในงานวิจัย (เอกสารอ้างอิง [9])</w:t>
             </w:r>
           </w:p>
         </w:tc>
         <w:tc>
           <w:tcPr>
-            <w:tcW w:type="dxa" w:w="4514"/>
+            <w:tcW w:type="dxa" w:w="2257"/>
           </w:tcPr>
           <w:p>
             <w:r/>
@@ -4316,7 +2862,44 @@
                 <w:sz w:val="28"/>
                 <w:szCs w:val="28"/>
               </w:rPr>
-              <w:t>เห็นมืออีกข้างที่ยังใส่อยู่ → ตอบว่า "ใส่"</w:t>
+              <w:t xml:space="preserve">ให้โปรแกรมครอบภาพทีละลัง แล้วถามเพียง "มีมือไหม" — </w:t>
+            </w:r>
+            <w:r>
+              <w:rPr>
+                <w:rFonts w:ascii="TH Sarabun New" w:hAnsi="TH Sarabun New" w:cs="TH Sarabun New"/>
+                <w:b/>
+                <w:sz w:val="28"/>
+                <w:szCs w:val="28"/>
+                <w:bCs/>
+              </w:rPr>
+              <w:t>ตัวตนของลังมาจากโปรแกรม ไม่ใช่จากแบบจำลอง</w:t>
+            </w:r>
+          </w:p>
+        </w:tc>
+        <w:tc>
+          <w:tcPr>
+            <w:tcW w:type="dxa" w:w="2257"/>
+          </w:tcPr>
+          <w:p>
+            <w:r/>
+            <w:r>
+              <w:rPr>
+                <w:rFonts w:ascii="TH Sarabun New" w:hAnsi="TH Sarabun New" w:cs="TH Sarabun New"/>
+                <w:b/>
+                <w:sz w:val="28"/>
+                <w:szCs w:val="28"/>
+                <w:bCs/>
+              </w:rPr>
+              <w:t>8/8</w:t>
+            </w:r>
+            <w:r>
+              <w:rPr>
+                <w:rFonts w:ascii="TH Sarabun New" w:hAnsi="TH Sarabun New" w:cs="TH Sarabun New"/>
+                <w:b w:val="0"/>
+                <w:sz w:val="28"/>
+                <w:szCs w:val="28"/>
+              </w:rPr>
+              <w:t xml:space="preserve"> ไม่มีแจ้งผิด · ใช้เวลาเพียง 0.27 วิ/ครั้ง</w:t>
             </w:r>
           </w:p>
         </w:tc>
@@ -4324,7 +2907,34 @@
       <w:tr>
         <w:tc>
           <w:tcPr>
-            <w:tcW w:type="dxa" w:w="4514"/>
+            <w:tcW w:type="dxa" w:w="2257"/>
+          </w:tcPr>
+          <w:p>
+            <w:r/>
+            <w:r>
+              <w:rPr>
+                <w:rFonts w:ascii="TH Sarabun New" w:hAnsi="TH Sarabun New" w:cs="TH Sarabun New"/>
+                <w:b/>
+                <w:sz w:val="28"/>
+                <w:szCs w:val="28"/>
+                <w:bCs/>
+              </w:rPr>
+              <w:t>มองหน้ากากไม่เห็น</w:t>
+            </w:r>
+            <w:r>
+              <w:rPr>
+                <w:rFonts w:ascii="TH Sarabun New" w:hAnsi="TH Sarabun New" w:cs="TH Sarabun New"/>
+                <w:b w:val="0"/>
+                <w:sz w:val="28"/>
+                <w:szCs w:val="28"/>
+              </w:rPr>
+              <w:t xml:space="preserve"> (8/35 = 23%)</w:t>
+            </w:r>
+          </w:p>
+        </w:tc>
+        <w:tc>
+          <w:tcPr>
+            <w:tcW w:type="dxa" w:w="2257"/>
           </w:tcPr>
           <w:p>
             <w:r/>
@@ -4335,13 +2945,13 @@
                 <w:sz w:val="28"/>
                 <w:szCs w:val="28"/>
               </w:rPr>
-              <w:t>มือถูกผ้าเช็ดสีแดงบัง (3 จุด)</w:t>
+              <w:t>หน้ากากกินพื้นที่ ~4% ของภาพ + ผู้ปฏิบัติงานก้มหน้า</w:t>
             </w:r>
           </w:p>
         </w:tc>
         <w:tc>
           <w:tcPr>
-            <w:tcW w:type="dxa" w:w="4514"/>
+            <w:tcW w:type="dxa" w:w="2257"/>
           </w:tcPr>
           <w:p>
             <w:r/>
@@ -4352,7 +2962,34 @@
                 <w:sz w:val="28"/>
                 <w:szCs w:val="28"/>
               </w:rPr>
-              <w:t>ไม่เห็นสีขาว → ตอบว่า "ไม่ใส่"</w:t>
+              <w:t>ครอบเฉพาะศีรษะแล้วขยาย 4 เท่าด้วยแบบจำลองขยายภาพ ก่อนส่งให้ดู</w:t>
+            </w:r>
+          </w:p>
+        </w:tc>
+        <w:tc>
+          <w:tcPr>
+            <w:tcW w:type="dxa" w:w="2257"/>
+          </w:tcPr>
+          <w:p>
+            <w:r/>
+            <w:r>
+              <w:rPr>
+                <w:rFonts w:ascii="TH Sarabun New" w:hAnsi="TH Sarabun New" w:cs="TH Sarabun New"/>
+                <w:b/>
+                <w:sz w:val="28"/>
+                <w:szCs w:val="28"/>
+                <w:bCs/>
+              </w:rPr>
+              <w:t>23% → 80%</w:t>
+            </w:r>
+            <w:r>
+              <w:rPr>
+                <w:rFonts w:ascii="TH Sarabun New" w:hAnsi="TH Sarabun New" w:cs="TH Sarabun New"/>
+                <w:b w:val="0"/>
+                <w:sz w:val="28"/>
+                <w:szCs w:val="28"/>
+              </w:rPr>
+              <w:t xml:space="preserve"> (3.5 เท่า)</w:t>
             </w:r>
           </w:p>
         </w:tc>
@@ -4360,7 +2997,34 @@
       <w:tr>
         <w:tc>
           <w:tcPr>
-            <w:tcW w:type="dxa" w:w="4514"/>
+            <w:tcW w:type="dxa" w:w="2257"/>
+          </w:tcPr>
+          <w:p>
+            <w:r/>
+            <w:r>
+              <w:rPr>
+                <w:rFonts w:ascii="TH Sarabun New" w:hAnsi="TH Sarabun New" w:cs="TH Sarabun New"/>
+                <w:b/>
+                <w:sz w:val="28"/>
+                <w:szCs w:val="28"/>
+                <w:bCs/>
+              </w:rPr>
+              <w:t>ตอบที่ระดับคน ไม่ใช่ระดับมือ</w:t>
+            </w:r>
+            <w:r>
+              <w:rPr>
+                <w:rFonts w:ascii="TH Sarabun New" w:hAnsi="TH Sarabun New" w:cs="TH Sarabun New"/>
+                <w:b w:val="0"/>
+                <w:sz w:val="28"/>
+                <w:szCs w:val="28"/>
+              </w:rPr>
+              <w:t xml:space="preserve"> (ถุงมือ 57%)</w:t>
+            </w:r>
+          </w:p>
+        </w:tc>
+        <w:tc>
+          <w:tcPr>
+            <w:tcW w:type="dxa" w:w="2257"/>
           </w:tcPr>
           <w:p>
             <w:r/>
@@ -4371,13 +3035,23 @@
                 <w:sz w:val="28"/>
                 <w:szCs w:val="28"/>
               </w:rPr>
-              <w:t>ถอดทั้งสองข้าง (4 จุด)</w:t>
+              <w:t xml:space="preserve">ถอดข้างเดียว → เห็นมืออีกข้างที่ยังใส่ จึงตอบ "ใส่" · มือถูกผ้าบัง → ไม่เห็นสีขาว จึงตอบ "ไม่ใส่" · ถอดสองข้าง → </w:t>
+            </w:r>
+            <w:r>
+              <w:rPr>
+                <w:rFonts w:ascii="TH Sarabun New" w:hAnsi="TH Sarabun New" w:cs="TH Sarabun New"/>
+                <w:b/>
+                <w:sz w:val="28"/>
+                <w:szCs w:val="28"/>
+                <w:bCs/>
+              </w:rPr>
+              <w:t>ตรวจถูกทุกจุด</w:t>
             </w:r>
           </w:p>
         </w:tc>
         <w:tc>
           <w:tcPr>
-            <w:tcW w:type="dxa" w:w="4514"/>
+            <w:tcW w:type="dxa" w:w="2257"/>
           </w:tcPr>
           <w:p>
             <w:r/>
@@ -4388,7 +3062,95 @@
                 <w:sz w:val="28"/>
                 <w:szCs w:val="28"/>
               </w:rPr>
-              <w:t xml:space="preserve">มือเปลือยชัดเจน → </w:t>
+              <w:t>แยกถามทีละมือ (แนวเดียวกับที่แก้เรื่องลังสำเร็จ)</w:t>
+            </w:r>
+          </w:p>
+        </w:tc>
+        <w:tc>
+          <w:tcPr>
+            <w:tcW w:type="dxa" w:w="2257"/>
+          </w:tcPr>
+          <w:p>
+            <w:r/>
+            <w:r>
+              <w:rPr>
+                <w:rFonts w:ascii="TH Sarabun New" w:hAnsi="TH Sarabun New" w:cs="TH Sarabun New"/>
+                <w:b w:val="0"/>
+                <w:sz w:val="28"/>
+                <w:szCs w:val="28"/>
+              </w:rPr>
+              <w:t>ยังไม่ได้ทำ เพราะพบตอนท้ายโครงงาน — ต้นทุนต่ำ ดูบทที่ 9</w:t>
+            </w:r>
+          </w:p>
+        </w:tc>
+      </w:tr>
+      <w:tr>
+        <w:tc>
+          <w:tcPr>
+            <w:tcW w:type="dxa" w:w="2257"/>
+          </w:tcPr>
+          <w:p>
+            <w:r/>
+            <w:r>
+              <w:rPr>
+                <w:rFonts w:ascii="TH Sarabun New" w:hAnsi="TH Sarabun New" w:cs="TH Sarabun New"/>
+                <w:b/>
+                <w:sz w:val="28"/>
+                <w:szCs w:val="28"/>
+                <w:bCs/>
+              </w:rPr>
+              <w:t>คำตอบไม่คงที่แม้สั่งไม่ให้สุ่ม</w:t>
+            </w:r>
+          </w:p>
+        </w:tc>
+        <w:tc>
+          <w:tcPr>
+            <w:tcW w:type="dxa" w:w="2257"/>
+          </w:tcPr>
+          <w:p>
+            <w:r/>
+            <w:r>
+              <w:rPr>
+                <w:rFonts w:ascii="TH Sarabun New" w:hAnsi="TH Sarabun New" w:cs="TH Sarabun New"/>
+                <w:b w:val="0"/>
+                <w:sz w:val="28"/>
+                <w:szCs w:val="28"/>
+              </w:rPr>
+              <w:t>ระบบให้บริการรวบคำขอเป็นกลุ่ม ทำให้ลำดับการคำนวณต่างกันเล็กน้อย (เอกสารอ้างอิง [6])</w:t>
+            </w:r>
+          </w:p>
+        </w:tc>
+        <w:tc>
+          <w:tcPr>
+            <w:tcW w:type="dxa" w:w="2257"/>
+          </w:tcPr>
+          <w:p>
+            <w:r/>
+            <w:r>
+              <w:rPr>
+                <w:rFonts w:ascii="TH Sarabun New" w:hAnsi="TH Sarabun New" w:cs="TH Sarabun New"/>
+                <w:b w:val="0"/>
+                <w:sz w:val="28"/>
+                <w:szCs w:val="28"/>
+              </w:rPr>
+              <w:t>ออกแบบเป็น 2 ชั้น ให้ชั้นแจ้งเตือนตอบสั้นว่าใช่/ไม่ใช่</w:t>
+            </w:r>
+          </w:p>
+        </w:tc>
+        <w:tc>
+          <w:tcPr>
+            <w:tcW w:type="dxa" w:w="2257"/>
+          </w:tcPr>
+          <w:p>
+            <w:r/>
+            <w:r>
+              <w:rPr>
+                <w:rFonts w:ascii="TH Sarabun New" w:hAnsi="TH Sarabun New" w:cs="TH Sarabun New"/>
+                <w:b w:val="0"/>
+                <w:sz w:val="28"/>
+                <w:szCs w:val="28"/>
+              </w:rPr>
+              <w:t xml:space="preserve">ชั้นข้อเท็จจริง </w:t>
             </w:r>
             <w:r>
               <w:rPr>
@@ -4398,7 +3160,149 @@
                 <w:szCs w:val="28"/>
                 <w:bCs/>
               </w:rPr>
-              <w:t>ตรวจได้ถูกทุกจุด</w:t>
+              <w:t>คงที่ 12/12</w:t>
+            </w:r>
+          </w:p>
+        </w:tc>
+      </w:tr>
+      <w:tr>
+        <w:tc>
+          <w:tcPr>
+            <w:tcW w:type="dxa" w:w="2257"/>
+          </w:tcPr>
+          <w:p>
+            <w:r/>
+            <w:r>
+              <w:rPr>
+                <w:rFonts w:ascii="TH Sarabun New" w:hAnsi="TH Sarabun New" w:cs="TH Sarabun New"/>
+                <w:b/>
+                <w:sz w:val="28"/>
+                <w:szCs w:val="28"/>
+                <w:bCs/>
+              </w:rPr>
+              <w:t>โหมดส่งวิดีโอทำให้ระบบล่ม</w:t>
+            </w:r>
+          </w:p>
+        </w:tc>
+        <w:tc>
+          <w:tcPr>
+            <w:tcW w:type="dxa" w:w="2257"/>
+          </w:tcPr>
+          <w:p>
+            <w:r/>
+            <w:r>
+              <w:rPr>
+                <w:rFonts w:ascii="TH Sarabun New" w:hAnsi="TH Sarabun New" w:cs="TH Sarabun New"/>
+                <w:b w:val="0"/>
+                <w:sz w:val="28"/>
+                <w:szCs w:val="28"/>
+              </w:rPr>
+              <w:t>ระบบให้บริการหยุดทำงานเมื่อป้อนวิดีโอ</w:t>
+            </w:r>
+          </w:p>
+        </w:tc>
+        <w:tc>
+          <w:tcPr>
+            <w:tcW w:type="dxa" w:w="2257"/>
+          </w:tcPr>
+          <w:p>
+            <w:r/>
+            <w:r>
+              <w:rPr>
+                <w:rFonts w:ascii="TH Sarabun New" w:hAnsi="TH Sarabun New" w:cs="TH Sarabun New"/>
+                <w:b w:val="0"/>
+                <w:sz w:val="28"/>
+                <w:szCs w:val="28"/>
+              </w:rPr>
+              <w:t>เปลี่ยนเป็นป้อนภาพนิ่ง 2 เฟรมติดกัน (t และ t+1)</w:t>
+            </w:r>
+          </w:p>
+        </w:tc>
+        <w:tc>
+          <w:tcPr>
+            <w:tcW w:type="dxa" w:w="2257"/>
+          </w:tcPr>
+          <w:p>
+            <w:r/>
+            <w:r>
+              <w:rPr>
+                <w:rFonts w:ascii="TH Sarabun New" w:hAnsi="TH Sarabun New" w:cs="TH Sarabun New"/>
+                <w:b w:val="0"/>
+                <w:sz w:val="28"/>
+                <w:szCs w:val="28"/>
+              </w:rPr>
+              <w:t>เสถียรตลอดคลิป · แลกกับการไม่เห็นบริบทยาว</w:t>
+            </w:r>
+          </w:p>
+        </w:tc>
+      </w:tr>
+      <w:tr>
+        <w:tc>
+          <w:tcPr>
+            <w:tcW w:type="dxa" w:w="2257"/>
+          </w:tcPr>
+          <w:p>
+            <w:r/>
+            <w:r>
+              <w:rPr>
+                <w:rFonts w:ascii="TH Sarabun New" w:hAnsi="TH Sarabun New" w:cs="TH Sarabun New"/>
+                <w:b/>
+                <w:sz w:val="28"/>
+                <w:szCs w:val="28"/>
+                <w:bCs/>
+              </w:rPr>
+              <w:t>เครื่องเช่าตั้งค่าชี้แบบจำลองตัวอื่น</w:t>
+            </w:r>
+          </w:p>
+        </w:tc>
+        <w:tc>
+          <w:tcPr>
+            <w:tcW w:type="dxa" w:w="2257"/>
+          </w:tcPr>
+          <w:p>
+            <w:r/>
+            <w:r>
+              <w:rPr>
+                <w:rFonts w:ascii="TH Sarabun New" w:hAnsi="TH Sarabun New" w:cs="TH Sarabun New"/>
+                <w:b w:val="0"/>
+                <w:sz w:val="28"/>
+                <w:szCs w:val="28"/>
+              </w:rPr>
+              <w:t>ค่าเริ่มต้นของผู้ให้บริการทับค่าที่ตั้งไว้ โดยไม่มีสัญญาณเตือน</w:t>
+            </w:r>
+          </w:p>
+        </w:tc>
+        <w:tc>
+          <w:tcPr>
+            <w:tcW w:type="dxa" w:w="2257"/>
+          </w:tcPr>
+          <w:p>
+            <w:r/>
+            <w:r>
+              <w:rPr>
+                <w:rFonts w:ascii="TH Sarabun New" w:hAnsi="TH Sarabun New" w:cs="TH Sarabun New"/>
+                <w:b w:val="0"/>
+                <w:sz w:val="28"/>
+                <w:szCs w:val="28"/>
+              </w:rPr>
+              <w:t>เพิ่มขั้นตอนตรวจก่อนวัดทุกครั้ง ถ้าไม่ตรงจะหยุดทันที</w:t>
+            </w:r>
+          </w:p>
+        </w:tc>
+        <w:tc>
+          <w:tcPr>
+            <w:tcW w:type="dxa" w:w="2257"/>
+          </w:tcPr>
+          <w:p>
+            <w:r/>
+            <w:r>
+              <w:rPr>
+                <w:rFonts w:ascii="TH Sarabun New" w:hAnsi="TH Sarabun New" w:cs="TH Sarabun New"/>
+                <w:b w:val="0"/>
+                <w:sz w:val="28"/>
+                <w:szCs w:val="28"/>
+              </w:rPr>
+              <w:t>กันการวัดผิดแบบจำลองได้ทั้งหมด</w:t>
             </w:r>
           </w:p>
         </w:tc>
@@ -4414,7 +3318,7 @@
           <w:szCs w:val="32"/>
           <w:bCs/>
         </w:rPr>
-        <w:t>ทางแก้ที่ชัดเจนแล้ว:</w:t>
+        <w:t>บทเรียนเชิงออกแบบร่วมของทุกข้อ:</w:t>
       </w:r>
       <w:r>
         <w:rPr>
@@ -4423,7 +3327,7 @@
           <w:sz w:val="32"/>
           <w:szCs w:val="32"/>
         </w:rPr>
-        <w:t xml:space="preserve"> แยกถามทีละมือ ซึ่งเป็นแนวทางเดียวกับที่แก้ปัญหาการระบุลังได้สำเร็จ</w:t>
+        <w:t xml:space="preserve"> เมื่อเจอข้อจำกัดเชิงโครงสร้าง การพยายามแก้ด้วยคำสั่ง</w:t>
       </w:r>
     </w:p>
     <w:p>
@@ -4434,20 +3338,28 @@
           <w:sz w:val="32"/>
           <w:szCs w:val="32"/>
         </w:rPr>
-        <w:t>ในหัวข้อ 8.1 · ยังไม่ได้ทำเพราะพบตอนท้ายโครงงาน และมีต้นทุนต่ำ (รายละเอียดในบทที่ 9)</w:t>
+        <w:t xml:space="preserve">เป็นการเสียเวลา ทางออกคือ </w:t>
+      </w:r>
+      <w:r>
+        <w:rPr>
+          <w:rFonts w:ascii="TH Sarabun New" w:hAnsi="TH Sarabun New" w:cs="TH Sarabun New"/>
+          <w:b/>
+          <w:sz w:val="32"/>
+          <w:szCs w:val="32"/>
+          <w:bCs/>
+        </w:rPr>
+        <w:t>ออกแบบระบบให้ไม่ต้องถามคำถามที่แบบจำลองตอบไม่ได้</w:t>
       </w:r>
     </w:p>
-    <w:p/>
     <w:p>
       <w:r>
         <w:rPr>
           <w:rFonts w:ascii="TH Sarabun New" w:hAnsi="TH Sarabun New" w:cs="TH Sarabun New"/>
-          <w:b/>
-          <w:sz w:val="36"/>
-          <w:szCs w:val="36"/>
-          <w:bCs/>
+          <w:b w:val="0"/>
+          <w:sz w:val="32"/>
+          <w:szCs w:val="32"/>
         </w:rPr>
-        <w:t>8.4 ข้อจำกัดของเครื่องมือรอบตัว</w:t>
+        <w:t>แล้วให้โปรแกรมรับผิดชอบส่วนนั้นแทน — หลักการนี้ใช้ได้กับปัญหาส่วนใหญ่ในตารางข้างต้น</w:t>
       </w:r>
     </w:p>
     <w:p/>
@@ -4460,7 +3372,7 @@
           <w:szCs w:val="32"/>
           <w:bCs/>
         </w:rPr>
-        <w:t>โหมดส่งวิดีโอทำให้ระบบให้บริการแบบจำลองหยุดทำงาน</w:t>
+        <w:t>ตัวอย่างที่แสดงคุณค่าของการวัดผลก่อนนำเข้าระบบ:</w:t>
       </w:r>
       <w:r>
         <w:rPr>
@@ -4469,7 +3381,7 @@
           <w:sz w:val="32"/>
           <w:szCs w:val="32"/>
         </w:rPr>
-        <w:t xml:space="preserve"> — แผนเดิมคือส่งคลิปวิดีโอให้ดูโดยตรง</w:t>
+        <w:t xml:space="preserve"> ระหว่างพัฒนาได้ทดลองเพิ่มตัวกรอง</w:t>
       </w:r>
     </w:p>
     <w:p>
@@ -4480,17 +3392,7 @@
           <w:sz w:val="32"/>
           <w:szCs w:val="32"/>
         </w:rPr>
-        <w:t xml:space="preserve">แต่ใช้จริงแล้วระบบล่มและต้องเริ่มใหม่ทั้งหมด จึงเปลี่ยนมา </w:t>
-      </w:r>
-      <w:r>
-        <w:rPr>
-          <w:rFonts w:ascii="TH Sarabun New" w:hAnsi="TH Sarabun New" w:cs="TH Sarabun New"/>
-          <w:b/>
-          <w:sz w:val="32"/>
-          <w:szCs w:val="32"/>
-          <w:bCs/>
-        </w:rPr>
-        <w:t>ป้อนภาพนิ่ง 2 เฟรมติดกัน</w:t>
+        <w:t>"ถ้าแบบจำลองบอกว่ามองไม่เห็นใบหน้า ก็อย่าเพิ่งตัดสิน" ซึ่งฟังดูสมเหตุสมผลมาก</w:t>
       </w:r>
     </w:p>
     <w:p>
@@ -4501,18 +3403,17 @@
           <w:sz w:val="32"/>
           <w:szCs w:val="32"/>
         </w:rPr>
-        <w:t>(วินาที t และ t+1) ซึ่งยังเห็นการเปลี่ยนแปลงระหว่างสองวินาทีได้ และเสถียรพอรันได้ตลอดคลิป</w:t>
+        <w:t xml:space="preserve">แต่เมื่อวัดผลจริงพบว่า </w:t>
       </w:r>
-    </w:p>
-    <w:p>
       <w:r>
         <w:rPr>
           <w:rFonts w:ascii="TH Sarabun New" w:hAnsi="TH Sarabun New" w:cs="TH Sarabun New"/>
-          <w:b w:val="0"/>
+          <w:b/>
           <w:sz w:val="32"/>
           <w:szCs w:val="32"/>
+          <w:bCs/>
         </w:rPr>
-        <w:t>สิ่งที่แลกไปคือไม่เห็นบริบทยาว ซึ่งน่าจะเป็นสาเหตุหนึ่งที่ยังแยก "หยิบออก" กับ "วางลง" ไม่ได้</w:t>
+        <w:t>ตัวกรองนั้นทิ้งคำตอบที่ถูกไป 19 จุด (80% เหลือ 26%) จึงถอดออก</w:t>
       </w:r>
     </w:p>
     <w:p/>
@@ -4525,7 +3426,7 @@
           <w:szCs w:val="32"/>
           <w:bCs/>
         </w:rPr>
-        <w:t>คำตอบไม่คงที่แม้สั่งไม่ให้สุ่ม</w:t>
+        <w:t>ข้อจำกัดด้านทรัพยากร:</w:t>
       </w:r>
       <w:r>
         <w:rPr>
@@ -4534,7 +3435,26 @@
           <w:sz w:val="32"/>
           <w:szCs w:val="32"/>
         </w:rPr>
-        <w:t xml:space="preserve"> — เกิดจากระบบให้บริการรวบคำขอที่เข้ามาพร้อมกันเป็นกลุ่ม</w:t>
+        <w:t xml:space="preserve"> มีวิดีโอทดสอบเพียงคลิปเดียว (</w:t>
+      </w:r>
+      <w:r>
+        <w:rPr>
+          <w:rFonts w:ascii="TH Sarabun New" w:hAnsi="TH Sarabun New" w:cs="TH Sarabun New"/>
+          <w:b/>
+          <w:sz w:val="32"/>
+          <w:szCs w:val="32"/>
+          <w:bCs/>
+        </w:rPr>
+        <w:t>ข้อจำกัดที่ใหญ่ที่สุด</w:t>
+      </w:r>
+      <w:r>
+        <w:rPr>
+          <w:rFonts w:ascii="TH Sarabun New" w:hAnsi="TH Sarabun New" w:cs="TH Sarabun New"/>
+          <w:b w:val="0"/>
+          <w:sz w:val="32"/>
+          <w:szCs w:val="32"/>
+        </w:rPr>
+        <w:t xml:space="preserve"> และเป็นงานลำดับแรก</w:t>
       </w:r>
     </w:p>
     <w:p>
@@ -4545,7 +3465,7 @@
           <w:sz w:val="32"/>
           <w:szCs w:val="32"/>
         </w:rPr>
-        <w:t>ทำให้ลำดับการคำนวณต่างกันเล็กน้อยในแต่ละครั้ง (เอกสารอ้างอิง [6])</w:t>
+        <w:t>ในบทที่ 9) · ไม่มีชุดข้อมูลติดป้ายกำกับ ซึ่งกลายเป็นเหตุผลที่เลือกแนวทางไม่เทรนอันเป็นจุดเด่นของงานนี้</w:t>
       </w:r>
     </w:p>
     <w:p>
@@ -4556,26 +3476,7 @@
           <w:sz w:val="32"/>
           <w:szCs w:val="32"/>
         </w:rPr>
-        <w:t xml:space="preserve">เมื่อแยกวัดทีละชั้นพบว่า </w:t>
-      </w:r>
-      <w:r>
-        <w:rPr>
-          <w:rFonts w:ascii="TH Sarabun New" w:hAnsi="TH Sarabun New" w:cs="TH Sarabun New"/>
-          <w:b/>
-          <w:sz w:val="32"/>
-          <w:szCs w:val="32"/>
-          <w:bCs/>
-        </w:rPr>
-        <w:t>ชั้นที่ตอบสั้นคงที่ 12/12</w:t>
-      </w:r>
-      <w:r>
-        <w:rPr>
-          <w:rFonts w:ascii="TH Sarabun New" w:hAnsi="TH Sarabun New" w:cs="TH Sarabun New"/>
-          <w:b w:val="0"/>
-          <w:sz w:val="32"/>
-          <w:szCs w:val="32"/>
-        </w:rPr>
-        <w:t xml:space="preserve"> ผลนี้จึงกลายเป็นหลักฐานรองรับ</w:t>
+        <w:t>· ไม่มีการ์ดจอของตัวเอง จึงต้องเช่ารายชั่วโมงและวางแผนวัดให้ครบในรอบเดียว</w:t>
       </w:r>
     </w:p>
     <w:p>
@@ -4586,11 +3487,8 @@
           <w:sz w:val="32"/>
           <w:szCs w:val="32"/>
         </w:rPr>
-        <w:t>การออกแบบระบบ 2 ชั้นตั้งแต่ต้น</w:t>
+        <w:t xml:space="preserve">· </w:t>
       </w:r>
-    </w:p>
-    <w:p/>
-    <w:p>
       <w:r>
         <w:rPr>
           <w:rFonts w:ascii="TH Sarabun New" w:hAnsi="TH Sarabun New" w:cs="TH Sarabun New"/>
@@ -4599,7 +3497,7 @@
           <w:szCs w:val="32"/>
           <w:bCs/>
         </w:rPr>
-        <w:t>เครื่องเช่าตั้งค่าเริ่มต้นชี้ไปแบบจำลองตัวอื่น</w:t>
+        <w:t>คอขวดของการประเมินผลคือคนตรวจ ไม่ใช่การ์ดจอ</w:t>
       </w:r>
       <w:r>
         <w:rPr>
@@ -4608,7 +3506,7 @@
           <w:sz w:val="32"/>
           <w:szCs w:val="32"/>
         </w:rPr>
-        <w:t xml:space="preserve"> — เสี่ยงต่อการวัดผิดแบบจำลองโดยไม่มีสัญญาณเตือน</w:t>
+        <w:t xml:space="preserve"> — ให้แบบจำลองตอบครบ 220 เฟรมใช้เวลาราว</w:t>
       </w:r>
     </w:p>
     <w:p>
@@ -4619,273 +3517,7 @@
           <w:sz w:val="32"/>
           <w:szCs w:val="32"/>
         </w:rPr>
-        <w:t>จึงเพิ่มขั้นตอนตรวจสอบก่อนวัดทุกครั้งว่าเครื่องให้บริการแบบจำลองตัวที่ตั้งใจจริง ถ้าไม่ตรงจะหยุดทันที</w:t>
-      </w:r>
-    </w:p>
-    <w:p/>
-    <w:p>
-      <w:r>
-        <w:rPr>
-          <w:rFonts w:ascii="TH Sarabun New" w:hAnsi="TH Sarabun New" w:cs="TH Sarabun New"/>
-          <w:b/>
-          <w:sz w:val="36"/>
-          <w:szCs w:val="36"/>
-          <w:bCs/>
-        </w:rPr>
-        <w:t>8.5 ข้อจำกัดด้านทรัพยากรและการประเมินผล</w:t>
-      </w:r>
-    </w:p>
-    <w:p/>
-    <w:tbl>
-      <w:tblPr>
-        <w:tblStyle w:val="TableGrid"/>
-        <w:tblW w:type="auto" w:w="0"/>
-        <w:tblLook w:firstColumn="1" w:firstRow="1" w:lastColumn="0" w:lastRow="0" w:noHBand="0" w:noVBand="1" w:val="04A0"/>
-      </w:tblPr>
-      <w:tblGrid>
-        <w:gridCol w:w="4514"/>
-        <w:gridCol w:w="4514"/>
-      </w:tblGrid>
-      <w:tr>
-        <w:tc>
-          <w:tcPr>
-            <w:tcW w:type="dxa" w:w="4514"/>
-          </w:tcPr>
-          <w:p>
-            <w:r>
-              <w:rPr>
-                <w:b/>
-              </w:rPr>
-            </w:r>
-            <w:r>
-              <w:rPr>
-                <w:rFonts w:ascii="TH Sarabun New" w:hAnsi="TH Sarabun New" w:cs="TH Sarabun New"/>
-                <w:b/>
-                <w:sz w:val="28"/>
-                <w:szCs w:val="28"/>
-              </w:rPr>
-              <w:t>อุปสรรค</w:t>
-            </w:r>
-          </w:p>
-        </w:tc>
-        <w:tc>
-          <w:tcPr>
-            <w:tcW w:type="dxa" w:w="4514"/>
-          </w:tcPr>
-          <w:p>
-            <w:r>
-              <w:rPr>
-                <w:b/>
-              </w:rPr>
-            </w:r>
-            <w:r>
-              <w:rPr>
-                <w:rFonts w:ascii="TH Sarabun New" w:hAnsi="TH Sarabun New" w:cs="TH Sarabun New"/>
-                <w:b/>
-                <w:sz w:val="28"/>
-                <w:szCs w:val="28"/>
-              </w:rPr>
-              <w:t>ผลกระทบและการรับมือ</w:t>
-            </w:r>
-          </w:p>
-        </w:tc>
-      </w:tr>
-      <w:tr>
-        <w:tc>
-          <w:tcPr>
-            <w:tcW w:type="dxa" w:w="4514"/>
-          </w:tcPr>
-          <w:p>
-            <w:r/>
-            <w:r>
-              <w:rPr>
-                <w:rFonts w:ascii="TH Sarabun New" w:hAnsi="TH Sarabun New" w:cs="TH Sarabun New"/>
-                <w:b/>
-                <w:sz w:val="28"/>
-                <w:szCs w:val="28"/>
-                <w:bCs/>
-              </w:rPr>
-              <w:t>มีวิดีโอทดสอบคลิปเดียว</w:t>
-            </w:r>
-          </w:p>
-        </w:tc>
-        <w:tc>
-          <w:tcPr>
-            <w:tcW w:type="dxa" w:w="4514"/>
-          </w:tcPr>
-          <w:p>
-            <w:r/>
-            <w:r>
-              <w:rPr>
-                <w:rFonts w:ascii="TH Sarabun New" w:hAnsi="TH Sarabun New" w:cs="TH Sarabun New"/>
-                <w:b/>
-                <w:sz w:val="28"/>
-                <w:szCs w:val="28"/>
-                <w:bCs/>
-              </w:rPr>
-              <w:t>ข้อจำกัดที่ใหญ่ที่สุด</w:t>
-            </w:r>
-            <w:r>
-              <w:rPr>
-                <w:rFonts w:ascii="TH Sarabun New" w:hAnsi="TH Sarabun New" w:cs="TH Sarabun New"/>
-                <w:b w:val="0"/>
-                <w:sz w:val="28"/>
-                <w:szCs w:val="28"/>
-              </w:rPr>
-              <w:t xml:space="preserve"> — ยังตรวจสอบข้ามสถานการณ์ไม่ได้ · ระบุไว้เป็นข้อจำกัดของผลการทดสอบ และเป็นงานลำดับแรกในบทที่ 9</w:t>
-            </w:r>
-          </w:p>
-        </w:tc>
-      </w:tr>
-      <w:tr>
-        <w:tc>
-          <w:tcPr>
-            <w:tcW w:type="dxa" w:w="4514"/>
-          </w:tcPr>
-          <w:p>
-            <w:r/>
-            <w:r>
-              <w:rPr>
-                <w:rFonts w:ascii="TH Sarabun New" w:hAnsi="TH Sarabun New" w:cs="TH Sarabun New"/>
-                <w:b w:val="0"/>
-                <w:sz w:val="28"/>
-                <w:szCs w:val="28"/>
-              </w:rPr>
-              <w:t>ไม่มีชุดข้อมูลติดป้ายกำกับ</w:t>
-            </w:r>
-          </w:p>
-        </w:tc>
-        <w:tc>
-          <w:tcPr>
-            <w:tcW w:type="dxa" w:w="4514"/>
-          </w:tcPr>
-          <w:p>
-            <w:r/>
-            <w:r>
-              <w:rPr>
-                <w:rFonts w:ascii="TH Sarabun New" w:hAnsi="TH Sarabun New" w:cs="TH Sarabun New"/>
-                <w:b w:val="0"/>
-                <w:sz w:val="28"/>
-                <w:szCs w:val="28"/>
-              </w:rPr>
-              <w:t xml:space="preserve">ใช้ระบบตรวจจับที่ต้องเทรนไม่ได้ — </w:t>
-            </w:r>
-            <w:r>
-              <w:rPr>
-                <w:rFonts w:ascii="TH Sarabun New" w:hAnsi="TH Sarabun New" w:cs="TH Sarabun New"/>
-                <w:b/>
-                <w:sz w:val="28"/>
-                <w:szCs w:val="28"/>
-                <w:bCs/>
-              </w:rPr>
-              <w:t>กลายเป็นเหตุผลที่เลือกแนวทางไม่เทรน ซึ่งเป็นจุดเด่นของงานนี้</w:t>
-            </w:r>
-          </w:p>
-        </w:tc>
-      </w:tr>
-      <w:tr>
-        <w:tc>
-          <w:tcPr>
-            <w:tcW w:type="dxa" w:w="4514"/>
-          </w:tcPr>
-          <w:p>
-            <w:r/>
-            <w:r>
-              <w:rPr>
-                <w:rFonts w:ascii="TH Sarabun New" w:hAnsi="TH Sarabun New" w:cs="TH Sarabun New"/>
-                <w:b w:val="0"/>
-                <w:sz w:val="28"/>
-                <w:szCs w:val="28"/>
-              </w:rPr>
-              <w:t>ไม่มีการ์ดจอของตัวเอง</w:t>
-            </w:r>
-          </w:p>
-        </w:tc>
-        <w:tc>
-          <w:tcPr>
-            <w:tcW w:type="dxa" w:w="4514"/>
-          </w:tcPr>
-          <w:p>
-            <w:r/>
-            <w:r>
-              <w:rPr>
-                <w:rFonts w:ascii="TH Sarabun New" w:hAnsi="TH Sarabun New" w:cs="TH Sarabun New"/>
-                <w:b w:val="0"/>
-                <w:sz w:val="28"/>
-                <w:szCs w:val="28"/>
-              </w:rPr>
-              <w:t>เช่ารายชั่วโมง จึงต้องวางแผนวัดให้ครบในรอบเดียว</w:t>
-            </w:r>
-          </w:p>
-        </w:tc>
-      </w:tr>
-      <w:tr>
-        <w:tc>
-          <w:tcPr>
-            <w:tcW w:type="dxa" w:w="4514"/>
-          </w:tcPr>
-          <w:p>
-            <w:r/>
-            <w:r>
-              <w:rPr>
-                <w:rFonts w:ascii="TH Sarabun New" w:hAnsi="TH Sarabun New" w:cs="TH Sarabun New"/>
-                <w:b w:val="0"/>
-                <w:sz w:val="28"/>
-                <w:szCs w:val="28"/>
-              </w:rPr>
-              <w:t>การทำเฉลยใช้เวลามาก</w:t>
-            </w:r>
-          </w:p>
-        </w:tc>
-        <w:tc>
-          <w:tcPr>
-            <w:tcW w:type="dxa" w:w="4514"/>
-          </w:tcPr>
-          <w:p>
-            <w:r/>
-            <w:r>
-              <w:rPr>
-                <w:rFonts w:ascii="TH Sarabun New" w:hAnsi="TH Sarabun New" w:cs="TH Sarabun New"/>
-                <w:b/>
-                <w:sz w:val="28"/>
-                <w:szCs w:val="28"/>
-                <w:bCs/>
-              </w:rPr>
-              <w:t>คอขวดคือคนตรวจ ไม่ใช่การ์ดจอ</w:t>
-            </w:r>
-            <w:r>
-              <w:rPr>
-                <w:rFonts w:ascii="TH Sarabun New" w:hAnsi="TH Sarabun New" w:cs="TH Sarabun New"/>
-                <w:b w:val="0"/>
-                <w:sz w:val="28"/>
-                <w:szCs w:val="28"/>
-              </w:rPr>
-              <w:t xml:space="preserve"> — ให้แบบจำลองตอบครบ 220 เฟรมใช้เวลาราว 2 นาที แต่การทำเฉลยต้องใช้คนไล่ดู 1,320 การตัดสิน · จึงเลือกตรวจทุก 3 วินาที (74 จุด) ซึ่งเพียงพอเพราะทุกช่วงละเมิดยาวเกิน 6 วินาที ไม่มีเหตุใดหลุดจากการสุ่มตรวจ</w:t>
-            </w:r>
-          </w:p>
-        </w:tc>
-      </w:tr>
-    </w:tbl>
-    <w:p/>
-    <w:p>
-      <w:r>
-        <w:rPr>
-          <w:rFonts w:ascii="TH Sarabun New" w:hAnsi="TH Sarabun New" w:cs="TH Sarabun New"/>
-          <w:b/>
-          <w:sz w:val="32"/>
-          <w:szCs w:val="32"/>
-          <w:bCs/>
-        </w:rPr>
-        <w:t>การควบคุมคุณภาพของการวัดผล:</w:t>
-      </w:r>
-      <w:r>
-        <w:rPr>
-          <w:rFonts w:ascii="TH Sarabun New" w:hAnsi="TH Sarabun New" w:cs="TH Sarabun New"/>
-          <w:b w:val="0"/>
-          <w:sz w:val="32"/>
-          <w:szCs w:val="32"/>
-        </w:rPr>
-        <w:t xml:space="preserve"> ระหว่างพัฒนาพบว่าเฉลยชุดแรกมีจุดที่ระบุไม่ถูกต้อง</w:t>
+        <w:t>2 นาที แต่การทำเฉลยต้องใช้คนไล่ดู 1,320 การตัดสิน จึงเลือกตรวจทุก 3 วินาที ซึ่งเพียงพอ</w:t>
       </w:r>
     </w:p>
     <w:p>
@@ -4896,29 +3528,17 @@
           <w:sz w:val="32"/>
           <w:szCs w:val="32"/>
         </w:rPr>
-        <w:t>จึงไล่ตรวจใหม่ทีละเฟรมจนได้เฉลยที่ใช้ในรายงานนี้ โดย **บันทึกทุกจุดที่แก้ไว้ว่าแก้จากอะไร</w:t>
+        <w:t xml:space="preserve">เพราะทุกช่วงละเมิดยาวเกิน 6 วินาที </w:t>
       </w:r>
-    </w:p>
-    <w:p>
       <w:r>
         <w:rPr>
           <w:rFonts w:ascii="TH Sarabun New" w:hAnsi="TH Sarabun New" w:cs="TH Sarabun New"/>
-          <w:b w:val="0"/>
+          <w:b/>
           <w:sz w:val="32"/>
           <w:szCs w:val="32"/>
+          <w:bCs/>
         </w:rPr>
-        <w:t>เป็นอะไร ด้วยเหตุผลใด** และตัวเลขทั้งหมดในรายงานวัดจากเฉลยฉบับที่ตรวจแล้วเท่านั้น</w:t>
-      </w:r>
-    </w:p>
-    <w:p>
-      <w:r>
-        <w:rPr>
-          <w:rFonts w:ascii="TH Sarabun New" w:hAnsi="TH Sarabun New" w:cs="TH Sarabun New"/>
-          <w:b w:val="0"/>
-          <w:sz w:val="32"/>
-          <w:szCs w:val="32"/>
-        </w:rPr>
-        <w:t>กระบวนการนี้ทำให้ตัวเลขที่รายงานเชื่อถือได้และตรวจสอบย้อนกลับได้ทุกจุด</w:t>
+        <w:t>ไม่มีเหตุใดหลุดจากการสุ่มตรวจ</w:t>
       </w:r>
     </w:p>
     <w:p/>

--- a/รายงาน_บทที่7-9_Line-Guard.docx
+++ b/รายงาน_บทที่7-9_Line-Guard.docx
@@ -335,26 +335,7 @@
           <w:sz w:val="32"/>
           <w:szCs w:val="32"/>
         </w:rPr>
-        <w:t xml:space="preserve">ทดสอบบนคลิป </w:t>
-      </w:r>
-      <w:r>
-        <w:rPr>
-          <w:rFonts w:ascii="TH Sarabun New" w:hAnsi="TH Sarabun New" w:cs="TH Sarabun New"/>
-          <w:b/>
-          <w:sz w:val="32"/>
-          <w:szCs w:val="32"/>
-          <w:bCs/>
-        </w:rPr>
-        <w:t>CAM-A05</w:t>
-      </w:r>
-      <w:r>
-        <w:rPr>
-          <w:rFonts w:ascii="TH Sarabun New" w:hAnsi="TH Sarabun New" w:cs="TH Sarabun New"/>
-          <w:b w:val="0"/>
-          <w:sz w:val="32"/>
-          <w:szCs w:val="32"/>
-        </w:rPr>
-        <w:t xml:space="preserve"> ยาว 3 นาที 39 วินาที (ผู้ปฏิบัติงาน 2 คน สายพาน ลังคัดแยก 3 ใบ)</w:t>
+        <w:t>การทดสอบทำบนคลิป CAM-A05 ความยาว 3 นาที 39 วินาที ซึ่งมีผู้ปฏิบัติงาน 2 คน สายพาน</w:t>
       </w:r>
     </w:p>
     <w:p>
@@ -365,26 +346,7 @@
           <w:sz w:val="32"/>
           <w:szCs w:val="32"/>
         </w:rPr>
-        <w:t xml:space="preserve">เทียบกับ </w:t>
-      </w:r>
-      <w:r>
-        <w:rPr>
-          <w:rFonts w:ascii="TH Sarabun New" w:hAnsi="TH Sarabun New" w:cs="TH Sarabun New"/>
-          <w:b/>
-          <w:sz w:val="32"/>
-          <w:szCs w:val="32"/>
-          <w:bCs/>
-        </w:rPr>
-        <w:t>เฉลยที่เปิดภาพดูด้วยตาทีละเฟรม ทุก 3 วินาที รวม 74 จุดตรวจ</w:t>
-      </w:r>
-      <w:r>
-        <w:rPr>
-          <w:rFonts w:ascii="TH Sarabun New" w:hAnsi="TH Sarabun New" w:cs="TH Sarabun New"/>
-          <w:b w:val="0"/>
-          <w:sz w:val="32"/>
-          <w:szCs w:val="32"/>
-        </w:rPr>
-        <w:t xml:space="preserve"> ครบทั้งหมวก ถุงมือ</w:t>
+        <w:t>และลังคัดแยก 3 ใบ โดยเทียบผลของระบบกับเฉลยที่จัดทำขึ้นจากการเปิดภาพดูด้วยตาทีละเฟรม</w:t>
       </w:r>
     </w:p>
     <w:p>
@@ -395,36 +357,7 @@
           <w:sz w:val="32"/>
           <w:szCs w:val="32"/>
         </w:rPr>
-        <w:t xml:space="preserve">และหน้ากากของทั้งสองคน พบการละเมิดจริง </w:t>
-      </w:r>
-      <w:r>
-        <w:rPr>
-          <w:rFonts w:ascii="TH Sarabun New" w:hAnsi="TH Sarabun New" w:cs="TH Sarabun New"/>
-          <w:b/>
-          <w:sz w:val="32"/>
-          <w:szCs w:val="32"/>
-          <w:bCs/>
-        </w:rPr>
-        <w:t>56 จุด</w:t>
-      </w:r>
-      <w:r>
-        <w:rPr>
-          <w:rFonts w:ascii="TH Sarabun New" w:hAnsi="TH Sarabun New" w:cs="TH Sarabun New"/>
-          <w:b w:val="0"/>
-          <w:sz w:val="32"/>
-          <w:szCs w:val="32"/>
-        </w:rPr>
-        <w:t xml:space="preserve"> · วัดบนเครื่อง </w:t>
-      </w:r>
-      <w:r>
-        <w:rPr>
-          <w:rFonts w:ascii="TH Sarabun New" w:hAnsi="TH Sarabun New" w:cs="TH Sarabun New"/>
-          <w:b/>
-          <w:sz w:val="32"/>
-          <w:szCs w:val="32"/>
-          <w:bCs/>
-        </w:rPr>
-        <w:t>RTX 4090 × 2</w:t>
+        <w:t>ทุก 3 วินาที รวม 74 จุดตรวจ ครบทั้งหมวก ถุงมือ และหน้ากากของทั้งสองคน ซึ่งพบการละเมิดจริง</w:t>
       </w:r>
     </w:p>
     <w:p>
@@ -435,7 +368,7 @@
           <w:sz w:val="32"/>
           <w:szCs w:val="32"/>
         </w:rPr>
-        <w:t>โดยรันบนเครื่องเดียวกับที่แบบจำลองทำงาน ใช้ชุดคำสั่งตัวเดียวกับที่ระบบส่งจริง</w:t>
+        <w:t>รวม 56 จุด การวัดทั้งหมดทำบนเครื่องที่มีการ์ดจอ RTX 4090 จำนวน 2 ใบ โดยรันบนเครื่องเดียวกับ</w:t>
       </w:r>
     </w:p>
     <w:p>
@@ -446,17 +379,18 @@
           <w:sz w:val="32"/>
           <w:szCs w:val="32"/>
         </w:rPr>
-        <w:t xml:space="preserve">และเก็บคำตอบดิบไว้ทุกเฟรม — </w:t>
+        <w:t>ที่แบบจำลองทำงานอยู่ ใช้ชุดคำสั่งตัวเดียวกับที่ระบบส่งจริง และเก็บคำตอบดิบของแบบจำลองไว้ทุกเฟรม</w:t>
       </w:r>
+    </w:p>
+    <w:p>
       <w:r>
         <w:rPr>
           <w:rFonts w:ascii="TH Sarabun New" w:hAnsi="TH Sarabun New" w:cs="TH Sarabun New"/>
-          <w:b/>
+          <w:b w:val="0"/>
           <w:sz w:val="32"/>
           <w:szCs w:val="32"/>
-          <w:bCs/>
         </w:rPr>
-        <w:t>ผลทั้งหมดสร้างซ้ำได้ด้วยคำสั่งเดียว</w:t>
+        <w:t>ทำให้ผลทั้งหมดในบทนี้สร้างซ้ำได้ด้วยคำสั่งเดียวและตรวจย้อนกลับได้ว่าตัวเลขแต่ละตัวมาจากไหน</w:t>
       </w:r>
     </w:p>
     <w:p/>
@@ -473,396 +407,16 @@
       </w:r>
     </w:p>
     <w:p/>
-    <w:tbl>
-      <w:tblPr>
-        <w:tblStyle w:val="TableGrid"/>
-        <w:tblW w:type="auto" w:w="0"/>
-        <w:tblLook w:firstColumn="1" w:firstRow="1" w:lastColumn="0" w:lastRow="0" w:noHBand="0" w:noVBand="1" w:val="04A0"/>
-      </w:tblPr>
-      <w:tblGrid>
-        <w:gridCol w:w="2257"/>
-        <w:gridCol w:w="2257"/>
-        <w:gridCol w:w="2257"/>
-        <w:gridCol w:w="2257"/>
-      </w:tblGrid>
-      <w:tr>
-        <w:tc>
-          <w:tcPr>
-            <w:tcW w:type="dxa" w:w="2257"/>
-          </w:tcPr>
-          <w:p>
-            <w:r>
-              <w:rPr>
-                <w:b/>
-              </w:rPr>
-            </w:r>
-            <w:r>
-              <w:rPr>
-                <w:rFonts w:ascii="TH Sarabun New" w:hAnsi="TH Sarabun New" w:cs="TH Sarabun New"/>
-                <w:b/>
-                <w:sz w:val="28"/>
-                <w:szCs w:val="28"/>
-              </w:rPr>
-              <w:t>รายการ</w:t>
-            </w:r>
-          </w:p>
-        </w:tc>
-        <w:tc>
-          <w:tcPr>
-            <w:tcW w:type="dxa" w:w="2257"/>
-          </w:tcPr>
-          <w:p>
-            <w:r>
-              <w:rPr>
-                <w:b/>
-              </w:rPr>
-            </w:r>
-            <w:r>
-              <w:rPr>
-                <w:rFonts w:ascii="TH Sarabun New" w:hAnsi="TH Sarabun New" w:cs="TH Sarabun New"/>
-                <w:b/>
-                <w:sz w:val="28"/>
-                <w:szCs w:val="28"/>
-              </w:rPr>
-              <w:t>ตรวจพบ</w:t>
-            </w:r>
-          </w:p>
-        </w:tc>
-        <w:tc>
-          <w:tcPr>
-            <w:tcW w:type="dxa" w:w="2257"/>
-          </w:tcPr>
-          <w:p>
-            <w:r>
-              <w:rPr>
-                <w:b/>
-              </w:rPr>
-            </w:r>
-            <w:r>
-              <w:rPr>
-                <w:rFonts w:ascii="TH Sarabun New" w:hAnsi="TH Sarabun New" w:cs="TH Sarabun New"/>
-                <w:b/>
-                <w:sz w:val="28"/>
-                <w:szCs w:val="28"/>
-              </w:rPr>
-              <w:t>อัตราการตรวจพบ</w:t>
-            </w:r>
-          </w:p>
-        </w:tc>
-        <w:tc>
-          <w:tcPr>
-            <w:tcW w:type="dxa" w:w="2257"/>
-          </w:tcPr>
-          <w:p>
-            <w:r>
-              <w:rPr>
-                <w:b/>
-              </w:rPr>
-            </w:r>
-            <w:r>
-              <w:rPr>
-                <w:rFonts w:ascii="TH Sarabun New" w:hAnsi="TH Sarabun New" w:cs="TH Sarabun New"/>
-                <w:b/>
-                <w:sz w:val="28"/>
-                <w:szCs w:val="28"/>
-              </w:rPr>
-              <w:t>แจ้งผิด</w:t>
-            </w:r>
-          </w:p>
-        </w:tc>
-      </w:tr>
-      <w:tr>
-        <w:tc>
-          <w:tcPr>
-            <w:tcW w:type="dxa" w:w="2257"/>
-          </w:tcPr>
-          <w:p>
-            <w:r/>
-            <w:r>
-              <w:rPr>
-                <w:rFonts w:ascii="TH Sarabun New" w:hAnsi="TH Sarabun New" w:cs="TH Sarabun New"/>
-                <w:b/>
-                <w:sz w:val="28"/>
-                <w:szCs w:val="28"/>
-                <w:bCs/>
-              </w:rPr>
-              <w:t>หมวก</w:t>
-            </w:r>
-          </w:p>
-        </w:tc>
-        <w:tc>
-          <w:tcPr>
-            <w:tcW w:type="dxa" w:w="2257"/>
-          </w:tcPr>
-          <w:p>
-            <w:r/>
-            <w:r>
-              <w:rPr>
-                <w:rFonts w:ascii="TH Sarabun New" w:hAnsi="TH Sarabun New" w:cs="TH Sarabun New"/>
-                <w:b w:val="0"/>
-                <w:sz w:val="28"/>
-                <w:szCs w:val="28"/>
-              </w:rPr>
-              <w:t>14/14</w:t>
-            </w:r>
-          </w:p>
-        </w:tc>
-        <w:tc>
-          <w:tcPr>
-            <w:tcW w:type="dxa" w:w="2257"/>
-          </w:tcPr>
-          <w:p>
-            <w:r/>
-            <w:r>
-              <w:rPr>
-                <w:rFonts w:ascii="TH Sarabun New" w:hAnsi="TH Sarabun New" w:cs="TH Sarabun New"/>
-                <w:b/>
-                <w:sz w:val="28"/>
-                <w:szCs w:val="28"/>
-                <w:bCs/>
-              </w:rPr>
-              <w:t>100%</w:t>
-            </w:r>
-          </w:p>
-        </w:tc>
-        <w:tc>
-          <w:tcPr>
-            <w:tcW w:type="dxa" w:w="2257"/>
-          </w:tcPr>
-          <w:p>
-            <w:r/>
-            <w:r>
-              <w:rPr>
-                <w:rFonts w:ascii="TH Sarabun New" w:hAnsi="TH Sarabun New" w:cs="TH Sarabun New"/>
-                <w:b/>
-                <w:sz w:val="28"/>
-                <w:szCs w:val="28"/>
-                <w:bCs/>
-              </w:rPr>
-              <w:t>0</w:t>
-            </w:r>
-          </w:p>
-        </w:tc>
-      </w:tr>
-      <w:tr>
-        <w:tc>
-          <w:tcPr>
-            <w:tcW w:type="dxa" w:w="2257"/>
-          </w:tcPr>
-          <w:p>
-            <w:r/>
-            <w:r>
-              <w:rPr>
-                <w:rFonts w:ascii="TH Sarabun New" w:hAnsi="TH Sarabun New" w:cs="TH Sarabun New"/>
-                <w:b/>
-                <w:sz w:val="28"/>
-                <w:szCs w:val="28"/>
-                <w:bCs/>
-              </w:rPr>
-              <w:t>หน้ากาก</w:t>
-            </w:r>
-          </w:p>
-        </w:tc>
-        <w:tc>
-          <w:tcPr>
-            <w:tcW w:type="dxa" w:w="2257"/>
-          </w:tcPr>
-          <w:p>
-            <w:r/>
-            <w:r>
-              <w:rPr>
-                <w:rFonts w:ascii="TH Sarabun New" w:hAnsi="TH Sarabun New" w:cs="TH Sarabun New"/>
-                <w:b w:val="0"/>
-                <w:sz w:val="28"/>
-                <w:szCs w:val="28"/>
-              </w:rPr>
-              <w:t>28/35</w:t>
-            </w:r>
-          </w:p>
-        </w:tc>
-        <w:tc>
-          <w:tcPr>
-            <w:tcW w:type="dxa" w:w="2257"/>
-          </w:tcPr>
-          <w:p>
-            <w:r/>
-            <w:r>
-              <w:rPr>
-                <w:rFonts w:ascii="TH Sarabun New" w:hAnsi="TH Sarabun New" w:cs="TH Sarabun New"/>
-                <w:b/>
-                <w:sz w:val="28"/>
-                <w:szCs w:val="28"/>
-                <w:bCs/>
-              </w:rPr>
-              <w:t>80%</w:t>
-            </w:r>
-          </w:p>
-        </w:tc>
-        <w:tc>
-          <w:tcPr>
-            <w:tcW w:type="dxa" w:w="2257"/>
-          </w:tcPr>
-          <w:p>
-            <w:r/>
-            <w:r>
-              <w:rPr>
-                <w:rFonts w:ascii="TH Sarabun New" w:hAnsi="TH Sarabun New" w:cs="TH Sarabun New"/>
-                <w:b w:val="0"/>
-                <w:sz w:val="28"/>
-                <w:szCs w:val="28"/>
-              </w:rPr>
-              <w:t>2</w:t>
-            </w:r>
-          </w:p>
-        </w:tc>
-      </w:tr>
-      <w:tr>
-        <w:tc>
-          <w:tcPr>
-            <w:tcW w:type="dxa" w:w="2257"/>
-          </w:tcPr>
-          <w:p>
-            <w:r/>
-            <w:r>
-              <w:rPr>
-                <w:rFonts w:ascii="TH Sarabun New" w:hAnsi="TH Sarabun New" w:cs="TH Sarabun New"/>
-                <w:b w:val="0"/>
-                <w:sz w:val="28"/>
-                <w:szCs w:val="28"/>
-              </w:rPr>
-              <w:t>ถุงมือ</w:t>
-            </w:r>
-          </w:p>
-        </w:tc>
-        <w:tc>
-          <w:tcPr>
-            <w:tcW w:type="dxa" w:w="2257"/>
-          </w:tcPr>
-          <w:p>
-            <w:r/>
-            <w:r>
-              <w:rPr>
-                <w:rFonts w:ascii="TH Sarabun New" w:hAnsi="TH Sarabun New" w:cs="TH Sarabun New"/>
-                <w:b w:val="0"/>
-                <w:sz w:val="28"/>
-                <w:szCs w:val="28"/>
-              </w:rPr>
-              <w:t>4/7</w:t>
-            </w:r>
-          </w:p>
-        </w:tc>
-        <w:tc>
-          <w:tcPr>
-            <w:tcW w:type="dxa" w:w="2257"/>
-          </w:tcPr>
-          <w:p>
-            <w:r/>
-            <w:r>
-              <w:rPr>
-                <w:rFonts w:ascii="TH Sarabun New" w:hAnsi="TH Sarabun New" w:cs="TH Sarabun New"/>
-                <w:b w:val="0"/>
-                <w:sz w:val="28"/>
-                <w:szCs w:val="28"/>
-              </w:rPr>
-              <w:t>57%</w:t>
-            </w:r>
-          </w:p>
-        </w:tc>
-        <w:tc>
-          <w:tcPr>
-            <w:tcW w:type="dxa" w:w="2257"/>
-          </w:tcPr>
-          <w:p>
-            <w:r/>
-            <w:r>
-              <w:rPr>
-                <w:rFonts w:ascii="TH Sarabun New" w:hAnsi="TH Sarabun New" w:cs="TH Sarabun New"/>
-                <w:b w:val="0"/>
-                <w:sz w:val="28"/>
-                <w:szCs w:val="28"/>
-              </w:rPr>
-              <w:t>3</w:t>
-            </w:r>
-          </w:p>
-        </w:tc>
-      </w:tr>
-      <w:tr>
-        <w:tc>
-          <w:tcPr>
-            <w:tcW w:type="dxa" w:w="2257"/>
-          </w:tcPr>
-          <w:p>
-            <w:r/>
-            <w:r>
-              <w:rPr>
-                <w:rFonts w:ascii="TH Sarabun New" w:hAnsi="TH Sarabun New" w:cs="TH Sarabun New"/>
-                <w:b/>
-                <w:sz w:val="28"/>
-                <w:szCs w:val="28"/>
-                <w:bCs/>
-              </w:rPr>
-              <w:t>รวม</w:t>
-            </w:r>
-          </w:p>
-        </w:tc>
-        <w:tc>
-          <w:tcPr>
-            <w:tcW w:type="dxa" w:w="2257"/>
-          </w:tcPr>
-          <w:p>
-            <w:r/>
-            <w:r>
-              <w:rPr>
-                <w:rFonts w:ascii="TH Sarabun New" w:hAnsi="TH Sarabun New" w:cs="TH Sarabun New"/>
-                <w:b/>
-                <w:sz w:val="28"/>
-                <w:szCs w:val="28"/>
-                <w:bCs/>
-              </w:rPr>
-              <w:t>46/56</w:t>
-            </w:r>
-          </w:p>
-        </w:tc>
-        <w:tc>
-          <w:tcPr>
-            <w:tcW w:type="dxa" w:w="2257"/>
-          </w:tcPr>
-          <w:p>
-            <w:r/>
-            <w:r>
-              <w:rPr>
-                <w:rFonts w:ascii="TH Sarabun New" w:hAnsi="TH Sarabun New" w:cs="TH Sarabun New"/>
-                <w:b/>
-                <w:sz w:val="28"/>
-                <w:szCs w:val="28"/>
-                <w:bCs/>
-              </w:rPr>
-              <w:t>82%</w:t>
-            </w:r>
-          </w:p>
-        </w:tc>
-        <w:tc>
-          <w:tcPr>
-            <w:tcW w:type="dxa" w:w="2257"/>
-          </w:tcPr>
-          <w:p>
-            <w:r/>
-            <w:r>
-              <w:rPr>
-                <w:rFonts w:ascii="TH Sarabun New" w:hAnsi="TH Sarabun New" w:cs="TH Sarabun New"/>
-                <w:b/>
-                <w:sz w:val="28"/>
-                <w:szCs w:val="28"/>
-                <w:bCs/>
-              </w:rPr>
-              <w:t>5</w:t>
-            </w:r>
-          </w:p>
-        </w:tc>
-      </w:tr>
-    </w:tbl>
-    <w:p/>
     <w:p>
+      <w:r>
+        <w:rPr>
+          <w:rFonts w:ascii="TH Sarabun New" w:hAnsi="TH Sarabun New" w:cs="TH Sarabun New"/>
+          <w:b w:val="0"/>
+          <w:sz w:val="32"/>
+          <w:szCs w:val="32"/>
+        </w:rPr>
+        <w:t xml:space="preserve">ระบบตรวจพบการละเมิดได้ </w:t>
+      </w:r>
       <w:r>
         <w:rPr>
           <w:rFonts w:ascii="TH Sarabun New" w:hAnsi="TH Sarabun New" w:cs="TH Sarabun New"/>
@@ -871,7 +425,7 @@
           <w:szCs w:val="32"/>
           <w:bCs/>
         </w:rPr>
-        <w:t>หมวก 100% โดยไม่มีการแจ้งผิดเลย</w:t>
+        <w:t>46 จาก 56 จุด คิดเป็น 82%</w:t>
       </w:r>
       <w:r>
         <w:rPr>
@@ -880,7 +434,39 @@
           <w:sz w:val="32"/>
           <w:szCs w:val="32"/>
         </w:rPr>
-        <w:t xml:space="preserve"> จุดเปลี่ยนที่ 03:00 ตรงกับเฉลยพอดีทุกจุด ·</w:t>
+        <w:t xml:space="preserve"> โดยมีการแจ้งผิดเพียง 5 จุด</w:t>
+      </w:r>
+    </w:p>
+    <w:p>
+      <w:r>
+        <w:rPr>
+          <w:rFonts w:ascii="TH Sarabun New" w:hAnsi="TH Sarabun New" w:cs="TH Sarabun New"/>
+          <w:b w:val="0"/>
+          <w:sz w:val="32"/>
+          <w:szCs w:val="32"/>
+        </w:rPr>
+        <w:t xml:space="preserve">เมื่อแยกรายรายการพบว่า </w:t>
+      </w:r>
+      <w:r>
+        <w:rPr>
+          <w:rFonts w:ascii="TH Sarabun New" w:hAnsi="TH Sarabun New" w:cs="TH Sarabun New"/>
+          <w:b/>
+          <w:sz w:val="32"/>
+          <w:szCs w:val="32"/>
+          <w:bCs/>
+        </w:rPr>
+        <w:t>หมวกตรวจได้ครบ 14 จาก 14 จุด คือ 100% โดยไม่มีการแจ้งผิดเลย</w:t>
+      </w:r>
+    </w:p>
+    <w:p>
+      <w:r>
+        <w:rPr>
+          <w:rFonts w:ascii="TH Sarabun New" w:hAnsi="TH Sarabun New" w:cs="TH Sarabun New"/>
+          <w:b w:val="0"/>
+          <w:sz w:val="32"/>
+          <w:szCs w:val="32"/>
+        </w:rPr>
+        <w:t>และจุดเปลี่ยนจากสวมเป็นไม่สวมที่นาทีที่ 03:00 ตรงกับเฉลยพอดีทุกจุด</w:t>
       </w:r>
     </w:p>
     <w:p>
@@ -892,7 +478,7 @@
           <w:szCs w:val="32"/>
           <w:bCs/>
         </w:rPr>
-        <w:t>หน้ากาก 80% เป็นผลที่เกินคาด</w:t>
+        <w:t>หน้ากากตรวจได้ 28 จาก 35 จุด คือ 80% ซึ่งเป็นผลที่เกินคาด</w:t>
       </w:r>
       <w:r>
         <w:rPr>
@@ -901,7 +487,7 @@
           <w:sz w:val="32"/>
           <w:szCs w:val="32"/>
         </w:rPr>
-        <w:t xml:space="preserve"> เพราะหน้ากากกินพื้นที่เพียง 4% ของภาพ ผู้ปฏิบัติงานก้มหน้า</w:t>
+        <w:t xml:space="preserve"> เพราะหน้ากากกินพื้นที่เพียง</w:t>
       </w:r>
     </w:p>
     <w:p>
@@ -912,17 +498,7 @@
           <w:sz w:val="32"/>
           <w:szCs w:val="32"/>
         </w:rPr>
-        <w:t>และการละเมิดคือ "ดึงลงคาง" ไม่ใช่ "ไม่สวม" — ยากถึงขนาดที่</w:t>
-      </w:r>
-      <w:r>
-        <w:rPr>
-          <w:rFonts w:ascii="TH Sarabun New" w:hAnsi="TH Sarabun New" w:cs="TH Sarabun New"/>
-          <w:b/>
-          <w:sz w:val="32"/>
-          <w:szCs w:val="32"/>
-          <w:bCs/>
-        </w:rPr>
-        <w:t>ผู้ตรวจซึ่งเป็นคนยังเคยมองข้ามไป 27 จุด</w:t>
+        <w:t>ประมาณ 4% ของภาพ ผู้ปฏิบัติงานก้มหน้าเกือบตลอดเวลา และการละเมิดคือการดึงหน้ากากลงคาง</w:t>
       </w:r>
     </w:p>
     <w:p>
@@ -933,29 +509,7 @@
           <w:sz w:val="32"/>
           <w:szCs w:val="32"/>
         </w:rPr>
-        <w:t>· ถุงมือ 57% เป็นรายการที่ทำได้ต่ำสุด แต่วิเคราะห์สาเหตุครบและมีทางแก้ชัดเจนแล้ว (หัวข้อ 8.3)</w:t>
-      </w:r>
-    </w:p>
-    <w:p/>
-    <w:p>
-      <w:r>
-        <w:rPr>
-          <w:rFonts w:ascii="TH Sarabun New" w:hAnsi="TH Sarabun New" w:cs="TH Sarabun New"/>
-          <w:b/>
-          <w:sz w:val="32"/>
-          <w:szCs w:val="32"/>
-          <w:bCs/>
-        </w:rPr>
-        <w:t>กลไกที่ให้ผลมากที่สุดคือการขยายภาพศีรษะ 4 เท่าก่อนตรวจหน้ากาก</w:t>
-      </w:r>
-      <w:r>
-        <w:rPr>
-          <w:rFonts w:ascii="TH Sarabun New" w:hAnsi="TH Sarabun New" w:cs="TH Sarabun New"/>
-          <w:b w:val="0"/>
-          <w:sz w:val="32"/>
-          <w:szCs w:val="32"/>
-        </w:rPr>
-        <w:t xml:space="preserve"> ทำให้อัตราการตรวจพบ</w:t>
+        <w:t>ไม่ใช่การไม่สวม ซึ่งสังเกตยากกว่ามาก ยากถึงขนาดที่ผู้ตรวจซึ่งเป็นคนยังเคยมองข้ามไปถึง 27 จุด</w:t>
       </w:r>
     </w:p>
     <w:p>
@@ -966,26 +520,7 @@
           <w:sz w:val="32"/>
           <w:szCs w:val="32"/>
         </w:rPr>
-        <w:t xml:space="preserve">เพิ่มจาก </w:t>
-      </w:r>
-      <w:r>
-        <w:rPr>
-          <w:rFonts w:ascii="TH Sarabun New" w:hAnsi="TH Sarabun New" w:cs="TH Sarabun New"/>
-          <w:b/>
-          <w:sz w:val="32"/>
-          <w:szCs w:val="32"/>
-          <w:bCs/>
-        </w:rPr>
-        <w:t>8/35 (23%) เป็น 28/35 (80%) หรือ 3.5 เท่า</w:t>
-      </w:r>
-      <w:r>
-        <w:rPr>
-          <w:rFonts w:ascii="TH Sarabun New" w:hAnsi="TH Sarabun New" w:cs="TH Sarabun New"/>
-          <w:b w:val="0"/>
-          <w:sz w:val="32"/>
-          <w:szCs w:val="32"/>
-        </w:rPr>
-        <w:t xml:space="preserve"> โดยแลกกับการแจ้งผิดเพียง 2 จุด</w:t>
+        <w:t>ในการตรวจรอบแรก ส่วนถุงมือตรวจได้ 4 จาก 7 จุด คือ 57% ซึ่งเป็นรายการที่ทำได้ต่ำที่สุด</w:t>
       </w:r>
     </w:p>
     <w:p>
@@ -996,7 +531,52 @@
           <w:sz w:val="32"/>
           <w:szCs w:val="32"/>
         </w:rPr>
-        <w:t>ซึ่งคุ้มค่าชัดเจนสำหรับงานความปลอดภัย เพราะการพลาดเหตุจริงเสียหายกว่าการแจ้งเกิน</w:t>
+        <w:t>แต่วิเคราะห์สาเหตุได้ครบถ้วนและมีทางแก้ที่ชัดเจนแล้ว</w:t>
+      </w:r>
+    </w:p>
+    <w:p/>
+    <w:p>
+      <w:r>
+        <w:rPr>
+          <w:rFonts w:ascii="TH Sarabun New" w:hAnsi="TH Sarabun New" w:cs="TH Sarabun New"/>
+          <w:b w:val="0"/>
+          <w:sz w:val="32"/>
+          <w:szCs w:val="32"/>
+        </w:rPr>
+        <w:t>กลไกที่ให้ผลมากที่สุดในโครงงานคือการครอบเฉพาะส่วนศีรษะแล้วขยายภาพ 4 เท่าด้วยแบบจำลอง</w:t>
+      </w:r>
+    </w:p>
+    <w:p>
+      <w:r>
+        <w:rPr>
+          <w:rFonts w:ascii="TH Sarabun New" w:hAnsi="TH Sarabun New" w:cs="TH Sarabun New"/>
+          <w:b w:val="0"/>
+          <w:sz w:val="32"/>
+          <w:szCs w:val="32"/>
+        </w:rPr>
+        <w:t>ขยายภาพก่อนส่งให้ตรวจหน้ากาก ซึ่ง **เพิ่มอัตราการตรวจพบจาก 8 จาก 35 จุด (23%)</w:t>
+      </w:r>
+    </w:p>
+    <w:p>
+      <w:r>
+        <w:rPr>
+          <w:rFonts w:ascii="TH Sarabun New" w:hAnsi="TH Sarabun New" w:cs="TH Sarabun New"/>
+          <w:b w:val="0"/>
+          <w:sz w:val="32"/>
+          <w:szCs w:val="32"/>
+        </w:rPr>
+        <w:t>เป็น 28 จาก 35 จุด (80%) หรือประมาณ 3.5 เท่า** โดยแลกกับการแจ้งผิดเพียง 2 จุด</w:t>
+      </w:r>
+    </w:p>
+    <w:p>
+      <w:r>
+        <w:rPr>
+          <w:rFonts w:ascii="TH Sarabun New" w:hAnsi="TH Sarabun New" w:cs="TH Sarabun New"/>
+          <w:b w:val="0"/>
+          <w:sz w:val="32"/>
+          <w:szCs w:val="32"/>
+        </w:rPr>
+        <w:t>นับเป็นการแลกที่คุ้มค่าชัดเจนสำหรับงานความปลอดภัย เพราะการพลาดเหตุจริงเสียหายกว่าการแจ้งเกิน</w:t>
       </w:r>
     </w:p>
     <w:p/>
@@ -1021,36 +601,7 @@
           <w:sz w:val="32"/>
           <w:szCs w:val="32"/>
         </w:rPr>
-        <w:t xml:space="preserve">ตรวจพบ </w:t>
-      </w:r>
-      <w:r>
-        <w:rPr>
-          <w:rFonts w:ascii="TH Sarabun New" w:hAnsi="TH Sarabun New" w:cs="TH Sarabun New"/>
-          <w:b/>
-          <w:sz w:val="32"/>
-          <w:szCs w:val="32"/>
-          <w:bCs/>
-        </w:rPr>
-        <w:t>11 เหตุการณ์</w:t>
-      </w:r>
-      <w:r>
-        <w:rPr>
-          <w:rFonts w:ascii="TH Sarabun New" w:hAnsi="TH Sarabun New" w:cs="TH Sarabun New"/>
-          <w:b w:val="0"/>
-          <w:sz w:val="32"/>
-          <w:szCs w:val="32"/>
-        </w:rPr>
-        <w:t xml:space="preserve"> จับคู่กฎความปลอดภัย R1–R10 ได้ครบ </w:t>
-      </w:r>
-      <w:r>
-        <w:rPr>
-          <w:rFonts w:ascii="TH Sarabun New" w:hAnsi="TH Sarabun New" w:cs="TH Sarabun New"/>
-          <w:b/>
-          <w:sz w:val="32"/>
-          <w:szCs w:val="32"/>
-          <w:bCs/>
-        </w:rPr>
-        <w:t>11 จาก 11</w:t>
+        <w:t>ระบบตรวจพบเหตุการณ์ที่ต้องแจ้งเตือนรวม **11 รายการ และจับคู่เข้ากับกฎความปลอดภัย R1–R10</w:t>
       </w:r>
     </w:p>
     <w:p>
@@ -1061,673 +612,64 @@
           <w:sz w:val="32"/>
           <w:szCs w:val="32"/>
         </w:rPr>
-        <w:t>พร้อมระดับความรุนแรงและภาพหลักฐานทุกรายการ</w:t>
+        <w:t>ได้ครบทั้ง 11 จาก 11 รายการ** พร้อมระบุระดับความรุนแรงและแนบภาพหลักฐานทุกรายการ</w:t>
       </w:r>
     </w:p>
-    <w:p/>
-    <w:tbl>
-      <w:tblPr>
-        <w:tblStyle w:val="TableGrid"/>
-        <w:tblW w:type="auto" w:w="0"/>
-        <w:tblLook w:firstColumn="1" w:firstRow="1" w:lastColumn="0" w:lastRow="0" w:noHBand="0" w:noVBand="1" w:val="04A0"/>
-      </w:tblPr>
-      <w:tblGrid>
-        <w:gridCol w:w="2257"/>
-        <w:gridCol w:w="2257"/>
-        <w:gridCol w:w="2257"/>
-        <w:gridCol w:w="2257"/>
-      </w:tblGrid>
-      <w:tr>
-        <w:tc>
-          <w:tcPr>
-            <w:tcW w:type="dxa" w:w="2257"/>
-          </w:tcPr>
-          <w:p>
-            <w:r>
-              <w:rPr>
-                <w:b/>
-              </w:rPr>
-            </w:r>
-            <w:r>
-              <w:rPr>
-                <w:rFonts w:ascii="TH Sarabun New" w:hAnsi="TH Sarabun New" w:cs="TH Sarabun New"/>
-                <w:b/>
-                <w:sz w:val="28"/>
-                <w:szCs w:val="28"/>
-              </w:rPr>
-              <w:t>เวลา</w:t>
-            </w:r>
-          </w:p>
-        </w:tc>
-        <w:tc>
-          <w:tcPr>
-            <w:tcW w:type="dxa" w:w="2257"/>
-          </w:tcPr>
-          <w:p>
-            <w:r>
-              <w:rPr>
-                <w:b/>
-              </w:rPr>
-            </w:r>
-            <w:r>
-              <w:rPr>
-                <w:rFonts w:ascii="TH Sarabun New" w:hAnsi="TH Sarabun New" w:cs="TH Sarabun New"/>
-                <w:b/>
-                <w:sz w:val="28"/>
-                <w:szCs w:val="28"/>
-              </w:rPr>
-              <w:t>กฎ</w:t>
-            </w:r>
-          </w:p>
-        </w:tc>
-        <w:tc>
-          <w:tcPr>
-            <w:tcW w:type="dxa" w:w="2257"/>
-          </w:tcPr>
-          <w:p>
-            <w:r>
-              <w:rPr>
-                <w:b/>
-              </w:rPr>
-            </w:r>
-            <w:r>
-              <w:rPr>
-                <w:rFonts w:ascii="TH Sarabun New" w:hAnsi="TH Sarabun New" w:cs="TH Sarabun New"/>
-                <w:b/>
-                <w:sz w:val="28"/>
-                <w:szCs w:val="28"/>
-              </w:rPr>
-              <w:t>ระดับ</w:t>
-            </w:r>
-          </w:p>
-        </w:tc>
-        <w:tc>
-          <w:tcPr>
-            <w:tcW w:type="dxa" w:w="2257"/>
-          </w:tcPr>
-          <w:p>
-            <w:r>
-              <w:rPr>
-                <w:b/>
-              </w:rPr>
-            </w:r>
-            <w:r>
-              <w:rPr>
-                <w:rFonts w:ascii="TH Sarabun New" w:hAnsi="TH Sarabun New" w:cs="TH Sarabun New"/>
-                <w:b/>
-                <w:sz w:val="28"/>
-                <w:szCs w:val="28"/>
-              </w:rPr>
-              <w:t>เหตุการณ์</w:t>
-            </w:r>
-          </w:p>
-        </w:tc>
-      </w:tr>
-      <w:tr>
-        <w:tc>
-          <w:tcPr>
-            <w:tcW w:type="dxa" w:w="2257"/>
-          </w:tcPr>
-          <w:p>
-            <w:r/>
-            <w:r>
-              <w:rPr>
-                <w:rFonts w:ascii="TH Sarabun New" w:hAnsi="TH Sarabun New" w:cs="TH Sarabun New"/>
-                <w:b w:val="0"/>
-                <w:sz w:val="28"/>
-                <w:szCs w:val="28"/>
-              </w:rPr>
-              <w:t>00:14 · 01:52</w:t>
-            </w:r>
-          </w:p>
-        </w:tc>
-        <w:tc>
-          <w:tcPr>
-            <w:tcW w:type="dxa" w:w="2257"/>
-          </w:tcPr>
-          <w:p>
-            <w:r/>
-            <w:r>
-              <w:rPr>
-                <w:rFonts w:ascii="TH Sarabun New" w:hAnsi="TH Sarabun New" w:cs="TH Sarabun New"/>
-                <w:b w:val="0"/>
-                <w:sz w:val="28"/>
-                <w:szCs w:val="28"/>
-              </w:rPr>
-              <w:t>R3</w:t>
-            </w:r>
-          </w:p>
-        </w:tc>
-        <w:tc>
-          <w:tcPr>
-            <w:tcW w:type="dxa" w:w="2257"/>
-          </w:tcPr>
-          <w:p>
-            <w:r/>
-            <w:r>
-              <w:rPr>
-                <w:rFonts w:ascii="TH Sarabun New" w:hAnsi="TH Sarabun New" w:cs="TH Sarabun New"/>
-                <w:b w:val="0"/>
-                <w:sz w:val="28"/>
-                <w:szCs w:val="28"/>
-              </w:rPr>
-              <w:t>สูง</w:t>
-            </w:r>
-          </w:p>
-        </w:tc>
-        <w:tc>
-          <w:tcPr>
-            <w:tcW w:type="dxa" w:w="2257"/>
-          </w:tcPr>
-          <w:p>
-            <w:r/>
-            <w:r>
-              <w:rPr>
-                <w:rFonts w:ascii="TH Sarabun New" w:hAnsi="TH Sarabun New" w:cs="TH Sarabun New"/>
-                <w:b w:val="0"/>
-                <w:sz w:val="28"/>
-                <w:szCs w:val="28"/>
-              </w:rPr>
-              <w:t>ของตกบนสายพานที่เดินอยู่</w:t>
-            </w:r>
-          </w:p>
-        </w:tc>
-      </w:tr>
-      <w:tr>
-        <w:tc>
-          <w:tcPr>
-            <w:tcW w:type="dxa" w:w="2257"/>
-          </w:tcPr>
-          <w:p>
-            <w:r/>
-            <w:r>
-              <w:rPr>
-                <w:rFonts w:ascii="TH Sarabun New" w:hAnsi="TH Sarabun New" w:cs="TH Sarabun New"/>
-                <w:b w:val="0"/>
-                <w:sz w:val="28"/>
-                <w:szCs w:val="28"/>
-              </w:rPr>
-              <w:t>01:36</w:t>
-            </w:r>
-          </w:p>
-        </w:tc>
-        <w:tc>
-          <w:tcPr>
-            <w:tcW w:type="dxa" w:w="2257"/>
-          </w:tcPr>
-          <w:p>
-            <w:r/>
-            <w:r>
-              <w:rPr>
-                <w:rFonts w:ascii="TH Sarabun New" w:hAnsi="TH Sarabun New" w:cs="TH Sarabun New"/>
-                <w:b w:val="0"/>
-                <w:sz w:val="28"/>
-                <w:szCs w:val="28"/>
-              </w:rPr>
-              <w:t>R10</w:t>
-            </w:r>
-          </w:p>
-        </w:tc>
-        <w:tc>
-          <w:tcPr>
-            <w:tcW w:type="dxa" w:w="2257"/>
-          </w:tcPr>
-          <w:p>
-            <w:r/>
-            <w:r>
-              <w:rPr>
-                <w:rFonts w:ascii="TH Sarabun New" w:hAnsi="TH Sarabun New" w:cs="TH Sarabun New"/>
-                <w:b w:val="0"/>
-                <w:sz w:val="28"/>
-                <w:szCs w:val="28"/>
-              </w:rPr>
-              <w:t>ต่ำ</w:t>
-            </w:r>
-          </w:p>
-        </w:tc>
-        <w:tc>
-          <w:tcPr>
-            <w:tcW w:type="dxa" w:w="2257"/>
-          </w:tcPr>
-          <w:p>
-            <w:r/>
-            <w:r>
-              <w:rPr>
-                <w:rFonts w:ascii="TH Sarabun New" w:hAnsi="TH Sarabun New" w:cs="TH Sarabun New"/>
-                <w:b w:val="0"/>
-                <w:sz w:val="28"/>
-                <w:szCs w:val="28"/>
-              </w:rPr>
-              <w:t>บุคคลภายนอกเข้าพื้นที่</w:t>
-            </w:r>
-          </w:p>
-        </w:tc>
-      </w:tr>
-      <w:tr>
-        <w:tc>
-          <w:tcPr>
-            <w:tcW w:type="dxa" w:w="2257"/>
-          </w:tcPr>
-          <w:p>
-            <w:r/>
-            <w:r>
-              <w:rPr>
-                <w:rFonts w:ascii="TH Sarabun New" w:hAnsi="TH Sarabun New" w:cs="TH Sarabun New"/>
-                <w:b w:val="0"/>
-                <w:sz w:val="28"/>
-                <w:szCs w:val="28"/>
-              </w:rPr>
-              <w:t>01:39</w:t>
-            </w:r>
-          </w:p>
-        </w:tc>
-        <w:tc>
-          <w:tcPr>
-            <w:tcW w:type="dxa" w:w="2257"/>
-          </w:tcPr>
-          <w:p>
-            <w:r/>
-            <w:r>
-              <w:rPr>
-                <w:rFonts w:ascii="TH Sarabun New" w:hAnsi="TH Sarabun New" w:cs="TH Sarabun New"/>
-                <w:b w:val="0"/>
-                <w:sz w:val="28"/>
-                <w:szCs w:val="28"/>
-              </w:rPr>
-              <w:t>R9</w:t>
-            </w:r>
-          </w:p>
-        </w:tc>
-        <w:tc>
-          <w:tcPr>
-            <w:tcW w:type="dxa" w:w="2257"/>
-          </w:tcPr>
-          <w:p>
-            <w:r/>
-            <w:r>
-              <w:rPr>
-                <w:rFonts w:ascii="TH Sarabun New" w:hAnsi="TH Sarabun New" w:cs="TH Sarabun New"/>
-                <w:b w:val="0"/>
-                <w:sz w:val="28"/>
-                <w:szCs w:val="28"/>
-              </w:rPr>
-              <w:t>กลาง</w:t>
-            </w:r>
-          </w:p>
-        </w:tc>
-        <w:tc>
-          <w:tcPr>
-            <w:tcW w:type="dxa" w:w="2257"/>
-          </w:tcPr>
-          <w:p>
-            <w:r/>
-            <w:r>
-              <w:rPr>
-                <w:rFonts w:ascii="TH Sarabun New" w:hAnsi="TH Sarabun New" w:cs="TH Sarabun New"/>
-                <w:b w:val="0"/>
-                <w:sz w:val="28"/>
-                <w:szCs w:val="28"/>
-              </w:rPr>
-              <w:t>ของแปลกปลอมในพื้นที่ผลิต</w:t>
-            </w:r>
-          </w:p>
-        </w:tc>
-      </w:tr>
-      <w:tr>
-        <w:tc>
-          <w:tcPr>
-            <w:tcW w:type="dxa" w:w="2257"/>
-          </w:tcPr>
-          <w:p>
-            <w:r/>
-            <w:r>
-              <w:rPr>
-                <w:rFonts w:ascii="TH Sarabun New" w:hAnsi="TH Sarabun New" w:cs="TH Sarabun New"/>
-                <w:b w:val="0"/>
-                <w:sz w:val="28"/>
-                <w:szCs w:val="28"/>
-              </w:rPr>
-              <w:t>02:00 · 03:09</w:t>
-            </w:r>
-          </w:p>
-        </w:tc>
-        <w:tc>
-          <w:tcPr>
-            <w:tcW w:type="dxa" w:w="2257"/>
-          </w:tcPr>
-          <w:p>
-            <w:r/>
-            <w:r>
-              <w:rPr>
-                <w:rFonts w:ascii="TH Sarabun New" w:hAnsi="TH Sarabun New" w:cs="TH Sarabun New"/>
-                <w:b w:val="0"/>
-                <w:sz w:val="28"/>
-                <w:szCs w:val="28"/>
-              </w:rPr>
-              <w:t>R5</w:t>
-            </w:r>
-          </w:p>
-        </w:tc>
-        <w:tc>
-          <w:tcPr>
-            <w:tcW w:type="dxa" w:w="2257"/>
-          </w:tcPr>
-          <w:p>
-            <w:r/>
-            <w:r>
-              <w:rPr>
-                <w:rFonts w:ascii="TH Sarabun New" w:hAnsi="TH Sarabun New" w:cs="TH Sarabun New"/>
-                <w:b w:val="0"/>
-                <w:sz w:val="28"/>
-                <w:szCs w:val="28"/>
-              </w:rPr>
-              <w:t>กลาง</w:t>
-            </w:r>
-          </w:p>
-        </w:tc>
-        <w:tc>
-          <w:tcPr>
-            <w:tcW w:type="dxa" w:w="2257"/>
-          </w:tcPr>
-          <w:p>
-            <w:r/>
-            <w:r>
-              <w:rPr>
-                <w:rFonts w:ascii="TH Sarabun New" w:hAnsi="TH Sarabun New" w:cs="TH Sarabun New"/>
-                <w:b w:val="0"/>
-                <w:sz w:val="28"/>
-                <w:szCs w:val="28"/>
-              </w:rPr>
-              <w:t>หน้ากากไม่คลุมจมูกปาก</w:t>
-            </w:r>
-          </w:p>
-        </w:tc>
-      </w:tr>
-      <w:tr>
-        <w:tc>
-          <w:tcPr>
-            <w:tcW w:type="dxa" w:w="2257"/>
-          </w:tcPr>
-          <w:p>
-            <w:r/>
-            <w:r>
-              <w:rPr>
-                <w:rFonts w:ascii="TH Sarabun New" w:hAnsi="TH Sarabun New" w:cs="TH Sarabun New"/>
-                <w:b w:val="0"/>
-                <w:sz w:val="28"/>
-                <w:szCs w:val="28"/>
-              </w:rPr>
-              <w:t>02:09</w:t>
-            </w:r>
-          </w:p>
-        </w:tc>
-        <w:tc>
-          <w:tcPr>
-            <w:tcW w:type="dxa" w:w="2257"/>
-          </w:tcPr>
-          <w:p>
-            <w:r/>
-            <w:r>
-              <w:rPr>
-                <w:rFonts w:ascii="TH Sarabun New" w:hAnsi="TH Sarabun New" w:cs="TH Sarabun New"/>
-                <w:b w:val="0"/>
-                <w:sz w:val="28"/>
-                <w:szCs w:val="28"/>
-              </w:rPr>
-              <w:t>R4</w:t>
-            </w:r>
-          </w:p>
-        </w:tc>
-        <w:tc>
-          <w:tcPr>
-            <w:tcW w:type="dxa" w:w="2257"/>
-          </w:tcPr>
-          <w:p>
-            <w:r/>
-            <w:r>
-              <w:rPr>
-                <w:rFonts w:ascii="TH Sarabun New" w:hAnsi="TH Sarabun New" w:cs="TH Sarabun New"/>
-                <w:b w:val="0"/>
-                <w:sz w:val="28"/>
-                <w:szCs w:val="28"/>
-              </w:rPr>
-              <w:t>สูง</w:t>
-            </w:r>
-          </w:p>
-        </w:tc>
-        <w:tc>
-          <w:tcPr>
-            <w:tcW w:type="dxa" w:w="2257"/>
-          </w:tcPr>
-          <w:p>
-            <w:r/>
-            <w:r>
-              <w:rPr>
-                <w:rFonts w:ascii="TH Sarabun New" w:hAnsi="TH Sarabun New" w:cs="TH Sarabun New"/>
-                <w:b w:val="0"/>
-                <w:sz w:val="28"/>
-                <w:szCs w:val="28"/>
-              </w:rPr>
-              <w:t>ถอดถุงมือระหว่างปฏิบัติงาน</w:t>
-            </w:r>
-          </w:p>
-        </w:tc>
-      </w:tr>
-      <w:tr>
-        <w:tc>
-          <w:tcPr>
-            <w:tcW w:type="dxa" w:w="2257"/>
-          </w:tcPr>
-          <w:p>
-            <w:r/>
-            <w:r>
-              <w:rPr>
-                <w:rFonts w:ascii="TH Sarabun New" w:hAnsi="TH Sarabun New" w:cs="TH Sarabun New"/>
-                <w:b/>
-                <w:sz w:val="28"/>
-                <w:szCs w:val="28"/>
-                <w:bCs/>
-              </w:rPr>
-              <w:t>02:45</w:t>
-            </w:r>
-          </w:p>
-        </w:tc>
-        <w:tc>
-          <w:tcPr>
-            <w:tcW w:type="dxa" w:w="2257"/>
-          </w:tcPr>
-          <w:p>
-            <w:r/>
-            <w:r>
-              <w:rPr>
-                <w:rFonts w:ascii="TH Sarabun New" w:hAnsi="TH Sarabun New" w:cs="TH Sarabun New"/>
-                <w:b/>
-                <w:sz w:val="28"/>
-                <w:szCs w:val="28"/>
-                <w:bCs/>
-              </w:rPr>
-              <w:t>R1</w:t>
-            </w:r>
-          </w:p>
-        </w:tc>
-        <w:tc>
-          <w:tcPr>
-            <w:tcW w:type="dxa" w:w="2257"/>
-          </w:tcPr>
-          <w:p>
-            <w:r/>
-            <w:r>
-              <w:rPr>
-                <w:rFonts w:ascii="TH Sarabun New" w:hAnsi="TH Sarabun New" w:cs="TH Sarabun New"/>
-                <w:b/>
-                <w:sz w:val="28"/>
-                <w:szCs w:val="28"/>
-                <w:bCs/>
-              </w:rPr>
-              <w:t>วิกฤต</w:t>
-            </w:r>
-          </w:p>
-        </w:tc>
-        <w:tc>
-          <w:tcPr>
-            <w:tcW w:type="dxa" w:w="2257"/>
-          </w:tcPr>
-          <w:p>
-            <w:r/>
-            <w:r>
-              <w:rPr>
-                <w:rFonts w:ascii="TH Sarabun New" w:hAnsi="TH Sarabun New" w:cs="TH Sarabun New"/>
-                <w:b/>
-                <w:sz w:val="28"/>
-                <w:szCs w:val="28"/>
-                <w:bCs/>
-              </w:rPr>
-              <w:t>เหตุเกือบเกิดอุบัติเหตุ — มือเข้าใกล้เครื่องที่กำลังทำงาน</w:t>
-            </w:r>
-          </w:p>
-        </w:tc>
-      </w:tr>
-      <w:tr>
-        <w:tc>
-          <w:tcPr>
-            <w:tcW w:type="dxa" w:w="2257"/>
-          </w:tcPr>
-          <w:p>
-            <w:r/>
-            <w:r>
-              <w:rPr>
-                <w:rFonts w:ascii="TH Sarabun New" w:hAnsi="TH Sarabun New" w:cs="TH Sarabun New"/>
-                <w:b w:val="0"/>
-                <w:sz w:val="28"/>
-                <w:szCs w:val="28"/>
-              </w:rPr>
-              <w:t>03:00</w:t>
-            </w:r>
-          </w:p>
-        </w:tc>
-        <w:tc>
-          <w:tcPr>
-            <w:tcW w:type="dxa" w:w="2257"/>
-          </w:tcPr>
-          <w:p>
-            <w:r/>
-            <w:r>
-              <w:rPr>
-                <w:rFonts w:ascii="TH Sarabun New" w:hAnsi="TH Sarabun New" w:cs="TH Sarabun New"/>
-                <w:b w:val="0"/>
-                <w:sz w:val="28"/>
-                <w:szCs w:val="28"/>
-              </w:rPr>
-              <w:t>R5</w:t>
-            </w:r>
-          </w:p>
-        </w:tc>
-        <w:tc>
-          <w:tcPr>
-            <w:tcW w:type="dxa" w:w="2257"/>
-          </w:tcPr>
-          <w:p>
-            <w:r/>
-            <w:r>
-              <w:rPr>
-                <w:rFonts w:ascii="TH Sarabun New" w:hAnsi="TH Sarabun New" w:cs="TH Sarabun New"/>
-                <w:b w:val="0"/>
-                <w:sz w:val="28"/>
-                <w:szCs w:val="28"/>
-              </w:rPr>
-              <w:t>กลาง</w:t>
-            </w:r>
-          </w:p>
-        </w:tc>
-        <w:tc>
-          <w:tcPr>
-            <w:tcW w:type="dxa" w:w="2257"/>
-          </w:tcPr>
-          <w:p>
-            <w:r/>
-            <w:r>
-              <w:rPr>
-                <w:rFonts w:ascii="TH Sarabun New" w:hAnsi="TH Sarabun New" w:cs="TH Sarabun New"/>
-                <w:b w:val="0"/>
-                <w:sz w:val="28"/>
-                <w:szCs w:val="28"/>
-              </w:rPr>
-              <w:t>ไม่สวมหมวก</w:t>
-            </w:r>
-          </w:p>
-        </w:tc>
-      </w:tr>
-      <w:tr>
-        <w:tc>
-          <w:tcPr>
-            <w:tcW w:type="dxa" w:w="2257"/>
-          </w:tcPr>
-          <w:p>
-            <w:r/>
-            <w:r>
-              <w:rPr>
-                <w:rFonts w:ascii="TH Sarabun New" w:hAnsi="TH Sarabun New" w:cs="TH Sarabun New"/>
-                <w:b w:val="0"/>
-                <w:sz w:val="28"/>
-                <w:szCs w:val="28"/>
-              </w:rPr>
-              <w:t>03:36 (× 2)</w:t>
-            </w:r>
-          </w:p>
-        </w:tc>
-        <w:tc>
-          <w:tcPr>
-            <w:tcW w:type="dxa" w:w="2257"/>
-          </w:tcPr>
-          <w:p>
-            <w:r/>
-            <w:r>
-              <w:rPr>
-                <w:rFonts w:ascii="TH Sarabun New" w:hAnsi="TH Sarabun New" w:cs="TH Sarabun New"/>
-                <w:b w:val="0"/>
-                <w:sz w:val="28"/>
-                <w:szCs w:val="28"/>
-              </w:rPr>
-              <w:t>R5</w:t>
-            </w:r>
-          </w:p>
-        </w:tc>
-        <w:tc>
-          <w:tcPr>
-            <w:tcW w:type="dxa" w:w="2257"/>
-          </w:tcPr>
-          <w:p>
-            <w:r/>
-            <w:r>
-              <w:rPr>
-                <w:rFonts w:ascii="TH Sarabun New" w:hAnsi="TH Sarabun New" w:cs="TH Sarabun New"/>
-                <w:b w:val="0"/>
-                <w:sz w:val="28"/>
-                <w:szCs w:val="28"/>
-              </w:rPr>
-              <w:t>กลาง</w:t>
-            </w:r>
-          </w:p>
-        </w:tc>
-        <w:tc>
-          <w:tcPr>
-            <w:tcW w:type="dxa" w:w="2257"/>
-          </w:tcPr>
-          <w:p>
-            <w:r/>
-            <w:r>
-              <w:rPr>
-                <w:rFonts w:ascii="TH Sarabun New" w:hAnsi="TH Sarabun New" w:cs="TH Sarabun New"/>
-                <w:b w:val="0"/>
-                <w:sz w:val="28"/>
-                <w:szCs w:val="28"/>
-              </w:rPr>
-              <w:t>ไม่สวมถุงมือ (ทั้งสองคน)</w:t>
-            </w:r>
-          </w:p>
-        </w:tc>
-      </w:tr>
-    </w:tbl>
+    <w:p>
+      <w:r>
+        <w:rPr>
+          <w:rFonts w:ascii="TH Sarabun New" w:hAnsi="TH Sarabun New" w:cs="TH Sarabun New"/>
+          <w:b w:val="0"/>
+          <w:sz w:val="32"/>
+          <w:szCs w:val="32"/>
+        </w:rPr>
+        <w:t>เหตุการณ์ที่พบประกอบด้วยของตกบนสายพานที่เดินอยู่ 2 ครั้ง (00:14 และ 01:52) บุคคลภายนอก</w:t>
+      </w:r>
+    </w:p>
+    <w:p>
+      <w:r>
+        <w:rPr>
+          <w:rFonts w:ascii="TH Sarabun New" w:hAnsi="TH Sarabun New" w:cs="TH Sarabun New"/>
+          <w:b w:val="0"/>
+          <w:sz w:val="32"/>
+          <w:szCs w:val="32"/>
+        </w:rPr>
+        <w:t>เข้าพื้นที่ (01:36) ของแปลกปลอมในพื้นที่ผลิต (01:39) หน้ากากไม่คลุมจมูกปาก 2 ช่วง</w:t>
+      </w:r>
+    </w:p>
+    <w:p>
+      <w:r>
+        <w:rPr>
+          <w:rFonts w:ascii="TH Sarabun New" w:hAnsi="TH Sarabun New" w:cs="TH Sarabun New"/>
+          <w:b w:val="0"/>
+          <w:sz w:val="32"/>
+          <w:szCs w:val="32"/>
+        </w:rPr>
+        <w:t>(02:00 และ 03:09) การถอดถุงมือระหว่างปฏิบัติงาน (02:09) การไม่สวมหมวก (03:00)</w:t>
+      </w:r>
+    </w:p>
+    <w:p>
+      <w:r>
+        <w:rPr>
+          <w:rFonts w:ascii="TH Sarabun New" w:hAnsi="TH Sarabun New" w:cs="TH Sarabun New"/>
+          <w:b w:val="0"/>
+          <w:sz w:val="32"/>
+          <w:szCs w:val="32"/>
+        </w:rPr>
+        <w:t>การไม่สวมถุงมือของทั้งสองคน (03:36) และเหตุเกือบเกิดอุบัติเหตุ (02:45)</w:t>
+      </w:r>
+    </w:p>
+    <w:p>
+      <w:r>
+        <w:rPr>
+          <w:rFonts w:ascii="TH Sarabun New" w:hAnsi="TH Sarabun New" w:cs="TH Sarabun New"/>
+          <w:b w:val="0"/>
+          <w:sz w:val="32"/>
+          <w:szCs w:val="32"/>
+        </w:rPr>
+        <w:t>โดยแบ่งเป็นระดับวิกฤต 1 รายการ สูง 3 รายการ กลาง 6 รายการ และต่ำ 1 รายการ</w:t>
+      </w:r>
+    </w:p>
     <w:p/>
     <w:p>
       <w:r>
@@ -1738,7 +680,7 @@
           <w:szCs w:val="32"/>
           <w:bCs/>
         </w:rPr>
-        <w:t>ผลที่สำคัญที่สุดคือการตรวจพบเหตุเกือบเกิดอุบัติเหตุ</w:t>
+        <w:t>ผลที่สำคัญที่สุดคือการตรวจพบเหตุเกือบเกิดอุบัติเหตุที่นาทีที่ 02:45</w:t>
       </w:r>
       <w:r>
         <w:rPr>
@@ -1747,7 +689,7 @@
           <w:sz w:val="32"/>
           <w:szCs w:val="32"/>
         </w:rPr>
-        <w:t xml:space="preserve"> ซึ่งวิกฤตที่สุดในคลิปและตรวจจับยากที่สุด</w:t>
+        <w:t xml:space="preserve"> ซึ่งเป็นเหตุการณ์ที่วิกฤตที่สุด</w:t>
       </w:r>
     </w:p>
     <w:p>
@@ -1758,7 +700,7 @@
           <w:sz w:val="32"/>
           <w:szCs w:val="32"/>
         </w:rPr>
-        <w:t>เพราะไม่มีวัตถุใดหายไปหรือปรากฏขึ้น มีเพียงความสัมพันธ์เชิงพื้นที่ระหว่างมือกับเครื่องจักรที่เปลี่ยนไป</w:t>
+        <w:t>ในคลิปและตรวจจับได้ยากที่สุด เพราะไม่มีวัตถุใดหายไปหรือปรากฏขึ้น มีเพียงความสัมพันธ์</w:t>
       </w:r>
     </w:p>
     <w:p>
@@ -1769,8 +711,10 @@
           <w:sz w:val="32"/>
           <w:szCs w:val="32"/>
         </w:rPr>
-        <w:t xml:space="preserve">· </w:t>
+        <w:t>เชิงพื้นที่ระหว่างมือของผู้ปฏิบัติงานกับเครื่องจักรที่เปลี่ยนไปเท่านั้น</w:t>
       </w:r>
+    </w:p>
+    <w:p>
       <w:r>
         <w:rPr>
           <w:rFonts w:ascii="TH Sarabun New" w:hAnsi="TH Sarabun New" w:cs="TH Sarabun New"/>
@@ -1779,7 +723,7 @@
           <w:szCs w:val="32"/>
           <w:bCs/>
         </w:rPr>
-        <w:t>แบบจำลองที่นำมาเทียบ (Qwen3-VL-8B) ตรวจไม่พบเหตุนี้ ขณะที่ Cosmos ตรวจพบ</w:t>
+        <w:t>แบบจำลองที่นำมาเปรียบเทียบคือ Qwen3-VL-8B ตรวจไม่พบเหตุการณ์นี้ ขณะที่ Cosmos ตรวจพบ</w:t>
       </w:r>
     </w:p>
     <w:p>
@@ -1790,38 +734,7 @@
           <w:sz w:val="32"/>
           <w:szCs w:val="32"/>
         </w:rPr>
-        <w:t>ซึ่งเป็นจุดชี้ขาดในการเลือกแบบจำลอง</w:t>
-      </w:r>
-    </w:p>
-    <w:p/>
-    <w:p>
-      <w:r>
-        <w:rPr>
-          <w:rFonts w:ascii="TH Sarabun New" w:hAnsi="TH Sarabun New" w:cs="TH Sarabun New"/>
-          <w:b w:val="0"/>
-          <w:sz w:val="32"/>
-          <w:szCs w:val="32"/>
-        </w:rPr>
-        <w:t>นอกจากนี้ยังระบุได้ว่ามือเข้าไปยุ่งกับลังใด (</w:t>
-      </w:r>
-      <w:r>
-        <w:rPr>
-          <w:rFonts w:ascii="TH Sarabun New" w:hAnsi="TH Sarabun New" w:cs="TH Sarabun New"/>
-          <w:b/>
-          <w:sz w:val="32"/>
-          <w:szCs w:val="32"/>
-          <w:bCs/>
-        </w:rPr>
-        <w:t>ถูก 8/8 ไม่มีแจ้งผิด</w:t>
-      </w:r>
-      <w:r>
-        <w:rPr>
-          <w:rFonts w:ascii="TH Sarabun New" w:hAnsi="TH Sarabun New" w:cs="TH Sarabun New"/>
-          <w:b w:val="0"/>
-          <w:sz w:val="32"/>
-          <w:szCs w:val="32"/>
-        </w:rPr>
-        <w:t>) ·</w:t>
+        <w:t>ซึ่งเป็นจุดชี้ขาดในการเลือกแบบจำลองมาใช้ในโครงงาน นอกจากนี้ระบบยังระบุได้ว่ามือของผู้ปฏิบัติงาน</w:t>
       </w:r>
     </w:p>
     <w:p>
@@ -1832,18 +745,10 @@
           <w:sz w:val="32"/>
           <w:szCs w:val="32"/>
         </w:rPr>
-        <w:t xml:space="preserve">ผลิตคำบรรยายรายวินาที </w:t>
+        <w:t>เข้าไปยุ่งกับลังใบใด โดยถูกต้อง 8 จาก 8 การตรวจ ไม่มีการแจ้งผิด พร้อมทั้งผลิตคำบรรยาย</w:t>
       </w:r>
-      <w:r>
-        <w:rPr>
-          <w:rFonts w:ascii="TH Sarabun New" w:hAnsi="TH Sarabun New" w:cs="TH Sarabun New"/>
-          <w:b/>
-          <w:sz w:val="32"/>
-          <w:szCs w:val="32"/>
-          <w:bCs/>
-        </w:rPr>
-        <w:t>220 จุด</w:t>
-      </w:r>
+    </w:p>
+    <w:p>
       <w:r>
         <w:rPr>
           <w:rFonts w:ascii="TH Sarabun New" w:hAnsi="TH Sarabun New" w:cs="TH Sarabun New"/>
@@ -1851,17 +756,7 @@
           <w:sz w:val="32"/>
           <w:szCs w:val="32"/>
         </w:rPr>
-        <w:t xml:space="preserve"> และสรุปกิจกรรมระดับลัง </w:t>
-      </w:r>
-      <w:r>
-        <w:rPr>
-          <w:rFonts w:ascii="TH Sarabun New" w:hAnsi="TH Sarabun New" w:cs="TH Sarabun New"/>
-          <w:b/>
-          <w:sz w:val="32"/>
-          <w:szCs w:val="32"/>
-          <w:bCs/>
-        </w:rPr>
-        <w:t>32 รายการ</w:t>
+        <w:t>เหตุการณ์รายวินาทีครบ 220 จุดตลอดคลิป และสรุปกิจกรรมระดับลังได้ 32 รายการ</w:t>
       </w:r>
     </w:p>
     <w:p/>
@@ -1874,208 +769,11 @@
           <w:szCs w:val="36"/>
           <w:bCs/>
         </w:rPr>
-        <w:t>7.4 ผลการวัดความเร็ว</w:t>
+        <w:t>7.4 ผลการวัดความเร็วและความเสถียร</w:t>
       </w:r>
     </w:p>
     <w:p/>
-    <w:tbl>
-      <w:tblPr>
-        <w:tblStyle w:val="TableGrid"/>
-        <w:tblW w:type="auto" w:w="0"/>
-        <w:tblLook w:firstColumn="1" w:firstRow="1" w:lastColumn="0" w:lastRow="0" w:noHBand="0" w:noVBand="1" w:val="04A0"/>
-      </w:tblPr>
-      <w:tblGrid>
-        <w:gridCol w:w="3010"/>
-        <w:gridCol w:w="3010"/>
-        <w:gridCol w:w="3010"/>
-      </w:tblGrid>
-      <w:tr>
-        <w:tc>
-          <w:tcPr>
-            <w:tcW w:type="dxa" w:w="3010"/>
-          </w:tcPr>
-          <w:p>
-            <w:r>
-              <w:rPr>
-                <w:b/>
-              </w:rPr>
-            </w:r>
-            <w:r>
-              <w:rPr>
-                <w:rFonts w:ascii="TH Sarabun New" w:hAnsi="TH Sarabun New" w:cs="TH Sarabun New"/>
-                <w:b/>
-                <w:sz w:val="28"/>
-                <w:szCs w:val="28"/>
-              </w:rPr>
-              <w:t>คอนฟิก</w:t>
-            </w:r>
-          </w:p>
-        </w:tc>
-        <w:tc>
-          <w:tcPr>
-            <w:tcW w:type="dxa" w:w="3010"/>
-          </w:tcPr>
-          <w:p>
-            <w:r>
-              <w:rPr>
-                <w:b/>
-              </w:rPr>
-            </w:r>
-            <w:r>
-              <w:rPr>
-                <w:rFonts w:ascii="TH Sarabun New" w:hAnsi="TH Sarabun New" w:cs="TH Sarabun New"/>
-                <w:b/>
-                <w:sz w:val="28"/>
-                <w:szCs w:val="28"/>
-              </w:rPr>
-              <w:t>เวลาต่องาน</w:t>
-            </w:r>
-          </w:p>
-        </w:tc>
-        <w:tc>
-          <w:tcPr>
-            <w:tcW w:type="dxa" w:w="3010"/>
-          </w:tcPr>
-          <w:p>
-            <w:r>
-              <w:rPr>
-                <w:b/>
-              </w:rPr>
-            </w:r>
-            <w:r>
-              <w:rPr>
-                <w:rFonts w:ascii="TH Sarabun New" w:hAnsi="TH Sarabun New" w:cs="TH Sarabun New"/>
-                <w:b/>
-                <w:sz w:val="28"/>
-                <w:szCs w:val="28"/>
-              </w:rPr>
-              <w:t>ความเร็ววิดีโอสูงสุด</w:t>
-            </w:r>
-          </w:p>
-        </w:tc>
-      </w:tr>
-      <w:tr>
-        <w:tc>
-          <w:tcPr>
-            <w:tcW w:type="dxa" w:w="3010"/>
-          </w:tcPr>
-          <w:p>
-            <w:r/>
-            <w:r>
-              <w:rPr>
-                <w:rFonts w:ascii="TH Sarabun New" w:hAnsi="TH Sarabun New" w:cs="TH Sarabun New"/>
-                <w:b w:val="0"/>
-                <w:sz w:val="28"/>
-                <w:szCs w:val="28"/>
-              </w:rPr>
-              <w:t>RTX 4090 × 1</w:t>
-            </w:r>
-          </w:p>
-        </w:tc>
-        <w:tc>
-          <w:tcPr>
-            <w:tcW w:type="dxa" w:w="3010"/>
-          </w:tcPr>
-          <w:p>
-            <w:r/>
-            <w:r>
-              <w:rPr>
-                <w:rFonts w:ascii="TH Sarabun New" w:hAnsi="TH Sarabun New" w:cs="TH Sarabun New"/>
-                <w:b w:val="0"/>
-                <w:sz w:val="28"/>
-                <w:szCs w:val="28"/>
-              </w:rPr>
-              <w:t>2.13 วิ</w:t>
-            </w:r>
-          </w:p>
-        </w:tc>
-        <w:tc>
-          <w:tcPr>
-            <w:tcW w:type="dxa" w:w="3010"/>
-          </w:tcPr>
-          <w:p>
-            <w:r/>
-            <w:r>
-              <w:rPr>
-                <w:rFonts w:ascii="TH Sarabun New" w:hAnsi="TH Sarabun New" w:cs="TH Sarabun New"/>
-                <w:b w:val="0"/>
-                <w:sz w:val="28"/>
-                <w:szCs w:val="28"/>
-              </w:rPr>
-              <w:t>0.47×</w:t>
-            </w:r>
-          </w:p>
-        </w:tc>
-      </w:tr>
-      <w:tr>
-        <w:tc>
-          <w:tcPr>
-            <w:tcW w:type="dxa" w:w="3010"/>
-          </w:tcPr>
-          <w:p>
-            <w:r/>
-            <w:r>
-              <w:rPr>
-                <w:rFonts w:ascii="TH Sarabun New" w:hAnsi="TH Sarabun New" w:cs="TH Sarabun New"/>
-                <w:b/>
-                <w:sz w:val="28"/>
-                <w:szCs w:val="28"/>
-                <w:bCs/>
-              </w:rPr>
-              <w:t>RTX 4090 × 2</w:t>
-            </w:r>
-          </w:p>
-        </w:tc>
-        <w:tc>
-          <w:tcPr>
-            <w:tcW w:type="dxa" w:w="3010"/>
-          </w:tcPr>
-          <w:p>
-            <w:r/>
-            <w:r>
-              <w:rPr>
-                <w:rFonts w:ascii="TH Sarabun New" w:hAnsi="TH Sarabun New" w:cs="TH Sarabun New"/>
-                <w:b/>
-                <w:sz w:val="28"/>
-                <w:szCs w:val="28"/>
-                <w:bCs/>
-              </w:rPr>
-              <w:t>1.17 วิ</w:t>
-            </w:r>
-          </w:p>
-        </w:tc>
-        <w:tc>
-          <w:tcPr>
-            <w:tcW w:type="dxa" w:w="3010"/>
-          </w:tcPr>
-          <w:p>
-            <w:r/>
-            <w:r>
-              <w:rPr>
-                <w:rFonts w:ascii="TH Sarabun New" w:hAnsi="TH Sarabun New" w:cs="TH Sarabun New"/>
-                <w:b/>
-                <w:sz w:val="28"/>
-                <w:szCs w:val="28"/>
-                <w:bCs/>
-              </w:rPr>
-              <w:t>0.86×</w:t>
-            </w:r>
-          </w:p>
-        </w:tc>
-      </w:tr>
-    </w:tbl>
-    <w:p/>
     <w:p>
-      <w:r>
-        <w:rPr>
-          <w:rFonts w:ascii="TH Sarabun New" w:hAnsi="TH Sarabun New" w:cs="TH Sarabun New"/>
-          <w:b/>
-          <w:sz w:val="32"/>
-          <w:szCs w:val="32"/>
-          <w:bCs/>
-        </w:rPr>
-        <w:t>การ์ดใบที่สองเร่งความเร็วได้ 1.82 เท่า</w:t>
-      </w:r>
       <w:r>
         <w:rPr>
           <w:rFonts w:ascii="TH Sarabun New" w:hAnsi="TH Sarabun New" w:cs="TH Sarabun New"/>
@@ -2083,7 +781,7 @@
           <w:sz w:val="32"/>
           <w:szCs w:val="32"/>
         </w:rPr>
-        <w:t xml:space="preserve"> ใกล้เคียง 2 เท่าตามทฤษฎี ยืนยันว่าวิธีแบ่งงานที่เลือกใช้</w:t>
+        <w:t>เมื่อใช้การ์ดจอใบเดียว ระบบใช้เวลา 2.13 วินาทีต่องาน ประมวลผลได้ที่ 0.47 เท่าของความเร็ววิดีโอ</w:t>
       </w:r>
     </w:p>
     <w:p>
@@ -2094,58 +792,7 @@
           <w:sz w:val="32"/>
           <w:szCs w:val="32"/>
         </w:rPr>
-        <w:t xml:space="preserve">ไม่มีต้นทุนการสื่อสารข้ามการ์ด — </w:t>
-      </w:r>
-      <w:r>
-        <w:rPr>
-          <w:rFonts w:ascii="TH Sarabun New" w:hAnsi="TH Sarabun New" w:cs="TH Sarabun New"/>
-          <w:b/>
-          <w:sz w:val="32"/>
-          <w:szCs w:val="32"/>
-          <w:bCs/>
-        </w:rPr>
-        <w:t>เพิ่มการ์ดกี่ใบก็เร็วขึ้นตามนั้น</w:t>
-      </w:r>
-      <w:r>
-        <w:rPr>
-          <w:rFonts w:ascii="TH Sarabun New" w:hAnsi="TH Sarabun New" w:cs="TH Sarabun New"/>
-          <w:b w:val="0"/>
-          <w:sz w:val="32"/>
-          <w:szCs w:val="32"/>
-        </w:rPr>
-        <w:t xml:space="preserve"> ซึ่งสำคัญต่อการขยายไปหลายกล้อง</w:t>
-      </w:r>
-    </w:p>
-    <w:p/>
-    <w:p>
-      <w:r>
-        <w:rPr>
-          <w:rFonts w:ascii="TH Sarabun New" w:hAnsi="TH Sarabun New" w:cs="TH Sarabun New"/>
-          <w:b/>
-          <w:sz w:val="32"/>
-          <w:szCs w:val="32"/>
-          <w:bCs/>
-        </w:rPr>
-        <w:t>ความเสถียร:</w:t>
-      </w:r>
-      <w:r>
-        <w:rPr>
-          <w:rFonts w:ascii="TH Sarabun New" w:hAnsi="TH Sarabun New" w:cs="TH Sarabun New"/>
-          <w:b w:val="0"/>
-          <w:sz w:val="32"/>
-          <w:szCs w:val="32"/>
-        </w:rPr>
-        <w:t xml:space="preserve"> ส่งคำถามเดิมซ้ำโดยสั่งไม่ให้สุ่ม พบว่า </w:t>
-      </w:r>
-      <w:r>
-        <w:rPr>
-          <w:rFonts w:ascii="TH Sarabun New" w:hAnsi="TH Sarabun New" w:cs="TH Sarabun New"/>
-          <w:b/>
-          <w:sz w:val="32"/>
-          <w:szCs w:val="32"/>
-          <w:bCs/>
-        </w:rPr>
-        <w:t>ชั้นที่ตอบสั้นว่าใช่/ไม่ใช่ ให้ผลคงที่ 12/12</w:t>
+        <w:t>และเมื่อ **เพิ่มเป็น 2 ใบ เวลาลดเหลือ 1.17 วินาทีต่องาน ประมวลผลได้ที่ 0.86 เท่าของความเร็ววิดีโอ</w:t>
       </w:r>
     </w:p>
     <w:p>
@@ -2156,7 +803,7 @@
           <w:sz w:val="32"/>
           <w:szCs w:val="32"/>
         </w:rPr>
-        <w:t>ส่วนชั้นที่ตอบเป็นข้อความยาวให้ผลต่างกันเล็กน้อย — เป็นหลักฐานรองรับการออกแบบระบบ 2 ชั้น</w:t>
+        <w:t>คิดเป็นการเร่งความเร็ว 1.82 เท่า** ซึ่งใกล้เคียงกับ 2 เท่าตามทฤษฎี ผลนี้ยืนยันว่าวิธีแบ่งงาน</w:t>
       </w:r>
     </w:p>
     <w:p>
@@ -2167,7 +814,73 @@
           <w:sz w:val="32"/>
           <w:szCs w:val="32"/>
         </w:rPr>
-        <w:t>คือให้ชั้นแจ้งเตือนตอบสั้นเพื่อความเชื่อถือได้ ส่วนชั้นบรรยายเล่าเป็นภาษาคน</w:t>
+        <w:t>ที่เลือกใช้ไม่มีต้นทุนการสื่อสารข้ามการ์ด เพราะการ์ดแต่ละใบเก็บแบบจำลองไว้ครบทั้งตัว</w:t>
+      </w:r>
+    </w:p>
+    <w:p>
+      <w:r>
+        <w:rPr>
+          <w:rFonts w:ascii="TH Sarabun New" w:hAnsi="TH Sarabun New" w:cs="TH Sarabun New"/>
+          <w:b w:val="0"/>
+          <w:sz w:val="32"/>
+          <w:szCs w:val="32"/>
+        </w:rPr>
+        <w:t>และผลัดกันรับงานคนละชิ้น จึงเพิ่มการ์ดกี่ใบก็เร็วขึ้นตามจำนวนนั้น ซึ่งสำคัญต่อการขยายไปหลายกล้อง</w:t>
+      </w:r>
+    </w:p>
+    <w:p/>
+    <w:p>
+      <w:r>
+        <w:rPr>
+          <w:rFonts w:ascii="TH Sarabun New" w:hAnsi="TH Sarabun New" w:cs="TH Sarabun New"/>
+          <w:b w:val="0"/>
+          <w:sz w:val="32"/>
+          <w:szCs w:val="32"/>
+        </w:rPr>
+        <w:t>ด้านความเสถียร เมื่อส่งคำถามเดิมซ้ำโดยสั่งไม่ให้แบบจำลองสุ่มคำตอบเลย พบว่า</w:t>
+      </w:r>
+    </w:p>
+    <w:p>
+      <w:r>
+        <w:rPr>
+          <w:rFonts w:ascii="TH Sarabun New" w:hAnsi="TH Sarabun New" w:cs="TH Sarabun New"/>
+          <w:b/>
+          <w:sz w:val="32"/>
+          <w:szCs w:val="32"/>
+          <w:bCs/>
+        </w:rPr>
+        <w:t>ชั้นที่ตอบสั้นว่าใช่หรือไม่ใช่ ให้ผลคงที่ 12 จาก 12 ครั้ง</w:t>
+      </w:r>
+      <w:r>
+        <w:rPr>
+          <w:rFonts w:ascii="TH Sarabun New" w:hAnsi="TH Sarabun New" w:cs="TH Sarabun New"/>
+          <w:b w:val="0"/>
+          <w:sz w:val="32"/>
+          <w:szCs w:val="32"/>
+        </w:rPr>
+        <w:t xml:space="preserve"> ขณะที่ชั้นที่ตอบเป็นข้อความยาว</w:t>
+      </w:r>
+    </w:p>
+    <w:p>
+      <w:r>
+        <w:rPr>
+          <w:rFonts w:ascii="TH Sarabun New" w:hAnsi="TH Sarabun New" w:cs="TH Sarabun New"/>
+          <w:b w:val="0"/>
+          <w:sz w:val="32"/>
+          <w:szCs w:val="32"/>
+        </w:rPr>
+        <w:t>ให้ผลต่างกันเล็กน้อย ผลนี้เป็นหลักฐานเชิงประจักษ์ที่รองรับการออกแบบระบบเป็น 2 ชั้น</w:t>
+      </w:r>
+    </w:p>
+    <w:p>
+      <w:r>
+        <w:rPr>
+          <w:rFonts w:ascii="TH Sarabun New" w:hAnsi="TH Sarabun New" w:cs="TH Sarabun New"/>
+          <w:b w:val="0"/>
+          <w:sz w:val="32"/>
+          <w:szCs w:val="32"/>
+        </w:rPr>
+        <w:t>คือให้ชั้นแจ้งเตือนตอบสั้นเพื่อความเชื่อถือได้ ส่วนชั้นบรรยายเล่าเหตุการณ์เป็นภาษาคน</w:t>
       </w:r>
     </w:p>
     <w:p/>
@@ -2184,328 +897,61 @@
       </w:r>
     </w:p>
     <w:p/>
-    <w:tbl>
-      <w:tblPr>
-        <w:tblStyle w:val="TableGrid"/>
-        <w:tblW w:type="auto" w:w="0"/>
-        <w:tblLook w:firstColumn="1" w:firstRow="1" w:lastColumn="0" w:lastRow="0" w:noHBand="0" w:noVBand="1" w:val="04A0"/>
-      </w:tblPr>
-      <w:tblGrid>
-        <w:gridCol w:w="4514"/>
-        <w:gridCol w:w="4514"/>
-      </w:tblGrid>
-      <w:tr>
-        <w:tc>
-          <w:tcPr>
-            <w:tcW w:type="dxa" w:w="4514"/>
-          </w:tcPr>
-          <w:p>
-            <w:r>
-              <w:rPr>
-                <w:b/>
-              </w:rPr>
-            </w:r>
-            <w:r>
-              <w:rPr>
-                <w:rFonts w:ascii="TH Sarabun New" w:hAnsi="TH Sarabun New" w:cs="TH Sarabun New"/>
-                <w:b/>
-                <w:sz w:val="28"/>
-                <w:szCs w:val="28"/>
-              </w:rPr>
-              <w:t>ด้าน</w:t>
-            </w:r>
-          </w:p>
-        </w:tc>
-        <w:tc>
-          <w:tcPr>
-            <w:tcW w:type="dxa" w:w="4514"/>
-          </w:tcPr>
-          <w:p>
-            <w:r>
-              <w:rPr>
-                <w:b/>
-              </w:rPr>
-            </w:r>
-            <w:r>
-              <w:rPr>
-                <w:rFonts w:ascii="TH Sarabun New" w:hAnsi="TH Sarabun New" w:cs="TH Sarabun New"/>
-                <w:b/>
-                <w:sz w:val="28"/>
-                <w:szCs w:val="28"/>
-              </w:rPr>
-              <w:t>ผล</w:t>
-            </w:r>
-          </w:p>
-        </w:tc>
-      </w:tr>
-      <w:tr>
-        <w:tc>
-          <w:tcPr>
-            <w:tcW w:type="dxa" w:w="4514"/>
-          </w:tcPr>
-          <w:p>
-            <w:r/>
-            <w:r>
-              <w:rPr>
-                <w:rFonts w:ascii="TH Sarabun New" w:hAnsi="TH Sarabun New" w:cs="TH Sarabun New"/>
-                <w:b w:val="0"/>
-                <w:sz w:val="28"/>
-                <w:szCs w:val="28"/>
-              </w:rPr>
-              <w:t>ตรวจจับอุปกรณ์ป้องกัน</w:t>
-            </w:r>
-          </w:p>
-        </w:tc>
-        <w:tc>
-          <w:tcPr>
-            <w:tcW w:type="dxa" w:w="4514"/>
-          </w:tcPr>
-          <w:p>
-            <w:r/>
-            <w:r>
-              <w:rPr>
-                <w:rFonts w:ascii="TH Sarabun New" w:hAnsi="TH Sarabun New" w:cs="TH Sarabun New"/>
-                <w:b/>
-                <w:sz w:val="28"/>
-                <w:szCs w:val="28"/>
-                <w:bCs/>
-              </w:rPr>
-              <w:t>82%</w:t>
-            </w:r>
-            <w:r>
-              <w:rPr>
-                <w:rFonts w:ascii="TH Sarabun New" w:hAnsi="TH Sarabun New" w:cs="TH Sarabun New"/>
-                <w:b w:val="0"/>
-                <w:sz w:val="28"/>
-                <w:szCs w:val="28"/>
-              </w:rPr>
-              <w:t xml:space="preserve"> (46/56) · แจ้งผิด 5 · หมวก 100% ไม่มีแจ้งผิด</w:t>
-            </w:r>
-          </w:p>
-        </w:tc>
-      </w:tr>
-      <w:tr>
-        <w:tc>
-          <w:tcPr>
-            <w:tcW w:type="dxa" w:w="4514"/>
-          </w:tcPr>
-          <w:p>
-            <w:r/>
-            <w:r>
-              <w:rPr>
-                <w:rFonts w:ascii="TH Sarabun New" w:hAnsi="TH Sarabun New" w:cs="TH Sarabun New"/>
-                <w:b w:val="0"/>
-                <w:sz w:val="28"/>
-                <w:szCs w:val="28"/>
-              </w:rPr>
-              <w:t>ตรวจจับเหตุการณ์ + จับคู่กฎ</w:t>
-            </w:r>
-          </w:p>
-        </w:tc>
-        <w:tc>
-          <w:tcPr>
-            <w:tcW w:type="dxa" w:w="4514"/>
-          </w:tcPr>
-          <w:p>
-            <w:r/>
-            <w:r>
-              <w:rPr>
-                <w:rFonts w:ascii="TH Sarabun New" w:hAnsi="TH Sarabun New" w:cs="TH Sarabun New"/>
-                <w:b/>
-                <w:sz w:val="28"/>
-                <w:szCs w:val="28"/>
-                <w:bCs/>
-              </w:rPr>
-              <w:t>11 เหตุการณ์ · 11/11</w:t>
-            </w:r>
-            <w:r>
-              <w:rPr>
-                <w:rFonts w:ascii="TH Sarabun New" w:hAnsi="TH Sarabun New" w:cs="TH Sarabun New"/>
-                <w:b w:val="0"/>
-                <w:sz w:val="28"/>
-                <w:szCs w:val="28"/>
-              </w:rPr>
-              <w:t xml:space="preserve"> · มีภาพหลักฐานครบ</w:t>
-            </w:r>
-          </w:p>
-        </w:tc>
-      </w:tr>
-      <w:tr>
-        <w:tc>
-          <w:tcPr>
-            <w:tcW w:type="dxa" w:w="4514"/>
-          </w:tcPr>
-          <w:p>
-            <w:r/>
-            <w:r>
-              <w:rPr>
-                <w:rFonts w:ascii="TH Sarabun New" w:hAnsi="TH Sarabun New" w:cs="TH Sarabun New"/>
-                <w:b w:val="0"/>
-                <w:sz w:val="28"/>
-                <w:szCs w:val="28"/>
-              </w:rPr>
-              <w:t>เหตุเกือบเกิดอุบัติเหตุ</w:t>
-            </w:r>
-          </w:p>
-        </w:tc>
-        <w:tc>
-          <w:tcPr>
-            <w:tcW w:type="dxa" w:w="4514"/>
-          </w:tcPr>
-          <w:p>
-            <w:r/>
-            <w:r>
-              <w:rPr>
-                <w:rFonts w:ascii="TH Sarabun New" w:hAnsi="TH Sarabun New" w:cs="TH Sarabun New"/>
-                <w:b/>
-                <w:sz w:val="28"/>
-                <w:szCs w:val="28"/>
-                <w:bCs/>
-              </w:rPr>
-              <w:t>ตรวจพบ</w:t>
-            </w:r>
-            <w:r>
-              <w:rPr>
-                <w:rFonts w:ascii="TH Sarabun New" w:hAnsi="TH Sarabun New" w:cs="TH Sarabun New"/>
-                <w:b w:val="0"/>
-                <w:sz w:val="28"/>
-                <w:szCs w:val="28"/>
-              </w:rPr>
-              <w:t xml:space="preserve"> (แบบจำลองที่นำมาเทียบตรวจไม่พบ)</w:t>
-            </w:r>
-          </w:p>
-        </w:tc>
-      </w:tr>
-      <w:tr>
-        <w:tc>
-          <w:tcPr>
-            <w:tcW w:type="dxa" w:w="4514"/>
-          </w:tcPr>
-          <w:p>
-            <w:r/>
-            <w:r>
-              <w:rPr>
-                <w:rFonts w:ascii="TH Sarabun New" w:hAnsi="TH Sarabun New" w:cs="TH Sarabun New"/>
-                <w:b w:val="0"/>
-                <w:sz w:val="28"/>
-                <w:szCs w:val="28"/>
-              </w:rPr>
-              <w:t>ระบุลัง</w:t>
-            </w:r>
-          </w:p>
-        </w:tc>
-        <w:tc>
-          <w:tcPr>
-            <w:tcW w:type="dxa" w:w="4514"/>
-          </w:tcPr>
-          <w:p>
-            <w:r/>
-            <w:r>
-              <w:rPr>
-                <w:rFonts w:ascii="TH Sarabun New" w:hAnsi="TH Sarabun New" w:cs="TH Sarabun New"/>
-                <w:b/>
-                <w:sz w:val="28"/>
-                <w:szCs w:val="28"/>
-                <w:bCs/>
-              </w:rPr>
-              <w:t>8/8</w:t>
-            </w:r>
-            <w:r>
-              <w:rPr>
-                <w:rFonts w:ascii="TH Sarabun New" w:hAnsi="TH Sarabun New" w:cs="TH Sarabun New"/>
-                <w:b w:val="0"/>
-                <w:sz w:val="28"/>
-                <w:szCs w:val="28"/>
-              </w:rPr>
-              <w:t xml:space="preserve"> · แจ้งผิด 0</w:t>
-            </w:r>
-          </w:p>
-        </w:tc>
-      </w:tr>
-      <w:tr>
-        <w:tc>
-          <w:tcPr>
-            <w:tcW w:type="dxa" w:w="4514"/>
-          </w:tcPr>
-          <w:p>
-            <w:r/>
-            <w:r>
-              <w:rPr>
-                <w:rFonts w:ascii="TH Sarabun New" w:hAnsi="TH Sarabun New" w:cs="TH Sarabun New"/>
-                <w:b w:val="0"/>
-                <w:sz w:val="28"/>
-                <w:szCs w:val="28"/>
-              </w:rPr>
-              <w:t>ความเร็วโหมดสด</w:t>
-            </w:r>
-          </w:p>
-        </w:tc>
-        <w:tc>
-          <w:tcPr>
-            <w:tcW w:type="dxa" w:w="4514"/>
-          </w:tcPr>
-          <w:p>
-            <w:r/>
-            <w:r>
-              <w:rPr>
-                <w:rFonts w:ascii="TH Sarabun New" w:hAnsi="TH Sarabun New" w:cs="TH Sarabun New"/>
-                <w:b/>
-                <w:sz w:val="28"/>
-                <w:szCs w:val="28"/>
-                <w:bCs/>
-              </w:rPr>
-              <w:t>0.86×</w:t>
-            </w:r>
-            <w:r>
-              <w:rPr>
-                <w:rFonts w:ascii="TH Sarabun New" w:hAnsi="TH Sarabun New" w:cs="TH Sarabun New"/>
-                <w:b w:val="0"/>
-                <w:sz w:val="28"/>
-                <w:szCs w:val="28"/>
-              </w:rPr>
-              <w:t xml:space="preserve"> บนการ์ด 2 ใบ · ขยายเชิงเส้น 1.82 เท่า</w:t>
-            </w:r>
-          </w:p>
-        </w:tc>
-      </w:tr>
-      <w:tr>
-        <w:tc>
-          <w:tcPr>
-            <w:tcW w:type="dxa" w:w="4514"/>
-          </w:tcPr>
-          <w:p>
-            <w:r/>
-            <w:r>
-              <w:rPr>
-                <w:rFonts w:ascii="TH Sarabun New" w:hAnsi="TH Sarabun New" w:cs="TH Sarabun New"/>
-                <w:b w:val="0"/>
-                <w:sz w:val="28"/>
-                <w:szCs w:val="28"/>
-              </w:rPr>
-              <w:t>ความคงที่ของชั้นข้อเท็จจริง</w:t>
-            </w:r>
-          </w:p>
-        </w:tc>
-        <w:tc>
-          <w:tcPr>
-            <w:tcW w:type="dxa" w:w="4514"/>
-          </w:tcPr>
-          <w:p>
-            <w:r/>
-            <w:r>
-              <w:rPr>
-                <w:rFonts w:ascii="TH Sarabun New" w:hAnsi="TH Sarabun New" w:cs="TH Sarabun New"/>
-                <w:b/>
-                <w:sz w:val="28"/>
-                <w:szCs w:val="28"/>
-                <w:bCs/>
-              </w:rPr>
-              <w:t>12/12</w:t>
-            </w:r>
-          </w:p>
-        </w:tc>
-      </w:tr>
-    </w:tbl>
+    <w:p>
+      <w:r>
+        <w:rPr>
+          <w:rFonts w:ascii="TH Sarabun New" w:hAnsi="TH Sarabun New" w:cs="TH Sarabun New"/>
+          <w:b w:val="0"/>
+          <w:sz w:val="32"/>
+          <w:szCs w:val="32"/>
+        </w:rPr>
+        <w:t>โดยสรุป ระบบตรวจจับอุปกรณ์ป้องกันได้ 82% โดยแจ้งผิดเพียง 5 จุด และตรวจหมวกได้ 100%</w:t>
+      </w:r>
+    </w:p>
+    <w:p>
+      <w:r>
+        <w:rPr>
+          <w:rFonts w:ascii="TH Sarabun New" w:hAnsi="TH Sarabun New" w:cs="TH Sarabun New"/>
+          <w:b w:val="0"/>
+          <w:sz w:val="32"/>
+          <w:szCs w:val="32"/>
+        </w:rPr>
+        <w:t>โดยไม่มีการแจ้งผิดเลย ตรวจพบเหตุการณ์ 11 รายการและจับคู่กฎได้ครบทั้ง 11 รายการพร้อมภาพหลักฐาน</w:t>
+      </w:r>
+    </w:p>
+    <w:p>
+      <w:r>
+        <w:rPr>
+          <w:rFonts w:ascii="TH Sarabun New" w:hAnsi="TH Sarabun New" w:cs="TH Sarabun New"/>
+          <w:b w:val="0"/>
+          <w:sz w:val="32"/>
+          <w:szCs w:val="32"/>
+        </w:rPr>
+        <w:t>ตรวจพบเหตุเกือบเกิดอุบัติเหตุซึ่งแบบจำลองที่นำมาเทียบตรวจไม่พบ ระบุลังได้ถูก 8 จาก 8</w:t>
+      </w:r>
+    </w:p>
+    <w:p>
+      <w:r>
+        <w:rPr>
+          <w:rFonts w:ascii="TH Sarabun New" w:hAnsi="TH Sarabun New" w:cs="TH Sarabun New"/>
+          <w:b w:val="0"/>
+          <w:sz w:val="32"/>
+          <w:szCs w:val="32"/>
+        </w:rPr>
+        <w:t>ทำงานได้ที่ 0.86 เท่าของความเร็ววิดีโอบนการ์ดจอ 2 ใบ และขยายได้เชิงเส้น 1.82 เท่า</w:t>
+      </w:r>
+    </w:p>
+    <w:p>
+      <w:r>
+        <w:rPr>
+          <w:rFonts w:ascii="TH Sarabun New" w:hAnsi="TH Sarabun New" w:cs="TH Sarabun New"/>
+          <w:b w:val="0"/>
+          <w:sz w:val="32"/>
+          <w:szCs w:val="32"/>
+        </w:rPr>
+        <w:t>โดยชั้นข้อเท็จจริงให้ผลคงที่ 12 จาก 12 ครั้ง</w:t>
+      </w:r>
+    </w:p>
     <w:p/>
     <w:p>
       <w:r>
@@ -2527,26 +973,7 @@
           <w:sz w:val="32"/>
           <w:szCs w:val="32"/>
         </w:rPr>
-        <w:t xml:space="preserve">โดยได้ผลนี้มา </w:t>
-      </w:r>
-      <w:r>
-        <w:rPr>
-          <w:rFonts w:ascii="TH Sarabun New" w:hAnsi="TH Sarabun New" w:cs="TH Sarabun New"/>
-          <w:b/>
-          <w:sz w:val="32"/>
-          <w:szCs w:val="32"/>
-          <w:bCs/>
-        </w:rPr>
-        <w:t>โดยไม่ใช้ชุดข้อมูลติดป้ายกำกับแม้แต่ภาพเดียว</w:t>
-      </w:r>
-      <w:r>
-        <w:rPr>
-          <w:rFonts w:ascii="TH Sarabun New" w:hAnsi="TH Sarabun New" w:cs="TH Sarabun New"/>
-          <w:b w:val="0"/>
-          <w:sz w:val="32"/>
-          <w:szCs w:val="32"/>
-        </w:rPr>
-        <w:t xml:space="preserve"> และใช้ฮาร์ดแวร์ราคาประมาณ</w:t>
+        <w:t>โดยได้ผลนี้มาโดยไม่ใช้ชุดข้อมูลติดป้ายกำกับแม้แต่ภาพเดียว และใช้ฮาร์ดแวร์ราคาประมาณ</w:t>
       </w:r>
     </w:p>
     <w:p>
@@ -2565,21 +992,11 @@
       <w:r>
         <w:rPr>
           <w:rFonts w:ascii="TH Sarabun New" w:hAnsi="TH Sarabun New" w:cs="TH Sarabun New"/>
-          <w:b/>
-          <w:sz w:val="32"/>
-          <w:szCs w:val="32"/>
-          <w:bCs/>
-        </w:rPr>
-        <w:t>ข้อจำกัดที่ต้องระบุ:</w:t>
-      </w:r>
-      <w:r>
-        <w:rPr>
-          <w:rFonts w:ascii="TH Sarabun New" w:hAnsi="TH Sarabun New" w:cs="TH Sarabun New"/>
           <w:b w:val="0"/>
           <w:sz w:val="32"/>
           <w:szCs w:val="32"/>
         </w:rPr>
-        <w:t xml:space="preserve"> ทดสอบบนคลิปเดียวที่จัดฉากขึ้น · เฉลยครอบคลุม 74 จาก 220 เฟรม</w:t>
+        <w:t>ข้อจำกัดที่ต้องระบุอย่างตรงไปตรงมาคือ การทดสอบทำบนคลิปเดียวที่จัดฉากขึ้น เฉลยครอบคลุม</w:t>
       </w:r>
     </w:p>
     <w:p>
@@ -2590,19 +1007,7 @@
           <w:sz w:val="32"/>
           <w:szCs w:val="32"/>
         </w:rPr>
-        <w:t>และตรวจโดยผู้พัฒนาเอง · ยังไม่ได้ทดสอบกับสัญญาณสดจากกล้องจริง ·</w:t>
-      </w:r>
-    </w:p>
-    <w:p>
-      <w:r>
-        <w:rPr>
-          <w:rFonts w:ascii="TH Sarabun New" w:hAnsi="TH Sarabun New" w:cs="TH Sarabun New"/>
-          <w:b/>
-          <w:sz w:val="32"/>
-          <w:szCs w:val="32"/>
-          <w:bCs/>
-        </w:rPr>
-        <w:t>ความแม่นยำระดับนี้เหมาะกับการเป็นเครื่องมือช่วยคัดกรองให้เจ้าหน้าที่ดู มากกว่าการตัดสินอัตโนมัติ</w:t>
+        <w:t>74 จาก 220 เฟรมและตรวจโดยผู้พัฒนาเอง และยังไม่ได้ทดสอบกับสัญญาณสดจากกล้องจริง</w:t>
       </w:r>
     </w:p>
     <w:p>
@@ -2613,7 +1018,18 @@
           <w:sz w:val="32"/>
           <w:szCs w:val="32"/>
         </w:rPr>
-        <w:t>ซึ่งเป็นตำแหน่งที่โครงงานนี้ตั้งใจไว้ตั้งแต่ต้น</w:t>
+        <w:t>**ความแม่นยำในระดับนี้จึงเหมาะกับการเป็นเครื่องมือช่วยคัดกรองให้เจ้าหน้าที่ดู</w:t>
+      </w:r>
+    </w:p>
+    <w:p>
+      <w:r>
+        <w:rPr>
+          <w:rFonts w:ascii="TH Sarabun New" w:hAnsi="TH Sarabun New" w:cs="TH Sarabun New"/>
+          <w:b w:val="0"/>
+          <w:sz w:val="32"/>
+          <w:szCs w:val="32"/>
+        </w:rPr>
+        <w:t>มากกว่าการตัดสินอัตโนมัติ** ซึ่งเป็นตำแหน่งที่โครงงานนี้ตั้งใจไว้ตั้งแต่ต้น</w:t>
       </w:r>
     </w:p>
     <w:p/>
@@ -2643,17 +1059,7 @@
           <w:sz w:val="32"/>
           <w:szCs w:val="32"/>
         </w:rPr>
-        <w:t xml:space="preserve">ปัญหาหลักไม่ได้มาจากการเขียนโปรแกรม แต่มาจาก </w:t>
-      </w:r>
-      <w:r>
-        <w:rPr>
-          <w:rFonts w:ascii="TH Sarabun New" w:hAnsi="TH Sarabun New" w:cs="TH Sarabun New"/>
-          <w:b/>
-          <w:sz w:val="32"/>
-          <w:szCs w:val="32"/>
-          <w:bCs/>
-        </w:rPr>
-        <w:t>ข้อจำกัดเชิงโครงสร้างของแบบจำลอง</w:t>
+        <w:t>ปัญหาหลักที่พบระหว่างพัฒนาไม่ได้มาจากการเขียนโปรแกรม แต่มาจากข้อจำกัดเชิงโครงสร้าง</w:t>
       </w:r>
     </w:p>
     <w:p>
@@ -2664,670 +1070,7 @@
           <w:sz w:val="32"/>
           <w:szCs w:val="32"/>
         </w:rPr>
-        <w:t>ซึ่งแก้ด้วยการปรับคำสั่งไม่ได้ ทุกข้อจึงต้องแก้ด้วยการออกแบบระบบใหม่ และวัดผลก่อน–หลังทุกครั้ง</w:t>
-      </w:r>
-    </w:p>
-    <w:p/>
-    <w:tbl>
-      <w:tblPr>
-        <w:tblStyle w:val="TableGrid"/>
-        <w:tblW w:type="auto" w:w="0"/>
-        <w:tblLook w:firstColumn="1" w:firstRow="1" w:lastColumn="0" w:lastRow="0" w:noHBand="0" w:noVBand="1" w:val="04A0"/>
-      </w:tblPr>
-      <w:tblGrid>
-        <w:gridCol w:w="2257"/>
-        <w:gridCol w:w="2257"/>
-        <w:gridCol w:w="2257"/>
-        <w:gridCol w:w="2257"/>
-      </w:tblGrid>
-      <w:tr>
-        <w:tc>
-          <w:tcPr>
-            <w:tcW w:type="dxa" w:w="2257"/>
-          </w:tcPr>
-          <w:p>
-            <w:r>
-              <w:rPr>
-                <w:b/>
-              </w:rPr>
-            </w:r>
-            <w:r>
-              <w:rPr>
-                <w:rFonts w:ascii="TH Sarabun New" w:hAnsi="TH Sarabun New" w:cs="TH Sarabun New"/>
-                <w:b/>
-                <w:sz w:val="28"/>
-                <w:szCs w:val="28"/>
-              </w:rPr>
-              <w:t>ปัญหาที่พบ</w:t>
-            </w:r>
-          </w:p>
-        </w:tc>
-        <w:tc>
-          <w:tcPr>
-            <w:tcW w:type="dxa" w:w="2257"/>
-          </w:tcPr>
-          <w:p>
-            <w:r>
-              <w:rPr>
-                <w:b/>
-              </w:rPr>
-            </w:r>
-            <w:r>
-              <w:rPr>
-                <w:rFonts w:ascii="TH Sarabun New" w:hAnsi="TH Sarabun New" w:cs="TH Sarabun New"/>
-                <w:b/>
-                <w:sz w:val="28"/>
-                <w:szCs w:val="28"/>
-              </w:rPr>
-              <w:t>สาเหตุที่วัดได้</w:t>
-            </w:r>
-          </w:p>
-        </w:tc>
-        <w:tc>
-          <w:tcPr>
-            <w:tcW w:type="dxa" w:w="2257"/>
-          </w:tcPr>
-          <w:p>
-            <w:r>
-              <w:rPr>
-                <w:b/>
-              </w:rPr>
-            </w:r>
-            <w:r>
-              <w:rPr>
-                <w:rFonts w:ascii="TH Sarabun New" w:hAnsi="TH Sarabun New" w:cs="TH Sarabun New"/>
-                <w:b/>
-                <w:sz w:val="28"/>
-                <w:szCs w:val="28"/>
-              </w:rPr>
-              <w:t>วิธีแก้</w:t>
-            </w:r>
-          </w:p>
-        </w:tc>
-        <w:tc>
-          <w:tcPr>
-            <w:tcW w:type="dxa" w:w="2257"/>
-          </w:tcPr>
-          <w:p>
-            <w:r>
-              <w:rPr>
-                <w:b/>
-              </w:rPr>
-            </w:r>
-            <w:r>
-              <w:rPr>
-                <w:rFonts w:ascii="TH Sarabun New" w:hAnsi="TH Sarabun New" w:cs="TH Sarabun New"/>
-                <w:b/>
-                <w:sz w:val="28"/>
-                <w:szCs w:val="28"/>
-              </w:rPr>
-              <w:t>ผล</w:t>
-            </w:r>
-          </w:p>
-        </w:tc>
-      </w:tr>
-      <w:tr>
-        <w:tc>
-          <w:tcPr>
-            <w:tcW w:type="dxa" w:w="2257"/>
-          </w:tcPr>
-          <w:p>
-            <w:r/>
-            <w:r>
-              <w:rPr>
-                <w:rFonts w:ascii="TH Sarabun New" w:hAnsi="TH Sarabun New" w:cs="TH Sarabun New"/>
-                <w:b/>
-                <w:sz w:val="28"/>
-                <w:szCs w:val="28"/>
-                <w:bCs/>
-              </w:rPr>
-              <w:t>ระบุลังผิด</w:t>
-            </w:r>
-            <w:r>
-              <w:rPr>
-                <w:rFonts w:ascii="TH Sarabun New" w:hAnsi="TH Sarabun New" w:cs="TH Sarabun New"/>
-                <w:b w:val="0"/>
-                <w:sz w:val="28"/>
-                <w:szCs w:val="28"/>
-              </w:rPr>
-              <w:t xml:space="preserve"> — บอกว่าหยิบจากลัง NG ทั้งที่หยิบจาก WAIT (ผิด 146/220 = 66%)</w:t>
-            </w:r>
-          </w:p>
-        </w:tc>
-        <w:tc>
-          <w:tcPr>
-            <w:tcW w:type="dxa" w:w="2257"/>
-          </w:tcPr>
-          <w:p>
-            <w:r/>
-            <w:r>
-              <w:rPr>
-                <w:rFonts w:ascii="TH Sarabun New" w:hAnsi="TH Sarabun New" w:cs="TH Sarabun New"/>
-                <w:b w:val="0"/>
-                <w:sz w:val="28"/>
-                <w:szCs w:val="28"/>
-              </w:rPr>
-              <w:t xml:space="preserve">ลัง WAIT/NG ห่างกัน 251 พิกเซล เรียกผิด 66% แต่ลัง GOOD ที่ห่าง 1,053 พิกเซล </w:t>
-            </w:r>
-            <w:r>
-              <w:rPr>
-                <w:rFonts w:ascii="TH Sarabun New" w:hAnsi="TH Sarabun New" w:cs="TH Sarabun New"/>
-                <w:b/>
-                <w:sz w:val="28"/>
-                <w:szCs w:val="28"/>
-                <w:bCs/>
-              </w:rPr>
-              <w:t>ไม่เคยผิดเลย</w:t>
-            </w:r>
-            <w:r>
-              <w:rPr>
-                <w:rFonts w:ascii="TH Sarabun New" w:hAnsi="TH Sarabun New" w:cs="TH Sarabun New"/>
-                <w:b w:val="0"/>
-                <w:sz w:val="28"/>
-                <w:szCs w:val="28"/>
-              </w:rPr>
-              <w:t xml:space="preserve"> → ไม่ใช่อ่านป้ายไม่ออก แต่เป็น </w:t>
-            </w:r>
-            <w:r>
-              <w:rPr>
-                <w:rFonts w:ascii="TH Sarabun New" w:hAnsi="TH Sarabun New" w:cs="TH Sarabun New"/>
-                <w:b/>
-                <w:sz w:val="28"/>
-                <w:szCs w:val="28"/>
-                <w:bCs/>
-              </w:rPr>
-              <w:t>การจับคู่ป้ายกับวัตถุ</w:t>
-            </w:r>
-            <w:r>
-              <w:rPr>
-                <w:rFonts w:ascii="TH Sarabun New" w:hAnsi="TH Sarabun New" w:cs="TH Sarabun New"/>
-                <w:b w:val="0"/>
-                <w:sz w:val="28"/>
-                <w:szCs w:val="28"/>
-              </w:rPr>
-              <w:t xml:space="preserve"> ซึ่งมีรายงานในงานวิจัย (เอกสารอ้างอิง [9])</w:t>
-            </w:r>
-          </w:p>
-        </w:tc>
-        <w:tc>
-          <w:tcPr>
-            <w:tcW w:type="dxa" w:w="2257"/>
-          </w:tcPr>
-          <w:p>
-            <w:r/>
-            <w:r>
-              <w:rPr>
-                <w:rFonts w:ascii="TH Sarabun New" w:hAnsi="TH Sarabun New" w:cs="TH Sarabun New"/>
-                <w:b w:val="0"/>
-                <w:sz w:val="28"/>
-                <w:szCs w:val="28"/>
-              </w:rPr>
-              <w:t xml:space="preserve">ให้โปรแกรมครอบภาพทีละลัง แล้วถามเพียง "มีมือไหม" — </w:t>
-            </w:r>
-            <w:r>
-              <w:rPr>
-                <w:rFonts w:ascii="TH Sarabun New" w:hAnsi="TH Sarabun New" w:cs="TH Sarabun New"/>
-                <w:b/>
-                <w:sz w:val="28"/>
-                <w:szCs w:val="28"/>
-                <w:bCs/>
-              </w:rPr>
-              <w:t>ตัวตนของลังมาจากโปรแกรม ไม่ใช่จากแบบจำลอง</w:t>
-            </w:r>
-          </w:p>
-        </w:tc>
-        <w:tc>
-          <w:tcPr>
-            <w:tcW w:type="dxa" w:w="2257"/>
-          </w:tcPr>
-          <w:p>
-            <w:r/>
-            <w:r>
-              <w:rPr>
-                <w:rFonts w:ascii="TH Sarabun New" w:hAnsi="TH Sarabun New" w:cs="TH Sarabun New"/>
-                <w:b/>
-                <w:sz w:val="28"/>
-                <w:szCs w:val="28"/>
-                <w:bCs/>
-              </w:rPr>
-              <w:t>8/8</w:t>
-            </w:r>
-            <w:r>
-              <w:rPr>
-                <w:rFonts w:ascii="TH Sarabun New" w:hAnsi="TH Sarabun New" w:cs="TH Sarabun New"/>
-                <w:b w:val="0"/>
-                <w:sz w:val="28"/>
-                <w:szCs w:val="28"/>
-              </w:rPr>
-              <w:t xml:space="preserve"> ไม่มีแจ้งผิด · ใช้เวลาเพียง 0.27 วิ/ครั้ง</w:t>
-            </w:r>
-          </w:p>
-        </w:tc>
-      </w:tr>
-      <w:tr>
-        <w:tc>
-          <w:tcPr>
-            <w:tcW w:type="dxa" w:w="2257"/>
-          </w:tcPr>
-          <w:p>
-            <w:r/>
-            <w:r>
-              <w:rPr>
-                <w:rFonts w:ascii="TH Sarabun New" w:hAnsi="TH Sarabun New" w:cs="TH Sarabun New"/>
-                <w:b/>
-                <w:sz w:val="28"/>
-                <w:szCs w:val="28"/>
-                <w:bCs/>
-              </w:rPr>
-              <w:t>มองหน้ากากไม่เห็น</w:t>
-            </w:r>
-            <w:r>
-              <w:rPr>
-                <w:rFonts w:ascii="TH Sarabun New" w:hAnsi="TH Sarabun New" w:cs="TH Sarabun New"/>
-                <w:b w:val="0"/>
-                <w:sz w:val="28"/>
-                <w:szCs w:val="28"/>
-              </w:rPr>
-              <w:t xml:space="preserve"> (8/35 = 23%)</w:t>
-            </w:r>
-          </w:p>
-        </w:tc>
-        <w:tc>
-          <w:tcPr>
-            <w:tcW w:type="dxa" w:w="2257"/>
-          </w:tcPr>
-          <w:p>
-            <w:r/>
-            <w:r>
-              <w:rPr>
-                <w:rFonts w:ascii="TH Sarabun New" w:hAnsi="TH Sarabun New" w:cs="TH Sarabun New"/>
-                <w:b w:val="0"/>
-                <w:sz w:val="28"/>
-                <w:szCs w:val="28"/>
-              </w:rPr>
-              <w:t>หน้ากากกินพื้นที่ ~4% ของภาพ + ผู้ปฏิบัติงานก้มหน้า</w:t>
-            </w:r>
-          </w:p>
-        </w:tc>
-        <w:tc>
-          <w:tcPr>
-            <w:tcW w:type="dxa" w:w="2257"/>
-          </w:tcPr>
-          <w:p>
-            <w:r/>
-            <w:r>
-              <w:rPr>
-                <w:rFonts w:ascii="TH Sarabun New" w:hAnsi="TH Sarabun New" w:cs="TH Sarabun New"/>
-                <w:b w:val="0"/>
-                <w:sz w:val="28"/>
-                <w:szCs w:val="28"/>
-              </w:rPr>
-              <w:t>ครอบเฉพาะศีรษะแล้วขยาย 4 เท่าด้วยแบบจำลองขยายภาพ ก่อนส่งให้ดู</w:t>
-            </w:r>
-          </w:p>
-        </w:tc>
-        <w:tc>
-          <w:tcPr>
-            <w:tcW w:type="dxa" w:w="2257"/>
-          </w:tcPr>
-          <w:p>
-            <w:r/>
-            <w:r>
-              <w:rPr>
-                <w:rFonts w:ascii="TH Sarabun New" w:hAnsi="TH Sarabun New" w:cs="TH Sarabun New"/>
-                <w:b/>
-                <w:sz w:val="28"/>
-                <w:szCs w:val="28"/>
-                <w:bCs/>
-              </w:rPr>
-              <w:t>23% → 80%</w:t>
-            </w:r>
-            <w:r>
-              <w:rPr>
-                <w:rFonts w:ascii="TH Sarabun New" w:hAnsi="TH Sarabun New" w:cs="TH Sarabun New"/>
-                <w:b w:val="0"/>
-                <w:sz w:val="28"/>
-                <w:szCs w:val="28"/>
-              </w:rPr>
-              <w:t xml:space="preserve"> (3.5 เท่า)</w:t>
-            </w:r>
-          </w:p>
-        </w:tc>
-      </w:tr>
-      <w:tr>
-        <w:tc>
-          <w:tcPr>
-            <w:tcW w:type="dxa" w:w="2257"/>
-          </w:tcPr>
-          <w:p>
-            <w:r/>
-            <w:r>
-              <w:rPr>
-                <w:rFonts w:ascii="TH Sarabun New" w:hAnsi="TH Sarabun New" w:cs="TH Sarabun New"/>
-                <w:b/>
-                <w:sz w:val="28"/>
-                <w:szCs w:val="28"/>
-                <w:bCs/>
-              </w:rPr>
-              <w:t>ตอบที่ระดับคน ไม่ใช่ระดับมือ</w:t>
-            </w:r>
-            <w:r>
-              <w:rPr>
-                <w:rFonts w:ascii="TH Sarabun New" w:hAnsi="TH Sarabun New" w:cs="TH Sarabun New"/>
-                <w:b w:val="0"/>
-                <w:sz w:val="28"/>
-                <w:szCs w:val="28"/>
-              </w:rPr>
-              <w:t xml:space="preserve"> (ถุงมือ 57%)</w:t>
-            </w:r>
-          </w:p>
-        </w:tc>
-        <w:tc>
-          <w:tcPr>
-            <w:tcW w:type="dxa" w:w="2257"/>
-          </w:tcPr>
-          <w:p>
-            <w:r/>
-            <w:r>
-              <w:rPr>
-                <w:rFonts w:ascii="TH Sarabun New" w:hAnsi="TH Sarabun New" w:cs="TH Sarabun New"/>
-                <w:b w:val="0"/>
-                <w:sz w:val="28"/>
-                <w:szCs w:val="28"/>
-              </w:rPr>
-              <w:t xml:space="preserve">ถอดข้างเดียว → เห็นมืออีกข้างที่ยังใส่ จึงตอบ "ใส่" · มือถูกผ้าบัง → ไม่เห็นสีขาว จึงตอบ "ไม่ใส่" · ถอดสองข้าง → </w:t>
-            </w:r>
-            <w:r>
-              <w:rPr>
-                <w:rFonts w:ascii="TH Sarabun New" w:hAnsi="TH Sarabun New" w:cs="TH Sarabun New"/>
-                <w:b/>
-                <w:sz w:val="28"/>
-                <w:szCs w:val="28"/>
-                <w:bCs/>
-              </w:rPr>
-              <w:t>ตรวจถูกทุกจุด</w:t>
-            </w:r>
-          </w:p>
-        </w:tc>
-        <w:tc>
-          <w:tcPr>
-            <w:tcW w:type="dxa" w:w="2257"/>
-          </w:tcPr>
-          <w:p>
-            <w:r/>
-            <w:r>
-              <w:rPr>
-                <w:rFonts w:ascii="TH Sarabun New" w:hAnsi="TH Sarabun New" w:cs="TH Sarabun New"/>
-                <w:b w:val="0"/>
-                <w:sz w:val="28"/>
-                <w:szCs w:val="28"/>
-              </w:rPr>
-              <w:t>แยกถามทีละมือ (แนวเดียวกับที่แก้เรื่องลังสำเร็จ)</w:t>
-            </w:r>
-          </w:p>
-        </w:tc>
-        <w:tc>
-          <w:tcPr>
-            <w:tcW w:type="dxa" w:w="2257"/>
-          </w:tcPr>
-          <w:p>
-            <w:r/>
-            <w:r>
-              <w:rPr>
-                <w:rFonts w:ascii="TH Sarabun New" w:hAnsi="TH Sarabun New" w:cs="TH Sarabun New"/>
-                <w:b w:val="0"/>
-                <w:sz w:val="28"/>
-                <w:szCs w:val="28"/>
-              </w:rPr>
-              <w:t>ยังไม่ได้ทำ เพราะพบตอนท้ายโครงงาน — ต้นทุนต่ำ ดูบทที่ 9</w:t>
-            </w:r>
-          </w:p>
-        </w:tc>
-      </w:tr>
-      <w:tr>
-        <w:tc>
-          <w:tcPr>
-            <w:tcW w:type="dxa" w:w="2257"/>
-          </w:tcPr>
-          <w:p>
-            <w:r/>
-            <w:r>
-              <w:rPr>
-                <w:rFonts w:ascii="TH Sarabun New" w:hAnsi="TH Sarabun New" w:cs="TH Sarabun New"/>
-                <w:b/>
-                <w:sz w:val="28"/>
-                <w:szCs w:val="28"/>
-                <w:bCs/>
-              </w:rPr>
-              <w:t>คำตอบไม่คงที่แม้สั่งไม่ให้สุ่ม</w:t>
-            </w:r>
-          </w:p>
-        </w:tc>
-        <w:tc>
-          <w:tcPr>
-            <w:tcW w:type="dxa" w:w="2257"/>
-          </w:tcPr>
-          <w:p>
-            <w:r/>
-            <w:r>
-              <w:rPr>
-                <w:rFonts w:ascii="TH Sarabun New" w:hAnsi="TH Sarabun New" w:cs="TH Sarabun New"/>
-                <w:b w:val="0"/>
-                <w:sz w:val="28"/>
-                <w:szCs w:val="28"/>
-              </w:rPr>
-              <w:t>ระบบให้บริการรวบคำขอเป็นกลุ่ม ทำให้ลำดับการคำนวณต่างกันเล็กน้อย (เอกสารอ้างอิง [6])</w:t>
-            </w:r>
-          </w:p>
-        </w:tc>
-        <w:tc>
-          <w:tcPr>
-            <w:tcW w:type="dxa" w:w="2257"/>
-          </w:tcPr>
-          <w:p>
-            <w:r/>
-            <w:r>
-              <w:rPr>
-                <w:rFonts w:ascii="TH Sarabun New" w:hAnsi="TH Sarabun New" w:cs="TH Sarabun New"/>
-                <w:b w:val="0"/>
-                <w:sz w:val="28"/>
-                <w:szCs w:val="28"/>
-              </w:rPr>
-              <w:t>ออกแบบเป็น 2 ชั้น ให้ชั้นแจ้งเตือนตอบสั้นว่าใช่/ไม่ใช่</w:t>
-            </w:r>
-          </w:p>
-        </w:tc>
-        <w:tc>
-          <w:tcPr>
-            <w:tcW w:type="dxa" w:w="2257"/>
-          </w:tcPr>
-          <w:p>
-            <w:r/>
-            <w:r>
-              <w:rPr>
-                <w:rFonts w:ascii="TH Sarabun New" w:hAnsi="TH Sarabun New" w:cs="TH Sarabun New"/>
-                <w:b w:val="0"/>
-                <w:sz w:val="28"/>
-                <w:szCs w:val="28"/>
-              </w:rPr>
-              <w:t xml:space="preserve">ชั้นข้อเท็จจริง </w:t>
-            </w:r>
-            <w:r>
-              <w:rPr>
-                <w:rFonts w:ascii="TH Sarabun New" w:hAnsi="TH Sarabun New" w:cs="TH Sarabun New"/>
-                <w:b/>
-                <w:sz w:val="28"/>
-                <w:szCs w:val="28"/>
-                <w:bCs/>
-              </w:rPr>
-              <w:t>คงที่ 12/12</w:t>
-            </w:r>
-          </w:p>
-        </w:tc>
-      </w:tr>
-      <w:tr>
-        <w:tc>
-          <w:tcPr>
-            <w:tcW w:type="dxa" w:w="2257"/>
-          </w:tcPr>
-          <w:p>
-            <w:r/>
-            <w:r>
-              <w:rPr>
-                <w:rFonts w:ascii="TH Sarabun New" w:hAnsi="TH Sarabun New" w:cs="TH Sarabun New"/>
-                <w:b/>
-                <w:sz w:val="28"/>
-                <w:szCs w:val="28"/>
-                <w:bCs/>
-              </w:rPr>
-              <w:t>โหมดส่งวิดีโอทำให้ระบบล่ม</w:t>
-            </w:r>
-          </w:p>
-        </w:tc>
-        <w:tc>
-          <w:tcPr>
-            <w:tcW w:type="dxa" w:w="2257"/>
-          </w:tcPr>
-          <w:p>
-            <w:r/>
-            <w:r>
-              <w:rPr>
-                <w:rFonts w:ascii="TH Sarabun New" w:hAnsi="TH Sarabun New" w:cs="TH Sarabun New"/>
-                <w:b w:val="0"/>
-                <w:sz w:val="28"/>
-                <w:szCs w:val="28"/>
-              </w:rPr>
-              <w:t>ระบบให้บริการหยุดทำงานเมื่อป้อนวิดีโอ</w:t>
-            </w:r>
-          </w:p>
-        </w:tc>
-        <w:tc>
-          <w:tcPr>
-            <w:tcW w:type="dxa" w:w="2257"/>
-          </w:tcPr>
-          <w:p>
-            <w:r/>
-            <w:r>
-              <w:rPr>
-                <w:rFonts w:ascii="TH Sarabun New" w:hAnsi="TH Sarabun New" w:cs="TH Sarabun New"/>
-                <w:b w:val="0"/>
-                <w:sz w:val="28"/>
-                <w:szCs w:val="28"/>
-              </w:rPr>
-              <w:t>เปลี่ยนเป็นป้อนภาพนิ่ง 2 เฟรมติดกัน (t และ t+1)</w:t>
-            </w:r>
-          </w:p>
-        </w:tc>
-        <w:tc>
-          <w:tcPr>
-            <w:tcW w:type="dxa" w:w="2257"/>
-          </w:tcPr>
-          <w:p>
-            <w:r/>
-            <w:r>
-              <w:rPr>
-                <w:rFonts w:ascii="TH Sarabun New" w:hAnsi="TH Sarabun New" w:cs="TH Sarabun New"/>
-                <w:b w:val="0"/>
-                <w:sz w:val="28"/>
-                <w:szCs w:val="28"/>
-              </w:rPr>
-              <w:t>เสถียรตลอดคลิป · แลกกับการไม่เห็นบริบทยาว</w:t>
-            </w:r>
-          </w:p>
-        </w:tc>
-      </w:tr>
-      <w:tr>
-        <w:tc>
-          <w:tcPr>
-            <w:tcW w:type="dxa" w:w="2257"/>
-          </w:tcPr>
-          <w:p>
-            <w:r/>
-            <w:r>
-              <w:rPr>
-                <w:rFonts w:ascii="TH Sarabun New" w:hAnsi="TH Sarabun New" w:cs="TH Sarabun New"/>
-                <w:b/>
-                <w:sz w:val="28"/>
-                <w:szCs w:val="28"/>
-                <w:bCs/>
-              </w:rPr>
-              <w:t>เครื่องเช่าตั้งค่าชี้แบบจำลองตัวอื่น</w:t>
-            </w:r>
-          </w:p>
-        </w:tc>
-        <w:tc>
-          <w:tcPr>
-            <w:tcW w:type="dxa" w:w="2257"/>
-          </w:tcPr>
-          <w:p>
-            <w:r/>
-            <w:r>
-              <w:rPr>
-                <w:rFonts w:ascii="TH Sarabun New" w:hAnsi="TH Sarabun New" w:cs="TH Sarabun New"/>
-                <w:b w:val="0"/>
-                <w:sz w:val="28"/>
-                <w:szCs w:val="28"/>
-              </w:rPr>
-              <w:t>ค่าเริ่มต้นของผู้ให้บริการทับค่าที่ตั้งไว้ โดยไม่มีสัญญาณเตือน</w:t>
-            </w:r>
-          </w:p>
-        </w:tc>
-        <w:tc>
-          <w:tcPr>
-            <w:tcW w:type="dxa" w:w="2257"/>
-          </w:tcPr>
-          <w:p>
-            <w:r/>
-            <w:r>
-              <w:rPr>
-                <w:rFonts w:ascii="TH Sarabun New" w:hAnsi="TH Sarabun New" w:cs="TH Sarabun New"/>
-                <w:b w:val="0"/>
-                <w:sz w:val="28"/>
-                <w:szCs w:val="28"/>
-              </w:rPr>
-              <w:t>เพิ่มขั้นตอนตรวจก่อนวัดทุกครั้ง ถ้าไม่ตรงจะหยุดทันที</w:t>
-            </w:r>
-          </w:p>
-        </w:tc>
-        <w:tc>
-          <w:tcPr>
-            <w:tcW w:type="dxa" w:w="2257"/>
-          </w:tcPr>
-          <w:p>
-            <w:r/>
-            <w:r>
-              <w:rPr>
-                <w:rFonts w:ascii="TH Sarabun New" w:hAnsi="TH Sarabun New" w:cs="TH Sarabun New"/>
-                <w:b w:val="0"/>
-                <w:sz w:val="28"/>
-                <w:szCs w:val="28"/>
-              </w:rPr>
-              <w:t>กันการวัดผิดแบบจำลองได้ทั้งหมด</w:t>
-            </w:r>
-          </w:p>
-        </w:tc>
-      </w:tr>
-    </w:tbl>
-    <w:p/>
-    <w:p>
-      <w:r>
-        <w:rPr>
-          <w:rFonts w:ascii="TH Sarabun New" w:hAnsi="TH Sarabun New" w:cs="TH Sarabun New"/>
-          <w:b/>
-          <w:sz w:val="32"/>
-          <w:szCs w:val="32"/>
-          <w:bCs/>
-        </w:rPr>
-        <w:t>บทเรียนเชิงออกแบบร่วมของทุกข้อ:</w:t>
-      </w:r>
-      <w:r>
-        <w:rPr>
-          <w:rFonts w:ascii="TH Sarabun New" w:hAnsi="TH Sarabun New" w:cs="TH Sarabun New"/>
-          <w:b w:val="0"/>
-          <w:sz w:val="32"/>
-          <w:szCs w:val="32"/>
-        </w:rPr>
-        <w:t xml:space="preserve"> เมื่อเจอข้อจำกัดเชิงโครงสร้าง การพยายามแก้ด้วยคำสั่ง</w:t>
+        <w:t>ของแบบจำลอง ซึ่งแก้ด้วยการปรับคำสั่งไม่ได้ ทุกข้อจึงต้องแก้ด้วยการออกแบบระบบใหม่</w:t>
       </w:r>
     </w:p>
     <w:p>
@@ -3338,28 +1081,7 @@
           <w:sz w:val="32"/>
           <w:szCs w:val="32"/>
         </w:rPr>
-        <w:t xml:space="preserve">เป็นการเสียเวลา ทางออกคือ </w:t>
-      </w:r>
-      <w:r>
-        <w:rPr>
-          <w:rFonts w:ascii="TH Sarabun New" w:hAnsi="TH Sarabun New" w:cs="TH Sarabun New"/>
-          <w:b/>
-          <w:sz w:val="32"/>
-          <w:szCs w:val="32"/>
-          <w:bCs/>
-        </w:rPr>
-        <w:t>ออกแบบระบบให้ไม่ต้องถามคำถามที่แบบจำลองตอบไม่ได้</w:t>
-      </w:r>
-    </w:p>
-    <w:p>
-      <w:r>
-        <w:rPr>
-          <w:rFonts w:ascii="TH Sarabun New" w:hAnsi="TH Sarabun New" w:cs="TH Sarabun New"/>
-          <w:b w:val="0"/>
-          <w:sz w:val="32"/>
-          <w:szCs w:val="32"/>
-        </w:rPr>
-        <w:t>แล้วให้โปรแกรมรับผิดชอบส่วนนั้นแทน — หลักการนี้ใช้ได้กับปัญหาส่วนใหญ่ในตารางข้างต้น</w:t>
+        <w:t>และวัดผลก่อนกับหลังทุกครั้งเพื่อยืนยันว่าการแก้นั้นได้ผลจริง</w:t>
       </w:r>
     </w:p>
     <w:p/>
@@ -3372,7 +1094,7 @@
           <w:szCs w:val="32"/>
           <w:bCs/>
         </w:rPr>
-        <w:t>ตัวอย่างที่แสดงคุณค่าของการวัดผลก่อนนำเข้าระบบ:</w:t>
+        <w:t>ปัญหาที่ใหญ่ที่สุดคือแบบจำลองระบุลังผิด</w:t>
       </w:r>
       <w:r>
         <w:rPr>
@@ -3381,7 +1103,7 @@
           <w:sz w:val="32"/>
           <w:szCs w:val="32"/>
         </w:rPr>
-        <w:t xml:space="preserve"> ระหว่างพัฒนาได้ทดลองเพิ่มตัวกรอง</w:t>
+        <w:t xml:space="preserve"> โดยรายงานว่าผู้ปฏิบัติงานหยิบกระป๋องจากลัง NG</w:t>
       </w:r>
     </w:p>
     <w:p>
@@ -3392,7 +1114,7 @@
           <w:sz w:val="32"/>
           <w:szCs w:val="32"/>
         </w:rPr>
-        <w:t>"ถ้าแบบจำลองบอกว่ามองไม่เห็นใบหน้า ก็อย่าเพิ่งตัดสิน" ซึ่งฟังดูสมเหตุสมผลมาก</w:t>
+        <w:t>ทั้งที่ภาพแสดงชัดว่าหยิบจากลัง WAIT ซึ่งผิดถึง 146 จาก 220 จุด คิดเป็น 66% และได้ลองแก้</w:t>
       </w:r>
     </w:p>
     <w:p>
@@ -3403,17 +1125,73 @@
           <w:sz w:val="32"/>
           <w:szCs w:val="32"/>
         </w:rPr>
-        <w:t xml:space="preserve">แต่เมื่อวัดผลจริงพบว่า </w:t>
+        <w:t>ด้วยการปรับคำสั่งถึง 4 แนวทางแล้วไม่มีวิธีใดแก้ได้ เมื่อวัดหาสาเหตุจึงพบว่า **ระยะห่างระหว่างลัง</w:t>
       </w:r>
+    </w:p>
+    <w:p>
       <w:r>
         <w:rPr>
           <w:rFonts w:ascii="TH Sarabun New" w:hAnsi="TH Sarabun New" w:cs="TH Sarabun New"/>
-          <w:b/>
+          <w:b w:val="0"/>
           <w:sz w:val="32"/>
           <w:szCs w:val="32"/>
-          <w:bCs/>
         </w:rPr>
-        <w:t>ตัวกรองนั้นทิ้งคำตอบที่ถูกไป 19 จุด (80% เหลือ 26%) จึงถอดออก</w:t>
+        <w:t>เป็นตัวกำหนดว่าจะผิดหรือไม่** คือลัง WAIT กับ NG ที่อยู่ห่างกันเพียง 251 พิกเซลถูกเรียกผิด 66%</w:t>
+      </w:r>
+    </w:p>
+    <w:p>
+      <w:r>
+        <w:rPr>
+          <w:rFonts w:ascii="TH Sarabun New" w:hAnsi="TH Sarabun New" w:cs="TH Sarabun New"/>
+          <w:b w:val="0"/>
+          <w:sz w:val="32"/>
+          <w:szCs w:val="32"/>
+        </w:rPr>
+        <w:t>ขณะที่ลัง GOOD ซึ่งอยู่ห่างออกไป 1,053 พิกเซลไม่เคยถูกเรียกผิดเลย แสดงว่าไม่ใช่ปัญหาอ่านป้ายไม่ออก</w:t>
+      </w:r>
+    </w:p>
+    <w:p>
+      <w:r>
+        <w:rPr>
+          <w:rFonts w:ascii="TH Sarabun New" w:hAnsi="TH Sarabun New" w:cs="TH Sarabun New"/>
+          <w:b w:val="0"/>
+          <w:sz w:val="32"/>
+          <w:szCs w:val="32"/>
+        </w:rPr>
+        <w:t>แต่เป็นปัญหาการจับคู่ป้ายเข้ากับวัตถุ ซึ่งเป็นข้อจำกัดเชิงโครงสร้างของแบบจำลองกลุ่มนี้</w:t>
+      </w:r>
+    </w:p>
+    <w:p>
+      <w:r>
+        <w:rPr>
+          <w:rFonts w:ascii="TH Sarabun New" w:hAnsi="TH Sarabun New" w:cs="TH Sarabun New"/>
+          <w:b w:val="0"/>
+          <w:sz w:val="32"/>
+          <w:szCs w:val="32"/>
+        </w:rPr>
+        <w:t>ที่มีรายงานไว้ในงานวิจัย (เอกสารอ้างอิง [9]) **วิธีแก้คือให้โปรแกรมครอบภาพทีละลังแล้วถามแบบจำลอง</w:t>
+      </w:r>
+    </w:p>
+    <w:p>
+      <w:r>
+        <w:rPr>
+          <w:rFonts w:ascii="TH Sarabun New" w:hAnsi="TH Sarabun New" w:cs="TH Sarabun New"/>
+          <w:b w:val="0"/>
+          <w:sz w:val="32"/>
+          <w:szCs w:val="32"/>
+        </w:rPr>
+        <w:t>เพียงว่ามีมือหรือไม่ ทำให้ตัวตนของลังมาจากโปรแกรมไม่ใช่จากแบบจำลอง ผลคือถูกต้อง 8 จาก 8</w:t>
+      </w:r>
+    </w:p>
+    <w:p>
+      <w:r>
+        <w:rPr>
+          <w:rFonts w:ascii="TH Sarabun New" w:hAnsi="TH Sarabun New" w:cs="TH Sarabun New"/>
+          <w:b w:val="0"/>
+          <w:sz w:val="32"/>
+          <w:szCs w:val="32"/>
+        </w:rPr>
+        <w:t>ไม่มีการแจ้งผิด** และมีต้นทุนต่ำเพราะภาพที่ครอบแล้วเล็กกว่ามาก ใช้เวลาเพียง 0.27 วินาทีต่อครั้ง</w:t>
       </w:r>
     </w:p>
     <w:p/>
@@ -3426,7 +1204,7 @@
           <w:szCs w:val="32"/>
           <w:bCs/>
         </w:rPr>
-        <w:t>ข้อจำกัดด้านทรัพยากร:</w:t>
+        <w:t>ปัญหาที่สองคือหน้ากากมีขนาดเล็กเกินกว่าจะตรวจจากภาพเต็ม</w:t>
       </w:r>
       <w:r>
         <w:rPr>
@@ -3435,26 +1213,7 @@
           <w:sz w:val="32"/>
           <w:szCs w:val="32"/>
         </w:rPr>
-        <w:t xml:space="preserve"> มีวิดีโอทดสอบเพียงคลิปเดียว (</w:t>
-      </w:r>
-      <w:r>
-        <w:rPr>
-          <w:rFonts w:ascii="TH Sarabun New" w:hAnsi="TH Sarabun New" w:cs="TH Sarabun New"/>
-          <w:b/>
-          <w:sz w:val="32"/>
-          <w:szCs w:val="32"/>
-          <w:bCs/>
-        </w:rPr>
-        <w:t>ข้อจำกัดที่ใหญ่ที่สุด</w:t>
-      </w:r>
-      <w:r>
-        <w:rPr>
-          <w:rFonts w:ascii="TH Sarabun New" w:hAnsi="TH Sarabun New" w:cs="TH Sarabun New"/>
-          <w:b w:val="0"/>
-          <w:sz w:val="32"/>
-          <w:szCs w:val="32"/>
-        </w:rPr>
-        <w:t xml:space="preserve"> และเป็นงานลำดับแรก</w:t>
+        <w:t xml:space="preserve"> ซึ่งตรวจได้เพียง 8 จาก 35 จุด</w:t>
       </w:r>
     </w:p>
     <w:p>
@@ -3465,7 +1224,7 @@
           <w:sz w:val="32"/>
           <w:szCs w:val="32"/>
         </w:rPr>
-        <w:t>ในบทที่ 9) · ไม่มีชุดข้อมูลติดป้ายกำกับ ซึ่งกลายเป็นเหตุผลที่เลือกแนวทางไม่เทรนอันเป็นจุดเด่นของงานนี้</w:t>
+        <w:t>คือ 23% เพราะหน้ากากกินพื้นที่ประมาณ 4% ของภาพและผู้ปฏิบัติงานก้มหน้า **แก้ได้ด้วยการครอบ</w:t>
       </w:r>
     </w:p>
     <w:p>
@@ -3476,7 +1235,29 @@
           <w:sz w:val="32"/>
           <w:szCs w:val="32"/>
         </w:rPr>
-        <w:t>· ไม่มีการ์ดจอของตัวเอง จึงต้องเช่ารายชั่วโมงและวางแผนวัดให้ครบในรอบเดียว</w:t>
+        <w:t>เฉพาะส่วนศีรษะแล้วขยาย 4 เท่าด้วยแบบจำลองขยายภาพก่อนส่งให้ดู ทำให้เพิ่มเป็น 80%**</w:t>
+      </w:r>
+    </w:p>
+    <w:p/>
+    <w:p>
+      <w:r>
+        <w:rPr>
+          <w:rFonts w:ascii="TH Sarabun New" w:hAnsi="TH Sarabun New" w:cs="TH Sarabun New"/>
+          <w:b/>
+          <w:sz w:val="32"/>
+          <w:szCs w:val="32"/>
+          <w:bCs/>
+        </w:rPr>
+        <w:t>ปัญหาที่สามคือแบบจำลองตอบคำถามที่ระดับคน ไม่ใช่ระดับมือ</w:t>
+      </w:r>
+      <w:r>
+        <w:rPr>
+          <w:rFonts w:ascii="TH Sarabun New" w:hAnsi="TH Sarabun New" w:cs="TH Sarabun New"/>
+          <w:b w:val="0"/>
+          <w:sz w:val="32"/>
+          <w:szCs w:val="32"/>
+        </w:rPr>
+        <w:t xml:space="preserve"> ซึ่งทำให้ถุงมือตรวจได้เพียง 57%</w:t>
       </w:r>
     </w:p>
     <w:p>
@@ -3487,7 +1268,262 @@
           <w:sz w:val="32"/>
           <w:szCs w:val="32"/>
         </w:rPr>
-        <w:t xml:space="preserve">· </w:t>
+        <w:t>เมื่อวิเคราะห์พบว่าความผิดพลาดทั้ง 6 จุดมีรากเดียวกัน คือเมื่อถอดถุงมือข้างเดียว แบบจำลองเห็น</w:t>
+      </w:r>
+    </w:p>
+    <w:p>
+      <w:r>
+        <w:rPr>
+          <w:rFonts w:ascii="TH Sarabun New" w:hAnsi="TH Sarabun New" w:cs="TH Sarabun New"/>
+          <w:b w:val="0"/>
+          <w:sz w:val="32"/>
+          <w:szCs w:val="32"/>
+        </w:rPr>
+        <w:t>มืออีกข้างที่ยังใส่อยู่จึงตอบว่าใส่ และเมื่อมือถูกผ้าเช็ดบัง แบบจำลองไม่เห็นสีขาวจึงตอบว่าไม่ใส่</w:t>
+      </w:r>
+    </w:p>
+    <w:p>
+      <w:r>
+        <w:rPr>
+          <w:rFonts w:ascii="TH Sarabun New" w:hAnsi="TH Sarabun New" w:cs="TH Sarabun New"/>
+          <w:b w:val="0"/>
+          <w:sz w:val="32"/>
+          <w:szCs w:val="32"/>
+        </w:rPr>
+        <w:t>ขณะที่กรณีถอดทั้งสองข้างซึ่งเห็นมือเปลือยชัดเจนนั้นตรวจได้ถูกทุกจุด ทางแก้ที่ชัดเจนแล้วคือ</w:t>
+      </w:r>
+    </w:p>
+    <w:p>
+      <w:r>
+        <w:rPr>
+          <w:rFonts w:ascii="TH Sarabun New" w:hAnsi="TH Sarabun New" w:cs="TH Sarabun New"/>
+          <w:b w:val="0"/>
+          <w:sz w:val="32"/>
+          <w:szCs w:val="32"/>
+        </w:rPr>
+        <w:t>แยกถามทีละมือ ซึ่งเป็นแนวทางเดียวกับที่แก้ปัญหาการระบุลังได้สำเร็จ แต่ยังไม่ได้ทำเพราะพบ</w:t>
+      </w:r>
+    </w:p>
+    <w:p>
+      <w:r>
+        <w:rPr>
+          <w:rFonts w:ascii="TH Sarabun New" w:hAnsi="TH Sarabun New" w:cs="TH Sarabun New"/>
+          <w:b w:val="0"/>
+          <w:sz w:val="32"/>
+          <w:szCs w:val="32"/>
+        </w:rPr>
+        <w:t>ตอนท้ายโครงงาน และมีต้นทุนต่ำ (รายละเอียดอยู่ในบทที่ 9)</w:t>
+      </w:r>
+    </w:p>
+    <w:p/>
+    <w:p>
+      <w:r>
+        <w:rPr>
+          <w:rFonts w:ascii="TH Sarabun New" w:hAnsi="TH Sarabun New" w:cs="TH Sarabun New"/>
+          <w:b w:val="0"/>
+          <w:sz w:val="32"/>
+          <w:szCs w:val="32"/>
+        </w:rPr>
+        <w:t xml:space="preserve">นอกจากนี้ยังพบข้อจำกัดของเครื่องมือรอบตัวอีก 3 เรื่อง เรื่องแรกคือ </w:t>
+      </w:r>
+      <w:r>
+        <w:rPr>
+          <w:rFonts w:ascii="TH Sarabun New" w:hAnsi="TH Sarabun New" w:cs="TH Sarabun New"/>
+          <w:b/>
+          <w:sz w:val="32"/>
+          <w:szCs w:val="32"/>
+          <w:bCs/>
+        </w:rPr>
+        <w:t>คำตอบไม่คงที่แม้สั่งไม่ให้สุ่ม</w:t>
+      </w:r>
+    </w:p>
+    <w:p>
+      <w:r>
+        <w:rPr>
+          <w:rFonts w:ascii="TH Sarabun New" w:hAnsi="TH Sarabun New" w:cs="TH Sarabun New"/>
+          <w:b w:val="0"/>
+          <w:sz w:val="32"/>
+          <w:szCs w:val="32"/>
+        </w:rPr>
+        <w:t>ซึ่งเกิดจากระบบให้บริการแบบจำลองรวบคำขอที่เข้ามาพร้อมกันเป็นกลุ่ม ทำให้ลำดับการคำนวณ</w:t>
+      </w:r>
+    </w:p>
+    <w:p>
+      <w:r>
+        <w:rPr>
+          <w:rFonts w:ascii="TH Sarabun New" w:hAnsi="TH Sarabun New" w:cs="TH Sarabun New"/>
+          <w:b w:val="0"/>
+          <w:sz w:val="32"/>
+          <w:szCs w:val="32"/>
+        </w:rPr>
+        <w:t>ต่างกันเล็กน้อยในแต่ละครั้ง (เอกสารอ้างอิง [6]) จึงออกแบบระบบเป็น 2 ชั้นโดยให้ชั้นแจ้งเตือน</w:t>
+      </w:r>
+    </w:p>
+    <w:p>
+      <w:r>
+        <w:rPr>
+          <w:rFonts w:ascii="TH Sarabun New" w:hAnsi="TH Sarabun New" w:cs="TH Sarabun New"/>
+          <w:b w:val="0"/>
+          <w:sz w:val="32"/>
+          <w:szCs w:val="32"/>
+        </w:rPr>
+        <w:t>ตอบสั้นว่าใช่หรือไม่ใช่ ทำให้ชั้นข้อเท็จจริงคงที่ 12 จาก 12 ครั้ง เรื่องที่สองคือ **โหมดส่งวิดีโอ</w:t>
+      </w:r>
+    </w:p>
+    <w:p>
+      <w:r>
+        <w:rPr>
+          <w:rFonts w:ascii="TH Sarabun New" w:hAnsi="TH Sarabun New" w:cs="TH Sarabun New"/>
+          <w:b w:val="0"/>
+          <w:sz w:val="32"/>
+          <w:szCs w:val="32"/>
+        </w:rPr>
+        <w:t>ทำให้ระบบให้บริการหยุดทำงาน** จึงเปลี่ยนมาป้อนภาพนิ่ง 2 เฟรมที่อยู่ติดกันแทน ซึ่งเสถียร</w:t>
+      </w:r>
+    </w:p>
+    <w:p>
+      <w:r>
+        <w:rPr>
+          <w:rFonts w:ascii="TH Sarabun New" w:hAnsi="TH Sarabun New" w:cs="TH Sarabun New"/>
+          <w:b w:val="0"/>
+          <w:sz w:val="32"/>
+          <w:szCs w:val="32"/>
+        </w:rPr>
+        <w:t>ตลอดคลิปโดยแลกกับการไม่เห็นบริบทยาว และเรื่องที่สามคือ **เครื่องเช่าตั้งค่าเริ่มต้นชี้ไปแบบจำลอง</w:t>
+      </w:r>
+    </w:p>
+    <w:p>
+      <w:r>
+        <w:rPr>
+          <w:rFonts w:ascii="TH Sarabun New" w:hAnsi="TH Sarabun New" w:cs="TH Sarabun New"/>
+          <w:b w:val="0"/>
+          <w:sz w:val="32"/>
+          <w:szCs w:val="32"/>
+        </w:rPr>
+        <w:t>ตัวอื่นโดยไม่มีสัญญาณเตือน** จึงเพิ่มขั้นตอนตรวจสอบก่อนวัดทุกครั้ง ถ้าไม่ตรงจะหยุดทันที</w:t>
+      </w:r>
+    </w:p>
+    <w:p/>
+    <w:p>
+      <w:r>
+        <w:rPr>
+          <w:rFonts w:ascii="TH Sarabun New" w:hAnsi="TH Sarabun New" w:cs="TH Sarabun New"/>
+          <w:b w:val="0"/>
+          <w:sz w:val="32"/>
+          <w:szCs w:val="32"/>
+        </w:rPr>
+        <w:t>**บทเรียนเชิงออกแบบที่ได้ร่วมกันจากทุกข้อคือ เมื่อเจอข้อจำกัดเชิงโครงสร้างของแบบจำลอง</w:t>
+      </w:r>
+    </w:p>
+    <w:p>
+      <w:r>
+        <w:rPr>
+          <w:rFonts w:ascii="TH Sarabun New" w:hAnsi="TH Sarabun New" w:cs="TH Sarabun New"/>
+          <w:b w:val="0"/>
+          <w:sz w:val="32"/>
+          <w:szCs w:val="32"/>
+        </w:rPr>
+        <w:t>การพยายามแก้ด้วยการปรับคำสั่งเป็นการเสียเวลา ทางออกคือออกแบบระบบให้ไม่ต้องถามคำถาม</w:t>
+      </w:r>
+    </w:p>
+    <w:p>
+      <w:r>
+        <w:rPr>
+          <w:rFonts w:ascii="TH Sarabun New" w:hAnsi="TH Sarabun New" w:cs="TH Sarabun New"/>
+          <w:b w:val="0"/>
+          <w:sz w:val="32"/>
+          <w:szCs w:val="32"/>
+        </w:rPr>
+        <w:t>ที่แบบจำลองตอบไม่ได้ แล้วให้โปรแกรมรับผิดชอบส่วนนั้นแทน** ซึ่งเป็นหลักการที่ใช้แก้ปัญหา</w:t>
+      </w:r>
+    </w:p>
+    <w:p>
+      <w:r>
+        <w:rPr>
+          <w:rFonts w:ascii="TH Sarabun New" w:hAnsi="TH Sarabun New" w:cs="TH Sarabun New"/>
+          <w:b w:val="0"/>
+          <w:sz w:val="32"/>
+          <w:szCs w:val="32"/>
+        </w:rPr>
+        <w:t>ส่วนใหญ่ในโครงงานนี้ได้สำเร็จ อีกบทเรียนหนึ่งคือคุณค่าของการวัดผลก่อนนำกลไกเข้าระบบ</w:t>
+      </w:r>
+    </w:p>
+    <w:p>
+      <w:r>
+        <w:rPr>
+          <w:rFonts w:ascii="TH Sarabun New" w:hAnsi="TH Sarabun New" w:cs="TH Sarabun New"/>
+          <w:b w:val="0"/>
+          <w:sz w:val="32"/>
+          <w:szCs w:val="32"/>
+        </w:rPr>
+        <w:t>โดยระหว่างพัฒนาได้ทดลองเพิ่มตัวกรองที่กำหนดว่าถ้าแบบจำลองบอกว่ามองไม่เห็นใบหน้า</w:t>
+      </w:r>
+    </w:p>
+    <w:p>
+      <w:r>
+        <w:rPr>
+          <w:rFonts w:ascii="TH Sarabun New" w:hAnsi="TH Sarabun New" w:cs="TH Sarabun New"/>
+          <w:b w:val="0"/>
+          <w:sz w:val="32"/>
+          <w:szCs w:val="32"/>
+        </w:rPr>
+        <w:t>ก็อย่าเพิ่งตัดสิน ซึ่งฟังดูสมเหตุสมผลมาก แต่เมื่อวัดผลจริงพบว่า **ตัวกรองนั้นทิ้งคำตอบที่ถูก</w:t>
+      </w:r>
+    </w:p>
+    <w:p>
+      <w:r>
+        <w:rPr>
+          <w:rFonts w:ascii="TH Sarabun New" w:hAnsi="TH Sarabun New" w:cs="TH Sarabun New"/>
+          <w:b w:val="0"/>
+          <w:sz w:val="32"/>
+          <w:szCs w:val="32"/>
+        </w:rPr>
+        <w:t>ไปถึง 19 จุด ทำให้อัตราการตรวจพบลดจาก 80% เหลือ 26% จึงถอดออก**</w:t>
+      </w:r>
+    </w:p>
+    <w:p/>
+    <w:p>
+      <w:r>
+        <w:rPr>
+          <w:rFonts w:ascii="TH Sarabun New" w:hAnsi="TH Sarabun New" w:cs="TH Sarabun New"/>
+          <w:b w:val="0"/>
+          <w:sz w:val="32"/>
+          <w:szCs w:val="32"/>
+        </w:rPr>
+        <w:t>ด้านทรัพยากร ข้อจำกัดที่ใหญ่ที่สุดคือมีวิดีโอทดสอบเพียงคลิปเดียว ซึ่งเป็นงานลำดับแรกในบทที่ 9</w:t>
+      </w:r>
+    </w:p>
+    <w:p>
+      <w:r>
+        <w:rPr>
+          <w:rFonts w:ascii="TH Sarabun New" w:hAnsi="TH Sarabun New" w:cs="TH Sarabun New"/>
+          <w:b w:val="0"/>
+          <w:sz w:val="32"/>
+          <w:szCs w:val="32"/>
+        </w:rPr>
+        <w:t>ส่วนการไม่มีชุดข้อมูลติดป้ายกำกับนั้นกลายเป็นเหตุผลที่เลือกแนวทางไม่เทรน อันเป็นจุดเด่นของงานนี้</w:t>
+      </w:r>
+    </w:p>
+    <w:p>
+      <w:r>
+        <w:rPr>
+          <w:rFonts w:ascii="TH Sarabun New" w:hAnsi="TH Sarabun New" w:cs="TH Sarabun New"/>
+          <w:b w:val="0"/>
+          <w:sz w:val="32"/>
+          <w:szCs w:val="32"/>
+        </w:rPr>
+        <w:t>และเนื่องจากไม่มีการ์ดจอเป็นของตัวเองจึงต้องเช่ารายชั่วโมงและวางแผนวัดให้ครบในรอบเดียว</w:t>
+      </w:r>
+    </w:p>
+    <w:p>
+      <w:r>
+        <w:rPr>
+          <w:rFonts w:ascii="TH Sarabun New" w:hAnsi="TH Sarabun New" w:cs="TH Sarabun New"/>
+          <w:b w:val="0"/>
+          <w:sz w:val="32"/>
+          <w:szCs w:val="32"/>
+        </w:rPr>
+        <w:t xml:space="preserve">ทั้งนี้พบว่า </w:t>
       </w:r>
       <w:r>
         <w:rPr>
@@ -3506,7 +1542,7 @@
           <w:sz w:val="32"/>
           <w:szCs w:val="32"/>
         </w:rPr>
-        <w:t xml:space="preserve"> — ให้แบบจำลองตอบครบ 220 เฟรมใช้เวลาราว</w:t>
+        <w:t xml:space="preserve"> เพราะการให้แบบจำลองตอบครบ</w:t>
       </w:r>
     </w:p>
     <w:p>
@@ -3517,7 +1553,7 @@
           <w:sz w:val="32"/>
           <w:szCs w:val="32"/>
         </w:rPr>
-        <w:t>2 นาที แต่การทำเฉลยต้องใช้คนไล่ดู 1,320 การตัดสิน จึงเลือกตรวจทุก 3 วินาที ซึ่งเพียงพอ</w:t>
+        <w:t>220 เฟรมใช้เวลาเพียงราว 2 นาที ขณะที่การทำเฉลยต้องใช้คนไล่ดูถึง 1,320 การตัดสิน</w:t>
       </w:r>
     </w:p>
     <w:p>
@@ -3528,17 +1564,18 @@
           <w:sz w:val="32"/>
           <w:szCs w:val="32"/>
         </w:rPr>
-        <w:t xml:space="preserve">เพราะทุกช่วงละเมิดยาวเกิน 6 วินาที </w:t>
+        <w:t>จึงเลือกตรวจทุก 3 วินาที ซึ่งเพียงพอเพราะทุกช่วงการละเมิดในคลิปยาวเกิน 6 วินาที</w:t>
       </w:r>
+    </w:p>
+    <w:p>
       <w:r>
         <w:rPr>
           <w:rFonts w:ascii="TH Sarabun New" w:hAnsi="TH Sarabun New" w:cs="TH Sarabun New"/>
-          <w:b/>
+          <w:b w:val="0"/>
           <w:sz w:val="32"/>
           <w:szCs w:val="32"/>
-          <w:bCs/>
         </w:rPr>
-        <w:t>ไม่มีเหตุใดหลุดจากการสุ่มตรวจ</w:t>
+        <w:t>ไม่มีเหตุการณ์ใดหลุดจากการสุ่มตรวจ</w:t>
       </w:r>
     </w:p>
     <w:p/>

--- a/รายงาน_บทที่7-9_Line-Guard.docx
+++ b/รายงาน_บทที่7-9_Line-Guard.docx
@@ -335,7 +335,7 @@
           <w:sz w:val="32"/>
           <w:szCs w:val="32"/>
         </w:rPr>
-        <w:t>การทดสอบทำบนคลิป CAM-A05 ความยาว 3 นาที 39 วินาที ซึ่งมีผู้ปฏิบัติงาน 2 คน สายพาน</w:t>
+        <w:t>ทดสอบบนคลิป CAM-A05 ความยาว 3 นาที 39 วินาที (ผู้ปฏิบัติงาน 2 คน สายพาน ลังคัดแยก 3 ใบ)</w:t>
       </w:r>
     </w:p>
     <w:p>
@@ -346,7 +346,7 @@
           <w:sz w:val="32"/>
           <w:szCs w:val="32"/>
         </w:rPr>
-        <w:t>และลังคัดแยก 3 ใบ โดยเทียบผลของระบบกับเฉลยที่จัดทำขึ้นจากการเปิดภาพดูด้วยตาทีละเฟรม</w:t>
+        <w:t>เทียบกับเฉลยที่จัดทำจากการเปิดภาพดูด้วยตาทีละเฟรมทุก 3 วินาที รวม 74 จุดตรวจ</w:t>
       </w:r>
     </w:p>
     <w:p>
@@ -357,7 +357,7 @@
           <w:sz w:val="32"/>
           <w:szCs w:val="32"/>
         </w:rPr>
-        <w:t>ทุก 3 วินาที รวม 74 จุดตรวจ ครบทั้งหมวก ถุงมือ และหน้ากากของทั้งสองคน ซึ่งพบการละเมิดจริง</w:t>
+        <w:t>ครบทั้งหมวก ถุงมือ และหน้ากากของทั้งสองคน ซึ่งพบการละเมิดจริง 56 จุด</w:t>
       </w:r>
     </w:p>
     <w:p>
@@ -368,7 +368,7 @@
           <w:sz w:val="32"/>
           <w:szCs w:val="32"/>
         </w:rPr>
-        <w:t>รวม 56 จุด การวัดทั้งหมดทำบนเครื่องที่มีการ์ดจอ RTX 4090 จำนวน 2 ใบ โดยรันบนเครื่องเดียวกับ</w:t>
+        <w:t>วัดบนเครื่องที่มีการ์ดจอ RTX 4090 สองใบ โดยรันบนเครื่องเดียวกับที่แบบจำลองทำงาน</w:t>
       </w:r>
     </w:p>
     <w:p>
@@ -379,7 +379,7 @@
           <w:sz w:val="32"/>
           <w:szCs w:val="32"/>
         </w:rPr>
-        <w:t>ที่แบบจำลองทำงานอยู่ ใช้ชุดคำสั่งตัวเดียวกับที่ระบบส่งจริง และเก็บคำตอบดิบของแบบจำลองไว้ทุกเฟรม</w:t>
+        <w:t>ใช้ชุดคำสั่งตัวเดียวกับที่ระบบส่งจริง และเก็บคำตอบดิบไว้ทุกเฟรม</w:t>
       </w:r>
     </w:p>
     <w:p>
@@ -390,7 +390,7 @@
           <w:sz w:val="32"/>
           <w:szCs w:val="32"/>
         </w:rPr>
-        <w:t>ทำให้ผลทั้งหมดในบทนี้สร้างซ้ำได้ด้วยคำสั่งเดียวและตรวจย้อนกลับได้ว่าตัวเลขแต่ละตัวมาจากไหน</w:t>
+        <w:t>ทำให้ผลทั้งหมดสร้างซ้ำได้ด้วยคำสั่งเดียวและตรวจย้อนกลับได้ทุกตัวเลข</w:t>
       </w:r>
     </w:p>
     <w:p/>
@@ -403,7 +403,7 @@
           <w:szCs w:val="36"/>
           <w:bCs/>
         </w:rPr>
-        <w:t>7.2 ผลการตรวจจับอุปกรณ์ป้องกัน</w:t>
+        <w:t>7.2 ผลการตรวจจับ</w:t>
       </w:r>
     </w:p>
     <w:p/>
@@ -415,7 +415,7 @@
           <w:sz w:val="32"/>
           <w:szCs w:val="32"/>
         </w:rPr>
-        <w:t xml:space="preserve">ระบบตรวจพบการละเมิดได้ </w:t>
+        <w:t xml:space="preserve">ระบบตรวจพบการละเมิดอุปกรณ์ป้องกันได้ </w:t>
       </w:r>
       <w:r>
         <w:rPr>
@@ -425,16 +425,7 @@
           <w:szCs w:val="32"/>
           <w:bCs/>
         </w:rPr>
-        <w:t>46 จาก 56 จุด คิดเป็น 82%</w:t>
-      </w:r>
-      <w:r>
-        <w:rPr>
-          <w:rFonts w:ascii="TH Sarabun New" w:hAnsi="TH Sarabun New" w:cs="TH Sarabun New"/>
-          <w:b w:val="0"/>
-          <w:sz w:val="32"/>
-          <w:szCs w:val="32"/>
-        </w:rPr>
-        <w:t xml:space="preserve"> โดยมีการแจ้งผิดเพียง 5 จุด</w:t>
+        <w:t>46 จาก 56 จุด คิดเป็น 82% โดยแจ้งผิดเพียง 5 จุด</w:t>
       </w:r>
     </w:p>
     <w:p>
@@ -445,7 +436,7 @@
           <w:sz w:val="32"/>
           <w:szCs w:val="32"/>
         </w:rPr>
-        <w:t xml:space="preserve">เมื่อแยกรายรายการพบว่า </w:t>
+        <w:t xml:space="preserve">แยกเป็น </w:t>
       </w:r>
       <w:r>
         <w:rPr>
@@ -455,7 +446,16 @@
           <w:szCs w:val="32"/>
           <w:bCs/>
         </w:rPr>
-        <w:t>หมวกตรวจได้ครบ 14 จาก 14 จุด คือ 100% โดยไม่มีการแจ้งผิดเลย</w:t>
+        <w:t>หมวก 100% (14 จาก 14 จุด) โดยไม่มีการแจ้งผิดเลย</w:t>
+      </w:r>
+      <w:r>
+        <w:rPr>
+          <w:rFonts w:ascii="TH Sarabun New" w:hAnsi="TH Sarabun New" w:cs="TH Sarabun New"/>
+          <w:b w:val="0"/>
+          <w:sz w:val="32"/>
+          <w:szCs w:val="32"/>
+        </w:rPr>
+        <w:t xml:space="preserve"> และจุดเปลี่ยนที่นาทีที่ 03:00</w:t>
       </w:r>
     </w:p>
     <w:p>
@@ -466,7 +466,148 @@
           <w:sz w:val="32"/>
           <w:szCs w:val="32"/>
         </w:rPr>
-        <w:t>และจุดเปลี่ยนจากสวมเป็นไม่สวมที่นาทีที่ 03:00 ตรงกับเฉลยพอดีทุกจุด</w:t>
+        <w:t xml:space="preserve">ตรงกับเฉลยพอดี · </w:t>
+      </w:r>
+      <w:r>
+        <w:rPr>
+          <w:rFonts w:ascii="TH Sarabun New" w:hAnsi="TH Sarabun New" w:cs="TH Sarabun New"/>
+          <w:b/>
+          <w:sz w:val="32"/>
+          <w:szCs w:val="32"/>
+          <w:bCs/>
+        </w:rPr>
+        <w:t>หน้ากาก 80% (28 จาก 35 จุด) ซึ่งเป็นผลที่เกินคาด</w:t>
+      </w:r>
+      <w:r>
+        <w:rPr>
+          <w:rFonts w:ascii="TH Sarabun New" w:hAnsi="TH Sarabun New" w:cs="TH Sarabun New"/>
+          <w:b w:val="0"/>
+          <w:sz w:val="32"/>
+          <w:szCs w:val="32"/>
+        </w:rPr>
+        <w:t xml:space="preserve"> เพราะหน้ากากกินพื้นที่</w:t>
+      </w:r>
+    </w:p>
+    <w:p>
+      <w:r>
+        <w:rPr>
+          <w:rFonts w:ascii="TH Sarabun New" w:hAnsi="TH Sarabun New" w:cs="TH Sarabun New"/>
+          <w:b w:val="0"/>
+          <w:sz w:val="32"/>
+          <w:szCs w:val="32"/>
+        </w:rPr>
+        <w:t>เพียง 4% ของภาพ ผู้ปฏิบัติงานก้มหน้า และการละเมิดคือการดึงลงคางไม่ใช่การไม่สวม</w:t>
+      </w:r>
+    </w:p>
+    <w:p>
+      <w:r>
+        <w:rPr>
+          <w:rFonts w:ascii="TH Sarabun New" w:hAnsi="TH Sarabun New" w:cs="TH Sarabun New"/>
+          <w:b w:val="0"/>
+          <w:sz w:val="32"/>
+          <w:szCs w:val="32"/>
+        </w:rPr>
+        <w:t>ยากถึงขนาดที่ผู้ตรวจซึ่งเป็นคนยังเคยมองข้ามไป 27 จุด · ส่วนถุงมือได้ 57% (4 จาก 7 จุด)</w:t>
+      </w:r>
+    </w:p>
+    <w:p>
+      <w:r>
+        <w:rPr>
+          <w:rFonts w:ascii="TH Sarabun New" w:hAnsi="TH Sarabun New" w:cs="TH Sarabun New"/>
+          <w:b w:val="0"/>
+          <w:sz w:val="32"/>
+          <w:szCs w:val="32"/>
+        </w:rPr>
+        <w:t>ซึ่งต่ำที่สุดแต่วิเคราะห์สาเหตุครบและมีทางแก้ชัดเจนแล้ว **กลไกที่ให้ผลมากที่สุดคือการขยายภาพ</w:t>
+      </w:r>
+    </w:p>
+    <w:p>
+      <w:r>
+        <w:rPr>
+          <w:rFonts w:ascii="TH Sarabun New" w:hAnsi="TH Sarabun New" w:cs="TH Sarabun New"/>
+          <w:b w:val="0"/>
+          <w:sz w:val="32"/>
+          <w:szCs w:val="32"/>
+        </w:rPr>
+        <w:t>เฉพาะส่วนศีรษะ 4 เท่าก่อนตรวจหน้ากาก ซึ่งเพิ่มอัตราการตรวจพบจาก 23% เป็น 80% หรือ 3.5 เท่า**</w:t>
+      </w:r>
+    </w:p>
+    <w:p>
+      <w:r>
+        <w:rPr>
+          <w:rFonts w:ascii="TH Sarabun New" w:hAnsi="TH Sarabun New" w:cs="TH Sarabun New"/>
+          <w:b w:val="0"/>
+          <w:sz w:val="32"/>
+          <w:szCs w:val="32"/>
+        </w:rPr>
+        <w:t>โดยแลกกับการแจ้งผิดเพียง 2 จุด ซึ่งคุ้มค่าสำหรับงานความปลอดภัยที่การพลาดเหตุจริงเสียหายกว่าการแจ้งเกิน</w:t>
+      </w:r>
+    </w:p>
+    <w:p/>
+    <w:p>
+      <w:r>
+        <w:rPr>
+          <w:rFonts w:ascii="TH Sarabun New" w:hAnsi="TH Sarabun New" w:cs="TH Sarabun New"/>
+          <w:b w:val="0"/>
+          <w:sz w:val="32"/>
+          <w:szCs w:val="32"/>
+        </w:rPr>
+        <w:t>ระบบตรวจพบเหตุการณ์ที่ต้องแจ้งเตือน **11 รายการ และจับคู่เข้ากับกฎความปลอดภัย R1–R10</w:t>
+      </w:r>
+    </w:p>
+    <w:p>
+      <w:r>
+        <w:rPr>
+          <w:rFonts w:ascii="TH Sarabun New" w:hAnsi="TH Sarabun New" w:cs="TH Sarabun New"/>
+          <w:b w:val="0"/>
+          <w:sz w:val="32"/>
+          <w:szCs w:val="32"/>
+        </w:rPr>
+        <w:t>ได้ครบทั้ง 11 รายการ** พร้อมระดับความรุนแรง (วิกฤต 1 · สูง 3 · กลาง 6 · ต่ำ 1)</w:t>
+      </w:r>
+    </w:p>
+    <w:p>
+      <w:r>
+        <w:rPr>
+          <w:rFonts w:ascii="TH Sarabun New" w:hAnsi="TH Sarabun New" w:cs="TH Sarabun New"/>
+          <w:b w:val="0"/>
+          <w:sz w:val="32"/>
+          <w:szCs w:val="32"/>
+        </w:rPr>
+        <w:t>และภาพหลักฐานทุกรายการ ครอบคลุมของตกบนสายพาน บุคคลภายนอกเข้าพื้นที่ ของแปลกปลอม</w:t>
+      </w:r>
+    </w:p>
+    <w:p>
+      <w:r>
+        <w:rPr>
+          <w:rFonts w:ascii="TH Sarabun New" w:hAnsi="TH Sarabun New" w:cs="TH Sarabun New"/>
+          <w:b w:val="0"/>
+          <w:sz w:val="32"/>
+          <w:szCs w:val="32"/>
+        </w:rPr>
+        <w:t>การไม่สวมหมวก หน้ากาก และถุงมือ **ผลที่สำคัญที่สุดคือการตรวจพบเหตุเกือบเกิดอุบัติเหตุ</w:t>
+      </w:r>
+    </w:p>
+    <w:p>
+      <w:r>
+        <w:rPr>
+          <w:rFonts w:ascii="TH Sarabun New" w:hAnsi="TH Sarabun New" w:cs="TH Sarabun New"/>
+          <w:b w:val="0"/>
+          <w:sz w:val="32"/>
+          <w:szCs w:val="32"/>
+        </w:rPr>
+        <w:t>ที่นาทีที่ 02:45** ซึ่งวิกฤตที่สุดและตรวจจับยากที่สุด เพราะไม่มีวัตถุใดหายไปหรือปรากฏขึ้น</w:t>
+      </w:r>
+    </w:p>
+    <w:p>
+      <w:r>
+        <w:rPr>
+          <w:rFonts w:ascii="TH Sarabun New" w:hAnsi="TH Sarabun New" w:cs="TH Sarabun New"/>
+          <w:b w:val="0"/>
+          <w:sz w:val="32"/>
+          <w:szCs w:val="32"/>
+        </w:rPr>
+        <w:t>มีเพียงความสัมพันธ์เชิงพื้นที่ระหว่างมือกับเครื่องจักรที่เปลี่ยนไป</w:t>
       </w:r>
     </w:p>
     <w:p>
@@ -478,16 +619,7 @@
           <w:szCs w:val="32"/>
           <w:bCs/>
         </w:rPr>
-        <w:t>หน้ากากตรวจได้ 28 จาก 35 จุด คือ 80% ซึ่งเป็นผลที่เกินคาด</w:t>
-      </w:r>
-      <w:r>
-        <w:rPr>
-          <w:rFonts w:ascii="TH Sarabun New" w:hAnsi="TH Sarabun New" w:cs="TH Sarabun New"/>
-          <w:b w:val="0"/>
-          <w:sz w:val="32"/>
-          <w:szCs w:val="32"/>
-        </w:rPr>
-        <w:t xml:space="preserve"> เพราะหน้ากากกินพื้นที่เพียง</w:t>
+        <w:t>แบบจำลองที่นำมาเทียบ (Qwen3-VL-8B) ตรวจไม่พบเหตุนี้ ขณะที่ Cosmos ตรวจพบ</w:t>
       </w:r>
     </w:p>
     <w:p>
@@ -498,7 +630,7 @@
           <w:sz w:val="32"/>
           <w:szCs w:val="32"/>
         </w:rPr>
-        <w:t>ประมาณ 4% ของภาพ ผู้ปฏิบัติงานก้มหน้าเกือบตลอดเวลา และการละเมิดคือการดึงหน้ากากลงคาง</w:t>
+        <w:t>ซึ่งเป็นจุดชี้ขาดในการเลือกแบบจำลอง นอกจากนี้ระบบยังระบุได้ว่ามือเข้าไปยุ่งกับลังใด</w:t>
       </w:r>
     </w:p>
     <w:p>
@@ -509,74 +641,7 @@
           <w:sz w:val="32"/>
           <w:szCs w:val="32"/>
         </w:rPr>
-        <w:t>ไม่ใช่การไม่สวม ซึ่งสังเกตยากกว่ามาก ยากถึงขนาดที่ผู้ตรวจซึ่งเป็นคนยังเคยมองข้ามไปถึง 27 จุด</w:t>
-      </w:r>
-    </w:p>
-    <w:p>
-      <w:r>
-        <w:rPr>
-          <w:rFonts w:ascii="TH Sarabun New" w:hAnsi="TH Sarabun New" w:cs="TH Sarabun New"/>
-          <w:b w:val="0"/>
-          <w:sz w:val="32"/>
-          <w:szCs w:val="32"/>
-        </w:rPr>
-        <w:t>ในการตรวจรอบแรก ส่วนถุงมือตรวจได้ 4 จาก 7 จุด คือ 57% ซึ่งเป็นรายการที่ทำได้ต่ำที่สุด</w:t>
-      </w:r>
-    </w:p>
-    <w:p>
-      <w:r>
-        <w:rPr>
-          <w:rFonts w:ascii="TH Sarabun New" w:hAnsi="TH Sarabun New" w:cs="TH Sarabun New"/>
-          <w:b w:val="0"/>
-          <w:sz w:val="32"/>
-          <w:szCs w:val="32"/>
-        </w:rPr>
-        <w:t>แต่วิเคราะห์สาเหตุได้ครบถ้วนและมีทางแก้ที่ชัดเจนแล้ว</w:t>
-      </w:r>
-    </w:p>
-    <w:p/>
-    <w:p>
-      <w:r>
-        <w:rPr>
-          <w:rFonts w:ascii="TH Sarabun New" w:hAnsi="TH Sarabun New" w:cs="TH Sarabun New"/>
-          <w:b w:val="0"/>
-          <w:sz w:val="32"/>
-          <w:szCs w:val="32"/>
-        </w:rPr>
-        <w:t>กลไกที่ให้ผลมากที่สุดในโครงงานคือการครอบเฉพาะส่วนศีรษะแล้วขยายภาพ 4 เท่าด้วยแบบจำลอง</w:t>
-      </w:r>
-    </w:p>
-    <w:p>
-      <w:r>
-        <w:rPr>
-          <w:rFonts w:ascii="TH Sarabun New" w:hAnsi="TH Sarabun New" w:cs="TH Sarabun New"/>
-          <w:b w:val="0"/>
-          <w:sz w:val="32"/>
-          <w:szCs w:val="32"/>
-        </w:rPr>
-        <w:t>ขยายภาพก่อนส่งให้ตรวจหน้ากาก ซึ่ง **เพิ่มอัตราการตรวจพบจาก 8 จาก 35 จุด (23%)</w:t>
-      </w:r>
-    </w:p>
-    <w:p>
-      <w:r>
-        <w:rPr>
-          <w:rFonts w:ascii="TH Sarabun New" w:hAnsi="TH Sarabun New" w:cs="TH Sarabun New"/>
-          <w:b w:val="0"/>
-          <w:sz w:val="32"/>
-          <w:szCs w:val="32"/>
-        </w:rPr>
-        <w:t>เป็น 28 จาก 35 จุด (80%) หรือประมาณ 3.5 เท่า** โดยแลกกับการแจ้งผิดเพียง 2 จุด</w:t>
-      </w:r>
-    </w:p>
-    <w:p>
-      <w:r>
-        <w:rPr>
-          <w:rFonts w:ascii="TH Sarabun New" w:hAnsi="TH Sarabun New" w:cs="TH Sarabun New"/>
-          <w:b w:val="0"/>
-          <w:sz w:val="32"/>
-          <w:szCs w:val="32"/>
-        </w:rPr>
-        <w:t>นับเป็นการแลกที่คุ้มค่าชัดเจนสำหรับงานความปลอดภัย เพราะการพลาดเหตุจริงเสียหายกว่าการแจ้งเกิน</w:t>
+        <w:t>โดยถูกต้อง 8 จาก 8 การตรวจ ไม่มีการแจ้งผิด และผลิตคำบรรยายเหตุการณ์รายวินาทีครบ 220 จุด</w:t>
       </w:r>
     </w:p>
     <w:p/>
@@ -589,7 +654,7 @@
           <w:szCs w:val="36"/>
           <w:bCs/>
         </w:rPr>
-        <w:t>7.3 ผลการตรวจจับเหตุการณ์และการจับคู่กฎ</w:t>
+        <w:t>7.3 ความเร็ว ความเสถียร และสรุป</w:t>
       </w:r>
     </w:p>
     <w:p/>
@@ -601,7 +666,7 @@
           <w:sz w:val="32"/>
           <w:szCs w:val="32"/>
         </w:rPr>
-        <w:t>ระบบตรวจพบเหตุการณ์ที่ต้องแจ้งเตือนรวม **11 รายการ และจับคู่เข้ากับกฎความปลอดภัย R1–R10</w:t>
+        <w:t>การ์ดจอใบเดียวประมวลผลได้ที่ 0.47 เท่าของความเร็ววิดีโอ **เมื่อเพิ่มเป็นสองใบได้ 0.86 เท่า</w:t>
       </w:r>
     </w:p>
     <w:p>
@@ -612,7 +677,7 @@
           <w:sz w:val="32"/>
           <w:szCs w:val="32"/>
         </w:rPr>
-        <w:t>ได้ครบทั้ง 11 จาก 11 รายการ** พร้อมระบุระดับความรุนแรงและแนบภาพหลักฐานทุกรายการ</w:t>
+        <w:t>คิดเป็นการเร่งความเร็ว 1.82 เท่า** ซึ่งใกล้เคียง 2 เท่าตามทฤษฎี ยืนยันว่าวิธีแบ่งงานที่เลือกใช้</w:t>
       </w:r>
     </w:p>
     <w:p>
@@ -623,7 +688,26 @@
           <w:sz w:val="32"/>
           <w:szCs w:val="32"/>
         </w:rPr>
-        <w:t>เหตุการณ์ที่พบประกอบด้วยของตกบนสายพานที่เดินอยู่ 2 ครั้ง (00:14 และ 01:52) บุคคลภายนอก</w:t>
+        <w:t xml:space="preserve">ไม่มีต้นทุนการสื่อสารข้ามการ์ด </w:t>
+      </w:r>
+      <w:r>
+        <w:rPr>
+          <w:rFonts w:ascii="TH Sarabun New" w:hAnsi="TH Sarabun New" w:cs="TH Sarabun New"/>
+          <w:b/>
+          <w:sz w:val="32"/>
+          <w:szCs w:val="32"/>
+          <w:bCs/>
+        </w:rPr>
+        <w:t>จึงเพิ่มการ์ดกี่ใบก็เร็วขึ้นตามนั้น</w:t>
+      </w:r>
+      <w:r>
+        <w:rPr>
+          <w:rFonts w:ascii="TH Sarabun New" w:hAnsi="TH Sarabun New" w:cs="TH Sarabun New"/>
+          <w:b w:val="0"/>
+          <w:sz w:val="32"/>
+          <w:szCs w:val="32"/>
+        </w:rPr>
+        <w:t xml:space="preserve"> ซึ่งสำคัญต่อการขยายไปหลายกล้อง</w:t>
       </w:r>
     </w:p>
     <w:p>
@@ -634,7 +718,7 @@
           <w:sz w:val="32"/>
           <w:szCs w:val="32"/>
         </w:rPr>
-        <w:t>เข้าพื้นที่ (01:36) ของแปลกปลอมในพื้นที่ผลิต (01:39) หน้ากากไม่คลุมจมูกปาก 2 ช่วง</w:t>
+        <w:t>ด้านความเสถียร เมื่อส่งคำถามเดิมซ้ำโดยสั่งไม่ให้สุ่ม **ชั้นที่ตอบสั้นว่าใช่หรือไม่ใช่ให้ผลคงที่</w:t>
       </w:r>
     </w:p>
     <w:p>
@@ -645,7 +729,7 @@
           <w:sz w:val="32"/>
           <w:szCs w:val="32"/>
         </w:rPr>
-        <w:t>(02:00 และ 03:09) การถอดถุงมือระหว่างปฏิบัติงาน (02:09) การไม่สวมหมวก (03:00)</w:t>
+        <w:t>12 จาก 12 ครั้ง** ขณะที่ชั้นที่ตอบข้อความยาวให้ผลต่างกันเล็กน้อย ซึ่งเป็นหลักฐานรองรับ</w:t>
       </w:r>
     </w:p>
     <w:p>
@@ -656,300 +740,7 @@
           <w:sz w:val="32"/>
           <w:szCs w:val="32"/>
         </w:rPr>
-        <w:t>การไม่สวมถุงมือของทั้งสองคน (03:36) และเหตุเกือบเกิดอุบัติเหตุ (02:45)</w:t>
-      </w:r>
-    </w:p>
-    <w:p>
-      <w:r>
-        <w:rPr>
-          <w:rFonts w:ascii="TH Sarabun New" w:hAnsi="TH Sarabun New" w:cs="TH Sarabun New"/>
-          <w:b w:val="0"/>
-          <w:sz w:val="32"/>
-          <w:szCs w:val="32"/>
-        </w:rPr>
-        <w:t>โดยแบ่งเป็นระดับวิกฤต 1 รายการ สูง 3 รายการ กลาง 6 รายการ และต่ำ 1 รายการ</w:t>
-      </w:r>
-    </w:p>
-    <w:p/>
-    <w:p>
-      <w:r>
-        <w:rPr>
-          <w:rFonts w:ascii="TH Sarabun New" w:hAnsi="TH Sarabun New" w:cs="TH Sarabun New"/>
-          <w:b/>
-          <w:sz w:val="32"/>
-          <w:szCs w:val="32"/>
-          <w:bCs/>
-        </w:rPr>
-        <w:t>ผลที่สำคัญที่สุดคือการตรวจพบเหตุเกือบเกิดอุบัติเหตุที่นาทีที่ 02:45</w:t>
-      </w:r>
-      <w:r>
-        <w:rPr>
-          <w:rFonts w:ascii="TH Sarabun New" w:hAnsi="TH Sarabun New" w:cs="TH Sarabun New"/>
-          <w:b w:val="0"/>
-          <w:sz w:val="32"/>
-          <w:szCs w:val="32"/>
-        </w:rPr>
-        <w:t xml:space="preserve"> ซึ่งเป็นเหตุการณ์ที่วิกฤตที่สุด</w:t>
-      </w:r>
-    </w:p>
-    <w:p>
-      <w:r>
-        <w:rPr>
-          <w:rFonts w:ascii="TH Sarabun New" w:hAnsi="TH Sarabun New" w:cs="TH Sarabun New"/>
-          <w:b w:val="0"/>
-          <w:sz w:val="32"/>
-          <w:szCs w:val="32"/>
-        </w:rPr>
-        <w:t>ในคลิปและตรวจจับได้ยากที่สุด เพราะไม่มีวัตถุใดหายไปหรือปรากฏขึ้น มีเพียงความสัมพันธ์</w:t>
-      </w:r>
-    </w:p>
-    <w:p>
-      <w:r>
-        <w:rPr>
-          <w:rFonts w:ascii="TH Sarabun New" w:hAnsi="TH Sarabun New" w:cs="TH Sarabun New"/>
-          <w:b w:val="0"/>
-          <w:sz w:val="32"/>
-          <w:szCs w:val="32"/>
-        </w:rPr>
-        <w:t>เชิงพื้นที่ระหว่างมือของผู้ปฏิบัติงานกับเครื่องจักรที่เปลี่ยนไปเท่านั้น</w:t>
-      </w:r>
-    </w:p>
-    <w:p>
-      <w:r>
-        <w:rPr>
-          <w:rFonts w:ascii="TH Sarabun New" w:hAnsi="TH Sarabun New" w:cs="TH Sarabun New"/>
-          <w:b/>
-          <w:sz w:val="32"/>
-          <w:szCs w:val="32"/>
-          <w:bCs/>
-        </w:rPr>
-        <w:t>แบบจำลองที่นำมาเปรียบเทียบคือ Qwen3-VL-8B ตรวจไม่พบเหตุการณ์นี้ ขณะที่ Cosmos ตรวจพบ</w:t>
-      </w:r>
-    </w:p>
-    <w:p>
-      <w:r>
-        <w:rPr>
-          <w:rFonts w:ascii="TH Sarabun New" w:hAnsi="TH Sarabun New" w:cs="TH Sarabun New"/>
-          <w:b w:val="0"/>
-          <w:sz w:val="32"/>
-          <w:szCs w:val="32"/>
-        </w:rPr>
-        <w:t>ซึ่งเป็นจุดชี้ขาดในการเลือกแบบจำลองมาใช้ในโครงงาน นอกจากนี้ระบบยังระบุได้ว่ามือของผู้ปฏิบัติงาน</w:t>
-      </w:r>
-    </w:p>
-    <w:p>
-      <w:r>
-        <w:rPr>
-          <w:rFonts w:ascii="TH Sarabun New" w:hAnsi="TH Sarabun New" w:cs="TH Sarabun New"/>
-          <w:b w:val="0"/>
-          <w:sz w:val="32"/>
-          <w:szCs w:val="32"/>
-        </w:rPr>
-        <w:t>เข้าไปยุ่งกับลังใบใด โดยถูกต้อง 8 จาก 8 การตรวจ ไม่มีการแจ้งผิด พร้อมทั้งผลิตคำบรรยาย</w:t>
-      </w:r>
-    </w:p>
-    <w:p>
-      <w:r>
-        <w:rPr>
-          <w:rFonts w:ascii="TH Sarabun New" w:hAnsi="TH Sarabun New" w:cs="TH Sarabun New"/>
-          <w:b w:val="0"/>
-          <w:sz w:val="32"/>
-          <w:szCs w:val="32"/>
-        </w:rPr>
-        <w:t>เหตุการณ์รายวินาทีครบ 220 จุดตลอดคลิป และสรุปกิจกรรมระดับลังได้ 32 รายการ</w:t>
-      </w:r>
-    </w:p>
-    <w:p/>
-    <w:p>
-      <w:r>
-        <w:rPr>
-          <w:rFonts w:ascii="TH Sarabun New" w:hAnsi="TH Sarabun New" w:cs="TH Sarabun New"/>
-          <w:b/>
-          <w:sz w:val="36"/>
-          <w:szCs w:val="36"/>
-          <w:bCs/>
-        </w:rPr>
-        <w:t>7.4 ผลการวัดความเร็วและความเสถียร</w:t>
-      </w:r>
-    </w:p>
-    <w:p/>
-    <w:p>
-      <w:r>
-        <w:rPr>
-          <w:rFonts w:ascii="TH Sarabun New" w:hAnsi="TH Sarabun New" w:cs="TH Sarabun New"/>
-          <w:b w:val="0"/>
-          <w:sz w:val="32"/>
-          <w:szCs w:val="32"/>
-        </w:rPr>
-        <w:t>เมื่อใช้การ์ดจอใบเดียว ระบบใช้เวลา 2.13 วินาทีต่องาน ประมวลผลได้ที่ 0.47 เท่าของความเร็ววิดีโอ</w:t>
-      </w:r>
-    </w:p>
-    <w:p>
-      <w:r>
-        <w:rPr>
-          <w:rFonts w:ascii="TH Sarabun New" w:hAnsi="TH Sarabun New" w:cs="TH Sarabun New"/>
-          <w:b w:val="0"/>
-          <w:sz w:val="32"/>
-          <w:szCs w:val="32"/>
-        </w:rPr>
-        <w:t>และเมื่อ **เพิ่มเป็น 2 ใบ เวลาลดเหลือ 1.17 วินาทีต่องาน ประมวลผลได้ที่ 0.86 เท่าของความเร็ววิดีโอ</w:t>
-      </w:r>
-    </w:p>
-    <w:p>
-      <w:r>
-        <w:rPr>
-          <w:rFonts w:ascii="TH Sarabun New" w:hAnsi="TH Sarabun New" w:cs="TH Sarabun New"/>
-          <w:b w:val="0"/>
-          <w:sz w:val="32"/>
-          <w:szCs w:val="32"/>
-        </w:rPr>
-        <w:t>คิดเป็นการเร่งความเร็ว 1.82 เท่า** ซึ่งใกล้เคียงกับ 2 เท่าตามทฤษฎี ผลนี้ยืนยันว่าวิธีแบ่งงาน</w:t>
-      </w:r>
-    </w:p>
-    <w:p>
-      <w:r>
-        <w:rPr>
-          <w:rFonts w:ascii="TH Sarabun New" w:hAnsi="TH Sarabun New" w:cs="TH Sarabun New"/>
-          <w:b w:val="0"/>
-          <w:sz w:val="32"/>
-          <w:szCs w:val="32"/>
-        </w:rPr>
-        <w:t>ที่เลือกใช้ไม่มีต้นทุนการสื่อสารข้ามการ์ด เพราะการ์ดแต่ละใบเก็บแบบจำลองไว้ครบทั้งตัว</w:t>
-      </w:r>
-    </w:p>
-    <w:p>
-      <w:r>
-        <w:rPr>
-          <w:rFonts w:ascii="TH Sarabun New" w:hAnsi="TH Sarabun New" w:cs="TH Sarabun New"/>
-          <w:b w:val="0"/>
-          <w:sz w:val="32"/>
-          <w:szCs w:val="32"/>
-        </w:rPr>
-        <w:t>และผลัดกันรับงานคนละชิ้น จึงเพิ่มการ์ดกี่ใบก็เร็วขึ้นตามจำนวนนั้น ซึ่งสำคัญต่อการขยายไปหลายกล้อง</w:t>
-      </w:r>
-    </w:p>
-    <w:p/>
-    <w:p>
-      <w:r>
-        <w:rPr>
-          <w:rFonts w:ascii="TH Sarabun New" w:hAnsi="TH Sarabun New" w:cs="TH Sarabun New"/>
-          <w:b w:val="0"/>
-          <w:sz w:val="32"/>
-          <w:szCs w:val="32"/>
-        </w:rPr>
-        <w:t>ด้านความเสถียร เมื่อส่งคำถามเดิมซ้ำโดยสั่งไม่ให้แบบจำลองสุ่มคำตอบเลย พบว่า</w:t>
-      </w:r>
-    </w:p>
-    <w:p>
-      <w:r>
-        <w:rPr>
-          <w:rFonts w:ascii="TH Sarabun New" w:hAnsi="TH Sarabun New" w:cs="TH Sarabun New"/>
-          <w:b/>
-          <w:sz w:val="32"/>
-          <w:szCs w:val="32"/>
-          <w:bCs/>
-        </w:rPr>
-        <w:t>ชั้นที่ตอบสั้นว่าใช่หรือไม่ใช่ ให้ผลคงที่ 12 จาก 12 ครั้ง</w:t>
-      </w:r>
-      <w:r>
-        <w:rPr>
-          <w:rFonts w:ascii="TH Sarabun New" w:hAnsi="TH Sarabun New" w:cs="TH Sarabun New"/>
-          <w:b w:val="0"/>
-          <w:sz w:val="32"/>
-          <w:szCs w:val="32"/>
-        </w:rPr>
-        <w:t xml:space="preserve"> ขณะที่ชั้นที่ตอบเป็นข้อความยาว</w:t>
-      </w:r>
-    </w:p>
-    <w:p>
-      <w:r>
-        <w:rPr>
-          <w:rFonts w:ascii="TH Sarabun New" w:hAnsi="TH Sarabun New" w:cs="TH Sarabun New"/>
-          <w:b w:val="0"/>
-          <w:sz w:val="32"/>
-          <w:szCs w:val="32"/>
-        </w:rPr>
-        <w:t>ให้ผลต่างกันเล็กน้อย ผลนี้เป็นหลักฐานเชิงประจักษ์ที่รองรับการออกแบบระบบเป็น 2 ชั้น</w:t>
-      </w:r>
-    </w:p>
-    <w:p>
-      <w:r>
-        <w:rPr>
-          <w:rFonts w:ascii="TH Sarabun New" w:hAnsi="TH Sarabun New" w:cs="TH Sarabun New"/>
-          <w:b w:val="0"/>
-          <w:sz w:val="32"/>
-          <w:szCs w:val="32"/>
-        </w:rPr>
-        <w:t>คือให้ชั้นแจ้งเตือนตอบสั้นเพื่อความเชื่อถือได้ ส่วนชั้นบรรยายเล่าเหตุการณ์เป็นภาษาคน</w:t>
-      </w:r>
-    </w:p>
-    <w:p/>
-    <w:p>
-      <w:r>
-        <w:rPr>
-          <w:rFonts w:ascii="TH Sarabun New" w:hAnsi="TH Sarabun New" w:cs="TH Sarabun New"/>
-          <w:b/>
-          <w:sz w:val="36"/>
-          <w:szCs w:val="36"/>
-          <w:bCs/>
-        </w:rPr>
-        <w:t>7.5 สรุปผลการทดสอบ</w:t>
-      </w:r>
-    </w:p>
-    <w:p/>
-    <w:p>
-      <w:r>
-        <w:rPr>
-          <w:rFonts w:ascii="TH Sarabun New" w:hAnsi="TH Sarabun New" w:cs="TH Sarabun New"/>
-          <w:b w:val="0"/>
-          <w:sz w:val="32"/>
-          <w:szCs w:val="32"/>
-        </w:rPr>
-        <w:t>โดยสรุป ระบบตรวจจับอุปกรณ์ป้องกันได้ 82% โดยแจ้งผิดเพียง 5 จุด และตรวจหมวกได้ 100%</w:t>
-      </w:r>
-    </w:p>
-    <w:p>
-      <w:r>
-        <w:rPr>
-          <w:rFonts w:ascii="TH Sarabun New" w:hAnsi="TH Sarabun New" w:cs="TH Sarabun New"/>
-          <w:b w:val="0"/>
-          <w:sz w:val="32"/>
-          <w:szCs w:val="32"/>
-        </w:rPr>
-        <w:t>โดยไม่มีการแจ้งผิดเลย ตรวจพบเหตุการณ์ 11 รายการและจับคู่กฎได้ครบทั้ง 11 รายการพร้อมภาพหลักฐาน</w:t>
-      </w:r>
-    </w:p>
-    <w:p>
-      <w:r>
-        <w:rPr>
-          <w:rFonts w:ascii="TH Sarabun New" w:hAnsi="TH Sarabun New" w:cs="TH Sarabun New"/>
-          <w:b w:val="0"/>
-          <w:sz w:val="32"/>
-          <w:szCs w:val="32"/>
-        </w:rPr>
-        <w:t>ตรวจพบเหตุเกือบเกิดอุบัติเหตุซึ่งแบบจำลองที่นำมาเทียบตรวจไม่พบ ระบุลังได้ถูก 8 จาก 8</w:t>
-      </w:r>
-    </w:p>
-    <w:p>
-      <w:r>
-        <w:rPr>
-          <w:rFonts w:ascii="TH Sarabun New" w:hAnsi="TH Sarabun New" w:cs="TH Sarabun New"/>
-          <w:b w:val="0"/>
-          <w:sz w:val="32"/>
-          <w:szCs w:val="32"/>
-        </w:rPr>
-        <w:t>ทำงานได้ที่ 0.86 เท่าของความเร็ววิดีโอบนการ์ดจอ 2 ใบ และขยายได้เชิงเส้น 1.82 เท่า</w:t>
-      </w:r>
-    </w:p>
-    <w:p>
-      <w:r>
-        <w:rPr>
-          <w:rFonts w:ascii="TH Sarabun New" w:hAnsi="TH Sarabun New" w:cs="TH Sarabun New"/>
-          <w:b w:val="0"/>
-          <w:sz w:val="32"/>
-          <w:szCs w:val="32"/>
-        </w:rPr>
-        <w:t>โดยชั้นข้อเท็จจริงให้ผลคงที่ 12 จาก 12 ครั้ง</w:t>
+        <w:t>การออกแบบระบบเป็น 2 ชั้น คือให้ชั้นแจ้งเตือนตอบสั้นเพื่อความเชื่อถือได้ ส่วนชั้นบรรยายเล่าเป็นภาษาคน</w:t>
       </w:r>
     </w:p>
     <w:p/>
@@ -984,19 +775,7 @@
           <w:sz w:val="32"/>
           <w:szCs w:val="32"/>
         </w:rPr>
-        <w:t>0.70 ดอลลาร์ต่อชั่วโมง ซึ่งเป็นต้นทุนที่โรงงานขนาดกลางเข้าถึงได้</w:t>
-      </w:r>
-    </w:p>
-    <w:p/>
-    <w:p>
-      <w:r>
-        <w:rPr>
-          <w:rFonts w:ascii="TH Sarabun New" w:hAnsi="TH Sarabun New" w:cs="TH Sarabun New"/>
-          <w:b w:val="0"/>
-          <w:sz w:val="32"/>
-          <w:szCs w:val="32"/>
-        </w:rPr>
-        <w:t>ข้อจำกัดที่ต้องระบุอย่างตรงไปตรงมาคือ การทดสอบทำบนคลิปเดียวที่จัดฉากขึ้น เฉลยครอบคลุม</w:t>
+        <w:t>0.70 ดอลลาร์ต่อชั่วโมง ซึ่งโรงงานขนาดกลางเข้าถึงได้ ข้อจำกัดที่ต้องระบุคือทดสอบบนคลิปเดียว</w:t>
       </w:r>
     </w:p>
     <w:p>
@@ -1007,7 +786,7 @@
           <w:sz w:val="32"/>
           <w:szCs w:val="32"/>
         </w:rPr>
-        <w:t>74 จาก 220 เฟรมและตรวจโดยผู้พัฒนาเอง และยังไม่ได้ทดสอบกับสัญญาณสดจากกล้องจริง</w:t>
+        <w:t>ที่จัดฉากขึ้น เฉลยครอบคลุม 74 จาก 220 เฟรมและตรวจโดยผู้พัฒนาเอง และยังไม่ได้ทดสอบกับ</w:t>
       </w:r>
     </w:p>
     <w:p>
@@ -1018,7 +797,7 @@
           <w:sz w:val="32"/>
           <w:szCs w:val="32"/>
         </w:rPr>
-        <w:t>**ความแม่นยำในระดับนี้จึงเหมาะกับการเป็นเครื่องมือช่วยคัดกรองให้เจ้าหน้าที่ดู</w:t>
+        <w:t>สัญญาณสดจากกล้องจริง **ความแม่นยำระดับนี้จึงเหมาะกับการเป็นเครื่องมือช่วยคัดกรอง</w:t>
       </w:r>
     </w:p>
     <w:p>
@@ -1029,7 +808,7 @@
           <w:sz w:val="32"/>
           <w:szCs w:val="32"/>
         </w:rPr>
-        <w:t>มากกว่าการตัดสินอัตโนมัติ** ซึ่งเป็นตำแหน่งที่โครงงานนี้ตั้งใจไว้ตั้งแต่ต้น</w:t>
+        <w:t>ให้เจ้าหน้าที่ดู มากกว่าการตัดสินอัตโนมัติ** ซึ่งเป็นตำแหน่งที่โครงงานตั้งใจไว้ตั้งแต่ต้น</w:t>
       </w:r>
     </w:p>
     <w:p/>
@@ -1059,7 +838,7 @@
           <w:sz w:val="32"/>
           <w:szCs w:val="32"/>
         </w:rPr>
-        <w:t>ปัญหาหลักที่พบระหว่างพัฒนาไม่ได้มาจากการเขียนโปรแกรม แต่มาจากข้อจำกัดเชิงโครงสร้าง</w:t>
+        <w:t>ปัญหาหลักไม่ได้มาจากการเขียนโปรแกรม แต่มาจากข้อจำกัดเชิงโครงสร้างของแบบจำลอง</w:t>
       </w:r>
     </w:p>
     <w:p>
@@ -1070,18 +849,7 @@
           <w:sz w:val="32"/>
           <w:szCs w:val="32"/>
         </w:rPr>
-        <w:t>ของแบบจำลอง ซึ่งแก้ด้วยการปรับคำสั่งไม่ได้ ทุกข้อจึงต้องแก้ด้วยการออกแบบระบบใหม่</w:t>
-      </w:r>
-    </w:p>
-    <w:p>
-      <w:r>
-        <w:rPr>
-          <w:rFonts w:ascii="TH Sarabun New" w:hAnsi="TH Sarabun New" w:cs="TH Sarabun New"/>
-          <w:b w:val="0"/>
-          <w:sz w:val="32"/>
-          <w:szCs w:val="32"/>
-        </w:rPr>
-        <w:t>และวัดผลก่อนกับหลังทุกครั้งเพื่อยืนยันว่าการแก้นั้นได้ผลจริง</w:t>
+        <w:t>ซึ่งแก้ด้วยการปรับคำสั่งไม่ได้ ทุกข้อจึงต้องแก้ด้วยการออกแบบระบบใหม่และวัดผลก่อนกับหลังทุกครั้ง</w:t>
       </w:r>
     </w:p>
     <w:p/>
@@ -1103,7 +871,7 @@
           <w:sz w:val="32"/>
           <w:szCs w:val="32"/>
         </w:rPr>
-        <w:t xml:space="preserve"> โดยรายงานว่าผู้ปฏิบัติงานหยิบกระป๋องจากลัง NG</w:t>
+        <w:t xml:space="preserve"> โดยรายงานว่าหยิบกระป๋องจากลัง NG ทั้งที่หยิบจาก</w:t>
       </w:r>
     </w:p>
     <w:p>
@@ -1114,7 +882,7 @@
           <w:sz w:val="32"/>
           <w:szCs w:val="32"/>
         </w:rPr>
-        <w:t>ทั้งที่ภาพแสดงชัดว่าหยิบจากลัง WAIT ซึ่งผิดถึง 146 จาก 220 จุด คิดเป็น 66% และได้ลองแก้</w:t>
+        <w:t>ลัง WAIT ผิดถึง 146 จาก 220 จุด (66%) และลองแก้ด้วยการปรับคำสั่ง 4 แนวทางแล้วไม่มีวิธีใดแก้ได้</w:t>
       </w:r>
     </w:p>
     <w:p>
@@ -1125,7 +893,26 @@
           <w:sz w:val="32"/>
           <w:szCs w:val="32"/>
         </w:rPr>
-        <w:t>ด้วยการปรับคำสั่งถึง 4 แนวทางแล้วไม่มีวิธีใดแก้ได้ เมื่อวัดหาสาเหตุจึงพบว่า **ระยะห่างระหว่างลัง</w:t>
+        <w:t xml:space="preserve">เมื่อวัดหาสาเหตุพบว่า </w:t>
+      </w:r>
+      <w:r>
+        <w:rPr>
+          <w:rFonts w:ascii="TH Sarabun New" w:hAnsi="TH Sarabun New" w:cs="TH Sarabun New"/>
+          <w:b/>
+          <w:sz w:val="32"/>
+          <w:szCs w:val="32"/>
+          <w:bCs/>
+        </w:rPr>
+        <w:t>ระยะห่างระหว่างลังเป็นตัวกำหนดว่าจะผิดหรือไม่</w:t>
+      </w:r>
+      <w:r>
+        <w:rPr>
+          <w:rFonts w:ascii="TH Sarabun New" w:hAnsi="TH Sarabun New" w:cs="TH Sarabun New"/>
+          <w:b w:val="0"/>
+          <w:sz w:val="32"/>
+          <w:szCs w:val="32"/>
+        </w:rPr>
+        <w:t xml:space="preserve"> คือลัง WAIT กับ NG</w:t>
       </w:r>
     </w:p>
     <w:p>
@@ -1136,7 +923,7 @@
           <w:sz w:val="32"/>
           <w:szCs w:val="32"/>
         </w:rPr>
-        <w:t>เป็นตัวกำหนดว่าจะผิดหรือไม่** คือลัง WAIT กับ NG ที่อยู่ห่างกันเพียง 251 พิกเซลถูกเรียกผิด 66%</w:t>
+        <w:t>ที่ห่างกัน 251 พิกเซลถูกเรียกผิด 66% ขณะที่ลัง GOOD ซึ่งห่างออกไป 1,053 พิกเซลไม่เคยผิดเลย</w:t>
       </w:r>
     </w:p>
     <w:p>
@@ -1147,7 +934,7 @@
           <w:sz w:val="32"/>
           <w:szCs w:val="32"/>
         </w:rPr>
-        <w:t>ขณะที่ลัง GOOD ซึ่งอยู่ห่างออกไป 1,053 พิกเซลไม่เคยถูกเรียกผิดเลย แสดงว่าไม่ใช่ปัญหาอ่านป้ายไม่ออก</w:t>
+        <w:t>แสดงว่าไม่ใช่ปัญหาอ่านป้ายไม่ออก แต่เป็นปัญหาการจับคู่ป้ายเข้ากับวัตถุ ซึ่งเป็นข้อจำกัด</w:t>
       </w:r>
     </w:p>
     <w:p>
@@ -1158,7 +945,7 @@
           <w:sz w:val="32"/>
           <w:szCs w:val="32"/>
         </w:rPr>
-        <w:t>แต่เป็นปัญหาการจับคู่ป้ายเข้ากับวัตถุ ซึ่งเป็นข้อจำกัดเชิงโครงสร้างของแบบจำลองกลุ่มนี้</w:t>
+        <w:t>เชิงโครงสร้างที่มีรายงานในงานวิจัย (เอกสารอ้างอิง [9]) **แก้ด้วยการให้โปรแกรมครอบภาพทีละลัง</w:t>
       </w:r>
     </w:p>
     <w:p>
@@ -1169,7 +956,7 @@
           <w:sz w:val="32"/>
           <w:szCs w:val="32"/>
         </w:rPr>
-        <w:t>ที่มีรายงานไว้ในงานวิจัย (เอกสารอ้างอิง [9]) **วิธีแก้คือให้โปรแกรมครอบภาพทีละลังแล้วถามแบบจำลอง</w:t>
+        <w:t>แล้วถามแบบจำลองเพียงว่ามีมือหรือไม่ ทำให้ตัวตนของลังมาจากโปรแกรมไม่ใช่จากแบบจำลอง</w:t>
       </w:r>
     </w:p>
     <w:p>
@@ -1180,18 +967,7 @@
           <w:sz w:val="32"/>
           <w:szCs w:val="32"/>
         </w:rPr>
-        <w:t>เพียงว่ามีมือหรือไม่ ทำให้ตัวตนของลังมาจากโปรแกรมไม่ใช่จากแบบจำลอง ผลคือถูกต้อง 8 จาก 8</w:t>
-      </w:r>
-    </w:p>
-    <w:p>
-      <w:r>
-        <w:rPr>
-          <w:rFonts w:ascii="TH Sarabun New" w:hAnsi="TH Sarabun New" w:cs="TH Sarabun New"/>
-          <w:b w:val="0"/>
-          <w:sz w:val="32"/>
-          <w:szCs w:val="32"/>
-        </w:rPr>
-        <w:t>ไม่มีการแจ้งผิด** และมีต้นทุนต่ำเพราะภาพที่ครอบแล้วเล็กกว่ามาก ใช้เวลาเพียง 0.27 วินาทีต่อครั้ง</w:t>
+        <w:t>ผลคือถูกต้อง 8 จาก 8 ไม่มีการแจ้งผิด** และใช้เวลาเพียง 0.27 วินาทีต่อครั้ง</w:t>
       </w:r>
     </w:p>
     <w:p/>
@@ -1204,7 +980,7 @@
           <w:szCs w:val="32"/>
           <w:bCs/>
         </w:rPr>
-        <w:t>ปัญหาที่สองคือหน้ากากมีขนาดเล็กเกินกว่าจะตรวจจากภาพเต็ม</w:t>
+        <w:t>ปัญหาที่สองคือหน้ากากเล็กเกินกว่าจะตรวจจากภาพเต็ม</w:t>
       </w:r>
       <w:r>
         <w:rPr>
@@ -1213,7 +989,7 @@
           <w:sz w:val="32"/>
           <w:szCs w:val="32"/>
         </w:rPr>
-        <w:t xml:space="preserve"> ซึ่งตรวจได้เพียง 8 จาก 35 จุด</w:t>
+        <w:t xml:space="preserve"> ซึ่งได้เพียง 23% เพราะกินพื้นที่ราว 4%</w:t>
       </w:r>
     </w:p>
     <w:p>
@@ -1224,7 +1000,7 @@
           <w:sz w:val="32"/>
           <w:szCs w:val="32"/>
         </w:rPr>
-        <w:t>คือ 23% เพราะหน้ากากกินพื้นที่ประมาณ 4% ของภาพและผู้ปฏิบัติงานก้มหน้า **แก้ได้ด้วยการครอบ</w:t>
+        <w:t>ของภาพและผู้ปฏิบัติงานก้มหน้า **แก้ด้วยการครอบเฉพาะศีรษะแล้วขยาย 4 เท่าก่อนส่งให้ดู</w:t>
       </w:r>
     </w:p>
     <w:p>
@@ -1235,11 +1011,8 @@
           <w:sz w:val="32"/>
           <w:szCs w:val="32"/>
         </w:rPr>
-        <w:t>เฉพาะส่วนศีรษะแล้วขยาย 4 เท่าด้วยแบบจำลองขยายภาพก่อนส่งให้ดู ทำให้เพิ่มเป็น 80%**</w:t>
+        <w:t>ทำให้เพิ่มเป็น 80%</w:t>
       </w:r>
-    </w:p>
-    <w:p/>
-    <w:p>
       <w:r>
         <w:rPr>
           <w:rFonts w:ascii="TH Sarabun New" w:hAnsi="TH Sarabun New" w:cs="TH Sarabun New"/>
@@ -1248,7 +1021,7 @@
           <w:szCs w:val="32"/>
           <w:bCs/>
         </w:rPr>
-        <w:t>ปัญหาที่สามคือแบบจำลองตอบคำถามที่ระดับคน ไม่ใช่ระดับมือ</w:t>
+        <w:t xml:space="preserve"> · </w:t>
       </w:r>
       <w:r>
         <w:rPr>
@@ -1257,7 +1030,7 @@
           <w:sz w:val="32"/>
           <w:szCs w:val="32"/>
         </w:rPr>
-        <w:t xml:space="preserve"> ซึ่งทำให้ถุงมือตรวจได้เพียง 57%</w:t>
+        <w:t>ปัญหาที่สามคือแบบจำลองตอบที่ระดับคน ไม่ใช่ระดับมือ** ทำให้ถุงมือได้ 57%</w:t>
       </w:r>
     </w:p>
     <w:p>
@@ -1268,7 +1041,7 @@
           <w:sz w:val="32"/>
           <w:szCs w:val="32"/>
         </w:rPr>
-        <w:t>เมื่อวิเคราะห์พบว่าความผิดพลาดทั้ง 6 จุดมีรากเดียวกัน คือเมื่อถอดถุงมือข้างเดียว แบบจำลองเห็น</w:t>
+        <w:t>เพราะเมื่อถอดข้างเดียวจะเห็นมืออีกข้างที่ยังใส่อยู่จึงตอบว่าใส่ และเมื่อมือถูกผ้าบังจะไม่เห็นสีขาว</w:t>
       </w:r>
     </w:p>
     <w:p>
@@ -1279,7 +1052,7 @@
           <w:sz w:val="32"/>
           <w:szCs w:val="32"/>
         </w:rPr>
-        <w:t>มืออีกข้างที่ยังใส่อยู่จึงตอบว่าใส่ และเมื่อมือถูกผ้าเช็ดบัง แบบจำลองไม่เห็นสีขาวจึงตอบว่าไม่ใส่</w:t>
+        <w:t>จึงตอบว่าไม่ใส่ ขณะที่กรณีถอดทั้งสองข้างตรวจได้ถูกทุกจุด ทางแก้คือแยกถามทีละมือ</w:t>
       </w:r>
     </w:p>
     <w:p>
@@ -1290,29 +1063,7 @@
           <w:sz w:val="32"/>
           <w:szCs w:val="32"/>
         </w:rPr>
-        <w:t>ขณะที่กรณีถอดทั้งสองข้างซึ่งเห็นมือเปลือยชัดเจนนั้นตรวจได้ถูกทุกจุด ทางแก้ที่ชัดเจนแล้วคือ</w:t>
-      </w:r>
-    </w:p>
-    <w:p>
-      <w:r>
-        <w:rPr>
-          <w:rFonts w:ascii="TH Sarabun New" w:hAnsi="TH Sarabun New" w:cs="TH Sarabun New"/>
-          <w:b w:val="0"/>
-          <w:sz w:val="32"/>
-          <w:szCs w:val="32"/>
-        </w:rPr>
-        <w:t>แยกถามทีละมือ ซึ่งเป็นแนวทางเดียวกับที่แก้ปัญหาการระบุลังได้สำเร็จ แต่ยังไม่ได้ทำเพราะพบ</w:t>
-      </w:r>
-    </w:p>
-    <w:p>
-      <w:r>
-        <w:rPr>
-          <w:rFonts w:ascii="TH Sarabun New" w:hAnsi="TH Sarabun New" w:cs="TH Sarabun New"/>
-          <w:b w:val="0"/>
-          <w:sz w:val="32"/>
-          <w:szCs w:val="32"/>
-        </w:rPr>
-        <w:t>ตอนท้ายโครงงาน และมีต้นทุนต่ำ (รายละเอียดอยู่ในบทที่ 9)</w:t>
+        <w:t>ซึ่งเป็นแนวทางเดียวกับที่แก้เรื่องลังสำเร็จ แต่ยังไม่ได้ทำเพราะพบตอนท้ายโครงงาน (ดูบทที่ 9)</w:t>
       </w:r>
     </w:p>
     <w:p/>
@@ -1324,7 +1075,7 @@
           <w:sz w:val="32"/>
           <w:szCs w:val="32"/>
         </w:rPr>
-        <w:t xml:space="preserve">นอกจากนี้ยังพบข้อจำกัดของเครื่องมือรอบตัวอีก 3 เรื่อง เรื่องแรกคือ </w:t>
+        <w:t xml:space="preserve">นอกจากนี้ยังพบว่า </w:t>
       </w:r>
       <w:r>
         <w:rPr>
@@ -1336,8 +1087,6 @@
         </w:rPr>
         <w:t>คำตอบไม่คงที่แม้สั่งไม่ให้สุ่ม</w:t>
       </w:r>
-    </w:p>
-    <w:p>
       <w:r>
         <w:rPr>
           <w:rFonts w:ascii="TH Sarabun New" w:hAnsi="TH Sarabun New" w:cs="TH Sarabun New"/>
@@ -1345,7 +1094,7 @@
           <w:sz w:val="32"/>
           <w:szCs w:val="32"/>
         </w:rPr>
-        <w:t>ซึ่งเกิดจากระบบให้บริการแบบจำลองรวบคำขอที่เข้ามาพร้อมกันเป็นกลุ่ม ทำให้ลำดับการคำนวณ</w:t>
+        <w:t xml:space="preserve"> เพราะระบบให้บริการรวบคำขอเป็นกลุ่ม</w:t>
       </w:r>
     </w:p>
     <w:p>
@@ -1356,7 +1105,7 @@
           <w:sz w:val="32"/>
           <w:szCs w:val="32"/>
         </w:rPr>
-        <w:t>ต่างกันเล็กน้อยในแต่ละครั้ง (เอกสารอ้างอิง [6]) จึงออกแบบระบบเป็น 2 ชั้นโดยให้ชั้นแจ้งเตือน</w:t>
+        <w:t>ทำให้ลำดับการคำนวณต่างกันเล็กน้อย (เอกสารอ้างอิง [6]) จึงออกแบบเป็น 2 ชั้นให้ชั้นแจ้งเตือน</w:t>
       </w:r>
     </w:p>
     <w:p>
@@ -1367,7 +1116,17 @@
           <w:sz w:val="32"/>
           <w:szCs w:val="32"/>
         </w:rPr>
-        <w:t>ตอบสั้นว่าใช่หรือไม่ใช่ ทำให้ชั้นข้อเท็จจริงคงที่ 12 จาก 12 ครั้ง เรื่องที่สองคือ **โหมดส่งวิดีโอ</w:t>
+        <w:t xml:space="preserve">ตอบสั้น ทำให้คงที่ 12 จาก 12 ครั้ง · </w:t>
+      </w:r>
+      <w:r>
+        <w:rPr>
+          <w:rFonts w:ascii="TH Sarabun New" w:hAnsi="TH Sarabun New" w:cs="TH Sarabun New"/>
+          <w:b/>
+          <w:sz w:val="32"/>
+          <w:szCs w:val="32"/>
+          <w:bCs/>
+        </w:rPr>
+        <w:t>โหมดส่งวิดีโอทำให้ระบบให้บริการหยุดทำงาน</w:t>
       </w:r>
     </w:p>
     <w:p>
@@ -1378,7 +1137,7 @@
           <w:sz w:val="32"/>
           <w:szCs w:val="32"/>
         </w:rPr>
-        <w:t>ทำให้ระบบให้บริการหยุดทำงาน** จึงเปลี่ยนมาป้อนภาพนิ่ง 2 เฟรมที่อยู่ติดกันแทน ซึ่งเสถียร</w:t>
+        <w:t>จึงเปลี่ยนมาป้อนภาพนิ่ง 2 เฟรมติดกันแทน · และ **เครื่องเช่าตั้งค่าเริ่มต้นชี้ไปแบบจำลองตัวอื่น</w:t>
       </w:r>
     </w:p>
     <w:p>
@@ -1389,18 +1148,7 @@
           <w:sz w:val="32"/>
           <w:szCs w:val="32"/>
         </w:rPr>
-        <w:t>ตลอดคลิปโดยแลกกับการไม่เห็นบริบทยาว และเรื่องที่สามคือ **เครื่องเช่าตั้งค่าเริ่มต้นชี้ไปแบบจำลอง</w:t>
-      </w:r>
-    </w:p>
-    <w:p>
-      <w:r>
-        <w:rPr>
-          <w:rFonts w:ascii="TH Sarabun New" w:hAnsi="TH Sarabun New" w:cs="TH Sarabun New"/>
-          <w:b w:val="0"/>
-          <w:sz w:val="32"/>
-          <w:szCs w:val="32"/>
-        </w:rPr>
-        <w:t>ตัวอื่นโดยไม่มีสัญญาณเตือน** จึงเพิ่มขั้นตอนตรวจสอบก่อนวัดทุกครั้ง ถ้าไม่ตรงจะหยุดทันที</w:t>
+        <w:t>โดยไม่มีสัญญาณเตือน** จึงเพิ่มขั้นตอนตรวจสอบก่อนวัดทุกครั้ง ถ้าไม่ตรงจะหยุดทันที</w:t>
       </w:r>
     </w:p>
     <w:p/>
@@ -1412,7 +1160,7 @@
           <w:sz w:val="32"/>
           <w:szCs w:val="32"/>
         </w:rPr>
-        <w:t>**บทเรียนเชิงออกแบบที่ได้ร่วมกันจากทุกข้อคือ เมื่อเจอข้อจำกัดเชิงโครงสร้างของแบบจำลอง</w:t>
+        <w:t>**บทเรียนร่วมของทุกข้อคือ เมื่อเจอข้อจำกัดเชิงโครงสร้าง การพยายามแก้ด้วยการปรับคำสั่ง</w:t>
       </w:r>
     </w:p>
     <w:p>
@@ -1423,7 +1171,7 @@
           <w:sz w:val="32"/>
           <w:szCs w:val="32"/>
         </w:rPr>
-        <w:t>การพยายามแก้ด้วยการปรับคำสั่งเป็นการเสียเวลา ทางออกคือออกแบบระบบให้ไม่ต้องถามคำถาม</w:t>
+        <w:t>เป็นการเสียเวลา ทางออกคือออกแบบระบบให้ไม่ต้องถามคำถามที่แบบจำลองตอบไม่ได้</w:t>
       </w:r>
     </w:p>
     <w:p>
@@ -1434,7 +1182,7 @@
           <w:sz w:val="32"/>
           <w:szCs w:val="32"/>
         </w:rPr>
-        <w:t>ที่แบบจำลองตอบไม่ได้ แล้วให้โปรแกรมรับผิดชอบส่วนนั้นแทน** ซึ่งเป็นหลักการที่ใช้แก้ปัญหา</w:t>
+        <w:t>แล้วให้โปรแกรมรับผิดชอบส่วนนั้นแทน** อีกบทเรียนคือคุณค่าของการวัดผลก่อนนำกลไกเข้าระบบ</w:t>
       </w:r>
     </w:p>
     <w:p>
@@ -1445,7 +1193,7 @@
           <w:sz w:val="32"/>
           <w:szCs w:val="32"/>
         </w:rPr>
-        <w:t>ส่วนใหญ่ในโครงงานนี้ได้สำเร็จ อีกบทเรียนหนึ่งคือคุณค่าของการวัดผลก่อนนำกลไกเข้าระบบ</w:t>
+        <w:t>โดยเคยทดลองเพิ่มตัวกรองว่าถ้าแบบจำลองมองไม่เห็นใบหน้าก็อย่าเพิ่งตัดสิน ซึ่งฟังดูสมเหตุสมผล</w:t>
       </w:r>
     </w:p>
     <w:p>
@@ -1456,29 +1204,17 @@
           <w:sz w:val="32"/>
           <w:szCs w:val="32"/>
         </w:rPr>
-        <w:t>โดยระหว่างพัฒนาได้ทดลองเพิ่มตัวกรองที่กำหนดว่าถ้าแบบจำลองบอกว่ามองไม่เห็นใบหน้า</w:t>
+        <w:t xml:space="preserve">แต่วัดผลจริงพบว่า </w:t>
       </w:r>
-    </w:p>
-    <w:p>
       <w:r>
         <w:rPr>
           <w:rFonts w:ascii="TH Sarabun New" w:hAnsi="TH Sarabun New" w:cs="TH Sarabun New"/>
-          <w:b w:val="0"/>
+          <w:b/>
           <w:sz w:val="32"/>
           <w:szCs w:val="32"/>
+          <w:bCs/>
         </w:rPr>
-        <w:t>ก็อย่าเพิ่งตัดสิน ซึ่งฟังดูสมเหตุสมผลมาก แต่เมื่อวัดผลจริงพบว่า **ตัวกรองนั้นทิ้งคำตอบที่ถูก</w:t>
-      </w:r>
-    </w:p>
-    <w:p>
-      <w:r>
-        <w:rPr>
-          <w:rFonts w:ascii="TH Sarabun New" w:hAnsi="TH Sarabun New" w:cs="TH Sarabun New"/>
-          <w:b w:val="0"/>
-          <w:sz w:val="32"/>
-          <w:szCs w:val="32"/>
-        </w:rPr>
-        <w:t>ไปถึง 19 จุด ทำให้อัตราการตรวจพบลดจาก 80% เหลือ 26% จึงถอดออก**</w:t>
+        <w:t>ทิ้งคำตอบที่ถูกไป 19 จุด ทำให้ลดจาก 80% เหลือ 26% จึงถอดออก</w:t>
       </w:r>
     </w:p>
     <w:p/>
@@ -1501,7 +1237,7 @@
           <w:sz w:val="32"/>
           <w:szCs w:val="32"/>
         </w:rPr>
-        <w:t>ส่วนการไม่มีชุดข้อมูลติดป้ายกำกับนั้นกลายเป็นเหตุผลที่เลือกแนวทางไม่เทรน อันเป็นจุดเด่นของงานนี้</w:t>
+        <w:t>ส่วนการไม่มีชุดข้อมูลติดป้ายกำกับกลายเป็นเหตุผลที่เลือกแนวทางไม่เทรนอันเป็นจุดเด่นของงานนี้</w:t>
       </w:r>
     </w:p>
     <w:p>
@@ -1512,18 +1248,7 @@
           <w:sz w:val="32"/>
           <w:szCs w:val="32"/>
         </w:rPr>
-        <w:t>และเนื่องจากไม่มีการ์ดจอเป็นของตัวเองจึงต้องเช่ารายชั่วโมงและวางแผนวัดให้ครบในรอบเดียว</w:t>
-      </w:r>
-    </w:p>
-    <w:p>
-      <w:r>
-        <w:rPr>
-          <w:rFonts w:ascii="TH Sarabun New" w:hAnsi="TH Sarabun New" w:cs="TH Sarabun New"/>
-          <w:b w:val="0"/>
-          <w:sz w:val="32"/>
-          <w:szCs w:val="32"/>
-        </w:rPr>
-        <w:t xml:space="preserve">ทั้งนี้พบว่า </w:t>
+        <w:t xml:space="preserve">และเนื่องจาก </w:t>
       </w:r>
       <w:r>
         <w:rPr>
@@ -1542,7 +1267,7 @@
           <w:sz w:val="32"/>
           <w:szCs w:val="32"/>
         </w:rPr>
-        <w:t xml:space="preserve"> เพราะการให้แบบจำลองตอบครบ</w:t>
+        <w:t xml:space="preserve"> (แบบจำลองตอบครบ 220 เฟรม</w:t>
       </w:r>
     </w:p>
     <w:p>
@@ -1553,7 +1278,7 @@
           <w:sz w:val="32"/>
           <w:szCs w:val="32"/>
         </w:rPr>
-        <w:t>220 เฟรมใช้เวลาเพียงราว 2 นาที ขณะที่การทำเฉลยต้องใช้คนไล่ดูถึง 1,320 การตัดสิน</w:t>
+        <w:t>ใช้เวลาราว 2 นาที แต่การทำเฉลยต้องใช้คนไล่ดู 1,320 การตัดสิน) จึงเลือกตรวจทุก 3 วินาที</w:t>
       </w:r>
     </w:p>
     <w:p>
@@ -1564,18 +1289,7 @@
           <w:sz w:val="32"/>
           <w:szCs w:val="32"/>
         </w:rPr>
-        <w:t>จึงเลือกตรวจทุก 3 วินาที ซึ่งเพียงพอเพราะทุกช่วงการละเมิดในคลิปยาวเกิน 6 วินาที</w:t>
-      </w:r>
-    </w:p>
-    <w:p>
-      <w:r>
-        <w:rPr>
-          <w:rFonts w:ascii="TH Sarabun New" w:hAnsi="TH Sarabun New" w:cs="TH Sarabun New"/>
-          <w:b w:val="0"/>
-          <w:sz w:val="32"/>
-          <w:szCs w:val="32"/>
-        </w:rPr>
-        <w:t>ไม่มีเหตุการณ์ใดหลุดจากการสุ่มตรวจ</w:t>
+        <w:t>ซึ่งเพียงพอเพราะทุกช่วงการละเมิดยาวเกิน 6 วินาที ไม่มีเหตุใดหลุดจากการสุ่มตรวจ</w:t>
       </w:r>
     </w:p>
     <w:p/>
